--- a/plantillas_maestras/14_seguro_desempleo/negativa_cobertura/1_ddo_banco_o_financiera/varon/TPL_1791_2025_SEGURO_DESEMPLEO_NEGATIVA_COBERTURA_BANCO_VARON_R1.docx
+++ b/plantillas_maestras/14_seguro_desempleo/negativa_cobertura/1_ddo_banco_o_financiera/varon/TPL_1791_2025_SEGURO_DESEMPLEO_NEGATIVA_COBERTURA_BANCO_VARON_R1.docx
@@ -354,7 +354,7 @@
           <w14:ligatures w14:val="none"/>
         </w:rPr>
         <w:tab/>
-        <w:t xml:space="preserve">:       </w:t>
+        <w:t xml:space="preserve">: </w:t>
       </w:r>
       <w:r>
         <w:rPr>
@@ -765,7 +765,7 @@
           <w:lang w:val="es-ES" w:eastAsia="es-ES"/>
           <w14:ligatures w14:val="none"/>
         </w:rPr>
-        <w:t>por presuntas infracciones a la Ley N°29571, Código de Protección y Defensa del Consumidor (en adelante, Código)</w:t>
+        <w:t>por presuntas infracciones a la Ley 29571, Código de Protección y Defensa del Consumidor (en adelante, Código)</w:t>
       </w:r>
       <w:r>
         <w:rPr>
@@ -845,7 +845,7 @@
           <w:lang w:eastAsia="es-ES"/>
           <w14:ligatures w14:val="none"/>
         </w:rPr>
-        <w:t xml:space="preserve">Con anterioridad al 21 de mayo de 2025, contrató el crédito por convenio N° 01990479 con Interbank, el cual incluía el Seguro de Protección de Crédito Full </w:t>
+        <w:t xml:space="preserve">Con anterioridad al 21 de mayo de 2025, contrató el crédito por convenio 019xxxxxx479 con Interbank, el cual incluía el Seguro de Protección de Crédito Full </w:t>
       </w:r>
       <w:r>
         <w:rPr>
@@ -865,7 +865,7 @@
           <w:lang w:eastAsia="es-ES"/>
           <w14:ligatures w14:val="none"/>
         </w:rPr>
-        <w:t>N°</w:t>
+        <w:t/>
       </w:r>
       <w:r>
         <w:rPr>
@@ -1078,7 +1078,7 @@
           <w:lang w:eastAsia="es-ES"/>
           <w14:ligatures w14:val="none"/>
         </w:rPr>
-        <w:t>abonó el monto de S/. 5 360,94 a la cuenta corriente N° 2003001</w:t>
+        <w:t>abonó el monto de S/. 5 360,94 a la cuenta corriente 200xxxxxx001</w:t>
       </w:r>
       <w:r>
         <w:rPr>
@@ -1252,7 +1252,7 @@
           <w:lang w:eastAsia="es-ES"/>
           <w14:ligatures w14:val="none"/>
         </w:rPr>
-        <w:t xml:space="preserve"> con el fin de averiguar la situación de la aplicación del beneficio del Seguro de Crédito al crédito por convenio N° 01990479</w:t>
+        <w:t xml:space="preserve"> con el fin de averiguar la situación de la aplicación del beneficio del Seguro de Crédito al crédito por convenio 019xxxxxx479</w:t>
       </w:r>
       <w:r>
         <w:rPr>
@@ -1312,7 +1312,7 @@
           <w:lang w:eastAsia="es-ES"/>
           <w14:ligatures w14:val="none"/>
         </w:rPr>
-        <w:t xml:space="preserve">generó el reclamo N° 9660807, en el cual </w:t>
+        <w:t xml:space="preserve">generó el reclamo 9660807, en el cual </w:t>
       </w:r>
       <w:r>
         <w:rPr>
@@ -1419,17 +1419,17 @@
           <w:lang w:eastAsia="es-ES"/>
           <w14:ligatures w14:val="none"/>
         </w:rPr>
-        <w:t>2025, Interbank resolvió el reclamo N° 9660807 indicando que no era posible atender lo solicitado por no validar u</w:t>
-      </w:r>
-      <w:r>
-        <w:rPr>
-          <w:rFonts w:ascii="Arial Narrow" w:eastAsia="Times New Roman" w:hAnsi="Arial Narrow" w:cs="Arial"/>
-          <w:color w:val="000000"/>
-          <w:kern w:val="0"/>
-          <w:lang w:eastAsia="es-ES"/>
-          <w14:ligatures w14:val="none"/>
-        </w:rPr>
-        <w:t>n importe pendiente de devolución en el crédito por convenio N° 01990479</w:t>
+        <w:t>2025, Interbank resolvió el reclamo 9660807 indicando que no era posible atender lo solicitado por no validar u</w:t>
+      </w:r>
+      <w:r>
+        <w:rPr>
+          <w:rFonts w:ascii="Arial Narrow" w:eastAsia="Times New Roman" w:hAnsi="Arial Narrow" w:cs="Arial"/>
+          <w:color w:val="000000"/>
+          <w:kern w:val="0"/>
+          <w:lang w:eastAsia="es-ES"/>
+          <w14:ligatures w14:val="none"/>
+        </w:rPr>
+        <w:t>n importe pendiente de devolución en el crédito por convenio 019xxxxxx479</w:t>
       </w:r>
       <w:r>
         <w:rPr>
@@ -1506,7 +1506,7 @@
           <w:lang w:eastAsia="es-ES"/>
           <w14:ligatures w14:val="none"/>
         </w:rPr>
-        <w:t xml:space="preserve"> el reclamo N° 9704984, en el cual</w:t>
+        <w:t xml:space="preserve"> el reclamo 9704984, en el cual</w:t>
       </w:r>
       <w:r>
         <w:rPr>
@@ -1603,7 +1603,7 @@
           <w:lang w:eastAsia="es-ES"/>
           <w14:ligatures w14:val="none"/>
         </w:rPr>
-        <w:t xml:space="preserve"> N° 9704984 indicando que no registraba orden de pago emitida</w:t>
+        <w:t xml:space="preserve"> 9704984 indicando que no registraba orden de pago emitida</w:t>
       </w:r>
       <w:r>
         <w:rPr>
@@ -1680,7 +1680,7 @@
           <w:lang w:eastAsia="es-ES"/>
           <w14:ligatures w14:val="none"/>
         </w:rPr>
-        <w:t xml:space="preserve">2025, registró el reclamo N° 9731982, en el </w:t>
+        <w:t xml:space="preserve">2025, registró el reclamo 9731982, en el </w:t>
       </w:r>
       <w:r>
         <w:rPr>
@@ -1946,7 +1946,7 @@
           <w:lang w:eastAsia="es-ES"/>
           <w14:ligatures w14:val="none"/>
         </w:rPr>
-        <w:t>extensión de plazo de resolución del reclamo N° 9731982.</w:t>
+        <w:t>extensión de plazo de resolución del reclamo 9731982.</w:t>
       </w:r>
     </w:p>
     <w:p>
@@ -2146,7 +2146,7 @@
           <w:lang w:eastAsia="es-ES"/>
           <w14:ligatures w14:val="none"/>
         </w:rPr>
-        <w:t>N° 9731982</w:t>
+        <w:t>9731982</w:t>
       </w:r>
       <w:r>
         <w:rPr>
@@ -2356,7 +2356,7 @@
           <w:lang w:val="es-ES" w:eastAsia="es-ES"/>
           <w14:ligatures w14:val="none"/>
         </w:rPr>
-        <w:t xml:space="preserve"> las 6 cuotas adelantadas del contrato de crédito por Convenio N° 01990479 desde la notificación de la cobertura del seguro</w:t>
+        <w:t xml:space="preserve"> las 6 cuotas adelantadas del contrato de crédito por Convenio 019xxxxxx479 desde la notificación de la cobertura del seguro</w:t>
       </w:r>
       <w:r>
         <w:rPr>
@@ -2760,7 +2760,7 @@
           <w:lang w:eastAsia="es-PE"/>
           <w14:ligatures w14:val="none"/>
         </w:rPr>
-        <w:t>La Secretaría Técnica de la Comisión de Protección al Consumidor N°1 (en adelante, la Secretaría Técnica), en ejercicio de sus facultades</w:t>
+        <w:t>La Secretaría Técnica de la Comisión de Protección al Consumidor 1 (en adelante, la Secretaría Técnica), en ejercicio de sus facultades</w:t>
       </w:r>
       <w:bookmarkEnd w:id="1"/>
       <w:bookmarkEnd w:id="2"/>
@@ -2854,7 +2854,7 @@
           <w:lang w:eastAsia="es-PE"/>
           <w14:ligatures w14:val="none"/>
         </w:rPr>
-        <w:t>N°</w:t>
+        <w:t/>
       </w:r>
       <w:proofErr w:type="spellEnd"/>
       <w:r>
@@ -2891,7 +2891,7 @@
           <w:lang w:eastAsia="es-PE"/>
           <w14:ligatures w14:val="none"/>
         </w:rPr>
-        <w:t>°</w:t>
+        <w:t/>
       </w:r>
       <w:r>
         <w:rPr>
@@ -2909,7 +2909,7 @@
           <w:lang w:eastAsia="es-PE"/>
           <w14:ligatures w14:val="none"/>
         </w:rPr>
-        <w:t>°</w:t>
+        <w:t/>
       </w:r>
       <w:r>
         <w:rPr>
@@ -3469,7 +3469,7 @@
           <w:lang w:val="es-ES" w:eastAsia="es-ES"/>
           <w14:ligatures w14:val="none"/>
         </w:rPr>
-        <w:t>N°</w:t>
+        <w:t/>
       </w:r>
       <w:proofErr w:type="spellEnd"/>
       <w:r>
@@ -3555,7 +3555,7 @@
           <w:lang w:val="es-ES" w:eastAsia="es-ES"/>
           <w14:ligatures w14:val="none"/>
         </w:rPr>
-        <w:t>N°</w:t>
+        <w:t/>
       </w:r>
       <w:proofErr w:type="spellEnd"/>
       <w:r>
@@ -3597,7 +3597,7 @@
           <w:lang w:val="es-ES" w:eastAsia="es-ES"/>
           <w14:ligatures w14:val="none"/>
         </w:rPr>
-        <w:t>N°</w:t>
+        <w:t/>
       </w:r>
       <w:proofErr w:type="spellEnd"/>
       <w:r>
@@ -3700,7 +3700,7 @@
           <w:lang w:eastAsia="es-PE"/>
           <w14:ligatures w14:val="none"/>
         </w:rPr>
-        <w:t xml:space="preserve">RESOLUCIÓN DE LA SECRETARÍA TÉCNICA  </w:t>
+        <w:t xml:space="preserve">RESOLUCIÓN DE LA SECRETARÍA TÉCNICA </w:t>
       </w:r>
     </w:p>
     <w:p>
@@ -3930,7 +3930,7 @@
           <w:lang w:eastAsia="es-PE"/>
           <w14:ligatures w14:val="none"/>
         </w:rPr>
-        <w:t xml:space="preserve"> infracción a los artículos 18° y 19°</w:t>
+        <w:t xml:space="preserve"> infracción a los artículos 18 y 19</w:t>
       </w:r>
       <w:r>
         <w:rPr>
@@ -4041,7 +4041,7 @@
           <w:lang w:eastAsia="es-PE"/>
           <w14:ligatures w14:val="none"/>
         </w:rPr>
-        <w:t>crédito por convenio N° 01990479</w:t>
+        <w:t>crédito por convenio 019xxxxxx479</w:t>
       </w:r>
       <w:r>
         <w:rPr>
@@ -4091,7 +4091,7 @@
         <w:rPr>
           <w:rFonts w:ascii="Arial Narrow" w:eastAsia="Arial Narrow" w:hAnsi="Arial Narrow" w:cs="Arial Narrow"/>
         </w:rPr>
-        <w:t xml:space="preserve">Presunta infracción al numeral 88.1 del artículo 88 de la Ley N° 29571, Código de Protección y Defensa del Consumidor, </w:t>
+        <w:t xml:space="preserve">Presunta infracción al numeral 88.1 del artículo 88 de la Ley 29571, Código de Protección y Defensa del Consumidor, </w:t>
       </w:r>
       <w:r>
         <w:rPr>
@@ -4163,7 +4163,7 @@
         <w:rPr>
           <w:rFonts w:ascii="Arial Narrow" w:eastAsia="Arial Narrow" w:hAnsi="Arial Narrow" w:cs="Arial Narrow"/>
         </w:rPr>
-        <w:t xml:space="preserve">Presunta infracción al numeral 88.1 del artículo 88 de la Ley N° 29571, Código de Protección y Defensa del Consumidor, </w:t>
+        <w:t xml:space="preserve">Presunta infracción al numeral 88.1 del artículo 88 de la Ley 29571, Código de Protección y Defensa del Consumidor, </w:t>
       </w:r>
       <w:r>
         <w:rPr>
@@ -4235,7 +4235,7 @@
         <w:rPr>
           <w:rFonts w:ascii="Arial Narrow" w:eastAsia="Arial Narrow" w:hAnsi="Arial Narrow" w:cs="Arial Narrow"/>
         </w:rPr>
-        <w:t xml:space="preserve">Presunta infracción al numeral 88.1 del artículo 88 de la Ley N° 29571, Código de Protección y Defensa del Consumidor, </w:t>
+        <w:t xml:space="preserve">Presunta infracción al numeral 88.1 del artículo 88 de la Ley 29571, Código de Protección y Defensa del Consumidor, </w:t>
       </w:r>
       <w:r>
         <w:rPr>
@@ -4582,7 +4582,7 @@
           <w:lang w:eastAsia="es-PE"/>
           <w14:ligatures w14:val="none"/>
         </w:rPr>
-        <w:t>°</w:t>
+        <w:t/>
       </w:r>
       <w:r>
         <w:rPr>
@@ -4687,7 +4687,7 @@
           <w:lang w:eastAsia="es-PE"/>
           <w14:ligatures w14:val="none"/>
         </w:rPr>
-        <w:t>°</w:t>
+        <w:t/>
       </w:r>
       <w:r>
         <w:rPr>
@@ -4890,7 +4890,7 @@
           <w:lang w:eastAsia="es-PE"/>
           <w14:ligatures w14:val="none"/>
         </w:rPr>
-        <w:t>°</w:t>
+        <w:t/>
       </w:r>
       <w:r>
         <w:rPr>
@@ -5022,7 +5022,7 @@
           <w:lang w:val="es-ES" w:eastAsia="es-ES"/>
           <w14:ligatures w14:val="none"/>
         </w:rPr>
-        <w:t>(i) presentar una copia completa, legible y debidamente suscrita del contrato de crédito por convenio N° 01990479, así como el cargo de remisión del contrato; (</w:t>
+        <w:t>(i) presentar una copia completa, legible y debidamente suscrita del contrato de crédito por convenio 019xxxxxx479, así como el cargo de remisión del contrato; (</w:t>
       </w:r>
       <w:proofErr w:type="spellStart"/>
       <w:r>
@@ -5086,7 +5086,7 @@
           <w:lang w:val="es-ES" w:eastAsia="es-ES"/>
           <w14:ligatures w14:val="none"/>
         </w:rPr>
-        <w:t xml:space="preserve"> Compañía de Seguros S.A. por el monto de S/. 5 360,94 a la cuenta corriente N° 2003001***941 </w:t>
+        <w:t xml:space="preserve"> Compañía de Seguros S.A. por el monto de S/. 5 360,94 a la cuenta corriente 200xxxxxx941 </w:t>
       </w:r>
       <w:r>
         <w:rPr>
@@ -5106,7 +5106,7 @@
           <w:lang w:val="es-ES" w:eastAsia="es-ES"/>
           <w14:ligatures w14:val="none"/>
         </w:rPr>
-        <w:t xml:space="preserve"> seis cuotas del pago del crédito por convenio N° 01990479; y, (</w:t>
+        <w:t xml:space="preserve"> seis cuotas del pago del crédito por convenio 019xxxxxx479; y, (</w:t>
       </w:r>
       <w:proofErr w:type="spellStart"/>
       <w:r>
@@ -5207,7 +5207,7 @@
           <w:lang w:eastAsia="es-PE"/>
           <w14:ligatures w14:val="none"/>
         </w:rPr>
-        <w:t>°</w:t>
+        <w:t/>
       </w:r>
       <w:r>
         <w:rPr>
@@ -5248,7 +5248,7 @@
           <w:lang w:eastAsia="es-PE"/>
           <w14:ligatures w14:val="none"/>
         </w:rPr>
-        <w:t>°</w:t>
+        <w:t/>
       </w:r>
       <w:r>
         <w:rPr>
@@ -5268,7 +5268,7 @@
           <w:lang w:eastAsia="es-PE"/>
           <w14:ligatures w14:val="none"/>
         </w:rPr>
-        <w:t>°</w:t>
+        <w:t/>
       </w:r>
       <w:r>
         <w:rPr>
@@ -5288,7 +5288,7 @@
           <w:lang w:eastAsia="es-PE"/>
           <w14:ligatures w14:val="none"/>
         </w:rPr>
-        <w:t>°</w:t>
+        <w:t/>
       </w:r>
       <w:r>
         <w:rPr>
@@ -5341,7 +5341,7 @@
           <w:lang w:eastAsia="es-PE"/>
           <w14:ligatures w14:val="none"/>
         </w:rPr>
-        <w:t>°</w:t>
+        <w:t/>
       </w:r>
       <w:r>
         <w:rPr>
@@ -5432,7 +5432,7 @@
           <w:lang w:eastAsia="es-PE"/>
           <w14:ligatures w14:val="none"/>
         </w:rPr>
-        <w:t>°</w:t>
+        <w:t/>
       </w:r>
       <w:r>
         <w:rPr>
@@ -5535,7 +5535,7 @@
           <w:lang w:eastAsia="es-PE"/>
           <w14:ligatures w14:val="none"/>
         </w:rPr>
-        <w:t>°</w:t>
+        <w:t/>
       </w:r>
       <w:r>
         <w:rPr>
@@ -5543,7 +5543,7 @@
           <w:kern w:val="0"/>
           <w14:ligatures w14:val="none"/>
         </w:rPr>
-        <w:t xml:space="preserve"> del Decreto Legislativo N° 807</w:t>
+        <w:t xml:space="preserve"> del Decreto Legislativo 807</w:t>
       </w:r>
       <w:r>
         <w:rPr>
@@ -5824,7 +5824,7 @@
           <w:lang w:eastAsia="es-PE"/>
           <w14:ligatures w14:val="none"/>
         </w:rPr>
-        <w:t>°</w:t>
+        <w:t/>
       </w:r>
       <w:r>
         <w:rPr>
@@ -5848,7 +5848,7 @@
           <w:lang w:eastAsia="es-PE"/>
           <w14:ligatures w14:val="none"/>
         </w:rPr>
-        <w:t>°</w:t>
+        <w:t/>
       </w:r>
       <w:r>
         <w:rPr>
@@ -6029,7 +6029,7 @@
           <w:kern w:val="0"/>
           <w14:ligatures w14:val="none"/>
         </w:rPr>
-        <w:t> Protección al Consumidor N° 1</w:t>
+        <w:t> Protección al Consumidor 1</w:t>
       </w:r>
     </w:p>
     <w:p>
@@ -6248,7 +6248,7 @@
           <w:szCs w:val="15"/>
         </w:rPr>
         <w:tab/>
-        <w:t xml:space="preserve">Denuncia remitida a esta Comisión mediante MEMORANDUM N° </w:t>
+        <w:t xml:space="preserve">Denuncia remitida a esta Comisión mediante MEMORANDUM </w:t>
       </w:r>
       <w:r>
         <w:rPr>
@@ -6431,7 +6431,7 @@
           <w:sz w:val="15"/>
           <w:szCs w:val="15"/>
         </w:rPr>
-        <w:t xml:space="preserve">  </w:t>
+        <w:t xml:space="preserve"> </w:t>
       </w:r>
       <w:r>
         <w:rPr>
@@ -6449,7 +6449,7 @@
           <w:sz w:val="15"/>
           <w:szCs w:val="15"/>
         </w:rPr>
-        <w:t xml:space="preserve">LEY N° 29571, CÓDIGO DE PROTECCIÓN Y DEFENSA DEL CONSUMIDOR, publicado el 2 de setiembre de 2010 y modificado por Decreto Legislativo N° 1308 </w:t>
+        <w:t xml:space="preserve">LEY 29571, CÓDIGO DE PROTECCIÓN Y DEFENSA DEL CONSUMIDOR, publicado el 2 de setiembre de 2010 y modificado por Decreto Legislativo 1308 </w:t>
       </w:r>
     </w:p>
     <w:p>
@@ -6501,7 +6501,7 @@
           <w:szCs w:val="15"/>
         </w:rPr>
         <w:tab/>
-        <w:t xml:space="preserve">El Instituto Nacional de Defensa de la Competencia y de la Protección de la Propiedad Intelectual (Indecopi) es la autoridad con competencia primaria y de alcance nacional para conocer las presuntas infracciones a las disposiciones contenidas en el presente Código, así como para imponer las sanciones y medidas correctivas establecidas en el presente capítulo, conforme al Decreto Legislativo N° 1033, Ley de Organización y Funciones del Indecopi. Dicha competencia solo puede ser negada cuando ella haya sido asignada o se asigne a favor de otro organismo por norma expresa con rango de ley. </w:t>
+        <w:t xml:space="preserve">El Instituto Nacional de Defensa de la Competencia y de la Protección de la Propiedad Intelectual (Indecopi) es la autoridad con competencia primaria y de alcance nacional para conocer las presuntas infracciones a las disposiciones contenidas en el presente Código, así como para imponer las sanciones y medidas correctivas establecidas en el presente capítulo, conforme al Decreto Legislativo 1033, Ley de Organización y Funciones del Indecopi. Dicha competencia solo puede ser negada cuando ella haya sido asignada o se asigne a favor de otro organismo por norma expresa con rango de ley. </w:t>
       </w:r>
     </w:p>
     <w:p>
@@ -6575,7 +6575,7 @@
           <w:sz w:val="15"/>
           <w:szCs w:val="15"/>
         </w:rPr>
-        <w:t xml:space="preserve">LEY DE ORGANIZACIÓN Y FUNCIONES DEL INDECOPI, APROBADA POR DECRETO LEGISLATIVO N° 1033 </w:t>
+        <w:t xml:space="preserve">LEY DE ORGANIZACIÓN Y FUNCIONES DEL INDECOPI, APROBADA POR DECRETO LEGISLATIVO 1033 </w:t>
       </w:r>
     </w:p>
     <w:p>
@@ -6732,7 +6732,7 @@
           <w:sz w:val="15"/>
           <w:szCs w:val="15"/>
         </w:rPr>
-        <w:t xml:space="preserve">           </w:t>
+        <w:t xml:space="preserve"> </w:t>
       </w:r>
       <w:r>
         <w:rPr>
@@ -6750,7 +6750,7 @@
           <w:sz w:val="15"/>
           <w:szCs w:val="15"/>
         </w:rPr>
-        <w:t xml:space="preserve">LEY N° 29571, CÓDIGO DE PROTECCIÓN Y DEFENSA DEL CONSUMIDOR, publicado el 2 de setiembre de 2010 y modificado por Decreto Legislativo N° 1308   </w:t>
+        <w:t xml:space="preserve">LEY 29571, CÓDIGO DE PROTECCIÓN Y DEFENSA DEL CONSUMIDOR, publicado el 2 de setiembre de 2010 y modificado por Decreto Legislativo 1308 </w:t>
       </w:r>
     </w:p>
     <w:p>
@@ -6774,7 +6774,7 @@
           <w:sz w:val="15"/>
           <w:szCs w:val="15"/>
         </w:rPr>
-        <w:t xml:space="preserve">Artículo 18.- Idoneidad   </w:t>
+        <w:t xml:space="preserve">Artículo 18.- Idoneidad </w:t>
       </w:r>
     </w:p>
     <w:p>
@@ -6794,7 +6794,7 @@
           <w:sz w:val="15"/>
           <w:szCs w:val="15"/>
         </w:rPr>
-        <w:t xml:space="preserve">Se entiende por idoneidad la correspondencia entre lo que un consumidor espera y lo que efectivamente recibe, en función a lo que se le hubiera ofrecido, la publicidad e información transmitida, las condiciones y circunstancias de la transacción, las características y naturaleza del producto o servicio, el precio, entre otros factores, atendiendo a las circunstancias del caso.    </w:t>
+        <w:t xml:space="preserve">Se entiende por idoneidad la correspondencia entre lo que un consumidor espera y lo que efectivamente recibe, en función a lo que se le hubiera ofrecido, la publicidad e información transmitida, las condiciones y circunstancias de la transacción, las características y naturaleza del producto o servicio, el precio, entre otros factores, atendiendo a las circunstancias del caso. </w:t>
       </w:r>
     </w:p>
     <w:p>
@@ -6915,7 +6915,7 @@
           <w:sz w:val="15"/>
           <w:szCs w:val="15"/>
         </w:rPr>
-        <w:t xml:space="preserve">           </w:t>
+        <w:t xml:space="preserve"> </w:t>
       </w:r>
       <w:r>
         <w:rPr>
@@ -6933,7 +6933,7 @@
           <w:sz w:val="15"/>
           <w:szCs w:val="15"/>
         </w:rPr>
-        <w:t xml:space="preserve">LEY N° 29571, CÓDIGO DE PROTECCIÓN Y DEFENSA DEL CONSUMIDOR, publicado el 2 de setiembre de 2010 y modificado por Decreto Legislativo N° 1308 </w:t>
+        <w:t xml:space="preserve">LEY 29571, CÓDIGO DE PROTECCIÓN Y DEFENSA DEL CONSUMIDOR, publicado el 2 de setiembre de 2010 y modificado por Decreto Legislativo 1308 </w:t>
       </w:r>
     </w:p>
     <w:p>
@@ -7023,7 +7023,7 @@
           <w:sz w:val="15"/>
           <w:szCs w:val="15"/>
         </w:rPr>
-        <w:t xml:space="preserve">  </w:t>
+        <w:t xml:space="preserve"> </w:t>
       </w:r>
       <w:r>
         <w:rPr>
@@ -7041,7 +7041,7 @@
           <w:sz w:val="15"/>
           <w:szCs w:val="15"/>
         </w:rPr>
-        <w:t>LEY SOBRE FACULTADES, NORMAS Y ORGANIZACIÓN DEL INDECOPI, APROBADA POR DECRETO LEGISLATIVO N° 807 Artículo 24.-</w:t>
+        <w:t>LEY SOBRE FACULTADES, NORMAS Y ORGANIZACIÓN DEL INDECOPI, APROBADA POR DECRETO LEGISLATIVO 807 Artículo 24.-</w:t>
       </w:r>
       <w:r>
         <w:rPr>
@@ -7226,7 +7226,7 @@
           <w:sz w:val="15"/>
           <w:szCs w:val="15"/>
         </w:rPr>
-        <w:t>Nº</w:t>
+        <w:t/>
       </w:r>
       <w:proofErr w:type="spellEnd"/>
       <w:r>
@@ -7332,7 +7332,7 @@
           <w:sz w:val="15"/>
           <w:szCs w:val="15"/>
         </w:rPr>
-        <w:t>publicado el 2 de setiembre de 2010 y modificado por Decreto Legislativo N° 1308</w:t>
+        <w:t>publicado el 2 de setiembre de 2010 y modificado por Decreto Legislativo 1308</w:t>
       </w:r>
     </w:p>
     <w:p>
@@ -7489,15 +7489,15 @@
           <w:szCs w:val="15"/>
           <w:vertAlign w:val="superscript"/>
         </w:rPr>
-        <w:t xml:space="preserve">  </w:t>
-      </w:r>
-      <w:r>
-        <w:rPr>
-          <w:rFonts w:ascii="Arial Narrow" w:hAnsi="Arial Narrow" w:cs="Arial"/>
-          <w:sz w:val="15"/>
-          <w:szCs w:val="15"/>
-        </w:rPr>
-        <w:t xml:space="preserve">     </w:t>
+        <w:t xml:space="preserve"> </w:t>
+      </w:r>
+      <w:r>
+        <w:rPr>
+          <w:rFonts w:ascii="Arial Narrow" w:hAnsi="Arial Narrow" w:cs="Arial"/>
+          <w:sz w:val="15"/>
+          <w:szCs w:val="15"/>
+        </w:rPr>
+        <w:t xml:space="preserve"> </w:t>
       </w:r>
       <w:r>
         <w:rPr>
@@ -7533,7 +7533,7 @@
           <w:sz w:val="15"/>
           <w:szCs w:val="15"/>
         </w:rPr>
-        <w:t>publicado el 2 de setiembre de 2010 y modificado por Decreto Legislativo N° 1308</w:t>
+        <w:t>publicado el 2 de setiembre de 2010 y modificado por Decreto Legislativo 1308</w:t>
       </w:r>
     </w:p>
     <w:p>
@@ -7576,7 +7576,7 @@
           <w:sz w:val="15"/>
           <w:szCs w:val="15"/>
         </w:rPr>
-        <w:t>El órgano resolutivo puede sancionar las infracciones administrativas a que se refiere el artículo 108º con amonestación y multas de hasta cuatrocientos cincuenta (450) Unidades Impositivas Tributarias (UIT), las cuales son calificadas de la siguiente manera:</w:t>
+        <w:t>El órgano resolutivo puede sancionar las infracciones administrativas a que se refiere el artículo 108 con amonestación y multas de hasta cuatrocientos cincuenta (450) Unidades Impositivas Tributarias (UIT), las cuales son calificadas de la siguiente manera:</w:t>
       </w:r>
     </w:p>
     <w:p>
@@ -7699,7 +7699,7 @@
           <w:sz w:val="15"/>
           <w:szCs w:val="15"/>
         </w:rPr>
-        <w:t xml:space="preserve">        </w:t>
+        <w:t xml:space="preserve"> </w:t>
       </w:r>
       <w:r>
         <w:rPr>
@@ -8516,7 +8516,7 @@
           <w:sz w:val="15"/>
           <w:szCs w:val="15"/>
         </w:rPr>
-        <w:t xml:space="preserve">         </w:t>
+        <w:t xml:space="preserve"> </w:t>
       </w:r>
       <w:r>
         <w:rPr>
@@ -8552,7 +8552,7 @@
           <w:sz w:val="15"/>
           <w:szCs w:val="15"/>
         </w:rPr>
-        <w:t>publicado el 2 de setiembre de 2010 y modificado por Decreto Legislativo N° 1308</w:t>
+        <w:t>publicado el 2 de setiembre de 2010 y modificado por Decreto Legislativo 1308</w:t>
       </w:r>
     </w:p>
     <w:p>
@@ -8760,7 +8760,7 @@
           <w:sz w:val="15"/>
           <w:szCs w:val="15"/>
         </w:rPr>
-        <w:t>Nº</w:t>
+        <w:t/>
       </w:r>
       <w:proofErr w:type="spellEnd"/>
       <w:r>
@@ -9195,7 +9195,7 @@
               <w:sz w:val="16"/>
               <w:szCs w:val="16"/>
             </w:rPr>
-            <w:t xml:space="preserve">CNICA DE LA    </w:t>
+            <w:t xml:space="preserve">CNICA DE LA </w:t>
           </w:r>
         </w:p>
         <w:p>

--- a/plantillas_maestras/14_seguro_desempleo/negativa_cobertura/1_ddo_banco_o_financiera/varon/TPL_1791_2025_SEGURO_DESEMPLEO_NEGATIVA_COBERTURA_BANCO_VARON_R1.docx
+++ b/plantillas_maestras/14_seguro_desempleo/negativa_cobertura/1_ddo_banco_o_financiera/varon/TPL_1791_2025_SEGURO_DESEMPLEO_NEGATIVA_COBERTURA_BANCO_VARON_R1.docx
@@ -93,7 +93,7 @@
           <w:lang w:eastAsia="es-PE"/>
           <w14:ligatures w14:val="none"/>
         </w:rPr>
-        <w:t>DENUNCIANTE</w:t>
+        <w:t xml:space="preserve">DENUNCIANTE:[DENUNCIANTE] (SEÑOR [APELLIDO])</w:t>
       </w:r>
       <w:r>
         <w:rPr>
@@ -105,7 +105,7 @@
           <w14:ligatures w14:val="none"/>
         </w:rPr>
         <w:tab/>
-        <w:t>:</w:t>
+        <w:t/>
       </w:r>
       <w:r>
         <w:rPr>
@@ -127,73 +127,73 @@
           <w:lang w:eastAsia="es-PE"/>
           <w14:ligatures w14:val="none"/>
         </w:rPr>
-        <w:t>OSCAR RA</w:t>
-      </w:r>
-      <w:r>
-        <w:rPr>
-          <w:rFonts w:ascii="Arial Narrow" w:eastAsia="Arial Narrow" w:hAnsi="Arial Narrow" w:cs="Arial Narrow"/>
-          <w:b/>
-          <w:color w:val="000000"/>
-          <w:kern w:val="0"/>
-          <w:lang w:eastAsia="es-PE"/>
-          <w14:ligatures w14:val="none"/>
-        </w:rPr>
-        <w:t>Ú</w:t>
-      </w:r>
-      <w:r>
-        <w:rPr>
-          <w:rFonts w:ascii="Arial Narrow" w:eastAsia="Arial Narrow" w:hAnsi="Arial Narrow" w:cs="Arial Narrow"/>
-          <w:b/>
-          <w:color w:val="000000"/>
-          <w:kern w:val="0"/>
-          <w:lang w:eastAsia="es-PE"/>
-          <w14:ligatures w14:val="none"/>
-        </w:rPr>
-        <w:t xml:space="preserve">L RENGIFO </w:t>
-      </w:r>
-      <w:r>
-        <w:rPr>
-          <w:rFonts w:ascii="Arial Narrow" w:eastAsia="Arial Narrow" w:hAnsi="Arial Narrow" w:cs="Arial Narrow"/>
-          <w:b/>
-          <w:color w:val="000000"/>
-          <w:kern w:val="0"/>
-          <w:lang w:eastAsia="es-PE"/>
-          <w14:ligatures w14:val="none"/>
-        </w:rPr>
-        <w:t>LÓPEZ</w:t>
-      </w:r>
-      <w:r>
-        <w:rPr>
-          <w:rFonts w:ascii="Arial Narrow" w:eastAsia="Arial Narrow" w:hAnsi="Arial Narrow" w:cs="Arial Narrow"/>
-          <w:b/>
-          <w:color w:val="000000"/>
-          <w:kern w:val="0"/>
-          <w:lang w:eastAsia="es-PE"/>
-          <w14:ligatures w14:val="none"/>
-        </w:rPr>
-        <w:t xml:space="preserve"> (SEÑOR </w:t>
-      </w:r>
-      <w:r>
-        <w:rPr>
-          <w:rFonts w:ascii="Arial Narrow" w:eastAsia="Arial Narrow" w:hAnsi="Arial Narrow" w:cs="Arial Narrow"/>
-          <w:b/>
-          <w:color w:val="000000"/>
-          <w:kern w:val="0"/>
-          <w:lang w:eastAsia="es-PE"/>
-          <w14:ligatures w14:val="none"/>
-        </w:rPr>
-        <w:t>RENGIFO</w:t>
-      </w:r>
-      <w:r>
-        <w:rPr>
-          <w:rFonts w:ascii="Arial Narrow" w:eastAsia="Arial Narrow" w:hAnsi="Arial Narrow" w:cs="Arial Narrow"/>
-          <w:b/>
-          <w:color w:val="000000"/>
-          <w:kern w:val="0"/>
-          <w:lang w:eastAsia="es-PE"/>
-          <w14:ligatures w14:val="none"/>
-        </w:rPr>
-        <w:t>)</w:t>
+        <w:t/>
+      </w:r>
+      <w:r>
+        <w:rPr>
+          <w:rFonts w:ascii="Arial Narrow" w:eastAsia="Arial Narrow" w:hAnsi="Arial Narrow" w:cs="Arial Narrow"/>
+          <w:b/>
+          <w:color w:val="000000"/>
+          <w:kern w:val="0"/>
+          <w:lang w:eastAsia="es-PE"/>
+          <w14:ligatures w14:val="none"/>
+        </w:rPr>
+        <w:t/>
+      </w:r>
+      <w:r>
+        <w:rPr>
+          <w:rFonts w:ascii="Arial Narrow" w:eastAsia="Arial Narrow" w:hAnsi="Arial Narrow" w:cs="Arial Narrow"/>
+          <w:b/>
+          <w:color w:val="000000"/>
+          <w:kern w:val="0"/>
+          <w:lang w:eastAsia="es-PE"/>
+          <w14:ligatures w14:val="none"/>
+        </w:rPr>
+        <w:t xml:space="preserve"/>
+      </w:r>
+      <w:r>
+        <w:rPr>
+          <w:rFonts w:ascii="Arial Narrow" w:eastAsia="Arial Narrow" w:hAnsi="Arial Narrow" w:cs="Arial Narrow"/>
+          <w:b/>
+          <w:color w:val="000000"/>
+          <w:kern w:val="0"/>
+          <w:lang w:eastAsia="es-PE"/>
+          <w14:ligatures w14:val="none"/>
+        </w:rPr>
+        <w:t/>
+      </w:r>
+      <w:r>
+        <w:rPr>
+          <w:rFonts w:ascii="Arial Narrow" w:eastAsia="Arial Narrow" w:hAnsi="Arial Narrow" w:cs="Arial Narrow"/>
+          <w:b/>
+          <w:color w:val="000000"/>
+          <w:kern w:val="0"/>
+          <w:lang w:eastAsia="es-PE"/>
+          <w14:ligatures w14:val="none"/>
+        </w:rPr>
+        <w:t xml:space="preserve"/>
+      </w:r>
+      <w:r>
+        <w:rPr>
+          <w:rFonts w:ascii="Arial Narrow" w:eastAsia="Arial Narrow" w:hAnsi="Arial Narrow" w:cs="Arial Narrow"/>
+          <w:b/>
+          <w:color w:val="000000"/>
+          <w:kern w:val="0"/>
+          <w:lang w:eastAsia="es-PE"/>
+          <w14:ligatures w14:val="none"/>
+        </w:rPr>
+        <w:t/>
+      </w:r>
+      <w:r>
+        <w:rPr>
+          <w:rFonts w:ascii="Arial Narrow" w:eastAsia="Arial Narrow" w:hAnsi="Arial Narrow" w:cs="Arial Narrow"/>
+          <w:b/>
+          <w:color w:val="000000"/>
+          <w:kern w:val="0"/>
+          <w:lang w:eastAsia="es-PE"/>
+          <w14:ligatures w14:val="none"/>
+        </w:rPr>
+        <w:t/>
       </w:r>
     </w:p>
     <w:p>
@@ -656,7 +656,7 @@
           <w:lang w:val="es-ES" w:eastAsia="es-ES"/>
           <w14:ligatures w14:val="none"/>
         </w:rPr>
-        <w:t xml:space="preserve">Mediante el escrito del </w:t>
+        <w:t xml:space="preserve">Mediante el escrito del 18 de julio de 2025, el señor [APELLIDO] denunció a Interbank por presuntas infracciones a la Ley 29571, Código de Protección y Defensa del Consumidor (en adelante, Código), señalando lo siguiente:</w:t>
       </w:r>
       <w:r>
         <w:rPr>
@@ -666,7 +666,7 @@
           <w:lang w:val="es-ES" w:eastAsia="es-ES"/>
           <w14:ligatures w14:val="none"/>
         </w:rPr>
-        <w:t xml:space="preserve">18 de julio de </w:t>
+        <w:t xml:space="preserve"/>
       </w:r>
       <w:r>
         <w:rPr>
@@ -676,7 +676,7 @@
           <w:lang w:val="es-ES" w:eastAsia="es-ES"/>
           <w14:ligatures w14:val="none"/>
         </w:rPr>
-        <w:t>2025</w:t>
+        <w:t/>
       </w:r>
       <w:r>
         <w:rPr>
@@ -695,7 +695,7 @@
           <w:kern w:val="0"/>
           <w14:ligatures w14:val="none"/>
         </w:rPr>
-        <w:t>,</w:t>
+        <w:t/>
       </w:r>
       <w:r>
         <w:rPr>
@@ -703,7 +703,7 @@
           <w:kern w:val="0"/>
           <w14:ligatures w14:val="none"/>
         </w:rPr>
-        <w:t xml:space="preserve"> </w:t>
+        <w:t xml:space="preserve"/>
       </w:r>
       <w:r>
         <w:rPr>
@@ -711,7 +711,7 @@
           <w:kern w:val="0"/>
           <w14:ligatures w14:val="none"/>
         </w:rPr>
-        <w:t>el</w:t>
+        <w:t/>
       </w:r>
       <w:r>
         <w:rPr>
@@ -719,7 +719,7 @@
           <w:kern w:val="0"/>
           <w14:ligatures w14:val="none"/>
         </w:rPr>
-        <w:t xml:space="preserve"> señor </w:t>
+        <w:t xml:space="preserve"/>
       </w:r>
       <w:r>
         <w:rPr>
@@ -727,7 +727,7 @@
           <w:kern w:val="0"/>
           <w14:ligatures w14:val="none"/>
         </w:rPr>
-        <w:t xml:space="preserve">Rengifo </w:t>
+        <w:t xml:space="preserve"/>
       </w:r>
       <w:r>
         <w:rPr>
@@ -735,7 +735,7 @@
           <w:kern w:val="0"/>
           <w14:ligatures w14:val="none"/>
         </w:rPr>
-        <w:t>d</w:t>
+        <w:t/>
       </w:r>
       <w:r>
         <w:rPr>
@@ -745,7 +745,7 @@
           <w:lang w:val="es-ES" w:eastAsia="es-ES"/>
           <w14:ligatures w14:val="none"/>
         </w:rPr>
-        <w:t xml:space="preserve">enunció a </w:t>
+        <w:t xml:space="preserve"/>
       </w:r>
       <w:r>
         <w:rPr>
@@ -755,7 +755,7 @@
           <w:lang w:val="es-ES" w:eastAsia="es-ES"/>
           <w14:ligatures w14:val="none"/>
         </w:rPr>
-        <w:t xml:space="preserve">Interbank </w:t>
+        <w:t xml:space="preserve"/>
       </w:r>
       <w:r>
         <w:rPr>
@@ -765,7 +765,7 @@
           <w:lang w:val="es-ES" w:eastAsia="es-ES"/>
           <w14:ligatures w14:val="none"/>
         </w:rPr>
-        <w:t>por presuntas infracciones a la Ley 29571, Código de Protección y Defensa del Consumidor (en adelante, Código)</w:t>
+        <w:t/>
       </w:r>
       <w:r>
         <w:rPr>
@@ -786,7 +786,7 @@
           <w:lang w:val="es-ES" w:eastAsia="es-ES"/>
           <w14:ligatures w14:val="none"/>
         </w:rPr>
-        <w:t xml:space="preserve">, señalando </w:t>
+        <w:t xml:space="preserve"/>
       </w:r>
       <w:r>
         <w:rPr>
@@ -797,7 +797,7 @@
           <w:lang w:val="es-ES" w:eastAsia="es-ES"/>
           <w14:ligatures w14:val="none"/>
         </w:rPr>
-        <w:t>lo siguiente:</w:t>
+        <w:t/>
       </w:r>
     </w:p>
     <w:p>
@@ -2274,7 +2274,7 @@
           <w:kern w:val="0"/>
           <w14:ligatures w14:val="none"/>
         </w:rPr>
-        <w:t xml:space="preserve">El señor Rengifo </w:t>
+        <w:t xml:space="preserve">El señor [APELLIDO] solicitó, en calidad de medida correctiva, que Interbank cumpla con: (i) gestionar el dinero depositado por Interseguro por las 6 cuotas adelantadas del contrato de crédito por Convenio 019xxxxxx479 desde la notificación de la cobertura del seguro; (ii) realizar la devolución de las cuotas pagadas desde la notificación de Interseguro a Interbank de la aprobación de la cobertura del seguro hasta 6 cuotas posteriores y el reconocimiento de intereses compensatorios a una tasa no menor a la tasa de interés promedio de las operaciones realizadas en los últimos 30 días útiles publicado por la Superintendencia de Banca, Seguros y Administradoras Privadas de Fondos de Pensiones en moneda nacional; (iii) no reportarlo a las centrales de riesgo mientras no se haya resuelto su reclamo; y, (iv) cesar con los cobros de las cuotas mediante correo electrónico mientras el reclamo no sea resuelto. Asimismo, requirió el reembolso de costos y costas del presente procedimiento.</w:t>
       </w:r>
       <w:r>
         <w:rPr>
@@ -2284,7 +2284,7 @@
           <w:lang w:val="es-ES" w:eastAsia="es-ES"/>
           <w14:ligatures w14:val="none"/>
         </w:rPr>
-        <w:t xml:space="preserve">solicitó, en calidad de medida correctiva, que </w:t>
+        <w:t xml:space="preserve"/>
       </w:r>
       <w:r>
         <w:rPr>
@@ -2294,7 +2294,7 @@
           <w:lang w:val="es-ES" w:eastAsia="es-ES"/>
           <w14:ligatures w14:val="none"/>
         </w:rPr>
-        <w:t xml:space="preserve">Interbank </w:t>
+        <w:t xml:space="preserve"/>
       </w:r>
       <w:r>
         <w:rPr>
@@ -2304,7 +2304,7 @@
           <w:lang w:val="es-ES" w:eastAsia="es-ES"/>
           <w14:ligatures w14:val="none"/>
         </w:rPr>
-        <w:t>cumpla co</w:t>
+        <w:t/>
       </w:r>
       <w:r>
         <w:rPr>
@@ -2314,7 +2314,7 @@
           <w:lang w:val="es-ES" w:eastAsia="es-ES"/>
           <w14:ligatures w14:val="none"/>
         </w:rPr>
-        <w:t>n: (i)</w:t>
+        <w:t/>
       </w:r>
       <w:r>
         <w:rPr>
@@ -2324,7 +2324,7 @@
           <w:lang w:val="es-ES" w:eastAsia="es-ES"/>
           <w14:ligatures w14:val="none"/>
         </w:rPr>
-        <w:t xml:space="preserve"> gestionar el dinero depositado por </w:t>
+        <w:t xml:space="preserve"/>
       </w:r>
       <w:proofErr w:type="spellStart"/>
       <w:r>
@@ -2335,7 +2335,7 @@
           <w:lang w:val="es-ES" w:eastAsia="es-ES"/>
           <w14:ligatures w14:val="none"/>
         </w:rPr>
-        <w:t>Interseguro</w:t>
+        <w:t/>
       </w:r>
       <w:proofErr w:type="spellEnd"/>
       <w:r>
@@ -2346,7 +2346,7 @@
           <w:lang w:val="es-ES" w:eastAsia="es-ES"/>
           <w14:ligatures w14:val="none"/>
         </w:rPr>
-        <w:t xml:space="preserve"> por</w:t>
+        <w:t xml:space="preserve"/>
       </w:r>
       <w:r>
         <w:rPr>
@@ -2356,7 +2356,7 @@
           <w:lang w:val="es-ES" w:eastAsia="es-ES"/>
           <w14:ligatures w14:val="none"/>
         </w:rPr>
-        <w:t xml:space="preserve"> las 6 cuotas adelantadas del contrato de crédito por Convenio 019xxxxxx479 desde la notificación de la cobertura del seguro</w:t>
+        <w:t xml:space="preserve"/>
       </w:r>
       <w:r>
         <w:rPr>
@@ -2366,7 +2366,7 @@
           <w:lang w:val="es-ES" w:eastAsia="es-ES"/>
           <w14:ligatures w14:val="none"/>
         </w:rPr>
-        <w:t>; (</w:t>
+        <w:t/>
       </w:r>
       <w:proofErr w:type="spellStart"/>
       <w:r>
@@ -2377,7 +2377,7 @@
           <w:lang w:val="es-ES" w:eastAsia="es-ES"/>
           <w14:ligatures w14:val="none"/>
         </w:rPr>
-        <w:t>ii</w:t>
+        <w:t/>
       </w:r>
       <w:proofErr w:type="spellEnd"/>
       <w:r>
@@ -2388,7 +2388,7 @@
           <w:lang w:val="es-ES" w:eastAsia="es-ES"/>
           <w14:ligatures w14:val="none"/>
         </w:rPr>
-        <w:t xml:space="preserve">) realizar la devolución de las cuotas pagadas desde la </w:t>
+        <w:t xml:space="preserve"/>
       </w:r>
       <w:r>
         <w:rPr>
@@ -2398,7 +2398,7 @@
           <w:lang w:val="es-ES" w:eastAsia="es-ES"/>
           <w14:ligatures w14:val="none"/>
         </w:rPr>
-        <w:t>notificación</w:t>
+        <w:t/>
       </w:r>
       <w:r>
         <w:rPr>
@@ -2408,7 +2408,7 @@
           <w:lang w:val="es-ES" w:eastAsia="es-ES"/>
           <w14:ligatures w14:val="none"/>
         </w:rPr>
-        <w:t xml:space="preserve"> de </w:t>
+        <w:t xml:space="preserve"/>
       </w:r>
       <w:proofErr w:type="spellStart"/>
       <w:r>
@@ -2419,7 +2419,7 @@
           <w:lang w:val="es-ES" w:eastAsia="es-ES"/>
           <w14:ligatures w14:val="none"/>
         </w:rPr>
-        <w:t>Interseguro</w:t>
+        <w:t/>
       </w:r>
       <w:proofErr w:type="spellEnd"/>
       <w:r>
@@ -2430,7 +2430,7 @@
           <w:lang w:val="es-ES" w:eastAsia="es-ES"/>
           <w14:ligatures w14:val="none"/>
         </w:rPr>
-        <w:t xml:space="preserve"> </w:t>
+        <w:t xml:space="preserve"/>
       </w:r>
       <w:r>
         <w:rPr>
@@ -2440,7 +2440,7 @@
           <w:lang w:val="es-ES" w:eastAsia="es-ES"/>
           <w14:ligatures w14:val="none"/>
         </w:rPr>
-        <w:t xml:space="preserve">a </w:t>
+        <w:t xml:space="preserve"/>
       </w:r>
       <w:r>
         <w:rPr>
@@ -2450,7 +2450,7 @@
           <w:lang w:val="es-ES" w:eastAsia="es-ES"/>
           <w14:ligatures w14:val="none"/>
         </w:rPr>
-        <w:t xml:space="preserve">Interbank </w:t>
+        <w:t xml:space="preserve"/>
       </w:r>
       <w:r>
         <w:rPr>
@@ -2460,7 +2460,7 @@
           <w:lang w:val="es-ES" w:eastAsia="es-ES"/>
           <w14:ligatures w14:val="none"/>
         </w:rPr>
-        <w:t xml:space="preserve">de la aprobación de la cobertura del seguro hasta 6 cuotas posteriores y el reconocimiento de intereses compensatorios a una tasa no menor a la tasa de interés promedio de las operaciones realizadas en los </w:t>
+        <w:t xml:space="preserve"/>
       </w:r>
       <w:r>
         <w:rPr>
@@ -2470,7 +2470,7 @@
           <w:lang w:val="es-ES" w:eastAsia="es-ES"/>
           <w14:ligatures w14:val="none"/>
         </w:rPr>
-        <w:t>últimos</w:t>
+        <w:t/>
       </w:r>
       <w:r>
         <w:rPr>
@@ -2480,7 +2480,7 @@
           <w:lang w:val="es-ES" w:eastAsia="es-ES"/>
           <w14:ligatures w14:val="none"/>
         </w:rPr>
-        <w:t xml:space="preserve"> 30 </w:t>
+        <w:t xml:space="preserve"/>
       </w:r>
       <w:r>
         <w:rPr>
@@ -2490,7 +2490,7 @@
           <w:lang w:val="es-ES" w:eastAsia="es-ES"/>
           <w14:ligatures w14:val="none"/>
         </w:rPr>
-        <w:t>días</w:t>
+        <w:t/>
       </w:r>
       <w:r>
         <w:rPr>
@@ -2500,7 +2500,7 @@
           <w:lang w:val="es-ES" w:eastAsia="es-ES"/>
           <w14:ligatures w14:val="none"/>
         </w:rPr>
-        <w:t xml:space="preserve"> </w:t>
+        <w:t xml:space="preserve"/>
       </w:r>
       <w:r>
         <w:rPr>
@@ -2510,7 +2510,7 @@
           <w:lang w:val="es-ES" w:eastAsia="es-ES"/>
           <w14:ligatures w14:val="none"/>
         </w:rPr>
-        <w:t>útiles</w:t>
+        <w:t/>
       </w:r>
       <w:r>
         <w:rPr>
@@ -2520,7 +2520,7 @@
           <w:lang w:val="es-ES" w:eastAsia="es-ES"/>
           <w14:ligatures w14:val="none"/>
         </w:rPr>
-        <w:t xml:space="preserve"> publicado por la </w:t>
+        <w:t xml:space="preserve"/>
       </w:r>
       <w:r>
         <w:rPr>
@@ -2530,7 +2530,7 @@
           <w:lang w:val="es-ES" w:eastAsia="es-ES"/>
           <w14:ligatures w14:val="none"/>
         </w:rPr>
-        <w:t xml:space="preserve">Superintendencia de Banca, Seguros y Administradoras Privadas de Fondos de Pensiones </w:t>
+        <w:t xml:space="preserve"/>
       </w:r>
       <w:r>
         <w:rPr>
@@ -2540,7 +2540,7 @@
           <w:lang w:val="es-ES" w:eastAsia="es-ES"/>
           <w14:ligatures w14:val="none"/>
         </w:rPr>
-        <w:t>en moneda nacional; (</w:t>
+        <w:t/>
       </w:r>
       <w:proofErr w:type="spellStart"/>
       <w:r>
@@ -2551,7 +2551,7 @@
           <w:lang w:val="es-ES" w:eastAsia="es-ES"/>
           <w14:ligatures w14:val="none"/>
         </w:rPr>
-        <w:t>iii</w:t>
+        <w:t/>
       </w:r>
       <w:proofErr w:type="spellEnd"/>
       <w:r>
@@ -2562,7 +2562,7 @@
           <w:lang w:val="es-ES" w:eastAsia="es-ES"/>
           <w14:ligatures w14:val="none"/>
         </w:rPr>
-        <w:t xml:space="preserve">) </w:t>
+        <w:t xml:space="preserve"/>
       </w:r>
       <w:r>
         <w:rPr>
@@ -2572,7 +2572,7 @@
           <w:lang w:val="es-ES" w:eastAsia="es-ES"/>
           <w14:ligatures w14:val="none"/>
         </w:rPr>
-        <w:t>no reportarlo</w:t>
+        <w:t/>
       </w:r>
       <w:r>
         <w:rPr>
@@ -2582,7 +2582,7 @@
           <w:lang w:val="es-ES" w:eastAsia="es-ES"/>
           <w14:ligatures w14:val="none"/>
         </w:rPr>
-        <w:t xml:space="preserve"> </w:t>
+        <w:t xml:space="preserve"/>
       </w:r>
       <w:r>
         <w:rPr>
@@ -2592,7 +2592,7 @@
           <w:lang w:val="es-ES" w:eastAsia="es-ES"/>
           <w14:ligatures w14:val="none"/>
         </w:rPr>
-        <w:t>a las centrales de riesgo mientras no se haya resuelto su reclamo; y, (</w:t>
+        <w:t/>
       </w:r>
       <w:proofErr w:type="spellStart"/>
       <w:r>
@@ -2603,7 +2603,7 @@
           <w:lang w:val="es-ES" w:eastAsia="es-ES"/>
           <w14:ligatures w14:val="none"/>
         </w:rPr>
-        <w:t>iv</w:t>
+        <w:t/>
       </w:r>
       <w:proofErr w:type="spellEnd"/>
       <w:r>
@@ -2614,7 +2614,7 @@
           <w:lang w:val="es-ES" w:eastAsia="es-ES"/>
           <w14:ligatures w14:val="none"/>
         </w:rPr>
-        <w:t>)</w:t>
+        <w:t/>
       </w:r>
       <w:r>
         <w:rPr>
@@ -2624,7 +2624,7 @@
           <w:lang w:val="es-ES" w:eastAsia="es-ES"/>
           <w14:ligatures w14:val="none"/>
         </w:rPr>
-        <w:t xml:space="preserve"> </w:t>
+        <w:t xml:space="preserve"/>
       </w:r>
       <w:r>
         <w:rPr>
@@ -2634,7 +2634,7 @@
           <w:lang w:val="es-ES" w:eastAsia="es-ES"/>
           <w14:ligatures w14:val="none"/>
         </w:rPr>
-        <w:t>cesar</w:t>
+        <w:t/>
       </w:r>
       <w:r>
         <w:rPr>
@@ -2644,7 +2644,7 @@
           <w:lang w:val="es-ES" w:eastAsia="es-ES"/>
           <w14:ligatures w14:val="none"/>
         </w:rPr>
-        <w:t xml:space="preserve"> </w:t>
+        <w:t xml:space="preserve"/>
       </w:r>
       <w:r>
         <w:rPr>
@@ -2654,7 +2654,7 @@
           <w:lang w:val="es-ES" w:eastAsia="es-ES"/>
           <w14:ligatures w14:val="none"/>
         </w:rPr>
-        <w:t xml:space="preserve">con los cobros de las cuotas mediante correo electrónico mientras el reclamo no sea resuelto. </w:t>
+        <w:t xml:space="preserve"/>
       </w:r>
       <w:r>
         <w:rPr>
@@ -2664,7 +2664,7 @@
           <w:lang w:val="es-ES" w:eastAsia="es-ES"/>
           <w14:ligatures w14:val="none"/>
         </w:rPr>
-        <w:t>Asimismo, requirió el reembolso de costos y costas del presente procedimiento.</w:t>
+        <w:t/>
       </w:r>
     </w:p>
     <w:p>
@@ -3738,7 +3738,7 @@
           <w:lang w:eastAsia="es-PE"/>
           <w14:ligatures w14:val="none"/>
         </w:rPr>
-        <w:t xml:space="preserve">PRIMERO: </w:t>
+        <w:t xml:space="preserve">PRIMERO: admitir a trámite la denuncia del 18 de julio de 2025 interpuesta por el señor [DENUNCIANTE] contra el Banco Internacional del Perú - Interbank S.A.A., por lo siguiente:</w:t>
       </w:r>
       <w:r>
         <w:rPr>
@@ -3749,7 +3749,7 @@
           <w:lang w:eastAsia="es-PE"/>
           <w14:ligatures w14:val="none"/>
         </w:rPr>
-        <w:t xml:space="preserve">admitir a trámite la denuncia del </w:t>
+        <w:t xml:space="preserve"/>
       </w:r>
       <w:r>
         <w:rPr>
@@ -3759,7 +3759,7 @@
           <w:lang w:val="es-ES" w:eastAsia="es-ES"/>
           <w14:ligatures w14:val="none"/>
         </w:rPr>
-        <w:t xml:space="preserve">18 de julio de </w:t>
+        <w:t xml:space="preserve"/>
       </w:r>
       <w:r>
         <w:rPr>
@@ -3769,7 +3769,7 @@
           <w:lang w:val="es-ES" w:eastAsia="es-ES"/>
           <w14:ligatures w14:val="none"/>
         </w:rPr>
-        <w:t>2025</w:t>
+        <w:t/>
       </w:r>
       <w:r>
         <w:rPr>
@@ -3779,7 +3779,7 @@
           <w:lang w:val="es-ES" w:eastAsia="es-ES"/>
           <w14:ligatures w14:val="none"/>
         </w:rPr>
-        <w:t xml:space="preserve"> </w:t>
+        <w:t xml:space="preserve"/>
       </w:r>
       <w:r>
         <w:rPr>
@@ -3790,7 +3790,7 @@
           <w:lang w:eastAsia="es-PE"/>
           <w14:ligatures w14:val="none"/>
         </w:rPr>
-        <w:t xml:space="preserve">interpuesta por el </w:t>
+        <w:t xml:space="preserve"/>
       </w:r>
       <w:r>
         <w:rPr>
@@ -3800,7 +3800,7 @@
           <w:kern w:val="0"/>
           <w14:ligatures w14:val="none"/>
         </w:rPr>
-        <w:t>señor Oscar Raúl Rengifo López</w:t>
+        <w:t/>
       </w:r>
       <w:r>
         <w:rPr>
@@ -3811,7 +3811,7 @@
           <w:lang w:eastAsia="es-PE"/>
           <w14:ligatures w14:val="none"/>
         </w:rPr>
-        <w:t xml:space="preserve"> </w:t>
+        <w:t xml:space="preserve"/>
       </w:r>
       <w:r>
         <w:rPr>
@@ -3822,7 +3822,7 @@
           <w:lang w:eastAsia="es-PE"/>
           <w14:ligatures w14:val="none"/>
         </w:rPr>
-        <w:t xml:space="preserve">contra </w:t>
+        <w:t xml:space="preserve"/>
       </w:r>
       <w:r>
         <w:rPr>
@@ -3833,7 +3833,7 @@
           <w:lang w:eastAsia="es-PE"/>
           <w14:ligatures w14:val="none"/>
         </w:rPr>
-        <w:t xml:space="preserve">el </w:t>
+        <w:t xml:space="preserve"/>
       </w:r>
       <w:r>
         <w:rPr>
@@ -3843,7 +3843,7 @@
           <w:kern w:val="0"/>
           <w14:ligatures w14:val="none"/>
         </w:rPr>
-        <w:t xml:space="preserve">Banco Internacional del Perú - </w:t>
+        <w:t xml:space="preserve"/>
       </w:r>
       <w:r>
         <w:rPr>
@@ -3853,7 +3853,7 @@
           <w:kern w:val="0"/>
           <w14:ligatures w14:val="none"/>
         </w:rPr>
-        <w:t>Interbank S.A.A.</w:t>
+        <w:t/>
       </w:r>
       <w:r>
         <w:rPr>
@@ -3864,7 +3864,7 @@
           <w:lang w:eastAsia="es-PE"/>
           <w14:ligatures w14:val="none"/>
         </w:rPr>
-        <w:t xml:space="preserve">, </w:t>
+        <w:t xml:space="preserve"/>
       </w:r>
       <w:r>
         <w:rPr>
@@ -3875,7 +3875,7 @@
           <w:lang w:eastAsia="es-PE"/>
           <w14:ligatures w14:val="none"/>
         </w:rPr>
-        <w:t>por lo siguiente:</w:t>
+        <w:t/>
       </w:r>
     </w:p>
     <w:p>
@@ -5679,7 +5679,7 @@
           <w:b/>
           <w:bCs/>
         </w:rPr>
-        <w:t>DÉCIMO</w:t>
+        <w:t xml:space="preserve">DÉCIMO: requerir al señor [DENUNCIANTE] y al Banco Internacional del Perú - Interbank S.A.A. para que, dentro del plazo de dos (2) días hábiles siguientes a la fecha en que reciban la notificación en sus bandejas de correo electrónico, efectúen la confirmación de recepción de la notificación remitida por este despacho a sus correos electrónicos, de conformidad con el segundo párrafo del numeral 4 del artículo 20 del Texto Único Ordenado de la Ley del Procedimiento Administrativo General, aprobado mediante Decreto Supremo 006-2026-JUS, bajo apercibimiento de rehacer el acto de notificación y notificarle conforme al numeral 1 del artículo 20 del citado cuerpo normativo.</w:t>
       </w:r>
       <w:r>
         <w:rPr>
@@ -5689,7 +5689,7 @@
           <w:kern w:val="0"/>
           <w14:ligatures w14:val="none"/>
         </w:rPr>
-        <w:t>:</w:t>
+        <w:t/>
       </w:r>
       <w:r>
         <w:rPr>
@@ -5699,7 +5699,7 @@
           <w:kern w:val="0"/>
           <w14:ligatures w14:val="none"/>
         </w:rPr>
-        <w:t xml:space="preserve"> requerir </w:t>
+        <w:t xml:space="preserve"/>
       </w:r>
       <w:r>
         <w:rPr>
@@ -5709,112 +5709,112 @@
           <w:kern w:val="0"/>
           <w14:ligatures w14:val="none"/>
         </w:rPr>
-        <w:t xml:space="preserve">al señor Oscar Raúl Rengifo López y al Banco Internacional del Perú - Interbank S.A.A. </w:t>
+        <w:t xml:space="preserve"/>
       </w:r>
       <w:r>
         <w:rPr>
           <w:rFonts w:ascii="Arial Narrow" w:hAnsi="Arial Narrow"/>
           <w:color w:val="000000"/>
         </w:rPr>
-        <w:t>para que, dentro del plazo de dos (2) días hábiles siguientes a la fecha en que reciba</w:t>
+        <w:t/>
       </w:r>
       <w:r>
         <w:rPr>
           <w:rFonts w:ascii="Arial Narrow" w:hAnsi="Arial Narrow"/>
           <w:color w:val="000000"/>
         </w:rPr>
-        <w:t>n</w:t>
+        <w:t/>
       </w:r>
       <w:r>
         <w:rPr>
           <w:rFonts w:ascii="Arial Narrow" w:hAnsi="Arial Narrow"/>
           <w:color w:val="000000"/>
         </w:rPr>
-        <w:t xml:space="preserve"> la notificación en su</w:t>
+        <w:t xml:space="preserve"/>
       </w:r>
       <w:r>
         <w:rPr>
           <w:rFonts w:ascii="Arial Narrow" w:hAnsi="Arial Narrow"/>
           <w:color w:val="000000"/>
         </w:rPr>
-        <w:t>s</w:t>
+        <w:t/>
       </w:r>
       <w:r>
         <w:rPr>
           <w:rFonts w:ascii="Arial Narrow" w:hAnsi="Arial Narrow"/>
           <w:color w:val="000000"/>
         </w:rPr>
-        <w:t xml:space="preserve"> bandeja</w:t>
+        <w:t xml:space="preserve"/>
       </w:r>
       <w:r>
         <w:rPr>
           <w:rFonts w:ascii="Arial Narrow" w:hAnsi="Arial Narrow"/>
           <w:color w:val="000000"/>
         </w:rPr>
-        <w:t>s</w:t>
+        <w:t/>
       </w:r>
       <w:r>
         <w:rPr>
           <w:rFonts w:ascii="Arial Narrow" w:hAnsi="Arial Narrow"/>
           <w:color w:val="000000"/>
         </w:rPr>
-        <w:t xml:space="preserve"> de correo electrónico, efectúe</w:t>
+        <w:t xml:space="preserve"/>
       </w:r>
       <w:r>
         <w:rPr>
           <w:rFonts w:ascii="Arial Narrow" w:hAnsi="Arial Narrow"/>
           <w:color w:val="000000"/>
         </w:rPr>
-        <w:t xml:space="preserve">n </w:t>
+        <w:t xml:space="preserve"/>
       </w:r>
       <w:r>
         <w:rPr>
           <w:rFonts w:ascii="Arial Narrow" w:hAnsi="Arial Narrow"/>
           <w:color w:val="000000"/>
         </w:rPr>
-        <w:t>la confirmación de recepción de la notificación remitida por este despacho a su</w:t>
+        <w:t/>
       </w:r>
       <w:r>
         <w:rPr>
           <w:rFonts w:ascii="Arial Narrow" w:hAnsi="Arial Narrow"/>
           <w:color w:val="000000"/>
         </w:rPr>
-        <w:t>s</w:t>
+        <w:t/>
       </w:r>
       <w:r>
         <w:rPr>
           <w:rFonts w:ascii="Arial Narrow" w:hAnsi="Arial Narrow"/>
           <w:color w:val="000000"/>
         </w:rPr>
-        <w:t xml:space="preserve"> correo</w:t>
+        <w:t xml:space="preserve"/>
       </w:r>
       <w:r>
         <w:rPr>
           <w:rFonts w:ascii="Arial Narrow" w:hAnsi="Arial Narrow"/>
           <w:color w:val="000000"/>
         </w:rPr>
-        <w:t>s</w:t>
+        <w:t/>
       </w:r>
       <w:r>
         <w:rPr>
           <w:rFonts w:ascii="Arial Narrow" w:hAnsi="Arial Narrow"/>
           <w:color w:val="000000"/>
         </w:rPr>
-        <w:t xml:space="preserve"> electrónico</w:t>
+        <w:t xml:space="preserve"/>
       </w:r>
       <w:r>
         <w:rPr>
           <w:rFonts w:ascii="Arial Narrow" w:hAnsi="Arial Narrow"/>
           <w:color w:val="000000"/>
         </w:rPr>
-        <w:t>s</w:t>
+        <w:t/>
       </w:r>
       <w:r>
         <w:rPr>
           <w:rFonts w:ascii="Arial Narrow" w:hAnsi="Arial Narrow"/>
           <w:color w:val="000000"/>
         </w:rPr>
-        <w:t>, de conformidad con el segundo párrafo del numeral 4 del artículo 20</w:t>
+        <w:t/>
       </w:r>
       <w:r>
         <w:rPr>
@@ -5831,14 +5831,14 @@
           <w:rFonts w:ascii="Arial Narrow" w:hAnsi="Arial Narrow"/>
           <w:color w:val="000000"/>
         </w:rPr>
-        <w:t xml:space="preserve"> del Texto Único Ordenado de la Ley del Procedimiento</w:t>
+        <w:t xml:space="preserve"/>
       </w:r>
       <w:r>
         <w:rPr>
           <w:rFonts w:ascii="Arial Narrow" w:hAnsi="Arial Narrow"/>
           <w:color w:val="000000"/>
         </w:rPr>
-        <w:t xml:space="preserve"> Administrativo General, aprobado mediante Decreto Supremo 006-2026-JUS, bajo apercibimiento de rehacer el acto de notificación y notificarle conforme al numeral 1 del artículo 20</w:t>
+        <w:t xml:space="preserve"/>
       </w:r>
       <w:r>
         <w:rPr>
@@ -5855,7 +5855,7 @@
           <w:rFonts w:ascii="Arial Narrow" w:hAnsi="Arial Narrow"/>
           <w:color w:val="000000"/>
         </w:rPr>
-        <w:t xml:space="preserve"> del citado cuerpo normativo</w:t>
+        <w:t xml:space="preserve"/>
       </w:r>
       <w:r>
         <w:rPr>
@@ -5868,7 +5868,7 @@
         <w:rPr>
           <w:rFonts w:ascii="Arial Narrow" w:hAnsi="Arial Narrow" w:cs="Arial"/>
         </w:rPr>
-        <w:t>.</w:t>
+        <w:t/>
       </w:r>
     </w:p>
     <w:p>

--- a/plantillas_maestras/14_seguro_desempleo/negativa_cobertura/1_ddo_banco_o_financiera/varon/TPL_1791_2025_SEGURO_DESEMPLEO_NEGATIVA_COBERTURA_BANCO_VARON_R1.docx
+++ b/plantillas_maestras/14_seguro_desempleo/negativa_cobertura/1_ddo_banco_o_financiera/varon/TPL_1791_2025_SEGURO_DESEMPLEO_NEGATIVA_COBERTURA_BANCO_VARON_R1.docx
@@ -680,6 +680,7 @@
       </w:r>
       <w:r>
         <w:rPr>
+          <w:rStyle w:val="Refdenotaalpie"/>
           <w:rFonts w:ascii="Arial Narrow" w:eastAsia="Times New Roman" w:hAnsi="Arial Narrow" w:cs="Times New Roman"/>
           <w:color w:val="000000"/>
           <w:kern w:val="0"/>
@@ -769,6 +770,7 @@
       </w:r>
       <w:r>
         <w:rPr>
+          <w:rStyle w:val="Refdenotaalpie"/>
           <w:rFonts w:ascii="Arial Narrow" w:eastAsia="Times New Roman" w:hAnsi="Arial Narrow" w:cs="Times New Roman"/>
           <w:color w:val="000000"/>
           <w:kern w:val="0"/>
@@ -2767,6 +2769,7 @@
       <w:bookmarkEnd w:id="3"/>
       <w:r>
         <w:rPr>
+          <w:rStyle w:val="Refdenotaalpie"/>
           <w:rFonts w:ascii="Arial Narrow" w:eastAsia="Arial Narrow" w:hAnsi="Arial Narrow" w:cs="Arial Narrow"/>
           <w:kern w:val="0"/>
           <w:vertAlign w:val="superscript"/>
@@ -2921,6 +2924,7 @@
       </w:r>
       <w:r>
         <w:rPr>
+          <w:rStyle w:val="Refdenotaalpie"/>
           <w:rFonts w:ascii="Arial Narrow" w:eastAsia="Arial Narrow" w:hAnsi="Arial Narrow" w:cs="Arial"/>
           <w:kern w:val="0"/>
           <w:vertAlign w:val="superscript"/>
@@ -3041,6 +3045,7 @@
       </w:r>
       <w:r>
         <w:rPr>
+          <w:rStyle w:val="Refdenotaalpie"/>
           <w:rFonts w:ascii="Arial Narrow" w:eastAsia="Arial Narrow" w:hAnsi="Arial Narrow" w:cs="Arial"/>
           <w:kern w:val="0"/>
           <w:vertAlign w:val="superscript"/>
@@ -3288,6 +3293,7 @@
       </w:r>
       <w:r>
         <w:rPr>
+          <w:rStyle w:val="Refdenotaalpie"/>
           <w:rFonts w:ascii="Arial Narrow" w:eastAsia="Arial Narrow" w:hAnsi="Arial Narrow" w:cs="Arial Narrow"/>
           <w:kern w:val="0"/>
           <w:vertAlign w:val="superscript"/>
@@ -4664,6 +4670,7 @@
       </w:r>
       <w:r>
         <w:rPr>
+          <w:rStyle w:val="Refdenotaalpie"/>
           <w:rFonts w:ascii="Arial Narrow" w:eastAsia="Calibri" w:hAnsi="Arial Narrow" w:cs="Arial"/>
           <w:kern w:val="0"/>
           <w:vertAlign w:val="superscript"/>
@@ -4708,6 +4715,7 @@
       </w:r>
       <w:r>
         <w:rPr>
+          <w:rStyle w:val="Refdenotaalpie"/>
           <w:rFonts w:ascii="Arial Narrow" w:eastAsia="Calibri" w:hAnsi="Arial Narrow" w:cs="Arial"/>
           <w:spacing w:val="-2"/>
           <w:kern w:val="0"/>
@@ -5221,6 +5229,7 @@
       </w:r>
       <w:r>
         <w:rPr>
+          <w:rStyle w:val="Refdenotaalpie"/>
           <w:rFonts w:ascii="Arial Narrow" w:eastAsia="Arial Narrow" w:hAnsi="Arial Narrow" w:cs="Times New Roman"/>
           <w:color w:val="000000"/>
           <w:kern w:val="0"/>
@@ -5302,6 +5311,7 @@
       </w:r>
       <w:r>
         <w:rPr>
+          <w:rStyle w:val="Refdenotaalpie"/>
           <w:rFonts w:ascii="Arial Narrow" w:eastAsia="Arial Narrow" w:hAnsi="Arial Narrow" w:cs="Times New Roman"/>
           <w:color w:val="000000"/>
           <w:kern w:val="0"/>
@@ -5355,6 +5365,7 @@
       </w:r>
       <w:r>
         <w:rPr>
+          <w:rStyle w:val="Refdenotaalpie"/>
           <w:rFonts w:ascii="Arial Narrow" w:eastAsia="Arial Narrow" w:hAnsi="Arial Narrow" w:cs="Times New Roman"/>
           <w:color w:val="000000"/>
           <w:kern w:val="0"/>
@@ -5547,6 +5558,7 @@
       </w:r>
       <w:r>
         <w:rPr>
+          <w:rStyle w:val="Refdenotaalpie"/>
           <w:rFonts w:ascii="Arial Narrow" w:eastAsia="Calibri" w:hAnsi="Arial Narrow" w:cs="Arial"/>
           <w:kern w:val="0"/>
           <w:vertAlign w:val="superscript"/>
@@ -5859,6 +5871,7 @@
       </w:r>
       <w:r>
         <w:rPr>
+          <w:rStyle w:val="Refdenotaalpie"/>
           <w:rFonts w:ascii="Arial Narrow" w:hAnsi="Arial Narrow"/>
           <w:vertAlign w:val="superscript"/>
         </w:rPr>
@@ -6127,14 +6140,14 @@
         <w:tab w:val="right" w:pos="8838"/>
       </w:tabs>
       <w:rPr>
-        <w:rFonts w:ascii="Arial" w:eastAsia="Arial" w:hAnsi="Arial" w:cs="Arial"/>
+        <w:rFonts w:ascii="Arial Narrow" w:eastAsia="Arial" w:hAnsi="Arial Narrow" w:cs="Arial"/>
         <w:sz w:val="16"/>
         <w:szCs w:val="16"/>
       </w:rPr>
     </w:pPr>
     <w:r>
       <w:rPr>
-        <w:rFonts w:ascii="Arial" w:eastAsia="Arial" w:hAnsi="Arial" w:cs="Arial"/>
+        <w:rFonts w:ascii="Arial Narrow" w:eastAsia="Arial" w:hAnsi="Arial Narrow" w:cs="Arial"/>
         <w:sz w:val="16"/>
         <w:szCs w:val="16"/>
       </w:rPr>
@@ -6148,7 +6161,7 @@
     </w:pPr>
     <w:r>
       <w:rPr>
-        <w:rFonts w:ascii="Arial" w:eastAsia="Arial" w:hAnsi="Arial" w:cs="Arial"/>
+        <w:rFonts w:ascii="Arial Narrow" w:eastAsia="Arial" w:hAnsi="Arial Narrow" w:cs="Arial"/>
         <w:sz w:val="16"/>
         <w:szCs w:val="16"/>
       </w:rPr>
@@ -6156,7 +6169,7 @@
     </w:r>
     <w:r>
       <w:rPr>
-        <w:rFonts w:ascii="Arial" w:eastAsia="Arial" w:hAnsi="Arial" w:cs="Arial"/>
+        <w:rFonts w:ascii="Arial Narrow" w:eastAsia="Arial" w:hAnsi="Arial Narrow" w:cs="Arial"/>
         <w:sz w:val="16"/>
         <w:szCs w:val="16"/>
       </w:rPr>
@@ -6164,7 +6177,7 @@
     </w:r>
     <w:r>
       <w:rPr>
-        <w:rFonts w:ascii="Arial" w:eastAsia="Arial" w:hAnsi="Arial" w:cs="Arial"/>
+        <w:rFonts w:ascii="Arial Narrow" w:eastAsia="Arial" w:hAnsi="Arial Narrow" w:cs="Arial"/>
         <w:sz w:val="16"/>
         <w:szCs w:val="16"/>
       </w:rPr>
@@ -6172,7 +6185,7 @@
     </w:r>
     <w:r>
       <w:rPr>
-        <w:rFonts w:ascii="Arial" w:eastAsia="Arial" w:hAnsi="Arial" w:cs="Arial"/>
+        <w:rFonts w:ascii="Arial Narrow" w:eastAsia="Arial" w:hAnsi="Arial Narrow" w:cs="Arial"/>
         <w:sz w:val="16"/>
         <w:szCs w:val="16"/>
       </w:rPr>
@@ -6180,7 +6193,7 @@
     </w:r>
     <w:r>
       <w:rPr>
-        <w:rFonts w:ascii="Arial" w:eastAsia="Arial" w:hAnsi="Arial" w:cs="Arial"/>
+        <w:rFonts w:ascii="Arial Narrow" w:eastAsia="Arial" w:hAnsi="Arial Narrow" w:cs="Arial"/>
         <w:sz w:val="16"/>
         <w:szCs w:val="16"/>
       </w:rPr>
@@ -6228,8 +6241,9 @@
         <w:rPr>
           <w:rStyle w:val="Refdenotaalpie"/>
           <w:rFonts w:ascii="Arial Narrow" w:hAnsi="Arial Narrow" w:cs="Arial"/>
-          <w:sz w:val="15"/>
-          <w:szCs w:val="15"/>
+          <w:sz w:val="16"/>
+          <w:szCs w:val="15"/>
+          <w:vertAlign w:val="superscript"/>
         </w:rPr>
         <w:footnoteRef/>
       </w:r>
@@ -6346,8 +6360,9 @@
         <w:rPr>
           <w:rStyle w:val="Refdenotaalpie"/>
           <w:rFonts w:ascii="Arial Narrow" w:hAnsi="Arial Narrow" w:cs="Arial"/>
-          <w:sz w:val="15"/>
-          <w:szCs w:val="15"/>
+          <w:sz w:val="16"/>
+          <w:szCs w:val="15"/>
+          <w:vertAlign w:val="superscript"/>
         </w:rPr>
         <w:footnoteRef/>
       </w:r>
@@ -6420,8 +6435,9 @@
         <w:rPr>
           <w:rStyle w:val="Refdenotaalpie"/>
           <w:rFonts w:ascii="Arial Narrow" w:hAnsi="Arial Narrow" w:cs="Arial"/>
-          <w:sz w:val="15"/>
-          <w:szCs w:val="15"/>
+          <w:sz w:val="16"/>
+          <w:szCs w:val="15"/>
+          <w:vertAlign w:val="superscript"/>
         </w:rPr>
         <w:footnoteRef/>
       </w:r>
@@ -6721,8 +6737,9 @@
         <w:rPr>
           <w:rStyle w:val="Refdenotaalpie"/>
           <w:rFonts w:ascii="Arial Narrow" w:hAnsi="Arial Narrow"/>
-          <w:sz w:val="15"/>
-          <w:szCs w:val="15"/>
+          <w:sz w:val="16"/>
+          <w:szCs w:val="15"/>
+          <w:vertAlign w:val="superscript"/>
         </w:rPr>
         <w:footnoteRef/>
       </w:r>
@@ -6904,8 +6921,9 @@
         <w:rPr>
           <w:rStyle w:val="Refdenotaalpie"/>
           <w:rFonts w:ascii="Arial Narrow" w:hAnsi="Arial Narrow"/>
-          <w:sz w:val="15"/>
-          <w:szCs w:val="15"/>
+          <w:sz w:val="16"/>
+          <w:szCs w:val="15"/>
+          <w:vertAlign w:val="superscript"/>
         </w:rPr>
         <w:footnoteRef/>
       </w:r>
@@ -7012,8 +7030,9 @@
         <w:rPr>
           <w:rStyle w:val="Refdenotaalpie"/>
           <w:rFonts w:ascii="Arial Narrow" w:hAnsi="Arial Narrow" w:cs="Arial"/>
-          <w:sz w:val="15"/>
-          <w:szCs w:val="15"/>
+          <w:sz w:val="16"/>
+          <w:szCs w:val="15"/>
+          <w:vertAlign w:val="superscript"/>
         </w:rPr>
         <w:footnoteRef/>
       </w:r>
@@ -7197,8 +7216,9 @@
         <w:rPr>
           <w:rStyle w:val="Refdenotaalpie"/>
           <w:rFonts w:ascii="Arial Narrow" w:hAnsi="Arial Narrow" w:cs="Arial"/>
-          <w:sz w:val="15"/>
-          <w:szCs w:val="15"/>
+          <w:sz w:val="16"/>
+          <w:szCs w:val="15"/>
+          <w:vertAlign w:val="superscript"/>
         </w:rPr>
         <w:footnoteRef/>
       </w:r>
@@ -7285,8 +7305,9 @@
         <w:rPr>
           <w:rStyle w:val="Refdenotaalpie"/>
           <w:rFonts w:ascii="Arial Narrow" w:hAnsi="Arial Narrow" w:cs="Arial"/>
-          <w:sz w:val="15"/>
-          <w:szCs w:val="15"/>
+          <w:sz w:val="16"/>
+          <w:szCs w:val="15"/>
+          <w:vertAlign w:val="superscript"/>
         </w:rPr>
         <w:footnoteRef/>
       </w:r>
@@ -7474,9 +7495,9 @@
       </w:pPr>
       <w:r>
         <w:rPr>
-          <w:rStyle w:val="TextonotapieCar"/>
-          <w:rFonts w:ascii="Arial Narrow" w:hAnsi="Arial Narrow" w:cs="Arial"/>
-          <w:sz w:val="15"/>
+          <w:rStyle w:val="Refdenotaalpie"/>
+          <w:rFonts w:ascii="Arial Narrow" w:hAnsi="Arial Narrow" w:cs="Arial"/>
+          <w:sz w:val="16"/>
           <w:szCs w:val="15"/>
           <w:vertAlign w:val="superscript"/>
         </w:rPr>
@@ -7688,8 +7709,9 @@
         <w:rPr>
           <w:rStyle w:val="Refdenotaalpie"/>
           <w:rFonts w:ascii="Arial Narrow" w:hAnsi="Arial Narrow" w:cs="Arial"/>
-          <w:sz w:val="15"/>
-          <w:szCs w:val="15"/>
+          <w:sz w:val="16"/>
+          <w:szCs w:val="15"/>
+          <w:vertAlign w:val="superscript"/>
         </w:rPr>
         <w:footnoteRef/>
       </w:r>
@@ -8505,8 +8527,9 @@
         <w:rPr>
           <w:rStyle w:val="Refdenotaalpie"/>
           <w:rFonts w:ascii="Arial Narrow" w:hAnsi="Arial Narrow" w:cs="Arial"/>
-          <w:sz w:val="15"/>
-          <w:szCs w:val="15"/>
+          <w:sz w:val="16"/>
+          <w:szCs w:val="15"/>
+          <w:vertAlign w:val="superscript"/>
         </w:rPr>
         <w:footnoteRef/>
       </w:r>
@@ -8725,8 +8748,9 @@
           <w:rFonts w:ascii="Arial Narrow" w:hAnsi="Arial Narrow" w:cs="Arial"/>
           <w:b/>
           <w:bCs/>
-          <w:sz w:val="15"/>
-          <w:szCs w:val="15"/>
+          <w:sz w:val="16"/>
+          <w:szCs w:val="15"/>
+          <w:vertAlign w:val="superscript"/>
         </w:rPr>
         <w:footnoteRef/>
       </w:r>
@@ -8876,8 +8900,9 @@
         <w:rPr>
           <w:rStyle w:val="Refdenotaalpie"/>
           <w:rFonts w:ascii="Arial Narrow" w:hAnsi="Arial Narrow" w:cs="Arial"/>
-          <w:sz w:val="15"/>
-          <w:szCs w:val="15"/>
+          <w:sz w:val="16"/>
+          <w:szCs w:val="15"/>
+          <w:vertAlign w:val="superscript"/>
         </w:rPr>
         <w:footnoteRef/>
       </w:r>
@@ -11276,6 +11301,17 @@
       <w:szCs w:val="20"/>
     </w:rPr>
   </w:style>
+  <w:style w:type="character" w:styleId="FootnoteReference">
+    <w:name w:val="footnote reference"/>
+    <w:basedOn w:val="Fuentedeprrafopredeter"/>
+    <w:uiPriority w:val="99"/>
+    <w:semiHidden/>
+    <w:unhideWhenUsed/>
+    <w:rPr>
+      <w:rFonts w:ascii="Arial Narrow" w:hAnsi="Arial Narrow"/>
+      <w:vertAlign w:val="superscript"/>
+    </w:rPr>
+  </w:style>
 </w:styles>
 </file>
 

--- a/plantillas_maestras/14_seguro_desempleo/negativa_cobertura/1_ddo_banco_o_financiera/varon/TPL_1791_2025_SEGURO_DESEMPLEO_NEGATIVA_COBERTURA_BANCO_VARON_R1.docx
+++ b/plantillas_maestras/14_seguro_desempleo/negativa_cobertura/1_ddo_banco_o_financiera/varon/TPL_1791_2025_SEGURO_DESEMPLEO_NEGATIVA_COBERTURA_BANCO_VARON_R1.docx
@@ -1,8 +1,8 @@
 
 <file path=word/document.xml><?xml version="1.0" encoding="utf-8"?>
-<w:document xmlns:wpc="http://schemas.microsoft.com/office/word/2010/wordprocessingCanvas" xmlns:cx="http://schemas.microsoft.com/office/drawing/2014/chartex" xmlns:cx1="http://schemas.microsoft.com/office/drawing/2015/9/8/chartex" xmlns:cx2="http://schemas.microsoft.com/office/drawing/2015/10/21/chartex" xmlns:cx3="http://schemas.microsoft.com/office/drawing/2016/5/9/chartex" xmlns:cx4="http://schemas.microsoft.com/office/drawing/2016/5/10/chartex" xmlns:cx5="http://schemas.microsoft.com/office/drawing/2016/5/11/chartex" xmlns:cx6="http://schemas.microsoft.com/office/drawing/2016/5/12/chartex" xmlns:cx7="http://schemas.microsoft.com/office/drawing/2016/5/13/chartex" xmlns:cx8="http://schemas.microsoft.com/office/drawing/2016/5/14/chartex" xmlns:mc="http://schemas.openxmlformats.org/markup-compatibility/2006" xmlns:aink="http://schemas.microsoft.com/office/drawing/2016/ink" xmlns:am3d="http://schemas.microsoft.com/office/drawing/2017/model3d" xmlns:o="urn:schemas-microsoft-com:office:office" xmlns:oel="http://schemas.microsoft.com/office/2019/extlst" xmlns:r="http://schemas.openxmlformats.org/officeDocument/2006/relationships" xmlns:m="http://schemas.openxmlformats.org/officeDocument/2006/math" xmlns:v="urn:schemas-microsoft-com:vml" xmlns:wp14="http://schemas.microsoft.com/office/word/2010/wordprocessingDrawing" xmlns:wp="http://schemas.openxmlformats.org/drawingml/2006/wordprocessingDrawing" xmlns:w10="urn:schemas-microsoft-com:office:word" xmlns:w="http://schemas.openxmlformats.org/wordprocessingml/2006/main" xmlns:w14="http://schemas.microsoft.com/office/word/2010/wordml" xmlns:w15="http://schemas.microsoft.com/office/word/2012/wordml" xmlns:w16cex="http://schemas.microsoft.com/office/word/2018/wordml/cex" xmlns:w16cid="http://schemas.microsoft.com/office/word/2016/wordml/cid" xmlns:w16="http://schemas.microsoft.com/office/word/2018/wordml" xmlns:w16du="http://schemas.microsoft.com/office/word/2023/wordml/word16du" xmlns:w16sdtdh="http://schemas.microsoft.com/office/word/2020/wordml/sdtdatahash" xmlns:w16sdtfl="http://schemas.microsoft.com/office/word/2024/wordml/sdtformatlock" xmlns:w16se="http://schemas.microsoft.com/office/word/2015/wordml/symex" xmlns:wpg="http://schemas.microsoft.com/office/word/2010/wordprocessingGroup" xmlns:wpi="http://schemas.microsoft.com/office/word/2010/wordprocessingInk" xmlns:wne="http://schemas.microsoft.com/office/word/2006/wordml" xmlns:wps="http://schemas.microsoft.com/office/word/2010/wordprocessingShape" mc:Ignorable="w14 w15 w16se w16cid w16 w16cex w16sdtdh w16sdtfl w16du wp14">
+<w:document xmlns:ns1="http://schemas.openxmlformats.org/markup-compatibility/2006" xmlns:ns2="http://schemas.microsoft.com/office/word/2010/wordml" xmlns:ns3="http://schemas.openxmlformats.org/officeDocument/2006/relationships" xmlns:w="http://schemas.openxmlformats.org/wordprocessingml/2006/main" ns1:Ignorable="w14 w15 w16se w16cid w16 w16cex w16sdtdh w16sdtfl w16du wp14">
   <w:body>
-    <w:p>
+    <w:p ns2:paraId="1B509B2D" ns2:textId="2120E8A1">
       <w:pPr>
         <w:tabs>
           <w:tab w:val="left" w:pos="1701"/>
@@ -14,7 +14,7 @@
           <w:color w:val="000000"/>
           <w:kern w:val="0"/>
           <w:lang w:eastAsia="es-PE"/>
-          <w14:ligatures w14:val="none"/>
+          <ns2:ligatures ns2:val="none"/>
         </w:rPr>
       </w:pPr>
       <w:bookmarkStart w:id="0" w:name="_Hlk80343540"/>
@@ -25,7 +25,7 @@
           <w:color w:val="000000"/>
           <w:kern w:val="0"/>
           <w:lang w:eastAsia="es-PE"/>
-          <w14:ligatures w14:val="none"/>
+          <ns2:ligatures ns2:val="none"/>
         </w:rPr>
         <w:t xml:space="preserve">EXPEDIENTE </w:t>
       </w:r>
@@ -36,7 +36,7 @@
           <w:color w:val="000000"/>
           <w:kern w:val="0"/>
           <w:lang w:eastAsia="es-PE"/>
-          <w14:ligatures w14:val="none"/>
+          <ns2:ligatures ns2:val="none"/>
         </w:rPr>
         <w:tab/>
         <w:t>:</w:t>
@@ -48,7 +48,7 @@
           <w:color w:val="000000"/>
           <w:kern w:val="0"/>
           <w:lang w:eastAsia="es-PE"/>
-          <w14:ligatures w14:val="none"/>
+          <ns2:ligatures ns2:val="none"/>
         </w:rPr>
         <w:tab/>
       </w:r>
@@ -61,12 +61,12 @@
           <w:kern w:val="0"/>
           <w:shd w:val="clear" w:color="auto" w:fill="FFFFFF"/>
           <w:lang w:eastAsia="es-PE"/>
-          <w14:ligatures w14:val="none"/>
+          <ns2:ligatures ns2:val="none"/>
         </w:rPr>
         <w:t>1791-2025/CC1</w:t>
       </w:r>
     </w:p>
-    <w:p>
+    <w:p ns2:paraId="7E5DC22B" ns2:textId="24A232B6">
       <w:pPr>
         <w:tabs>
           <w:tab w:val="left" w:pos="1701"/>
@@ -81,17 +81,17 @@
           <w:color w:val="000000"/>
           <w:kern w:val="0"/>
           <w:lang w:eastAsia="es-PE"/>
-          <w14:ligatures w14:val="none"/>
-        </w:rPr>
-      </w:pPr>
-      <w:r>
-        <w:rPr>
-          <w:rFonts w:ascii="Arial Narrow" w:eastAsia="Arial Narrow" w:hAnsi="Arial Narrow" w:cs="Arial Narrow"/>
-          <w:b/>
-          <w:color w:val="000000"/>
-          <w:kern w:val="0"/>
-          <w:lang w:eastAsia="es-PE"/>
-          <w14:ligatures w14:val="none"/>
+          <ns2:ligatures ns2:val="none"/>
+        </w:rPr>
+      </w:pPr>
+      <w:r>
+        <w:rPr>
+          <w:rFonts w:ascii="Arial Narrow" w:eastAsia="Arial Narrow" w:hAnsi="Arial Narrow" w:cs="Arial Narrow"/>
+          <w:b/>
+          <w:color w:val="000000"/>
+          <w:kern w:val="0"/>
+          <w:lang w:eastAsia="es-PE"/>
+          <ns2:ligatures ns2:val="none"/>
         </w:rPr>
         <w:t xml:space="preserve">DENUNCIANTE:[DENUNCIANTE] (SEÑOR [APELLIDO])</w:t>
       </w:r>
@@ -102,7 +102,7 @@
           <w:color w:val="000000"/>
           <w:kern w:val="0"/>
           <w:lang w:eastAsia="es-PE"/>
-          <w14:ligatures w14:val="none"/>
+          <ns2:ligatures ns2:val="none"/>
         </w:rPr>
         <w:tab/>
         <w:t/>
@@ -114,7 +114,7 @@
           <w:color w:val="000000"/>
           <w:kern w:val="0"/>
           <w:lang w:eastAsia="es-PE"/>
-          <w14:ligatures w14:val="none"/>
+          <ns2:ligatures ns2:val="none"/>
         </w:rPr>
         <w:tab/>
       </w:r>
@@ -125,7 +125,7 @@
           <w:color w:val="000000"/>
           <w:kern w:val="0"/>
           <w:lang w:eastAsia="es-PE"/>
-          <w14:ligatures w14:val="none"/>
+          <ns2:ligatures ns2:val="none"/>
         </w:rPr>
         <w:t/>
       </w:r>
@@ -136,7 +136,7 @@
           <w:color w:val="000000"/>
           <w:kern w:val="0"/>
           <w:lang w:eastAsia="es-PE"/>
-          <w14:ligatures w14:val="none"/>
+          <ns2:ligatures ns2:val="none"/>
         </w:rPr>
         <w:t/>
       </w:r>
@@ -147,7 +147,7 @@
           <w:color w:val="000000"/>
           <w:kern w:val="0"/>
           <w:lang w:eastAsia="es-PE"/>
-          <w14:ligatures w14:val="none"/>
+          <ns2:ligatures ns2:val="none"/>
         </w:rPr>
         <w:t xml:space="preserve"/>
       </w:r>
@@ -158,7 +158,7 @@
           <w:color w:val="000000"/>
           <w:kern w:val="0"/>
           <w:lang w:eastAsia="es-PE"/>
-          <w14:ligatures w14:val="none"/>
+          <ns2:ligatures ns2:val="none"/>
         </w:rPr>
         <w:t/>
       </w:r>
@@ -169,7 +169,7 @@
           <w:color w:val="000000"/>
           <w:kern w:val="0"/>
           <w:lang w:eastAsia="es-PE"/>
-          <w14:ligatures w14:val="none"/>
+          <ns2:ligatures ns2:val="none"/>
         </w:rPr>
         <w:t xml:space="preserve"/>
       </w:r>
@@ -180,7 +180,7 @@
           <w:color w:val="000000"/>
           <w:kern w:val="0"/>
           <w:lang w:eastAsia="es-PE"/>
-          <w14:ligatures w14:val="none"/>
+          <ns2:ligatures ns2:val="none"/>
         </w:rPr>
         <w:t/>
       </w:r>
@@ -191,12 +191,12 @@
           <w:color w:val="000000"/>
           <w:kern w:val="0"/>
           <w:lang w:eastAsia="es-PE"/>
-          <w14:ligatures w14:val="none"/>
+          <ns2:ligatures ns2:val="none"/>
         </w:rPr>
         <w:t/>
       </w:r>
     </w:p>
-    <w:p>
+    <w:p ns2:paraId="6DEEEDFE" ns2:textId="3F1BFF9C">
       <w:pPr>
         <w:tabs>
           <w:tab w:val="left" w:pos="1701"/>
@@ -211,17 +211,17 @@
           <w:color w:val="000000"/>
           <w:kern w:val="0"/>
           <w:lang w:eastAsia="es-PE"/>
-          <w14:ligatures w14:val="none"/>
-        </w:rPr>
-      </w:pPr>
-      <w:r>
-        <w:rPr>
-          <w:rFonts w:ascii="Arial Narrow" w:eastAsia="Arial Narrow" w:hAnsi="Arial Narrow" w:cs="Arial Narrow"/>
-          <w:b/>
-          <w:color w:val="000000"/>
-          <w:kern w:val="0"/>
-          <w:lang w:eastAsia="es-PE"/>
-          <w14:ligatures w14:val="none"/>
+          <ns2:ligatures ns2:val="none"/>
+        </w:rPr>
+      </w:pPr>
+      <w:r>
+        <w:rPr>
+          <w:rFonts w:ascii="Arial Narrow" w:eastAsia="Arial Narrow" w:hAnsi="Arial Narrow" w:cs="Arial Narrow"/>
+          <w:b/>
+          <w:color w:val="000000"/>
+          <w:kern w:val="0"/>
+          <w:lang w:eastAsia="es-PE"/>
+          <ns2:ligatures ns2:val="none"/>
         </w:rPr>
         <w:t>DENUNCIADO</w:t>
       </w:r>
@@ -232,7 +232,7 @@
           <w:color w:val="000000"/>
           <w:kern w:val="0"/>
           <w:lang w:eastAsia="es-PE"/>
-          <w14:ligatures w14:val="none"/>
+          <ns2:ligatures ns2:val="none"/>
         </w:rPr>
         <w:tab/>
         <w:t>:</w:t>
@@ -244,7 +244,7 @@
           <w:color w:val="000000"/>
           <w:kern w:val="0"/>
           <w:lang w:eastAsia="es-PE"/>
-          <w14:ligatures w14:val="none"/>
+          <ns2:ligatures ns2:val="none"/>
         </w:rPr>
         <w:tab/>
       </w:r>
@@ -255,7 +255,7 @@
           <w:color w:val="000000"/>
           <w:kern w:val="0"/>
           <w:lang w:eastAsia="es-PE"/>
-          <w14:ligatures w14:val="none"/>
+          <ns2:ligatures ns2:val="none"/>
         </w:rPr>
         <w:t>BANCO INTERNACIONAL DEL PER</w:t>
       </w:r>
@@ -266,7 +266,7 @@
           <w:color w:val="000000"/>
           <w:kern w:val="0"/>
           <w:lang w:eastAsia="es-PE"/>
-          <w14:ligatures w14:val="none"/>
+          <ns2:ligatures ns2:val="none"/>
         </w:rPr>
         <w:t>Ú</w:t>
       </w:r>
@@ -277,7 +277,7 @@
           <w:color w:val="000000"/>
           <w:kern w:val="0"/>
           <w:lang w:eastAsia="es-PE"/>
-          <w14:ligatures w14:val="none"/>
+          <ns2:ligatures ns2:val="none"/>
         </w:rPr>
         <w:t xml:space="preserve">-INTERBANK S.A.A. </w:t>
       </w:r>
@@ -288,7 +288,7 @@
           <w:color w:val="000000"/>
           <w:kern w:val="0"/>
           <w:lang w:eastAsia="es-PE"/>
-          <w14:ligatures w14:val="none"/>
+          <ns2:ligatures ns2:val="none"/>
         </w:rPr>
         <w:t>(</w:t>
       </w:r>
@@ -299,7 +299,7 @@
           <w:color w:val="000000"/>
           <w:kern w:val="0"/>
           <w:lang w:eastAsia="es-PE"/>
-          <w14:ligatures w14:val="none"/>
+          <ns2:ligatures ns2:val="none"/>
         </w:rPr>
         <w:t>INTERBANK</w:t>
       </w:r>
@@ -310,12 +310,12 @@
           <w:color w:val="000000"/>
           <w:kern w:val="0"/>
           <w:lang w:eastAsia="es-PE"/>
-          <w14:ligatures w14:val="none"/>
+          <ns2:ligatures ns2:val="none"/>
         </w:rPr>
         <w:t>)</w:t>
       </w:r>
     </w:p>
-    <w:p>
+    <w:p ns2:paraId="022D2B94" ns2:textId="77777777">
       <w:pPr>
         <w:tabs>
           <w:tab w:val="left" w:pos="1701"/>
@@ -330,17 +330,17 @@
           <w:color w:val="000000"/>
           <w:kern w:val="0"/>
           <w:lang w:eastAsia="es-PE"/>
-          <w14:ligatures w14:val="none"/>
-        </w:rPr>
-      </w:pPr>
-      <w:r>
-        <w:rPr>
-          <w:rFonts w:ascii="Arial Narrow" w:eastAsia="Arial Narrow" w:hAnsi="Arial Narrow" w:cs="Arial Narrow"/>
-          <w:b/>
-          <w:color w:val="000000"/>
-          <w:kern w:val="0"/>
-          <w:lang w:eastAsia="es-PE"/>
-          <w14:ligatures w14:val="none"/>
+          <ns2:ligatures ns2:val="none"/>
+        </w:rPr>
+      </w:pPr>
+      <w:r>
+        <w:rPr>
+          <w:rFonts w:ascii="Arial Narrow" w:eastAsia="Arial Narrow" w:hAnsi="Arial Narrow" w:cs="Arial Narrow"/>
+          <w:b/>
+          <w:color w:val="000000"/>
+          <w:kern w:val="0"/>
+          <w:lang w:eastAsia="es-PE"/>
+          <ns2:ligatures ns2:val="none"/>
         </w:rPr>
         <w:t>MATERIAS</w:t>
       </w:r>
@@ -351,7 +351,7 @@
           <w:color w:val="000000"/>
           <w:kern w:val="0"/>
           <w:lang w:eastAsia="es-PE"/>
-          <w14:ligatures w14:val="none"/>
+          <ns2:ligatures ns2:val="none"/>
         </w:rPr>
         <w:tab/>
         <w:t xml:space="preserve">: </w:t>
@@ -363,13 +363,13 @@
           <w:color w:val="000000"/>
           <w:kern w:val="0"/>
           <w:lang w:eastAsia="es-PE"/>
-          <w14:ligatures w14:val="none"/>
+          <ns2:ligatures ns2:val="none"/>
         </w:rPr>
         <w:tab/>
         <w:t>ADMISIÓN A TRÁMITE</w:t>
       </w:r>
     </w:p>
-    <w:p>
+    <w:p ns2:paraId="19ED7B73" ns2:textId="77777777">
       <w:pPr>
         <w:tabs>
           <w:tab w:val="left" w:pos="1701"/>
@@ -384,22 +384,22 @@
           <w:color w:val="000000"/>
           <w:kern w:val="0"/>
           <w:lang w:eastAsia="es-PE"/>
-          <w14:ligatures w14:val="none"/>
-        </w:rPr>
-      </w:pPr>
-      <w:r>
-        <w:rPr>
-          <w:rFonts w:ascii="Arial Narrow" w:eastAsia="Arial Narrow" w:hAnsi="Arial Narrow" w:cs="Arial Narrow"/>
-          <w:b/>
-          <w:color w:val="000000"/>
-          <w:kern w:val="0"/>
-          <w:lang w:eastAsia="es-PE"/>
-          <w14:ligatures w14:val="none"/>
+          <ns2:ligatures ns2:val="none"/>
+        </w:rPr>
+      </w:pPr>
+      <w:r>
+        <w:rPr>
+          <w:rFonts w:ascii="Arial Narrow" w:eastAsia="Arial Narrow" w:hAnsi="Arial Narrow" w:cs="Arial Narrow"/>
+          <w:b/>
+          <w:color w:val="000000"/>
+          <w:kern w:val="0"/>
+          <w:lang w:eastAsia="es-PE"/>
+          <ns2:ligatures ns2:val="none"/>
         </w:rPr>
         <w:t xml:space="preserve">REQUERIMIENTO DE INFORMACIÓN </w:t>
       </w:r>
     </w:p>
-    <w:p>
+    <w:p ns2:paraId="46A5A479" ns2:textId="01BE3F4B">
       <w:pPr>
         <w:tabs>
           <w:tab w:val="left" w:pos="1701"/>
@@ -413,17 +413,17 @@
           <w:color w:val="000000"/>
           <w:kern w:val="0"/>
           <w:lang w:eastAsia="es-PE"/>
-          <w14:ligatures w14:val="none"/>
-        </w:rPr>
-      </w:pPr>
-      <w:r>
-        <w:rPr>
-          <w:rFonts w:ascii="Arial Narrow" w:eastAsia="Arial Narrow" w:hAnsi="Arial Narrow" w:cs="Arial Narrow"/>
-          <w:b/>
-          <w:color w:val="000000"/>
-          <w:kern w:val="0"/>
-          <w:lang w:eastAsia="es-PE"/>
-          <w14:ligatures w14:val="none"/>
+          <ns2:ligatures ns2:val="none"/>
+        </w:rPr>
+      </w:pPr>
+      <w:r>
+        <w:rPr>
+          <w:rFonts w:ascii="Arial Narrow" w:eastAsia="Arial Narrow" w:hAnsi="Arial Narrow" w:cs="Arial Narrow"/>
+          <w:b/>
+          <w:color w:val="000000"/>
+          <w:kern w:val="0"/>
+          <w:lang w:eastAsia="es-PE"/>
+          <ns2:ligatures ns2:val="none"/>
         </w:rPr>
         <w:t xml:space="preserve">RESOLUCIÓN </w:t>
       </w:r>
@@ -434,7 +434,7 @@
           <w:color w:val="000000"/>
           <w:kern w:val="0"/>
           <w:lang w:eastAsia="es-PE"/>
-          <w14:ligatures w14:val="none"/>
+          <ns2:ligatures ns2:val="none"/>
         </w:rPr>
         <w:tab/>
         <w:t>:</w:t>
@@ -446,7 +446,7 @@
           <w:color w:val="000000"/>
           <w:kern w:val="0"/>
           <w:lang w:eastAsia="es-PE"/>
-          <w14:ligatures w14:val="none"/>
+          <ns2:ligatures ns2:val="none"/>
         </w:rPr>
         <w:tab/>
       </w:r>
@@ -457,12 +457,12 @@
           <w:color w:val="000000"/>
           <w:kern w:val="0"/>
           <w:lang w:eastAsia="es-PE"/>
-          <w14:ligatures w14:val="none"/>
+          <ns2:ligatures ns2:val="none"/>
         </w:rPr>
         <w:t>1</w:t>
       </w:r>
     </w:p>
-    <w:p>
+    <w:p ns2:paraId="5BA3A18D" ns2:textId="77777777">
       <w:pPr>
         <w:tabs>
           <w:tab w:val="left" w:pos="1014"/>
@@ -475,11 +475,11 @@
           <w:kern w:val="0"/>
           <w:shd w:val="clear" w:color="auto" w:fill="FFFFFF"/>
           <w:lang w:eastAsia="es-PE"/>
-          <w14:ligatures w14:val="none"/>
-        </w:rPr>
-      </w:pPr>
-    </w:p>
-    <w:p>
+          <ns2:ligatures ns2:val="none"/>
+        </w:rPr>
+      </w:pPr>
+    </w:p>
+    <w:p ns2:paraId="2F799822" ns2:textId="36BE5C10">
       <w:pPr>
         <w:tabs>
           <w:tab w:val="left" w:pos="1014"/>
@@ -492,7 +492,7 @@
           <w:kern w:val="0"/>
           <w:shd w:val="clear" w:color="auto" w:fill="FFFFFF"/>
           <w:lang w:eastAsia="es-PE"/>
-          <w14:ligatures w14:val="none"/>
+          <ns2:ligatures ns2:val="none"/>
         </w:rPr>
       </w:pPr>
       <w:r>
@@ -502,7 +502,7 @@
           <w:kern w:val="0"/>
           <w:shd w:val="clear" w:color="auto" w:fill="FFFFFF"/>
           <w:lang w:eastAsia="es-PE"/>
-          <w14:ligatures w14:val="none"/>
+          <ns2:ligatures ns2:val="none"/>
         </w:rPr>
         <w:t>Lima</w:t>
       </w:r>
@@ -513,7 +513,7 @@
           <w:kern w:val="0"/>
           <w:shd w:val="clear" w:color="auto" w:fill="FFFFFF"/>
           <w:lang w:eastAsia="es-PE"/>
-          <w14:ligatures w14:val="none"/>
+          <ns2:ligatures ns2:val="none"/>
         </w:rPr>
         <w:t xml:space="preserve">, </w:t>
       </w:r>
@@ -524,7 +524,7 @@
           <w:kern w:val="0"/>
           <w:shd w:val="clear" w:color="auto" w:fill="FFFFFF"/>
           <w:lang w:eastAsia="es-PE"/>
-          <w14:ligatures w14:val="none"/>
+          <ns2:ligatures ns2:val="none"/>
         </w:rPr>
         <w:t>29</w:t>
       </w:r>
@@ -535,7 +535,7 @@
           <w:kern w:val="0"/>
           <w:shd w:val="clear" w:color="auto" w:fill="FFFFFF"/>
           <w:lang w:eastAsia="es-PE"/>
-          <w14:ligatures w14:val="none"/>
+          <ns2:ligatures ns2:val="none"/>
         </w:rPr>
         <w:t xml:space="preserve"> de</w:t>
       </w:r>
@@ -546,7 +546,7 @@
           <w:kern w:val="0"/>
           <w:shd w:val="clear" w:color="auto" w:fill="FFFFFF"/>
           <w:lang w:eastAsia="es-PE"/>
-          <w14:ligatures w14:val="none"/>
+          <ns2:ligatures ns2:val="none"/>
         </w:rPr>
         <w:t xml:space="preserve"> </w:t>
       </w:r>
@@ -557,7 +557,7 @@
           <w:kern w:val="0"/>
           <w:shd w:val="clear" w:color="auto" w:fill="FFFFFF"/>
           <w:lang w:eastAsia="es-PE"/>
-          <w14:ligatures w14:val="none"/>
+          <ns2:ligatures ns2:val="none"/>
         </w:rPr>
         <w:t>agosto</w:t>
       </w:r>
@@ -568,12 +568,12 @@
           <w:kern w:val="0"/>
           <w:shd w:val="clear" w:color="auto" w:fill="FFFFFF"/>
           <w:lang w:eastAsia="es-PE"/>
-          <w14:ligatures w14:val="none"/>
+          <ns2:ligatures ns2:val="none"/>
         </w:rPr>
         <w:t xml:space="preserve"> de 2025</w:t>
       </w:r>
     </w:p>
-    <w:p>
+    <w:p ns2:paraId="66CE1821" ns2:textId="77777777">
       <w:pPr>
         <w:tabs>
           <w:tab w:val="left" w:pos="1014"/>
@@ -585,11 +585,11 @@
           <w:color w:val="000000"/>
           <w:kern w:val="0"/>
           <w:lang w:eastAsia="es-PE"/>
-          <w14:ligatures w14:val="none"/>
-        </w:rPr>
-      </w:pPr>
-    </w:p>
-    <w:p>
+          <ns2:ligatures ns2:val="none"/>
+        </w:rPr>
+      </w:pPr>
+    </w:p>
+    <w:p ns2:paraId="0B80AAA5" ns2:textId="77777777">
       <w:pPr>
         <w:numPr>
           <w:ilvl w:val="0"/>
@@ -603,22 +603,22 @@
           <w:color w:val="000000"/>
           <w:kern w:val="0"/>
           <w:lang w:eastAsia="es-PE"/>
-          <w14:ligatures w14:val="none"/>
-        </w:rPr>
-      </w:pPr>
-      <w:r>
-        <w:rPr>
-          <w:rFonts w:ascii="Arial Narrow" w:eastAsia="Arial Narrow" w:hAnsi="Arial Narrow" w:cs="Arial Narrow"/>
-          <w:b/>
-          <w:color w:val="000000"/>
-          <w:kern w:val="0"/>
-          <w:lang w:eastAsia="es-PE"/>
-          <w14:ligatures w14:val="none"/>
+          <ns2:ligatures ns2:val="none"/>
+        </w:rPr>
+      </w:pPr>
+      <w:r>
+        <w:rPr>
+          <w:rFonts w:ascii="Arial Narrow" w:eastAsia="Arial Narrow" w:hAnsi="Arial Narrow" w:cs="Arial Narrow"/>
+          <w:b/>
+          <w:color w:val="000000"/>
+          <w:kern w:val="0"/>
+          <w:lang w:eastAsia="es-PE"/>
+          <ns2:ligatures ns2:val="none"/>
         </w:rPr>
         <w:t xml:space="preserve">HECHOS </w:t>
       </w:r>
     </w:p>
-    <w:p>
+    <w:p ns2:paraId="621F2AB2" ns2:textId="77777777">
       <w:pPr>
         <w:spacing w:after="0" w:line="240" w:lineRule="auto"/>
         <w:jc w:val="both"/>
@@ -627,11 +627,11 @@
           <w:color w:val="000000"/>
           <w:kern w:val="0"/>
           <w:lang w:eastAsia="es-PE"/>
-          <w14:ligatures w14:val="none"/>
-        </w:rPr>
-      </w:pPr>
-    </w:p>
-    <w:p>
+          <ns2:ligatures ns2:val="none"/>
+        </w:rPr>
+      </w:pPr>
+    </w:p>
+    <w:p ns2:paraId="60B5D5B0" ns2:textId="4D19764A">
       <w:pPr>
         <w:numPr>
           <w:ilvl w:val="1"/>
@@ -645,7 +645,7 @@
           <w:color w:val="000000"/>
           <w:kern w:val="0"/>
           <w:lang w:val="es-ES" w:eastAsia="es-ES"/>
-          <w14:ligatures w14:val="none"/>
+          <ns2:ligatures ns2:val="none"/>
         </w:rPr>
       </w:pPr>
       <w:r>
@@ -654,7 +654,7 @@
           <w:color w:val="000000"/>
           <w:kern w:val="0"/>
           <w:lang w:val="es-ES" w:eastAsia="es-ES"/>
-          <w14:ligatures w14:val="none"/>
+          <ns2:ligatures ns2:val="none"/>
         </w:rPr>
         <w:t xml:space="preserve">Mediante el escrito del 18 de julio de 2025, el señor [APELLIDO] denunció a Interbank por presuntas infracciones a la Ley 29571, Código de Protección y Defensa del Consumidor (en adelante, Código), señalando lo siguiente:</w:t>
       </w:r>
@@ -664,7 +664,7 @@
           <w:color w:val="000000"/>
           <w:kern w:val="0"/>
           <w:lang w:val="es-ES" w:eastAsia="es-ES"/>
-          <w14:ligatures w14:val="none"/>
+          <ns2:ligatures ns2:val="none"/>
         </w:rPr>
         <w:t xml:space="preserve"/>
       </w:r>
@@ -674,7 +674,7 @@
           <w:color w:val="000000"/>
           <w:kern w:val="0"/>
           <w:lang w:val="es-ES" w:eastAsia="es-ES"/>
-          <w14:ligatures w14:val="none"/>
+          <ns2:ligatures ns2:val="none"/>
         </w:rPr>
         <w:t/>
       </w:r>
@@ -686,7 +686,7 @@
           <w:kern w:val="0"/>
           <w:vertAlign w:val="superscript"/>
           <w:lang w:val="es-ES" w:eastAsia="es-ES"/>
-          <w14:ligatures w14:val="none"/>
+          <ns2:ligatures ns2:val="none"/>
         </w:rPr>
         <w:footnoteReference w:id="1"/>
       </w:r>
@@ -694,7 +694,7 @@
         <w:rPr>
           <w:rFonts w:ascii="Arial Narrow" w:eastAsia="Calibri" w:hAnsi="Arial Narrow" w:cs="Arial"/>
           <w:kern w:val="0"/>
-          <w14:ligatures w14:val="none"/>
+          <ns2:ligatures ns2:val="none"/>
         </w:rPr>
         <w:t/>
       </w:r>
@@ -702,7 +702,7 @@
         <w:rPr>
           <w:rFonts w:ascii="Arial Narrow" w:eastAsia="Calibri" w:hAnsi="Arial Narrow" w:cs="Arial"/>
           <w:kern w:val="0"/>
-          <w14:ligatures w14:val="none"/>
+          <ns2:ligatures ns2:val="none"/>
         </w:rPr>
         <w:t xml:space="preserve"/>
       </w:r>
@@ -710,7 +710,7 @@
         <w:rPr>
           <w:rFonts w:ascii="Arial Narrow" w:eastAsia="Calibri" w:hAnsi="Arial Narrow" w:cs="Arial"/>
           <w:kern w:val="0"/>
-          <w14:ligatures w14:val="none"/>
+          <ns2:ligatures ns2:val="none"/>
         </w:rPr>
         <w:t/>
       </w:r>
@@ -718,7 +718,7 @@
         <w:rPr>
           <w:rFonts w:ascii="Arial Narrow" w:eastAsia="Calibri" w:hAnsi="Arial Narrow" w:cs="Arial"/>
           <w:kern w:val="0"/>
-          <w14:ligatures w14:val="none"/>
+          <ns2:ligatures ns2:val="none"/>
         </w:rPr>
         <w:t xml:space="preserve"/>
       </w:r>
@@ -726,7 +726,7 @@
         <w:rPr>
           <w:rFonts w:ascii="Arial Narrow" w:eastAsia="Calibri" w:hAnsi="Arial Narrow" w:cs="Arial"/>
           <w:kern w:val="0"/>
-          <w14:ligatures w14:val="none"/>
+          <ns2:ligatures ns2:val="none"/>
         </w:rPr>
         <w:t xml:space="preserve"/>
       </w:r>
@@ -734,7 +734,7 @@
         <w:rPr>
           <w:rFonts w:ascii="Arial Narrow" w:eastAsia="Calibri" w:hAnsi="Arial Narrow" w:cs="Arial"/>
           <w:kern w:val="0"/>
-          <w14:ligatures w14:val="none"/>
+          <ns2:ligatures ns2:val="none"/>
         </w:rPr>
         <w:t/>
       </w:r>
@@ -744,7 +744,7 @@
           <w:color w:val="000000"/>
           <w:kern w:val="0"/>
           <w:lang w:val="es-ES" w:eastAsia="es-ES"/>
-          <w14:ligatures w14:val="none"/>
+          <ns2:ligatures ns2:val="none"/>
         </w:rPr>
         <w:t xml:space="preserve"/>
       </w:r>
@@ -754,7 +754,7 @@
           <w:color w:val="000000"/>
           <w:kern w:val="0"/>
           <w:lang w:val="es-ES" w:eastAsia="es-ES"/>
-          <w14:ligatures w14:val="none"/>
+          <ns2:ligatures ns2:val="none"/>
         </w:rPr>
         <w:t xml:space="preserve"/>
       </w:r>
@@ -764,7 +764,7 @@
           <w:color w:val="000000"/>
           <w:kern w:val="0"/>
           <w:lang w:val="es-ES" w:eastAsia="es-ES"/>
-          <w14:ligatures w14:val="none"/>
+          <ns2:ligatures ns2:val="none"/>
         </w:rPr>
         <w:t/>
       </w:r>
@@ -776,7 +776,7 @@
           <w:kern w:val="0"/>
           <w:vertAlign w:val="superscript"/>
           <w:lang w:val="es-ES" w:eastAsia="es-ES"/>
-          <w14:ligatures w14:val="none"/>
+          <ns2:ligatures ns2:val="none"/>
         </w:rPr>
         <w:footnoteReference w:id="2"/>
       </w:r>
@@ -786,7 +786,7 @@
           <w:color w:val="000000"/>
           <w:kern w:val="0"/>
           <w:lang w:val="es-ES" w:eastAsia="es-ES"/>
-          <w14:ligatures w14:val="none"/>
+          <ns2:ligatures ns2:val="none"/>
         </w:rPr>
         <w:t xml:space="preserve"/>
       </w:r>
@@ -797,12 +797,12 @@
           <w:color w:val="000000"/>
           <w:kern w:val="0"/>
           <w:lang w:val="es-ES" w:eastAsia="es-ES"/>
-          <w14:ligatures w14:val="none"/>
+          <ns2:ligatures ns2:val="none"/>
         </w:rPr>
         <w:t/>
       </w:r>
     </w:p>
-    <w:p>
+    <w:p ns2:paraId="3AD3B7C6" ns2:textId="77777777">
       <w:pPr>
         <w:tabs>
           <w:tab w:val="left" w:pos="1134"/>
@@ -814,11 +814,11 @@
           <w:color w:val="000000"/>
           <w:kern w:val="0"/>
           <w:lang w:val="es-ES" w:eastAsia="es-ES"/>
-          <w14:ligatures w14:val="none"/>
-        </w:rPr>
-      </w:pPr>
-    </w:p>
-    <w:p>
+          <ns2:ligatures ns2:val="none"/>
+        </w:rPr>
+      </w:pPr>
+    </w:p>
+    <w:p ns2:paraId="1E78A6D7" ns2:textId="406B7472">
       <w:pPr>
         <w:pStyle w:val="Prrafodelista"/>
         <w:numPr>
@@ -836,16 +836,16 @@
           <w:color w:val="000000"/>
           <w:kern w:val="0"/>
           <w:lang w:eastAsia="es-ES"/>
-          <w14:ligatures w14:val="none"/>
-        </w:rPr>
-      </w:pPr>
-      <w:r>
-        <w:rPr>
-          <w:rFonts w:ascii="Arial Narrow" w:eastAsia="Times New Roman" w:hAnsi="Arial Narrow" w:cs="Arial"/>
-          <w:color w:val="000000"/>
-          <w:kern w:val="0"/>
-          <w:lang w:eastAsia="es-ES"/>
-          <w14:ligatures w14:val="none"/>
+          <ns2:ligatures ns2:val="none"/>
+        </w:rPr>
+      </w:pPr>
+      <w:r>
+        <w:rPr>
+          <w:rFonts w:ascii="Arial Narrow" w:eastAsia="Times New Roman" w:hAnsi="Arial Narrow" w:cs="Arial"/>
+          <w:color w:val="000000"/>
+          <w:kern w:val="0"/>
+          <w:lang w:eastAsia="es-ES"/>
+          <ns2:ligatures ns2:val="none"/>
         </w:rPr>
         <w:t xml:space="preserve">Con anterioridad al 21 de mayo de 2025, contrató el crédito por convenio 019xxxxxx479 con Interbank, el cual incluía el Seguro de Protección de Crédito Full </w:t>
       </w:r>
@@ -855,7 +855,7 @@
           <w:color w:val="000000"/>
           <w:kern w:val="0"/>
           <w:lang w:eastAsia="es-ES"/>
-          <w14:ligatures w14:val="none"/>
+          <ns2:ligatures ns2:val="none"/>
         </w:rPr>
         <w:t xml:space="preserve">– Póliza </w:t>
       </w:r>
@@ -865,7 +865,7 @@
           <w:color w:val="000000"/>
           <w:kern w:val="0"/>
           <w:lang w:eastAsia="es-ES"/>
-          <w14:ligatures w14:val="none"/>
+          <ns2:ligatures ns2:val="none"/>
         </w:rPr>
         <w:t/>
       </w:r>
@@ -875,7 +875,7 @@
           <w:color w:val="000000"/>
           <w:kern w:val="0"/>
           <w:lang w:eastAsia="es-ES"/>
-          <w14:ligatures w14:val="none"/>
+          <ns2:ligatures ns2:val="none"/>
         </w:rPr>
         <w:t xml:space="preserve"> </w:t>
       </w:r>
@@ -885,7 +885,7 @@
           <w:color w:val="000000"/>
           <w:kern w:val="0"/>
           <w:lang w:eastAsia="es-ES"/>
-          <w14:ligatures w14:val="none"/>
+          <ns2:ligatures ns2:val="none"/>
         </w:rPr>
         <w:t xml:space="preserve">5000047-000016204 </w:t>
       </w:r>
@@ -895,7 +895,7 @@
           <w:color w:val="000000"/>
           <w:kern w:val="0"/>
           <w:lang w:eastAsia="es-ES"/>
-          <w14:ligatures w14:val="none"/>
+          <ns2:ligatures ns2:val="none"/>
         </w:rPr>
         <w:t>(en adelante, “Seguro de Crédito”)</w:t>
       </w:r>
@@ -905,7 +905,7 @@
           <w:color w:val="000000"/>
           <w:kern w:val="0"/>
           <w:lang w:eastAsia="es-ES"/>
-          <w14:ligatures w14:val="none"/>
+          <ns2:ligatures ns2:val="none"/>
         </w:rPr>
         <w:t xml:space="preserve"> emitido por</w:t>
       </w:r>
@@ -915,7 +915,7 @@
           <w:color w:val="000000"/>
           <w:kern w:val="0"/>
           <w:lang w:eastAsia="es-ES"/>
-          <w14:ligatures w14:val="none"/>
+          <ns2:ligatures ns2:val="none"/>
         </w:rPr>
         <w:t xml:space="preserve"> </w:t>
       </w:r>
@@ -926,7 +926,7 @@
           <w:color w:val="000000"/>
           <w:kern w:val="0"/>
           <w:lang w:eastAsia="es-ES"/>
-          <w14:ligatures w14:val="none"/>
+          <ns2:ligatures ns2:val="none"/>
         </w:rPr>
         <w:t>Interseguro</w:t>
       </w:r>
@@ -937,7 +937,7 @@
           <w:color w:val="000000"/>
           <w:kern w:val="0"/>
           <w:lang w:eastAsia="es-ES"/>
-          <w14:ligatures w14:val="none"/>
+          <ns2:ligatures ns2:val="none"/>
         </w:rPr>
         <w:t xml:space="preserve"> </w:t>
       </w:r>
@@ -947,7 +947,7 @@
           <w:color w:val="000000"/>
           <w:kern w:val="0"/>
           <w:lang w:eastAsia="es-ES"/>
-          <w14:ligatures w14:val="none"/>
+          <ns2:ligatures ns2:val="none"/>
         </w:rPr>
         <w:t xml:space="preserve">Compañía de Seguros S.A. (en adelante, </w:t>
       </w:r>
@@ -958,7 +958,7 @@
           <w:color w:val="000000"/>
           <w:kern w:val="0"/>
           <w:lang w:eastAsia="es-ES"/>
-          <w14:ligatures w14:val="none"/>
+          <ns2:ligatures ns2:val="none"/>
         </w:rPr>
         <w:t>Interseguro</w:t>
       </w:r>
@@ -969,7 +969,7 @@
           <w:color w:val="000000"/>
           <w:kern w:val="0"/>
           <w:lang w:eastAsia="es-ES"/>
-          <w14:ligatures w14:val="none"/>
+          <ns2:ligatures ns2:val="none"/>
         </w:rPr>
         <w:t>)</w:t>
       </w:r>
@@ -979,7 +979,7 @@
           <w:color w:val="000000"/>
           <w:kern w:val="0"/>
           <w:lang w:eastAsia="es-ES"/>
-          <w14:ligatures w14:val="none"/>
+          <ns2:ligatures ns2:val="none"/>
         </w:rPr>
         <w:t>, que cubre hasta un límite de seis cuotas del préstamo en caso de desempleo involuntario del asegurado, siendo el beneficiario</w:t>
       </w:r>
@@ -989,7 +989,7 @@
           <w:color w:val="000000"/>
           <w:kern w:val="0"/>
           <w:lang w:eastAsia="es-ES"/>
-          <w14:ligatures w14:val="none"/>
+          <ns2:ligatures ns2:val="none"/>
         </w:rPr>
         <w:t xml:space="preserve"> el </w:t>
       </w:r>
@@ -999,12 +999,12 @@
           <w:color w:val="000000"/>
           <w:kern w:val="0"/>
           <w:lang w:eastAsia="es-ES"/>
-          <w14:ligatures w14:val="none"/>
+          <ns2:ligatures ns2:val="none"/>
         </w:rPr>
         <w:t>Interbank.</w:t>
       </w:r>
     </w:p>
-    <w:p>
+    <w:p ns2:paraId="42B8BE0C" ns2:textId="77777777">
       <w:pPr>
         <w:pStyle w:val="Prrafodelista"/>
         <w:spacing w:after="0" w:line="240" w:lineRule="auto"/>
@@ -1015,11 +1015,11 @@
           <w:color w:val="000000"/>
           <w:kern w:val="0"/>
           <w:lang w:eastAsia="es-ES"/>
-          <w14:ligatures w14:val="none"/>
-        </w:rPr>
-      </w:pPr>
-    </w:p>
-    <w:p>
+          <ns2:ligatures ns2:val="none"/>
+        </w:rPr>
+      </w:pPr>
+    </w:p>
+    <w:p ns2:paraId="15A5577B" ns2:textId="21371F6F">
       <w:pPr>
         <w:pStyle w:val="Prrafodelista"/>
         <w:numPr>
@@ -1037,16 +1037,16 @@
           <w:color w:val="000000"/>
           <w:kern w:val="0"/>
           <w:lang w:eastAsia="es-ES"/>
-          <w14:ligatures w14:val="none"/>
-        </w:rPr>
-      </w:pPr>
-      <w:r>
-        <w:rPr>
-          <w:rFonts w:ascii="Arial Narrow" w:eastAsia="Times New Roman" w:hAnsi="Arial Narrow" w:cs="Arial"/>
-          <w:color w:val="000000"/>
-          <w:kern w:val="0"/>
-          <w:lang w:eastAsia="es-ES"/>
-          <w14:ligatures w14:val="none"/>
+          <ns2:ligatures ns2:val="none"/>
+        </w:rPr>
+      </w:pPr>
+      <w:r>
+        <w:rPr>
+          <w:rFonts w:ascii="Arial Narrow" w:eastAsia="Times New Roman" w:hAnsi="Arial Narrow" w:cs="Arial"/>
+          <w:color w:val="000000"/>
+          <w:kern w:val="0"/>
+          <w:lang w:eastAsia="es-ES"/>
+          <ns2:ligatures ns2:val="none"/>
         </w:rPr>
         <w:t xml:space="preserve">El 21 de mayo de 2025, </w:t>
       </w:r>
@@ -1057,7 +1057,7 @@
           <w:color w:val="000000"/>
           <w:kern w:val="0"/>
           <w:lang w:eastAsia="es-ES"/>
-          <w14:ligatures w14:val="none"/>
+          <ns2:ligatures ns2:val="none"/>
         </w:rPr>
         <w:t>Interseguro</w:t>
       </w:r>
@@ -1068,7 +1068,7 @@
           <w:color w:val="000000"/>
           <w:kern w:val="0"/>
           <w:lang w:eastAsia="es-ES"/>
-          <w14:ligatures w14:val="none"/>
+          <ns2:ligatures ns2:val="none"/>
         </w:rPr>
         <w:t xml:space="preserve"> </w:t>
       </w:r>
@@ -1078,7 +1078,7 @@
           <w:color w:val="000000"/>
           <w:kern w:val="0"/>
           <w:lang w:eastAsia="es-ES"/>
-          <w14:ligatures w14:val="none"/>
+          <ns2:ligatures ns2:val="none"/>
         </w:rPr>
         <w:t>abonó el monto de S/. 5 360,94 a la cuenta corriente 200xxxxxx001</w:t>
       </w:r>
@@ -1088,7 +1088,7 @@
           <w:color w:val="000000"/>
           <w:kern w:val="0"/>
           <w:lang w:eastAsia="es-ES"/>
-          <w14:ligatures w14:val="none"/>
+          <ns2:ligatures ns2:val="none"/>
         </w:rPr>
         <w:t>***</w:t>
       </w:r>
@@ -1098,25 +1098,25 @@
           <w:color w:val="000000"/>
           <w:kern w:val="0"/>
           <w:lang w:eastAsia="es-ES"/>
-          <w14:ligatures w14:val="none"/>
+          <ns2:ligatures ns2:val="none"/>
         </w:rPr>
         <w:t>941 de Interbank correspondiente al beneficio del Seguro de Protección de Crédito Full.</w:t>
       </w:r>
     </w:p>
-    <w:p>
-      <w:pPr>
-        <w:spacing w:after="0" w:line="240" w:lineRule="auto"/>
-        <w:jc w:val="both"/>
-        <w:rPr>
-          <w:rFonts w:ascii="Arial Narrow" w:eastAsia="Times New Roman" w:hAnsi="Arial Narrow" w:cs="Arial"/>
-          <w:color w:val="000000"/>
-          <w:kern w:val="0"/>
-          <w:lang w:eastAsia="es-ES"/>
-          <w14:ligatures w14:val="none"/>
-        </w:rPr>
-      </w:pPr>
-    </w:p>
-    <w:p>
+    <w:p ns2:paraId="25C56D8C" ns2:textId="77777777">
+      <w:pPr>
+        <w:spacing w:after="0" w:line="240" w:lineRule="auto"/>
+        <w:jc w:val="both"/>
+        <w:rPr>
+          <w:rFonts w:ascii="Arial Narrow" w:eastAsia="Times New Roman" w:hAnsi="Arial Narrow" w:cs="Arial"/>
+          <w:color w:val="000000"/>
+          <w:kern w:val="0"/>
+          <w:lang w:eastAsia="es-ES"/>
+          <ns2:ligatures ns2:val="none"/>
+        </w:rPr>
+      </w:pPr>
+    </w:p>
+    <w:p ns2:paraId="0319C734" ns2:textId="03A55235">
       <w:pPr>
         <w:pStyle w:val="Prrafodelista"/>
         <w:numPr>
@@ -1134,16 +1134,16 @@
           <w:color w:val="000000"/>
           <w:kern w:val="0"/>
           <w:lang w:eastAsia="es-ES"/>
-          <w14:ligatures w14:val="none"/>
-        </w:rPr>
-      </w:pPr>
-      <w:r>
-        <w:rPr>
-          <w:rFonts w:ascii="Arial Narrow" w:eastAsia="Times New Roman" w:hAnsi="Arial Narrow" w:cs="Arial"/>
-          <w:color w:val="000000"/>
-          <w:kern w:val="0"/>
-          <w:lang w:eastAsia="es-ES"/>
-          <w14:ligatures w14:val="none"/>
+          <ns2:ligatures ns2:val="none"/>
+        </w:rPr>
+      </w:pPr>
+      <w:r>
+        <w:rPr>
+          <w:rFonts w:ascii="Arial Narrow" w:eastAsia="Times New Roman" w:hAnsi="Arial Narrow" w:cs="Arial"/>
+          <w:color w:val="000000"/>
+          <w:kern w:val="0"/>
+          <w:lang w:eastAsia="es-ES"/>
+          <ns2:ligatures ns2:val="none"/>
         </w:rPr>
         <w:t xml:space="preserve">El 22 de mayo de 2025, </w:t>
       </w:r>
@@ -1154,7 +1154,7 @@
           <w:color w:val="000000"/>
           <w:kern w:val="0"/>
           <w:lang w:eastAsia="es-ES"/>
-          <w14:ligatures w14:val="none"/>
+          <ns2:ligatures ns2:val="none"/>
         </w:rPr>
         <w:t>Interseguro</w:t>
       </w:r>
@@ -1165,7 +1165,7 @@
           <w:color w:val="000000"/>
           <w:kern w:val="0"/>
           <w:lang w:eastAsia="es-ES"/>
-          <w14:ligatures w14:val="none"/>
+          <ns2:ligatures ns2:val="none"/>
         </w:rPr>
         <w:t xml:space="preserve"> notificó mediante correo electrónico la aprobación de la solicitud de cobertura del Seguro de Crédito e informó que </w:t>
       </w:r>
@@ -1175,7 +1175,7 @@
           <w:color w:val="000000"/>
           <w:kern w:val="0"/>
           <w:lang w:eastAsia="es-ES"/>
-          <w14:ligatures w14:val="none"/>
+          <ns2:ligatures ns2:val="none"/>
         </w:rPr>
         <w:t>el I</w:t>
       </w:r>
@@ -1185,12 +1185,12 @@
           <w:color w:val="000000"/>
           <w:kern w:val="0"/>
           <w:lang w:eastAsia="es-ES"/>
-          <w14:ligatures w14:val="none"/>
+          <ns2:ligatures ns2:val="none"/>
         </w:rPr>
         <w:t>nterbank se comunicaría para coordinar la aplicación del beneficio.</w:t>
       </w:r>
     </w:p>
-    <w:p>
+    <w:p ns2:paraId="5FE81C1D" ns2:textId="77777777">
       <w:pPr>
         <w:pStyle w:val="Prrafodelista"/>
         <w:spacing w:after="0" w:line="240" w:lineRule="auto"/>
@@ -1201,11 +1201,11 @@
           <w:color w:val="000000"/>
           <w:kern w:val="0"/>
           <w:lang w:eastAsia="es-ES"/>
-          <w14:ligatures w14:val="none"/>
-        </w:rPr>
-      </w:pPr>
-    </w:p>
-    <w:p>
+          <ns2:ligatures ns2:val="none"/>
+        </w:rPr>
+      </w:pPr>
+    </w:p>
+    <w:p ns2:paraId="10330794" ns2:textId="51CCF4DA">
       <w:pPr>
         <w:pStyle w:val="Prrafodelista"/>
         <w:numPr>
@@ -1223,16 +1223,16 @@
           <w:color w:val="000000"/>
           <w:kern w:val="0"/>
           <w:lang w:eastAsia="es-ES"/>
-          <w14:ligatures w14:val="none"/>
-        </w:rPr>
-      </w:pPr>
-      <w:r>
-        <w:rPr>
-          <w:rFonts w:ascii="Arial Narrow" w:eastAsia="Times New Roman" w:hAnsi="Arial Narrow" w:cs="Arial"/>
-          <w:color w:val="000000"/>
-          <w:kern w:val="0"/>
-          <w:lang w:eastAsia="es-ES"/>
-          <w14:ligatures w14:val="none"/>
+          <ns2:ligatures ns2:val="none"/>
+        </w:rPr>
+      </w:pPr>
+      <w:r>
+        <w:rPr>
+          <w:rFonts w:ascii="Arial Narrow" w:eastAsia="Times New Roman" w:hAnsi="Arial Narrow" w:cs="Arial"/>
+          <w:color w:val="000000"/>
+          <w:kern w:val="0"/>
+          <w:lang w:eastAsia="es-ES"/>
+          <ns2:ligatures ns2:val="none"/>
         </w:rPr>
         <w:t xml:space="preserve">El 29 de mayo de 2025, envió un correo electrónico a </w:t>
       </w:r>
@@ -1242,7 +1242,7 @@
           <w:color w:val="000000"/>
           <w:kern w:val="0"/>
           <w:lang w:eastAsia="es-ES"/>
-          <w14:ligatures w14:val="none"/>
+          <ns2:ligatures ns2:val="none"/>
         </w:rPr>
         <w:t>Interbank</w:t>
       </w:r>
@@ -1252,7 +1252,7 @@
           <w:color w:val="000000"/>
           <w:kern w:val="0"/>
           <w:lang w:eastAsia="es-ES"/>
-          <w14:ligatures w14:val="none"/>
+          <ns2:ligatures ns2:val="none"/>
         </w:rPr>
         <w:t xml:space="preserve"> con el fin de averiguar la situación de la aplicación del beneficio del Seguro de Crédito al crédito por convenio 019xxxxxx479</w:t>
       </w:r>
@@ -1262,7 +1262,7 @@
           <w:color w:val="000000"/>
           <w:kern w:val="0"/>
           <w:lang w:eastAsia="es-ES"/>
-          <w14:ligatures w14:val="none"/>
+          <ns2:ligatures ns2:val="none"/>
         </w:rPr>
         <w:t>; el mismo día</w:t>
       </w:r>
@@ -1272,7 +1272,7 @@
           <w:color w:val="000000"/>
           <w:kern w:val="0"/>
           <w:lang w:eastAsia="es-ES"/>
-          <w14:ligatures w14:val="none"/>
+          <ns2:ligatures ns2:val="none"/>
         </w:rPr>
         <w:t xml:space="preserve">, Interbank </w:t>
       </w:r>
@@ -1282,7 +1282,7 @@
           <w:color w:val="000000"/>
           <w:kern w:val="0"/>
           <w:lang w:eastAsia="es-ES"/>
-          <w14:ligatures w14:val="none"/>
+          <ns2:ligatures ns2:val="none"/>
         </w:rPr>
         <w:t>le respondió</w:t>
       </w:r>
@@ -1292,7 +1292,7 @@
           <w:color w:val="000000"/>
           <w:kern w:val="0"/>
           <w:lang w:eastAsia="es-ES"/>
-          <w14:ligatures w14:val="none"/>
+          <ns2:ligatures ns2:val="none"/>
         </w:rPr>
         <w:t xml:space="preserve"> indicando que el abono se encontraba en proceso</w:t>
       </w:r>
@@ -1302,7 +1302,7 @@
           <w:color w:val="000000"/>
           <w:kern w:val="0"/>
           <w:lang w:eastAsia="es-ES"/>
-          <w14:ligatures w14:val="none"/>
+          <ns2:ligatures ns2:val="none"/>
         </w:rPr>
         <w:t xml:space="preserve">, asimismo, </w:t>
       </w:r>
@@ -1312,7 +1312,7 @@
           <w:color w:val="000000"/>
           <w:kern w:val="0"/>
           <w:lang w:eastAsia="es-ES"/>
-          <w14:ligatures w14:val="none"/>
+          <ns2:ligatures ns2:val="none"/>
         </w:rPr>
         <w:t xml:space="preserve">generó el reclamo 9660807, en el cual </w:t>
       </w:r>
@@ -1322,7 +1322,7 @@
           <w:color w:val="000000"/>
           <w:kern w:val="0"/>
           <w:lang w:eastAsia="es-ES"/>
-          <w14:ligatures w14:val="none"/>
+          <ns2:ligatures ns2:val="none"/>
         </w:rPr>
         <w:t xml:space="preserve">la entidad bancaria </w:t>
       </w:r>
@@ -1332,7 +1332,7 @@
           <w:color w:val="000000"/>
           <w:kern w:val="0"/>
           <w:lang w:eastAsia="es-ES"/>
-          <w14:ligatures w14:val="none"/>
+          <ns2:ligatures ns2:val="none"/>
         </w:rPr>
         <w:t xml:space="preserve">describió </w:t>
       </w:r>
@@ -1342,7 +1342,7 @@
           <w:color w:val="000000"/>
           <w:kern w:val="0"/>
           <w:lang w:eastAsia="es-ES"/>
-          <w14:ligatures w14:val="none"/>
+          <ns2:ligatures ns2:val="none"/>
         </w:rPr>
         <w:t>su</w:t>
       </w:r>
@@ -1352,7 +1352,7 @@
           <w:color w:val="000000"/>
           <w:kern w:val="0"/>
           <w:lang w:eastAsia="es-ES"/>
-          <w14:ligatures w14:val="none"/>
+          <ns2:ligatures ns2:val="none"/>
         </w:rPr>
         <w:t xml:space="preserve"> solicitud como la generación de</w:t>
       </w:r>
@@ -1362,12 +1362,12 @@
           <w:color w:val="000000"/>
           <w:kern w:val="0"/>
           <w:lang w:eastAsia="es-ES"/>
-          <w14:ligatures w14:val="none"/>
+          <ns2:ligatures ns2:val="none"/>
         </w:rPr>
         <w:t xml:space="preserve"> una orden de pago por no visualizar crédito vigente.</w:t>
       </w:r>
     </w:p>
-    <w:p>
+    <w:p ns2:paraId="4FF02667" ns2:textId="77777777">
       <w:pPr>
         <w:pStyle w:val="Prrafodelista"/>
         <w:spacing w:after="0" w:line="240" w:lineRule="auto"/>
@@ -1378,11 +1378,11 @@
           <w:color w:val="000000"/>
           <w:kern w:val="0"/>
           <w:lang w:eastAsia="es-ES"/>
-          <w14:ligatures w14:val="none"/>
-        </w:rPr>
-      </w:pPr>
-    </w:p>
-    <w:p>
+          <ns2:ligatures ns2:val="none"/>
+        </w:rPr>
+      </w:pPr>
+    </w:p>
+    <w:p ns2:paraId="10B66FFE" ns2:textId="6C7367DD">
       <w:pPr>
         <w:pStyle w:val="Prrafodelista"/>
         <w:numPr>
@@ -1400,16 +1400,16 @@
           <w:color w:val="000000"/>
           <w:kern w:val="0"/>
           <w:lang w:eastAsia="es-ES"/>
-          <w14:ligatures w14:val="none"/>
-        </w:rPr>
-      </w:pPr>
-      <w:r>
-        <w:rPr>
-          <w:rFonts w:ascii="Arial Narrow" w:eastAsia="Times New Roman" w:hAnsi="Arial Narrow" w:cs="Arial"/>
-          <w:color w:val="000000"/>
-          <w:kern w:val="0"/>
-          <w:lang w:eastAsia="es-ES"/>
-          <w14:ligatures w14:val="none"/>
+          <ns2:ligatures ns2:val="none"/>
+        </w:rPr>
+      </w:pPr>
+      <w:r>
+        <w:rPr>
+          <w:rFonts w:ascii="Arial Narrow" w:eastAsia="Times New Roman" w:hAnsi="Arial Narrow" w:cs="Arial"/>
+          <w:color w:val="000000"/>
+          <w:kern w:val="0"/>
+          <w:lang w:eastAsia="es-ES"/>
+          <ns2:ligatures ns2:val="none"/>
         </w:rPr>
         <w:t xml:space="preserve">El 2 de junio de </w:t>
       </w:r>
@@ -1419,7 +1419,7 @@
           <w:color w:val="000000"/>
           <w:kern w:val="0"/>
           <w:lang w:eastAsia="es-ES"/>
-          <w14:ligatures w14:val="none"/>
+          <ns2:ligatures ns2:val="none"/>
         </w:rPr>
         <w:t>2025, Interbank resolvió el reclamo 9660807 indicando que no era posible atender lo solicitado por no validar u</w:t>
       </w:r>
@@ -1429,7 +1429,7 @@
           <w:color w:val="000000"/>
           <w:kern w:val="0"/>
           <w:lang w:eastAsia="es-ES"/>
-          <w14:ligatures w14:val="none"/>
+          <ns2:ligatures ns2:val="none"/>
         </w:rPr>
         <w:t>n importe pendiente de devolución en el crédito por convenio 019xxxxxx479</w:t>
       </w:r>
@@ -1439,12 +1439,12 @@
           <w:color w:val="000000"/>
           <w:kern w:val="0"/>
           <w:lang w:eastAsia="es-ES"/>
-          <w14:ligatures w14:val="none"/>
+          <ns2:ligatures ns2:val="none"/>
         </w:rPr>
         <w:t>; no obstante, el reclamo no concordaba con su pretensión.</w:t>
       </w:r>
     </w:p>
-    <w:p>
+    <w:p ns2:paraId="0F7BDFEA" ns2:textId="77777777">
       <w:pPr>
         <w:pStyle w:val="Prrafodelista"/>
         <w:spacing w:after="0" w:line="240" w:lineRule="auto"/>
@@ -1455,11 +1455,11 @@
           <w:color w:val="000000"/>
           <w:kern w:val="0"/>
           <w:lang w:eastAsia="es-ES"/>
-          <w14:ligatures w14:val="none"/>
-        </w:rPr>
-      </w:pPr>
-    </w:p>
-    <w:p>
+          <ns2:ligatures ns2:val="none"/>
+        </w:rPr>
+      </w:pPr>
+    </w:p>
+    <w:p ns2:paraId="41F311BB" ns2:textId="0BCC9FD8">
       <w:pPr>
         <w:pStyle w:val="Prrafodelista"/>
         <w:numPr>
@@ -1477,16 +1477,16 @@
           <w:color w:val="000000"/>
           <w:kern w:val="0"/>
           <w:lang w:eastAsia="es-ES"/>
-          <w14:ligatures w14:val="none"/>
-        </w:rPr>
-      </w:pPr>
-      <w:r>
-        <w:rPr>
-          <w:rFonts w:ascii="Arial Narrow" w:eastAsia="Times New Roman" w:hAnsi="Arial Narrow" w:cs="Arial"/>
-          <w:color w:val="000000"/>
-          <w:kern w:val="0"/>
-          <w:lang w:eastAsia="es-ES"/>
-          <w14:ligatures w14:val="none"/>
+          <ns2:ligatures ns2:val="none"/>
+        </w:rPr>
+      </w:pPr>
+      <w:r>
+        <w:rPr>
+          <w:rFonts w:ascii="Arial Narrow" w:eastAsia="Times New Roman" w:hAnsi="Arial Narrow" w:cs="Arial"/>
+          <w:color w:val="000000"/>
+          <w:kern w:val="0"/>
+          <w:lang w:eastAsia="es-ES"/>
+          <ns2:ligatures ns2:val="none"/>
         </w:rPr>
         <w:t xml:space="preserve">El 4 de junio de 2025, </w:t>
       </w:r>
@@ -1496,7 +1496,7 @@
           <w:color w:val="000000"/>
           <w:kern w:val="0"/>
           <w:lang w:eastAsia="es-ES"/>
-          <w14:ligatures w14:val="none"/>
+          <ns2:ligatures ns2:val="none"/>
         </w:rPr>
         <w:t>presentó</w:t>
       </w:r>
@@ -1506,7 +1506,7 @@
           <w:color w:val="000000"/>
           <w:kern w:val="0"/>
           <w:lang w:eastAsia="es-ES"/>
-          <w14:ligatures w14:val="none"/>
+          <ns2:ligatures ns2:val="none"/>
         </w:rPr>
         <w:t xml:space="preserve"> el reclamo 9704984, en el cual</w:t>
       </w:r>
@@ -1516,12 +1516,12 @@
           <w:color w:val="000000"/>
           <w:kern w:val="0"/>
           <w:lang w:eastAsia="es-ES"/>
-          <w14:ligatures w14:val="none"/>
+          <ns2:ligatures ns2:val="none"/>
         </w:rPr>
         <w:t xml:space="preserve"> indicó que no deseaba realizar el cobro de la orden de pago, sino que se aplicara el Seguro de Crédito por despido involuntario para cubrir seis meses de cuotas adelantadas.</w:t>
       </w:r>
     </w:p>
-    <w:p>
+    <w:p ns2:paraId="0D8847F7" ns2:textId="77777777">
       <w:pPr>
         <w:pStyle w:val="Prrafodelista"/>
         <w:spacing w:after="0" w:line="240" w:lineRule="auto"/>
@@ -1532,11 +1532,11 @@
           <w:color w:val="000000"/>
           <w:kern w:val="0"/>
           <w:lang w:eastAsia="es-ES"/>
-          <w14:ligatures w14:val="none"/>
-        </w:rPr>
-      </w:pPr>
-    </w:p>
-    <w:p>
+          <ns2:ligatures ns2:val="none"/>
+        </w:rPr>
+      </w:pPr>
+    </w:p>
+    <w:p ns2:paraId="24FBFE17" ns2:textId="2E4AF473">
       <w:pPr>
         <w:pStyle w:val="Prrafodelista"/>
         <w:numPr>
@@ -1554,16 +1554,16 @@
           <w:color w:val="000000"/>
           <w:kern w:val="0"/>
           <w:lang w:eastAsia="es-ES"/>
-          <w14:ligatures w14:val="none"/>
-        </w:rPr>
-      </w:pPr>
-      <w:r>
-        <w:rPr>
-          <w:rFonts w:ascii="Arial Narrow" w:eastAsia="Times New Roman" w:hAnsi="Arial Narrow" w:cs="Arial"/>
-          <w:color w:val="000000"/>
-          <w:kern w:val="0"/>
-          <w:lang w:eastAsia="es-ES"/>
-          <w14:ligatures w14:val="none"/>
+          <ns2:ligatures ns2:val="none"/>
+        </w:rPr>
+      </w:pPr>
+      <w:r>
+        <w:rPr>
+          <w:rFonts w:ascii="Arial Narrow" w:eastAsia="Times New Roman" w:hAnsi="Arial Narrow" w:cs="Arial"/>
+          <w:color w:val="000000"/>
+          <w:kern w:val="0"/>
+          <w:lang w:eastAsia="es-ES"/>
+          <ns2:ligatures ns2:val="none"/>
         </w:rPr>
         <w:t xml:space="preserve">El 6 de junio de 2025, </w:t>
       </w:r>
@@ -1573,7 +1573,7 @@
           <w:color w:val="000000"/>
           <w:kern w:val="0"/>
           <w:lang w:eastAsia="es-ES"/>
-          <w14:ligatures w14:val="none"/>
+          <ns2:ligatures ns2:val="none"/>
         </w:rPr>
         <w:t>I</w:t>
       </w:r>
@@ -1583,7 +1583,7 @@
           <w:color w:val="000000"/>
           <w:kern w:val="0"/>
           <w:lang w:eastAsia="es-ES"/>
-          <w14:ligatures w14:val="none"/>
+          <ns2:ligatures ns2:val="none"/>
         </w:rPr>
         <w:t xml:space="preserve">nterbank </w:t>
       </w:r>
@@ -1593,7 +1593,7 @@
           <w:color w:val="000000"/>
           <w:kern w:val="0"/>
           <w:lang w:eastAsia="es-ES"/>
-          <w14:ligatures w14:val="none"/>
+          <ns2:ligatures ns2:val="none"/>
         </w:rPr>
         <w:t>respondió el reclamo</w:t>
       </w:r>
@@ -1603,7 +1603,7 @@
           <w:color w:val="000000"/>
           <w:kern w:val="0"/>
           <w:lang w:eastAsia="es-ES"/>
-          <w14:ligatures w14:val="none"/>
+          <ns2:ligatures ns2:val="none"/>
         </w:rPr>
         <w:t xml:space="preserve"> 9704984 indicando que no registraba orden de pago emitida</w:t>
       </w:r>
@@ -1613,7 +1613,7 @@
           <w:color w:val="000000"/>
           <w:kern w:val="0"/>
           <w:lang w:eastAsia="es-ES"/>
-          <w14:ligatures w14:val="none"/>
+          <ns2:ligatures ns2:val="none"/>
         </w:rPr>
         <w:t>; no</w:t>
       </w:r>
@@ -1623,12 +1623,12 @@
           <w:color w:val="000000"/>
           <w:kern w:val="0"/>
           <w:lang w:eastAsia="es-ES"/>
-          <w14:ligatures w14:val="none"/>
+          <ns2:ligatures ns2:val="none"/>
         </w:rPr>
         <w:t xml:space="preserve"> obstante, la respuesta no concordaba con su pretensión.</w:t>
       </w:r>
     </w:p>
-    <w:p>
+    <w:p ns2:paraId="15651E26" ns2:textId="77777777">
       <w:pPr>
         <w:pStyle w:val="Prrafodelista"/>
         <w:spacing w:after="0" w:line="240" w:lineRule="auto"/>
@@ -1639,11 +1639,11 @@
           <w:color w:val="000000"/>
           <w:kern w:val="0"/>
           <w:lang w:eastAsia="es-ES"/>
-          <w14:ligatures w14:val="none"/>
-        </w:rPr>
-      </w:pPr>
-    </w:p>
-    <w:p>
+          <ns2:ligatures ns2:val="none"/>
+        </w:rPr>
+      </w:pPr>
+    </w:p>
+    <w:p ns2:paraId="724F72F2" ns2:textId="0D549DAD">
       <w:pPr>
         <w:pStyle w:val="Prrafodelista"/>
         <w:numPr>
@@ -1661,16 +1661,16 @@
           <w:color w:val="000000"/>
           <w:kern w:val="0"/>
           <w:lang w:eastAsia="es-ES"/>
-          <w14:ligatures w14:val="none"/>
-        </w:rPr>
-      </w:pPr>
-      <w:r>
-        <w:rPr>
-          <w:rFonts w:ascii="Arial Narrow" w:eastAsia="Times New Roman" w:hAnsi="Arial Narrow" w:cs="Arial"/>
-          <w:color w:val="000000"/>
-          <w:kern w:val="0"/>
-          <w:lang w:eastAsia="es-ES"/>
-          <w14:ligatures w14:val="none"/>
+          <ns2:ligatures ns2:val="none"/>
+        </w:rPr>
+      </w:pPr>
+      <w:r>
+        <w:rPr>
+          <w:rFonts w:ascii="Arial Narrow" w:eastAsia="Times New Roman" w:hAnsi="Arial Narrow" w:cs="Arial"/>
+          <w:color w:val="000000"/>
+          <w:kern w:val="0"/>
+          <w:lang w:eastAsia="es-ES"/>
+          <ns2:ligatures ns2:val="none"/>
         </w:rPr>
         <w:t xml:space="preserve">El 9 de junio de </w:t>
       </w:r>
@@ -1680,7 +1680,7 @@
           <w:color w:val="000000"/>
           <w:kern w:val="0"/>
           <w:lang w:eastAsia="es-ES"/>
-          <w14:ligatures w14:val="none"/>
+          <ns2:ligatures ns2:val="none"/>
         </w:rPr>
         <w:t xml:space="preserve">2025, registró el reclamo 9731982, en el </w:t>
       </w:r>
@@ -1690,7 +1690,7 @@
           <w:color w:val="000000"/>
           <w:kern w:val="0"/>
           <w:lang w:eastAsia="es-ES"/>
-          <w14:ligatures w14:val="none"/>
+          <ns2:ligatures ns2:val="none"/>
         </w:rPr>
         <w:t xml:space="preserve">que indicó que </w:t>
       </w:r>
@@ -1701,7 +1701,7 @@
           <w:color w:val="000000"/>
           <w:kern w:val="0"/>
           <w:lang w:eastAsia="es-ES"/>
-          <w14:ligatures w14:val="none"/>
+          <ns2:ligatures ns2:val="none"/>
         </w:rPr>
         <w:t>Interseguro</w:t>
       </w:r>
@@ -1712,7 +1712,7 @@
           <w:color w:val="000000"/>
           <w:kern w:val="0"/>
           <w:lang w:eastAsia="es-ES"/>
-          <w14:ligatures w14:val="none"/>
+          <ns2:ligatures ns2:val="none"/>
         </w:rPr>
         <w:t xml:space="preserve"> había realizado un abono directamente a Interbank por un monto de S/5 360,94 </w:t>
       </w:r>
@@ -1722,7 +1722,7 @@
           <w:color w:val="000000"/>
           <w:kern w:val="0"/>
           <w:lang w:eastAsia="es-ES"/>
-          <w14:ligatures w14:val="none"/>
+          <ns2:ligatures ns2:val="none"/>
         </w:rPr>
         <w:t xml:space="preserve">el </w:t>
       </w:r>
@@ -1732,7 +1732,7 @@
           <w:color w:val="000000"/>
           <w:kern w:val="0"/>
           <w:lang w:eastAsia="es-ES"/>
-          <w14:ligatures w14:val="none"/>
+          <ns2:ligatures ns2:val="none"/>
         </w:rPr>
         <w:t xml:space="preserve">21 de mayo de 2025, para cubrir la cobertura del </w:t>
       </w:r>
@@ -1742,7 +1742,7 @@
           <w:color w:val="000000"/>
           <w:kern w:val="0"/>
           <w:lang w:eastAsia="es-ES"/>
-          <w14:ligatures w14:val="none"/>
+          <ns2:ligatures ns2:val="none"/>
         </w:rPr>
         <w:t xml:space="preserve">Seguro de Crédito </w:t>
       </w:r>
@@ -1752,12 +1752,12 @@
           <w:color w:val="000000"/>
           <w:kern w:val="0"/>
           <w:lang w:eastAsia="es-ES"/>
-          <w14:ligatures w14:val="none"/>
+          <ns2:ligatures ns2:val="none"/>
         </w:rPr>
         <w:t>y solicitó revisar y regularizar la situación del crédito por convenio.</w:t>
       </w:r>
     </w:p>
-    <w:p>
+    <w:p ns2:paraId="03BBBEE6" ns2:textId="77777777">
       <w:pPr>
         <w:pStyle w:val="Prrafodelista"/>
         <w:spacing w:after="0" w:line="240" w:lineRule="auto"/>
@@ -1768,11 +1768,11 @@
           <w:color w:val="000000"/>
           <w:kern w:val="0"/>
           <w:lang w:eastAsia="es-ES"/>
-          <w14:ligatures w14:val="none"/>
-        </w:rPr>
-      </w:pPr>
-    </w:p>
-    <w:p>
+          <ns2:ligatures ns2:val="none"/>
+        </w:rPr>
+      </w:pPr>
+    </w:p>
+    <w:p ns2:paraId="6CF9AFC3" ns2:textId="4A23F784">
       <w:pPr>
         <w:pStyle w:val="Prrafodelista"/>
         <w:numPr>
@@ -1790,16 +1790,16 @@
           <w:color w:val="000000"/>
           <w:kern w:val="0"/>
           <w:lang w:eastAsia="es-ES"/>
-          <w14:ligatures w14:val="none"/>
-        </w:rPr>
-      </w:pPr>
-      <w:r>
-        <w:rPr>
-          <w:rFonts w:ascii="Arial Narrow" w:eastAsia="Times New Roman" w:hAnsi="Arial Narrow" w:cs="Arial"/>
-          <w:color w:val="000000"/>
-          <w:kern w:val="0"/>
-          <w:lang w:eastAsia="es-ES"/>
-          <w14:ligatures w14:val="none"/>
+          <ns2:ligatures ns2:val="none"/>
+        </w:rPr>
+      </w:pPr>
+      <w:r>
+        <w:rPr>
+          <w:rFonts w:ascii="Arial Narrow" w:eastAsia="Times New Roman" w:hAnsi="Arial Narrow" w:cs="Arial"/>
+          <w:color w:val="000000"/>
+          <w:kern w:val="0"/>
+          <w:lang w:eastAsia="es-ES"/>
+          <ns2:ligatures ns2:val="none"/>
         </w:rPr>
         <w:t xml:space="preserve">El 16 de junio de 2025, </w:t>
       </w:r>
@@ -1810,7 +1810,7 @@
           <w:color w:val="000000"/>
           <w:kern w:val="0"/>
           <w:lang w:eastAsia="es-ES"/>
-          <w14:ligatures w14:val="none"/>
+          <ns2:ligatures ns2:val="none"/>
         </w:rPr>
         <w:t>Interseguro</w:t>
       </w:r>
@@ -1821,7 +1821,7 @@
           <w:color w:val="000000"/>
           <w:kern w:val="0"/>
           <w:lang w:eastAsia="es-ES"/>
-          <w14:ligatures w14:val="none"/>
+          <ns2:ligatures ns2:val="none"/>
         </w:rPr>
         <w:t xml:space="preserve"> remitió </w:t>
       </w:r>
@@ -1831,7 +1831,7 @@
           <w:color w:val="000000"/>
           <w:kern w:val="0"/>
           <w:lang w:eastAsia="es-ES"/>
-          <w14:ligatures w14:val="none"/>
+          <ns2:ligatures ns2:val="none"/>
         </w:rPr>
         <w:t xml:space="preserve">una </w:t>
       </w:r>
@@ -1841,25 +1841,25 @@
           <w:color w:val="000000"/>
           <w:kern w:val="0"/>
           <w:lang w:eastAsia="es-ES"/>
-          <w14:ligatures w14:val="none"/>
+          <ns2:ligatures ns2:val="none"/>
         </w:rPr>
         <w:t>carta confirmando la realización del abono a Interbank correspondiente al beneficio del Seguro de Crédito.</w:t>
       </w:r>
     </w:p>
-    <w:p>
-      <w:pPr>
-        <w:spacing w:after="0" w:line="240" w:lineRule="auto"/>
-        <w:jc w:val="both"/>
-        <w:rPr>
-          <w:rFonts w:ascii="Arial Narrow" w:eastAsia="Times New Roman" w:hAnsi="Arial Narrow" w:cs="Arial"/>
-          <w:color w:val="000000"/>
-          <w:kern w:val="0"/>
-          <w:lang w:eastAsia="es-ES"/>
-          <w14:ligatures w14:val="none"/>
-        </w:rPr>
-      </w:pPr>
-    </w:p>
-    <w:p>
+    <w:p ns2:paraId="36E5248B" ns2:textId="77777777">
+      <w:pPr>
+        <w:spacing w:after="0" w:line="240" w:lineRule="auto"/>
+        <w:jc w:val="both"/>
+        <w:rPr>
+          <w:rFonts w:ascii="Arial Narrow" w:eastAsia="Times New Roman" w:hAnsi="Arial Narrow" w:cs="Arial"/>
+          <w:color w:val="000000"/>
+          <w:kern w:val="0"/>
+          <w:lang w:eastAsia="es-ES"/>
+          <ns2:ligatures ns2:val="none"/>
+        </w:rPr>
+      </w:pPr>
+    </w:p>
+    <w:p ns2:paraId="28A74069" ns2:textId="656D165B">
       <w:pPr>
         <w:pStyle w:val="Prrafodelista"/>
         <w:numPr>
@@ -1877,16 +1877,16 @@
           <w:color w:val="000000"/>
           <w:kern w:val="0"/>
           <w:lang w:eastAsia="es-ES"/>
-          <w14:ligatures w14:val="none"/>
-        </w:rPr>
-      </w:pPr>
-      <w:r>
-        <w:rPr>
-          <w:rFonts w:ascii="Arial Narrow" w:eastAsia="Times New Roman" w:hAnsi="Arial Narrow" w:cs="Arial"/>
-          <w:color w:val="000000"/>
-          <w:kern w:val="0"/>
-          <w:lang w:eastAsia="es-ES"/>
-          <w14:ligatures w14:val="none"/>
+          <ns2:ligatures ns2:val="none"/>
+        </w:rPr>
+      </w:pPr>
+      <w:r>
+        <w:rPr>
+          <w:rFonts w:ascii="Arial Narrow" w:eastAsia="Times New Roman" w:hAnsi="Arial Narrow" w:cs="Arial"/>
+          <w:color w:val="000000"/>
+          <w:kern w:val="0"/>
+          <w:lang w:eastAsia="es-ES"/>
+          <ns2:ligatures ns2:val="none"/>
         </w:rPr>
         <w:t>Mediante carta del</w:t>
       </w:r>
@@ -1896,7 +1896,7 @@
           <w:color w:val="000000"/>
           <w:kern w:val="0"/>
           <w:lang w:eastAsia="es-ES"/>
-          <w14:ligatures w14:val="none"/>
+          <ns2:ligatures ns2:val="none"/>
         </w:rPr>
         <w:t xml:space="preserve"> 26 de junio de 2025, </w:t>
       </w:r>
@@ -1906,7 +1906,7 @@
           <w:color w:val="000000"/>
           <w:kern w:val="0"/>
           <w:lang w:eastAsia="es-ES"/>
-          <w14:ligatures w14:val="none"/>
+          <ns2:ligatures ns2:val="none"/>
         </w:rPr>
         <w:t xml:space="preserve">Interbank </w:t>
       </w:r>
@@ -1916,7 +1916,7 @@
           <w:color w:val="000000"/>
           <w:kern w:val="0"/>
           <w:lang w:eastAsia="es-ES"/>
-          <w14:ligatures w14:val="none"/>
+          <ns2:ligatures ns2:val="none"/>
         </w:rPr>
         <w:t xml:space="preserve">le </w:t>
       </w:r>
@@ -1926,7 +1926,7 @@
           <w:color w:val="000000"/>
           <w:kern w:val="0"/>
           <w:lang w:eastAsia="es-ES"/>
-          <w14:ligatures w14:val="none"/>
+          <ns2:ligatures ns2:val="none"/>
         </w:rPr>
         <w:t xml:space="preserve">remitió </w:t>
       </w:r>
@@ -1936,7 +1936,7 @@
           <w:color w:val="000000"/>
           <w:kern w:val="0"/>
           <w:lang w:eastAsia="es-ES"/>
-          <w14:ligatures w14:val="none"/>
+          <ns2:ligatures ns2:val="none"/>
         </w:rPr>
         <w:t xml:space="preserve">la </w:t>
       </w:r>
@@ -1946,12 +1946,12 @@
           <w:color w:val="000000"/>
           <w:kern w:val="0"/>
           <w:lang w:eastAsia="es-ES"/>
-          <w14:ligatures w14:val="none"/>
+          <ns2:ligatures ns2:val="none"/>
         </w:rPr>
         <w:t>extensión de plazo de resolución del reclamo 9731982.</w:t>
       </w:r>
     </w:p>
-    <w:p>
+    <w:p ns2:paraId="586524EB" ns2:textId="77777777">
       <w:pPr>
         <w:pStyle w:val="Prrafodelista"/>
         <w:spacing w:line="240" w:lineRule="auto"/>
@@ -1960,11 +1960,11 @@
           <w:color w:val="000000"/>
           <w:kern w:val="0"/>
           <w:lang w:eastAsia="es-ES"/>
-          <w14:ligatures w14:val="none"/>
-        </w:rPr>
-      </w:pPr>
-    </w:p>
-    <w:p>
+          <ns2:ligatures ns2:val="none"/>
+        </w:rPr>
+      </w:pPr>
+    </w:p>
+    <w:p ns2:paraId="5A24FF5B" ns2:textId="0CAE0C41">
       <w:pPr>
         <w:pStyle w:val="Prrafodelista"/>
         <w:numPr>
@@ -1982,16 +1982,16 @@
           <w:color w:val="000000"/>
           <w:kern w:val="0"/>
           <w:lang w:eastAsia="es-ES"/>
-          <w14:ligatures w14:val="none"/>
-        </w:rPr>
-      </w:pPr>
-      <w:r>
-        <w:rPr>
-          <w:rFonts w:ascii="Arial Narrow" w:eastAsia="Times New Roman" w:hAnsi="Arial Narrow" w:cs="Arial"/>
-          <w:color w:val="000000"/>
-          <w:kern w:val="0"/>
-          <w:lang w:eastAsia="es-ES"/>
-          <w14:ligatures w14:val="none"/>
+          <ns2:ligatures ns2:val="none"/>
+        </w:rPr>
+      </w:pPr>
+      <w:r>
+        <w:rPr>
+          <w:rFonts w:ascii="Arial Narrow" w:eastAsia="Times New Roman" w:hAnsi="Arial Narrow" w:cs="Arial"/>
+          <w:color w:val="000000"/>
+          <w:kern w:val="0"/>
+          <w:lang w:eastAsia="es-ES"/>
+          <ns2:ligatures ns2:val="none"/>
         </w:rPr>
         <w:t xml:space="preserve">Ante la inacción del </w:t>
       </w:r>
@@ -2001,7 +2001,7 @@
           <w:color w:val="000000"/>
           <w:kern w:val="0"/>
           <w:lang w:eastAsia="es-ES"/>
-          <w14:ligatures w14:val="none"/>
+          <ns2:ligatures ns2:val="none"/>
         </w:rPr>
         <w:t xml:space="preserve">Interbank </w:t>
       </w:r>
@@ -2011,7 +2011,7 @@
           <w:color w:val="000000"/>
           <w:kern w:val="0"/>
           <w:lang w:eastAsia="es-ES"/>
-          <w14:ligatures w14:val="none"/>
+          <ns2:ligatures ns2:val="none"/>
         </w:rPr>
         <w:t xml:space="preserve">y los cobros realizados, presentó </w:t>
       </w:r>
@@ -2021,7 +2021,7 @@
           <w:color w:val="000000"/>
           <w:kern w:val="0"/>
           <w:lang w:eastAsia="es-ES"/>
-          <w14:ligatures w14:val="none"/>
+          <ns2:ligatures ns2:val="none"/>
         </w:rPr>
         <w:t xml:space="preserve">un reclamo contra la entidad bancaria ante </w:t>
       </w:r>
@@ -2031,7 +2031,7 @@
           <w:color w:val="000000"/>
           <w:kern w:val="0"/>
           <w:lang w:eastAsia="es-ES"/>
-          <w14:ligatures w14:val="none"/>
+          <ns2:ligatures ns2:val="none"/>
         </w:rPr>
         <w:t>el Instituto Nacional de Defensa de la Competencia y de la Protección de la Propiedad Intelectual (en adelante, Indecopi) y se fijó una audiencia de conciliación para el 11 de julio de 2025. En dicha audiencia,</w:t>
       </w:r>
@@ -2041,7 +2041,7 @@
           <w:color w:val="000000"/>
           <w:kern w:val="0"/>
           <w:lang w:eastAsia="es-ES"/>
-          <w14:ligatures w14:val="none"/>
+          <ns2:ligatures ns2:val="none"/>
         </w:rPr>
         <w:t xml:space="preserve"> </w:t>
       </w:r>
@@ -2051,7 +2051,7 @@
           <w:color w:val="000000"/>
           <w:kern w:val="0"/>
           <w:lang w:eastAsia="es-ES"/>
-          <w14:ligatures w14:val="none"/>
+          <ns2:ligatures ns2:val="none"/>
         </w:rPr>
         <w:t xml:space="preserve">Interbank </w:t>
       </w:r>
@@ -2061,7 +2061,7 @@
           <w:color w:val="000000"/>
           <w:kern w:val="0"/>
           <w:lang w:eastAsia="es-ES"/>
-          <w14:ligatures w14:val="none"/>
+          <ns2:ligatures ns2:val="none"/>
         </w:rPr>
         <w:t>solicitó la suspensión y reprogramación de la conciliación para recabar información.</w:t>
       </w:r>
@@ -2071,25 +2071,25 @@
           <w:color w:val="000000"/>
           <w:kern w:val="0"/>
           <w:lang w:eastAsia="es-ES"/>
-          <w14:ligatures w14:val="none"/>
+          <ns2:ligatures ns2:val="none"/>
         </w:rPr>
         <w:t xml:space="preserve"> </w:t>
       </w:r>
     </w:p>
-    <w:p>
-      <w:pPr>
-        <w:spacing w:after="0" w:line="240" w:lineRule="auto"/>
-        <w:jc w:val="both"/>
-        <w:rPr>
-          <w:rFonts w:ascii="Arial Narrow" w:eastAsia="Times New Roman" w:hAnsi="Arial Narrow" w:cs="Arial"/>
-          <w:color w:val="000000"/>
-          <w:kern w:val="0"/>
-          <w:lang w:eastAsia="es-ES"/>
-          <w14:ligatures w14:val="none"/>
-        </w:rPr>
-      </w:pPr>
-    </w:p>
-    <w:p>
+    <w:p ns2:paraId="491E4D29" ns2:textId="77777777">
+      <w:pPr>
+        <w:spacing w:after="0" w:line="240" w:lineRule="auto"/>
+        <w:jc w:val="both"/>
+        <w:rPr>
+          <w:rFonts w:ascii="Arial Narrow" w:eastAsia="Times New Roman" w:hAnsi="Arial Narrow" w:cs="Arial"/>
+          <w:color w:val="000000"/>
+          <w:kern w:val="0"/>
+          <w:lang w:eastAsia="es-ES"/>
+          <ns2:ligatures ns2:val="none"/>
+        </w:rPr>
+      </w:pPr>
+    </w:p>
+    <w:p ns2:paraId="2F9CF7F5" ns2:textId="7630D40C">
       <w:pPr>
         <w:pStyle w:val="Prrafodelista"/>
         <w:numPr>
@@ -2107,16 +2107,16 @@
           <w:color w:val="000000"/>
           <w:kern w:val="0"/>
           <w:lang w:eastAsia="es-ES"/>
-          <w14:ligatures w14:val="none"/>
-        </w:rPr>
-      </w:pPr>
-      <w:r>
-        <w:rPr>
-          <w:rFonts w:ascii="Arial Narrow" w:eastAsia="Times New Roman" w:hAnsi="Arial Narrow" w:cs="Arial"/>
-          <w:color w:val="000000"/>
-          <w:kern w:val="0"/>
-          <w:lang w:eastAsia="es-ES"/>
-          <w14:ligatures w14:val="none"/>
+          <ns2:ligatures ns2:val="none"/>
+        </w:rPr>
+      </w:pPr>
+      <w:r>
+        <w:rPr>
+          <w:rFonts w:ascii="Arial Narrow" w:eastAsia="Times New Roman" w:hAnsi="Arial Narrow" w:cs="Arial"/>
+          <w:color w:val="000000"/>
+          <w:kern w:val="0"/>
+          <w:lang w:eastAsia="es-ES"/>
+          <ns2:ligatures ns2:val="none"/>
         </w:rPr>
         <w:t xml:space="preserve">Mediante carta del </w:t>
       </w:r>
@@ -2126,7 +2126,7 @@
           <w:color w:val="000000"/>
           <w:kern w:val="0"/>
           <w:lang w:eastAsia="es-ES"/>
-          <w14:ligatures w14:val="none"/>
+          <ns2:ligatures ns2:val="none"/>
         </w:rPr>
         <w:t xml:space="preserve">17 de julio de 2025, </w:t>
       </w:r>
@@ -2136,7 +2136,7 @@
           <w:color w:val="000000"/>
           <w:kern w:val="0"/>
           <w:lang w:eastAsia="es-ES"/>
-          <w14:ligatures w14:val="none"/>
+          <ns2:ligatures ns2:val="none"/>
         </w:rPr>
         <w:t xml:space="preserve">Interbank le remitió una segunda extensión de plazo de resolución del reclamo </w:t>
       </w:r>
@@ -2146,7 +2146,7 @@
           <w:color w:val="000000"/>
           <w:kern w:val="0"/>
           <w:lang w:eastAsia="es-ES"/>
-          <w14:ligatures w14:val="none"/>
+          <ns2:ligatures ns2:val="none"/>
         </w:rPr>
         <w:t>9731982</w:t>
       </w:r>
@@ -2156,7 +2156,7 @@
           <w:color w:val="000000"/>
           <w:kern w:val="0"/>
           <w:lang w:eastAsia="es-ES"/>
-          <w14:ligatures w14:val="none"/>
+          <ns2:ligatures ns2:val="none"/>
         </w:rPr>
         <w:t>. E</w:t>
       </w:r>
@@ -2166,7 +2166,7 @@
           <w:color w:val="000000"/>
           <w:kern w:val="0"/>
           <w:lang w:eastAsia="es-ES"/>
-          <w14:ligatures w14:val="none"/>
+          <ns2:ligatures ns2:val="none"/>
         </w:rPr>
         <w:t>se</w:t>
       </w:r>
@@ -2176,7 +2176,7 @@
           <w:color w:val="000000"/>
           <w:kern w:val="0"/>
           <w:lang w:eastAsia="es-ES"/>
-          <w14:ligatures w14:val="none"/>
+          <ns2:ligatures ns2:val="none"/>
         </w:rPr>
         <w:t xml:space="preserve"> mismo día</w:t>
       </w:r>
@@ -2186,7 +2186,7 @@
           <w:color w:val="000000"/>
           <w:kern w:val="0"/>
           <w:lang w:eastAsia="es-ES"/>
-          <w14:ligatures w14:val="none"/>
+          <ns2:ligatures ns2:val="none"/>
         </w:rPr>
         <w:t xml:space="preserve">, en la audiencia de conciliación ante Indecopi, el representante de Interbank no brindó información </w:t>
       </w:r>
@@ -2196,7 +2196,7 @@
           <w:color w:val="000000"/>
           <w:kern w:val="0"/>
           <w:lang w:eastAsia="es-ES"/>
-          <w14:ligatures w14:val="none"/>
+          <ns2:ligatures ns2:val="none"/>
         </w:rPr>
         <w:t>señalando</w:t>
       </w:r>
@@ -2206,7 +2206,7 @@
           <w:color w:val="000000"/>
           <w:kern w:val="0"/>
           <w:lang w:eastAsia="es-ES"/>
-          <w14:ligatures w14:val="none"/>
+          <ns2:ligatures ns2:val="none"/>
         </w:rPr>
         <w:t xml:space="preserve"> que no tenía respuesta de </w:t>
       </w:r>
@@ -2217,7 +2217,7 @@
           <w:color w:val="000000"/>
           <w:kern w:val="0"/>
           <w:lang w:eastAsia="es-ES"/>
-          <w14:ligatures w14:val="none"/>
+          <ns2:ligatures ns2:val="none"/>
         </w:rPr>
         <w:t>Interseguro</w:t>
       </w:r>
@@ -2228,12 +2228,12 @@
           <w:color w:val="000000"/>
           <w:kern w:val="0"/>
           <w:lang w:eastAsia="es-ES"/>
-          <w14:ligatures w14:val="none"/>
+          <ns2:ligatures ns2:val="none"/>
         </w:rPr>
         <w:t>.</w:t>
       </w:r>
     </w:p>
-    <w:p>
+    <w:p ns2:paraId="33E14FF7" ns2:textId="77777777">
       <w:pPr>
         <w:tabs>
           <w:tab w:val="left" w:pos="1134"/>
@@ -2245,11 +2245,11 @@
           <w:color w:val="000000"/>
           <w:kern w:val="0"/>
           <w:lang w:eastAsia="es-ES"/>
-          <w14:ligatures w14:val="none"/>
-        </w:rPr>
-      </w:pPr>
-    </w:p>
-    <w:p>
+          <ns2:ligatures ns2:val="none"/>
+        </w:rPr>
+      </w:pPr>
+    </w:p>
+    <w:p ns2:paraId="65C58807" ns2:textId="4B1C5159">
       <w:pPr>
         <w:numPr>
           <w:ilvl w:val="1"/>
@@ -2267,14 +2267,14 @@
           <w:color w:val="000000"/>
           <w:kern w:val="0"/>
           <w:lang w:val="es-ES" w:eastAsia="es-ES"/>
-          <w14:ligatures w14:val="none"/>
+          <ns2:ligatures ns2:val="none"/>
         </w:rPr>
       </w:pPr>
       <w:r>
         <w:rPr>
           <w:rFonts w:ascii="Arial Narrow" w:eastAsia="Calibri" w:hAnsi="Arial Narrow" w:cs="Arial"/>
           <w:kern w:val="0"/>
-          <w14:ligatures w14:val="none"/>
+          <ns2:ligatures ns2:val="none"/>
         </w:rPr>
         <w:t xml:space="preserve">El señor [APELLIDO] solicitó, en calidad de medida correctiva, que Interbank cumpla con: (i) gestionar el dinero depositado por Interseguro por las 6 cuotas adelantadas del contrato de crédito por Convenio 019xxxxxx479 desde la notificación de la cobertura del seguro; (ii) realizar la devolución de las cuotas pagadas desde la notificación de Interseguro a Interbank de la aprobación de la cobertura del seguro hasta 6 cuotas posteriores y el reconocimiento de intereses compensatorios a una tasa no menor a la tasa de interés promedio de las operaciones realizadas en los últimos 30 días útiles publicado por la Superintendencia de Banca, Seguros y Administradoras Privadas de Fondos de Pensiones en moneda nacional; (iii) no reportarlo a las centrales de riesgo mientras no se haya resuelto su reclamo; y, (iv) cesar con los cobros de las cuotas mediante correo electrónico mientras el reclamo no sea resuelto. Asimismo, requirió el reembolso de costos y costas del presente procedimiento.</w:t>
       </w:r>
@@ -2284,7 +2284,7 @@
           <w:color w:val="000000"/>
           <w:kern w:val="0"/>
           <w:lang w:val="es-ES" w:eastAsia="es-ES"/>
-          <w14:ligatures w14:val="none"/>
+          <ns2:ligatures ns2:val="none"/>
         </w:rPr>
         <w:t xml:space="preserve"/>
       </w:r>
@@ -2294,7 +2294,7 @@
           <w:color w:val="000000"/>
           <w:kern w:val="0"/>
           <w:lang w:val="es-ES" w:eastAsia="es-ES"/>
-          <w14:ligatures w14:val="none"/>
+          <ns2:ligatures ns2:val="none"/>
         </w:rPr>
         <w:t xml:space="preserve"/>
       </w:r>
@@ -2304,7 +2304,7 @@
           <w:color w:val="000000"/>
           <w:kern w:val="0"/>
           <w:lang w:val="es-ES" w:eastAsia="es-ES"/>
-          <w14:ligatures w14:val="none"/>
+          <ns2:ligatures ns2:val="none"/>
         </w:rPr>
         <w:t/>
       </w:r>
@@ -2314,7 +2314,7 @@
           <w:color w:val="000000"/>
           <w:kern w:val="0"/>
           <w:lang w:val="es-ES" w:eastAsia="es-ES"/>
-          <w14:ligatures w14:val="none"/>
+          <ns2:ligatures ns2:val="none"/>
         </w:rPr>
         <w:t/>
       </w:r>
@@ -2324,7 +2324,7 @@
           <w:color w:val="000000"/>
           <w:kern w:val="0"/>
           <w:lang w:val="es-ES" w:eastAsia="es-ES"/>
-          <w14:ligatures w14:val="none"/>
+          <ns2:ligatures ns2:val="none"/>
         </w:rPr>
         <w:t xml:space="preserve"/>
       </w:r>
@@ -2335,7 +2335,7 @@
           <w:color w:val="000000"/>
           <w:kern w:val="0"/>
           <w:lang w:val="es-ES" w:eastAsia="es-ES"/>
-          <w14:ligatures w14:val="none"/>
+          <ns2:ligatures ns2:val="none"/>
         </w:rPr>
         <w:t/>
       </w:r>
@@ -2346,7 +2346,7 @@
           <w:color w:val="000000"/>
           <w:kern w:val="0"/>
           <w:lang w:val="es-ES" w:eastAsia="es-ES"/>
-          <w14:ligatures w14:val="none"/>
+          <ns2:ligatures ns2:val="none"/>
         </w:rPr>
         <w:t xml:space="preserve"/>
       </w:r>
@@ -2356,7 +2356,7 @@
           <w:color w:val="000000"/>
           <w:kern w:val="0"/>
           <w:lang w:val="es-ES" w:eastAsia="es-ES"/>
-          <w14:ligatures w14:val="none"/>
+          <ns2:ligatures ns2:val="none"/>
         </w:rPr>
         <w:t xml:space="preserve"/>
       </w:r>
@@ -2366,7 +2366,7 @@
           <w:color w:val="000000"/>
           <w:kern w:val="0"/>
           <w:lang w:val="es-ES" w:eastAsia="es-ES"/>
-          <w14:ligatures w14:val="none"/>
+          <ns2:ligatures ns2:val="none"/>
         </w:rPr>
         <w:t/>
       </w:r>
@@ -2377,7 +2377,7 @@
           <w:color w:val="000000"/>
           <w:kern w:val="0"/>
           <w:lang w:val="es-ES" w:eastAsia="es-ES"/>
-          <w14:ligatures w14:val="none"/>
+          <ns2:ligatures ns2:val="none"/>
         </w:rPr>
         <w:t/>
       </w:r>
@@ -2388,7 +2388,7 @@
           <w:color w:val="000000"/>
           <w:kern w:val="0"/>
           <w:lang w:val="es-ES" w:eastAsia="es-ES"/>
-          <w14:ligatures w14:val="none"/>
+          <ns2:ligatures ns2:val="none"/>
         </w:rPr>
         <w:t xml:space="preserve"/>
       </w:r>
@@ -2398,7 +2398,7 @@
           <w:color w:val="000000"/>
           <w:kern w:val="0"/>
           <w:lang w:val="es-ES" w:eastAsia="es-ES"/>
-          <w14:ligatures w14:val="none"/>
+          <ns2:ligatures ns2:val="none"/>
         </w:rPr>
         <w:t/>
       </w:r>
@@ -2408,7 +2408,7 @@
           <w:color w:val="000000"/>
           <w:kern w:val="0"/>
           <w:lang w:val="es-ES" w:eastAsia="es-ES"/>
-          <w14:ligatures w14:val="none"/>
+          <ns2:ligatures ns2:val="none"/>
         </w:rPr>
         <w:t xml:space="preserve"/>
       </w:r>
@@ -2419,7 +2419,7 @@
           <w:color w:val="000000"/>
           <w:kern w:val="0"/>
           <w:lang w:val="es-ES" w:eastAsia="es-ES"/>
-          <w14:ligatures w14:val="none"/>
+          <ns2:ligatures ns2:val="none"/>
         </w:rPr>
         <w:t/>
       </w:r>
@@ -2430,7 +2430,7 @@
           <w:color w:val="000000"/>
           <w:kern w:val="0"/>
           <w:lang w:val="es-ES" w:eastAsia="es-ES"/>
-          <w14:ligatures w14:val="none"/>
+          <ns2:ligatures ns2:val="none"/>
         </w:rPr>
         <w:t xml:space="preserve"/>
       </w:r>
@@ -2440,7 +2440,7 @@
           <w:color w:val="000000"/>
           <w:kern w:val="0"/>
           <w:lang w:val="es-ES" w:eastAsia="es-ES"/>
-          <w14:ligatures w14:val="none"/>
+          <ns2:ligatures ns2:val="none"/>
         </w:rPr>
         <w:t xml:space="preserve"/>
       </w:r>
@@ -2450,7 +2450,7 @@
           <w:color w:val="000000"/>
           <w:kern w:val="0"/>
           <w:lang w:val="es-ES" w:eastAsia="es-ES"/>
-          <w14:ligatures w14:val="none"/>
+          <ns2:ligatures ns2:val="none"/>
         </w:rPr>
         <w:t xml:space="preserve"/>
       </w:r>
@@ -2460,7 +2460,7 @@
           <w:color w:val="000000"/>
           <w:kern w:val="0"/>
           <w:lang w:val="es-ES" w:eastAsia="es-ES"/>
-          <w14:ligatures w14:val="none"/>
+          <ns2:ligatures ns2:val="none"/>
         </w:rPr>
         <w:t xml:space="preserve"/>
       </w:r>
@@ -2470,7 +2470,7 @@
           <w:color w:val="000000"/>
           <w:kern w:val="0"/>
           <w:lang w:val="es-ES" w:eastAsia="es-ES"/>
-          <w14:ligatures w14:val="none"/>
+          <ns2:ligatures ns2:val="none"/>
         </w:rPr>
         <w:t/>
       </w:r>
@@ -2480,7 +2480,7 @@
           <w:color w:val="000000"/>
           <w:kern w:val="0"/>
           <w:lang w:val="es-ES" w:eastAsia="es-ES"/>
-          <w14:ligatures w14:val="none"/>
+          <ns2:ligatures ns2:val="none"/>
         </w:rPr>
         <w:t xml:space="preserve"/>
       </w:r>
@@ -2490,7 +2490,7 @@
           <w:color w:val="000000"/>
           <w:kern w:val="0"/>
           <w:lang w:val="es-ES" w:eastAsia="es-ES"/>
-          <w14:ligatures w14:val="none"/>
+          <ns2:ligatures ns2:val="none"/>
         </w:rPr>
         <w:t/>
       </w:r>
@@ -2500,7 +2500,7 @@
           <w:color w:val="000000"/>
           <w:kern w:val="0"/>
           <w:lang w:val="es-ES" w:eastAsia="es-ES"/>
-          <w14:ligatures w14:val="none"/>
+          <ns2:ligatures ns2:val="none"/>
         </w:rPr>
         <w:t xml:space="preserve"/>
       </w:r>
@@ -2510,7 +2510,7 @@
           <w:color w:val="000000"/>
           <w:kern w:val="0"/>
           <w:lang w:val="es-ES" w:eastAsia="es-ES"/>
-          <w14:ligatures w14:val="none"/>
+          <ns2:ligatures ns2:val="none"/>
         </w:rPr>
         <w:t/>
       </w:r>
@@ -2520,7 +2520,7 @@
           <w:color w:val="000000"/>
           <w:kern w:val="0"/>
           <w:lang w:val="es-ES" w:eastAsia="es-ES"/>
-          <w14:ligatures w14:val="none"/>
+          <ns2:ligatures ns2:val="none"/>
         </w:rPr>
         <w:t xml:space="preserve"/>
       </w:r>
@@ -2530,7 +2530,7 @@
           <w:color w:val="000000"/>
           <w:kern w:val="0"/>
           <w:lang w:val="es-ES" w:eastAsia="es-ES"/>
-          <w14:ligatures w14:val="none"/>
+          <ns2:ligatures ns2:val="none"/>
         </w:rPr>
         <w:t xml:space="preserve"/>
       </w:r>
@@ -2540,7 +2540,7 @@
           <w:color w:val="000000"/>
           <w:kern w:val="0"/>
           <w:lang w:val="es-ES" w:eastAsia="es-ES"/>
-          <w14:ligatures w14:val="none"/>
+          <ns2:ligatures ns2:val="none"/>
         </w:rPr>
         <w:t/>
       </w:r>
@@ -2551,7 +2551,7 @@
           <w:color w:val="000000"/>
           <w:kern w:val="0"/>
           <w:lang w:val="es-ES" w:eastAsia="es-ES"/>
-          <w14:ligatures w14:val="none"/>
+          <ns2:ligatures ns2:val="none"/>
         </w:rPr>
         <w:t/>
       </w:r>
@@ -2562,7 +2562,7 @@
           <w:color w:val="000000"/>
           <w:kern w:val="0"/>
           <w:lang w:val="es-ES" w:eastAsia="es-ES"/>
-          <w14:ligatures w14:val="none"/>
+          <ns2:ligatures ns2:val="none"/>
         </w:rPr>
         <w:t xml:space="preserve"/>
       </w:r>
@@ -2572,7 +2572,7 @@
           <w:color w:val="000000"/>
           <w:kern w:val="0"/>
           <w:lang w:val="es-ES" w:eastAsia="es-ES"/>
-          <w14:ligatures w14:val="none"/>
+          <ns2:ligatures ns2:val="none"/>
         </w:rPr>
         <w:t/>
       </w:r>
@@ -2582,7 +2582,7 @@
           <w:color w:val="000000"/>
           <w:kern w:val="0"/>
           <w:lang w:val="es-ES" w:eastAsia="es-ES"/>
-          <w14:ligatures w14:val="none"/>
+          <ns2:ligatures ns2:val="none"/>
         </w:rPr>
         <w:t xml:space="preserve"/>
       </w:r>
@@ -2592,7 +2592,7 @@
           <w:color w:val="000000"/>
           <w:kern w:val="0"/>
           <w:lang w:val="es-ES" w:eastAsia="es-ES"/>
-          <w14:ligatures w14:val="none"/>
+          <ns2:ligatures ns2:val="none"/>
         </w:rPr>
         <w:t/>
       </w:r>
@@ -2603,7 +2603,7 @@
           <w:color w:val="000000"/>
           <w:kern w:val="0"/>
           <w:lang w:val="es-ES" w:eastAsia="es-ES"/>
-          <w14:ligatures w14:val="none"/>
+          <ns2:ligatures ns2:val="none"/>
         </w:rPr>
         <w:t/>
       </w:r>
@@ -2614,7 +2614,7 @@
           <w:color w:val="000000"/>
           <w:kern w:val="0"/>
           <w:lang w:val="es-ES" w:eastAsia="es-ES"/>
-          <w14:ligatures w14:val="none"/>
+          <ns2:ligatures ns2:val="none"/>
         </w:rPr>
         <w:t/>
       </w:r>
@@ -2624,7 +2624,7 @@
           <w:color w:val="000000"/>
           <w:kern w:val="0"/>
           <w:lang w:val="es-ES" w:eastAsia="es-ES"/>
-          <w14:ligatures w14:val="none"/>
+          <ns2:ligatures ns2:val="none"/>
         </w:rPr>
         <w:t xml:space="preserve"/>
       </w:r>
@@ -2634,7 +2634,7 @@
           <w:color w:val="000000"/>
           <w:kern w:val="0"/>
           <w:lang w:val="es-ES" w:eastAsia="es-ES"/>
-          <w14:ligatures w14:val="none"/>
+          <ns2:ligatures ns2:val="none"/>
         </w:rPr>
         <w:t/>
       </w:r>
@@ -2644,7 +2644,7 @@
           <w:color w:val="000000"/>
           <w:kern w:val="0"/>
           <w:lang w:val="es-ES" w:eastAsia="es-ES"/>
-          <w14:ligatures w14:val="none"/>
+          <ns2:ligatures ns2:val="none"/>
         </w:rPr>
         <w:t xml:space="preserve"/>
       </w:r>
@@ -2654,7 +2654,7 @@
           <w:color w:val="000000"/>
           <w:kern w:val="0"/>
           <w:lang w:val="es-ES" w:eastAsia="es-ES"/>
-          <w14:ligatures w14:val="none"/>
+          <ns2:ligatures ns2:val="none"/>
         </w:rPr>
         <w:t xml:space="preserve"/>
       </w:r>
@@ -2664,12 +2664,12 @@
           <w:color w:val="000000"/>
           <w:kern w:val="0"/>
           <w:lang w:val="es-ES" w:eastAsia="es-ES"/>
-          <w14:ligatures w14:val="none"/>
+          <ns2:ligatures ns2:val="none"/>
         </w:rPr>
         <w:t/>
       </w:r>
     </w:p>
-    <w:p>
+    <w:p ns2:paraId="66005174" ns2:textId="77777777">
       <w:pPr>
         <w:spacing w:after="0" w:line="240" w:lineRule="auto"/>
         <w:contextualSpacing/>
@@ -2680,11 +2680,11 @@
           <w:color w:val="000000"/>
           <w:kern w:val="0"/>
           <w:lang w:eastAsia="es-PE"/>
-          <w14:ligatures w14:val="none"/>
-        </w:rPr>
-      </w:pPr>
-    </w:p>
-    <w:p>
+          <ns2:ligatures ns2:val="none"/>
+        </w:rPr>
+      </w:pPr>
+    </w:p>
+    <w:p ns2:paraId="3541B1F9" ns2:textId="77777777">
       <w:pPr>
         <w:pStyle w:val="Prrafodelista"/>
         <w:numPr>
@@ -2704,22 +2704,22 @@
           <w:color w:val="000000"/>
           <w:kern w:val="0"/>
           <w:lang w:eastAsia="es-PE"/>
-          <w14:ligatures w14:val="none"/>
-        </w:rPr>
-      </w:pPr>
-      <w:r>
-        <w:rPr>
-          <w:rFonts w:ascii="Arial Narrow" w:eastAsia="Arial Narrow" w:hAnsi="Arial Narrow" w:cs="Arial Narrow"/>
-          <w:b/>
-          <w:color w:val="000000"/>
-          <w:kern w:val="0"/>
-          <w:lang w:eastAsia="es-PE"/>
-          <w14:ligatures w14:val="none"/>
+          <ns2:ligatures ns2:val="none"/>
+        </w:rPr>
+      </w:pPr>
+      <w:r>
+        <w:rPr>
+          <w:rFonts w:ascii="Arial Narrow" w:eastAsia="Arial Narrow" w:hAnsi="Arial Narrow" w:cs="Arial Narrow"/>
+          <w:b/>
+          <w:color w:val="000000"/>
+          <w:kern w:val="0"/>
+          <w:lang w:eastAsia="es-PE"/>
+          <ns2:ligatures ns2:val="none"/>
         </w:rPr>
         <w:t>DE LA ADMISIÓN A TRÁMITE DE LA DENUNCIA</w:t>
       </w:r>
     </w:p>
-    <w:p>
+    <w:p ns2:paraId="34556756" ns2:textId="77777777">
       <w:pPr>
         <w:spacing w:after="0" w:line="240" w:lineRule="auto"/>
         <w:ind w:left="567"/>
@@ -2731,11 +2731,11 @@
           <w:color w:val="000000"/>
           <w:kern w:val="0"/>
           <w:lang w:eastAsia="es-PE"/>
-          <w14:ligatures w14:val="none"/>
-        </w:rPr>
-      </w:pPr>
-    </w:p>
-    <w:p>
+          <ns2:ligatures ns2:val="none"/>
+        </w:rPr>
+      </w:pPr>
+    </w:p>
+    <w:p ns2:paraId="5F4266A4" ns2:textId="32C24E72">
       <w:pPr>
         <w:pStyle w:val="Prrafodelista"/>
         <w:numPr>
@@ -2748,7 +2748,7 @@
         <w:rPr>
           <w:rFonts w:ascii="Arial Narrow" w:eastAsia="Arial Narrow" w:hAnsi="Arial Narrow" w:cs="Arial Narrow"/>
           <w:kern w:val="0"/>
-          <w14:ligatures w14:val="none"/>
+          <ns2:ligatures ns2:val="none"/>
         </w:rPr>
       </w:pPr>
       <w:bookmarkStart w:id="1" w:name="_Hlk140755208"/>
@@ -2760,7 +2760,7 @@
           <w:color w:val="000000"/>
           <w:kern w:val="0"/>
           <w:lang w:eastAsia="es-PE"/>
-          <w14:ligatures w14:val="none"/>
+          <ns2:ligatures ns2:val="none"/>
         </w:rPr>
         <w:t>La Secretaría Técnica de la Comisión de Protección al Consumidor 1 (en adelante, la Secretaría Técnica), en ejercicio de sus facultades</w:t>
       </w:r>
@@ -2773,7 +2773,7 @@
           <w:rFonts w:ascii="Arial Narrow" w:eastAsia="Arial Narrow" w:hAnsi="Arial Narrow" w:cs="Arial Narrow"/>
           <w:kern w:val="0"/>
           <w:vertAlign w:val="superscript"/>
-          <w14:ligatures w14:val="none"/>
+          <ns2:ligatures ns2:val="none"/>
         </w:rPr>
         <w:footnoteReference w:id="3"/>
       </w:r>
@@ -2783,7 +2783,7 @@
           <w:color w:val="000000"/>
           <w:kern w:val="0"/>
           <w:lang w:eastAsia="es-PE"/>
-          <w14:ligatures w14:val="none"/>
+          <ns2:ligatures ns2:val="none"/>
         </w:rPr>
         <w:t xml:space="preserve">, </w:t>
       </w:r>
@@ -2793,7 +2793,7 @@
           <w:color w:val="000000"/>
           <w:kern w:val="0"/>
           <w:lang w:eastAsia="es-PE"/>
-          <w14:ligatures w14:val="none"/>
+          <ns2:ligatures ns2:val="none"/>
         </w:rPr>
         <w:t xml:space="preserve">considera </w:t>
       </w:r>
@@ -2801,7 +2801,7 @@
         <w:rPr>
           <w:rFonts w:ascii="Arial Narrow" w:eastAsia="Arial Narrow" w:hAnsi="Arial Narrow" w:cs="Arial Narrow"/>
           <w:kern w:val="0"/>
-          <w14:ligatures w14:val="none"/>
+          <ns2:ligatures ns2:val="none"/>
         </w:rPr>
         <w:t xml:space="preserve">que el hecho denunciado, consistente en que </w:t>
       </w:r>
@@ -2811,7 +2811,7 @@
           <w:kern w:val="0"/>
           <w:shd w:val="clear" w:color="auto" w:fill="FFFFFF"/>
           <w:lang w:eastAsia="es-PE"/>
-          <w14:ligatures w14:val="none"/>
+          <ns2:ligatures ns2:val="none"/>
         </w:rPr>
         <w:t xml:space="preserve">el </w:t>
       </w:r>
@@ -2821,7 +2821,7 @@
           <w:kern w:val="0"/>
           <w:shd w:val="clear" w:color="auto" w:fill="FFFFFF"/>
           <w:lang w:eastAsia="es-PE"/>
-          <w14:ligatures w14:val="none"/>
+          <ns2:ligatures ns2:val="none"/>
         </w:rPr>
         <w:lastRenderedPageBreak/>
         <w:t xml:space="preserve">proveedor denunciado no habría cumplido con gestionar debidamente la suma de S/ 5 360,94 abonada por </w:t>
@@ -2833,7 +2833,7 @@
           <w:kern w:val="0"/>
           <w:shd w:val="clear" w:color="auto" w:fill="FFFFFF"/>
           <w:lang w:eastAsia="es-PE"/>
-          <w14:ligatures w14:val="none"/>
+          <ns2:ligatures ns2:val="none"/>
         </w:rPr>
         <w:t>Interseguro</w:t>
       </w:r>
@@ -2844,7 +2844,7 @@
           <w:kern w:val="0"/>
           <w:shd w:val="clear" w:color="auto" w:fill="FFFFFF"/>
           <w:lang w:eastAsia="es-PE"/>
-          <w14:ligatures w14:val="none"/>
+          <ns2:ligatures ns2:val="none"/>
         </w:rPr>
         <w:t xml:space="preserve"> Compañía de Seguros S.A. a las cuotas del crédito por convenio </w:t>
       </w:r>
@@ -2855,7 +2855,7 @@
           <w:kern w:val="0"/>
           <w:shd w:val="clear" w:color="auto" w:fill="FFFFFF"/>
           <w:lang w:eastAsia="es-PE"/>
-          <w14:ligatures w14:val="none"/>
+          <ns2:ligatures ns2:val="none"/>
         </w:rPr>
         <w:t/>
       </w:r>
@@ -2866,7 +2866,7 @@
           <w:kern w:val="0"/>
           <w:shd w:val="clear" w:color="auto" w:fill="FFFFFF"/>
           <w:lang w:eastAsia="es-PE"/>
-          <w14:ligatures w14:val="none"/>
+          <ns2:ligatures ns2:val="none"/>
         </w:rPr>
         <w:t xml:space="preserve"> 01990479</w:t>
       </w:r>
@@ -2874,7 +2874,7 @@
         <w:rPr>
           <w:rFonts w:ascii="Arial Narrow" w:eastAsia="Arial Narrow" w:hAnsi="Arial Narrow" w:cs="Arial Narrow"/>
           <w:kern w:val="0"/>
-          <w14:ligatures w14:val="none"/>
+          <ns2:ligatures ns2:val="none"/>
         </w:rPr>
         <w:t>; invol</w:t>
       </w:r>
@@ -2882,7 +2882,7 @@
         <w:rPr>
           <w:rFonts w:ascii="Arial Narrow" w:eastAsia="Arial Narrow" w:hAnsi="Arial Narrow" w:cs="Arial Narrow"/>
           <w:kern w:val="0"/>
-          <w14:ligatures w14:val="none"/>
+          <ns2:ligatures ns2:val="none"/>
         </w:rPr>
         <w:t>ucraría una presunta afectación a sus expectativas, quien no habría encontrado una correspondencia entre lo que esperaba recibir de parte del proveedor y lo que realmente recibió. Por consiguiente, corresponde calificar el hecho materia de denuncia como una presunta infracción al deber de idoneidad, tipificado en los artículos 18</w:t>
       </w:r>
@@ -2892,7 +2892,7 @@
           <w:color w:val="000000"/>
           <w:kern w:val="0"/>
           <w:lang w:eastAsia="es-PE"/>
-          <w14:ligatures w14:val="none"/>
+          <ns2:ligatures ns2:val="none"/>
         </w:rPr>
         <w:t/>
       </w:r>
@@ -2900,7 +2900,7 @@
         <w:rPr>
           <w:rFonts w:ascii="Arial Narrow" w:eastAsia="Arial Narrow" w:hAnsi="Arial Narrow" w:cs="Arial Narrow"/>
           <w:kern w:val="0"/>
-          <w14:ligatures w14:val="none"/>
+          <ns2:ligatures ns2:val="none"/>
         </w:rPr>
         <w:t xml:space="preserve"> y 19</w:t>
       </w:r>
@@ -2910,7 +2910,7 @@
           <w:color w:val="000000"/>
           <w:kern w:val="0"/>
           <w:lang w:eastAsia="es-PE"/>
-          <w14:ligatures w14:val="none"/>
+          <ns2:ligatures ns2:val="none"/>
         </w:rPr>
         <w:t/>
       </w:r>
@@ -2918,7 +2918,7 @@
         <w:rPr>
           <w:rFonts w:ascii="Arial Narrow" w:eastAsia="Arial Narrow" w:hAnsi="Arial Narrow" w:cs="Arial Narrow"/>
           <w:kern w:val="0"/>
-          <w14:ligatures w14:val="none"/>
+          <ns2:ligatures ns2:val="none"/>
         </w:rPr>
         <w:t xml:space="preserve"> del Código</w:t>
       </w:r>
@@ -2928,7 +2928,7 @@
           <w:rFonts w:ascii="Arial Narrow" w:eastAsia="Arial Narrow" w:hAnsi="Arial Narrow" w:cs="Arial"/>
           <w:kern w:val="0"/>
           <w:vertAlign w:val="superscript"/>
-          <w14:ligatures w14:val="none"/>
+          <ns2:ligatures ns2:val="none"/>
         </w:rPr>
         <w:footnoteReference w:id="4"/>
       </w:r>
@@ -2936,12 +2936,12 @@
         <w:rPr>
           <w:rFonts w:ascii="Arial Narrow" w:eastAsia="Arial Narrow" w:hAnsi="Arial Narrow" w:cs="Arial Narrow"/>
           <w:kern w:val="0"/>
-          <w14:ligatures w14:val="none"/>
+          <ns2:ligatures ns2:val="none"/>
         </w:rPr>
         <w:t>.</w:t>
       </w:r>
     </w:p>
-    <w:p>
+    <w:p ns2:paraId="6F5903EC" ns2:textId="77777777">
       <w:pPr>
         <w:pStyle w:val="Prrafodelista"/>
         <w:spacing w:line="240" w:lineRule="auto"/>
@@ -2951,11 +2951,11 @@
           <w:color w:val="000000"/>
           <w:kern w:val="0"/>
           <w:lang w:eastAsia="es-PE"/>
-          <w14:ligatures w14:val="none"/>
-        </w:rPr>
-      </w:pPr>
-    </w:p>
-    <w:p>
+          <ns2:ligatures ns2:val="none"/>
+        </w:rPr>
+      </w:pPr>
+    </w:p>
+    <w:p ns2:paraId="44F874A3" ns2:textId="10D0E0A5">
       <w:pPr>
         <w:pStyle w:val="Prrafodelista"/>
         <w:numPr>
@@ -2968,14 +2968,14 @@
         <w:rPr>
           <w:rFonts w:ascii="Arial Narrow" w:eastAsia="Arial Narrow" w:hAnsi="Arial Narrow" w:cs="Arial Narrow"/>
           <w:kern w:val="0"/>
-          <w14:ligatures w14:val="none"/>
-        </w:rPr>
-      </w:pPr>
-      <w:r>
-        <w:rPr>
-          <w:rFonts w:ascii="Arial Narrow" w:eastAsia="Arial Narrow" w:hAnsi="Arial Narrow" w:cs="Arial Narrow"/>
-          <w:kern w:val="0"/>
-          <w14:ligatures w14:val="none"/>
+          <ns2:ligatures ns2:val="none"/>
+        </w:rPr>
+      </w:pPr>
+      <w:r>
+        <w:rPr>
+          <w:rFonts w:ascii="Arial Narrow" w:eastAsia="Arial Narrow" w:hAnsi="Arial Narrow" w:cs="Arial Narrow"/>
+          <w:kern w:val="0"/>
+          <ns2:ligatures ns2:val="none"/>
         </w:rPr>
         <w:t xml:space="preserve">Asimismo, la Secretaría Técnica, en ejercicio de sus facultades, </w:t>
       </w:r>
@@ -2985,7 +2985,7 @@
           <w:color w:val="000000"/>
           <w:kern w:val="0"/>
           <w:lang w:eastAsia="es-PE"/>
-          <w14:ligatures w14:val="none"/>
+          <ns2:ligatures ns2:val="none"/>
         </w:rPr>
         <w:t xml:space="preserve">considera </w:t>
       </w:r>
@@ -2993,7 +2993,7 @@
         <w:rPr>
           <w:rFonts w:ascii="Arial Narrow" w:eastAsia="Arial Narrow" w:hAnsi="Arial Narrow" w:cs="Arial Narrow"/>
           <w:kern w:val="0"/>
-          <w14:ligatures w14:val="none"/>
+          <ns2:ligatures ns2:val="none"/>
         </w:rPr>
         <w:t>que el hecho denunciado</w:t>
       </w:r>
@@ -3003,7 +3003,7 @@
           <w:color w:val="000000"/>
           <w:kern w:val="0"/>
           <w:lang w:eastAsia="es-PE"/>
-          <w14:ligatures w14:val="none"/>
+          <ns2:ligatures ns2:val="none"/>
         </w:rPr>
         <w:t xml:space="preserve">, consistente en que </w:t>
       </w:r>
@@ -3011,7 +3011,7 @@
         <w:rPr>
           <w:rFonts w:ascii="Arial Narrow" w:eastAsia="Arial Narrow" w:hAnsi="Arial Narrow" w:cs="Arial Narrow"/>
           <w:kern w:val="0"/>
-          <w14:ligatures w14:val="none"/>
+          <ns2:ligatures ns2:val="none"/>
         </w:rPr>
         <w:t>el proveedor denunciado habría brindado una respuesta inadecuada al reclamo presentado por el denunciante el 29 de mayo de 2025</w:t>
       </w:r>
@@ -3021,7 +3021,7 @@
           <w:color w:val="000000"/>
           <w:kern w:val="0"/>
           <w:lang w:eastAsia="es-PE"/>
-          <w14:ligatures w14:val="none"/>
+          <ns2:ligatures ns2:val="none"/>
         </w:rPr>
         <w:t>. Por consiguiente, corresponde calificar el hecho materia de denuncia</w:t>
       </w:r>
@@ -3031,7 +3031,7 @@
           <w:color w:val="000000"/>
           <w:kern w:val="0"/>
           <w:lang w:eastAsia="es-PE"/>
-          <w14:ligatures w14:val="none"/>
+          <ns2:ligatures ns2:val="none"/>
         </w:rPr>
         <w:t xml:space="preserve"> como una presunta infracción al</w:t>
       </w:r>
@@ -3039,7 +3039,7 @@
         <w:rPr>
           <w:rFonts w:ascii="Arial Narrow" w:eastAsia="Arial Narrow" w:hAnsi="Arial Narrow" w:cs="Arial Narrow"/>
           <w:kern w:val="0"/>
-          <w14:ligatures w14:val="none"/>
+          <ns2:ligatures ns2:val="none"/>
         </w:rPr>
         <w:t xml:space="preserve"> numeral 88.1 del artículo 88 del Código</w:t>
       </w:r>
@@ -3049,7 +3049,7 @@
           <w:rFonts w:ascii="Arial Narrow" w:eastAsia="Arial Narrow" w:hAnsi="Arial Narrow" w:cs="Arial"/>
           <w:kern w:val="0"/>
           <w:vertAlign w:val="superscript"/>
-          <w14:ligatures w14:val="none"/>
+          <ns2:ligatures ns2:val="none"/>
         </w:rPr>
         <w:footnoteReference w:id="5"/>
       </w:r>
@@ -3057,23 +3057,23 @@
         <w:rPr>
           <w:rFonts w:ascii="Arial Narrow" w:eastAsia="Arial Narrow" w:hAnsi="Arial Narrow" w:cs="Arial Narrow"/>
           <w:kern w:val="0"/>
-          <w14:ligatures w14:val="none"/>
+          <ns2:ligatures ns2:val="none"/>
         </w:rPr>
         <w:t>.</w:t>
       </w:r>
     </w:p>
-    <w:p>
+    <w:p ns2:paraId="697ED46E" ns2:textId="77777777">
       <w:pPr>
         <w:pStyle w:val="Prrafodelista"/>
         <w:spacing w:line="240" w:lineRule="auto"/>
         <w:rPr>
           <w:rFonts w:ascii="Arial Narrow" w:eastAsia="Arial Narrow" w:hAnsi="Arial Narrow" w:cs="Arial Narrow"/>
           <w:kern w:val="0"/>
-          <w14:ligatures w14:val="none"/>
-        </w:rPr>
-      </w:pPr>
-    </w:p>
-    <w:p>
+          <ns2:ligatures ns2:val="none"/>
+        </w:rPr>
+      </w:pPr>
+    </w:p>
+    <w:p ns2:paraId="3881E018" ns2:textId="45530030">
       <w:pPr>
         <w:pStyle w:val="Prrafodelista"/>
         <w:numPr>
@@ -3086,14 +3086,14 @@
         <w:rPr>
           <w:rFonts w:ascii="Arial Narrow" w:eastAsia="Arial Narrow" w:hAnsi="Arial Narrow" w:cs="Arial Narrow"/>
           <w:kern w:val="0"/>
-          <w14:ligatures w14:val="none"/>
-        </w:rPr>
-      </w:pPr>
-      <w:r>
-        <w:rPr>
-          <w:rFonts w:ascii="Arial Narrow" w:eastAsia="Arial Narrow" w:hAnsi="Arial Narrow" w:cs="Arial Narrow"/>
-          <w:kern w:val="0"/>
-          <w14:ligatures w14:val="none"/>
+          <ns2:ligatures ns2:val="none"/>
+        </w:rPr>
+      </w:pPr>
+      <w:r>
+        <w:rPr>
+          <w:rFonts w:ascii="Arial Narrow" w:eastAsia="Arial Narrow" w:hAnsi="Arial Narrow" w:cs="Arial Narrow"/>
+          <w:kern w:val="0"/>
+          <ns2:ligatures ns2:val="none"/>
         </w:rPr>
         <w:t xml:space="preserve">Además, la Secretaría Técnica, en ejercicio de sus facultades, </w:t>
       </w:r>
@@ -3103,7 +3103,7 @@
           <w:color w:val="000000"/>
           <w:kern w:val="0"/>
           <w:lang w:eastAsia="es-PE"/>
-          <w14:ligatures w14:val="none"/>
+          <ns2:ligatures ns2:val="none"/>
         </w:rPr>
         <w:t xml:space="preserve">considera </w:t>
       </w:r>
@@ -3111,7 +3111,7 @@
         <w:rPr>
           <w:rFonts w:ascii="Arial Narrow" w:eastAsia="Arial Narrow" w:hAnsi="Arial Narrow" w:cs="Arial Narrow"/>
           <w:kern w:val="0"/>
-          <w14:ligatures w14:val="none"/>
+          <ns2:ligatures ns2:val="none"/>
         </w:rPr>
         <w:t>que el hecho denunciado</w:t>
       </w:r>
@@ -3121,7 +3121,7 @@
           <w:color w:val="000000"/>
           <w:kern w:val="0"/>
           <w:lang w:eastAsia="es-PE"/>
-          <w14:ligatures w14:val="none"/>
+          <ns2:ligatures ns2:val="none"/>
         </w:rPr>
         <w:t xml:space="preserve">, consistente en que </w:t>
       </w:r>
@@ -3129,7 +3129,7 @@
         <w:rPr>
           <w:rFonts w:ascii="Arial Narrow" w:eastAsia="Arial Narrow" w:hAnsi="Arial Narrow" w:cs="Arial Narrow"/>
           <w:kern w:val="0"/>
-          <w14:ligatures w14:val="none"/>
+          <ns2:ligatures ns2:val="none"/>
         </w:rPr>
         <w:t>el proveedor denunciado habría brindado una respuesta inadecuada al reclamo presentado por el denunciante el 4 de junio de 2025</w:t>
       </w:r>
@@ -3139,7 +3139,7 @@
           <w:color w:val="000000"/>
           <w:kern w:val="0"/>
           <w:lang w:eastAsia="es-PE"/>
-          <w14:ligatures w14:val="none"/>
+          <ns2:ligatures ns2:val="none"/>
         </w:rPr>
         <w:t>. Por consiguiente, corresponde calificar el hecho materia de denuncia como una presunta infracción al</w:t>
       </w:r>
@@ -3147,23 +3147,23 @@
         <w:rPr>
           <w:rFonts w:ascii="Arial Narrow" w:eastAsia="Arial Narrow" w:hAnsi="Arial Narrow" w:cs="Arial Narrow"/>
           <w:kern w:val="0"/>
-          <w14:ligatures w14:val="none"/>
+          <ns2:ligatures ns2:val="none"/>
         </w:rPr>
         <w:t xml:space="preserve"> numeral 88.1 del artículo 88 del Código.</w:t>
       </w:r>
     </w:p>
-    <w:p>
+    <w:p ns2:paraId="3B53B094" ns2:textId="77777777">
       <w:pPr>
         <w:pStyle w:val="Prrafodelista"/>
         <w:spacing w:line="240" w:lineRule="auto"/>
         <w:rPr>
           <w:rFonts w:ascii="Arial Narrow" w:eastAsia="Arial Narrow" w:hAnsi="Arial Narrow" w:cs="Arial Narrow"/>
           <w:kern w:val="0"/>
-          <w14:ligatures w14:val="none"/>
-        </w:rPr>
-      </w:pPr>
-    </w:p>
-    <w:p>
+          <ns2:ligatures ns2:val="none"/>
+        </w:rPr>
+      </w:pPr>
+    </w:p>
+    <w:p ns2:paraId="10FFAB1A" ns2:textId="2AFABFF5">
       <w:pPr>
         <w:pStyle w:val="Prrafodelista"/>
         <w:numPr>
@@ -3176,14 +3176,14 @@
         <w:rPr>
           <w:rFonts w:ascii="Arial Narrow" w:eastAsia="Arial Narrow" w:hAnsi="Arial Narrow" w:cs="Arial Narrow"/>
           <w:kern w:val="0"/>
-          <w14:ligatures w14:val="none"/>
-        </w:rPr>
-      </w:pPr>
-      <w:r>
-        <w:rPr>
-          <w:rFonts w:ascii="Arial Narrow" w:eastAsia="Arial Narrow" w:hAnsi="Arial Narrow" w:cs="Arial Narrow"/>
-          <w:kern w:val="0"/>
-          <w14:ligatures w14:val="none"/>
+          <ns2:ligatures ns2:val="none"/>
+        </w:rPr>
+      </w:pPr>
+      <w:r>
+        <w:rPr>
+          <w:rFonts w:ascii="Arial Narrow" w:eastAsia="Arial Narrow" w:hAnsi="Arial Narrow" w:cs="Arial Narrow"/>
+          <w:kern w:val="0"/>
+          <ns2:ligatures ns2:val="none"/>
         </w:rPr>
         <w:t>Adicionalmente</w:t>
       </w:r>
@@ -3191,7 +3191,7 @@
         <w:rPr>
           <w:rFonts w:ascii="Arial Narrow" w:eastAsia="Arial Narrow" w:hAnsi="Arial Narrow" w:cs="Arial Narrow"/>
           <w:kern w:val="0"/>
-          <w14:ligatures w14:val="none"/>
+          <ns2:ligatures ns2:val="none"/>
         </w:rPr>
         <w:t xml:space="preserve">, la Secretaría Técnica, en ejercicio de sus facultades, </w:t>
       </w:r>
@@ -3201,7 +3201,7 @@
           <w:color w:val="000000"/>
           <w:kern w:val="0"/>
           <w:lang w:eastAsia="es-PE"/>
-          <w14:ligatures w14:val="none"/>
+          <ns2:ligatures ns2:val="none"/>
         </w:rPr>
         <w:t xml:space="preserve">considera </w:t>
       </w:r>
@@ -3209,7 +3209,7 @@
         <w:rPr>
           <w:rFonts w:ascii="Arial Narrow" w:eastAsia="Arial Narrow" w:hAnsi="Arial Narrow" w:cs="Arial Narrow"/>
           <w:kern w:val="0"/>
-          <w14:ligatures w14:val="none"/>
+          <ns2:ligatures ns2:val="none"/>
         </w:rPr>
         <w:t>que el hecho denunciado</w:t>
       </w:r>
@@ -3219,7 +3219,7 @@
           <w:color w:val="000000"/>
           <w:kern w:val="0"/>
           <w:lang w:eastAsia="es-PE"/>
-          <w14:ligatures w14:val="none"/>
+          <ns2:ligatures ns2:val="none"/>
         </w:rPr>
         <w:t xml:space="preserve">, consistente en que </w:t>
       </w:r>
@@ -3227,7 +3227,7 @@
         <w:rPr>
           <w:rFonts w:ascii="Arial Narrow" w:eastAsia="Arial Narrow" w:hAnsi="Arial Narrow" w:cs="Arial Narrow"/>
           <w:kern w:val="0"/>
-          <w14:ligatures w14:val="none"/>
+          <ns2:ligatures ns2:val="none"/>
         </w:rPr>
         <w:t>el proveedor denunciado no habría brindado una respuesta oportuna al reclamo presentado por el denunciante el 9 de junio de 2025</w:t>
       </w:r>
@@ -3237,7 +3237,7 @@
           <w:color w:val="000000"/>
           <w:kern w:val="0"/>
           <w:lang w:eastAsia="es-PE"/>
-          <w14:ligatures w14:val="none"/>
+          <ns2:ligatures ns2:val="none"/>
         </w:rPr>
         <w:t>. Por consiguiente, corresponde calificar el hecho materia de denuncia como una presunta infracción al</w:t>
       </w:r>
@@ -3245,12 +3245,12 @@
         <w:rPr>
           <w:rFonts w:ascii="Arial Narrow" w:eastAsia="Arial Narrow" w:hAnsi="Arial Narrow" w:cs="Arial Narrow"/>
           <w:kern w:val="0"/>
-          <w14:ligatures w14:val="none"/>
+          <ns2:ligatures ns2:val="none"/>
         </w:rPr>
         <w:t xml:space="preserve"> numeral 88.1 del artículo 88 del Código.</w:t>
       </w:r>
     </w:p>
-    <w:p>
+    <w:p ns2:paraId="432038D6" ns2:textId="0A9F6D75">
       <w:pPr>
         <w:pStyle w:val="Prrafodelista"/>
         <w:spacing w:after="0" w:line="240" w:lineRule="auto"/>
@@ -3260,11 +3260,11 @@
           <w:rFonts w:ascii="Arial Narrow" w:eastAsia="Calibri" w:hAnsi="Arial Narrow" w:cs="Arial Narrow"/>
           <w:kern w:val="0"/>
           <w:lang w:eastAsia="es-PE"/>
-          <w14:ligatures w14:val="none"/>
-        </w:rPr>
-      </w:pPr>
-    </w:p>
-    <w:p>
+          <ns2:ligatures ns2:val="none"/>
+        </w:rPr>
+      </w:pPr>
+    </w:p>
+    <w:p ns2:paraId="463134E5" ns2:textId="77777777">
       <w:pPr>
         <w:pStyle w:val="Prrafodelista"/>
         <w:numPr>
@@ -3278,7 +3278,7 @@
           <w:rFonts w:ascii="Arial Narrow" w:eastAsia="Calibri" w:hAnsi="Arial Narrow" w:cs="Arial Narrow"/>
           <w:kern w:val="0"/>
           <w:lang w:eastAsia="es-PE"/>
-          <w14:ligatures w14:val="none"/>
+          <ns2:ligatures ns2:val="none"/>
         </w:rPr>
       </w:pPr>
       <w:r>
@@ -3287,7 +3287,7 @@
           <w:color w:val="000000"/>
           <w:kern w:val="0"/>
           <w:lang w:eastAsia="es-PE"/>
-          <w14:ligatures w14:val="none"/>
+          <ns2:ligatures ns2:val="none"/>
         </w:rPr>
         <w:t>En tanto la denuncia reúne los requisitos establecidos por la norma citada, corresponde admitirla a trámite</w:t>
       </w:r>
@@ -3297,7 +3297,7 @@
           <w:rFonts w:ascii="Arial Narrow" w:eastAsia="Arial Narrow" w:hAnsi="Arial Narrow" w:cs="Arial Narrow"/>
           <w:kern w:val="0"/>
           <w:vertAlign w:val="superscript"/>
-          <w14:ligatures w14:val="none"/>
+          <ns2:ligatures ns2:val="none"/>
         </w:rPr>
         <w:footnoteReference w:id="6"/>
       </w:r>
@@ -3307,12 +3307,12 @@
           <w:color w:val="000000"/>
           <w:kern w:val="0"/>
           <w:lang w:eastAsia="es-PE"/>
-          <w14:ligatures w14:val="none"/>
+          <ns2:ligatures ns2:val="none"/>
         </w:rPr>
         <w:t>.</w:t>
       </w:r>
     </w:p>
-    <w:p>
+    <w:p ns2:paraId="68C71625" ns2:textId="77777777">
       <w:pPr>
         <w:spacing w:after="0" w:line="240" w:lineRule="auto"/>
         <w:ind w:left="567"/>
@@ -3323,11 +3323,11 @@
           <w:color w:val="000000"/>
           <w:kern w:val="0"/>
           <w:lang w:eastAsia="es-PE"/>
-          <w14:ligatures w14:val="none"/>
-        </w:rPr>
-      </w:pPr>
-    </w:p>
-    <w:p>
+          <ns2:ligatures ns2:val="none"/>
+        </w:rPr>
+      </w:pPr>
+    </w:p>
+    <w:p ns2:paraId="38A98B4B" ns2:textId="77777777">
       <w:pPr>
         <w:pStyle w:val="Prrafodelista"/>
         <w:numPr>
@@ -3347,17 +3347,17 @@
           <w:color w:val="000000"/>
           <w:kern w:val="0"/>
           <w:lang w:eastAsia="es-PE"/>
-          <w14:ligatures w14:val="none"/>
-        </w:rPr>
-      </w:pPr>
-      <w:r>
-        <w:rPr>
-          <w:rFonts w:ascii="Arial Narrow" w:eastAsia="Arial Narrow" w:hAnsi="Arial Narrow" w:cs="Arial Narrow"/>
-          <w:b/>
-          <w:color w:val="000000"/>
-          <w:kern w:val="0"/>
-          <w:lang w:eastAsia="es-PE"/>
-          <w14:ligatures w14:val="none"/>
+          <ns2:ligatures ns2:val="none"/>
+        </w:rPr>
+      </w:pPr>
+      <w:r>
+        <w:rPr>
+          <w:rFonts w:ascii="Arial Narrow" w:eastAsia="Arial Narrow" w:hAnsi="Arial Narrow" w:cs="Arial Narrow"/>
+          <w:b/>
+          <w:color w:val="000000"/>
+          <w:kern w:val="0"/>
+          <w:lang w:eastAsia="es-PE"/>
+          <ns2:ligatures ns2:val="none"/>
         </w:rPr>
         <w:t>REQUERIMIENTO DE INFORMACI</w:t>
       </w:r>
@@ -3368,7 +3368,7 @@
           <w:color w:val="000000"/>
           <w:kern w:val="0"/>
           <w:lang w:eastAsia="es-PE"/>
-          <w14:ligatures w14:val="none"/>
+          <ns2:ligatures ns2:val="none"/>
         </w:rPr>
         <w:t>Ó</w:t>
       </w:r>
@@ -3379,12 +3379,12 @@
           <w:color w:val="000000"/>
           <w:kern w:val="0"/>
           <w:lang w:eastAsia="es-PE"/>
-          <w14:ligatures w14:val="none"/>
+          <ns2:ligatures ns2:val="none"/>
         </w:rPr>
         <w:t>N</w:t>
       </w:r>
     </w:p>
-    <w:p>
+    <w:p ns2:paraId="5B518DC4" ns2:textId="77777777">
       <w:pPr>
         <w:spacing w:after="0" w:line="240" w:lineRule="auto"/>
         <w:jc w:val="both"/>
@@ -3393,11 +3393,11 @@
           <w:color w:val="000000"/>
           <w:kern w:val="0"/>
           <w:lang w:val="es-ES" w:eastAsia="es-ES"/>
-          <w14:ligatures w14:val="none"/>
-        </w:rPr>
-      </w:pPr>
-    </w:p>
-    <w:p>
+          <ns2:ligatures ns2:val="none"/>
+        </w:rPr>
+      </w:pPr>
+    </w:p>
+    <w:p ns2:paraId="62B88A04" ns2:textId="3B44870A">
       <w:pPr>
         <w:pStyle w:val="Prrafodelista"/>
         <w:numPr>
@@ -3412,7 +3412,7 @@
           <w:color w:val="000000"/>
           <w:kern w:val="0"/>
           <w:lang w:val="es-ES" w:eastAsia="es-ES"/>
-          <w14:ligatures w14:val="none"/>
+          <ns2:ligatures ns2:val="none"/>
         </w:rPr>
       </w:pPr>
       <w:r>
@@ -3421,7 +3421,7 @@
           <w:color w:val="000000"/>
           <w:kern w:val="0"/>
           <w:lang w:val="es-ES" w:eastAsia="es-ES"/>
-          <w14:ligatures w14:val="none"/>
+          <ns2:ligatures ns2:val="none"/>
         </w:rPr>
         <w:lastRenderedPageBreak/>
         <w:t xml:space="preserve">A efectos de tener mayores elementos que sirvan para la resolución definitiva del presente caso, la Secretaría Técnica, en ejercicio de las </w:t>
@@ -3432,7 +3432,7 @@
           <w:color w:val="000000"/>
           <w:kern w:val="0"/>
           <w:lang w:val="es-ES" w:eastAsia="es-ES"/>
-          <w14:ligatures w14:val="none"/>
+          <ns2:ligatures ns2:val="none"/>
         </w:rPr>
         <w:t>facultades que la ley le confiere, conviene requerir al proveedor denunciado que, en un plazo no m</w:t>
       </w:r>
@@ -3442,7 +3442,7 @@
           <w:color w:val="000000"/>
           <w:kern w:val="0"/>
           <w:lang w:val="es-ES" w:eastAsia="es-ES"/>
-          <w14:ligatures w14:val="none"/>
+          <ns2:ligatures ns2:val="none"/>
         </w:rPr>
         <w:t xml:space="preserve">ayor de cinco (5) días hábiles contado a partir del día siguiente de la notificación de la </w:t>
       </w:r>
@@ -3452,7 +3452,7 @@
           <w:color w:val="000000"/>
           <w:kern w:val="0"/>
           <w:lang w:val="es-ES" w:eastAsia="es-ES"/>
-          <w14:ligatures w14:val="none"/>
+          <ns2:ligatures ns2:val="none"/>
         </w:rPr>
         <w:t xml:space="preserve">presente resolución, cumpla con lo siguiente: </w:t>
       </w:r>
@@ -3462,7 +3462,7 @@
           <w:color w:val="000000"/>
           <w:kern w:val="0"/>
           <w:lang w:val="es-ES" w:eastAsia="es-ES"/>
-          <w14:ligatures w14:val="none"/>
+          <ns2:ligatures ns2:val="none"/>
         </w:rPr>
         <w:t xml:space="preserve">(i) presentar una copia completa, legible y debidamente suscrita del contrato de crédito por convenio </w:t>
       </w:r>
@@ -3473,7 +3473,7 @@
           <w:color w:val="000000"/>
           <w:kern w:val="0"/>
           <w:lang w:val="es-ES" w:eastAsia="es-ES"/>
-          <w14:ligatures w14:val="none"/>
+          <ns2:ligatures ns2:val="none"/>
         </w:rPr>
         <w:t/>
       </w:r>
@@ -3484,7 +3484,7 @@
           <w:color w:val="000000"/>
           <w:kern w:val="0"/>
           <w:lang w:val="es-ES" w:eastAsia="es-ES"/>
-          <w14:ligatures w14:val="none"/>
+          <ns2:ligatures ns2:val="none"/>
         </w:rPr>
         <w:t xml:space="preserve"> 01990479, así como el cargo de remisión del contrato; (</w:t>
       </w:r>
@@ -3495,7 +3495,7 @@
           <w:color w:val="000000"/>
           <w:kern w:val="0"/>
           <w:lang w:val="es-ES" w:eastAsia="es-ES"/>
-          <w14:ligatures w14:val="none"/>
+          <ns2:ligatures ns2:val="none"/>
         </w:rPr>
         <w:t>ii</w:t>
       </w:r>
@@ -3506,7 +3506,7 @@
           <w:color w:val="000000"/>
           <w:kern w:val="0"/>
           <w:lang w:val="es-ES" w:eastAsia="es-ES"/>
-          <w14:ligatures w14:val="none"/>
+          <ns2:ligatures ns2:val="none"/>
         </w:rPr>
         <w:t>) presentar los medios probatorios que acrediten que gestionó el abon</w:t>
       </w:r>
@@ -3516,7 +3516,7 @@
           <w:color w:val="000000"/>
           <w:kern w:val="0"/>
           <w:lang w:val="es-ES" w:eastAsia="es-ES"/>
-          <w14:ligatures w14:val="none"/>
+          <ns2:ligatures ns2:val="none"/>
         </w:rPr>
         <w:t xml:space="preserve">o </w:t>
       </w:r>
@@ -3526,7 +3526,7 @@
           <w:color w:val="000000"/>
           <w:kern w:val="0"/>
           <w:lang w:val="es-ES" w:eastAsia="es-ES"/>
-          <w14:ligatures w14:val="none"/>
+          <ns2:ligatures ns2:val="none"/>
         </w:rPr>
         <w:t xml:space="preserve">de </w:t>
       </w:r>
@@ -3537,7 +3537,7 @@
           <w:color w:val="000000"/>
           <w:kern w:val="0"/>
           <w:lang w:val="es-ES" w:eastAsia="es-ES"/>
-          <w14:ligatures w14:val="none"/>
+          <ns2:ligatures ns2:val="none"/>
         </w:rPr>
         <w:t>Interseguro</w:t>
       </w:r>
@@ -3548,7 +3548,7 @@
           <w:color w:val="000000"/>
           <w:kern w:val="0"/>
           <w:lang w:val="es-ES" w:eastAsia="es-ES"/>
-          <w14:ligatures w14:val="none"/>
+          <ns2:ligatures ns2:val="none"/>
         </w:rPr>
         <w:t xml:space="preserve"> Compañía de Seguros S.A. por el monto de S/. 5 360,94 a la cuenta corriente </w:t>
       </w:r>
@@ -3559,7 +3559,7 @@
           <w:color w:val="000000"/>
           <w:kern w:val="0"/>
           <w:lang w:val="es-ES" w:eastAsia="es-ES"/>
-          <w14:ligatures w14:val="none"/>
+          <ns2:ligatures ns2:val="none"/>
         </w:rPr>
         <w:t/>
       </w:r>
@@ -3570,7 +3570,7 @@
           <w:color w:val="000000"/>
           <w:kern w:val="0"/>
           <w:lang w:val="es-ES" w:eastAsia="es-ES"/>
-          <w14:ligatures w14:val="none"/>
+          <ns2:ligatures ns2:val="none"/>
         </w:rPr>
         <w:t xml:space="preserve"> 2003001***941 </w:t>
       </w:r>
@@ -3580,7 +3580,7 @@
           <w:color w:val="000000"/>
           <w:kern w:val="0"/>
           <w:lang w:val="es-ES" w:eastAsia="es-ES"/>
-          <w14:ligatures w14:val="none"/>
+          <ns2:ligatures ns2:val="none"/>
         </w:rPr>
         <w:t>para cubrir</w:t>
       </w:r>
@@ -3590,7 +3590,7 @@
           <w:color w:val="000000"/>
           <w:kern w:val="0"/>
           <w:lang w:val="es-ES" w:eastAsia="es-ES"/>
-          <w14:ligatures w14:val="none"/>
+          <ns2:ligatures ns2:val="none"/>
         </w:rPr>
         <w:t xml:space="preserve"> seis cuotas del pago del crédito por convenio </w:t>
       </w:r>
@@ -3601,7 +3601,7 @@
           <w:color w:val="000000"/>
           <w:kern w:val="0"/>
           <w:lang w:val="es-ES" w:eastAsia="es-ES"/>
-          <w14:ligatures w14:val="none"/>
+          <ns2:ligatures ns2:val="none"/>
         </w:rPr>
         <w:t/>
       </w:r>
@@ -3612,7 +3612,7 @@
           <w:color w:val="000000"/>
           <w:kern w:val="0"/>
           <w:lang w:val="es-ES" w:eastAsia="es-ES"/>
-          <w14:ligatures w14:val="none"/>
+          <ns2:ligatures ns2:val="none"/>
         </w:rPr>
         <w:t xml:space="preserve"> 01990479; y, (</w:t>
       </w:r>
@@ -3623,7 +3623,7 @@
           <w:color w:val="000000"/>
           <w:kern w:val="0"/>
           <w:lang w:val="es-ES" w:eastAsia="es-ES"/>
-          <w14:ligatures w14:val="none"/>
+          <ns2:ligatures ns2:val="none"/>
         </w:rPr>
         <w:t>iii</w:t>
       </w:r>
@@ -3634,7 +3634,7 @@
           <w:color w:val="000000"/>
           <w:kern w:val="0"/>
           <w:lang w:val="es-ES" w:eastAsia="es-ES"/>
-          <w14:ligatures w14:val="none"/>
+          <ns2:ligatures ns2:val="none"/>
         </w:rPr>
         <w:t>) presentar todas las comunicaciones cursadas con la parte denunciante en virtud del hecho materia de denuncia</w:t>
       </w:r>
@@ -3644,7 +3644,7 @@
           <w:color w:val="000000"/>
           <w:kern w:val="0"/>
           <w:lang w:val="es-ES" w:eastAsia="es-ES"/>
-          <w14:ligatures w14:val="none"/>
+          <ns2:ligatures ns2:val="none"/>
         </w:rPr>
         <w:t>.</w:t>
       </w:r>
@@ -3654,12 +3654,12 @@
           <w:color w:val="000000"/>
           <w:kern w:val="0"/>
           <w:lang w:eastAsia="es-ES"/>
-          <w14:ligatures w14:val="none"/>
+          <ns2:ligatures ns2:val="none"/>
         </w:rPr>
         <w:t xml:space="preserve"> </w:t>
       </w:r>
     </w:p>
-    <w:p>
+    <w:p ns2:paraId="5C93B848" ns2:textId="77777777">
       <w:pPr>
         <w:pStyle w:val="Prrafodelista"/>
         <w:spacing w:after="0" w:line="240" w:lineRule="auto"/>
@@ -3670,11 +3670,11 @@
           <w:color w:val="000000"/>
           <w:kern w:val="0"/>
           <w:lang w:val="es-ES" w:eastAsia="es-ES"/>
-          <w14:ligatures w14:val="none"/>
-        </w:rPr>
-      </w:pPr>
-    </w:p>
-    <w:p>
+          <ns2:ligatures ns2:val="none"/>
+        </w:rPr>
+      </w:pPr>
+    </w:p>
+    <w:p ns2:paraId="2A119386" ns2:textId="77777777">
       <w:pPr>
         <w:pStyle w:val="Prrafodelista"/>
         <w:numPr>
@@ -3694,36 +3694,36 @@
           <w:color w:val="000000"/>
           <w:kern w:val="0"/>
           <w:lang w:eastAsia="es-PE"/>
-          <w14:ligatures w14:val="none"/>
-        </w:rPr>
-      </w:pPr>
-      <w:r>
-        <w:rPr>
-          <w:rFonts w:ascii="Arial Narrow" w:eastAsia="Arial Narrow" w:hAnsi="Arial Narrow" w:cs="Arial Narrow"/>
-          <w:b/>
-          <w:color w:val="000000"/>
-          <w:kern w:val="0"/>
-          <w:lang w:eastAsia="es-PE"/>
-          <w14:ligatures w14:val="none"/>
+          <ns2:ligatures ns2:val="none"/>
+        </w:rPr>
+      </w:pPr>
+      <w:r>
+        <w:rPr>
+          <w:rFonts w:ascii="Arial Narrow" w:eastAsia="Arial Narrow" w:hAnsi="Arial Narrow" w:cs="Arial Narrow"/>
+          <w:b/>
+          <w:color w:val="000000"/>
+          <w:kern w:val="0"/>
+          <w:lang w:eastAsia="es-PE"/>
+          <ns2:ligatures ns2:val="none"/>
         </w:rPr>
         <w:t xml:space="preserve">RESOLUCIÓN DE LA SECRETARÍA TÉCNICA </w:t>
       </w:r>
     </w:p>
-    <w:p>
-      <w:pPr>
-        <w:spacing w:after="0" w:line="240" w:lineRule="auto"/>
-        <w:jc w:val="both"/>
-        <w:rPr>
-          <w:rFonts w:ascii="Arial Narrow" w:eastAsia="Arial Narrow" w:hAnsi="Arial Narrow" w:cs="Arial Narrow"/>
-          <w:b/>
-          <w:color w:val="000000"/>
-          <w:kern w:val="0"/>
-          <w:lang w:eastAsia="es-PE"/>
-          <w14:ligatures w14:val="none"/>
-        </w:rPr>
-      </w:pPr>
-    </w:p>
-    <w:p>
+    <w:p ns2:paraId="7F554EB2" ns2:textId="77777777">
+      <w:pPr>
+        <w:spacing w:after="0" w:line="240" w:lineRule="auto"/>
+        <w:jc w:val="both"/>
+        <w:rPr>
+          <w:rFonts w:ascii="Arial Narrow" w:eastAsia="Arial Narrow" w:hAnsi="Arial Narrow" w:cs="Arial Narrow"/>
+          <w:b/>
+          <w:color w:val="000000"/>
+          <w:kern w:val="0"/>
+          <w:lang w:eastAsia="es-PE"/>
+          <ns2:ligatures ns2:val="none"/>
+        </w:rPr>
+      </w:pPr>
+    </w:p>
+    <w:p ns2:paraId="40BE44E6" ns2:textId="0CA785D6">
       <w:pPr>
         <w:spacing w:after="0" w:line="240" w:lineRule="auto"/>
         <w:jc w:val="both"/>
@@ -3732,17 +3732,17 @@
           <w:color w:val="000000"/>
           <w:kern w:val="0"/>
           <w:lang w:eastAsia="es-PE"/>
-          <w14:ligatures w14:val="none"/>
-        </w:rPr>
-      </w:pPr>
-      <w:r>
-        <w:rPr>
-          <w:rFonts w:ascii="Arial Narrow" w:eastAsia="Arial Narrow" w:hAnsi="Arial Narrow" w:cs="Arial Narrow"/>
-          <w:b/>
-          <w:color w:val="000000"/>
-          <w:kern w:val="0"/>
-          <w:lang w:eastAsia="es-PE"/>
-          <w14:ligatures w14:val="none"/>
+          <ns2:ligatures ns2:val="none"/>
+        </w:rPr>
+      </w:pPr>
+      <w:r>
+        <w:rPr>
+          <w:rFonts w:ascii="Arial Narrow" w:eastAsia="Arial Narrow" w:hAnsi="Arial Narrow" w:cs="Arial Narrow"/>
+          <w:b/>
+          <w:color w:val="000000"/>
+          <w:kern w:val="0"/>
+          <w:lang w:eastAsia="es-PE"/>
+          <ns2:ligatures ns2:val="none"/>
         </w:rPr>
         <w:t xml:space="preserve">PRIMERO: admitir a trámite la denuncia del 18 de julio de 2025 interpuesta por el señor [DENUNCIANTE] contra el Banco Internacional del Perú - Interbank S.A.A., por lo siguiente:</w:t>
       </w:r>
@@ -3753,7 +3753,7 @@
           <w:kern w:val="0"/>
           <w:shd w:val="clear" w:color="auto" w:fill="FFFFFF"/>
           <w:lang w:eastAsia="es-PE"/>
-          <w14:ligatures w14:val="none"/>
+          <ns2:ligatures ns2:val="none"/>
         </w:rPr>
         <w:t xml:space="preserve"/>
       </w:r>
@@ -3763,7 +3763,7 @@
           <w:color w:val="000000"/>
           <w:kern w:val="0"/>
           <w:lang w:val="es-ES" w:eastAsia="es-ES"/>
-          <w14:ligatures w14:val="none"/>
+          <ns2:ligatures ns2:val="none"/>
         </w:rPr>
         <w:t xml:space="preserve"/>
       </w:r>
@@ -3773,7 +3773,7 @@
           <w:color w:val="000000"/>
           <w:kern w:val="0"/>
           <w:lang w:val="es-ES" w:eastAsia="es-ES"/>
-          <w14:ligatures w14:val="none"/>
+          <ns2:ligatures ns2:val="none"/>
         </w:rPr>
         <w:t/>
       </w:r>
@@ -3783,7 +3783,7 @@
           <w:color w:val="000000"/>
           <w:kern w:val="0"/>
           <w:lang w:val="es-ES" w:eastAsia="es-ES"/>
-          <w14:ligatures w14:val="none"/>
+          <ns2:ligatures ns2:val="none"/>
         </w:rPr>
         <w:t xml:space="preserve"/>
       </w:r>
@@ -3794,7 +3794,7 @@
           <w:kern w:val="0"/>
           <w:shd w:val="clear" w:color="auto" w:fill="FFFFFF"/>
           <w:lang w:eastAsia="es-PE"/>
-          <w14:ligatures w14:val="none"/>
+          <ns2:ligatures ns2:val="none"/>
         </w:rPr>
         <w:t xml:space="preserve"/>
       </w:r>
@@ -3804,7 +3804,7 @@
           <w:bCs/>
           <w:spacing w:val="-3"/>
           <w:kern w:val="0"/>
-          <w14:ligatures w14:val="none"/>
+          <ns2:ligatures ns2:val="none"/>
         </w:rPr>
         <w:t/>
       </w:r>
@@ -3815,7 +3815,7 @@
           <w:kern w:val="0"/>
           <w:shd w:val="clear" w:color="auto" w:fill="FFFFFF"/>
           <w:lang w:eastAsia="es-PE"/>
-          <w14:ligatures w14:val="none"/>
+          <ns2:ligatures ns2:val="none"/>
         </w:rPr>
         <w:t xml:space="preserve"/>
       </w:r>
@@ -3826,7 +3826,7 @@
           <w:kern w:val="0"/>
           <w:shd w:val="clear" w:color="auto" w:fill="FFFFFF"/>
           <w:lang w:eastAsia="es-PE"/>
-          <w14:ligatures w14:val="none"/>
+          <ns2:ligatures ns2:val="none"/>
         </w:rPr>
         <w:t xml:space="preserve"/>
       </w:r>
@@ -3837,7 +3837,7 @@
           <w:kern w:val="0"/>
           <w:shd w:val="clear" w:color="auto" w:fill="FFFFFF"/>
           <w:lang w:eastAsia="es-PE"/>
-          <w14:ligatures w14:val="none"/>
+          <ns2:ligatures ns2:val="none"/>
         </w:rPr>
         <w:t xml:space="preserve"/>
       </w:r>
@@ -3847,7 +3847,7 @@
           <w:bCs/>
           <w:spacing w:val="-3"/>
           <w:kern w:val="0"/>
-          <w14:ligatures w14:val="none"/>
+          <ns2:ligatures ns2:val="none"/>
         </w:rPr>
         <w:t xml:space="preserve"/>
       </w:r>
@@ -3857,7 +3857,7 @@
           <w:bCs/>
           <w:spacing w:val="-3"/>
           <w:kern w:val="0"/>
-          <w14:ligatures w14:val="none"/>
+          <ns2:ligatures ns2:val="none"/>
         </w:rPr>
         <w:t/>
       </w:r>
@@ -3868,7 +3868,7 @@
           <w:kern w:val="0"/>
           <w:shd w:val="clear" w:color="auto" w:fill="FFFFFF"/>
           <w:lang w:eastAsia="es-PE"/>
-          <w14:ligatures w14:val="none"/>
+          <ns2:ligatures ns2:val="none"/>
         </w:rPr>
         <w:t xml:space="preserve"/>
       </w:r>
@@ -3879,12 +3879,12 @@
           <w:kern w:val="0"/>
           <w:shd w:val="clear" w:color="auto" w:fill="FFFFFF"/>
           <w:lang w:eastAsia="es-PE"/>
-          <w14:ligatures w14:val="none"/>
+          <ns2:ligatures ns2:val="none"/>
         </w:rPr>
         <w:t/>
       </w:r>
     </w:p>
-    <w:p>
+    <w:p ns2:paraId="5E66126E" ns2:textId="77777777">
       <w:pPr>
         <w:spacing w:after="0" w:line="240" w:lineRule="auto"/>
         <w:jc w:val="both"/>
@@ -3893,11 +3893,11 @@
           <w:color w:val="000000"/>
           <w:kern w:val="0"/>
           <w:lang w:eastAsia="es-PE"/>
-          <w14:ligatures w14:val="none"/>
-        </w:rPr>
-      </w:pPr>
-    </w:p>
-    <w:p>
+          <ns2:ligatures ns2:val="none"/>
+        </w:rPr>
+      </w:pPr>
+    </w:p>
+    <w:p ns2:paraId="5677CE0B" ns2:textId="1FAD9003">
       <w:pPr>
         <w:pStyle w:val="Prrafodelista"/>
         <w:numPr>
@@ -3915,7 +3915,7 @@
           <w:rFonts w:ascii="Arial Narrow" w:eastAsia="Calibri" w:hAnsi="Arial Narrow" w:cs="Arial Narrow"/>
           <w:kern w:val="0"/>
           <w:lang w:eastAsia="es-PE"/>
-          <w14:ligatures w14:val="none"/>
+          <ns2:ligatures ns2:val="none"/>
         </w:rPr>
       </w:pPr>
       <w:r>
@@ -3924,7 +3924,7 @@
           <w:color w:val="000000"/>
           <w:kern w:val="0"/>
           <w:lang w:eastAsia="es-PE"/>
-          <w14:ligatures w14:val="none"/>
+          <ns2:ligatures ns2:val="none"/>
         </w:rPr>
         <w:t>Presunta</w:t>
       </w:r>
@@ -3934,7 +3934,7 @@
           <w:kern w:val="0"/>
           <w:shd w:val="clear" w:color="auto" w:fill="FFFFFF"/>
           <w:lang w:eastAsia="es-PE"/>
-          <w14:ligatures w14:val="none"/>
+          <ns2:ligatures ns2:val="none"/>
         </w:rPr>
         <w:t xml:space="preserve"> infracción a los artículos 18 y 19</w:t>
       </w:r>
@@ -3943,7 +3943,7 @@
           <w:rFonts w:ascii="Arial Narrow" w:eastAsia="Calibri" w:hAnsi="Arial Narrow" w:cs="Arial Narrow"/>
           <w:kern w:val="0"/>
           <w:lang w:eastAsia="es-PE"/>
-          <w14:ligatures w14:val="none"/>
+          <ns2:ligatures ns2:val="none"/>
         </w:rPr>
         <w:t xml:space="preserve"> de </w:t>
       </w:r>
@@ -3953,7 +3953,7 @@
           <w:kern w:val="0"/>
           <w:shd w:val="clear" w:color="auto" w:fill="FFFFFF"/>
           <w:lang w:eastAsia="es-PE"/>
-          <w14:ligatures w14:val="none"/>
+          <ns2:ligatures ns2:val="none"/>
         </w:rPr>
         <w:t xml:space="preserve">la Ley 29571, Código de Protección y Defensa del Consumidor, en tanto </w:t>
       </w:r>
@@ -3963,7 +3963,7 @@
           <w:kern w:val="0"/>
           <w:shd w:val="clear" w:color="auto" w:fill="FFFFFF"/>
           <w:lang w:eastAsia="es-PE"/>
-          <w14:ligatures w14:val="none"/>
+          <ns2:ligatures ns2:val="none"/>
         </w:rPr>
         <w:t xml:space="preserve">el proveedor denunciado no habría cumplido con gestionar </w:t>
       </w:r>
@@ -3973,7 +3973,7 @@
           <w:kern w:val="0"/>
           <w:shd w:val="clear" w:color="auto" w:fill="FFFFFF"/>
           <w:lang w:eastAsia="es-PE"/>
-          <w14:ligatures w14:val="none"/>
+          <ns2:ligatures ns2:val="none"/>
         </w:rPr>
         <w:t>debidamente la suma</w:t>
       </w:r>
@@ -3983,7 +3983,7 @@
           <w:kern w:val="0"/>
           <w:shd w:val="clear" w:color="auto" w:fill="FFFFFF"/>
           <w:lang w:eastAsia="es-PE"/>
-          <w14:ligatures w14:val="none"/>
+          <ns2:ligatures ns2:val="none"/>
         </w:rPr>
         <w:t xml:space="preserve"> de S/ 5 360,94</w:t>
       </w:r>
@@ -3993,7 +3993,7 @@
           <w:kern w:val="0"/>
           <w:shd w:val="clear" w:color="auto" w:fill="FFFFFF"/>
           <w:lang w:eastAsia="es-PE"/>
-          <w14:ligatures w14:val="none"/>
+          <ns2:ligatures ns2:val="none"/>
         </w:rPr>
         <w:t xml:space="preserve"> abonada por</w:t>
       </w:r>
@@ -4003,7 +4003,7 @@
           <w:kern w:val="0"/>
           <w:shd w:val="clear" w:color="auto" w:fill="FFFFFF"/>
           <w:lang w:eastAsia="es-PE"/>
-          <w14:ligatures w14:val="none"/>
+          <ns2:ligatures ns2:val="none"/>
         </w:rPr>
         <w:t xml:space="preserve"> </w:t>
       </w:r>
@@ -4014,7 +4014,7 @@
           <w:kern w:val="0"/>
           <w:shd w:val="clear" w:color="auto" w:fill="FFFFFF"/>
           <w:lang w:eastAsia="es-PE"/>
-          <w14:ligatures w14:val="none"/>
+          <ns2:ligatures ns2:val="none"/>
         </w:rPr>
         <w:t>Interseguro</w:t>
       </w:r>
@@ -4025,7 +4025,7 @@
           <w:kern w:val="0"/>
           <w:shd w:val="clear" w:color="auto" w:fill="FFFFFF"/>
           <w:lang w:eastAsia="es-PE"/>
-          <w14:ligatures w14:val="none"/>
+          <ns2:ligatures ns2:val="none"/>
         </w:rPr>
         <w:t xml:space="preserve"> Compañía de Seguros S.A. a la</w:t>
       </w:r>
@@ -4035,7 +4035,7 @@
           <w:kern w:val="0"/>
           <w:shd w:val="clear" w:color="auto" w:fill="FFFFFF"/>
           <w:lang w:eastAsia="es-PE"/>
-          <w14:ligatures w14:val="none"/>
+          <ns2:ligatures ns2:val="none"/>
         </w:rPr>
         <w:t xml:space="preserve">s cuotas del </w:t>
       </w:r>
@@ -4045,7 +4045,7 @@
           <w:kern w:val="0"/>
           <w:shd w:val="clear" w:color="auto" w:fill="FFFFFF"/>
           <w:lang w:eastAsia="es-PE"/>
-          <w14:ligatures w14:val="none"/>
+          <ns2:ligatures ns2:val="none"/>
         </w:rPr>
         <w:t>crédito por convenio 019xxxxxx479</w:t>
       </w:r>
@@ -4053,12 +4053,12 @@
         <w:rPr>
           <w:rFonts w:ascii="Arial Narrow" w:eastAsia="Arial Narrow" w:hAnsi="Arial Narrow" w:cs="Arial Narrow"/>
           <w:kern w:val="0"/>
-          <w14:ligatures w14:val="none"/>
+          <ns2:ligatures ns2:val="none"/>
         </w:rPr>
         <w:t>.</w:t>
       </w:r>
     </w:p>
-    <w:p>
+    <w:p ns2:paraId="55FDE085" ns2:textId="77777777">
       <w:pPr>
         <w:pStyle w:val="Prrafodelista"/>
         <w:spacing w:after="0" w:line="240" w:lineRule="auto"/>
@@ -4068,11 +4068,11 @@
           <w:rFonts w:ascii="Arial Narrow" w:eastAsia="Calibri" w:hAnsi="Arial Narrow" w:cs="Arial Narrow"/>
           <w:kern w:val="0"/>
           <w:lang w:eastAsia="es-PE"/>
-          <w14:ligatures w14:val="none"/>
-        </w:rPr>
-      </w:pPr>
-    </w:p>
-    <w:p>
+          <ns2:ligatures ns2:val="none"/>
+        </w:rPr>
+      </w:pPr>
+    </w:p>
+    <w:p ns2:paraId="7C9EE9C9" ns2:textId="4E041634">
       <w:pPr>
         <w:pStyle w:val="Prrafodelista"/>
         <w:numPr>
@@ -4090,7 +4090,7 @@
           <w:rFonts w:ascii="Arial Narrow" w:eastAsia="Calibri" w:hAnsi="Arial Narrow" w:cs="Arial Narrow"/>
           <w:kern w:val="0"/>
           <w:lang w:eastAsia="es-PE"/>
-          <w14:ligatures w14:val="none"/>
+          <ns2:ligatures ns2:val="none"/>
         </w:rPr>
       </w:pPr>
       <w:r>
@@ -4103,7 +4103,7 @@
         <w:rPr>
           <w:rFonts w:ascii="Arial Narrow" w:eastAsia="Arial Narrow" w:hAnsi="Arial Narrow" w:cs="Arial Narrow"/>
           <w:kern w:val="0"/>
-          <w14:ligatures w14:val="none"/>
+          <ns2:ligatures ns2:val="none"/>
         </w:rPr>
         <w:t xml:space="preserve">en tanto </w:t>
       </w:r>
@@ -4111,7 +4111,7 @@
         <w:rPr>
           <w:rFonts w:ascii="Arial Narrow" w:eastAsia="Arial Narrow" w:hAnsi="Arial Narrow" w:cs="Arial Narrow"/>
           <w:kern w:val="0"/>
-          <w14:ligatures w14:val="none"/>
+          <ns2:ligatures ns2:val="none"/>
         </w:rPr>
         <w:t xml:space="preserve">el proveedor denunciado habría brindado una respuesta inadecuada al reclamo presentado por el denunciante el </w:t>
       </w:r>
@@ -4119,7 +4119,7 @@
         <w:rPr>
           <w:rFonts w:ascii="Arial Narrow" w:eastAsia="Arial Narrow" w:hAnsi="Arial Narrow" w:cs="Arial Narrow"/>
           <w:kern w:val="0"/>
-          <w14:ligatures w14:val="none"/>
+          <ns2:ligatures ns2:val="none"/>
         </w:rPr>
         <w:t>29 de mayo de 2025</w:t>
       </w:r>
@@ -4127,12 +4127,12 @@
         <w:rPr>
           <w:rFonts w:ascii="Arial Narrow" w:eastAsia="Arial Narrow" w:hAnsi="Arial Narrow" w:cs="Arial Narrow"/>
           <w:kern w:val="0"/>
-          <w14:ligatures w14:val="none"/>
+          <ns2:ligatures ns2:val="none"/>
         </w:rPr>
         <w:t>.</w:t>
       </w:r>
     </w:p>
-    <w:p>
+    <w:p ns2:paraId="27B6F2B4" ns2:textId="77777777">
       <w:pPr>
         <w:pStyle w:val="Prrafodelista"/>
         <w:spacing w:line="240" w:lineRule="auto"/>
@@ -4140,11 +4140,11 @@
           <w:rFonts w:ascii="Arial Narrow" w:eastAsia="Calibri" w:hAnsi="Arial Narrow" w:cs="Arial Narrow"/>
           <w:kern w:val="0"/>
           <w:lang w:eastAsia="es-PE"/>
-          <w14:ligatures w14:val="none"/>
-        </w:rPr>
-      </w:pPr>
-    </w:p>
-    <w:p>
+          <ns2:ligatures ns2:val="none"/>
+        </w:rPr>
+      </w:pPr>
+    </w:p>
+    <w:p ns2:paraId="69C0E24F" ns2:textId="4E3D3081">
       <w:pPr>
         <w:pStyle w:val="Prrafodelista"/>
         <w:numPr>
@@ -4162,7 +4162,7 @@
           <w:rFonts w:ascii="Arial Narrow" w:eastAsia="Calibri" w:hAnsi="Arial Narrow" w:cs="Arial Narrow"/>
           <w:kern w:val="0"/>
           <w:lang w:eastAsia="es-PE"/>
-          <w14:ligatures w14:val="none"/>
+          <ns2:ligatures ns2:val="none"/>
         </w:rPr>
       </w:pPr>
       <w:r>
@@ -4175,7 +4175,7 @@
         <w:rPr>
           <w:rFonts w:ascii="Arial Narrow" w:eastAsia="Arial Narrow" w:hAnsi="Arial Narrow" w:cs="Arial Narrow"/>
           <w:kern w:val="0"/>
-          <w14:ligatures w14:val="none"/>
+          <ns2:ligatures ns2:val="none"/>
         </w:rPr>
         <w:t xml:space="preserve">en tanto </w:t>
       </w:r>
@@ -4183,7 +4183,7 @@
         <w:rPr>
           <w:rFonts w:ascii="Arial Narrow" w:eastAsia="Arial Narrow" w:hAnsi="Arial Narrow" w:cs="Arial Narrow"/>
           <w:kern w:val="0"/>
-          <w14:ligatures w14:val="none"/>
+          <ns2:ligatures ns2:val="none"/>
         </w:rPr>
         <w:t xml:space="preserve">el proveedor denunciado habría brindado una respuesta inadecuada al reclamo presentado por el denunciante el </w:t>
       </w:r>
@@ -4191,7 +4191,7 @@
         <w:rPr>
           <w:rFonts w:ascii="Arial Narrow" w:eastAsia="Arial Narrow" w:hAnsi="Arial Narrow" w:cs="Arial Narrow"/>
           <w:kern w:val="0"/>
-          <w14:ligatures w14:val="none"/>
+          <ns2:ligatures ns2:val="none"/>
         </w:rPr>
         <w:t>4 de junio de 2025</w:t>
       </w:r>
@@ -4199,12 +4199,12 @@
         <w:rPr>
           <w:rFonts w:ascii="Arial Narrow" w:eastAsia="Arial Narrow" w:hAnsi="Arial Narrow" w:cs="Arial Narrow"/>
           <w:kern w:val="0"/>
-          <w14:ligatures w14:val="none"/>
+          <ns2:ligatures ns2:val="none"/>
         </w:rPr>
         <w:t>.</w:t>
       </w:r>
     </w:p>
-    <w:p>
+    <w:p ns2:paraId="634B7371" ns2:textId="77777777">
       <w:pPr>
         <w:pStyle w:val="Prrafodelista"/>
         <w:spacing w:line="240" w:lineRule="auto"/>
@@ -4212,11 +4212,11 @@
           <w:rFonts w:ascii="Arial Narrow" w:eastAsia="Calibri" w:hAnsi="Arial Narrow" w:cs="Arial Narrow"/>
           <w:kern w:val="0"/>
           <w:lang w:eastAsia="es-PE"/>
-          <w14:ligatures w14:val="none"/>
-        </w:rPr>
-      </w:pPr>
-    </w:p>
-    <w:p>
+          <ns2:ligatures ns2:val="none"/>
+        </w:rPr>
+      </w:pPr>
+    </w:p>
+    <w:p ns2:paraId="32D2FD48" ns2:textId="1D20F165">
       <w:pPr>
         <w:pStyle w:val="Prrafodelista"/>
         <w:numPr>
@@ -4234,7 +4234,7 @@
           <w:rFonts w:ascii="Arial Narrow" w:eastAsia="Calibri" w:hAnsi="Arial Narrow" w:cs="Arial Narrow"/>
           <w:kern w:val="0"/>
           <w:lang w:eastAsia="es-PE"/>
-          <w14:ligatures w14:val="none"/>
+          <ns2:ligatures ns2:val="none"/>
         </w:rPr>
       </w:pPr>
       <w:r>
@@ -4247,7 +4247,7 @@
         <w:rPr>
           <w:rFonts w:ascii="Arial Narrow" w:eastAsia="Arial Narrow" w:hAnsi="Arial Narrow" w:cs="Arial Narrow"/>
           <w:kern w:val="0"/>
-          <w14:ligatures w14:val="none"/>
+          <ns2:ligatures ns2:val="none"/>
         </w:rPr>
         <w:t xml:space="preserve">en tanto </w:t>
       </w:r>
@@ -4255,7 +4255,7 @@
         <w:rPr>
           <w:rFonts w:ascii="Arial Narrow" w:eastAsia="Arial Narrow" w:hAnsi="Arial Narrow" w:cs="Arial Narrow"/>
           <w:kern w:val="0"/>
-          <w14:ligatures w14:val="none"/>
+          <ns2:ligatures ns2:val="none"/>
         </w:rPr>
         <w:t xml:space="preserve">el proveedor denunciado </w:t>
       </w:r>
@@ -4263,7 +4263,7 @@
         <w:rPr>
           <w:rFonts w:ascii="Arial Narrow" w:eastAsia="Arial Narrow" w:hAnsi="Arial Narrow" w:cs="Arial Narrow"/>
           <w:kern w:val="0"/>
-          <w14:ligatures w14:val="none"/>
+          <ns2:ligatures ns2:val="none"/>
         </w:rPr>
         <w:t xml:space="preserve">no </w:t>
       </w:r>
@@ -4271,7 +4271,7 @@
         <w:rPr>
           <w:rFonts w:ascii="Arial Narrow" w:eastAsia="Arial Narrow" w:hAnsi="Arial Narrow" w:cs="Arial Narrow"/>
           <w:kern w:val="0"/>
-          <w14:ligatures w14:val="none"/>
+          <ns2:ligatures ns2:val="none"/>
         </w:rPr>
         <w:t xml:space="preserve">habría brindado una respuesta </w:t>
       </w:r>
@@ -4279,7 +4279,7 @@
         <w:rPr>
           <w:rFonts w:ascii="Arial Narrow" w:eastAsia="Arial Narrow" w:hAnsi="Arial Narrow" w:cs="Arial Narrow"/>
           <w:kern w:val="0"/>
-          <w14:ligatures w14:val="none"/>
+          <ns2:ligatures ns2:val="none"/>
         </w:rPr>
         <w:t>oportuna</w:t>
       </w:r>
@@ -4287,7 +4287,7 @@
         <w:rPr>
           <w:rFonts w:ascii="Arial Narrow" w:eastAsia="Arial Narrow" w:hAnsi="Arial Narrow" w:cs="Arial Narrow"/>
           <w:kern w:val="0"/>
-          <w14:ligatures w14:val="none"/>
+          <ns2:ligatures ns2:val="none"/>
         </w:rPr>
         <w:t xml:space="preserve"> al reclamo presentado por el denunciante el </w:t>
       </w:r>
@@ -4295,7 +4295,7 @@
         <w:rPr>
           <w:rFonts w:ascii="Arial Narrow" w:eastAsia="Arial Narrow" w:hAnsi="Arial Narrow" w:cs="Arial Narrow"/>
           <w:kern w:val="0"/>
-          <w14:ligatures w14:val="none"/>
+          <ns2:ligatures ns2:val="none"/>
         </w:rPr>
         <w:t>9 de junio de 2025</w:t>
       </w:r>
@@ -4303,23 +4303,23 @@
         <w:rPr>
           <w:rFonts w:ascii="Arial Narrow" w:eastAsia="Arial Narrow" w:hAnsi="Arial Narrow" w:cs="Arial Narrow"/>
           <w:kern w:val="0"/>
-          <w14:ligatures w14:val="none"/>
+          <ns2:ligatures ns2:val="none"/>
         </w:rPr>
         <w:t>.</w:t>
       </w:r>
     </w:p>
-    <w:p>
-      <w:pPr>
-        <w:spacing w:after="0" w:line="240" w:lineRule="auto"/>
-        <w:jc w:val="both"/>
-        <w:rPr>
-          <w:rFonts w:ascii="Arial Narrow" w:eastAsia="Arial Narrow" w:hAnsi="Arial Narrow" w:cs="Arial Narrow"/>
-          <w:kern w:val="0"/>
-          <w14:ligatures w14:val="none"/>
-        </w:rPr>
-      </w:pPr>
-    </w:p>
-    <w:p>
+    <w:p ns2:paraId="042B3F54" ns2:textId="777BBF33">
+      <w:pPr>
+        <w:spacing w:after="0" w:line="240" w:lineRule="auto"/>
+        <w:jc w:val="both"/>
+        <w:rPr>
+          <w:rFonts w:ascii="Arial Narrow" w:eastAsia="Arial Narrow" w:hAnsi="Arial Narrow" w:cs="Arial Narrow"/>
+          <w:kern w:val="0"/>
+          <ns2:ligatures ns2:val="none"/>
+        </w:rPr>
+      </w:pPr>
+    </w:p>
+    <w:p ns2:paraId="0A292C9F" ns2:textId="77E4AD4A">
       <w:pPr>
         <w:spacing w:line="240" w:lineRule="auto"/>
         <w:contextualSpacing/>
@@ -4327,17 +4327,17 @@
         <w:rPr>
           <w:rFonts w:ascii="Arial Narrow" w:eastAsia="Calibri" w:hAnsi="Arial Narrow" w:cs="Arial"/>
           <w:kern w:val="0"/>
-          <w14:ligatures w14:val="none"/>
-        </w:rPr>
-      </w:pPr>
-      <w:r>
-        <w:rPr>
-          <w:rFonts w:ascii="Arial Narrow" w:eastAsia="Arial Narrow" w:hAnsi="Arial Narrow" w:cs="Arial Narrow"/>
-          <w:b/>
-          <w:color w:val="000000"/>
-          <w:kern w:val="0"/>
-          <w:lang w:eastAsia="es-PE"/>
-          <w14:ligatures w14:val="none"/>
+          <ns2:ligatures ns2:val="none"/>
+        </w:rPr>
+      </w:pPr>
+      <w:r>
+        <w:rPr>
+          <w:rFonts w:ascii="Arial Narrow" w:eastAsia="Arial Narrow" w:hAnsi="Arial Narrow" w:cs="Arial Narrow"/>
+          <w:b/>
+          <w:color w:val="000000"/>
+          <w:kern w:val="0"/>
+          <w:lang w:eastAsia="es-PE"/>
+          <ns2:ligatures ns2:val="none"/>
         </w:rPr>
         <w:t>SEGUNDO:</w:t>
       </w:r>
@@ -4347,7 +4347,7 @@
           <w:color w:val="000000"/>
           <w:kern w:val="0"/>
           <w:lang w:eastAsia="es-PE"/>
-          <w14:ligatures w14:val="none"/>
+          <ns2:ligatures ns2:val="none"/>
         </w:rPr>
         <w:t xml:space="preserve"> tener por ofrecidos los medios probatorios presentados en el escrito de denuncia </w:t>
       </w:r>
@@ -4357,7 +4357,7 @@
           <w:color w:val="000000"/>
           <w:kern w:val="0"/>
           <w:lang w:val="es-ES" w:eastAsia="es-ES"/>
-          <w14:ligatures w14:val="none"/>
+          <ns2:ligatures ns2:val="none"/>
         </w:rPr>
         <w:t xml:space="preserve">del </w:t>
       </w:r>
@@ -4367,7 +4367,7 @@
           <w:color w:val="000000"/>
           <w:kern w:val="0"/>
           <w:lang w:val="es-ES" w:eastAsia="es-ES"/>
-          <w14:ligatures w14:val="none"/>
+          <ns2:ligatures ns2:val="none"/>
         </w:rPr>
         <w:t>18 de julio de 2025</w:t>
       </w:r>
@@ -4375,12 +4375,12 @@
         <w:rPr>
           <w:rFonts w:ascii="Arial Narrow" w:eastAsia="Calibri" w:hAnsi="Arial Narrow" w:cs="Arial"/>
           <w:kern w:val="0"/>
-          <w14:ligatures w14:val="none"/>
+          <ns2:ligatures ns2:val="none"/>
         </w:rPr>
         <w:t>.</w:t>
       </w:r>
     </w:p>
-    <w:p>
+    <w:p ns2:paraId="68A17E97" ns2:textId="77777777">
       <w:pPr>
         <w:spacing w:line="240" w:lineRule="auto"/>
         <w:contextualSpacing/>
@@ -4390,30 +4390,30 @@
           <w:color w:val="000000"/>
           <w:kern w:val="0"/>
           <w:lang w:eastAsia="es-PE"/>
-          <w14:ligatures w14:val="none"/>
-        </w:rPr>
-      </w:pPr>
-    </w:p>
-    <w:p>
-      <w:pPr>
-        <w:spacing w:after="0" w:line="240" w:lineRule="auto"/>
-        <w:jc w:val="both"/>
-        <w:rPr>
-          <w:rFonts w:ascii="Arial Narrow" w:eastAsia="Arial Narrow" w:hAnsi="Arial Narrow" w:cs="Arial Narrow"/>
-          <w:color w:val="000000"/>
-          <w:kern w:val="0"/>
-          <w:lang w:eastAsia="es-PE"/>
-          <w14:ligatures w14:val="none"/>
-        </w:rPr>
-      </w:pPr>
-      <w:r>
-        <w:rPr>
-          <w:rFonts w:ascii="Arial Narrow" w:eastAsia="Arial Narrow" w:hAnsi="Arial Narrow" w:cs="Arial Narrow"/>
-          <w:b/>
-          <w:color w:val="000000"/>
-          <w:kern w:val="0"/>
-          <w:lang w:eastAsia="es-PE"/>
-          <w14:ligatures w14:val="none"/>
+          <ns2:ligatures ns2:val="none"/>
+        </w:rPr>
+      </w:pPr>
+    </w:p>
+    <w:p ns2:paraId="168254DA" ns2:textId="55C0AA6C">
+      <w:pPr>
+        <w:spacing w:after="0" w:line="240" w:lineRule="auto"/>
+        <w:jc w:val="both"/>
+        <w:rPr>
+          <w:rFonts w:ascii="Arial Narrow" w:eastAsia="Arial Narrow" w:hAnsi="Arial Narrow" w:cs="Arial Narrow"/>
+          <w:color w:val="000000"/>
+          <w:kern w:val="0"/>
+          <w:lang w:eastAsia="es-PE"/>
+          <ns2:ligatures ns2:val="none"/>
+        </w:rPr>
+      </w:pPr>
+      <w:r>
+        <w:rPr>
+          <w:rFonts w:ascii="Arial Narrow" w:eastAsia="Arial Narrow" w:hAnsi="Arial Narrow" w:cs="Arial Narrow"/>
+          <w:b/>
+          <w:color w:val="000000"/>
+          <w:kern w:val="0"/>
+          <w:lang w:eastAsia="es-PE"/>
+          <ns2:ligatures ns2:val="none"/>
         </w:rPr>
         <w:t xml:space="preserve">TERCERO: </w:t>
       </w:r>
@@ -4423,7 +4423,7 @@
           <w:color w:val="000000"/>
           <w:kern w:val="0"/>
           <w:lang w:eastAsia="es-PE"/>
-          <w14:ligatures w14:val="none"/>
+          <ns2:ligatures ns2:val="none"/>
         </w:rPr>
         <w:t>requerir a</w:t>
       </w:r>
@@ -4433,7 +4433,7 @@
           <w:color w:val="000000"/>
           <w:kern w:val="0"/>
           <w:lang w:eastAsia="es-PE"/>
-          <w14:ligatures w14:val="none"/>
+          <ns2:ligatures ns2:val="none"/>
         </w:rPr>
         <w:t xml:space="preserve">l </w:t>
       </w:r>
@@ -4443,7 +4443,7 @@
           <w:bCs/>
           <w:spacing w:val="-3"/>
           <w:kern w:val="0"/>
-          <w14:ligatures w14:val="none"/>
+          <ns2:ligatures ns2:val="none"/>
         </w:rPr>
         <w:t xml:space="preserve">Banco Internacional del Perú - Interbank S.A.A. </w:t>
       </w:r>
@@ -4453,12 +4453,12 @@
           <w:color w:val="000000"/>
           <w:kern w:val="0"/>
           <w:lang w:eastAsia="es-PE"/>
-          <w14:ligatures w14:val="none"/>
+          <ns2:ligatures ns2:val="none"/>
         </w:rPr>
         <w:t>que cumpla con lo siguiente:</w:t>
       </w:r>
     </w:p>
-    <w:p>
+    <w:p ns2:paraId="20FDFB8D" ns2:textId="77777777">
       <w:pPr>
         <w:spacing w:after="0" w:line="240" w:lineRule="auto"/>
         <w:jc w:val="both"/>
@@ -4467,11 +4467,11 @@
           <w:color w:val="000000"/>
           <w:kern w:val="0"/>
           <w:lang w:eastAsia="es-PE"/>
-          <w14:ligatures w14:val="none"/>
-        </w:rPr>
-      </w:pPr>
-    </w:p>
-    <w:p>
+          <ns2:ligatures ns2:val="none"/>
+        </w:rPr>
+      </w:pPr>
+    </w:p>
+    <w:p ns2:paraId="4AA80738" ns2:textId="77777777">
       <w:pPr>
         <w:numPr>
           <w:ilvl w:val="0"/>
@@ -4485,21 +4485,21 @@
           <w:color w:val="000000"/>
           <w:kern w:val="0"/>
           <w:lang w:eastAsia="es-PE"/>
-          <w14:ligatures w14:val="none"/>
-        </w:rPr>
-      </w:pPr>
-      <w:r>
-        <w:rPr>
-          <w:rFonts w:ascii="Arial Narrow" w:eastAsia="Arial Narrow" w:hAnsi="Arial Narrow" w:cs="Arial Narrow"/>
-          <w:color w:val="000000"/>
-          <w:kern w:val="0"/>
-          <w:lang w:eastAsia="es-PE"/>
-          <w14:ligatures w14:val="none"/>
+          <ns2:ligatures ns2:val="none"/>
+        </w:rPr>
+      </w:pPr>
+      <w:r>
+        <w:rPr>
+          <w:rFonts w:ascii="Arial Narrow" w:eastAsia="Arial Narrow" w:hAnsi="Arial Narrow" w:cs="Arial Narrow"/>
+          <w:color w:val="000000"/>
+          <w:kern w:val="0"/>
+          <w:lang w:eastAsia="es-PE"/>
+          <ns2:ligatures ns2:val="none"/>
         </w:rPr>
         <w:t>presentar documentos que acrediten su inscripción en los Registros Públicos o una declaración jurada que indique que cuenta con dicha inscripción;</w:t>
       </w:r>
     </w:p>
-    <w:p>
+    <w:p ns2:paraId="2B29D59F" ns2:textId="77777777">
       <w:pPr>
         <w:numPr>
           <w:ilvl w:val="0"/>
@@ -4513,21 +4513,21 @@
           <w:color w:val="000000"/>
           <w:kern w:val="0"/>
           <w:lang w:eastAsia="es-PE"/>
-          <w14:ligatures w14:val="none"/>
-        </w:rPr>
-      </w:pPr>
-      <w:r>
-        <w:rPr>
-          <w:rFonts w:ascii="Arial Narrow" w:eastAsia="Arial Narrow" w:hAnsi="Arial Narrow" w:cs="Arial Narrow"/>
-          <w:color w:val="000000"/>
-          <w:kern w:val="0"/>
-          <w:lang w:eastAsia="es-PE"/>
-          <w14:ligatures w14:val="none"/>
+          <ns2:ligatures ns2:val="none"/>
+        </w:rPr>
+      </w:pPr>
+      <w:r>
+        <w:rPr>
+          <w:rFonts w:ascii="Arial Narrow" w:eastAsia="Arial Narrow" w:hAnsi="Arial Narrow" w:cs="Arial Narrow"/>
+          <w:color w:val="000000"/>
+          <w:kern w:val="0"/>
+          <w:lang w:eastAsia="es-PE"/>
+          <ns2:ligatures ns2:val="none"/>
         </w:rPr>
         <w:t>presentar copia simple de las facultades de representación de su representante legal en el presente procedimiento o la declaración jurada que indique que cuenta con dichas facultades y que estas se encuentran vigentes;</w:t>
       </w:r>
     </w:p>
-    <w:p>
+    <w:p ns2:paraId="7EF50C46" ns2:textId="77777777">
       <w:pPr>
         <w:numPr>
           <w:ilvl w:val="0"/>
@@ -4541,21 +4541,21 @@
           <w:color w:val="000000"/>
           <w:kern w:val="0"/>
           <w:lang w:eastAsia="es-PE"/>
-          <w14:ligatures w14:val="none"/>
-        </w:rPr>
-      </w:pPr>
-      <w:r>
-        <w:rPr>
-          <w:rFonts w:ascii="Arial Narrow" w:eastAsia="Arial Narrow" w:hAnsi="Arial Narrow" w:cs="Arial Narrow"/>
-          <w:color w:val="000000"/>
-          <w:kern w:val="0"/>
-          <w:lang w:eastAsia="es-PE"/>
-          <w14:ligatures w14:val="none"/>
+          <ns2:ligatures ns2:val="none"/>
+        </w:rPr>
+      </w:pPr>
+      <w:r>
+        <w:rPr>
+          <w:rFonts w:ascii="Arial Narrow" w:eastAsia="Arial Narrow" w:hAnsi="Arial Narrow" w:cs="Arial Narrow"/>
+          <w:color w:val="000000"/>
+          <w:kern w:val="0"/>
+          <w:lang w:eastAsia="es-PE"/>
+          <ns2:ligatures ns2:val="none"/>
         </w:rPr>
         <w:t>consignar el Número de Registro Único de Contribuyentes (RUC); y,</w:t>
       </w:r>
     </w:p>
-    <w:p>
+    <w:p ns2:paraId="19E4DFA1" ns2:textId="77777777">
       <w:pPr>
         <w:numPr>
           <w:ilvl w:val="0"/>
@@ -4567,16 +4567,16 @@
         <w:rPr>
           <w:rFonts w:ascii="Arial Narrow" w:eastAsia="Calibri" w:hAnsi="Arial Narrow" w:cs="Arial"/>
           <w:kern w:val="0"/>
-          <w14:ligatures w14:val="none"/>
-        </w:rPr>
-      </w:pPr>
-      <w:r>
-        <w:rPr>
-          <w:rFonts w:ascii="Arial Narrow" w:eastAsia="Arial Narrow" w:hAnsi="Arial Narrow" w:cs="Arial Narrow"/>
-          <w:color w:val="000000"/>
-          <w:kern w:val="0"/>
-          <w:lang w:eastAsia="es-PE"/>
-          <w14:ligatures w14:val="none"/>
+          <ns2:ligatures ns2:val="none"/>
+        </w:rPr>
+      </w:pPr>
+      <w:r>
+        <w:rPr>
+          <w:rFonts w:ascii="Arial Narrow" w:eastAsia="Arial Narrow" w:hAnsi="Arial Narrow" w:cs="Arial Narrow"/>
+          <w:color w:val="000000"/>
+          <w:kern w:val="0"/>
+          <w:lang w:eastAsia="es-PE"/>
+          <ns2:ligatures ns2:val="none"/>
         </w:rPr>
         <w:t>fijar domicilio procesal para el procedimiento, de conformidad con el numeral 1 del artículo 442</w:t>
       </w:r>
@@ -4586,7 +4586,7 @@
           <w:color w:val="000000"/>
           <w:kern w:val="0"/>
           <w:lang w:eastAsia="es-PE"/>
-          <w14:ligatures w14:val="none"/>
+          <ns2:ligatures ns2:val="none"/>
         </w:rPr>
         <w:t/>
       </w:r>
@@ -4596,7 +4596,7 @@
           <w:color w:val="000000"/>
           <w:kern w:val="0"/>
           <w:lang w:eastAsia="es-PE"/>
-          <w14:ligatures w14:val="none"/>
+          <ns2:ligatures ns2:val="none"/>
         </w:rPr>
         <w:t xml:space="preserve"> del Código Procesal Civil. </w:t>
       </w:r>
@@ -4604,7 +4604,7 @@
         <w:rPr>
           <w:rFonts w:ascii="Arial Narrow" w:eastAsia="Calibri" w:hAnsi="Arial Narrow" w:cs="Arial"/>
           <w:kern w:val="0"/>
-          <w14:ligatures w14:val="none"/>
+          <ns2:ligatures ns2:val="none"/>
         </w:rPr>
         <w:t>Para ello podrá señalar domicilio físico o una dirección electrónica a la que pueda remitirse las notificaciones</w:t>
       </w:r>
@@ -4613,12 +4613,12 @@
           <w:rFonts w:ascii="Arial Narrow" w:eastAsia="Arial" w:hAnsi="Arial Narrow" w:cs="Arial"/>
           <w:kern w:val="0"/>
           <w:lang w:val="es"/>
-          <w14:ligatures w14:val="none"/>
+          <ns2:ligatures ns2:val="none"/>
         </w:rPr>
         <w:t>;</w:t>
       </w:r>
     </w:p>
-    <w:p>
+    <w:p ns2:paraId="7C63E340" ns2:textId="77777777">
       <w:pPr>
         <w:numPr>
           <w:ilvl w:val="0"/>
@@ -4630,14 +4630,14 @@
         <w:rPr>
           <w:rFonts w:ascii="Arial Narrow" w:eastAsia="Calibri" w:hAnsi="Arial Narrow" w:cs="Arial"/>
           <w:kern w:val="0"/>
-          <w14:ligatures w14:val="none"/>
+          <ns2:ligatures ns2:val="none"/>
         </w:rPr>
       </w:pPr>
       <w:r>
         <w:rPr>
           <w:rFonts w:ascii="Arial Narrow" w:eastAsia="Calibri" w:hAnsi="Arial Narrow" w:cs="Arial"/>
           <w:kern w:val="0"/>
-          <w14:ligatures w14:val="none"/>
+          <ns2:ligatures ns2:val="none"/>
         </w:rPr>
         <w:t xml:space="preserve">en caso califique como </w:t>
       </w:r>
@@ -4646,7 +4646,7 @@
         <w:rPr>
           <w:rFonts w:ascii="Arial Narrow" w:eastAsia="Calibri" w:hAnsi="Arial Narrow" w:cs="Arial"/>
           <w:kern w:val="0"/>
-          <w14:ligatures w14:val="none"/>
+          <ns2:ligatures ns2:val="none"/>
         </w:rPr>
         <w:t>micro empresa</w:t>
       </w:r>
@@ -4655,7 +4655,7 @@
         <w:rPr>
           <w:rFonts w:ascii="Arial Narrow" w:eastAsia="Calibri" w:hAnsi="Arial Narrow" w:cs="Arial"/>
           <w:kern w:val="0"/>
-          <w14:ligatures w14:val="none"/>
+          <ns2:ligatures ns2:val="none"/>
         </w:rPr>
         <w:t xml:space="preserve"> o pequeña empresa, presentar los documentos que acrediten su volumen de ventas o ingresos brutos percibidos el año anterior relativo a todas sus actividades </w:t>
       </w:r>
@@ -4663,7 +4663,7 @@
         <w:rPr>
           <w:rFonts w:ascii="Arial Narrow" w:eastAsia="Calibri" w:hAnsi="Arial Narrow" w:cs="Arial"/>
           <w:kern w:val="0"/>
-          <w14:ligatures w14:val="none"/>
+          <ns2:ligatures ns2:val="none"/>
         </w:rPr>
         <w:lastRenderedPageBreak/>
         <w:t>económicas y el número de trabajadores con el que cuenta</w:t>
@@ -4674,7 +4674,7 @@
           <w:rFonts w:ascii="Arial Narrow" w:eastAsia="Calibri" w:hAnsi="Arial Narrow" w:cs="Arial"/>
           <w:kern w:val="0"/>
           <w:vertAlign w:val="superscript"/>
-          <w14:ligatures w14:val="none"/>
+          <ns2:ligatures ns2:val="none"/>
         </w:rPr>
         <w:footnoteReference w:id="7"/>
       </w:r>
@@ -4682,7 +4682,7 @@
         <w:rPr>
           <w:rFonts w:ascii="Arial Narrow" w:eastAsia="Calibri" w:hAnsi="Arial Narrow" w:cs="Arial"/>
           <w:kern w:val="0"/>
-          <w14:ligatures w14:val="none"/>
+          <ns2:ligatures ns2:val="none"/>
         </w:rPr>
         <w:t>. Ello, a fin de que la Comisión pueda meritar dicha documentación, conforme lo establece el artículo 110</w:t>
       </w:r>
@@ -4692,7 +4692,7 @@
           <w:color w:val="000000"/>
           <w:kern w:val="0"/>
           <w:lang w:eastAsia="es-PE"/>
-          <w14:ligatures w14:val="none"/>
+          <ns2:ligatures ns2:val="none"/>
         </w:rPr>
         <w:t/>
       </w:r>
@@ -4700,7 +4700,7 @@
         <w:rPr>
           <w:rFonts w:ascii="Arial Narrow" w:eastAsia="Calibri" w:hAnsi="Arial Narrow" w:cs="Arial"/>
           <w:kern w:val="0"/>
-          <w14:ligatures w14:val="none"/>
+          <ns2:ligatures ns2:val="none"/>
         </w:rPr>
         <w:t xml:space="preserve"> del </w:t>
       </w:r>
@@ -4709,7 +4709,7 @@
           <w:rFonts w:ascii="Arial Narrow" w:eastAsia="Calibri" w:hAnsi="Arial Narrow" w:cs="Arial"/>
           <w:spacing w:val="-2"/>
           <w:kern w:val="0"/>
-          <w14:ligatures w14:val="none"/>
+          <ns2:ligatures ns2:val="none"/>
         </w:rPr>
         <w:t>Código</w:t>
       </w:r>
@@ -4720,7 +4720,7 @@
           <w:spacing w:val="-2"/>
           <w:kern w:val="0"/>
           <w:vertAlign w:val="superscript"/>
-          <w14:ligatures w14:val="none"/>
+          <ns2:ligatures ns2:val="none"/>
         </w:rPr>
         <w:footnoteReference w:id="8"/>
       </w:r>
@@ -4729,67 +4729,102 @@
           <w:rFonts w:ascii="Arial Narrow" w:eastAsia="Calibri" w:hAnsi="Arial Narrow" w:cs="Arial"/>
           <w:spacing w:val="-2"/>
           <w:kern w:val="0"/>
-          <w14:ligatures w14:val="none"/>
+          <ns2:ligatures ns2:val="none"/>
         </w:rPr>
         <w:t>.</w:t>
       </w:r>
     </w:p>
+    <w:p ns2:paraId="1F11FE32" ns2:textId="77777777">
+      <w:pPr>
+        <w:spacing w:after="0" w:line="240" w:lineRule="auto"/>
+        <w:ind w:left="567"/>
+        <w:jc w:val="both"/>
+        <w:rPr>
+          <w:rFonts w:ascii="Arial Narrow" w:eastAsia="Arial Narrow" w:hAnsi="Arial Narrow" w:cs="Arial Narrow"/>
+          <w:color w:val="000000"/>
+          <w:kern w:val="0"/>
+          <w:lang w:eastAsia="es-PE"/>
+          <ns2:ligatures ns2:val="none"/>
+        </w:rPr>
+      </w:pPr>
+    </w:p>
     <w:p>
       <w:pPr>
         <w:spacing w:after="0" w:line="240" w:lineRule="auto"/>
-        <w:ind w:left="567"/>
-        <w:jc w:val="both"/>
-        <w:rPr>
-          <w:rFonts w:ascii="Arial Narrow" w:eastAsia="Arial Narrow" w:hAnsi="Arial Narrow" w:cs="Arial Narrow"/>
-          <w:color w:val="000000"/>
-          <w:kern w:val="0"/>
-          <w:lang w:eastAsia="es-PE"/>
-          <w14:ligatures w14:val="none"/>
-        </w:rPr>
-      </w:pPr>
-    </w:p>
-    <w:p>
-      <w:pPr>
-        <w:spacing w:after="0" w:line="240" w:lineRule="auto"/>
-        <w:jc w:val="both"/>
-        <w:rPr>
-          <w:rFonts w:ascii="Arial Narrow" w:eastAsia="Arial Narrow" w:hAnsi="Arial Narrow" w:cs="Arial Narrow"/>
-          <w:color w:val="000000"/>
-          <w:kern w:val="0"/>
-          <w:lang w:eastAsia="es-PE"/>
-          <w14:ligatures w14:val="none"/>
-        </w:rPr>
-      </w:pPr>
-      <w:r>
-        <w:rPr>
-          <w:rFonts w:ascii="Arial Narrow" w:eastAsia="Arial Narrow" w:hAnsi="Arial Narrow" w:cs="Arial Narrow"/>
-          <w:b/>
-          <w:color w:val="000000"/>
-          <w:kern w:val="0"/>
-          <w:lang w:eastAsia="es-PE"/>
-          <w14:ligatures w14:val="none"/>
+        <w:jc w:val="both"/>
+        <w:rPr>
+          <w:rFonts w:ascii="Arial Narrow" w:eastAsia="Arial Narrow" w:hAnsi="Arial Narrow" w:cs="Arial Narrow"/>
+          <w:color w:val="000000"/>
+          <w:kern w:val="0"/>
+          <w:lang w:eastAsia="es-PE"/>
+          <ns2:ligatures ns2:val="none"/>
+        </w:rPr>
+      </w:pPr>
+      <w:r>
+        <w:rPr>
+          <w:rFonts w:ascii="Arial Narrow" w:hAnsi="Arial Narrow" w:cs="Arial Narrow"/>
+          <w:b w:val="1"/>
+          <w:bCs w:val="1"/>
+          <w:sz w:val="20"/>
+          <w:szCs w:val="20"/>
         </w:rPr>
         <w:t xml:space="preserve">CUARTO: </w:t>
       </w:r>
       <w:r>
         <w:rPr>
-          <w:rFonts w:ascii="Arial Narrow" w:eastAsia="Arial Narrow" w:hAnsi="Arial Narrow" w:cs="Arial Narrow"/>
-          <w:color w:val="000000"/>
-          <w:kern w:val="0"/>
-          <w:lang w:eastAsia="es-PE"/>
-          <w14:ligatures w14:val="none"/>
-        </w:rPr>
-        <w:t xml:space="preserve">correr traslado de la denuncia interpuesta </w:t>
-      </w:r>
-      <w:r>
+          <w:rFonts w:ascii="Arial Narrow" w:hAnsi="Arial Narrow" w:cs="Arial Narrow"/>
+          <w:sz w:val="20"/>
+          <w:szCs w:val="20"/>
+        </w:rPr>
+        <w:t xml:space="preserve">correr traslado de la presente resolución a Banco Internacional del Perú - Interbank S.A.A para que, de conformidad con lo dispuesto por el artículo 26° de la Ley sobre Facultades, Normas y Organización del Indecopi, aprobado por Decreto Legislativo N° 8079, presente sus descargos sobre la imputación de cargos realizada en un plazo no mayor a cinco (5) días hábiles contado a partir del día siguiente de la notificación de la presente resolución, vencido el cual, el Secretario Técnico declarará en rebeldía a los denunciados que no lo hubieran presentado. Debe precisarse que de conformidad con lo establecido por el artículo 223° del Texto Único Ordenado de la Ley N° 27444, Ley del Procedimiento Administrativo General, las alegaciones y los hechos relevantes de la reclamación, salvo que hayan sido específicamente negadas en la contestación, se tendrán por aceptadas o meritadas como ciertas.</w:t>
+      </w:r>
+    </w:p>
+    <w:p ns2:paraId="228F876C" ns2:textId="77777777">
+      <w:pPr>
+        <w:spacing w:after="0" w:line="240" w:lineRule="auto"/>
+        <w:jc w:val="both"/>
+        <w:rPr>
+          <w:rFonts w:ascii="Arial Narrow" w:eastAsia="Arial Narrow" w:hAnsi="Arial Narrow" w:cs="Arial Narrow"/>
+          <w:color w:val="000000"/>
+          <w:kern w:val="0"/>
+          <w:lang w:eastAsia="es-PE"/>
+          <ns2:ligatures ns2:val="none"/>
+        </w:rPr>
+      </w:pPr>
+    </w:p>
+    <w:p ns2:paraId="774AFBA5" ns2:textId="15E165C8">
+      <w:pPr>
+        <w:spacing w:after="0" w:line="240" w:lineRule="auto"/>
+        <w:jc w:val="both"/>
         <w:rPr>
           <w:rFonts w:ascii="Arial Narrow" w:eastAsia="Times New Roman" w:hAnsi="Arial Narrow" w:cs="Arial"/>
           <w:color w:val="000000"/>
           <w:kern w:val="0"/>
           <w:lang w:val="es-ES" w:eastAsia="es-ES"/>
-          <w14:ligatures w14:val="none"/>
-        </w:rPr>
-        <w:t xml:space="preserve">el </w:t>
+          <ns2:ligatures ns2:val="none"/>
+        </w:rPr>
+      </w:pPr>
+      <w:r>
+        <w:rPr>
+          <w:rFonts w:ascii="Arial Narrow" w:eastAsia="Arial Narrow" w:hAnsi="Arial Narrow" w:cs="Arial Narrow"/>
+          <w:b/>
+          <w:color w:val="000000"/>
+          <w:kern w:val="0"/>
+          <w:lang w:eastAsia="es-PE"/>
+          <ns2:ligatures ns2:val="none"/>
+        </w:rPr>
+        <w:t xml:space="preserve">QUINTO: </w:t>
+      </w:r>
+      <w:bookmarkStart w:id="4" w:name="_Hlk188286813"/>
+      <w:r>
+        <w:rPr>
+          <w:rFonts w:ascii="Arial Narrow" w:eastAsia="Times New Roman" w:hAnsi="Arial Narrow" w:cs="Arial"/>
+          <w:color w:val="000000"/>
+          <w:kern w:val="0"/>
+          <w:lang w:eastAsia="es-ES"/>
+          <ns2:ligatures ns2:val="none"/>
+        </w:rPr>
+        <w:t xml:space="preserve">requerir </w:t>
       </w:r>
       <w:r>
         <w:rPr>
@@ -4797,58 +4832,744 @@
           <w:color w:val="000000"/>
           <w:kern w:val="0"/>
           <w:lang w:val="es-ES" w:eastAsia="es-ES"/>
-          <w14:ligatures w14:val="none"/>
-        </w:rPr>
-        <w:t xml:space="preserve">18 de julio de </w:t>
-      </w:r>
+          <ns2:ligatures ns2:val="none"/>
+        </w:rPr>
+        <w:t xml:space="preserve">que, en un </w:t>
+      </w:r>
+      <w:r>
+        <w:rPr>
+          <w:rFonts w:ascii="Arial Narrow" w:eastAsia="Times New Roman" w:hAnsi="Arial Narrow" w:cs="Arial"/>
+          <w:color w:val="000000"/>
+          <w:kern w:val="0"/>
+          <w:lang w:eastAsia="es-ES"/>
+          <ns2:ligatures ns2:val="none"/>
+        </w:rPr>
+        <w:t>plazo no mayor de cinco (5) días hábiles contado a partir del día siguiente de la notificación de la presente resolución</w:t>
+      </w:r>
+      <w:bookmarkEnd w:id="4"/>
+      <w:r>
+        <w:rPr>
+          <w:rFonts w:ascii="Arial Narrow" w:eastAsia="Times New Roman" w:hAnsi="Arial Narrow" w:cs="Arial"/>
+          <w:color w:val="000000"/>
+          <w:kern w:val="0"/>
+          <w:lang w:eastAsia="es-ES"/>
+          <ns2:ligatures ns2:val="none"/>
+        </w:rPr>
+        <w:t xml:space="preserve">, </w:t>
+      </w:r>
+      <w:bookmarkStart w:id="5" w:name="_Hlk188286828"/>
+      <w:r>
+        <w:rPr>
+          <w:rFonts w:ascii="Arial Narrow" w:eastAsia="Times New Roman" w:hAnsi="Arial Narrow" w:cs="Times New Roman"/>
+          <w:color w:val="000000"/>
+          <w:kern w:val="0"/>
+          <w:shd w:val="clear" w:color="auto" w:fill="FFFFFF"/>
+          <w:lang w:eastAsia="es-PE"/>
+          <ns2:ligatures ns2:val="none"/>
+        </w:rPr>
+        <w:t>el proveedor denunciado</w:t>
+      </w:r>
+      <w:r>
+        <w:rPr>
+          <w:rFonts w:ascii="Arial Narrow" w:eastAsia="Times New Roman" w:hAnsi="Arial Narrow" w:cs="Arial"/>
+          <w:color w:val="000000"/>
+          <w:kern w:val="0"/>
+          <w:lang w:eastAsia="es-ES"/>
+          <ns2:ligatures ns2:val="none"/>
+        </w:rPr>
+        <w:t xml:space="preserve"> </w:t>
+      </w:r>
+      <w:bookmarkEnd w:id="5"/>
       <w:r>
         <w:rPr>
           <w:rFonts w:ascii="Arial Narrow" w:eastAsia="Times New Roman" w:hAnsi="Arial Narrow" w:cs="Arial"/>
           <w:color w:val="000000"/>
           <w:kern w:val="0"/>
           <w:lang w:val="es-ES" w:eastAsia="es-ES"/>
-          <w14:ligatures w14:val="none"/>
-        </w:rPr>
-        <w:t>2025</w:t>
-      </w:r>
-      <w:r>
+          <ns2:ligatures ns2:val="none"/>
+        </w:rPr>
+        <w:t xml:space="preserve">cumpla con: </w:t>
+      </w:r>
+      <w:r>
+        <w:rPr>
+          <w:rFonts w:ascii="Arial Narrow" w:eastAsia="Times New Roman" w:hAnsi="Arial Narrow" w:cs="Arial"/>
+          <w:color w:val="000000"/>
+          <w:kern w:val="0"/>
+          <w:lang w:val="es-ES" w:eastAsia="es-ES"/>
+          <ns2:ligatures ns2:val="none"/>
+        </w:rPr>
+        <w:t>(i) presentar una copia completa, legible y debidamente suscrita del contrato de crédito por convenio 019xxxxxx479, así como el cargo de remisión del contrato; (</w:t>
+      </w:r>
+      <w:proofErr w:type="spellStart"/>
+      <w:r>
+        <w:rPr>
+          <w:rFonts w:ascii="Arial Narrow" w:eastAsia="Times New Roman" w:hAnsi="Arial Narrow" w:cs="Arial"/>
+          <w:color w:val="000000"/>
+          <w:kern w:val="0"/>
+          <w:lang w:val="es-ES" w:eastAsia="es-ES"/>
+          <ns2:ligatures ns2:val="none"/>
+        </w:rPr>
+        <w:t>ii</w:t>
+      </w:r>
+      <w:proofErr w:type="spellEnd"/>
+      <w:r>
+        <w:rPr>
+          <w:rFonts w:ascii="Arial Narrow" w:eastAsia="Times New Roman" w:hAnsi="Arial Narrow" w:cs="Arial"/>
+          <w:color w:val="000000"/>
+          <w:kern w:val="0"/>
+          <w:lang w:val="es-ES" w:eastAsia="es-ES"/>
+          <ns2:ligatures ns2:val="none"/>
+        </w:rPr>
+        <w:t>) presentar los medios probatorios que acrediten que gestionó el abon</w:t>
+      </w:r>
+      <w:r>
+        <w:rPr>
+          <w:rFonts w:ascii="Arial Narrow" w:eastAsia="Times New Roman" w:hAnsi="Arial Narrow" w:cs="Arial"/>
+          <w:color w:val="000000"/>
+          <w:kern w:val="0"/>
+          <w:lang w:val="es-ES" w:eastAsia="es-ES"/>
+          <ns2:ligatures ns2:val="none"/>
+        </w:rPr>
+        <w:t xml:space="preserve">o </w:t>
+      </w:r>
+      <w:r>
+        <w:rPr>
+          <w:rFonts w:ascii="Arial Narrow" w:eastAsia="Times New Roman" w:hAnsi="Arial Narrow" w:cs="Arial"/>
+          <w:color w:val="000000"/>
+          <w:kern w:val="0"/>
+          <w:lang w:val="es-ES" w:eastAsia="es-ES"/>
+          <ns2:ligatures ns2:val="none"/>
+        </w:rPr>
+        <w:t xml:space="preserve">de </w:t>
+      </w:r>
+      <w:proofErr w:type="spellStart"/>
+      <w:r>
+        <w:rPr>
+          <w:rFonts w:ascii="Arial Narrow" w:eastAsia="Times New Roman" w:hAnsi="Arial Narrow" w:cs="Arial"/>
+          <w:color w:val="000000"/>
+          <w:kern w:val="0"/>
+          <w:lang w:val="es-ES" w:eastAsia="es-ES"/>
+          <ns2:ligatures ns2:val="none"/>
+        </w:rPr>
+        <w:t>Interseguro</w:t>
+      </w:r>
+      <w:proofErr w:type="spellEnd"/>
+      <w:r>
+        <w:rPr>
+          <w:rFonts w:ascii="Arial Narrow" w:eastAsia="Times New Roman" w:hAnsi="Arial Narrow" w:cs="Arial"/>
+          <w:color w:val="000000"/>
+          <w:kern w:val="0"/>
+          <w:lang w:val="es-ES" w:eastAsia="es-ES"/>
+          <ns2:ligatures ns2:val="none"/>
+        </w:rPr>
+        <w:t xml:space="preserve"> Compañía de Seguros S.A. por el monto de S/. 5 360,94 a la cuenta corriente 200xxxxxx941 </w:t>
+      </w:r>
+      <w:r>
+        <w:rPr>
+          <w:rFonts w:ascii="Arial Narrow" w:eastAsia="Times New Roman" w:hAnsi="Arial Narrow" w:cs="Arial"/>
+          <w:color w:val="000000"/>
+          <w:kern w:val="0"/>
+          <w:lang w:val="es-ES" w:eastAsia="es-ES"/>
+          <ns2:ligatures ns2:val="none"/>
+        </w:rPr>
+        <w:t>para cubrir</w:t>
+      </w:r>
+      <w:r>
+        <w:rPr>
+          <w:rFonts w:ascii="Arial Narrow" w:eastAsia="Times New Roman" w:hAnsi="Arial Narrow" w:cs="Arial"/>
+          <w:color w:val="000000"/>
+          <w:kern w:val="0"/>
+          <w:lang w:val="es-ES" w:eastAsia="es-ES"/>
+          <ns2:ligatures ns2:val="none"/>
+        </w:rPr>
+        <w:t xml:space="preserve"> seis cuotas del pago del crédito por convenio 019xxxxxx479; y, (</w:t>
+      </w:r>
+      <w:proofErr w:type="spellStart"/>
+      <w:r>
+        <w:rPr>
+          <w:rFonts w:ascii="Arial Narrow" w:eastAsia="Times New Roman" w:hAnsi="Arial Narrow" w:cs="Arial"/>
+          <w:color w:val="000000"/>
+          <w:kern w:val="0"/>
+          <w:lang w:val="es-ES" w:eastAsia="es-ES"/>
+          <ns2:ligatures ns2:val="none"/>
+        </w:rPr>
+        <w:t>iii</w:t>
+      </w:r>
+      <w:proofErr w:type="spellEnd"/>
+      <w:r>
+        <w:rPr>
+          <w:rFonts w:ascii="Arial Narrow" w:eastAsia="Times New Roman" w:hAnsi="Arial Narrow" w:cs="Arial"/>
+          <w:color w:val="000000"/>
+          <w:kern w:val="0"/>
+          <w:lang w:val="es-ES" w:eastAsia="es-ES"/>
+          <ns2:ligatures ns2:val="none"/>
+        </w:rPr>
+        <w:t>) presentar todas las comunicaciones cursadas con la parte denunciante en virtud del hecho materia de denuncia</w:t>
+      </w:r>
+      <w:r>
+        <w:rPr>
+          <w:rFonts w:ascii="Arial Narrow" w:eastAsia="Times New Roman" w:hAnsi="Arial Narrow" w:cs="Arial"/>
+          <w:color w:val="000000"/>
+          <w:kern w:val="0"/>
+          <w:lang w:val="es-ES" w:eastAsia="es-ES"/>
+          <ns2:ligatures ns2:val="none"/>
+        </w:rPr>
+        <w:t>.</w:t>
+      </w:r>
+    </w:p>
+    <w:p ns2:paraId="12A4D8BD" ns2:textId="77777777">
+      <w:pPr>
+        <w:spacing w:after="0" w:line="240" w:lineRule="auto"/>
+        <w:jc w:val="both"/>
+        <w:rPr>
+          <w:rFonts w:ascii="Arial Narrow" w:eastAsia="Arial Narrow" w:hAnsi="Arial Narrow" w:cs="Arial Narrow"/>
+          <w:b/>
+          <w:color w:val="000000"/>
+          <w:kern w:val="0"/>
+          <w:lang w:val="es-ES" w:eastAsia="es-PE"/>
+          <ns2:ligatures ns2:val="none"/>
+        </w:rPr>
+      </w:pPr>
+    </w:p>
+    <w:p ns2:paraId="591B7E6F" ns2:textId="77777777">
+      <w:pPr>
+        <w:spacing w:after="0" w:line="240" w:lineRule="auto"/>
+        <w:jc w:val="both"/>
+        <w:rPr>
+          <w:rFonts w:ascii="Arial Narrow" w:eastAsia="Arial Narrow" w:hAnsi="Arial Narrow" w:cs="Arial Narrow"/>
+          <w:color w:val="000000"/>
+          <w:kern w:val="0"/>
+          <w:lang w:eastAsia="es-PE"/>
+          <ns2:ligatures ns2:val="none"/>
+        </w:rPr>
+      </w:pPr>
+      <w:r>
+        <w:rPr>
+          <w:rFonts w:ascii="Arial Narrow" w:eastAsia="Arial Narrow" w:hAnsi="Arial Narrow" w:cs="Arial Narrow"/>
+          <w:b/>
+          <w:color w:val="000000"/>
+          <w:kern w:val="0"/>
+          <w:lang w:eastAsia="es-PE"/>
+          <ns2:ligatures ns2:val="none"/>
+        </w:rPr>
+        <w:t>SEXTO:</w:t>
+      </w:r>
+      <w:r>
+        <w:rPr>
+          <w:rFonts w:ascii="Arial Narrow" w:eastAsia="Arial Narrow" w:hAnsi="Arial Narrow" w:cs="Arial Narrow"/>
+          <w:color w:val="000000"/>
+          <w:kern w:val="0"/>
+          <w:lang w:eastAsia="es-PE"/>
+          <ns2:ligatures ns2:val="none"/>
+        </w:rPr>
+        <w:t xml:space="preserve"> </w:t>
+      </w:r>
+      <w:bookmarkStart w:id="6" w:name="_Hlk188286915"/>
+      <w:r>
+        <w:rPr>
+          <w:rFonts w:ascii="Arial Narrow" w:eastAsia="Arial Narrow" w:hAnsi="Arial Narrow" w:cs="Arial Narrow"/>
+          <w:color w:val="000000"/>
+          <w:kern w:val="0"/>
+          <w:lang w:eastAsia="es-PE"/>
+          <ns2:ligatures ns2:val="none"/>
+        </w:rPr>
+        <w:t>informar a las partes que el artículo 110</w:t>
+      </w:r>
+      <w:r>
+        <w:rPr>
+          <w:rFonts w:ascii="Arial Narrow" w:eastAsia="Times New Roman" w:hAnsi="Arial Narrow" w:cs="Segoe UI"/>
+          <w:color w:val="000000"/>
+          <w:kern w:val="0"/>
+          <w:lang w:eastAsia="es-PE"/>
+          <ns2:ligatures ns2:val="none"/>
+        </w:rPr>
+        <w:t/>
+      </w:r>
+      <w:r>
+        <w:rPr>
+          <w:rFonts w:ascii="Arial Narrow" w:eastAsia="Arial Narrow" w:hAnsi="Arial Narrow" w:cs="Arial Narrow"/>
+          <w:color w:val="000000"/>
+          <w:kern w:val="0"/>
+          <w:lang w:eastAsia="es-PE"/>
+          <ns2:ligatures ns2:val="none"/>
+        </w:rPr>
+        <w:t xml:space="preserve"> de la Ley 29571, Código de Protección y Defensa del Consumidor</w:t>
+      </w:r>
+      <w:r>
+        <w:rPr>
+          <w:rStyle w:val="Refdenotaalpie"/>
+          <w:rFonts w:ascii="Arial Narrow" w:eastAsia="Arial Narrow" w:hAnsi="Arial Narrow" w:cs="Times New Roman"/>
+          <w:color w:val="000000"/>
+          <w:kern w:val="0"/>
+          <w:vertAlign w:val="superscript"/>
+          <w:lang w:eastAsia="es-PE"/>
+          <ns2:ligatures ns2:val="none"/>
+        </w:rPr>
+        <w:footnoteReference w:id="9"/>
+      </w:r>
+      <w:r>
+        <w:rPr>
+          <w:rFonts w:ascii="Arial Narrow" w:eastAsia="Arial Narrow" w:hAnsi="Arial Narrow" w:cs="Arial Narrow"/>
+          <w:color w:val="000000"/>
+          <w:kern w:val="0"/>
+          <w:lang w:eastAsia="es-PE"/>
+          <ns2:ligatures ns2:val="none"/>
+        </w:rPr>
+        <w:t>, faculta a la Comisión a calificar las infracciones de la referida norma como leves, graves o muy graves e imponer sanciones que van desde una amonestación hasta una multa por un máximo de 450 Unidades Impositivas Tributarias, sin perjuicio de las medidas correctivas, reparadoras y complementarias, que puedan ordenarse de acuerdo a lo estipulado en los artículos 114</w:t>
+      </w:r>
+      <w:r>
+        <w:rPr>
+          <w:rFonts w:ascii="Arial Narrow" w:eastAsia="Times New Roman" w:hAnsi="Arial Narrow" w:cs="Segoe UI"/>
+          <w:color w:val="000000"/>
+          <w:kern w:val="0"/>
+          <w:lang w:eastAsia="es-PE"/>
+          <ns2:ligatures ns2:val="none"/>
+        </w:rPr>
+        <w:t/>
+      </w:r>
+      <w:r>
+        <w:rPr>
+          <w:rFonts w:ascii="Arial Narrow" w:eastAsia="Arial Narrow" w:hAnsi="Arial Narrow" w:cs="Arial Narrow"/>
+          <w:color w:val="000000"/>
+          <w:kern w:val="0"/>
+          <w:lang w:eastAsia="es-PE"/>
+          <ns2:ligatures ns2:val="none"/>
+        </w:rPr>
+        <w:t>, 115</w:t>
+      </w:r>
+      <w:r>
+        <w:rPr>
+          <w:rFonts w:ascii="Arial Narrow" w:eastAsia="Times New Roman" w:hAnsi="Arial Narrow" w:cs="Segoe UI"/>
+          <w:color w:val="000000"/>
+          <w:kern w:val="0"/>
+          <w:lang w:eastAsia="es-PE"/>
+          <ns2:ligatures ns2:val="none"/>
+        </w:rPr>
+        <w:t/>
+      </w:r>
+      <w:r>
+        <w:rPr>
+          <w:rFonts w:ascii="Arial Narrow" w:eastAsia="Arial Narrow" w:hAnsi="Arial Narrow" w:cs="Arial Narrow"/>
+          <w:color w:val="000000"/>
+          <w:kern w:val="0"/>
+          <w:lang w:eastAsia="es-PE"/>
+          <ns2:ligatures ns2:val="none"/>
+        </w:rPr>
+        <w:t xml:space="preserve"> y 116</w:t>
+      </w:r>
+      <w:r>
+        <w:rPr>
+          <w:rFonts w:ascii="Arial Narrow" w:eastAsia="Times New Roman" w:hAnsi="Arial Narrow" w:cs="Segoe UI"/>
+          <w:color w:val="000000"/>
+          <w:kern w:val="0"/>
+          <w:lang w:eastAsia="es-PE"/>
+          <ns2:ligatures ns2:val="none"/>
+        </w:rPr>
+        <w:t/>
+      </w:r>
+      <w:r>
+        <w:rPr>
+          <w:rFonts w:ascii="Arial Narrow" w:eastAsia="Arial Narrow" w:hAnsi="Arial Narrow" w:cs="Arial Narrow"/>
+          <w:color w:val="000000"/>
+          <w:kern w:val="0"/>
+          <w:lang w:eastAsia="es-PE"/>
+          <ns2:ligatures ns2:val="none"/>
+        </w:rPr>
+        <w:t xml:space="preserve"> de la referida norma</w:t>
+      </w:r>
+      <w:r>
+        <w:rPr>
+          <w:rStyle w:val="Refdenotaalpie"/>
+          <w:rFonts w:ascii="Arial Narrow" w:eastAsia="Arial Narrow" w:hAnsi="Arial Narrow" w:cs="Times New Roman"/>
+          <w:color w:val="000000"/>
+          <w:kern w:val="0"/>
+          <w:vertAlign w:val="superscript"/>
+          <w:lang w:eastAsia="es-PE"/>
+          <ns2:ligatures ns2:val="none"/>
+        </w:rPr>
+        <w:footnoteReference w:id="10"/>
+      </w:r>
+      <w:r>
+        <w:rPr>
+          <w:rFonts w:ascii="Arial Narrow" w:eastAsia="Arial Narrow" w:hAnsi="Arial Narrow" w:cs="Arial Narrow"/>
+          <w:color w:val="000000"/>
+          <w:kern w:val="0"/>
+          <w:lang w:eastAsia="es-PE"/>
+          <ns2:ligatures ns2:val="none"/>
+        </w:rPr>
+        <w:t xml:space="preserve">. </w:t>
+      </w:r>
+      <w:bookmarkEnd w:id="6"/>
+      <w:r>
+        <w:rPr>
+          <w:rFonts w:ascii="Arial Narrow" w:eastAsia="Arial Narrow" w:hAnsi="Arial Narrow" w:cs="Arial Narrow"/>
+          <w:color w:val="000000"/>
+          <w:kern w:val="0"/>
+          <w:lang w:eastAsia="es-PE"/>
+          <ns2:ligatures ns2:val="none"/>
+        </w:rPr>
+        <w:lastRenderedPageBreak/>
+        <w:t>Asimismo, se consideran circunstancias atenuantes para la graduación de la sanción, el allanamiento de la denuncia o el reconocimiento de las pretensiones en ella contenidas, de acuerdo con el artículo 112</w:t>
+      </w:r>
+      <w:r>
+        <w:rPr>
+          <w:rFonts w:ascii="Arial Narrow" w:eastAsia="Times New Roman" w:hAnsi="Arial Narrow" w:cs="Segoe UI"/>
+          <w:color w:val="000000"/>
+          <w:kern w:val="0"/>
+          <w:lang w:eastAsia="es-PE"/>
+          <ns2:ligatures ns2:val="none"/>
+        </w:rPr>
+        <w:t/>
+      </w:r>
+      <w:r>
+        <w:rPr>
+          <w:rFonts w:ascii="Arial Narrow" w:eastAsia="Arial Narrow" w:hAnsi="Arial Narrow" w:cs="Arial Narrow"/>
+          <w:color w:val="000000"/>
+          <w:kern w:val="0"/>
+          <w:lang w:eastAsia="es-PE"/>
+          <ns2:ligatures ns2:val="none"/>
+        </w:rPr>
+        <w:t xml:space="preserve"> del Código</w:t>
+      </w:r>
+      <w:r>
+        <w:rPr>
+          <w:rStyle w:val="Refdenotaalpie"/>
+          <w:rFonts w:ascii="Arial Narrow" w:eastAsia="Arial Narrow" w:hAnsi="Arial Narrow" w:cs="Times New Roman"/>
+          <w:color w:val="000000"/>
+          <w:kern w:val="0"/>
+          <w:vertAlign w:val="superscript"/>
+          <w:lang w:eastAsia="es-PE"/>
+          <ns2:ligatures ns2:val="none"/>
+        </w:rPr>
+        <w:footnoteReference w:id="11"/>
+      </w:r>
+      <w:r>
+        <w:rPr>
+          <w:rFonts w:ascii="Arial Narrow" w:eastAsia="Arial Narrow" w:hAnsi="Arial Narrow" w:cs="Arial Narrow"/>
+          <w:color w:val="000000"/>
+          <w:kern w:val="0"/>
+          <w:lang w:eastAsia="es-PE"/>
+          <ns2:ligatures ns2:val="none"/>
+        </w:rPr>
+        <w:t>.</w:t>
+      </w:r>
+    </w:p>
+    <w:p ns2:paraId="0ECE55DF" ns2:textId="77777777">
+      <w:pPr>
+        <w:shd w:val="clear" w:color="auto" w:fill="FFFFFF"/>
+        <w:spacing w:after="0" w:line="240" w:lineRule="auto"/>
+        <w:jc w:val="both"/>
+        <w:rPr>
+          <w:rFonts w:ascii="Arial Narrow" w:eastAsia="Arial Narrow" w:hAnsi="Arial Narrow" w:cs="Arial Narrow"/>
+          <w:b/>
+          <w:color w:val="000000"/>
+          <w:kern w:val="0"/>
+          <w:lang w:eastAsia="es-PE"/>
+          <ns2:ligatures ns2:val="none"/>
+        </w:rPr>
+      </w:pPr>
+    </w:p>
+    <w:p ns2:paraId="1CC114EB" ns2:textId="77777777">
+      <w:pPr>
+        <w:shd w:val="clear" w:color="auto" w:fill="FFFFFF"/>
+        <w:spacing w:after="0" w:line="240" w:lineRule="auto"/>
+        <w:jc w:val="both"/>
+        <w:rPr>
+          <w:rFonts w:ascii="Arial Narrow" w:eastAsia="Arial Narrow" w:hAnsi="Arial Narrow" w:cs="Arial Narrow"/>
+          <w:color w:val="000000"/>
+          <w:kern w:val="0"/>
+          <w:lang w:eastAsia="es-PE"/>
+          <ns2:ligatures ns2:val="none"/>
+        </w:rPr>
+      </w:pPr>
+      <w:r>
+        <w:rPr>
+          <w:rFonts w:ascii="Arial Narrow" w:eastAsia="Arial Narrow" w:hAnsi="Arial Narrow" w:cs="Arial Narrow"/>
+          <w:b/>
+          <w:color w:val="000000"/>
+          <w:kern w:val="0"/>
+          <w:lang w:eastAsia="es-PE"/>
+          <ns2:ligatures ns2:val="none"/>
+        </w:rPr>
+        <w:t>SÉTIMO:</w:t>
+      </w:r>
+      <w:r>
+        <w:rPr>
+          <w:rFonts w:ascii="Arial Narrow" w:eastAsia="Arial Narrow" w:hAnsi="Arial Narrow" w:cs="Arial Narrow"/>
+          <w:color w:val="000000"/>
+          <w:kern w:val="0"/>
+          <w:lang w:eastAsia="es-PE"/>
+          <ns2:ligatures ns2:val="none"/>
+        </w:rPr>
+        <w:t xml:space="preserve"> informar a las partes que conforme a lo establecido en el artículo 39</w:t>
+      </w:r>
+      <w:r>
+        <w:rPr>
+          <w:rFonts w:ascii="Arial Narrow" w:eastAsia="Times New Roman" w:hAnsi="Arial Narrow" w:cs="Segoe UI"/>
+          <w:color w:val="000000"/>
+          <w:kern w:val="0"/>
+          <w:lang w:eastAsia="es-PE"/>
+          <ns2:ligatures ns2:val="none"/>
+        </w:rPr>
+        <w:t/>
+      </w:r>
+      <w:r>
+        <w:rPr>
+          <w:rFonts w:ascii="Arial Narrow" w:eastAsia="Arial Narrow" w:hAnsi="Arial Narrow" w:cs="Arial Narrow"/>
+          <w:color w:val="000000"/>
+          <w:kern w:val="0"/>
+          <w:lang w:eastAsia="es-PE"/>
+          <ns2:ligatures ns2:val="none"/>
+        </w:rPr>
+        <w:t xml:space="preserve"> de la Ley sobre Facultades, Normas y Organización del Indecopi, aprobada por Decreto Legislativo 807, los gastos por los peritajes realizados, actuación de pruebas, inspecciones y otros derivados de la tramitación del proceso serán de cargo de la parte que solicita la prueba, salvo pacto en contrario. En todos los casos, la resolución final </w:t>
+      </w:r>
+      <w:r>
+        <w:rPr>
+          <w:rFonts w:ascii="Arial Narrow" w:eastAsia="Arial Narrow" w:hAnsi="Arial Narrow" w:cs="Arial Narrow"/>
+          <w:color w:val="000000"/>
+          <w:kern w:val="0"/>
+          <w:lang w:eastAsia="es-PE"/>
+          <ns2:ligatures ns2:val="none"/>
+        </w:rPr>
+        <w:lastRenderedPageBreak/>
+        <w:t xml:space="preserve">determinará si los gastos deben ser asumidos por alguna de las partes, o reembolsados a la otra parte o al Indecopi, según sea el caso, de manera adicional a la sanción que haya podido imponerse. </w:t>
+      </w:r>
+    </w:p>
+    <w:p ns2:paraId="364C4B19" ns2:textId="77777777">
+      <w:pPr>
+        <w:shd w:val="clear" w:color="auto" w:fill="FFFFFF"/>
+        <w:spacing w:after="0" w:line="240" w:lineRule="auto"/>
+        <w:jc w:val="both"/>
+        <w:rPr>
+          <w:rFonts w:ascii="Arial Narrow" w:eastAsia="Arial Narrow" w:hAnsi="Arial Narrow" w:cs="Arial Narrow"/>
+          <w:color w:val="000000"/>
+          <w:kern w:val="0"/>
+          <w:lang w:eastAsia="es-PE"/>
+          <ns2:ligatures ns2:val="none"/>
+        </w:rPr>
+      </w:pPr>
+    </w:p>
+    <w:p ns2:paraId="27E9BBC0" ns2:textId="77777777">
+      <w:pPr>
+        <w:suppressAutoHyphens/>
+        <w:spacing w:after="0" w:line="240" w:lineRule="auto"/>
+        <w:jc w:val="both"/>
         <w:rPr>
           <w:rFonts w:ascii="Arial Narrow" w:eastAsia="Calibri" w:hAnsi="Arial Narrow" w:cs="Arial"/>
           <w:kern w:val="0"/>
-          <w14:ligatures w14:val="none"/>
-        </w:rPr>
-        <w:t xml:space="preserve">, </w:t>
-      </w:r>
-      <w:r>
-        <w:rPr>
-          <w:rFonts w:ascii="Arial Narrow" w:eastAsia="Arial Narrow" w:hAnsi="Arial Narrow" w:cs="Arial Narrow"/>
-          <w:color w:val="000000"/>
-          <w:kern w:val="0"/>
-          <w:lang w:eastAsia="es-PE"/>
-          <w14:ligatures w14:val="none"/>
-        </w:rPr>
-        <w:t>a</w:t>
-      </w:r>
-      <w:r>
-        <w:rPr>
-          <w:rFonts w:ascii="Arial Narrow" w:eastAsia="Arial Narrow" w:hAnsi="Arial Narrow" w:cs="Arial Narrow"/>
-          <w:color w:val="000000"/>
-          <w:kern w:val="0"/>
-          <w:lang w:eastAsia="es-PE"/>
-          <w14:ligatures w14:val="none"/>
-        </w:rPr>
-        <w:t>l</w:t>
-      </w:r>
-      <w:r>
+          <w:u w:val="single"/>
+          <ns2:ligatures ns2:val="none"/>
+        </w:rPr>
+      </w:pPr>
+      <w:r>
+        <w:rPr>
+          <w:rFonts w:ascii="Arial Narrow" w:eastAsia="Calibri" w:hAnsi="Arial Narrow" w:cs="Arial"/>
+          <w:b/>
+          <w:bCs/>
+          <w:kern w:val="0"/>
+          <ns2:ligatures ns2:val="none"/>
+        </w:rPr>
+        <w:t>OCTAVO</w:t>
+      </w:r>
+      <w:r>
+        <w:rPr>
+          <w:rFonts w:ascii="Arial Narrow" w:eastAsia="Calibri" w:hAnsi="Arial Narrow" w:cs="Arial"/>
+          <w:b/>
+          <w:kern w:val="0"/>
+          <ns2:ligatures ns2:val="none"/>
+        </w:rPr>
+        <w:t>:</w:t>
+      </w:r>
+      <w:r>
+        <w:rPr>
+          <w:rFonts w:ascii="Arial Narrow" w:eastAsia="Calibri" w:hAnsi="Arial Narrow" w:cs="Arial"/>
+          <w:kern w:val="0"/>
+          <ns2:ligatures ns2:val="none"/>
+        </w:rPr>
+        <w:t xml:space="preserve"> comunicar a las partes que, </w:t>
+      </w:r>
+      <w:proofErr w:type="gramStart"/>
+      <w:r>
+        <w:rPr>
+          <w:rFonts w:ascii="Arial Narrow" w:eastAsia="Calibri" w:hAnsi="Arial Narrow" w:cs="Arial"/>
+          <w:kern w:val="0"/>
+          <ns2:ligatures ns2:val="none"/>
+        </w:rPr>
+        <w:t>de acuerdo a</w:t>
+      </w:r>
+      <w:proofErr w:type="gramEnd"/>
+      <w:r>
+        <w:rPr>
+          <w:rFonts w:ascii="Arial Narrow" w:eastAsia="Calibri" w:hAnsi="Arial Narrow" w:cs="Arial"/>
+          <w:kern w:val="0"/>
+          <ns2:ligatures ns2:val="none"/>
+        </w:rPr>
+        <w:t xml:space="preserve"> lo señalado por el artículo 29</w:t>
+      </w:r>
+      <w:r>
+        <w:rPr>
+          <w:rFonts w:ascii="Arial Narrow" w:eastAsia="Times New Roman" w:hAnsi="Arial Narrow" w:cs="Segoe UI"/>
+          <w:color w:val="000000"/>
+          <w:kern w:val="0"/>
+          <w:lang w:eastAsia="es-PE"/>
+          <ns2:ligatures ns2:val="none"/>
+        </w:rPr>
+        <w:t/>
+      </w:r>
+      <w:r>
+        <w:rPr>
+          <w:rFonts w:ascii="Arial Narrow" w:eastAsia="Calibri" w:hAnsi="Arial Narrow" w:cs="Arial"/>
+          <w:kern w:val="0"/>
+          <ns2:ligatures ns2:val="none"/>
+        </w:rPr>
+        <w:t xml:space="preserve"> del Decreto Legislativo 807</w:t>
+      </w:r>
+      <w:r>
+        <w:rPr>
+          <w:rStyle w:val="Refdenotaalpie"/>
+          <w:rFonts w:ascii="Arial Narrow" w:eastAsia="Calibri" w:hAnsi="Arial Narrow" w:cs="Arial"/>
+          <w:kern w:val="0"/>
+          <w:vertAlign w:val="superscript"/>
+          <ns2:ligatures ns2:val="none"/>
+        </w:rPr>
+        <w:footnoteReference w:id="12"/>
+      </w:r>
+      <w:r>
+        <w:rPr>
+          <w:rFonts w:ascii="Arial Narrow" w:eastAsia="Calibri" w:hAnsi="Arial Narrow" w:cs="Arial"/>
+          <w:kern w:val="0"/>
+          <ns2:ligatures ns2:val="none"/>
+        </w:rPr>
+        <w:t xml:space="preserve">, hasta antes de la emisión de la Resolución Final tienen la posibilidad de solicitar una audiencia de conciliación. En caso deleguen a favor de una tercera persona su actuación en la diligencia programada, esta deberá presentar un poder especial con firma legalizada ante Notario Público, donde conste </w:t>
+      </w:r>
+      <w:r>
+        <w:rPr>
+          <w:rFonts w:ascii="Arial Narrow" w:eastAsia="Calibri" w:hAnsi="Arial Narrow" w:cs="Arial"/>
+          <w:kern w:val="0"/>
+          <w:u w:val="single"/>
+          <ns2:ligatures ns2:val="none"/>
+        </w:rPr>
+        <w:t>expresamente su facultad para asistir y conciliar en su representación</w:t>
+      </w:r>
+      <w:r>
+        <w:rPr>
+          <w:rFonts w:ascii="Arial Narrow" w:eastAsia="Calibri" w:hAnsi="Arial Narrow" w:cs="Arial"/>
+          <w:bCs/>
+          <w:kern w:val="0"/>
+          <ns2:ligatures ns2:val="none"/>
+        </w:rPr>
+        <w:t>.</w:t>
+      </w:r>
+      <w:r>
+        <w:rPr>
+          <w:rFonts w:ascii="Arial Narrow" w:eastAsia="Calibri" w:hAnsi="Arial Narrow" w:cs="Arial"/>
+          <w:b/>
+          <w:bCs/>
+          <w:kern w:val="0"/>
+          <ns2:ligatures ns2:val="none"/>
+        </w:rPr>
+        <w:t xml:space="preserve"> </w:t>
+      </w:r>
+      <w:r>
+        <w:rPr>
+          <w:rFonts w:ascii="Arial Narrow" w:eastAsia="Calibri" w:hAnsi="Arial Narrow" w:cs="Arial"/>
+          <w:kern w:val="0"/>
+          <w:u w:val="single"/>
+          <ns2:ligatures ns2:val="none"/>
+        </w:rPr>
+        <w:t xml:space="preserve">Ello bajo apercibimiento de no realizar la audiencia de conciliación y levantar el acta de inasistencia correspondiente. </w:t>
+      </w:r>
+    </w:p>
+    <w:p ns2:paraId="4CD47B08" ns2:textId="77777777">
+      <w:pPr>
+        <w:suppressAutoHyphens/>
+        <w:spacing w:after="0" w:line="240" w:lineRule="auto"/>
+        <w:jc w:val="both"/>
+        <w:rPr>
+          <w:rFonts w:ascii="Arial Narrow" w:eastAsia="Calibri" w:hAnsi="Arial Narrow" w:cs="Arial"/>
+          <w:kern w:val="0"/>
+          <w:u w:val="single"/>
+          <ns2:ligatures ns2:val="none"/>
+        </w:rPr>
+      </w:pPr>
+    </w:p>
+    <w:p ns2:paraId="0E80CA49" ns2:textId="77777777">
+      <w:pPr>
+        <w:suppressAutoHyphens/>
+        <w:spacing w:after="0" w:line="240" w:lineRule="auto"/>
+        <w:jc w:val="both"/>
         <w:rPr>
           <w:rFonts w:ascii="Arial Narrow" w:eastAsia="Times New Roman" w:hAnsi="Arial Narrow" w:cs="Times New Roman"/>
           <w:color w:val="000000"/>
           <w:kern w:val="0"/>
-          <w:shd w:val="clear" w:color="auto" w:fill="FFFFFF"/>
-          <w:lang w:eastAsia="es-PE"/>
-          <w14:ligatures w14:val="none"/>
-        </w:rPr>
-        <w:t xml:space="preserve"> </w:t>
+          <w:lang w:eastAsia="es-PE"/>
+          <ns2:ligatures ns2:val="none"/>
+        </w:rPr>
+      </w:pPr>
+      <w:r>
+        <w:rPr>
+          <w:rFonts w:ascii="Arial Narrow" w:eastAsia="Times New Roman" w:hAnsi="Arial Narrow" w:cs="Times New Roman"/>
+          <w:b/>
+          <w:color w:val="000000"/>
+          <w:kern w:val="0"/>
+          <w:lang w:eastAsia="es-PE"/>
+          <ns2:ligatures ns2:val="none"/>
+        </w:rPr>
+        <w:t>NOVENO:</w:t>
+      </w:r>
+      <w:r>
+        <w:rPr>
+          <w:rFonts w:ascii="Arial Narrow" w:eastAsia="Times New Roman" w:hAnsi="Arial Narrow" w:cs="Times New Roman"/>
+          <w:color w:val="000000"/>
+          <w:kern w:val="0"/>
+          <w:lang w:eastAsia="es-PE"/>
+          <ns2:ligatures ns2:val="none"/>
+        </w:rPr>
+        <w:t xml:space="preserve"> poner en conocimiento de las partes que, antes de la emisión de la Resolución Final, tienen la posibilidad de formular su desistimiento o presentar el acuerdo arribado mediante la conciliación, mediación, transacción o cualquier otro que, de forma indubitable, deje constancia que se ha solucionado la controversia materia de denuncia.</w:t>
+      </w:r>
+      <w:bookmarkStart w:id="7" w:name="h.gjdgxs" w:colFirst="0" w:colLast="0"/>
+      <w:bookmarkEnd w:id="7"/>
+    </w:p>
+    <w:p ns2:paraId="7DDD06F7" ns2:textId="77777777">
+      <w:pPr>
+        <w:suppressAutoHyphens/>
+        <w:spacing w:after="0" w:line="240" w:lineRule="auto"/>
+        <w:jc w:val="both"/>
+        <w:rPr>
+          <w:rFonts w:ascii="Arial Narrow" w:eastAsia="Times New Roman" w:hAnsi="Arial Narrow" w:cs="Times New Roman"/>
+          <w:color w:val="000000"/>
+          <w:kern w:val="0"/>
+          <w:lang w:eastAsia="es-PE"/>
+          <ns2:ligatures ns2:val="none"/>
+        </w:rPr>
+      </w:pPr>
+    </w:p>
+    <w:p ns2:paraId="236137A1" ns2:textId="3B65EECB">
+      <w:pPr>
+        <w:suppressAutoHyphens/>
+        <w:spacing w:after="0" w:line="240" w:lineRule="auto"/>
+        <w:jc w:val="both"/>
+        <w:rPr>
+          <w:rFonts w:ascii="Arial Narrow" w:hAnsi="Arial Narrow" w:cs="Arial"/>
+        </w:rPr>
+      </w:pPr>
+      <w:r>
+        <w:rPr>
+          <w:rFonts w:ascii="Arial Narrow" w:eastAsia="Arial Narrow" w:hAnsi="Arial Narrow" w:cs="Arial Narrow"/>
+          <w:b/>
+          <w:bCs/>
+        </w:rPr>
+        <w:t xml:space="preserve">DÉCIMO: requerir al señor [DENUNCIANTE] y al Banco Internacional del Perú - Interbank S.A.A. para que, dentro del plazo de dos (2) días hábiles siguientes a la fecha en que reciban la notificación en sus bandejas de correo electrónico, efectúen la confirmación de recepción de la notificación remitida por este despacho a sus correos electrónicos, de conformidad con el segundo párrafo del numeral 4 del artículo 20 del Texto Único Ordenado de la Ley del Procedimiento Administrativo General, aprobado mediante Decreto Supremo 006-2026-JUS, bajo apercibimiento de rehacer el acto de notificación y notificarle conforme al numeral 1 del artículo 20 del citado cuerpo normativo.</w:t>
+      </w:r>
+      <w:r>
+        <w:rPr>
+          <w:rFonts w:ascii="Arial Narrow" w:hAnsi="Arial Narrow" w:cs="Arial"/>
+          <w:b/>
+          <w:spacing w:val="-3"/>
+          <w:kern w:val="0"/>
+          <ns2:ligatures ns2:val="none"/>
+        </w:rPr>
+        <w:t/>
       </w:r>
       <w:r>
         <w:rPr>
@@ -4856,9 +5577,9 @@
           <w:bCs/>
           <w:spacing w:val="-3"/>
           <w:kern w:val="0"/>
-          <w14:ligatures w14:val="none"/>
-        </w:rPr>
-        <w:t>Banco</w:t>
+          <ns2:ligatures ns2:val="none"/>
+        </w:rPr>
+        <w:t xml:space="preserve"/>
       </w:r>
       <w:r>
         <w:rPr>
@@ -4866,29 +5587,114 @@
           <w:bCs/>
           <w:spacing w:val="-3"/>
           <w:kern w:val="0"/>
-          <w14:ligatures w14:val="none"/>
-        </w:rPr>
-        <w:t xml:space="preserve"> Internacional del Perú - Interbank S.A.A.</w:t>
-      </w:r>
-      <w:r>
-        <w:rPr>
-          <w:rFonts w:ascii="Arial Narrow" w:hAnsi="Arial Narrow" w:cs="Arial"/>
-          <w:bCs/>
-          <w:spacing w:val="-3"/>
-          <w:kern w:val="0"/>
-          <w14:ligatures w14:val="none"/>
-        </w:rPr>
-        <w:t xml:space="preserve"> </w:t>
-      </w:r>
-      <w:r>
-        <w:rPr>
-          <w:rFonts w:ascii="Arial Narrow" w:eastAsia="Arial Narrow" w:hAnsi="Arial Narrow" w:cs="Arial Narrow"/>
-          <w:color w:val="000000"/>
-          <w:kern w:val="0"/>
-          <w:lang w:eastAsia="es-PE"/>
-          <w14:ligatures w14:val="none"/>
-        </w:rPr>
-        <w:t>para que, de conformidad con lo dispuesto por el artículo 26</w:t>
+          <ns2:ligatures ns2:val="none"/>
+        </w:rPr>
+        <w:t xml:space="preserve"/>
+      </w:r>
+      <w:r>
+        <w:rPr>
+          <w:rFonts w:ascii="Arial Narrow" w:hAnsi="Arial Narrow"/>
+          <w:color w:val="000000"/>
+        </w:rPr>
+        <w:t/>
+      </w:r>
+      <w:r>
+        <w:rPr>
+          <w:rFonts w:ascii="Arial Narrow" w:hAnsi="Arial Narrow"/>
+          <w:color w:val="000000"/>
+        </w:rPr>
+        <w:t/>
+      </w:r>
+      <w:r>
+        <w:rPr>
+          <w:rFonts w:ascii="Arial Narrow" w:hAnsi="Arial Narrow"/>
+          <w:color w:val="000000"/>
+        </w:rPr>
+        <w:t xml:space="preserve"/>
+      </w:r>
+      <w:r>
+        <w:rPr>
+          <w:rFonts w:ascii="Arial Narrow" w:hAnsi="Arial Narrow"/>
+          <w:color w:val="000000"/>
+        </w:rPr>
+        <w:t/>
+      </w:r>
+      <w:r>
+        <w:rPr>
+          <w:rFonts w:ascii="Arial Narrow" w:hAnsi="Arial Narrow"/>
+          <w:color w:val="000000"/>
+        </w:rPr>
+        <w:t xml:space="preserve"/>
+      </w:r>
+      <w:r>
+        <w:rPr>
+          <w:rFonts w:ascii="Arial Narrow" w:hAnsi="Arial Narrow"/>
+          <w:color w:val="000000"/>
+        </w:rPr>
+        <w:t/>
+      </w:r>
+      <w:r>
+        <w:rPr>
+          <w:rFonts w:ascii="Arial Narrow" w:hAnsi="Arial Narrow"/>
+          <w:color w:val="000000"/>
+        </w:rPr>
+        <w:t xml:space="preserve"/>
+      </w:r>
+      <w:r>
+        <w:rPr>
+          <w:rFonts w:ascii="Arial Narrow" w:hAnsi="Arial Narrow"/>
+          <w:color w:val="000000"/>
+        </w:rPr>
+        <w:t xml:space="preserve"/>
+      </w:r>
+      <w:r>
+        <w:rPr>
+          <w:rFonts w:ascii="Arial Narrow" w:hAnsi="Arial Narrow"/>
+          <w:color w:val="000000"/>
+        </w:rPr>
+        <w:t/>
+      </w:r>
+      <w:r>
+        <w:rPr>
+          <w:rFonts w:ascii="Arial Narrow" w:hAnsi="Arial Narrow"/>
+          <w:color w:val="000000"/>
+        </w:rPr>
+        <w:t/>
+      </w:r>
+      <w:r>
+        <w:rPr>
+          <w:rFonts w:ascii="Arial Narrow" w:hAnsi="Arial Narrow"/>
+          <w:color w:val="000000"/>
+        </w:rPr>
+        <w:t xml:space="preserve"/>
+      </w:r>
+      <w:r>
+        <w:rPr>
+          <w:rFonts w:ascii="Arial Narrow" w:hAnsi="Arial Narrow"/>
+          <w:color w:val="000000"/>
+        </w:rPr>
+        <w:t/>
+      </w:r>
+      <w:r>
+        <w:rPr>
+          <w:rFonts w:ascii="Arial Narrow" w:hAnsi="Arial Narrow"/>
+          <w:color w:val="000000"/>
+        </w:rPr>
+        <w:t xml:space="preserve"/>
+      </w:r>
+      <w:r>
+        <w:rPr>
+          <w:rFonts w:ascii="Arial Narrow" w:hAnsi="Arial Narrow"/>
+          <w:color w:val="000000"/>
+        </w:rPr>
+        <w:t/>
+      </w:r>
+      <w:r>
+        <w:rPr>
+          <w:rFonts w:ascii="Arial Narrow" w:hAnsi="Arial Narrow"/>
+          <w:color w:val="000000"/>
+        </w:rPr>
+        <w:t/>
       </w:r>
       <w:r>
         <w:rPr>
@@ -4896,316 +5702,23 @@
           <w:color w:val="000000"/>
           <w:kern w:val="0"/>
           <w:lang w:eastAsia="es-PE"/>
-          <w14:ligatures w14:val="none"/>
+          <ns2:ligatures ns2:val="none"/>
         </w:rPr>
         <w:t/>
       </w:r>
       <w:r>
         <w:rPr>
-          <w:rFonts w:ascii="Arial Narrow" w:eastAsia="Arial Narrow" w:hAnsi="Arial Narrow" w:cs="Arial Narrow"/>
-          <w:color w:val="000000"/>
-          <w:kern w:val="0"/>
-          <w:lang w:eastAsia="es-PE"/>
-          <w14:ligatures w14:val="none"/>
-        </w:rPr>
-        <w:t xml:space="preserve"> de la Ley sobre Facultades, Normas y Organización del Indecopi, aprobada por Decreto Legislativo 807, presente sus descargos en un plazo no mayor de cinco (5) días hábiles contados desde la notificación. </w:t>
-      </w:r>
-    </w:p>
-    <w:p>
-      <w:pPr>
-        <w:spacing w:after="0" w:line="240" w:lineRule="auto"/>
-        <w:jc w:val="both"/>
-        <w:rPr>
-          <w:rFonts w:ascii="Arial Narrow" w:eastAsia="Arial Narrow" w:hAnsi="Arial Narrow" w:cs="Arial Narrow"/>
-          <w:color w:val="000000"/>
-          <w:kern w:val="0"/>
-          <w:lang w:eastAsia="es-PE"/>
-          <w14:ligatures w14:val="none"/>
-        </w:rPr>
-      </w:pPr>
-    </w:p>
-    <w:p>
-      <w:pPr>
-        <w:spacing w:after="0" w:line="240" w:lineRule="auto"/>
-        <w:jc w:val="both"/>
-        <w:rPr>
-          <w:rFonts w:ascii="Arial Narrow" w:eastAsia="Times New Roman" w:hAnsi="Arial Narrow" w:cs="Arial"/>
-          <w:color w:val="000000"/>
-          <w:kern w:val="0"/>
-          <w:lang w:val="es-ES" w:eastAsia="es-ES"/>
-          <w14:ligatures w14:val="none"/>
-        </w:rPr>
-      </w:pPr>
-      <w:r>
-        <w:rPr>
-          <w:rFonts w:ascii="Arial Narrow" w:eastAsia="Arial Narrow" w:hAnsi="Arial Narrow" w:cs="Arial Narrow"/>
-          <w:b/>
-          <w:color w:val="000000"/>
-          <w:kern w:val="0"/>
-          <w:lang w:eastAsia="es-PE"/>
-          <w14:ligatures w14:val="none"/>
-        </w:rPr>
-        <w:t xml:space="preserve">QUINTO: </w:t>
-      </w:r>
-      <w:bookmarkStart w:id="4" w:name="_Hlk188286813"/>
-      <w:r>
-        <w:rPr>
-          <w:rFonts w:ascii="Arial Narrow" w:eastAsia="Times New Roman" w:hAnsi="Arial Narrow" w:cs="Arial"/>
-          <w:color w:val="000000"/>
-          <w:kern w:val="0"/>
-          <w:lang w:eastAsia="es-ES"/>
-          <w14:ligatures w14:val="none"/>
-        </w:rPr>
-        <w:t xml:space="preserve">requerir </w:t>
-      </w:r>
-      <w:r>
-        <w:rPr>
-          <w:rFonts w:ascii="Arial Narrow" w:eastAsia="Times New Roman" w:hAnsi="Arial Narrow" w:cs="Arial"/>
-          <w:color w:val="000000"/>
-          <w:kern w:val="0"/>
-          <w:lang w:val="es-ES" w:eastAsia="es-ES"/>
-          <w14:ligatures w14:val="none"/>
-        </w:rPr>
-        <w:t xml:space="preserve">que, en un </w:t>
-      </w:r>
-      <w:r>
-        <w:rPr>
-          <w:rFonts w:ascii="Arial Narrow" w:eastAsia="Times New Roman" w:hAnsi="Arial Narrow" w:cs="Arial"/>
-          <w:color w:val="000000"/>
-          <w:kern w:val="0"/>
-          <w:lang w:eastAsia="es-ES"/>
-          <w14:ligatures w14:val="none"/>
-        </w:rPr>
-        <w:t>plazo no mayor de cinco (5) días hábiles contado a partir del día siguiente de la notificación de la presente resolución</w:t>
-      </w:r>
-      <w:bookmarkEnd w:id="4"/>
-      <w:r>
-        <w:rPr>
-          <w:rFonts w:ascii="Arial Narrow" w:eastAsia="Times New Roman" w:hAnsi="Arial Narrow" w:cs="Arial"/>
-          <w:color w:val="000000"/>
-          <w:kern w:val="0"/>
-          <w:lang w:eastAsia="es-ES"/>
-          <w14:ligatures w14:val="none"/>
-        </w:rPr>
-        <w:t xml:space="preserve">, </w:t>
-      </w:r>
-      <w:bookmarkStart w:id="5" w:name="_Hlk188286828"/>
-      <w:r>
-        <w:rPr>
-          <w:rFonts w:ascii="Arial Narrow" w:eastAsia="Times New Roman" w:hAnsi="Arial Narrow" w:cs="Times New Roman"/>
-          <w:color w:val="000000"/>
-          <w:kern w:val="0"/>
-          <w:shd w:val="clear" w:color="auto" w:fill="FFFFFF"/>
-          <w:lang w:eastAsia="es-PE"/>
-          <w14:ligatures w14:val="none"/>
-        </w:rPr>
-        <w:t>el proveedor denunciado</w:t>
-      </w:r>
-      <w:r>
-        <w:rPr>
-          <w:rFonts w:ascii="Arial Narrow" w:eastAsia="Times New Roman" w:hAnsi="Arial Narrow" w:cs="Arial"/>
-          <w:color w:val="000000"/>
-          <w:kern w:val="0"/>
-          <w:lang w:eastAsia="es-ES"/>
-          <w14:ligatures w14:val="none"/>
-        </w:rPr>
-        <w:t xml:space="preserve"> </w:t>
-      </w:r>
-      <w:bookmarkEnd w:id="5"/>
-      <w:r>
-        <w:rPr>
-          <w:rFonts w:ascii="Arial Narrow" w:eastAsia="Times New Roman" w:hAnsi="Arial Narrow" w:cs="Arial"/>
-          <w:color w:val="000000"/>
-          <w:kern w:val="0"/>
-          <w:lang w:val="es-ES" w:eastAsia="es-ES"/>
-          <w14:ligatures w14:val="none"/>
-        </w:rPr>
-        <w:t xml:space="preserve">cumpla con: </w:t>
-      </w:r>
-      <w:r>
-        <w:rPr>
-          <w:rFonts w:ascii="Arial Narrow" w:eastAsia="Times New Roman" w:hAnsi="Arial Narrow" w:cs="Arial"/>
-          <w:color w:val="000000"/>
-          <w:kern w:val="0"/>
-          <w:lang w:val="es-ES" w:eastAsia="es-ES"/>
-          <w14:ligatures w14:val="none"/>
-        </w:rPr>
-        <w:t>(i) presentar una copia completa, legible y debidamente suscrita del contrato de crédito por convenio 019xxxxxx479, así como el cargo de remisión del contrato; (</w:t>
-      </w:r>
-      <w:proofErr w:type="spellStart"/>
-      <w:r>
-        <w:rPr>
-          <w:rFonts w:ascii="Arial Narrow" w:eastAsia="Times New Roman" w:hAnsi="Arial Narrow" w:cs="Arial"/>
-          <w:color w:val="000000"/>
-          <w:kern w:val="0"/>
-          <w:lang w:val="es-ES" w:eastAsia="es-ES"/>
-          <w14:ligatures w14:val="none"/>
-        </w:rPr>
-        <w:t>ii</w:t>
-      </w:r>
-      <w:proofErr w:type="spellEnd"/>
-      <w:r>
-        <w:rPr>
-          <w:rFonts w:ascii="Arial Narrow" w:eastAsia="Times New Roman" w:hAnsi="Arial Narrow" w:cs="Arial"/>
-          <w:color w:val="000000"/>
-          <w:kern w:val="0"/>
-          <w:lang w:val="es-ES" w:eastAsia="es-ES"/>
-          <w14:ligatures w14:val="none"/>
-        </w:rPr>
-        <w:t>) presentar los medios probatorios que acrediten que gestionó el abon</w:t>
-      </w:r>
-      <w:r>
-        <w:rPr>
-          <w:rFonts w:ascii="Arial Narrow" w:eastAsia="Times New Roman" w:hAnsi="Arial Narrow" w:cs="Arial"/>
-          <w:color w:val="000000"/>
-          <w:kern w:val="0"/>
-          <w:lang w:val="es-ES" w:eastAsia="es-ES"/>
-          <w14:ligatures w14:val="none"/>
-        </w:rPr>
-        <w:t xml:space="preserve">o </w:t>
-      </w:r>
-      <w:r>
-        <w:rPr>
-          <w:rFonts w:ascii="Arial Narrow" w:eastAsia="Times New Roman" w:hAnsi="Arial Narrow" w:cs="Arial"/>
-          <w:color w:val="000000"/>
-          <w:kern w:val="0"/>
-          <w:lang w:val="es-ES" w:eastAsia="es-ES"/>
-          <w14:ligatures w14:val="none"/>
-        </w:rPr>
-        <w:t xml:space="preserve">de </w:t>
-      </w:r>
-      <w:proofErr w:type="spellStart"/>
-      <w:r>
-        <w:rPr>
-          <w:rFonts w:ascii="Arial Narrow" w:eastAsia="Times New Roman" w:hAnsi="Arial Narrow" w:cs="Arial"/>
-          <w:color w:val="000000"/>
-          <w:kern w:val="0"/>
-          <w:lang w:val="es-ES" w:eastAsia="es-ES"/>
-          <w14:ligatures w14:val="none"/>
-        </w:rPr>
-        <w:t>Interseguro</w:t>
-      </w:r>
-      <w:proofErr w:type="spellEnd"/>
-      <w:r>
-        <w:rPr>
-          <w:rFonts w:ascii="Arial Narrow" w:eastAsia="Times New Roman" w:hAnsi="Arial Narrow" w:cs="Arial"/>
-          <w:color w:val="000000"/>
-          <w:kern w:val="0"/>
-          <w:lang w:val="es-ES" w:eastAsia="es-ES"/>
-          <w14:ligatures w14:val="none"/>
-        </w:rPr>
-        <w:t xml:space="preserve"> Compañía de Seguros S.A. por el monto de S/. 5 360,94 a la cuenta corriente 200xxxxxx941 </w:t>
-      </w:r>
-      <w:r>
-        <w:rPr>
-          <w:rFonts w:ascii="Arial Narrow" w:eastAsia="Times New Roman" w:hAnsi="Arial Narrow" w:cs="Arial"/>
-          <w:color w:val="000000"/>
-          <w:kern w:val="0"/>
-          <w:lang w:val="es-ES" w:eastAsia="es-ES"/>
-          <w14:ligatures w14:val="none"/>
-        </w:rPr>
-        <w:t>para cubrir</w:t>
-      </w:r>
-      <w:r>
-        <w:rPr>
-          <w:rFonts w:ascii="Arial Narrow" w:eastAsia="Times New Roman" w:hAnsi="Arial Narrow" w:cs="Arial"/>
-          <w:color w:val="000000"/>
-          <w:kern w:val="0"/>
-          <w:lang w:val="es-ES" w:eastAsia="es-ES"/>
-          <w14:ligatures w14:val="none"/>
-        </w:rPr>
-        <w:t xml:space="preserve"> seis cuotas del pago del crédito por convenio 019xxxxxx479; y, (</w:t>
-      </w:r>
-      <w:proofErr w:type="spellStart"/>
-      <w:r>
-        <w:rPr>
-          <w:rFonts w:ascii="Arial Narrow" w:eastAsia="Times New Roman" w:hAnsi="Arial Narrow" w:cs="Arial"/>
-          <w:color w:val="000000"/>
-          <w:kern w:val="0"/>
-          <w:lang w:val="es-ES" w:eastAsia="es-ES"/>
-          <w14:ligatures w14:val="none"/>
-        </w:rPr>
-        <w:t>iii</w:t>
-      </w:r>
-      <w:proofErr w:type="spellEnd"/>
-      <w:r>
-        <w:rPr>
-          <w:rFonts w:ascii="Arial Narrow" w:eastAsia="Times New Roman" w:hAnsi="Arial Narrow" w:cs="Arial"/>
-          <w:color w:val="000000"/>
-          <w:kern w:val="0"/>
-          <w:lang w:val="es-ES" w:eastAsia="es-ES"/>
-          <w14:ligatures w14:val="none"/>
-        </w:rPr>
-        <w:t>) presentar todas las comunicaciones cursadas con la parte denunciante en virtud del hecho materia de denuncia</w:t>
-      </w:r>
-      <w:r>
-        <w:rPr>
-          <w:rFonts w:ascii="Arial Narrow" w:eastAsia="Times New Roman" w:hAnsi="Arial Narrow" w:cs="Arial"/>
-          <w:color w:val="000000"/>
-          <w:kern w:val="0"/>
-          <w:lang w:val="es-ES" w:eastAsia="es-ES"/>
-          <w14:ligatures w14:val="none"/>
-        </w:rPr>
-        <w:t>.</w:t>
-      </w:r>
-    </w:p>
-    <w:p>
-      <w:pPr>
-        <w:spacing w:after="0" w:line="240" w:lineRule="auto"/>
-        <w:jc w:val="both"/>
-        <w:rPr>
-          <w:rFonts w:ascii="Arial Narrow" w:eastAsia="Arial Narrow" w:hAnsi="Arial Narrow" w:cs="Arial Narrow"/>
-          <w:b/>
-          <w:color w:val="000000"/>
-          <w:kern w:val="0"/>
-          <w:lang w:val="es-ES" w:eastAsia="es-PE"/>
-          <w14:ligatures w14:val="none"/>
-        </w:rPr>
-      </w:pPr>
-    </w:p>
-    <w:p>
-      <w:pPr>
-        <w:spacing w:after="0" w:line="240" w:lineRule="auto"/>
-        <w:jc w:val="both"/>
-        <w:rPr>
-          <w:rFonts w:ascii="Arial Narrow" w:eastAsia="Arial Narrow" w:hAnsi="Arial Narrow" w:cs="Arial Narrow"/>
-          <w:color w:val="000000"/>
-          <w:kern w:val="0"/>
-          <w:lang w:eastAsia="es-PE"/>
-          <w14:ligatures w14:val="none"/>
-        </w:rPr>
-      </w:pPr>
-      <w:r>
-        <w:rPr>
-          <w:rFonts w:ascii="Arial Narrow" w:eastAsia="Arial Narrow" w:hAnsi="Arial Narrow" w:cs="Arial Narrow"/>
-          <w:b/>
-          <w:color w:val="000000"/>
-          <w:kern w:val="0"/>
-          <w:lang w:eastAsia="es-PE"/>
-          <w14:ligatures w14:val="none"/>
-        </w:rPr>
-        <w:t>SEXTO:</w:t>
-      </w:r>
-      <w:r>
-        <w:rPr>
-          <w:rFonts w:ascii="Arial Narrow" w:eastAsia="Arial Narrow" w:hAnsi="Arial Narrow" w:cs="Arial Narrow"/>
-          <w:color w:val="000000"/>
-          <w:kern w:val="0"/>
-          <w:lang w:eastAsia="es-PE"/>
-          <w14:ligatures w14:val="none"/>
-        </w:rPr>
-        <w:t xml:space="preserve"> </w:t>
-      </w:r>
-      <w:bookmarkStart w:id="6" w:name="_Hlk188286915"/>
-      <w:r>
-        <w:rPr>
-          <w:rFonts w:ascii="Arial Narrow" w:eastAsia="Arial Narrow" w:hAnsi="Arial Narrow" w:cs="Arial Narrow"/>
-          <w:color w:val="000000"/>
-          <w:kern w:val="0"/>
-          <w:lang w:eastAsia="es-PE"/>
-          <w14:ligatures w14:val="none"/>
-        </w:rPr>
-        <w:t>informar a las partes que el artículo 110</w:t>
+          <w:rFonts w:ascii="Arial Narrow" w:hAnsi="Arial Narrow"/>
+          <w:color w:val="000000"/>
+        </w:rPr>
+        <w:t xml:space="preserve"/>
+      </w:r>
+      <w:r>
+        <w:rPr>
+          <w:rFonts w:ascii="Arial Narrow" w:hAnsi="Arial Narrow"/>
+          <w:color w:val="000000"/>
+        </w:rPr>
+        <w:t xml:space="preserve"/>
       </w:r>
       <w:r>
         <w:rPr>
@@ -5213,652 +5726,7 @@
           <w:color w:val="000000"/>
           <w:kern w:val="0"/>
           <w:lang w:eastAsia="es-PE"/>
-          <w14:ligatures w14:val="none"/>
-        </w:rPr>
-        <w:t/>
-      </w:r>
-      <w:r>
-        <w:rPr>
-          <w:rFonts w:ascii="Arial Narrow" w:eastAsia="Arial Narrow" w:hAnsi="Arial Narrow" w:cs="Arial Narrow"/>
-          <w:color w:val="000000"/>
-          <w:kern w:val="0"/>
-          <w:lang w:eastAsia="es-PE"/>
-          <w14:ligatures w14:val="none"/>
-        </w:rPr>
-        <w:t xml:space="preserve"> de la Ley 29571, Código de Protección y Defensa del Consumidor</w:t>
-      </w:r>
-      <w:r>
-        <w:rPr>
-          <w:rStyle w:val="Refdenotaalpie"/>
-          <w:rFonts w:ascii="Arial Narrow" w:eastAsia="Arial Narrow" w:hAnsi="Arial Narrow" w:cs="Times New Roman"/>
-          <w:color w:val="000000"/>
-          <w:kern w:val="0"/>
-          <w:vertAlign w:val="superscript"/>
-          <w:lang w:eastAsia="es-PE"/>
-          <w14:ligatures w14:val="none"/>
-        </w:rPr>
-        <w:footnoteReference w:id="9"/>
-      </w:r>
-      <w:r>
-        <w:rPr>
-          <w:rFonts w:ascii="Arial Narrow" w:eastAsia="Arial Narrow" w:hAnsi="Arial Narrow" w:cs="Arial Narrow"/>
-          <w:color w:val="000000"/>
-          <w:kern w:val="0"/>
-          <w:lang w:eastAsia="es-PE"/>
-          <w14:ligatures w14:val="none"/>
-        </w:rPr>
-        <w:t>, faculta a la Comisión a calificar las infracciones de la referida norma como leves, graves o muy graves e imponer sanciones que van desde una amonestación hasta una multa por un máximo de 450 Unidades Impositivas Tributarias, sin perjuicio de las medidas correctivas, reparadoras y complementarias, que puedan ordenarse de acuerdo a lo estipulado en los artículos 114</w:t>
-      </w:r>
-      <w:r>
-        <w:rPr>
-          <w:rFonts w:ascii="Arial Narrow" w:eastAsia="Times New Roman" w:hAnsi="Arial Narrow" w:cs="Segoe UI"/>
-          <w:color w:val="000000"/>
-          <w:kern w:val="0"/>
-          <w:lang w:eastAsia="es-PE"/>
-          <w14:ligatures w14:val="none"/>
-        </w:rPr>
-        <w:t/>
-      </w:r>
-      <w:r>
-        <w:rPr>
-          <w:rFonts w:ascii="Arial Narrow" w:eastAsia="Arial Narrow" w:hAnsi="Arial Narrow" w:cs="Arial Narrow"/>
-          <w:color w:val="000000"/>
-          <w:kern w:val="0"/>
-          <w:lang w:eastAsia="es-PE"/>
-          <w14:ligatures w14:val="none"/>
-        </w:rPr>
-        <w:t>, 115</w:t>
-      </w:r>
-      <w:r>
-        <w:rPr>
-          <w:rFonts w:ascii="Arial Narrow" w:eastAsia="Times New Roman" w:hAnsi="Arial Narrow" w:cs="Segoe UI"/>
-          <w:color w:val="000000"/>
-          <w:kern w:val="0"/>
-          <w:lang w:eastAsia="es-PE"/>
-          <w14:ligatures w14:val="none"/>
-        </w:rPr>
-        <w:t/>
-      </w:r>
-      <w:r>
-        <w:rPr>
-          <w:rFonts w:ascii="Arial Narrow" w:eastAsia="Arial Narrow" w:hAnsi="Arial Narrow" w:cs="Arial Narrow"/>
-          <w:color w:val="000000"/>
-          <w:kern w:val="0"/>
-          <w:lang w:eastAsia="es-PE"/>
-          <w14:ligatures w14:val="none"/>
-        </w:rPr>
-        <w:t xml:space="preserve"> y 116</w:t>
-      </w:r>
-      <w:r>
-        <w:rPr>
-          <w:rFonts w:ascii="Arial Narrow" w:eastAsia="Times New Roman" w:hAnsi="Arial Narrow" w:cs="Segoe UI"/>
-          <w:color w:val="000000"/>
-          <w:kern w:val="0"/>
-          <w:lang w:eastAsia="es-PE"/>
-          <w14:ligatures w14:val="none"/>
-        </w:rPr>
-        <w:t/>
-      </w:r>
-      <w:r>
-        <w:rPr>
-          <w:rFonts w:ascii="Arial Narrow" w:eastAsia="Arial Narrow" w:hAnsi="Arial Narrow" w:cs="Arial Narrow"/>
-          <w:color w:val="000000"/>
-          <w:kern w:val="0"/>
-          <w:lang w:eastAsia="es-PE"/>
-          <w14:ligatures w14:val="none"/>
-        </w:rPr>
-        <w:t xml:space="preserve"> de la referida norma</w:t>
-      </w:r>
-      <w:r>
-        <w:rPr>
-          <w:rStyle w:val="Refdenotaalpie"/>
-          <w:rFonts w:ascii="Arial Narrow" w:eastAsia="Arial Narrow" w:hAnsi="Arial Narrow" w:cs="Times New Roman"/>
-          <w:color w:val="000000"/>
-          <w:kern w:val="0"/>
-          <w:vertAlign w:val="superscript"/>
-          <w:lang w:eastAsia="es-PE"/>
-          <w14:ligatures w14:val="none"/>
-        </w:rPr>
-        <w:footnoteReference w:id="10"/>
-      </w:r>
-      <w:r>
-        <w:rPr>
-          <w:rFonts w:ascii="Arial Narrow" w:eastAsia="Arial Narrow" w:hAnsi="Arial Narrow" w:cs="Arial Narrow"/>
-          <w:color w:val="000000"/>
-          <w:kern w:val="0"/>
-          <w:lang w:eastAsia="es-PE"/>
-          <w14:ligatures w14:val="none"/>
-        </w:rPr>
-        <w:t xml:space="preserve">. </w:t>
-      </w:r>
-      <w:bookmarkEnd w:id="6"/>
-      <w:r>
-        <w:rPr>
-          <w:rFonts w:ascii="Arial Narrow" w:eastAsia="Arial Narrow" w:hAnsi="Arial Narrow" w:cs="Arial Narrow"/>
-          <w:color w:val="000000"/>
-          <w:kern w:val="0"/>
-          <w:lang w:eastAsia="es-PE"/>
-          <w14:ligatures w14:val="none"/>
-        </w:rPr>
-        <w:lastRenderedPageBreak/>
-        <w:t>Asimismo, se consideran circunstancias atenuantes para la graduación de la sanción, el allanamiento de la denuncia o el reconocimiento de las pretensiones en ella contenidas, de acuerdo con el artículo 112</w:t>
-      </w:r>
-      <w:r>
-        <w:rPr>
-          <w:rFonts w:ascii="Arial Narrow" w:eastAsia="Times New Roman" w:hAnsi="Arial Narrow" w:cs="Segoe UI"/>
-          <w:color w:val="000000"/>
-          <w:kern w:val="0"/>
-          <w:lang w:eastAsia="es-PE"/>
-          <w14:ligatures w14:val="none"/>
-        </w:rPr>
-        <w:t/>
-      </w:r>
-      <w:r>
-        <w:rPr>
-          <w:rFonts w:ascii="Arial Narrow" w:eastAsia="Arial Narrow" w:hAnsi="Arial Narrow" w:cs="Arial Narrow"/>
-          <w:color w:val="000000"/>
-          <w:kern w:val="0"/>
-          <w:lang w:eastAsia="es-PE"/>
-          <w14:ligatures w14:val="none"/>
-        </w:rPr>
-        <w:t xml:space="preserve"> del Código</w:t>
-      </w:r>
-      <w:r>
-        <w:rPr>
-          <w:rStyle w:val="Refdenotaalpie"/>
-          <w:rFonts w:ascii="Arial Narrow" w:eastAsia="Arial Narrow" w:hAnsi="Arial Narrow" w:cs="Times New Roman"/>
-          <w:color w:val="000000"/>
-          <w:kern w:val="0"/>
-          <w:vertAlign w:val="superscript"/>
-          <w:lang w:eastAsia="es-PE"/>
-          <w14:ligatures w14:val="none"/>
-        </w:rPr>
-        <w:footnoteReference w:id="11"/>
-      </w:r>
-      <w:r>
-        <w:rPr>
-          <w:rFonts w:ascii="Arial Narrow" w:eastAsia="Arial Narrow" w:hAnsi="Arial Narrow" w:cs="Arial Narrow"/>
-          <w:color w:val="000000"/>
-          <w:kern w:val="0"/>
-          <w:lang w:eastAsia="es-PE"/>
-          <w14:ligatures w14:val="none"/>
-        </w:rPr>
-        <w:t>.</w:t>
-      </w:r>
-    </w:p>
-    <w:p>
-      <w:pPr>
-        <w:shd w:val="clear" w:color="auto" w:fill="FFFFFF"/>
-        <w:spacing w:after="0" w:line="240" w:lineRule="auto"/>
-        <w:jc w:val="both"/>
-        <w:rPr>
-          <w:rFonts w:ascii="Arial Narrow" w:eastAsia="Arial Narrow" w:hAnsi="Arial Narrow" w:cs="Arial Narrow"/>
-          <w:b/>
-          <w:color w:val="000000"/>
-          <w:kern w:val="0"/>
-          <w:lang w:eastAsia="es-PE"/>
-          <w14:ligatures w14:val="none"/>
-        </w:rPr>
-      </w:pPr>
-    </w:p>
-    <w:p>
-      <w:pPr>
-        <w:shd w:val="clear" w:color="auto" w:fill="FFFFFF"/>
-        <w:spacing w:after="0" w:line="240" w:lineRule="auto"/>
-        <w:jc w:val="both"/>
-        <w:rPr>
-          <w:rFonts w:ascii="Arial Narrow" w:eastAsia="Arial Narrow" w:hAnsi="Arial Narrow" w:cs="Arial Narrow"/>
-          <w:color w:val="000000"/>
-          <w:kern w:val="0"/>
-          <w:lang w:eastAsia="es-PE"/>
-          <w14:ligatures w14:val="none"/>
-        </w:rPr>
-      </w:pPr>
-      <w:r>
-        <w:rPr>
-          <w:rFonts w:ascii="Arial Narrow" w:eastAsia="Arial Narrow" w:hAnsi="Arial Narrow" w:cs="Arial Narrow"/>
-          <w:b/>
-          <w:color w:val="000000"/>
-          <w:kern w:val="0"/>
-          <w:lang w:eastAsia="es-PE"/>
-          <w14:ligatures w14:val="none"/>
-        </w:rPr>
-        <w:t>SÉTIMO:</w:t>
-      </w:r>
-      <w:r>
-        <w:rPr>
-          <w:rFonts w:ascii="Arial Narrow" w:eastAsia="Arial Narrow" w:hAnsi="Arial Narrow" w:cs="Arial Narrow"/>
-          <w:color w:val="000000"/>
-          <w:kern w:val="0"/>
-          <w:lang w:eastAsia="es-PE"/>
-          <w14:ligatures w14:val="none"/>
-        </w:rPr>
-        <w:t xml:space="preserve"> informar a las partes que conforme a lo establecido en el artículo 39</w:t>
-      </w:r>
-      <w:r>
-        <w:rPr>
-          <w:rFonts w:ascii="Arial Narrow" w:eastAsia="Times New Roman" w:hAnsi="Arial Narrow" w:cs="Segoe UI"/>
-          <w:color w:val="000000"/>
-          <w:kern w:val="0"/>
-          <w:lang w:eastAsia="es-PE"/>
-          <w14:ligatures w14:val="none"/>
-        </w:rPr>
-        <w:t/>
-      </w:r>
-      <w:r>
-        <w:rPr>
-          <w:rFonts w:ascii="Arial Narrow" w:eastAsia="Arial Narrow" w:hAnsi="Arial Narrow" w:cs="Arial Narrow"/>
-          <w:color w:val="000000"/>
-          <w:kern w:val="0"/>
-          <w:lang w:eastAsia="es-PE"/>
-          <w14:ligatures w14:val="none"/>
-        </w:rPr>
-        <w:t xml:space="preserve"> de la Ley sobre Facultades, Normas y Organización del Indecopi, aprobada por Decreto Legislativo 807, los gastos por los peritajes realizados, actuación de pruebas, inspecciones y otros derivados de la tramitación del proceso serán de cargo de la parte que solicita la prueba, salvo pacto en contrario. En todos los casos, la resolución final </w:t>
-      </w:r>
-      <w:r>
-        <w:rPr>
-          <w:rFonts w:ascii="Arial Narrow" w:eastAsia="Arial Narrow" w:hAnsi="Arial Narrow" w:cs="Arial Narrow"/>
-          <w:color w:val="000000"/>
-          <w:kern w:val="0"/>
-          <w:lang w:eastAsia="es-PE"/>
-          <w14:ligatures w14:val="none"/>
-        </w:rPr>
-        <w:lastRenderedPageBreak/>
-        <w:t xml:space="preserve">determinará si los gastos deben ser asumidos por alguna de las partes, o reembolsados a la otra parte o al Indecopi, según sea el caso, de manera adicional a la sanción que haya podido imponerse. </w:t>
-      </w:r>
-    </w:p>
-    <w:p>
-      <w:pPr>
-        <w:shd w:val="clear" w:color="auto" w:fill="FFFFFF"/>
-        <w:spacing w:after="0" w:line="240" w:lineRule="auto"/>
-        <w:jc w:val="both"/>
-        <w:rPr>
-          <w:rFonts w:ascii="Arial Narrow" w:eastAsia="Arial Narrow" w:hAnsi="Arial Narrow" w:cs="Arial Narrow"/>
-          <w:color w:val="000000"/>
-          <w:kern w:val="0"/>
-          <w:lang w:eastAsia="es-PE"/>
-          <w14:ligatures w14:val="none"/>
-        </w:rPr>
-      </w:pPr>
-    </w:p>
-    <w:p>
-      <w:pPr>
-        <w:suppressAutoHyphens/>
-        <w:spacing w:after="0" w:line="240" w:lineRule="auto"/>
-        <w:jc w:val="both"/>
-        <w:rPr>
-          <w:rFonts w:ascii="Arial Narrow" w:eastAsia="Calibri" w:hAnsi="Arial Narrow" w:cs="Arial"/>
-          <w:kern w:val="0"/>
-          <w:u w:val="single"/>
-          <w14:ligatures w14:val="none"/>
-        </w:rPr>
-      </w:pPr>
-      <w:r>
-        <w:rPr>
-          <w:rFonts w:ascii="Arial Narrow" w:eastAsia="Calibri" w:hAnsi="Arial Narrow" w:cs="Arial"/>
-          <w:b/>
-          <w:bCs/>
-          <w:kern w:val="0"/>
-          <w14:ligatures w14:val="none"/>
-        </w:rPr>
-        <w:t>OCTAVO</w:t>
-      </w:r>
-      <w:r>
-        <w:rPr>
-          <w:rFonts w:ascii="Arial Narrow" w:eastAsia="Calibri" w:hAnsi="Arial Narrow" w:cs="Arial"/>
-          <w:b/>
-          <w:kern w:val="0"/>
-          <w14:ligatures w14:val="none"/>
-        </w:rPr>
-        <w:t>:</w:t>
-      </w:r>
-      <w:r>
-        <w:rPr>
-          <w:rFonts w:ascii="Arial Narrow" w:eastAsia="Calibri" w:hAnsi="Arial Narrow" w:cs="Arial"/>
-          <w:kern w:val="0"/>
-          <w14:ligatures w14:val="none"/>
-        </w:rPr>
-        <w:t xml:space="preserve"> comunicar a las partes que, </w:t>
-      </w:r>
-      <w:proofErr w:type="gramStart"/>
-      <w:r>
-        <w:rPr>
-          <w:rFonts w:ascii="Arial Narrow" w:eastAsia="Calibri" w:hAnsi="Arial Narrow" w:cs="Arial"/>
-          <w:kern w:val="0"/>
-          <w14:ligatures w14:val="none"/>
-        </w:rPr>
-        <w:t>de acuerdo a</w:t>
-      </w:r>
-      <w:proofErr w:type="gramEnd"/>
-      <w:r>
-        <w:rPr>
-          <w:rFonts w:ascii="Arial Narrow" w:eastAsia="Calibri" w:hAnsi="Arial Narrow" w:cs="Arial"/>
-          <w:kern w:val="0"/>
-          <w14:ligatures w14:val="none"/>
-        </w:rPr>
-        <w:t xml:space="preserve"> lo señalado por el artículo 29</w:t>
-      </w:r>
-      <w:r>
-        <w:rPr>
-          <w:rFonts w:ascii="Arial Narrow" w:eastAsia="Times New Roman" w:hAnsi="Arial Narrow" w:cs="Segoe UI"/>
-          <w:color w:val="000000"/>
-          <w:kern w:val="0"/>
-          <w:lang w:eastAsia="es-PE"/>
-          <w14:ligatures w14:val="none"/>
-        </w:rPr>
-        <w:t/>
-      </w:r>
-      <w:r>
-        <w:rPr>
-          <w:rFonts w:ascii="Arial Narrow" w:eastAsia="Calibri" w:hAnsi="Arial Narrow" w:cs="Arial"/>
-          <w:kern w:val="0"/>
-          <w14:ligatures w14:val="none"/>
-        </w:rPr>
-        <w:t xml:space="preserve"> del Decreto Legislativo 807</w:t>
-      </w:r>
-      <w:r>
-        <w:rPr>
-          <w:rStyle w:val="Refdenotaalpie"/>
-          <w:rFonts w:ascii="Arial Narrow" w:eastAsia="Calibri" w:hAnsi="Arial Narrow" w:cs="Arial"/>
-          <w:kern w:val="0"/>
-          <w:vertAlign w:val="superscript"/>
-          <w14:ligatures w14:val="none"/>
-        </w:rPr>
-        <w:footnoteReference w:id="12"/>
-      </w:r>
-      <w:r>
-        <w:rPr>
-          <w:rFonts w:ascii="Arial Narrow" w:eastAsia="Calibri" w:hAnsi="Arial Narrow" w:cs="Arial"/>
-          <w:kern w:val="0"/>
-          <w14:ligatures w14:val="none"/>
-        </w:rPr>
-        <w:t xml:space="preserve">, hasta antes de la emisión de la Resolución Final tienen la posibilidad de solicitar una audiencia de conciliación. En caso deleguen a favor de una tercera persona su actuación en la diligencia programada, esta deberá presentar un poder especial con firma legalizada ante Notario Público, donde conste </w:t>
-      </w:r>
-      <w:r>
-        <w:rPr>
-          <w:rFonts w:ascii="Arial Narrow" w:eastAsia="Calibri" w:hAnsi="Arial Narrow" w:cs="Arial"/>
-          <w:kern w:val="0"/>
-          <w:u w:val="single"/>
-          <w14:ligatures w14:val="none"/>
-        </w:rPr>
-        <w:t>expresamente su facultad para asistir y conciliar en su representación</w:t>
-      </w:r>
-      <w:r>
-        <w:rPr>
-          <w:rFonts w:ascii="Arial Narrow" w:eastAsia="Calibri" w:hAnsi="Arial Narrow" w:cs="Arial"/>
-          <w:bCs/>
-          <w:kern w:val="0"/>
-          <w14:ligatures w14:val="none"/>
-        </w:rPr>
-        <w:t>.</w:t>
-      </w:r>
-      <w:r>
-        <w:rPr>
-          <w:rFonts w:ascii="Arial Narrow" w:eastAsia="Calibri" w:hAnsi="Arial Narrow" w:cs="Arial"/>
-          <w:b/>
-          <w:bCs/>
-          <w:kern w:val="0"/>
-          <w14:ligatures w14:val="none"/>
-        </w:rPr>
-        <w:t xml:space="preserve"> </w:t>
-      </w:r>
-      <w:r>
-        <w:rPr>
-          <w:rFonts w:ascii="Arial Narrow" w:eastAsia="Calibri" w:hAnsi="Arial Narrow" w:cs="Arial"/>
-          <w:kern w:val="0"/>
-          <w:u w:val="single"/>
-          <w14:ligatures w14:val="none"/>
-        </w:rPr>
-        <w:t xml:space="preserve">Ello bajo apercibimiento de no realizar la audiencia de conciliación y levantar el acta de inasistencia correspondiente. </w:t>
-      </w:r>
-    </w:p>
-    <w:p>
-      <w:pPr>
-        <w:suppressAutoHyphens/>
-        <w:spacing w:after="0" w:line="240" w:lineRule="auto"/>
-        <w:jc w:val="both"/>
-        <w:rPr>
-          <w:rFonts w:ascii="Arial Narrow" w:eastAsia="Calibri" w:hAnsi="Arial Narrow" w:cs="Arial"/>
-          <w:kern w:val="0"/>
-          <w:u w:val="single"/>
-          <w14:ligatures w14:val="none"/>
-        </w:rPr>
-      </w:pPr>
-    </w:p>
-    <w:p>
-      <w:pPr>
-        <w:suppressAutoHyphens/>
-        <w:spacing w:after="0" w:line="240" w:lineRule="auto"/>
-        <w:jc w:val="both"/>
-        <w:rPr>
-          <w:rFonts w:ascii="Arial Narrow" w:eastAsia="Times New Roman" w:hAnsi="Arial Narrow" w:cs="Times New Roman"/>
-          <w:color w:val="000000"/>
-          <w:kern w:val="0"/>
-          <w:lang w:eastAsia="es-PE"/>
-          <w14:ligatures w14:val="none"/>
-        </w:rPr>
-      </w:pPr>
-      <w:r>
-        <w:rPr>
-          <w:rFonts w:ascii="Arial Narrow" w:eastAsia="Times New Roman" w:hAnsi="Arial Narrow" w:cs="Times New Roman"/>
-          <w:b/>
-          <w:color w:val="000000"/>
-          <w:kern w:val="0"/>
-          <w:lang w:eastAsia="es-PE"/>
-          <w14:ligatures w14:val="none"/>
-        </w:rPr>
-        <w:t>NOVENO:</w:t>
-      </w:r>
-      <w:r>
-        <w:rPr>
-          <w:rFonts w:ascii="Arial Narrow" w:eastAsia="Times New Roman" w:hAnsi="Arial Narrow" w:cs="Times New Roman"/>
-          <w:color w:val="000000"/>
-          <w:kern w:val="0"/>
-          <w:lang w:eastAsia="es-PE"/>
-          <w14:ligatures w14:val="none"/>
-        </w:rPr>
-        <w:t xml:space="preserve"> poner en conocimiento de las partes que, antes de la emisión de la Resolución Final, tienen la posibilidad de formular su desistimiento o presentar el acuerdo arribado mediante la conciliación, mediación, transacción o cualquier otro que, de forma indubitable, deje constancia que se ha solucionado la controversia materia de denuncia.</w:t>
-      </w:r>
-      <w:bookmarkStart w:id="7" w:name="h.gjdgxs" w:colFirst="0" w:colLast="0"/>
-      <w:bookmarkEnd w:id="7"/>
-    </w:p>
-    <w:p>
-      <w:pPr>
-        <w:suppressAutoHyphens/>
-        <w:spacing w:after="0" w:line="240" w:lineRule="auto"/>
-        <w:jc w:val="both"/>
-        <w:rPr>
-          <w:rFonts w:ascii="Arial Narrow" w:eastAsia="Times New Roman" w:hAnsi="Arial Narrow" w:cs="Times New Roman"/>
-          <w:color w:val="000000"/>
-          <w:kern w:val="0"/>
-          <w:lang w:eastAsia="es-PE"/>
-          <w14:ligatures w14:val="none"/>
-        </w:rPr>
-      </w:pPr>
-    </w:p>
-    <w:p>
-      <w:pPr>
-        <w:suppressAutoHyphens/>
-        <w:spacing w:after="0" w:line="240" w:lineRule="auto"/>
-        <w:jc w:val="both"/>
-        <w:rPr>
-          <w:rFonts w:ascii="Arial Narrow" w:hAnsi="Arial Narrow" w:cs="Arial"/>
-        </w:rPr>
-      </w:pPr>
-      <w:r>
-        <w:rPr>
-          <w:rFonts w:ascii="Arial Narrow" w:eastAsia="Arial Narrow" w:hAnsi="Arial Narrow" w:cs="Arial Narrow"/>
-          <w:b/>
-          <w:bCs/>
-        </w:rPr>
-        <w:t xml:space="preserve">DÉCIMO: requerir al señor [DENUNCIANTE] y al Banco Internacional del Perú - Interbank S.A.A. para que, dentro del plazo de dos (2) días hábiles siguientes a la fecha en que reciban la notificación en sus bandejas de correo electrónico, efectúen la confirmación de recepción de la notificación remitida por este despacho a sus correos electrónicos, de conformidad con el segundo párrafo del numeral 4 del artículo 20 del Texto Único Ordenado de la Ley del Procedimiento Administrativo General, aprobado mediante Decreto Supremo 006-2026-JUS, bajo apercibimiento de rehacer el acto de notificación y notificarle conforme al numeral 1 del artículo 20 del citado cuerpo normativo.</w:t>
-      </w:r>
-      <w:r>
-        <w:rPr>
-          <w:rFonts w:ascii="Arial Narrow" w:hAnsi="Arial Narrow" w:cs="Arial"/>
-          <w:b/>
-          <w:spacing w:val="-3"/>
-          <w:kern w:val="0"/>
-          <w14:ligatures w14:val="none"/>
-        </w:rPr>
-        <w:t/>
-      </w:r>
-      <w:r>
-        <w:rPr>
-          <w:rFonts w:ascii="Arial Narrow" w:hAnsi="Arial Narrow" w:cs="Arial"/>
-          <w:bCs/>
-          <w:spacing w:val="-3"/>
-          <w:kern w:val="0"/>
-          <w14:ligatures w14:val="none"/>
-        </w:rPr>
-        <w:t xml:space="preserve"/>
-      </w:r>
-      <w:r>
-        <w:rPr>
-          <w:rFonts w:ascii="Arial Narrow" w:hAnsi="Arial Narrow" w:cs="Arial"/>
-          <w:bCs/>
-          <w:spacing w:val="-3"/>
-          <w:kern w:val="0"/>
-          <w14:ligatures w14:val="none"/>
-        </w:rPr>
-        <w:t xml:space="preserve"/>
-      </w:r>
-      <w:r>
-        <w:rPr>
-          <w:rFonts w:ascii="Arial Narrow" w:hAnsi="Arial Narrow"/>
-          <w:color w:val="000000"/>
-        </w:rPr>
-        <w:t/>
-      </w:r>
-      <w:r>
-        <w:rPr>
-          <w:rFonts w:ascii="Arial Narrow" w:hAnsi="Arial Narrow"/>
-          <w:color w:val="000000"/>
-        </w:rPr>
-        <w:t/>
-      </w:r>
-      <w:r>
-        <w:rPr>
-          <w:rFonts w:ascii="Arial Narrow" w:hAnsi="Arial Narrow"/>
-          <w:color w:val="000000"/>
-        </w:rPr>
-        <w:t xml:space="preserve"/>
-      </w:r>
-      <w:r>
-        <w:rPr>
-          <w:rFonts w:ascii="Arial Narrow" w:hAnsi="Arial Narrow"/>
-          <w:color w:val="000000"/>
-        </w:rPr>
-        <w:t/>
-      </w:r>
-      <w:r>
-        <w:rPr>
-          <w:rFonts w:ascii="Arial Narrow" w:hAnsi="Arial Narrow"/>
-          <w:color w:val="000000"/>
-        </w:rPr>
-        <w:t xml:space="preserve"/>
-      </w:r>
-      <w:r>
-        <w:rPr>
-          <w:rFonts w:ascii="Arial Narrow" w:hAnsi="Arial Narrow"/>
-          <w:color w:val="000000"/>
-        </w:rPr>
-        <w:t/>
-      </w:r>
-      <w:r>
-        <w:rPr>
-          <w:rFonts w:ascii="Arial Narrow" w:hAnsi="Arial Narrow"/>
-          <w:color w:val="000000"/>
-        </w:rPr>
-        <w:t xml:space="preserve"/>
-      </w:r>
-      <w:r>
-        <w:rPr>
-          <w:rFonts w:ascii="Arial Narrow" w:hAnsi="Arial Narrow"/>
-          <w:color w:val="000000"/>
-        </w:rPr>
-        <w:t xml:space="preserve"/>
-      </w:r>
-      <w:r>
-        <w:rPr>
-          <w:rFonts w:ascii="Arial Narrow" w:hAnsi="Arial Narrow"/>
-          <w:color w:val="000000"/>
-        </w:rPr>
-        <w:t/>
-      </w:r>
-      <w:r>
-        <w:rPr>
-          <w:rFonts w:ascii="Arial Narrow" w:hAnsi="Arial Narrow"/>
-          <w:color w:val="000000"/>
-        </w:rPr>
-        <w:t/>
-      </w:r>
-      <w:r>
-        <w:rPr>
-          <w:rFonts w:ascii="Arial Narrow" w:hAnsi="Arial Narrow"/>
-          <w:color w:val="000000"/>
-        </w:rPr>
-        <w:t xml:space="preserve"/>
-      </w:r>
-      <w:r>
-        <w:rPr>
-          <w:rFonts w:ascii="Arial Narrow" w:hAnsi="Arial Narrow"/>
-          <w:color w:val="000000"/>
-        </w:rPr>
-        <w:t/>
-      </w:r>
-      <w:r>
-        <w:rPr>
-          <w:rFonts w:ascii="Arial Narrow" w:hAnsi="Arial Narrow"/>
-          <w:color w:val="000000"/>
-        </w:rPr>
-        <w:t xml:space="preserve"/>
-      </w:r>
-      <w:r>
-        <w:rPr>
-          <w:rFonts w:ascii="Arial Narrow" w:hAnsi="Arial Narrow"/>
-          <w:color w:val="000000"/>
-        </w:rPr>
-        <w:t/>
-      </w:r>
-      <w:r>
-        <w:rPr>
-          <w:rFonts w:ascii="Arial Narrow" w:hAnsi="Arial Narrow"/>
-          <w:color w:val="000000"/>
-        </w:rPr>
-        <w:t/>
-      </w:r>
-      <w:r>
-        <w:rPr>
-          <w:rFonts w:ascii="Arial Narrow" w:eastAsia="Times New Roman" w:hAnsi="Arial Narrow" w:cs="Segoe UI"/>
-          <w:color w:val="000000"/>
-          <w:kern w:val="0"/>
-          <w:lang w:eastAsia="es-PE"/>
-          <w14:ligatures w14:val="none"/>
-        </w:rPr>
-        <w:t/>
-      </w:r>
-      <w:r>
-        <w:rPr>
-          <w:rFonts w:ascii="Arial Narrow" w:hAnsi="Arial Narrow"/>
-          <w:color w:val="000000"/>
-        </w:rPr>
-        <w:t xml:space="preserve"/>
-      </w:r>
-      <w:r>
-        <w:rPr>
-          <w:rFonts w:ascii="Arial Narrow" w:hAnsi="Arial Narrow"/>
-          <w:color w:val="000000"/>
-        </w:rPr>
-        <w:t xml:space="preserve"/>
-      </w:r>
-      <w:r>
-        <w:rPr>
-          <w:rFonts w:ascii="Arial Narrow" w:eastAsia="Times New Roman" w:hAnsi="Arial Narrow" w:cs="Segoe UI"/>
-          <w:color w:val="000000"/>
-          <w:kern w:val="0"/>
-          <w:lang w:eastAsia="es-PE"/>
-          <w14:ligatures w14:val="none"/>
+          <ns2:ligatures ns2:val="none"/>
         </w:rPr>
         <w:t/>
       </w:r>
@@ -5884,7 +5752,7 @@
         <w:t/>
       </w:r>
     </w:p>
-    <w:p>
+    <w:p ns2:paraId="639FE5BE" ns2:textId="77777777">
       <w:pPr>
         <w:suppressAutoHyphens/>
         <w:spacing w:after="0" w:line="240" w:lineRule="auto"/>
@@ -5894,7 +5762,7 @@
         </w:rPr>
       </w:pPr>
     </w:p>
-    <w:p>
+    <w:p ns2:paraId="36317C11" ns2:textId="77777777">
       <w:pPr>
         <w:suppressAutoHyphens/>
         <w:spacing w:after="0" w:line="240" w:lineRule="auto"/>
@@ -5907,7 +5775,7 @@
       <w:bookmarkStart w:id="8" w:name="_Hlk198890962"/>
     </w:p>
     <w:bookmarkEnd w:id="8"/>
-    <w:p>
+    <w:p ns2:paraId="23716787" ns2:textId="77777777">
       <w:pPr>
         <w:suppressAutoHyphens/>
         <w:spacing w:after="0" w:line="240" w:lineRule="auto"/>
@@ -5917,36 +5785,36 @@
         </w:rPr>
       </w:pPr>
     </w:p>
-    <w:p>
-      <w:pPr>
-        <w:spacing w:after="0" w:line="240" w:lineRule="auto"/>
-        <w:jc w:val="both"/>
-        <w:rPr>
-          <w:rFonts w:ascii="Arial Narrow" w:eastAsia="Arial Narrow" w:hAnsi="Arial Narrow" w:cs="Arial Narrow"/>
-          <w:b/>
-          <w:color w:val="000000"/>
-          <w:kern w:val="0"/>
-          <w:lang w:eastAsia="es-PE"/>
-          <w14:ligatures w14:val="none"/>
-        </w:rPr>
-      </w:pPr>
-    </w:p>
-    <w:p>
-      <w:pPr>
-        <w:spacing w:after="0" w:line="240" w:lineRule="auto"/>
-        <w:jc w:val="both"/>
-        <w:rPr>
-          <w:rFonts w:ascii="Arial Narrow" w:eastAsia="Arial Narrow" w:hAnsi="Arial Narrow" w:cs="Arial Narrow"/>
-          <w:b/>
-          <w:color w:val="000000"/>
-          <w:kern w:val="0"/>
-          <w:lang w:eastAsia="es-PE"/>
-          <w14:ligatures w14:val="none"/>
+    <w:p ns2:paraId="0407B94C" ns2:textId="77777777">
+      <w:pPr>
+        <w:spacing w:after="0" w:line="240" w:lineRule="auto"/>
+        <w:jc w:val="both"/>
+        <w:rPr>
+          <w:rFonts w:ascii="Arial Narrow" w:eastAsia="Arial Narrow" w:hAnsi="Arial Narrow" w:cs="Arial Narrow"/>
+          <w:b/>
+          <w:color w:val="000000"/>
+          <w:kern w:val="0"/>
+          <w:lang w:eastAsia="es-PE"/>
+          <ns2:ligatures ns2:val="none"/>
+        </w:rPr>
+      </w:pPr>
+    </w:p>
+    <w:p ns2:paraId="375C384E" ns2:textId="77777777">
+      <w:pPr>
+        <w:spacing w:after="0" w:line="240" w:lineRule="auto"/>
+        <w:jc w:val="both"/>
+        <w:rPr>
+          <w:rFonts w:ascii="Arial Narrow" w:eastAsia="Arial Narrow" w:hAnsi="Arial Narrow" w:cs="Arial Narrow"/>
+          <w:b/>
+          <w:color w:val="000000"/>
+          <w:kern w:val="0"/>
+          <w:lang w:eastAsia="es-PE"/>
+          <ns2:ligatures ns2:val="none"/>
         </w:rPr>
       </w:pPr>
     </w:p>
     <w:bookmarkEnd w:id="0"/>
-    <w:p>
+    <w:p ns2:paraId="7609987B" ns2:textId="77777777">
       <w:pPr>
         <w:shd w:val="clear" w:color="auto" w:fill="FFFFFF"/>
         <w:spacing w:after="0" w:line="240" w:lineRule="auto"/>
@@ -5955,7 +5823,7 @@
           <w:rFonts w:ascii="Arial Narrow" w:eastAsia="Calibri" w:hAnsi="Arial Narrow" w:cs="Times New Roman"/>
           <w:color w:val="000000"/>
           <w:kern w:val="0"/>
-          <w14:ligatures w14:val="none"/>
+          <ns2:ligatures ns2:val="none"/>
         </w:rPr>
       </w:pPr>
       <w:r>
@@ -5965,12 +5833,12 @@
           <w:bCs/>
           <w:color w:val="000000"/>
           <w:kern w:val="0"/>
-          <w14:ligatures w14:val="none"/>
+          <ns2:ligatures ns2:val="none"/>
         </w:rPr>
         <w:t>EVELING ROA QUISPE</w:t>
       </w:r>
     </w:p>
-    <w:p>
+    <w:p ns2:paraId="692BA8AF" ns2:textId="77777777">
       <w:pPr>
         <w:shd w:val="clear" w:color="auto" w:fill="FFFFFF"/>
         <w:spacing w:after="0" w:line="240" w:lineRule="auto"/>
@@ -5981,7 +5849,7 @@
           <w:bCs/>
           <w:color w:val="000000"/>
           <w:kern w:val="0"/>
-          <w14:ligatures w14:val="none"/>
+          <ns2:ligatures ns2:val="none"/>
         </w:rPr>
       </w:pPr>
       <w:r>
@@ -5991,12 +5859,12 @@
           <w:bCs/>
           <w:color w:val="000000"/>
           <w:kern w:val="0"/>
-          <w14:ligatures w14:val="none"/>
+          <ns2:ligatures ns2:val="none"/>
         </w:rPr>
         <w:t>Secretaria Técnica</w:t>
       </w:r>
     </w:p>
-    <w:p>
+    <w:p ns2:paraId="4AF3211C" ns2:textId="77777777">
       <w:pPr>
         <w:shd w:val="clear" w:color="auto" w:fill="FFFFFF"/>
         <w:spacing w:after="0" w:line="240" w:lineRule="auto"/>
@@ -6007,7 +5875,7 @@
           <w:bCs/>
           <w:color w:val="000000"/>
           <w:kern w:val="0"/>
-          <w14:ligatures w14:val="none"/>
+          <ns2:ligatures ns2:val="none"/>
         </w:rPr>
       </w:pPr>
       <w:r>
@@ -6017,7 +5885,7 @@
           <w:bCs/>
           <w:color w:val="000000"/>
           <w:kern w:val="0"/>
-          <w14:ligatures w14:val="none"/>
+          <ns2:ligatures ns2:val="none"/>
         </w:rPr>
         <w:t>Comisión </w:t>
       </w:r>
@@ -6029,7 +5897,7 @@
           <w:color w:val="000000"/>
           <w:kern w:val="0"/>
           <w:shd w:val="clear" w:color="auto" w:fill="FFFFFF"/>
-          <w14:ligatures w14:val="none"/>
+          <ns2:ligatures ns2:val="none"/>
         </w:rPr>
         <w:t>de</w:t>
       </w:r>
@@ -6040,26 +5908,26 @@
           <w:bCs/>
           <w:color w:val="000000"/>
           <w:kern w:val="0"/>
-          <w14:ligatures w14:val="none"/>
+          <ns2:ligatures ns2:val="none"/>
         </w:rPr>
         <w:t> Protección al Consumidor 1</w:t>
       </w:r>
     </w:p>
-    <w:p>
-      <w:pPr>
-        <w:spacing w:after="0" w:line="240" w:lineRule="auto"/>
-        <w:jc w:val="both"/>
-        <w:rPr>
-          <w:rFonts w:ascii="Arial Narrow" w:eastAsia="Arial Narrow" w:hAnsi="Arial Narrow" w:cs="Arial Narrow"/>
-          <w:b/>
-          <w:color w:val="000000"/>
-          <w:kern w:val="0"/>
-          <w:lang w:eastAsia="es-PE"/>
-          <w14:ligatures w14:val="none"/>
-        </w:rPr>
-      </w:pPr>
-    </w:p>
-    <w:p>
+    <w:p ns2:paraId="602C43F9" ns2:textId="77777777">
+      <w:pPr>
+        <w:spacing w:after="0" w:line="240" w:lineRule="auto"/>
+        <w:jc w:val="both"/>
+        <w:rPr>
+          <w:rFonts w:ascii="Arial Narrow" w:eastAsia="Arial Narrow" w:hAnsi="Arial Narrow" w:cs="Arial Narrow"/>
+          <w:b/>
+          <w:color w:val="000000"/>
+          <w:kern w:val="0"/>
+          <w:lang w:eastAsia="es-PE"/>
+          <ns2:ligatures ns2:val="none"/>
+        </w:rPr>
+      </w:pPr>
+    </w:p>
+    <w:p ns2:paraId="1D3884F8" ns2:textId="77777777">
       <w:pPr>
         <w:spacing w:after="0" w:line="240" w:lineRule="auto"/>
         <w:jc w:val="both"/>
@@ -6077,19 +5945,19 @@
           <w:sz w:val="16"/>
           <w:szCs w:val="16"/>
           <w:lang w:eastAsia="es-PE"/>
-          <w14:ligatures w14:val="none"/>
+          <ns2:ligatures ns2:val="none"/>
         </w:rPr>
         <w:t>LSM/JCQ</w:t>
       </w:r>
     </w:p>
-    <w:p>
+    <w:p ns2:paraId="74AAB5F4" ns2:textId="77777777">
       <w:pPr>
         <w:spacing w:line="240" w:lineRule="auto"/>
       </w:pPr>
     </w:p>
     <w:sectPr>
-      <w:headerReference w:type="default" r:id="rId8"/>
-      <w:footerReference w:type="default" r:id="rId9"/>
+      <w:headerReference w:type="default" ns3:id="rId8"/>
+      <w:footerReference w:type="default" ns3:id="rId9"/>
       <w:pgSz w:w="11906" w:h="16838"/>
       <w:pgMar w:top="1417" w:right="1701" w:bottom="1417" w:left="1701" w:header="708" w:footer="708" w:gutter="0"/>
       <w:cols w:space="708"/>

--- a/plantillas_maestras/14_seguro_desempleo/negativa_cobertura/1_ddo_banco_o_financiera/varon/TPL_1791_2025_SEGURO_DESEMPLEO_NEGATIVA_COBERTURA_BANCO_VARON_R1.docx
+++ b/plantillas_maestras/14_seguro_desempleo/negativa_cobertura/1_ddo_banco_o_financiera/varon/TPL_1791_2025_SEGURO_DESEMPLEO_NEGATIVA_COBERTURA_BANCO_VARON_R1.docx
@@ -4776,7 +4776,7 @@
           <w:sz w:val="20"/>
           <w:szCs w:val="20"/>
         </w:rPr>
-        <w:t xml:space="preserve">correr traslado de la presente resolución a Banco Internacional del Perú - Interbank S.A.A para que, de conformidad con lo dispuesto por el artículo 26° de la Ley sobre Facultades, Normas y Organización del Indecopi, aprobado por Decreto Legislativo N° 8079, presente sus descargos sobre la imputación de cargos realizada en un plazo no mayor a cinco (5) días hábiles contado a partir del día siguiente de la notificación de la presente resolución, vencido el cual, el Secretario Técnico declarará en rebeldía a los denunciados que no lo hubieran presentado. Debe precisarse que de conformidad con lo establecido por el artículo 223° del Texto Único Ordenado de la Ley N° 27444, Ley del Procedimiento Administrativo General, las alegaciones y los hechos relevantes de la reclamación, salvo que hayan sido específicamente negadas en la contestación, se tendrán por aceptadas o meritadas como ciertas.</w:t>
+        <w:t xml:space="preserve">correr traslado de la presente resolución a Banco Internacional del Perú - Interbank S.A.A. para que, de conformidad con lo dispuesto por el artículo 26 de la Ley sobre Facultades, Normas y Organización del Indecopi, aprobada por Decreto Legislativo 807, presente sus descargos sobre la imputación de cargos realizada en un plazo no mayor a cinco (5) días hábiles contado a partir del día siguiente de la notificación de la presente resolución, vencido el cual, el Secretario Técnico declarará en rebeldía al denunciado que no lo hubiera presentado. Debe precisarse que de conformidad con lo establecido por el artículo 223 del Texto Único Ordenado de la Ley 27444, Ley del Procedimiento Administrativo General, las alegaciones y los hechos relevantes de la reclamación, salvo que hayan sido específicamente negadas en la contestación, se tendrán por aceptadas o merituadas como ciertas.</w:t>
       </w:r>
     </w:p>
     <w:p ns2:paraId="228F876C" ns2:textId="77777777">

--- a/plantillas_maestras/14_seguro_desempleo/negativa_cobertura/1_ddo_banco_o_financiera/varon/TPL_1791_2025_SEGURO_DESEMPLEO_NEGATIVA_COBERTURA_BANCO_VARON_R1.docx
+++ b/plantillas_maestras/14_seguro_desempleo/negativa_cobertura/1_ddo_banco_o_financiera/varon/TPL_1791_2025_SEGURO_DESEMPLEO_NEGATIVA_COBERTURA_BANCO_VARON_R1.docx
@@ -526,7 +526,7 @@
           <w:lang w:eastAsia="es-PE"/>
           <ns2:ligatures ns2:val="none"/>
         </w:rPr>
-        <w:t>29</w:t>
+        <w:t xml:space="preserve">29 de agosto de 2025</w:t>
       </w:r>
       <w:r>
         <w:rPr>
@@ -537,7 +537,7 @@
           <w:lang w:eastAsia="es-PE"/>
           <ns2:ligatures ns2:val="none"/>
         </w:rPr>
-        <w:t xml:space="preserve"> de</w:t>
+        <w:t xml:space="preserve"/>
       </w:r>
       <w:r>
         <w:rPr>
@@ -548,7 +548,7 @@
           <w:lang w:eastAsia="es-PE"/>
           <ns2:ligatures ns2:val="none"/>
         </w:rPr>
-        <w:t xml:space="preserve"> </w:t>
+        <w:t xml:space="preserve"/>
       </w:r>
       <w:r>
         <w:rPr>
@@ -559,7 +559,7 @@
           <w:lang w:eastAsia="es-PE"/>
           <ns2:ligatures ns2:val="none"/>
         </w:rPr>
-        <w:t>agosto</w:t>
+        <w:t xml:space="preserve"/>
       </w:r>
       <w:r>
         <w:rPr>
@@ -570,7 +570,7 @@
           <w:lang w:eastAsia="es-PE"/>
           <ns2:ligatures ns2:val="none"/>
         </w:rPr>
-        <w:t xml:space="preserve"> de 2025</w:t>
+        <w:t xml:space="preserve"/>
       </w:r>
     </w:p>
     <w:p ns2:paraId="66CE1821" ns2:textId="77777777">
@@ -1411,17 +1411,17 @@
           <w:lang w:eastAsia="es-ES"/>
           <ns2:ligatures ns2:val="none"/>
         </w:rPr>
-        <w:t xml:space="preserve">El 2 de junio de </w:t>
-      </w:r>
-      <w:r>
-        <w:rPr>
-          <w:rFonts w:ascii="Arial Narrow" w:eastAsia="Times New Roman" w:hAnsi="Arial Narrow" w:cs="Arial"/>
-          <w:color w:val="000000"/>
-          <w:kern w:val="0"/>
-          <w:lang w:eastAsia="es-ES"/>
-          <ns2:ligatures ns2:val="none"/>
-        </w:rPr>
-        <w:t>2025, Interbank resolvió el reclamo 9660807 indicando que no era posible atender lo solicitado por no validar u</w:t>
+        <w:t xml:space="preserve">El 2 de junio de 2025</w:t>
+      </w:r>
+      <w:r>
+        <w:rPr>
+          <w:rFonts w:ascii="Arial Narrow" w:eastAsia="Times New Roman" w:hAnsi="Arial Narrow" w:cs="Arial"/>
+          <w:color w:val="000000"/>
+          <w:kern w:val="0"/>
+          <w:lang w:eastAsia="es-ES"/>
+          <ns2:ligatures ns2:val="none"/>
+        </w:rPr>
+        <w:t xml:space="preserve">, Interbank resolvió el reclamo 9660807 indicando que no era posible atender lo solicitado por no validar u</w:t>
       </w:r>
       <w:r>
         <w:rPr>
@@ -1672,17 +1672,17 @@
           <w:lang w:eastAsia="es-ES"/>
           <ns2:ligatures ns2:val="none"/>
         </w:rPr>
-        <w:t xml:space="preserve">El 9 de junio de </w:t>
-      </w:r>
-      <w:r>
-        <w:rPr>
-          <w:rFonts w:ascii="Arial Narrow" w:eastAsia="Times New Roman" w:hAnsi="Arial Narrow" w:cs="Arial"/>
-          <w:color w:val="000000"/>
-          <w:kern w:val="0"/>
-          <w:lang w:eastAsia="es-ES"/>
-          <ns2:ligatures ns2:val="none"/>
-        </w:rPr>
-        <w:t xml:space="preserve">2025, registró el reclamo 9731982, en el </w:t>
+        <w:t xml:space="preserve">El 9 de junio de 2025</w:t>
+      </w:r>
+      <w:r>
+        <w:rPr>
+          <w:rFonts w:ascii="Arial Narrow" w:eastAsia="Times New Roman" w:hAnsi="Arial Narrow" w:cs="Arial"/>
+          <w:color w:val="000000"/>
+          <w:kern w:val="0"/>
+          <w:lang w:eastAsia="es-ES"/>
+          <ns2:ligatures ns2:val="none"/>
+        </w:rPr>
+        <w:t xml:space="preserve">, registró el reclamo 9731982, en el </w:t>
       </w:r>
       <w:r>
         <w:rPr>
@@ -6154,7 +6154,7 @@
           <w:sz w:val="15"/>
           <w:szCs w:val="15"/>
         </w:rPr>
-        <w:t>25 de julio del 2025</w:t>
+        <w:t xml:space="preserve">25 de julio de 2025</w:t>
       </w:r>
       <w:r>
         <w:rPr>
@@ -6171,7 +6171,7 @@
           <w:sz w:val="15"/>
           <w:szCs w:val="15"/>
         </w:rPr>
-        <w:t>recepcionada</w:t>
+        <w:t xml:space="preserve">recibida</w:t>
       </w:r>
       <w:proofErr w:type="spellEnd"/>
       <w:r>
@@ -6266,7 +6266,7 @@
           <w:sz w:val="15"/>
           <w:szCs w:val="15"/>
         </w:rPr>
-        <w:t>el 2 de setiembre del 2010 en el Diario Oficial El Peruano, vigente desde el 2 de octubre del 2010 y modificado por Decreto Legislativo 1308.</w:t>
+        <w:t xml:space="preserve">el 2 de setiembre de 2010 en el Diario Oficial El Peruano, vigente desde el 2 de octubre de 2010 y modificado por Decreto Legislativo 1308.</w:t>
       </w:r>
     </w:p>
     <w:p>

--- a/plantillas_maestras/14_seguro_desempleo/negativa_cobertura/1_ddo_banco_o_financiera/varon/TPL_1791_2025_SEGURO_DESEMPLEO_NEGATIVA_COBERTURA_BANCO_VARON_R1.docx
+++ b/plantillas_maestras/14_seguro_desempleo/negativa_cobertura/1_ddo_banco_o_financiera/varon/TPL_1791_2025_SEGURO_DESEMPLEO_NEGATIVA_COBERTURA_BANCO_VARON_R1.docx
@@ -1,8 +1,8 @@
 
 <file path=word/document.xml><?xml version="1.0" encoding="utf-8"?>
-<w:document xmlns:ns1="http://schemas.openxmlformats.org/markup-compatibility/2006" xmlns:ns2="http://schemas.microsoft.com/office/word/2010/wordml" xmlns:ns3="http://schemas.openxmlformats.org/officeDocument/2006/relationships" xmlns:w="http://schemas.openxmlformats.org/wordprocessingml/2006/main" ns1:Ignorable="w14 w15 w16se w16cid w16 w16cex w16sdtdh w16sdtfl w16du wp14">
+<w:document xmlns:mc="http://schemas.openxmlformats.org/markup-compatibility/2006" xmlns:r="http://schemas.openxmlformats.org/officeDocument/2006/relationships" xmlns:w="http://schemas.openxmlformats.org/wordprocessingml/2006/main" xmlns:w14="http://schemas.microsoft.com/office/word/2010/wordml" xmlns:w15="http://schemas.microsoft.com/office/word/2012/wordml" xmlns:w16="http://schemas.microsoft.com/office/word/2018/wordml" xmlns:w16cex="http://schemas.microsoft.com/office/word/2018/wordml/cex" xmlns:w16cid="http://schemas.microsoft.com/office/word/2016/wordml/cid" xmlns:w16du="http://schemas.microsoft.com/office/word/2023/wordml/word16du" xmlns:w16sdtdh="http://schemas.microsoft.com/office/word/2020/wordml/sdtdatahash" xmlns:w16se="http://schemas.microsoft.com/office/word/2015/wordml/symex" xmlns:wp14="http://schemas.microsoft.com/office/word/2010/wordprocessingDrawing" mc:Ignorable="w14 w15 w16se w16cid w16 w16cex w16sdtdh w16du wp14">
   <w:body>
-    <w:p ns2:paraId="1B509B2D" ns2:textId="2120E8A1">
+    <w:p>
       <w:pPr>
         <w:tabs>
           <w:tab w:val="left" w:pos="1701"/>
@@ -14,7 +14,7 @@
           <w:color w:val="000000"/>
           <w:kern w:val="0"/>
           <w:lang w:eastAsia="es-PE"/>
-          <ns2:ligatures ns2:val="none"/>
+          <w14:ligatures w14:val="none"/>
         </w:rPr>
       </w:pPr>
       <w:bookmarkStart w:id="0" w:name="_Hlk80343540"/>
@@ -25,7 +25,7 @@
           <w:color w:val="000000"/>
           <w:kern w:val="0"/>
           <w:lang w:eastAsia="es-PE"/>
-          <ns2:ligatures ns2:val="none"/>
+          <w14:ligatures w14:val="none"/>
         </w:rPr>
         <w:t xml:space="preserve">EXPEDIENTE </w:t>
       </w:r>
@@ -36,7 +36,7 @@
           <w:color w:val="000000"/>
           <w:kern w:val="0"/>
           <w:lang w:eastAsia="es-PE"/>
-          <ns2:ligatures ns2:val="none"/>
+          <w14:ligatures w14:val="none"/>
         </w:rPr>
         <w:tab/>
         <w:t>:</w:t>
@@ -48,7 +48,7 @@
           <w:color w:val="000000"/>
           <w:kern w:val="0"/>
           <w:lang w:eastAsia="es-PE"/>
-          <ns2:ligatures ns2:val="none"/>
+          <w14:ligatures w14:val="none"/>
         </w:rPr>
         <w:tab/>
       </w:r>
@@ -61,12 +61,12 @@
           <w:kern w:val="0"/>
           <w:shd w:val="clear" w:color="auto" w:fill="FFFFFF"/>
           <w:lang w:eastAsia="es-PE"/>
-          <ns2:ligatures ns2:val="none"/>
+          <w14:ligatures w14:val="none"/>
         </w:rPr>
         <w:t>1791-2025/CC1</w:t>
       </w:r>
     </w:p>
-    <w:p ns2:paraId="7E5DC22B" ns2:textId="24A232B6">
+    <w:p>
       <w:pPr>
         <w:tabs>
           <w:tab w:val="left" w:pos="1701"/>
@@ -81,7 +81,7 @@
           <w:color w:val="000000"/>
           <w:kern w:val="0"/>
           <w:lang w:eastAsia="es-PE"/>
-          <ns2:ligatures ns2:val="none"/>
+          <w14:ligatures w14:val="none"/>
         </w:rPr>
       </w:pPr>
       <w:r>
@@ -91,112 +91,16 @@
           <w:color w:val="000000"/>
           <w:kern w:val="0"/>
           <w:lang w:eastAsia="es-PE"/>
-          <ns2:ligatures ns2:val="none"/>
-        </w:rPr>
-        <w:t xml:space="preserve">DENUNCIANTE:[DENUNCIANTE] (SEÑOR [APELLIDO])</w:t>
-      </w:r>
-      <w:r>
-        <w:rPr>
-          <w:rFonts w:ascii="Arial Narrow" w:eastAsia="Arial Narrow" w:hAnsi="Arial Narrow" w:cs="Arial Narrow"/>
-          <w:b/>
-          <w:color w:val="000000"/>
-          <w:kern w:val="0"/>
-          <w:lang w:eastAsia="es-PE"/>
-          <ns2:ligatures ns2:val="none"/>
-        </w:rPr>
+          <w14:ligatures w14:val="none"/>
+        </w:rPr>
+        <w:t>DENUNCIANTE</w:t>
         <w:tab/>
-        <w:t/>
-      </w:r>
-      <w:r>
-        <w:rPr>
-          <w:rFonts w:ascii="Arial Narrow" w:eastAsia="Arial Narrow" w:hAnsi="Arial Narrow" w:cs="Arial Narrow"/>
-          <w:b/>
-          <w:color w:val="000000"/>
-          <w:kern w:val="0"/>
-          <w:lang w:eastAsia="es-PE"/>
-          <ns2:ligatures ns2:val="none"/>
-        </w:rPr>
+        <w:t>:</w:t>
         <w:tab/>
-      </w:r>
-      <w:r>
-        <w:rPr>
-          <w:rFonts w:ascii="Arial Narrow" w:eastAsia="Arial Narrow" w:hAnsi="Arial Narrow" w:cs="Arial Narrow"/>
-          <w:b/>
-          <w:color w:val="000000"/>
-          <w:kern w:val="0"/>
-          <w:lang w:eastAsia="es-PE"/>
-          <ns2:ligatures ns2:val="none"/>
-        </w:rPr>
-        <w:t/>
-      </w:r>
-      <w:r>
-        <w:rPr>
-          <w:rFonts w:ascii="Arial Narrow" w:eastAsia="Arial Narrow" w:hAnsi="Arial Narrow" w:cs="Arial Narrow"/>
-          <w:b/>
-          <w:color w:val="000000"/>
-          <w:kern w:val="0"/>
-          <w:lang w:eastAsia="es-PE"/>
-          <ns2:ligatures ns2:val="none"/>
-        </w:rPr>
-        <w:t/>
-      </w:r>
-      <w:r>
-        <w:rPr>
-          <w:rFonts w:ascii="Arial Narrow" w:eastAsia="Arial Narrow" w:hAnsi="Arial Narrow" w:cs="Arial Narrow"/>
-          <w:b/>
-          <w:color w:val="000000"/>
-          <w:kern w:val="0"/>
-          <w:lang w:eastAsia="es-PE"/>
-          <ns2:ligatures ns2:val="none"/>
-        </w:rPr>
-        <w:t xml:space="preserve"/>
-      </w:r>
-      <w:r>
-        <w:rPr>
-          <w:rFonts w:ascii="Arial Narrow" w:eastAsia="Arial Narrow" w:hAnsi="Arial Narrow" w:cs="Arial Narrow"/>
-          <w:b/>
-          <w:color w:val="000000"/>
-          <w:kern w:val="0"/>
-          <w:lang w:eastAsia="es-PE"/>
-          <ns2:ligatures ns2:val="none"/>
-        </w:rPr>
-        <w:t/>
-      </w:r>
-      <w:r>
-        <w:rPr>
-          <w:rFonts w:ascii="Arial Narrow" w:eastAsia="Arial Narrow" w:hAnsi="Arial Narrow" w:cs="Arial Narrow"/>
-          <w:b/>
-          <w:color w:val="000000"/>
-          <w:kern w:val="0"/>
-          <w:lang w:eastAsia="es-PE"/>
-          <ns2:ligatures ns2:val="none"/>
-        </w:rPr>
-        <w:t xml:space="preserve"/>
-      </w:r>
-      <w:r>
-        <w:rPr>
-          <w:rFonts w:ascii="Arial Narrow" w:eastAsia="Arial Narrow" w:hAnsi="Arial Narrow" w:cs="Arial Narrow"/>
-          <w:b/>
-          <w:color w:val="000000"/>
-          <w:kern w:val="0"/>
-          <w:lang w:eastAsia="es-PE"/>
-          <ns2:ligatures ns2:val="none"/>
-        </w:rPr>
-        <w:t/>
-      </w:r>
-      <w:r>
-        <w:rPr>
-          <w:rFonts w:ascii="Arial Narrow" w:eastAsia="Arial Narrow" w:hAnsi="Arial Narrow" w:cs="Arial Narrow"/>
-          <w:b/>
-          <w:color w:val="000000"/>
-          <w:kern w:val="0"/>
-          <w:lang w:eastAsia="es-PE"/>
-          <ns2:ligatures ns2:val="none"/>
-        </w:rPr>
-        <w:t/>
-      </w:r>
-    </w:p>
-    <w:p ns2:paraId="6DEEEDFE" ns2:textId="3F1BFF9C">
+        <w:t xml:space="preserve">[DENUNCIANTE] (SEÑOR [APELLIDO])</w:t>
+      </w:r>
+    </w:p>
+    <w:p>
       <w:pPr>
         <w:tabs>
           <w:tab w:val="left" w:pos="1701"/>
@@ -211,7 +115,7 @@
           <w:color w:val="000000"/>
           <w:kern w:val="0"/>
           <w:lang w:eastAsia="es-PE"/>
-          <ns2:ligatures ns2:val="none"/>
+          <w14:ligatures w14:val="none"/>
         </w:rPr>
       </w:pPr>
       <w:r>
@@ -221,7 +125,7 @@
           <w:color w:val="000000"/>
           <w:kern w:val="0"/>
           <w:lang w:eastAsia="es-PE"/>
-          <ns2:ligatures ns2:val="none"/>
+          <w14:ligatures w14:val="none"/>
         </w:rPr>
         <w:t>DENUNCIADO</w:t>
       </w:r>
@@ -232,7 +136,7 @@
           <w:color w:val="000000"/>
           <w:kern w:val="0"/>
           <w:lang w:eastAsia="es-PE"/>
-          <ns2:ligatures ns2:val="none"/>
+          <w14:ligatures w14:val="none"/>
         </w:rPr>
         <w:tab/>
         <w:t>:</w:t>
@@ -244,7 +148,7 @@
           <w:color w:val="000000"/>
           <w:kern w:val="0"/>
           <w:lang w:eastAsia="es-PE"/>
-          <ns2:ligatures ns2:val="none"/>
+          <w14:ligatures w14:val="none"/>
         </w:rPr>
         <w:tab/>
       </w:r>
@@ -255,7 +159,7 @@
           <w:color w:val="000000"/>
           <w:kern w:val="0"/>
           <w:lang w:eastAsia="es-PE"/>
-          <ns2:ligatures ns2:val="none"/>
+          <w14:ligatures w14:val="none"/>
         </w:rPr>
         <w:t>BANCO INTERNACIONAL DEL PER</w:t>
       </w:r>
@@ -266,7 +170,7 @@
           <w:color w:val="000000"/>
           <w:kern w:val="0"/>
           <w:lang w:eastAsia="es-PE"/>
-          <ns2:ligatures ns2:val="none"/>
+          <w14:ligatures w14:val="none"/>
         </w:rPr>
         <w:t>Ú</w:t>
       </w:r>
@@ -277,7 +181,7 @@
           <w:color w:val="000000"/>
           <w:kern w:val="0"/>
           <w:lang w:eastAsia="es-PE"/>
-          <ns2:ligatures ns2:val="none"/>
+          <w14:ligatures w14:val="none"/>
         </w:rPr>
         <w:t xml:space="preserve">-INTERBANK S.A.A. </w:t>
       </w:r>
@@ -288,7 +192,7 @@
           <w:color w:val="000000"/>
           <w:kern w:val="0"/>
           <w:lang w:eastAsia="es-PE"/>
-          <ns2:ligatures ns2:val="none"/>
+          <w14:ligatures w14:val="none"/>
         </w:rPr>
         <w:t>(</w:t>
       </w:r>
@@ -299,7 +203,7 @@
           <w:color w:val="000000"/>
           <w:kern w:val="0"/>
           <w:lang w:eastAsia="es-PE"/>
-          <ns2:ligatures ns2:val="none"/>
+          <w14:ligatures w14:val="none"/>
         </w:rPr>
         <w:t>INTERBANK</w:t>
       </w:r>
@@ -310,12 +214,12 @@
           <w:color w:val="000000"/>
           <w:kern w:val="0"/>
           <w:lang w:eastAsia="es-PE"/>
-          <ns2:ligatures ns2:val="none"/>
+          <w14:ligatures w14:val="none"/>
         </w:rPr>
         <w:t>)</w:t>
       </w:r>
     </w:p>
-    <w:p ns2:paraId="022D2B94" ns2:textId="77777777">
+    <w:p>
       <w:pPr>
         <w:tabs>
           <w:tab w:val="left" w:pos="1701"/>
@@ -330,7 +234,7 @@
           <w:color w:val="000000"/>
           <w:kern w:val="0"/>
           <w:lang w:eastAsia="es-PE"/>
-          <ns2:ligatures ns2:val="none"/>
+          <w14:ligatures w14:val="none"/>
         </w:rPr>
       </w:pPr>
       <w:r>
@@ -340,7 +244,7 @@
           <w:color w:val="000000"/>
           <w:kern w:val="0"/>
           <w:lang w:eastAsia="es-PE"/>
-          <ns2:ligatures ns2:val="none"/>
+          <w14:ligatures w14:val="none"/>
         </w:rPr>
         <w:t>MATERIAS</w:t>
       </w:r>
@@ -351,7 +255,7 @@
           <w:color w:val="000000"/>
           <w:kern w:val="0"/>
           <w:lang w:eastAsia="es-PE"/>
-          <ns2:ligatures ns2:val="none"/>
+          <w14:ligatures w14:val="none"/>
         </w:rPr>
         <w:tab/>
         <w:t xml:space="preserve">: </w:t>
@@ -363,13 +267,13 @@
           <w:color w:val="000000"/>
           <w:kern w:val="0"/>
           <w:lang w:eastAsia="es-PE"/>
-          <ns2:ligatures ns2:val="none"/>
+          <w14:ligatures w14:val="none"/>
         </w:rPr>
         <w:tab/>
         <w:t>ADMISIÓN A TRÁMITE</w:t>
       </w:r>
     </w:p>
-    <w:p ns2:paraId="19ED7B73" ns2:textId="77777777">
+    <w:p>
       <w:pPr>
         <w:tabs>
           <w:tab w:val="left" w:pos="1701"/>
@@ -384,7 +288,7 @@
           <w:color w:val="000000"/>
           <w:kern w:val="0"/>
           <w:lang w:eastAsia="es-PE"/>
-          <ns2:ligatures ns2:val="none"/>
+          <w14:ligatures w14:val="none"/>
         </w:rPr>
       </w:pPr>
       <w:r>
@@ -394,12 +298,12 @@
           <w:color w:val="000000"/>
           <w:kern w:val="0"/>
           <w:lang w:eastAsia="es-PE"/>
-          <ns2:ligatures ns2:val="none"/>
+          <w14:ligatures w14:val="none"/>
         </w:rPr>
         <w:t xml:space="preserve">REQUERIMIENTO DE INFORMACIÓN </w:t>
       </w:r>
     </w:p>
-    <w:p ns2:paraId="46A5A479" ns2:textId="01BE3F4B">
+    <w:p>
       <w:pPr>
         <w:tabs>
           <w:tab w:val="left" w:pos="1701"/>
@@ -413,7 +317,7 @@
           <w:color w:val="000000"/>
           <w:kern w:val="0"/>
           <w:lang w:eastAsia="es-PE"/>
-          <ns2:ligatures ns2:val="none"/>
+          <w14:ligatures w14:val="none"/>
         </w:rPr>
       </w:pPr>
       <w:r>
@@ -423,7 +327,7 @@
           <w:color w:val="000000"/>
           <w:kern w:val="0"/>
           <w:lang w:eastAsia="es-PE"/>
-          <ns2:ligatures ns2:val="none"/>
+          <w14:ligatures w14:val="none"/>
         </w:rPr>
         <w:t xml:space="preserve">RESOLUCIÓN </w:t>
       </w:r>
@@ -434,7 +338,7 @@
           <w:color w:val="000000"/>
           <w:kern w:val="0"/>
           <w:lang w:eastAsia="es-PE"/>
-          <ns2:ligatures ns2:val="none"/>
+          <w14:ligatures w14:val="none"/>
         </w:rPr>
         <w:tab/>
         <w:t>:</w:t>
@@ -446,7 +350,7 @@
           <w:color w:val="000000"/>
           <w:kern w:val="0"/>
           <w:lang w:eastAsia="es-PE"/>
-          <ns2:ligatures ns2:val="none"/>
+          <w14:ligatures w14:val="none"/>
         </w:rPr>
         <w:tab/>
       </w:r>
@@ -457,12 +361,12 @@
           <w:color w:val="000000"/>
           <w:kern w:val="0"/>
           <w:lang w:eastAsia="es-PE"/>
-          <ns2:ligatures ns2:val="none"/>
+          <w14:ligatures w14:val="none"/>
         </w:rPr>
         <w:t>1</w:t>
       </w:r>
     </w:p>
-    <w:p ns2:paraId="5BA3A18D" ns2:textId="77777777">
+    <w:p>
       <w:pPr>
         <w:tabs>
           <w:tab w:val="left" w:pos="1014"/>
@@ -475,11 +379,11 @@
           <w:kern w:val="0"/>
           <w:shd w:val="clear" w:color="auto" w:fill="FFFFFF"/>
           <w:lang w:eastAsia="es-PE"/>
-          <ns2:ligatures ns2:val="none"/>
-        </w:rPr>
-      </w:pPr>
-    </w:p>
-    <w:p ns2:paraId="2F799822" ns2:textId="36BE5C10">
+          <w14:ligatures w14:val="none"/>
+        </w:rPr>
+      </w:pPr>
+    </w:p>
+    <w:p>
       <w:pPr>
         <w:tabs>
           <w:tab w:val="left" w:pos="1014"/>
@@ -492,7 +396,7 @@
           <w:kern w:val="0"/>
           <w:shd w:val="clear" w:color="auto" w:fill="FFFFFF"/>
           <w:lang w:eastAsia="es-PE"/>
-          <ns2:ligatures ns2:val="none"/>
+          <w14:ligatures w14:val="none"/>
         </w:rPr>
       </w:pPr>
       <w:r>
@@ -502,7 +406,7 @@
           <w:kern w:val="0"/>
           <w:shd w:val="clear" w:color="auto" w:fill="FFFFFF"/>
           <w:lang w:eastAsia="es-PE"/>
-          <ns2:ligatures ns2:val="none"/>
+          <w14:ligatures w14:val="none"/>
         </w:rPr>
         <w:t>Lima</w:t>
       </w:r>
@@ -513,7 +417,7 @@
           <w:kern w:val="0"/>
           <w:shd w:val="clear" w:color="auto" w:fill="FFFFFF"/>
           <w:lang w:eastAsia="es-PE"/>
-          <ns2:ligatures ns2:val="none"/>
+          <w14:ligatures w14:val="none"/>
         </w:rPr>
         <w:t xml:space="preserve">, </w:t>
       </w:r>
@@ -524,7 +428,7 @@
           <w:kern w:val="0"/>
           <w:shd w:val="clear" w:color="auto" w:fill="FFFFFF"/>
           <w:lang w:eastAsia="es-PE"/>
-          <ns2:ligatures ns2:val="none"/>
+          <w14:ligatures w14:val="none"/>
         </w:rPr>
         <w:t xml:space="preserve">29 de agosto de 2025</w:t>
       </w:r>
@@ -535,7 +439,7 @@
           <w:kern w:val="0"/>
           <w:shd w:val="clear" w:color="auto" w:fill="FFFFFF"/>
           <w:lang w:eastAsia="es-PE"/>
-          <ns2:ligatures ns2:val="none"/>
+          <w14:ligatures w14:val="none"/>
         </w:rPr>
         <w:t xml:space="preserve"/>
       </w:r>
@@ -546,7 +450,7 @@
           <w:kern w:val="0"/>
           <w:shd w:val="clear" w:color="auto" w:fill="FFFFFF"/>
           <w:lang w:eastAsia="es-PE"/>
-          <ns2:ligatures ns2:val="none"/>
+          <w14:ligatures w14:val="none"/>
         </w:rPr>
         <w:t xml:space="preserve"/>
       </w:r>
@@ -557,7 +461,7 @@
           <w:kern w:val="0"/>
           <w:shd w:val="clear" w:color="auto" w:fill="FFFFFF"/>
           <w:lang w:eastAsia="es-PE"/>
-          <ns2:ligatures ns2:val="none"/>
+          <w14:ligatures w14:val="none"/>
         </w:rPr>
         <w:t xml:space="preserve"/>
       </w:r>
@@ -568,12 +472,12 @@
           <w:kern w:val="0"/>
           <w:shd w:val="clear" w:color="auto" w:fill="FFFFFF"/>
           <w:lang w:eastAsia="es-PE"/>
-          <ns2:ligatures ns2:val="none"/>
+          <w14:ligatures w14:val="none"/>
         </w:rPr>
         <w:t xml:space="preserve"/>
       </w:r>
     </w:p>
-    <w:p ns2:paraId="66CE1821" ns2:textId="77777777">
+    <w:p>
       <w:pPr>
         <w:tabs>
           <w:tab w:val="left" w:pos="1014"/>
@@ -585,11 +489,11 @@
           <w:color w:val="000000"/>
           <w:kern w:val="0"/>
           <w:lang w:eastAsia="es-PE"/>
-          <ns2:ligatures ns2:val="none"/>
-        </w:rPr>
-      </w:pPr>
-    </w:p>
-    <w:p ns2:paraId="0B80AAA5" ns2:textId="77777777">
+          <w14:ligatures w14:val="none"/>
+        </w:rPr>
+      </w:pPr>
+    </w:p>
+    <w:p>
       <w:pPr>
         <w:numPr>
           <w:ilvl w:val="0"/>
@@ -603,7 +507,7 @@
           <w:color w:val="000000"/>
           <w:kern w:val="0"/>
           <w:lang w:eastAsia="es-PE"/>
-          <ns2:ligatures ns2:val="none"/>
+          <w14:ligatures w14:val="none"/>
         </w:rPr>
       </w:pPr>
       <w:r>
@@ -613,12 +517,12 @@
           <w:color w:val="000000"/>
           <w:kern w:val="0"/>
           <w:lang w:eastAsia="es-PE"/>
-          <ns2:ligatures ns2:val="none"/>
+          <w14:ligatures w14:val="none"/>
         </w:rPr>
         <w:t xml:space="preserve">HECHOS </w:t>
       </w:r>
     </w:p>
-    <w:p ns2:paraId="621F2AB2" ns2:textId="77777777">
+    <w:p>
       <w:pPr>
         <w:spacing w:after="0" w:line="240" w:lineRule="auto"/>
         <w:jc w:val="both"/>
@@ -627,11 +531,11 @@
           <w:color w:val="000000"/>
           <w:kern w:val="0"/>
           <w:lang w:eastAsia="es-PE"/>
-          <ns2:ligatures ns2:val="none"/>
-        </w:rPr>
-      </w:pPr>
-    </w:p>
-    <w:p ns2:paraId="60B5D5B0" ns2:textId="4D19764A">
+          <w14:ligatures w14:val="none"/>
+        </w:rPr>
+      </w:pPr>
+    </w:p>
+    <w:p>
       <w:pPr>
         <w:numPr>
           <w:ilvl w:val="1"/>
@@ -645,7 +549,7 @@
           <w:color w:val="000000"/>
           <w:kern w:val="0"/>
           <w:lang w:val="es-ES" w:eastAsia="es-ES"/>
-          <ns2:ligatures ns2:val="none"/>
+          <w14:ligatures w14:val="none"/>
         </w:rPr>
       </w:pPr>
       <w:r>
@@ -654,7 +558,7 @@
           <w:color w:val="000000"/>
           <w:kern w:val="0"/>
           <w:lang w:val="es-ES" w:eastAsia="es-ES"/>
-          <ns2:ligatures ns2:val="none"/>
+          <w14:ligatures w14:val="none"/>
         </w:rPr>
         <w:t xml:space="preserve">Mediante el escrito del 18 de julio de 2025, el señor [APELLIDO] denunció a Interbank por presuntas infracciones a la Ley 29571, Código de Protección y Defensa del Consumidor (en adelante, Código), señalando lo siguiente:</w:t>
       </w:r>
@@ -664,7 +568,7 @@
           <w:color w:val="000000"/>
           <w:kern w:val="0"/>
           <w:lang w:val="es-ES" w:eastAsia="es-ES"/>
-          <ns2:ligatures ns2:val="none"/>
+          <w14:ligatures w14:val="none"/>
         </w:rPr>
         <w:t xml:space="preserve"/>
       </w:r>
@@ -674,7 +578,7 @@
           <w:color w:val="000000"/>
           <w:kern w:val="0"/>
           <w:lang w:val="es-ES" w:eastAsia="es-ES"/>
-          <ns2:ligatures ns2:val="none"/>
+          <w14:ligatures w14:val="none"/>
         </w:rPr>
         <w:t/>
       </w:r>
@@ -686,7 +590,7 @@
           <w:kern w:val="0"/>
           <w:vertAlign w:val="superscript"/>
           <w:lang w:val="es-ES" w:eastAsia="es-ES"/>
-          <ns2:ligatures ns2:val="none"/>
+          <w14:ligatures w14:val="none"/>
         </w:rPr>
         <w:footnoteReference w:id="1"/>
       </w:r>
@@ -694,7 +598,7 @@
         <w:rPr>
           <w:rFonts w:ascii="Arial Narrow" w:eastAsia="Calibri" w:hAnsi="Arial Narrow" w:cs="Arial"/>
           <w:kern w:val="0"/>
-          <ns2:ligatures ns2:val="none"/>
+          <w14:ligatures w14:val="none"/>
         </w:rPr>
         <w:t/>
       </w:r>
@@ -702,7 +606,7 @@
         <w:rPr>
           <w:rFonts w:ascii="Arial Narrow" w:eastAsia="Calibri" w:hAnsi="Arial Narrow" w:cs="Arial"/>
           <w:kern w:val="0"/>
-          <ns2:ligatures ns2:val="none"/>
+          <w14:ligatures w14:val="none"/>
         </w:rPr>
         <w:t xml:space="preserve"/>
       </w:r>
@@ -710,7 +614,7 @@
         <w:rPr>
           <w:rFonts w:ascii="Arial Narrow" w:eastAsia="Calibri" w:hAnsi="Arial Narrow" w:cs="Arial"/>
           <w:kern w:val="0"/>
-          <ns2:ligatures ns2:val="none"/>
+          <w14:ligatures w14:val="none"/>
         </w:rPr>
         <w:t/>
       </w:r>
@@ -718,7 +622,7 @@
         <w:rPr>
           <w:rFonts w:ascii="Arial Narrow" w:eastAsia="Calibri" w:hAnsi="Arial Narrow" w:cs="Arial"/>
           <w:kern w:val="0"/>
-          <ns2:ligatures ns2:val="none"/>
+          <w14:ligatures w14:val="none"/>
         </w:rPr>
         <w:t xml:space="preserve"/>
       </w:r>
@@ -726,7 +630,7 @@
         <w:rPr>
           <w:rFonts w:ascii="Arial Narrow" w:eastAsia="Calibri" w:hAnsi="Arial Narrow" w:cs="Arial"/>
           <w:kern w:val="0"/>
-          <ns2:ligatures ns2:val="none"/>
+          <w14:ligatures w14:val="none"/>
         </w:rPr>
         <w:t xml:space="preserve"/>
       </w:r>
@@ -734,7 +638,7 @@
         <w:rPr>
           <w:rFonts w:ascii="Arial Narrow" w:eastAsia="Calibri" w:hAnsi="Arial Narrow" w:cs="Arial"/>
           <w:kern w:val="0"/>
-          <ns2:ligatures ns2:val="none"/>
+          <w14:ligatures w14:val="none"/>
         </w:rPr>
         <w:t/>
       </w:r>
@@ -744,7 +648,7 @@
           <w:color w:val="000000"/>
           <w:kern w:val="0"/>
           <w:lang w:val="es-ES" w:eastAsia="es-ES"/>
-          <ns2:ligatures ns2:val="none"/>
+          <w14:ligatures w14:val="none"/>
         </w:rPr>
         <w:t xml:space="preserve"/>
       </w:r>
@@ -754,7 +658,7 @@
           <w:color w:val="000000"/>
           <w:kern w:val="0"/>
           <w:lang w:val="es-ES" w:eastAsia="es-ES"/>
-          <ns2:ligatures ns2:val="none"/>
+          <w14:ligatures w14:val="none"/>
         </w:rPr>
         <w:t xml:space="preserve"/>
       </w:r>
@@ -764,7 +668,7 @@
           <w:color w:val="000000"/>
           <w:kern w:val="0"/>
           <w:lang w:val="es-ES" w:eastAsia="es-ES"/>
-          <ns2:ligatures ns2:val="none"/>
+          <w14:ligatures w14:val="none"/>
         </w:rPr>
         <w:t/>
       </w:r>
@@ -776,7 +680,7 @@
           <w:kern w:val="0"/>
           <w:vertAlign w:val="superscript"/>
           <w:lang w:val="es-ES" w:eastAsia="es-ES"/>
-          <ns2:ligatures ns2:val="none"/>
+          <w14:ligatures w14:val="none"/>
         </w:rPr>
         <w:footnoteReference w:id="2"/>
       </w:r>
@@ -786,7 +690,7 @@
           <w:color w:val="000000"/>
           <w:kern w:val="0"/>
           <w:lang w:val="es-ES" w:eastAsia="es-ES"/>
-          <ns2:ligatures ns2:val="none"/>
+          <w14:ligatures w14:val="none"/>
         </w:rPr>
         <w:t xml:space="preserve"/>
       </w:r>
@@ -797,12 +701,12 @@
           <w:color w:val="000000"/>
           <w:kern w:val="0"/>
           <w:lang w:val="es-ES" w:eastAsia="es-ES"/>
-          <ns2:ligatures ns2:val="none"/>
+          <w14:ligatures w14:val="none"/>
         </w:rPr>
         <w:t/>
       </w:r>
     </w:p>
-    <w:p ns2:paraId="3AD3B7C6" ns2:textId="77777777">
+    <w:p>
       <w:pPr>
         <w:tabs>
           <w:tab w:val="left" w:pos="1134"/>
@@ -814,11 +718,11 @@
           <w:color w:val="000000"/>
           <w:kern w:val="0"/>
           <w:lang w:val="es-ES" w:eastAsia="es-ES"/>
-          <ns2:ligatures ns2:val="none"/>
-        </w:rPr>
-      </w:pPr>
-    </w:p>
-    <w:p ns2:paraId="1E78A6D7" ns2:textId="406B7472">
+          <w14:ligatures w14:val="none"/>
+        </w:rPr>
+      </w:pPr>
+    </w:p>
+    <w:p>
       <w:pPr>
         <w:pStyle w:val="Prrafodelista"/>
         <w:numPr>
@@ -836,16 +740,16 @@
           <w:color w:val="000000"/>
           <w:kern w:val="0"/>
           <w:lang w:eastAsia="es-ES"/>
-          <ns2:ligatures ns2:val="none"/>
-        </w:rPr>
-      </w:pPr>
-      <w:r>
-        <w:rPr>
-          <w:rFonts w:ascii="Arial Narrow" w:eastAsia="Times New Roman" w:hAnsi="Arial Narrow" w:cs="Arial"/>
-          <w:color w:val="000000"/>
-          <w:kern w:val="0"/>
-          <w:lang w:eastAsia="es-ES"/>
-          <ns2:ligatures ns2:val="none"/>
+          <w14:ligatures w14:val="none"/>
+        </w:rPr>
+      </w:pPr>
+      <w:r>
+        <w:rPr>
+          <w:rFonts w:ascii="Arial Narrow" w:eastAsia="Times New Roman" w:hAnsi="Arial Narrow" w:cs="Arial"/>
+          <w:color w:val="000000"/>
+          <w:kern w:val="0"/>
+          <w:lang w:eastAsia="es-ES"/>
+          <w14:ligatures w14:val="none"/>
         </w:rPr>
         <w:t xml:space="preserve">Con anterioridad al 21 de mayo de 2025, contrató el crédito por convenio 019xxxxxx479 con Interbank, el cual incluía el Seguro de Protección de Crédito Full </w:t>
       </w:r>
@@ -855,7 +759,7 @@
           <w:color w:val="000000"/>
           <w:kern w:val="0"/>
           <w:lang w:eastAsia="es-ES"/>
-          <ns2:ligatures ns2:val="none"/>
+          <w14:ligatures w14:val="none"/>
         </w:rPr>
         <w:t xml:space="preserve">– Póliza </w:t>
       </w:r>
@@ -865,7 +769,7 @@
           <w:color w:val="000000"/>
           <w:kern w:val="0"/>
           <w:lang w:eastAsia="es-ES"/>
-          <ns2:ligatures ns2:val="none"/>
+          <w14:ligatures w14:val="none"/>
         </w:rPr>
         <w:t/>
       </w:r>
@@ -875,7 +779,7 @@
           <w:color w:val="000000"/>
           <w:kern w:val="0"/>
           <w:lang w:eastAsia="es-ES"/>
-          <ns2:ligatures ns2:val="none"/>
+          <w14:ligatures w14:val="none"/>
         </w:rPr>
         <w:t xml:space="preserve"> </w:t>
       </w:r>
@@ -885,7 +789,7 @@
           <w:color w:val="000000"/>
           <w:kern w:val="0"/>
           <w:lang w:eastAsia="es-ES"/>
-          <ns2:ligatures ns2:val="none"/>
+          <w14:ligatures w14:val="none"/>
         </w:rPr>
         <w:t xml:space="preserve">5000047-000016204 </w:t>
       </w:r>
@@ -895,7 +799,7 @@
           <w:color w:val="000000"/>
           <w:kern w:val="0"/>
           <w:lang w:eastAsia="es-ES"/>
-          <ns2:ligatures ns2:val="none"/>
+          <w14:ligatures w14:val="none"/>
         </w:rPr>
         <w:t>(en adelante, “Seguro de Crédito”)</w:t>
       </w:r>
@@ -905,7 +809,7 @@
           <w:color w:val="000000"/>
           <w:kern w:val="0"/>
           <w:lang w:eastAsia="es-ES"/>
-          <ns2:ligatures ns2:val="none"/>
+          <w14:ligatures w14:val="none"/>
         </w:rPr>
         <w:t xml:space="preserve"> emitido por</w:t>
       </w:r>
@@ -915,7 +819,7 @@
           <w:color w:val="000000"/>
           <w:kern w:val="0"/>
           <w:lang w:eastAsia="es-ES"/>
-          <ns2:ligatures ns2:val="none"/>
+          <w14:ligatures w14:val="none"/>
         </w:rPr>
         <w:t xml:space="preserve"> </w:t>
       </w:r>
@@ -926,7 +830,7 @@
           <w:color w:val="000000"/>
           <w:kern w:val="0"/>
           <w:lang w:eastAsia="es-ES"/>
-          <ns2:ligatures ns2:val="none"/>
+          <w14:ligatures w14:val="none"/>
         </w:rPr>
         <w:t>Interseguro</w:t>
       </w:r>
@@ -937,7 +841,7 @@
           <w:color w:val="000000"/>
           <w:kern w:val="0"/>
           <w:lang w:eastAsia="es-ES"/>
-          <ns2:ligatures ns2:val="none"/>
+          <w14:ligatures w14:val="none"/>
         </w:rPr>
         <w:t xml:space="preserve"> </w:t>
       </w:r>
@@ -947,7 +851,7 @@
           <w:color w:val="000000"/>
           <w:kern w:val="0"/>
           <w:lang w:eastAsia="es-ES"/>
-          <ns2:ligatures ns2:val="none"/>
+          <w14:ligatures w14:val="none"/>
         </w:rPr>
         <w:t xml:space="preserve">Compañía de Seguros S.A. (en adelante, </w:t>
       </w:r>
@@ -958,7 +862,7 @@
           <w:color w:val="000000"/>
           <w:kern w:val="0"/>
           <w:lang w:eastAsia="es-ES"/>
-          <ns2:ligatures ns2:val="none"/>
+          <w14:ligatures w14:val="none"/>
         </w:rPr>
         <w:t>Interseguro</w:t>
       </w:r>
@@ -969,7 +873,7 @@
           <w:color w:val="000000"/>
           <w:kern w:val="0"/>
           <w:lang w:eastAsia="es-ES"/>
-          <ns2:ligatures ns2:val="none"/>
+          <w14:ligatures w14:val="none"/>
         </w:rPr>
         <w:t>)</w:t>
       </w:r>
@@ -979,7 +883,7 @@
           <w:color w:val="000000"/>
           <w:kern w:val="0"/>
           <w:lang w:eastAsia="es-ES"/>
-          <ns2:ligatures ns2:val="none"/>
+          <w14:ligatures w14:val="none"/>
         </w:rPr>
         <w:t>, que cubre hasta un límite de seis cuotas del préstamo en caso de desempleo involuntario del asegurado, siendo el beneficiario</w:t>
       </w:r>
@@ -989,7 +893,7 @@
           <w:color w:val="000000"/>
           <w:kern w:val="0"/>
           <w:lang w:eastAsia="es-ES"/>
-          <ns2:ligatures ns2:val="none"/>
+          <w14:ligatures w14:val="none"/>
         </w:rPr>
         <w:t xml:space="preserve"> el </w:t>
       </w:r>
@@ -999,12 +903,12 @@
           <w:color w:val="000000"/>
           <w:kern w:val="0"/>
           <w:lang w:eastAsia="es-ES"/>
-          <ns2:ligatures ns2:val="none"/>
+          <w14:ligatures w14:val="none"/>
         </w:rPr>
         <w:t>Interbank.</w:t>
       </w:r>
     </w:p>
-    <w:p ns2:paraId="42B8BE0C" ns2:textId="77777777">
+    <w:p>
       <w:pPr>
         <w:pStyle w:val="Prrafodelista"/>
         <w:spacing w:after="0" w:line="240" w:lineRule="auto"/>
@@ -1015,11 +919,11 @@
           <w:color w:val="000000"/>
           <w:kern w:val="0"/>
           <w:lang w:eastAsia="es-ES"/>
-          <ns2:ligatures ns2:val="none"/>
-        </w:rPr>
-      </w:pPr>
-    </w:p>
-    <w:p ns2:paraId="15A5577B" ns2:textId="21371F6F">
+          <w14:ligatures w14:val="none"/>
+        </w:rPr>
+      </w:pPr>
+    </w:p>
+    <w:p>
       <w:pPr>
         <w:pStyle w:val="Prrafodelista"/>
         <w:numPr>
@@ -1037,16 +941,16 @@
           <w:color w:val="000000"/>
           <w:kern w:val="0"/>
           <w:lang w:eastAsia="es-ES"/>
-          <ns2:ligatures ns2:val="none"/>
-        </w:rPr>
-      </w:pPr>
-      <w:r>
-        <w:rPr>
-          <w:rFonts w:ascii="Arial Narrow" w:eastAsia="Times New Roman" w:hAnsi="Arial Narrow" w:cs="Arial"/>
-          <w:color w:val="000000"/>
-          <w:kern w:val="0"/>
-          <w:lang w:eastAsia="es-ES"/>
-          <ns2:ligatures ns2:val="none"/>
+          <w14:ligatures w14:val="none"/>
+        </w:rPr>
+      </w:pPr>
+      <w:r>
+        <w:rPr>
+          <w:rFonts w:ascii="Arial Narrow" w:eastAsia="Times New Roman" w:hAnsi="Arial Narrow" w:cs="Arial"/>
+          <w:color w:val="000000"/>
+          <w:kern w:val="0"/>
+          <w:lang w:eastAsia="es-ES"/>
+          <w14:ligatures w14:val="none"/>
         </w:rPr>
         <w:t xml:space="preserve">El 21 de mayo de 2025, </w:t>
       </w:r>
@@ -1057,7 +961,7 @@
           <w:color w:val="000000"/>
           <w:kern w:val="0"/>
           <w:lang w:eastAsia="es-ES"/>
-          <ns2:ligatures ns2:val="none"/>
+          <w14:ligatures w14:val="none"/>
         </w:rPr>
         <w:t>Interseguro</w:t>
       </w:r>
@@ -1068,7 +972,7 @@
           <w:color w:val="000000"/>
           <w:kern w:val="0"/>
           <w:lang w:eastAsia="es-ES"/>
-          <ns2:ligatures ns2:val="none"/>
+          <w14:ligatures w14:val="none"/>
         </w:rPr>
         <w:t xml:space="preserve"> </w:t>
       </w:r>
@@ -1078,7 +982,7 @@
           <w:color w:val="000000"/>
           <w:kern w:val="0"/>
           <w:lang w:eastAsia="es-ES"/>
-          <ns2:ligatures ns2:val="none"/>
+          <w14:ligatures w14:val="none"/>
         </w:rPr>
         <w:t>abonó el monto de S/. 5 360,94 a la cuenta corriente 200xxxxxx001</w:t>
       </w:r>
@@ -1088,7 +992,7 @@
           <w:color w:val="000000"/>
           <w:kern w:val="0"/>
           <w:lang w:eastAsia="es-ES"/>
-          <ns2:ligatures ns2:val="none"/>
+          <w14:ligatures w14:val="none"/>
         </w:rPr>
         <w:t>***</w:t>
       </w:r>
@@ -1098,25 +1002,25 @@
           <w:color w:val="000000"/>
           <w:kern w:val="0"/>
           <w:lang w:eastAsia="es-ES"/>
-          <ns2:ligatures ns2:val="none"/>
+          <w14:ligatures w14:val="none"/>
         </w:rPr>
         <w:t>941 de Interbank correspondiente al beneficio del Seguro de Protección de Crédito Full.</w:t>
       </w:r>
     </w:p>
-    <w:p ns2:paraId="25C56D8C" ns2:textId="77777777">
-      <w:pPr>
-        <w:spacing w:after="0" w:line="240" w:lineRule="auto"/>
-        <w:jc w:val="both"/>
-        <w:rPr>
-          <w:rFonts w:ascii="Arial Narrow" w:eastAsia="Times New Roman" w:hAnsi="Arial Narrow" w:cs="Arial"/>
-          <w:color w:val="000000"/>
-          <w:kern w:val="0"/>
-          <w:lang w:eastAsia="es-ES"/>
-          <ns2:ligatures ns2:val="none"/>
-        </w:rPr>
-      </w:pPr>
-    </w:p>
-    <w:p ns2:paraId="0319C734" ns2:textId="03A55235">
+    <w:p>
+      <w:pPr>
+        <w:spacing w:after="0" w:line="240" w:lineRule="auto"/>
+        <w:jc w:val="both"/>
+        <w:rPr>
+          <w:rFonts w:ascii="Arial Narrow" w:eastAsia="Times New Roman" w:hAnsi="Arial Narrow" w:cs="Arial"/>
+          <w:color w:val="000000"/>
+          <w:kern w:val="0"/>
+          <w:lang w:eastAsia="es-ES"/>
+          <w14:ligatures w14:val="none"/>
+        </w:rPr>
+      </w:pPr>
+    </w:p>
+    <w:p>
       <w:pPr>
         <w:pStyle w:val="Prrafodelista"/>
         <w:numPr>
@@ -1134,16 +1038,16 @@
           <w:color w:val="000000"/>
           <w:kern w:val="0"/>
           <w:lang w:eastAsia="es-ES"/>
-          <ns2:ligatures ns2:val="none"/>
-        </w:rPr>
-      </w:pPr>
-      <w:r>
-        <w:rPr>
-          <w:rFonts w:ascii="Arial Narrow" w:eastAsia="Times New Roman" w:hAnsi="Arial Narrow" w:cs="Arial"/>
-          <w:color w:val="000000"/>
-          <w:kern w:val="0"/>
-          <w:lang w:eastAsia="es-ES"/>
-          <ns2:ligatures ns2:val="none"/>
+          <w14:ligatures w14:val="none"/>
+        </w:rPr>
+      </w:pPr>
+      <w:r>
+        <w:rPr>
+          <w:rFonts w:ascii="Arial Narrow" w:eastAsia="Times New Roman" w:hAnsi="Arial Narrow" w:cs="Arial"/>
+          <w:color w:val="000000"/>
+          <w:kern w:val="0"/>
+          <w:lang w:eastAsia="es-ES"/>
+          <w14:ligatures w14:val="none"/>
         </w:rPr>
         <w:t xml:space="preserve">El 22 de mayo de 2025, </w:t>
       </w:r>
@@ -1154,7 +1058,7 @@
           <w:color w:val="000000"/>
           <w:kern w:val="0"/>
           <w:lang w:eastAsia="es-ES"/>
-          <ns2:ligatures ns2:val="none"/>
+          <w14:ligatures w14:val="none"/>
         </w:rPr>
         <w:t>Interseguro</w:t>
       </w:r>
@@ -1165,7 +1069,7 @@
           <w:color w:val="000000"/>
           <w:kern w:val="0"/>
           <w:lang w:eastAsia="es-ES"/>
-          <ns2:ligatures ns2:val="none"/>
+          <w14:ligatures w14:val="none"/>
         </w:rPr>
         <w:t xml:space="preserve"> notificó mediante correo electrónico la aprobación de la solicitud de cobertura del Seguro de Crédito e informó que </w:t>
       </w:r>
@@ -1175,7 +1079,7 @@
           <w:color w:val="000000"/>
           <w:kern w:val="0"/>
           <w:lang w:eastAsia="es-ES"/>
-          <ns2:ligatures ns2:val="none"/>
+          <w14:ligatures w14:val="none"/>
         </w:rPr>
         <w:t>el I</w:t>
       </w:r>
@@ -1185,12 +1089,12 @@
           <w:color w:val="000000"/>
           <w:kern w:val="0"/>
           <w:lang w:eastAsia="es-ES"/>
-          <ns2:ligatures ns2:val="none"/>
+          <w14:ligatures w14:val="none"/>
         </w:rPr>
         <w:t>nterbank se comunicaría para coordinar la aplicación del beneficio.</w:t>
       </w:r>
     </w:p>
-    <w:p ns2:paraId="5FE81C1D" ns2:textId="77777777">
+    <w:p>
       <w:pPr>
         <w:pStyle w:val="Prrafodelista"/>
         <w:spacing w:after="0" w:line="240" w:lineRule="auto"/>
@@ -1201,11 +1105,11 @@
           <w:color w:val="000000"/>
           <w:kern w:val="0"/>
           <w:lang w:eastAsia="es-ES"/>
-          <ns2:ligatures ns2:val="none"/>
-        </w:rPr>
-      </w:pPr>
-    </w:p>
-    <w:p ns2:paraId="10330794" ns2:textId="51CCF4DA">
+          <w14:ligatures w14:val="none"/>
+        </w:rPr>
+      </w:pPr>
+    </w:p>
+    <w:p>
       <w:pPr>
         <w:pStyle w:val="Prrafodelista"/>
         <w:numPr>
@@ -1223,16 +1127,16 @@
           <w:color w:val="000000"/>
           <w:kern w:val="0"/>
           <w:lang w:eastAsia="es-ES"/>
-          <ns2:ligatures ns2:val="none"/>
-        </w:rPr>
-      </w:pPr>
-      <w:r>
-        <w:rPr>
-          <w:rFonts w:ascii="Arial Narrow" w:eastAsia="Times New Roman" w:hAnsi="Arial Narrow" w:cs="Arial"/>
-          <w:color w:val="000000"/>
-          <w:kern w:val="0"/>
-          <w:lang w:eastAsia="es-ES"/>
-          <ns2:ligatures ns2:val="none"/>
+          <w14:ligatures w14:val="none"/>
+        </w:rPr>
+      </w:pPr>
+      <w:r>
+        <w:rPr>
+          <w:rFonts w:ascii="Arial Narrow" w:eastAsia="Times New Roman" w:hAnsi="Arial Narrow" w:cs="Arial"/>
+          <w:color w:val="000000"/>
+          <w:kern w:val="0"/>
+          <w:lang w:eastAsia="es-ES"/>
+          <w14:ligatures w14:val="none"/>
         </w:rPr>
         <w:t xml:space="preserve">El 29 de mayo de 2025, envió un correo electrónico a </w:t>
       </w:r>
@@ -1242,7 +1146,7 @@
           <w:color w:val="000000"/>
           <w:kern w:val="0"/>
           <w:lang w:eastAsia="es-ES"/>
-          <ns2:ligatures ns2:val="none"/>
+          <w14:ligatures w14:val="none"/>
         </w:rPr>
         <w:t>Interbank</w:t>
       </w:r>
@@ -1252,7 +1156,7 @@
           <w:color w:val="000000"/>
           <w:kern w:val="0"/>
           <w:lang w:eastAsia="es-ES"/>
-          <ns2:ligatures ns2:val="none"/>
+          <w14:ligatures w14:val="none"/>
         </w:rPr>
         <w:t xml:space="preserve"> con el fin de averiguar la situación de la aplicación del beneficio del Seguro de Crédito al crédito por convenio 019xxxxxx479</w:t>
       </w:r>
@@ -1262,7 +1166,7 @@
           <w:color w:val="000000"/>
           <w:kern w:val="0"/>
           <w:lang w:eastAsia="es-ES"/>
-          <ns2:ligatures ns2:val="none"/>
+          <w14:ligatures w14:val="none"/>
         </w:rPr>
         <w:t>; el mismo día</w:t>
       </w:r>
@@ -1272,7 +1176,7 @@
           <w:color w:val="000000"/>
           <w:kern w:val="0"/>
           <w:lang w:eastAsia="es-ES"/>
-          <ns2:ligatures ns2:val="none"/>
+          <w14:ligatures w14:val="none"/>
         </w:rPr>
         <w:t xml:space="preserve">, Interbank </w:t>
       </w:r>
@@ -1282,7 +1186,7 @@
           <w:color w:val="000000"/>
           <w:kern w:val="0"/>
           <w:lang w:eastAsia="es-ES"/>
-          <ns2:ligatures ns2:val="none"/>
+          <w14:ligatures w14:val="none"/>
         </w:rPr>
         <w:t>le respondió</w:t>
       </w:r>
@@ -1292,7 +1196,7 @@
           <w:color w:val="000000"/>
           <w:kern w:val="0"/>
           <w:lang w:eastAsia="es-ES"/>
-          <ns2:ligatures ns2:val="none"/>
+          <w14:ligatures w14:val="none"/>
         </w:rPr>
         <w:t xml:space="preserve"> indicando que el abono se encontraba en proceso</w:t>
       </w:r>
@@ -1302,7 +1206,7 @@
           <w:color w:val="000000"/>
           <w:kern w:val="0"/>
           <w:lang w:eastAsia="es-ES"/>
-          <ns2:ligatures ns2:val="none"/>
+          <w14:ligatures w14:val="none"/>
         </w:rPr>
         <w:t xml:space="preserve">, asimismo, </w:t>
       </w:r>
@@ -1312,7 +1216,7 @@
           <w:color w:val="000000"/>
           <w:kern w:val="0"/>
           <w:lang w:eastAsia="es-ES"/>
-          <ns2:ligatures ns2:val="none"/>
+          <w14:ligatures w14:val="none"/>
         </w:rPr>
         <w:t xml:space="preserve">generó el reclamo 9660807, en el cual </w:t>
       </w:r>
@@ -1322,7 +1226,7 @@
           <w:color w:val="000000"/>
           <w:kern w:val="0"/>
           <w:lang w:eastAsia="es-ES"/>
-          <ns2:ligatures ns2:val="none"/>
+          <w14:ligatures w14:val="none"/>
         </w:rPr>
         <w:t xml:space="preserve">la entidad bancaria </w:t>
       </w:r>
@@ -1332,7 +1236,7 @@
           <w:color w:val="000000"/>
           <w:kern w:val="0"/>
           <w:lang w:eastAsia="es-ES"/>
-          <ns2:ligatures ns2:val="none"/>
+          <w14:ligatures w14:val="none"/>
         </w:rPr>
         <w:t xml:space="preserve">describió </w:t>
       </w:r>
@@ -1342,7 +1246,7 @@
           <w:color w:val="000000"/>
           <w:kern w:val="0"/>
           <w:lang w:eastAsia="es-ES"/>
-          <ns2:ligatures ns2:val="none"/>
+          <w14:ligatures w14:val="none"/>
         </w:rPr>
         <w:t>su</w:t>
       </w:r>
@@ -1352,7 +1256,7 @@
           <w:color w:val="000000"/>
           <w:kern w:val="0"/>
           <w:lang w:eastAsia="es-ES"/>
-          <ns2:ligatures ns2:val="none"/>
+          <w14:ligatures w14:val="none"/>
         </w:rPr>
         <w:t xml:space="preserve"> solicitud como la generación de</w:t>
       </w:r>
@@ -1362,12 +1266,12 @@
           <w:color w:val="000000"/>
           <w:kern w:val="0"/>
           <w:lang w:eastAsia="es-ES"/>
-          <ns2:ligatures ns2:val="none"/>
+          <w14:ligatures w14:val="none"/>
         </w:rPr>
         <w:t xml:space="preserve"> una orden de pago por no visualizar crédito vigente.</w:t>
       </w:r>
     </w:p>
-    <w:p ns2:paraId="4FF02667" ns2:textId="77777777">
+    <w:p>
       <w:pPr>
         <w:pStyle w:val="Prrafodelista"/>
         <w:spacing w:after="0" w:line="240" w:lineRule="auto"/>
@@ -1378,11 +1282,11 @@
           <w:color w:val="000000"/>
           <w:kern w:val="0"/>
           <w:lang w:eastAsia="es-ES"/>
-          <ns2:ligatures ns2:val="none"/>
-        </w:rPr>
-      </w:pPr>
-    </w:p>
-    <w:p ns2:paraId="10B66FFE" ns2:textId="6C7367DD">
+          <w14:ligatures w14:val="none"/>
+        </w:rPr>
+      </w:pPr>
+    </w:p>
+    <w:p>
       <w:pPr>
         <w:pStyle w:val="Prrafodelista"/>
         <w:numPr>
@@ -1400,16 +1304,16 @@
           <w:color w:val="000000"/>
           <w:kern w:val="0"/>
           <w:lang w:eastAsia="es-ES"/>
-          <ns2:ligatures ns2:val="none"/>
-        </w:rPr>
-      </w:pPr>
-      <w:r>
-        <w:rPr>
-          <w:rFonts w:ascii="Arial Narrow" w:eastAsia="Times New Roman" w:hAnsi="Arial Narrow" w:cs="Arial"/>
-          <w:color w:val="000000"/>
-          <w:kern w:val="0"/>
-          <w:lang w:eastAsia="es-ES"/>
-          <ns2:ligatures ns2:val="none"/>
+          <w14:ligatures w14:val="none"/>
+        </w:rPr>
+      </w:pPr>
+      <w:r>
+        <w:rPr>
+          <w:rFonts w:ascii="Arial Narrow" w:eastAsia="Times New Roman" w:hAnsi="Arial Narrow" w:cs="Arial"/>
+          <w:color w:val="000000"/>
+          <w:kern w:val="0"/>
+          <w:lang w:eastAsia="es-ES"/>
+          <w14:ligatures w14:val="none"/>
         </w:rPr>
         <w:t xml:space="preserve">El 2 de junio de 2025</w:t>
       </w:r>
@@ -1419,7 +1323,7 @@
           <w:color w:val="000000"/>
           <w:kern w:val="0"/>
           <w:lang w:eastAsia="es-ES"/>
-          <ns2:ligatures ns2:val="none"/>
+          <w14:ligatures w14:val="none"/>
         </w:rPr>
         <w:t xml:space="preserve">, Interbank resolvió el reclamo 9660807 indicando que no era posible atender lo solicitado por no validar u</w:t>
       </w:r>
@@ -1429,7 +1333,7 @@
           <w:color w:val="000000"/>
           <w:kern w:val="0"/>
           <w:lang w:eastAsia="es-ES"/>
-          <ns2:ligatures ns2:val="none"/>
+          <w14:ligatures w14:val="none"/>
         </w:rPr>
         <w:t>n importe pendiente de devolución en el crédito por convenio 019xxxxxx479</w:t>
       </w:r>
@@ -1439,12 +1343,12 @@
           <w:color w:val="000000"/>
           <w:kern w:val="0"/>
           <w:lang w:eastAsia="es-ES"/>
-          <ns2:ligatures ns2:val="none"/>
+          <w14:ligatures w14:val="none"/>
         </w:rPr>
         <w:t>; no obstante, el reclamo no concordaba con su pretensión.</w:t>
       </w:r>
     </w:p>
-    <w:p ns2:paraId="0F7BDFEA" ns2:textId="77777777">
+    <w:p>
       <w:pPr>
         <w:pStyle w:val="Prrafodelista"/>
         <w:spacing w:after="0" w:line="240" w:lineRule="auto"/>
@@ -1455,11 +1359,11 @@
           <w:color w:val="000000"/>
           <w:kern w:val="0"/>
           <w:lang w:eastAsia="es-ES"/>
-          <ns2:ligatures ns2:val="none"/>
-        </w:rPr>
-      </w:pPr>
-    </w:p>
-    <w:p ns2:paraId="41F311BB" ns2:textId="0BCC9FD8">
+          <w14:ligatures w14:val="none"/>
+        </w:rPr>
+      </w:pPr>
+    </w:p>
+    <w:p>
       <w:pPr>
         <w:pStyle w:val="Prrafodelista"/>
         <w:numPr>
@@ -1477,16 +1381,16 @@
           <w:color w:val="000000"/>
           <w:kern w:val="0"/>
           <w:lang w:eastAsia="es-ES"/>
-          <ns2:ligatures ns2:val="none"/>
-        </w:rPr>
-      </w:pPr>
-      <w:r>
-        <w:rPr>
-          <w:rFonts w:ascii="Arial Narrow" w:eastAsia="Times New Roman" w:hAnsi="Arial Narrow" w:cs="Arial"/>
-          <w:color w:val="000000"/>
-          <w:kern w:val="0"/>
-          <w:lang w:eastAsia="es-ES"/>
-          <ns2:ligatures ns2:val="none"/>
+          <w14:ligatures w14:val="none"/>
+        </w:rPr>
+      </w:pPr>
+      <w:r>
+        <w:rPr>
+          <w:rFonts w:ascii="Arial Narrow" w:eastAsia="Times New Roman" w:hAnsi="Arial Narrow" w:cs="Arial"/>
+          <w:color w:val="000000"/>
+          <w:kern w:val="0"/>
+          <w:lang w:eastAsia="es-ES"/>
+          <w14:ligatures w14:val="none"/>
         </w:rPr>
         <w:t xml:space="preserve">El 4 de junio de 2025, </w:t>
       </w:r>
@@ -1496,7 +1400,7 @@
           <w:color w:val="000000"/>
           <w:kern w:val="0"/>
           <w:lang w:eastAsia="es-ES"/>
-          <ns2:ligatures ns2:val="none"/>
+          <w14:ligatures w14:val="none"/>
         </w:rPr>
         <w:t>presentó</w:t>
       </w:r>
@@ -1506,7 +1410,7 @@
           <w:color w:val="000000"/>
           <w:kern w:val="0"/>
           <w:lang w:eastAsia="es-ES"/>
-          <ns2:ligatures ns2:val="none"/>
+          <w14:ligatures w14:val="none"/>
         </w:rPr>
         <w:t xml:space="preserve"> el reclamo 9704984, en el cual</w:t>
       </w:r>
@@ -1516,12 +1420,12 @@
           <w:color w:val="000000"/>
           <w:kern w:val="0"/>
           <w:lang w:eastAsia="es-ES"/>
-          <ns2:ligatures ns2:val="none"/>
+          <w14:ligatures w14:val="none"/>
         </w:rPr>
         <w:t xml:space="preserve"> indicó que no deseaba realizar el cobro de la orden de pago, sino que se aplicara el Seguro de Crédito por despido involuntario para cubrir seis meses de cuotas adelantadas.</w:t>
       </w:r>
     </w:p>
-    <w:p ns2:paraId="0D8847F7" ns2:textId="77777777">
+    <w:p>
       <w:pPr>
         <w:pStyle w:val="Prrafodelista"/>
         <w:spacing w:after="0" w:line="240" w:lineRule="auto"/>
@@ -1532,11 +1436,11 @@
           <w:color w:val="000000"/>
           <w:kern w:val="0"/>
           <w:lang w:eastAsia="es-ES"/>
-          <ns2:ligatures ns2:val="none"/>
-        </w:rPr>
-      </w:pPr>
-    </w:p>
-    <w:p ns2:paraId="24FBFE17" ns2:textId="2E4AF473">
+          <w14:ligatures w14:val="none"/>
+        </w:rPr>
+      </w:pPr>
+    </w:p>
+    <w:p>
       <w:pPr>
         <w:pStyle w:val="Prrafodelista"/>
         <w:numPr>
@@ -1554,16 +1458,16 @@
           <w:color w:val="000000"/>
           <w:kern w:val="0"/>
           <w:lang w:eastAsia="es-ES"/>
-          <ns2:ligatures ns2:val="none"/>
-        </w:rPr>
-      </w:pPr>
-      <w:r>
-        <w:rPr>
-          <w:rFonts w:ascii="Arial Narrow" w:eastAsia="Times New Roman" w:hAnsi="Arial Narrow" w:cs="Arial"/>
-          <w:color w:val="000000"/>
-          <w:kern w:val="0"/>
-          <w:lang w:eastAsia="es-ES"/>
-          <ns2:ligatures ns2:val="none"/>
+          <w14:ligatures w14:val="none"/>
+        </w:rPr>
+      </w:pPr>
+      <w:r>
+        <w:rPr>
+          <w:rFonts w:ascii="Arial Narrow" w:eastAsia="Times New Roman" w:hAnsi="Arial Narrow" w:cs="Arial"/>
+          <w:color w:val="000000"/>
+          <w:kern w:val="0"/>
+          <w:lang w:eastAsia="es-ES"/>
+          <w14:ligatures w14:val="none"/>
         </w:rPr>
         <w:t xml:space="preserve">El 6 de junio de 2025, </w:t>
       </w:r>
@@ -1573,7 +1477,7 @@
           <w:color w:val="000000"/>
           <w:kern w:val="0"/>
           <w:lang w:eastAsia="es-ES"/>
-          <ns2:ligatures ns2:val="none"/>
+          <w14:ligatures w14:val="none"/>
         </w:rPr>
         <w:t>I</w:t>
       </w:r>
@@ -1583,7 +1487,7 @@
           <w:color w:val="000000"/>
           <w:kern w:val="0"/>
           <w:lang w:eastAsia="es-ES"/>
-          <ns2:ligatures ns2:val="none"/>
+          <w14:ligatures w14:val="none"/>
         </w:rPr>
         <w:t xml:space="preserve">nterbank </w:t>
       </w:r>
@@ -1593,7 +1497,7 @@
           <w:color w:val="000000"/>
           <w:kern w:val="0"/>
           <w:lang w:eastAsia="es-ES"/>
-          <ns2:ligatures ns2:val="none"/>
+          <w14:ligatures w14:val="none"/>
         </w:rPr>
         <w:t>respondió el reclamo</w:t>
       </w:r>
@@ -1603,7 +1507,7 @@
           <w:color w:val="000000"/>
           <w:kern w:val="0"/>
           <w:lang w:eastAsia="es-ES"/>
-          <ns2:ligatures ns2:val="none"/>
+          <w14:ligatures w14:val="none"/>
         </w:rPr>
         <w:t xml:space="preserve"> 9704984 indicando que no registraba orden de pago emitida</w:t>
       </w:r>
@@ -1613,7 +1517,7 @@
           <w:color w:val="000000"/>
           <w:kern w:val="0"/>
           <w:lang w:eastAsia="es-ES"/>
-          <ns2:ligatures ns2:val="none"/>
+          <w14:ligatures w14:val="none"/>
         </w:rPr>
         <w:t>; no</w:t>
       </w:r>
@@ -1623,12 +1527,12 @@
           <w:color w:val="000000"/>
           <w:kern w:val="0"/>
           <w:lang w:eastAsia="es-ES"/>
-          <ns2:ligatures ns2:val="none"/>
+          <w14:ligatures w14:val="none"/>
         </w:rPr>
         <w:t xml:space="preserve"> obstante, la respuesta no concordaba con su pretensión.</w:t>
       </w:r>
     </w:p>
-    <w:p ns2:paraId="15651E26" ns2:textId="77777777">
+    <w:p>
       <w:pPr>
         <w:pStyle w:val="Prrafodelista"/>
         <w:spacing w:after="0" w:line="240" w:lineRule="auto"/>
@@ -1639,11 +1543,11 @@
           <w:color w:val="000000"/>
           <w:kern w:val="0"/>
           <w:lang w:eastAsia="es-ES"/>
-          <ns2:ligatures ns2:val="none"/>
-        </w:rPr>
-      </w:pPr>
-    </w:p>
-    <w:p ns2:paraId="724F72F2" ns2:textId="0D549DAD">
+          <w14:ligatures w14:val="none"/>
+        </w:rPr>
+      </w:pPr>
+    </w:p>
+    <w:p>
       <w:pPr>
         <w:pStyle w:val="Prrafodelista"/>
         <w:numPr>
@@ -1661,16 +1565,16 @@
           <w:color w:val="000000"/>
           <w:kern w:val="0"/>
           <w:lang w:eastAsia="es-ES"/>
-          <ns2:ligatures ns2:val="none"/>
-        </w:rPr>
-      </w:pPr>
-      <w:r>
-        <w:rPr>
-          <w:rFonts w:ascii="Arial Narrow" w:eastAsia="Times New Roman" w:hAnsi="Arial Narrow" w:cs="Arial"/>
-          <w:color w:val="000000"/>
-          <w:kern w:val="0"/>
-          <w:lang w:eastAsia="es-ES"/>
-          <ns2:ligatures ns2:val="none"/>
+          <w14:ligatures w14:val="none"/>
+        </w:rPr>
+      </w:pPr>
+      <w:r>
+        <w:rPr>
+          <w:rFonts w:ascii="Arial Narrow" w:eastAsia="Times New Roman" w:hAnsi="Arial Narrow" w:cs="Arial"/>
+          <w:color w:val="000000"/>
+          <w:kern w:val="0"/>
+          <w:lang w:eastAsia="es-ES"/>
+          <w14:ligatures w14:val="none"/>
         </w:rPr>
         <w:t xml:space="preserve">El 9 de junio de 2025</w:t>
       </w:r>
@@ -1680,7 +1584,7 @@
           <w:color w:val="000000"/>
           <w:kern w:val="0"/>
           <w:lang w:eastAsia="es-ES"/>
-          <ns2:ligatures ns2:val="none"/>
+          <w14:ligatures w14:val="none"/>
         </w:rPr>
         <w:t xml:space="preserve">, registró el reclamo 9731982, en el </w:t>
       </w:r>
@@ -1690,7 +1594,7 @@
           <w:color w:val="000000"/>
           <w:kern w:val="0"/>
           <w:lang w:eastAsia="es-ES"/>
-          <ns2:ligatures ns2:val="none"/>
+          <w14:ligatures w14:val="none"/>
         </w:rPr>
         <w:t xml:space="preserve">que indicó que </w:t>
       </w:r>
@@ -1701,7 +1605,7 @@
           <w:color w:val="000000"/>
           <w:kern w:val="0"/>
           <w:lang w:eastAsia="es-ES"/>
-          <ns2:ligatures ns2:val="none"/>
+          <w14:ligatures w14:val="none"/>
         </w:rPr>
         <w:t>Interseguro</w:t>
       </w:r>
@@ -1712,7 +1616,7 @@
           <w:color w:val="000000"/>
           <w:kern w:val="0"/>
           <w:lang w:eastAsia="es-ES"/>
-          <ns2:ligatures ns2:val="none"/>
+          <w14:ligatures w14:val="none"/>
         </w:rPr>
         <w:t xml:space="preserve"> había realizado un abono directamente a Interbank por un monto de S/5 360,94 </w:t>
       </w:r>
@@ -1722,7 +1626,7 @@
           <w:color w:val="000000"/>
           <w:kern w:val="0"/>
           <w:lang w:eastAsia="es-ES"/>
-          <ns2:ligatures ns2:val="none"/>
+          <w14:ligatures w14:val="none"/>
         </w:rPr>
         <w:t xml:space="preserve">el </w:t>
       </w:r>
@@ -1732,7 +1636,7 @@
           <w:color w:val="000000"/>
           <w:kern w:val="0"/>
           <w:lang w:eastAsia="es-ES"/>
-          <ns2:ligatures ns2:val="none"/>
+          <w14:ligatures w14:val="none"/>
         </w:rPr>
         <w:t xml:space="preserve">21 de mayo de 2025, para cubrir la cobertura del </w:t>
       </w:r>
@@ -1742,7 +1646,7 @@
           <w:color w:val="000000"/>
           <w:kern w:val="0"/>
           <w:lang w:eastAsia="es-ES"/>
-          <ns2:ligatures ns2:val="none"/>
+          <w14:ligatures w14:val="none"/>
         </w:rPr>
         <w:t xml:space="preserve">Seguro de Crédito </w:t>
       </w:r>
@@ -1752,12 +1656,12 @@
           <w:color w:val="000000"/>
           <w:kern w:val="0"/>
           <w:lang w:eastAsia="es-ES"/>
-          <ns2:ligatures ns2:val="none"/>
+          <w14:ligatures w14:val="none"/>
         </w:rPr>
         <w:t>y solicitó revisar y regularizar la situación del crédito por convenio.</w:t>
       </w:r>
     </w:p>
-    <w:p ns2:paraId="03BBBEE6" ns2:textId="77777777">
+    <w:p>
       <w:pPr>
         <w:pStyle w:val="Prrafodelista"/>
         <w:spacing w:after="0" w:line="240" w:lineRule="auto"/>
@@ -1768,11 +1672,11 @@
           <w:color w:val="000000"/>
           <w:kern w:val="0"/>
           <w:lang w:eastAsia="es-ES"/>
-          <ns2:ligatures ns2:val="none"/>
-        </w:rPr>
-      </w:pPr>
-    </w:p>
-    <w:p ns2:paraId="6CF9AFC3" ns2:textId="4A23F784">
+          <w14:ligatures w14:val="none"/>
+        </w:rPr>
+      </w:pPr>
+    </w:p>
+    <w:p>
       <w:pPr>
         <w:pStyle w:val="Prrafodelista"/>
         <w:numPr>
@@ -1790,16 +1694,16 @@
           <w:color w:val="000000"/>
           <w:kern w:val="0"/>
           <w:lang w:eastAsia="es-ES"/>
-          <ns2:ligatures ns2:val="none"/>
-        </w:rPr>
-      </w:pPr>
-      <w:r>
-        <w:rPr>
-          <w:rFonts w:ascii="Arial Narrow" w:eastAsia="Times New Roman" w:hAnsi="Arial Narrow" w:cs="Arial"/>
-          <w:color w:val="000000"/>
-          <w:kern w:val="0"/>
-          <w:lang w:eastAsia="es-ES"/>
-          <ns2:ligatures ns2:val="none"/>
+          <w14:ligatures w14:val="none"/>
+        </w:rPr>
+      </w:pPr>
+      <w:r>
+        <w:rPr>
+          <w:rFonts w:ascii="Arial Narrow" w:eastAsia="Times New Roman" w:hAnsi="Arial Narrow" w:cs="Arial"/>
+          <w:color w:val="000000"/>
+          <w:kern w:val="0"/>
+          <w:lang w:eastAsia="es-ES"/>
+          <w14:ligatures w14:val="none"/>
         </w:rPr>
         <w:t xml:space="preserve">El 16 de junio de 2025, </w:t>
       </w:r>
@@ -1810,7 +1714,7 @@
           <w:color w:val="000000"/>
           <w:kern w:val="0"/>
           <w:lang w:eastAsia="es-ES"/>
-          <ns2:ligatures ns2:val="none"/>
+          <w14:ligatures w14:val="none"/>
         </w:rPr>
         <w:t>Interseguro</w:t>
       </w:r>
@@ -1821,7 +1725,7 @@
           <w:color w:val="000000"/>
           <w:kern w:val="0"/>
           <w:lang w:eastAsia="es-ES"/>
-          <ns2:ligatures ns2:val="none"/>
+          <w14:ligatures w14:val="none"/>
         </w:rPr>
         <w:t xml:space="preserve"> remitió </w:t>
       </w:r>
@@ -1831,7 +1735,7 @@
           <w:color w:val="000000"/>
           <w:kern w:val="0"/>
           <w:lang w:eastAsia="es-ES"/>
-          <ns2:ligatures ns2:val="none"/>
+          <w14:ligatures w14:val="none"/>
         </w:rPr>
         <w:t xml:space="preserve">una </w:t>
       </w:r>
@@ -1841,25 +1745,25 @@
           <w:color w:val="000000"/>
           <w:kern w:val="0"/>
           <w:lang w:eastAsia="es-ES"/>
-          <ns2:ligatures ns2:val="none"/>
+          <w14:ligatures w14:val="none"/>
         </w:rPr>
         <w:t>carta confirmando la realización del abono a Interbank correspondiente al beneficio del Seguro de Crédito.</w:t>
       </w:r>
     </w:p>
-    <w:p ns2:paraId="36E5248B" ns2:textId="77777777">
-      <w:pPr>
-        <w:spacing w:after="0" w:line="240" w:lineRule="auto"/>
-        <w:jc w:val="both"/>
-        <w:rPr>
-          <w:rFonts w:ascii="Arial Narrow" w:eastAsia="Times New Roman" w:hAnsi="Arial Narrow" w:cs="Arial"/>
-          <w:color w:val="000000"/>
-          <w:kern w:val="0"/>
-          <w:lang w:eastAsia="es-ES"/>
-          <ns2:ligatures ns2:val="none"/>
-        </w:rPr>
-      </w:pPr>
-    </w:p>
-    <w:p ns2:paraId="28A74069" ns2:textId="656D165B">
+    <w:p>
+      <w:pPr>
+        <w:spacing w:after="0" w:line="240" w:lineRule="auto"/>
+        <w:jc w:val="both"/>
+        <w:rPr>
+          <w:rFonts w:ascii="Arial Narrow" w:eastAsia="Times New Roman" w:hAnsi="Arial Narrow" w:cs="Arial"/>
+          <w:color w:val="000000"/>
+          <w:kern w:val="0"/>
+          <w:lang w:eastAsia="es-ES"/>
+          <w14:ligatures w14:val="none"/>
+        </w:rPr>
+      </w:pPr>
+    </w:p>
+    <w:p>
       <w:pPr>
         <w:pStyle w:val="Prrafodelista"/>
         <w:numPr>
@@ -1877,16 +1781,16 @@
           <w:color w:val="000000"/>
           <w:kern w:val="0"/>
           <w:lang w:eastAsia="es-ES"/>
-          <ns2:ligatures ns2:val="none"/>
-        </w:rPr>
-      </w:pPr>
-      <w:r>
-        <w:rPr>
-          <w:rFonts w:ascii="Arial Narrow" w:eastAsia="Times New Roman" w:hAnsi="Arial Narrow" w:cs="Arial"/>
-          <w:color w:val="000000"/>
-          <w:kern w:val="0"/>
-          <w:lang w:eastAsia="es-ES"/>
-          <ns2:ligatures ns2:val="none"/>
+          <w14:ligatures w14:val="none"/>
+        </w:rPr>
+      </w:pPr>
+      <w:r>
+        <w:rPr>
+          <w:rFonts w:ascii="Arial Narrow" w:eastAsia="Times New Roman" w:hAnsi="Arial Narrow" w:cs="Arial"/>
+          <w:color w:val="000000"/>
+          <w:kern w:val="0"/>
+          <w:lang w:eastAsia="es-ES"/>
+          <w14:ligatures w14:val="none"/>
         </w:rPr>
         <w:t>Mediante carta del</w:t>
       </w:r>
@@ -1896,7 +1800,7 @@
           <w:color w:val="000000"/>
           <w:kern w:val="0"/>
           <w:lang w:eastAsia="es-ES"/>
-          <ns2:ligatures ns2:val="none"/>
+          <w14:ligatures w14:val="none"/>
         </w:rPr>
         <w:t xml:space="preserve"> 26 de junio de 2025, </w:t>
       </w:r>
@@ -1906,7 +1810,7 @@
           <w:color w:val="000000"/>
           <w:kern w:val="0"/>
           <w:lang w:eastAsia="es-ES"/>
-          <ns2:ligatures ns2:val="none"/>
+          <w14:ligatures w14:val="none"/>
         </w:rPr>
         <w:t xml:space="preserve">Interbank </w:t>
       </w:r>
@@ -1916,7 +1820,7 @@
           <w:color w:val="000000"/>
           <w:kern w:val="0"/>
           <w:lang w:eastAsia="es-ES"/>
-          <ns2:ligatures ns2:val="none"/>
+          <w14:ligatures w14:val="none"/>
         </w:rPr>
         <w:t xml:space="preserve">le </w:t>
       </w:r>
@@ -1926,7 +1830,7 @@
           <w:color w:val="000000"/>
           <w:kern w:val="0"/>
           <w:lang w:eastAsia="es-ES"/>
-          <ns2:ligatures ns2:val="none"/>
+          <w14:ligatures w14:val="none"/>
         </w:rPr>
         <w:t xml:space="preserve">remitió </w:t>
       </w:r>
@@ -1936,7 +1840,7 @@
           <w:color w:val="000000"/>
           <w:kern w:val="0"/>
           <w:lang w:eastAsia="es-ES"/>
-          <ns2:ligatures ns2:val="none"/>
+          <w14:ligatures w14:val="none"/>
         </w:rPr>
         <w:t xml:space="preserve">la </w:t>
       </w:r>
@@ -1946,12 +1850,12 @@
           <w:color w:val="000000"/>
           <w:kern w:val="0"/>
           <w:lang w:eastAsia="es-ES"/>
-          <ns2:ligatures ns2:val="none"/>
+          <w14:ligatures w14:val="none"/>
         </w:rPr>
         <w:t>extensión de plazo de resolución del reclamo 9731982.</w:t>
       </w:r>
     </w:p>
-    <w:p ns2:paraId="586524EB" ns2:textId="77777777">
+    <w:p>
       <w:pPr>
         <w:pStyle w:val="Prrafodelista"/>
         <w:spacing w:line="240" w:lineRule="auto"/>
@@ -1960,11 +1864,11 @@
           <w:color w:val="000000"/>
           <w:kern w:val="0"/>
           <w:lang w:eastAsia="es-ES"/>
-          <ns2:ligatures ns2:val="none"/>
-        </w:rPr>
-      </w:pPr>
-    </w:p>
-    <w:p ns2:paraId="5A24FF5B" ns2:textId="0CAE0C41">
+          <w14:ligatures w14:val="none"/>
+        </w:rPr>
+      </w:pPr>
+    </w:p>
+    <w:p>
       <w:pPr>
         <w:pStyle w:val="Prrafodelista"/>
         <w:numPr>
@@ -1982,16 +1886,16 @@
           <w:color w:val="000000"/>
           <w:kern w:val="0"/>
           <w:lang w:eastAsia="es-ES"/>
-          <ns2:ligatures ns2:val="none"/>
-        </w:rPr>
-      </w:pPr>
-      <w:r>
-        <w:rPr>
-          <w:rFonts w:ascii="Arial Narrow" w:eastAsia="Times New Roman" w:hAnsi="Arial Narrow" w:cs="Arial"/>
-          <w:color w:val="000000"/>
-          <w:kern w:val="0"/>
-          <w:lang w:eastAsia="es-ES"/>
-          <ns2:ligatures ns2:val="none"/>
+          <w14:ligatures w14:val="none"/>
+        </w:rPr>
+      </w:pPr>
+      <w:r>
+        <w:rPr>
+          <w:rFonts w:ascii="Arial Narrow" w:eastAsia="Times New Roman" w:hAnsi="Arial Narrow" w:cs="Arial"/>
+          <w:color w:val="000000"/>
+          <w:kern w:val="0"/>
+          <w:lang w:eastAsia="es-ES"/>
+          <w14:ligatures w14:val="none"/>
         </w:rPr>
         <w:t xml:space="preserve">Ante la inacción del </w:t>
       </w:r>
@@ -2001,7 +1905,7 @@
           <w:color w:val="000000"/>
           <w:kern w:val="0"/>
           <w:lang w:eastAsia="es-ES"/>
-          <ns2:ligatures ns2:val="none"/>
+          <w14:ligatures w14:val="none"/>
         </w:rPr>
         <w:t xml:space="preserve">Interbank </w:t>
       </w:r>
@@ -2011,7 +1915,7 @@
           <w:color w:val="000000"/>
           <w:kern w:val="0"/>
           <w:lang w:eastAsia="es-ES"/>
-          <ns2:ligatures ns2:val="none"/>
+          <w14:ligatures w14:val="none"/>
         </w:rPr>
         <w:t xml:space="preserve">y los cobros realizados, presentó </w:t>
       </w:r>
@@ -2021,7 +1925,7 @@
           <w:color w:val="000000"/>
           <w:kern w:val="0"/>
           <w:lang w:eastAsia="es-ES"/>
-          <ns2:ligatures ns2:val="none"/>
+          <w14:ligatures w14:val="none"/>
         </w:rPr>
         <w:t xml:space="preserve">un reclamo contra la entidad bancaria ante </w:t>
       </w:r>
@@ -2031,7 +1935,7 @@
           <w:color w:val="000000"/>
           <w:kern w:val="0"/>
           <w:lang w:eastAsia="es-ES"/>
-          <ns2:ligatures ns2:val="none"/>
+          <w14:ligatures w14:val="none"/>
         </w:rPr>
         <w:t>el Instituto Nacional de Defensa de la Competencia y de la Protección de la Propiedad Intelectual (en adelante, Indecopi) y se fijó una audiencia de conciliación para el 11 de julio de 2025. En dicha audiencia,</w:t>
       </w:r>
@@ -2041,7 +1945,7 @@
           <w:color w:val="000000"/>
           <w:kern w:val="0"/>
           <w:lang w:eastAsia="es-ES"/>
-          <ns2:ligatures ns2:val="none"/>
+          <w14:ligatures w14:val="none"/>
         </w:rPr>
         <w:t xml:space="preserve"> </w:t>
       </w:r>
@@ -2051,7 +1955,7 @@
           <w:color w:val="000000"/>
           <w:kern w:val="0"/>
           <w:lang w:eastAsia="es-ES"/>
-          <ns2:ligatures ns2:val="none"/>
+          <w14:ligatures w14:val="none"/>
         </w:rPr>
         <w:t xml:space="preserve">Interbank </w:t>
       </w:r>
@@ -2061,7 +1965,7 @@
           <w:color w:val="000000"/>
           <w:kern w:val="0"/>
           <w:lang w:eastAsia="es-ES"/>
-          <ns2:ligatures ns2:val="none"/>
+          <w14:ligatures w14:val="none"/>
         </w:rPr>
         <w:t>solicitó la suspensión y reprogramación de la conciliación para recabar información.</w:t>
       </w:r>
@@ -2071,25 +1975,25 @@
           <w:color w:val="000000"/>
           <w:kern w:val="0"/>
           <w:lang w:eastAsia="es-ES"/>
-          <ns2:ligatures ns2:val="none"/>
+          <w14:ligatures w14:val="none"/>
         </w:rPr>
         <w:t xml:space="preserve"> </w:t>
       </w:r>
     </w:p>
-    <w:p ns2:paraId="491E4D29" ns2:textId="77777777">
-      <w:pPr>
-        <w:spacing w:after="0" w:line="240" w:lineRule="auto"/>
-        <w:jc w:val="both"/>
-        <w:rPr>
-          <w:rFonts w:ascii="Arial Narrow" w:eastAsia="Times New Roman" w:hAnsi="Arial Narrow" w:cs="Arial"/>
-          <w:color w:val="000000"/>
-          <w:kern w:val="0"/>
-          <w:lang w:eastAsia="es-ES"/>
-          <ns2:ligatures ns2:val="none"/>
-        </w:rPr>
-      </w:pPr>
-    </w:p>
-    <w:p ns2:paraId="2F9CF7F5" ns2:textId="7630D40C">
+    <w:p>
+      <w:pPr>
+        <w:spacing w:after="0" w:line="240" w:lineRule="auto"/>
+        <w:jc w:val="both"/>
+        <w:rPr>
+          <w:rFonts w:ascii="Arial Narrow" w:eastAsia="Times New Roman" w:hAnsi="Arial Narrow" w:cs="Arial"/>
+          <w:color w:val="000000"/>
+          <w:kern w:val="0"/>
+          <w:lang w:eastAsia="es-ES"/>
+          <w14:ligatures w14:val="none"/>
+        </w:rPr>
+      </w:pPr>
+    </w:p>
+    <w:p>
       <w:pPr>
         <w:pStyle w:val="Prrafodelista"/>
         <w:numPr>
@@ -2107,16 +2011,16 @@
           <w:color w:val="000000"/>
           <w:kern w:val="0"/>
           <w:lang w:eastAsia="es-ES"/>
-          <ns2:ligatures ns2:val="none"/>
-        </w:rPr>
-      </w:pPr>
-      <w:r>
-        <w:rPr>
-          <w:rFonts w:ascii="Arial Narrow" w:eastAsia="Times New Roman" w:hAnsi="Arial Narrow" w:cs="Arial"/>
-          <w:color w:val="000000"/>
-          <w:kern w:val="0"/>
-          <w:lang w:eastAsia="es-ES"/>
-          <ns2:ligatures ns2:val="none"/>
+          <w14:ligatures w14:val="none"/>
+        </w:rPr>
+      </w:pPr>
+      <w:r>
+        <w:rPr>
+          <w:rFonts w:ascii="Arial Narrow" w:eastAsia="Times New Roman" w:hAnsi="Arial Narrow" w:cs="Arial"/>
+          <w:color w:val="000000"/>
+          <w:kern w:val="0"/>
+          <w:lang w:eastAsia="es-ES"/>
+          <w14:ligatures w14:val="none"/>
         </w:rPr>
         <w:t xml:space="preserve">Mediante carta del </w:t>
       </w:r>
@@ -2126,7 +2030,7 @@
           <w:color w:val="000000"/>
           <w:kern w:val="0"/>
           <w:lang w:eastAsia="es-ES"/>
-          <ns2:ligatures ns2:val="none"/>
+          <w14:ligatures w14:val="none"/>
         </w:rPr>
         <w:t xml:space="preserve">17 de julio de 2025, </w:t>
       </w:r>
@@ -2136,7 +2040,7 @@
           <w:color w:val="000000"/>
           <w:kern w:val="0"/>
           <w:lang w:eastAsia="es-ES"/>
-          <ns2:ligatures ns2:val="none"/>
+          <w14:ligatures w14:val="none"/>
         </w:rPr>
         <w:t xml:space="preserve">Interbank le remitió una segunda extensión de plazo de resolución del reclamo </w:t>
       </w:r>
@@ -2146,7 +2050,7 @@
           <w:color w:val="000000"/>
           <w:kern w:val="0"/>
           <w:lang w:eastAsia="es-ES"/>
-          <ns2:ligatures ns2:val="none"/>
+          <w14:ligatures w14:val="none"/>
         </w:rPr>
         <w:t>9731982</w:t>
       </w:r>
@@ -2156,7 +2060,7 @@
           <w:color w:val="000000"/>
           <w:kern w:val="0"/>
           <w:lang w:eastAsia="es-ES"/>
-          <ns2:ligatures ns2:val="none"/>
+          <w14:ligatures w14:val="none"/>
         </w:rPr>
         <w:t>. E</w:t>
       </w:r>
@@ -2166,7 +2070,7 @@
           <w:color w:val="000000"/>
           <w:kern w:val="0"/>
           <w:lang w:eastAsia="es-ES"/>
-          <ns2:ligatures ns2:val="none"/>
+          <w14:ligatures w14:val="none"/>
         </w:rPr>
         <w:t>se</w:t>
       </w:r>
@@ -2176,7 +2080,7 @@
           <w:color w:val="000000"/>
           <w:kern w:val="0"/>
           <w:lang w:eastAsia="es-ES"/>
-          <ns2:ligatures ns2:val="none"/>
+          <w14:ligatures w14:val="none"/>
         </w:rPr>
         <w:t xml:space="preserve"> mismo día</w:t>
       </w:r>
@@ -2186,7 +2090,7 @@
           <w:color w:val="000000"/>
           <w:kern w:val="0"/>
           <w:lang w:eastAsia="es-ES"/>
-          <ns2:ligatures ns2:val="none"/>
+          <w14:ligatures w14:val="none"/>
         </w:rPr>
         <w:t xml:space="preserve">, en la audiencia de conciliación ante Indecopi, el representante de Interbank no brindó información </w:t>
       </w:r>
@@ -2196,7 +2100,7 @@
           <w:color w:val="000000"/>
           <w:kern w:val="0"/>
           <w:lang w:eastAsia="es-ES"/>
-          <ns2:ligatures ns2:val="none"/>
+          <w14:ligatures w14:val="none"/>
         </w:rPr>
         <w:t>señalando</w:t>
       </w:r>
@@ -2206,7 +2110,7 @@
           <w:color w:val="000000"/>
           <w:kern w:val="0"/>
           <w:lang w:eastAsia="es-ES"/>
-          <ns2:ligatures ns2:val="none"/>
+          <w14:ligatures w14:val="none"/>
         </w:rPr>
         <w:t xml:space="preserve"> que no tenía respuesta de </w:t>
       </w:r>
@@ -2217,7 +2121,7 @@
           <w:color w:val="000000"/>
           <w:kern w:val="0"/>
           <w:lang w:eastAsia="es-ES"/>
-          <ns2:ligatures ns2:val="none"/>
+          <w14:ligatures w14:val="none"/>
         </w:rPr>
         <w:t>Interseguro</w:t>
       </w:r>
@@ -2228,12 +2132,12 @@
           <w:color w:val="000000"/>
           <w:kern w:val="0"/>
           <w:lang w:eastAsia="es-ES"/>
-          <ns2:ligatures ns2:val="none"/>
+          <w14:ligatures w14:val="none"/>
         </w:rPr>
         <w:t>.</w:t>
       </w:r>
     </w:p>
-    <w:p ns2:paraId="33E14FF7" ns2:textId="77777777">
+    <w:p>
       <w:pPr>
         <w:tabs>
           <w:tab w:val="left" w:pos="1134"/>
@@ -2245,11 +2149,11 @@
           <w:color w:val="000000"/>
           <w:kern w:val="0"/>
           <w:lang w:eastAsia="es-ES"/>
-          <ns2:ligatures ns2:val="none"/>
-        </w:rPr>
-      </w:pPr>
-    </w:p>
-    <w:p ns2:paraId="65C58807" ns2:textId="4B1C5159">
+          <w14:ligatures w14:val="none"/>
+        </w:rPr>
+      </w:pPr>
+    </w:p>
+    <w:p>
       <w:pPr>
         <w:numPr>
           <w:ilvl w:val="1"/>
@@ -2267,14 +2171,14 @@
           <w:color w:val="000000"/>
           <w:kern w:val="0"/>
           <w:lang w:val="es-ES" w:eastAsia="es-ES"/>
-          <ns2:ligatures ns2:val="none"/>
+          <w14:ligatures w14:val="none"/>
         </w:rPr>
       </w:pPr>
       <w:r>
         <w:rPr>
           <w:rFonts w:ascii="Arial Narrow" w:eastAsia="Calibri" w:hAnsi="Arial Narrow" w:cs="Arial"/>
           <w:kern w:val="0"/>
-          <ns2:ligatures ns2:val="none"/>
+          <w14:ligatures w14:val="none"/>
         </w:rPr>
         <w:t xml:space="preserve">El señor [APELLIDO] solicitó, en calidad de medida correctiva, que Interbank cumpla con: (i) gestionar el dinero depositado por Interseguro por las 6 cuotas adelantadas del contrato de crédito por Convenio 019xxxxxx479 desde la notificación de la cobertura del seguro; (ii) realizar la devolución de las cuotas pagadas desde la notificación de Interseguro a Interbank de la aprobación de la cobertura del seguro hasta 6 cuotas posteriores y el reconocimiento de intereses compensatorios a una tasa no menor a la tasa de interés promedio de las operaciones realizadas en los últimos 30 días útiles publicado por la Superintendencia de Banca, Seguros y Administradoras Privadas de Fondos de Pensiones en moneda nacional; (iii) no reportarlo a las centrales de riesgo mientras no se haya resuelto su reclamo; y, (iv) cesar con los cobros de las cuotas mediante correo electrónico mientras el reclamo no sea resuelto. Asimismo, requirió el reembolso de costos y costas del presente procedimiento.</w:t>
       </w:r>
@@ -2284,7 +2188,7 @@
           <w:color w:val="000000"/>
           <w:kern w:val="0"/>
           <w:lang w:val="es-ES" w:eastAsia="es-ES"/>
-          <ns2:ligatures ns2:val="none"/>
+          <w14:ligatures w14:val="none"/>
         </w:rPr>
         <w:t xml:space="preserve"/>
       </w:r>
@@ -2294,7 +2198,7 @@
           <w:color w:val="000000"/>
           <w:kern w:val="0"/>
           <w:lang w:val="es-ES" w:eastAsia="es-ES"/>
-          <ns2:ligatures ns2:val="none"/>
+          <w14:ligatures w14:val="none"/>
         </w:rPr>
         <w:t xml:space="preserve"/>
       </w:r>
@@ -2304,7 +2208,7 @@
           <w:color w:val="000000"/>
           <w:kern w:val="0"/>
           <w:lang w:val="es-ES" w:eastAsia="es-ES"/>
-          <ns2:ligatures ns2:val="none"/>
+          <w14:ligatures w14:val="none"/>
         </w:rPr>
         <w:t/>
       </w:r>
@@ -2314,7 +2218,7 @@
           <w:color w:val="000000"/>
           <w:kern w:val="0"/>
           <w:lang w:val="es-ES" w:eastAsia="es-ES"/>
-          <ns2:ligatures ns2:val="none"/>
+          <w14:ligatures w14:val="none"/>
         </w:rPr>
         <w:t/>
       </w:r>
@@ -2324,7 +2228,7 @@
           <w:color w:val="000000"/>
           <w:kern w:val="0"/>
           <w:lang w:val="es-ES" w:eastAsia="es-ES"/>
-          <ns2:ligatures ns2:val="none"/>
+          <w14:ligatures w14:val="none"/>
         </w:rPr>
         <w:t xml:space="preserve"/>
       </w:r>
@@ -2335,7 +2239,7 @@
           <w:color w:val="000000"/>
           <w:kern w:val="0"/>
           <w:lang w:val="es-ES" w:eastAsia="es-ES"/>
-          <ns2:ligatures ns2:val="none"/>
+          <w14:ligatures w14:val="none"/>
         </w:rPr>
         <w:t/>
       </w:r>
@@ -2346,7 +2250,7 @@
           <w:color w:val="000000"/>
           <w:kern w:val="0"/>
           <w:lang w:val="es-ES" w:eastAsia="es-ES"/>
-          <ns2:ligatures ns2:val="none"/>
+          <w14:ligatures w14:val="none"/>
         </w:rPr>
         <w:t xml:space="preserve"/>
       </w:r>
@@ -2356,7 +2260,7 @@
           <w:color w:val="000000"/>
           <w:kern w:val="0"/>
           <w:lang w:val="es-ES" w:eastAsia="es-ES"/>
-          <ns2:ligatures ns2:val="none"/>
+          <w14:ligatures w14:val="none"/>
         </w:rPr>
         <w:t xml:space="preserve"/>
       </w:r>
@@ -2366,7 +2270,7 @@
           <w:color w:val="000000"/>
           <w:kern w:val="0"/>
           <w:lang w:val="es-ES" w:eastAsia="es-ES"/>
-          <ns2:ligatures ns2:val="none"/>
+          <w14:ligatures w14:val="none"/>
         </w:rPr>
         <w:t/>
       </w:r>
@@ -2377,7 +2281,7 @@
           <w:color w:val="000000"/>
           <w:kern w:val="0"/>
           <w:lang w:val="es-ES" w:eastAsia="es-ES"/>
-          <ns2:ligatures ns2:val="none"/>
+          <w14:ligatures w14:val="none"/>
         </w:rPr>
         <w:t/>
       </w:r>
@@ -2388,7 +2292,7 @@
           <w:color w:val="000000"/>
           <w:kern w:val="0"/>
           <w:lang w:val="es-ES" w:eastAsia="es-ES"/>
-          <ns2:ligatures ns2:val="none"/>
+          <w14:ligatures w14:val="none"/>
         </w:rPr>
         <w:t xml:space="preserve"/>
       </w:r>
@@ -2398,7 +2302,7 @@
           <w:color w:val="000000"/>
           <w:kern w:val="0"/>
           <w:lang w:val="es-ES" w:eastAsia="es-ES"/>
-          <ns2:ligatures ns2:val="none"/>
+          <w14:ligatures w14:val="none"/>
         </w:rPr>
         <w:t/>
       </w:r>
@@ -2408,7 +2312,7 @@
           <w:color w:val="000000"/>
           <w:kern w:val="0"/>
           <w:lang w:val="es-ES" w:eastAsia="es-ES"/>
-          <ns2:ligatures ns2:val="none"/>
+          <w14:ligatures w14:val="none"/>
         </w:rPr>
         <w:t xml:space="preserve"/>
       </w:r>
@@ -2419,7 +2323,7 @@
           <w:color w:val="000000"/>
           <w:kern w:val="0"/>
           <w:lang w:val="es-ES" w:eastAsia="es-ES"/>
-          <ns2:ligatures ns2:val="none"/>
+          <w14:ligatures w14:val="none"/>
         </w:rPr>
         <w:t/>
       </w:r>
@@ -2430,7 +2334,7 @@
           <w:color w:val="000000"/>
           <w:kern w:val="0"/>
           <w:lang w:val="es-ES" w:eastAsia="es-ES"/>
-          <ns2:ligatures ns2:val="none"/>
+          <w14:ligatures w14:val="none"/>
         </w:rPr>
         <w:t xml:space="preserve"/>
       </w:r>
@@ -2440,7 +2344,7 @@
           <w:color w:val="000000"/>
           <w:kern w:val="0"/>
           <w:lang w:val="es-ES" w:eastAsia="es-ES"/>
-          <ns2:ligatures ns2:val="none"/>
+          <w14:ligatures w14:val="none"/>
         </w:rPr>
         <w:t xml:space="preserve"/>
       </w:r>
@@ -2450,7 +2354,7 @@
           <w:color w:val="000000"/>
           <w:kern w:val="0"/>
           <w:lang w:val="es-ES" w:eastAsia="es-ES"/>
-          <ns2:ligatures ns2:val="none"/>
+          <w14:ligatures w14:val="none"/>
         </w:rPr>
         <w:t xml:space="preserve"/>
       </w:r>
@@ -2460,7 +2364,7 @@
           <w:color w:val="000000"/>
           <w:kern w:val="0"/>
           <w:lang w:val="es-ES" w:eastAsia="es-ES"/>
-          <ns2:ligatures ns2:val="none"/>
+          <w14:ligatures w14:val="none"/>
         </w:rPr>
         <w:t xml:space="preserve"/>
       </w:r>
@@ -2470,7 +2374,7 @@
           <w:color w:val="000000"/>
           <w:kern w:val="0"/>
           <w:lang w:val="es-ES" w:eastAsia="es-ES"/>
-          <ns2:ligatures ns2:val="none"/>
+          <w14:ligatures w14:val="none"/>
         </w:rPr>
         <w:t/>
       </w:r>
@@ -2480,7 +2384,7 @@
           <w:color w:val="000000"/>
           <w:kern w:val="0"/>
           <w:lang w:val="es-ES" w:eastAsia="es-ES"/>
-          <ns2:ligatures ns2:val="none"/>
+          <w14:ligatures w14:val="none"/>
         </w:rPr>
         <w:t xml:space="preserve"/>
       </w:r>
@@ -2490,7 +2394,7 @@
           <w:color w:val="000000"/>
           <w:kern w:val="0"/>
           <w:lang w:val="es-ES" w:eastAsia="es-ES"/>
-          <ns2:ligatures ns2:val="none"/>
+          <w14:ligatures w14:val="none"/>
         </w:rPr>
         <w:t/>
       </w:r>
@@ -2500,7 +2404,7 @@
           <w:color w:val="000000"/>
           <w:kern w:val="0"/>
           <w:lang w:val="es-ES" w:eastAsia="es-ES"/>
-          <ns2:ligatures ns2:val="none"/>
+          <w14:ligatures w14:val="none"/>
         </w:rPr>
         <w:t xml:space="preserve"/>
       </w:r>
@@ -2510,7 +2414,7 @@
           <w:color w:val="000000"/>
           <w:kern w:val="0"/>
           <w:lang w:val="es-ES" w:eastAsia="es-ES"/>
-          <ns2:ligatures ns2:val="none"/>
+          <w14:ligatures w14:val="none"/>
         </w:rPr>
         <w:t/>
       </w:r>
@@ -2520,7 +2424,7 @@
           <w:color w:val="000000"/>
           <w:kern w:val="0"/>
           <w:lang w:val="es-ES" w:eastAsia="es-ES"/>
-          <ns2:ligatures ns2:val="none"/>
+          <w14:ligatures w14:val="none"/>
         </w:rPr>
         <w:t xml:space="preserve"/>
       </w:r>
@@ -2530,7 +2434,7 @@
           <w:color w:val="000000"/>
           <w:kern w:val="0"/>
           <w:lang w:val="es-ES" w:eastAsia="es-ES"/>
-          <ns2:ligatures ns2:val="none"/>
+          <w14:ligatures w14:val="none"/>
         </w:rPr>
         <w:t xml:space="preserve"/>
       </w:r>
@@ -2540,7 +2444,7 @@
           <w:color w:val="000000"/>
           <w:kern w:val="0"/>
           <w:lang w:val="es-ES" w:eastAsia="es-ES"/>
-          <ns2:ligatures ns2:val="none"/>
+          <w14:ligatures w14:val="none"/>
         </w:rPr>
         <w:t/>
       </w:r>
@@ -2551,7 +2455,7 @@
           <w:color w:val="000000"/>
           <w:kern w:val="0"/>
           <w:lang w:val="es-ES" w:eastAsia="es-ES"/>
-          <ns2:ligatures ns2:val="none"/>
+          <w14:ligatures w14:val="none"/>
         </w:rPr>
         <w:t/>
       </w:r>
@@ -2562,7 +2466,7 @@
           <w:color w:val="000000"/>
           <w:kern w:val="0"/>
           <w:lang w:val="es-ES" w:eastAsia="es-ES"/>
-          <ns2:ligatures ns2:val="none"/>
+          <w14:ligatures w14:val="none"/>
         </w:rPr>
         <w:t xml:space="preserve"/>
       </w:r>
@@ -2572,7 +2476,7 @@
           <w:color w:val="000000"/>
           <w:kern w:val="0"/>
           <w:lang w:val="es-ES" w:eastAsia="es-ES"/>
-          <ns2:ligatures ns2:val="none"/>
+          <w14:ligatures w14:val="none"/>
         </w:rPr>
         <w:t/>
       </w:r>
@@ -2582,7 +2486,7 @@
           <w:color w:val="000000"/>
           <w:kern w:val="0"/>
           <w:lang w:val="es-ES" w:eastAsia="es-ES"/>
-          <ns2:ligatures ns2:val="none"/>
+          <w14:ligatures w14:val="none"/>
         </w:rPr>
         <w:t xml:space="preserve"/>
       </w:r>
@@ -2592,7 +2496,7 @@
           <w:color w:val="000000"/>
           <w:kern w:val="0"/>
           <w:lang w:val="es-ES" w:eastAsia="es-ES"/>
-          <ns2:ligatures ns2:val="none"/>
+          <w14:ligatures w14:val="none"/>
         </w:rPr>
         <w:t/>
       </w:r>
@@ -2603,7 +2507,7 @@
           <w:color w:val="000000"/>
           <w:kern w:val="0"/>
           <w:lang w:val="es-ES" w:eastAsia="es-ES"/>
-          <ns2:ligatures ns2:val="none"/>
+          <w14:ligatures w14:val="none"/>
         </w:rPr>
         <w:t/>
       </w:r>
@@ -2614,7 +2518,7 @@
           <w:color w:val="000000"/>
           <w:kern w:val="0"/>
           <w:lang w:val="es-ES" w:eastAsia="es-ES"/>
-          <ns2:ligatures ns2:val="none"/>
+          <w14:ligatures w14:val="none"/>
         </w:rPr>
         <w:t/>
       </w:r>
@@ -2624,7 +2528,7 @@
           <w:color w:val="000000"/>
           <w:kern w:val="0"/>
           <w:lang w:val="es-ES" w:eastAsia="es-ES"/>
-          <ns2:ligatures ns2:val="none"/>
+          <w14:ligatures w14:val="none"/>
         </w:rPr>
         <w:t xml:space="preserve"/>
       </w:r>
@@ -2634,7 +2538,7 @@
           <w:color w:val="000000"/>
           <w:kern w:val="0"/>
           <w:lang w:val="es-ES" w:eastAsia="es-ES"/>
-          <ns2:ligatures ns2:val="none"/>
+          <w14:ligatures w14:val="none"/>
         </w:rPr>
         <w:t/>
       </w:r>
@@ -2644,7 +2548,7 @@
           <w:color w:val="000000"/>
           <w:kern w:val="0"/>
           <w:lang w:val="es-ES" w:eastAsia="es-ES"/>
-          <ns2:ligatures ns2:val="none"/>
+          <w14:ligatures w14:val="none"/>
         </w:rPr>
         <w:t xml:space="preserve"/>
       </w:r>
@@ -2654,7 +2558,7 @@
           <w:color w:val="000000"/>
           <w:kern w:val="0"/>
           <w:lang w:val="es-ES" w:eastAsia="es-ES"/>
-          <ns2:ligatures ns2:val="none"/>
+          <w14:ligatures w14:val="none"/>
         </w:rPr>
         <w:t xml:space="preserve"/>
       </w:r>
@@ -2664,12 +2568,12 @@
           <w:color w:val="000000"/>
           <w:kern w:val="0"/>
           <w:lang w:val="es-ES" w:eastAsia="es-ES"/>
-          <ns2:ligatures ns2:val="none"/>
+          <w14:ligatures w14:val="none"/>
         </w:rPr>
         <w:t/>
       </w:r>
     </w:p>
-    <w:p ns2:paraId="66005174" ns2:textId="77777777">
+    <w:p>
       <w:pPr>
         <w:spacing w:after="0" w:line="240" w:lineRule="auto"/>
         <w:contextualSpacing/>
@@ -2680,11 +2584,11 @@
           <w:color w:val="000000"/>
           <w:kern w:val="0"/>
           <w:lang w:eastAsia="es-PE"/>
-          <ns2:ligatures ns2:val="none"/>
-        </w:rPr>
-      </w:pPr>
-    </w:p>
-    <w:p ns2:paraId="3541B1F9" ns2:textId="77777777">
+          <w14:ligatures w14:val="none"/>
+        </w:rPr>
+      </w:pPr>
+    </w:p>
+    <w:p>
       <w:pPr>
         <w:pStyle w:val="Prrafodelista"/>
         <w:numPr>
@@ -2704,7 +2608,7 @@
           <w:color w:val="000000"/>
           <w:kern w:val="0"/>
           <w:lang w:eastAsia="es-PE"/>
-          <ns2:ligatures ns2:val="none"/>
+          <w14:ligatures w14:val="none"/>
         </w:rPr>
       </w:pPr>
       <w:r>
@@ -2714,12 +2618,12 @@
           <w:color w:val="000000"/>
           <w:kern w:val="0"/>
           <w:lang w:eastAsia="es-PE"/>
-          <ns2:ligatures ns2:val="none"/>
+          <w14:ligatures w14:val="none"/>
         </w:rPr>
         <w:t>DE LA ADMISIÓN A TRÁMITE DE LA DENUNCIA</w:t>
       </w:r>
     </w:p>
-    <w:p ns2:paraId="34556756" ns2:textId="77777777">
+    <w:p>
       <w:pPr>
         <w:spacing w:after="0" w:line="240" w:lineRule="auto"/>
         <w:ind w:left="567"/>
@@ -2731,11 +2635,11 @@
           <w:color w:val="000000"/>
           <w:kern w:val="0"/>
           <w:lang w:eastAsia="es-PE"/>
-          <ns2:ligatures ns2:val="none"/>
-        </w:rPr>
-      </w:pPr>
-    </w:p>
-    <w:p ns2:paraId="5F4266A4" ns2:textId="32C24E72">
+          <w14:ligatures w14:val="none"/>
+        </w:rPr>
+      </w:pPr>
+    </w:p>
+    <w:p>
       <w:pPr>
         <w:pStyle w:val="Prrafodelista"/>
         <w:numPr>
@@ -2748,7 +2652,7 @@
         <w:rPr>
           <w:rFonts w:ascii="Arial Narrow" w:eastAsia="Arial Narrow" w:hAnsi="Arial Narrow" w:cs="Arial Narrow"/>
           <w:kern w:val="0"/>
-          <ns2:ligatures ns2:val="none"/>
+          <w14:ligatures w14:val="none"/>
         </w:rPr>
       </w:pPr>
       <w:bookmarkStart w:id="1" w:name="_Hlk140755208"/>
@@ -2760,7 +2664,7 @@
           <w:color w:val="000000"/>
           <w:kern w:val="0"/>
           <w:lang w:eastAsia="es-PE"/>
-          <ns2:ligatures ns2:val="none"/>
+          <w14:ligatures w14:val="none"/>
         </w:rPr>
         <w:t>La Secretaría Técnica de la Comisión de Protección al Consumidor 1 (en adelante, la Secretaría Técnica), en ejercicio de sus facultades</w:t>
       </w:r>
@@ -2773,7 +2677,7 @@
           <w:rFonts w:ascii="Arial Narrow" w:eastAsia="Arial Narrow" w:hAnsi="Arial Narrow" w:cs="Arial Narrow"/>
           <w:kern w:val="0"/>
           <w:vertAlign w:val="superscript"/>
-          <ns2:ligatures ns2:val="none"/>
+          <w14:ligatures w14:val="none"/>
         </w:rPr>
         <w:footnoteReference w:id="3"/>
       </w:r>
@@ -2783,7 +2687,7 @@
           <w:color w:val="000000"/>
           <w:kern w:val="0"/>
           <w:lang w:eastAsia="es-PE"/>
-          <ns2:ligatures ns2:val="none"/>
+          <w14:ligatures w14:val="none"/>
         </w:rPr>
         <w:t xml:space="preserve">, </w:t>
       </w:r>
@@ -2793,7 +2697,7 @@
           <w:color w:val="000000"/>
           <w:kern w:val="0"/>
           <w:lang w:eastAsia="es-PE"/>
-          <ns2:ligatures ns2:val="none"/>
+          <w14:ligatures w14:val="none"/>
         </w:rPr>
         <w:t xml:space="preserve">considera </w:t>
       </w:r>
@@ -2801,7 +2705,7 @@
         <w:rPr>
           <w:rFonts w:ascii="Arial Narrow" w:eastAsia="Arial Narrow" w:hAnsi="Arial Narrow" w:cs="Arial Narrow"/>
           <w:kern w:val="0"/>
-          <ns2:ligatures ns2:val="none"/>
+          <w14:ligatures w14:val="none"/>
         </w:rPr>
         <w:t xml:space="preserve">que el hecho denunciado, consistente en que </w:t>
       </w:r>
@@ -2811,7 +2715,7 @@
           <w:kern w:val="0"/>
           <w:shd w:val="clear" w:color="auto" w:fill="FFFFFF"/>
           <w:lang w:eastAsia="es-PE"/>
-          <ns2:ligatures ns2:val="none"/>
+          <w14:ligatures w14:val="none"/>
         </w:rPr>
         <w:t xml:space="preserve">el </w:t>
       </w:r>
@@ -2821,7 +2725,7 @@
           <w:kern w:val="0"/>
           <w:shd w:val="clear" w:color="auto" w:fill="FFFFFF"/>
           <w:lang w:eastAsia="es-PE"/>
-          <ns2:ligatures ns2:val="none"/>
+          <w14:ligatures w14:val="none"/>
         </w:rPr>
         <w:lastRenderedPageBreak/>
         <w:t xml:space="preserve">proveedor denunciado no habría cumplido con gestionar debidamente la suma de S/ 5 360,94 abonada por </w:t>
@@ -2833,7 +2737,7 @@
           <w:kern w:val="0"/>
           <w:shd w:val="clear" w:color="auto" w:fill="FFFFFF"/>
           <w:lang w:eastAsia="es-PE"/>
-          <ns2:ligatures ns2:val="none"/>
+          <w14:ligatures w14:val="none"/>
         </w:rPr>
         <w:t>Interseguro</w:t>
       </w:r>
@@ -2844,7 +2748,7 @@
           <w:kern w:val="0"/>
           <w:shd w:val="clear" w:color="auto" w:fill="FFFFFF"/>
           <w:lang w:eastAsia="es-PE"/>
-          <ns2:ligatures ns2:val="none"/>
+          <w14:ligatures w14:val="none"/>
         </w:rPr>
         <w:t xml:space="preserve"> Compañía de Seguros S.A. a las cuotas del crédito por convenio </w:t>
       </w:r>
@@ -2855,7 +2759,7 @@
           <w:kern w:val="0"/>
           <w:shd w:val="clear" w:color="auto" w:fill="FFFFFF"/>
           <w:lang w:eastAsia="es-PE"/>
-          <ns2:ligatures ns2:val="none"/>
+          <w14:ligatures w14:val="none"/>
         </w:rPr>
         <w:t/>
       </w:r>
@@ -2866,7 +2770,7 @@
           <w:kern w:val="0"/>
           <w:shd w:val="clear" w:color="auto" w:fill="FFFFFF"/>
           <w:lang w:eastAsia="es-PE"/>
-          <ns2:ligatures ns2:val="none"/>
+          <w14:ligatures w14:val="none"/>
         </w:rPr>
         <w:t xml:space="preserve"> 01990479</w:t>
       </w:r>
@@ -2874,7 +2778,7 @@
         <w:rPr>
           <w:rFonts w:ascii="Arial Narrow" w:eastAsia="Arial Narrow" w:hAnsi="Arial Narrow" w:cs="Arial Narrow"/>
           <w:kern w:val="0"/>
-          <ns2:ligatures ns2:val="none"/>
+          <w14:ligatures w14:val="none"/>
         </w:rPr>
         <w:t>; invol</w:t>
       </w:r>
@@ -2882,7 +2786,7 @@
         <w:rPr>
           <w:rFonts w:ascii="Arial Narrow" w:eastAsia="Arial Narrow" w:hAnsi="Arial Narrow" w:cs="Arial Narrow"/>
           <w:kern w:val="0"/>
-          <ns2:ligatures ns2:val="none"/>
+          <w14:ligatures w14:val="none"/>
         </w:rPr>
         <w:t>ucraría una presunta afectación a sus expectativas, quien no habría encontrado una correspondencia entre lo que esperaba recibir de parte del proveedor y lo que realmente recibió. Por consiguiente, corresponde calificar el hecho materia de denuncia como una presunta infracción al deber de idoneidad, tipificado en los artículos 18</w:t>
       </w:r>
@@ -2892,7 +2796,7 @@
           <w:color w:val="000000"/>
           <w:kern w:val="0"/>
           <w:lang w:eastAsia="es-PE"/>
-          <ns2:ligatures ns2:val="none"/>
+          <w14:ligatures w14:val="none"/>
         </w:rPr>
         <w:t/>
       </w:r>
@@ -2900,7 +2804,7 @@
         <w:rPr>
           <w:rFonts w:ascii="Arial Narrow" w:eastAsia="Arial Narrow" w:hAnsi="Arial Narrow" w:cs="Arial Narrow"/>
           <w:kern w:val="0"/>
-          <ns2:ligatures ns2:val="none"/>
+          <w14:ligatures w14:val="none"/>
         </w:rPr>
         <w:t xml:space="preserve"> y 19</w:t>
       </w:r>
@@ -2910,7 +2814,7 @@
           <w:color w:val="000000"/>
           <w:kern w:val="0"/>
           <w:lang w:eastAsia="es-PE"/>
-          <ns2:ligatures ns2:val="none"/>
+          <w14:ligatures w14:val="none"/>
         </w:rPr>
         <w:t/>
       </w:r>
@@ -2918,7 +2822,7 @@
         <w:rPr>
           <w:rFonts w:ascii="Arial Narrow" w:eastAsia="Arial Narrow" w:hAnsi="Arial Narrow" w:cs="Arial Narrow"/>
           <w:kern w:val="0"/>
-          <ns2:ligatures ns2:val="none"/>
+          <w14:ligatures w14:val="none"/>
         </w:rPr>
         <w:t xml:space="preserve"> del Código</w:t>
       </w:r>
@@ -2928,7 +2832,7 @@
           <w:rFonts w:ascii="Arial Narrow" w:eastAsia="Arial Narrow" w:hAnsi="Arial Narrow" w:cs="Arial"/>
           <w:kern w:val="0"/>
           <w:vertAlign w:val="superscript"/>
-          <ns2:ligatures ns2:val="none"/>
+          <w14:ligatures w14:val="none"/>
         </w:rPr>
         <w:footnoteReference w:id="4"/>
       </w:r>
@@ -2936,12 +2840,12 @@
         <w:rPr>
           <w:rFonts w:ascii="Arial Narrow" w:eastAsia="Arial Narrow" w:hAnsi="Arial Narrow" w:cs="Arial Narrow"/>
           <w:kern w:val="0"/>
-          <ns2:ligatures ns2:val="none"/>
+          <w14:ligatures w14:val="none"/>
         </w:rPr>
         <w:t>.</w:t>
       </w:r>
     </w:p>
-    <w:p ns2:paraId="6F5903EC" ns2:textId="77777777">
+    <w:p>
       <w:pPr>
         <w:pStyle w:val="Prrafodelista"/>
         <w:spacing w:line="240" w:lineRule="auto"/>
@@ -2951,11 +2855,11 @@
           <w:color w:val="000000"/>
           <w:kern w:val="0"/>
           <w:lang w:eastAsia="es-PE"/>
-          <ns2:ligatures ns2:val="none"/>
-        </w:rPr>
-      </w:pPr>
-    </w:p>
-    <w:p ns2:paraId="44F874A3" ns2:textId="10D0E0A5">
+          <w14:ligatures w14:val="none"/>
+        </w:rPr>
+      </w:pPr>
+    </w:p>
+    <w:p>
       <w:pPr>
         <w:pStyle w:val="Prrafodelista"/>
         <w:numPr>
@@ -2968,14 +2872,14 @@
         <w:rPr>
           <w:rFonts w:ascii="Arial Narrow" w:eastAsia="Arial Narrow" w:hAnsi="Arial Narrow" w:cs="Arial Narrow"/>
           <w:kern w:val="0"/>
-          <ns2:ligatures ns2:val="none"/>
-        </w:rPr>
-      </w:pPr>
-      <w:r>
-        <w:rPr>
-          <w:rFonts w:ascii="Arial Narrow" w:eastAsia="Arial Narrow" w:hAnsi="Arial Narrow" w:cs="Arial Narrow"/>
-          <w:kern w:val="0"/>
-          <ns2:ligatures ns2:val="none"/>
+          <w14:ligatures w14:val="none"/>
+        </w:rPr>
+      </w:pPr>
+      <w:r>
+        <w:rPr>
+          <w:rFonts w:ascii="Arial Narrow" w:eastAsia="Arial Narrow" w:hAnsi="Arial Narrow" w:cs="Arial Narrow"/>
+          <w:kern w:val="0"/>
+          <w14:ligatures w14:val="none"/>
         </w:rPr>
         <w:t xml:space="preserve">Asimismo, la Secretaría Técnica, en ejercicio de sus facultades, </w:t>
       </w:r>
@@ -2985,7 +2889,7 @@
           <w:color w:val="000000"/>
           <w:kern w:val="0"/>
           <w:lang w:eastAsia="es-PE"/>
-          <ns2:ligatures ns2:val="none"/>
+          <w14:ligatures w14:val="none"/>
         </w:rPr>
         <w:t xml:space="preserve">considera </w:t>
       </w:r>
@@ -2993,7 +2897,7 @@
         <w:rPr>
           <w:rFonts w:ascii="Arial Narrow" w:eastAsia="Arial Narrow" w:hAnsi="Arial Narrow" w:cs="Arial Narrow"/>
           <w:kern w:val="0"/>
-          <ns2:ligatures ns2:val="none"/>
+          <w14:ligatures w14:val="none"/>
         </w:rPr>
         <w:t>que el hecho denunciado</w:t>
       </w:r>
@@ -3003,7 +2907,7 @@
           <w:color w:val="000000"/>
           <w:kern w:val="0"/>
           <w:lang w:eastAsia="es-PE"/>
-          <ns2:ligatures ns2:val="none"/>
+          <w14:ligatures w14:val="none"/>
         </w:rPr>
         <w:t xml:space="preserve">, consistente en que </w:t>
       </w:r>
@@ -3011,7 +2915,7 @@
         <w:rPr>
           <w:rFonts w:ascii="Arial Narrow" w:eastAsia="Arial Narrow" w:hAnsi="Arial Narrow" w:cs="Arial Narrow"/>
           <w:kern w:val="0"/>
-          <ns2:ligatures ns2:val="none"/>
+          <w14:ligatures w14:val="none"/>
         </w:rPr>
         <w:t>el proveedor denunciado habría brindado una respuesta inadecuada al reclamo presentado por el denunciante el 29 de mayo de 2025</w:t>
       </w:r>
@@ -3021,7 +2925,7 @@
           <w:color w:val="000000"/>
           <w:kern w:val="0"/>
           <w:lang w:eastAsia="es-PE"/>
-          <ns2:ligatures ns2:val="none"/>
+          <w14:ligatures w14:val="none"/>
         </w:rPr>
         <w:t>. Por consiguiente, corresponde calificar el hecho materia de denuncia</w:t>
       </w:r>
@@ -3031,7 +2935,7 @@
           <w:color w:val="000000"/>
           <w:kern w:val="0"/>
           <w:lang w:eastAsia="es-PE"/>
-          <ns2:ligatures ns2:val="none"/>
+          <w14:ligatures w14:val="none"/>
         </w:rPr>
         <w:t xml:space="preserve"> como una presunta infracción al</w:t>
       </w:r>
@@ -3039,7 +2943,7 @@
         <w:rPr>
           <w:rFonts w:ascii="Arial Narrow" w:eastAsia="Arial Narrow" w:hAnsi="Arial Narrow" w:cs="Arial Narrow"/>
           <w:kern w:val="0"/>
-          <ns2:ligatures ns2:val="none"/>
+          <w14:ligatures w14:val="none"/>
         </w:rPr>
         <w:t xml:space="preserve"> numeral 88.1 del artículo 88 del Código</w:t>
       </w:r>
@@ -3049,7 +2953,7 @@
           <w:rFonts w:ascii="Arial Narrow" w:eastAsia="Arial Narrow" w:hAnsi="Arial Narrow" w:cs="Arial"/>
           <w:kern w:val="0"/>
           <w:vertAlign w:val="superscript"/>
-          <ns2:ligatures ns2:val="none"/>
+          <w14:ligatures w14:val="none"/>
         </w:rPr>
         <w:footnoteReference w:id="5"/>
       </w:r>
@@ -3057,23 +2961,23 @@
         <w:rPr>
           <w:rFonts w:ascii="Arial Narrow" w:eastAsia="Arial Narrow" w:hAnsi="Arial Narrow" w:cs="Arial Narrow"/>
           <w:kern w:val="0"/>
-          <ns2:ligatures ns2:val="none"/>
+          <w14:ligatures w14:val="none"/>
         </w:rPr>
         <w:t>.</w:t>
       </w:r>
     </w:p>
-    <w:p ns2:paraId="697ED46E" ns2:textId="77777777">
+    <w:p>
       <w:pPr>
         <w:pStyle w:val="Prrafodelista"/>
         <w:spacing w:line="240" w:lineRule="auto"/>
         <w:rPr>
           <w:rFonts w:ascii="Arial Narrow" w:eastAsia="Arial Narrow" w:hAnsi="Arial Narrow" w:cs="Arial Narrow"/>
           <w:kern w:val="0"/>
-          <ns2:ligatures ns2:val="none"/>
-        </w:rPr>
-      </w:pPr>
-    </w:p>
-    <w:p ns2:paraId="3881E018" ns2:textId="45530030">
+          <w14:ligatures w14:val="none"/>
+        </w:rPr>
+      </w:pPr>
+    </w:p>
+    <w:p>
       <w:pPr>
         <w:pStyle w:val="Prrafodelista"/>
         <w:numPr>
@@ -3086,14 +2990,14 @@
         <w:rPr>
           <w:rFonts w:ascii="Arial Narrow" w:eastAsia="Arial Narrow" w:hAnsi="Arial Narrow" w:cs="Arial Narrow"/>
           <w:kern w:val="0"/>
-          <ns2:ligatures ns2:val="none"/>
-        </w:rPr>
-      </w:pPr>
-      <w:r>
-        <w:rPr>
-          <w:rFonts w:ascii="Arial Narrow" w:eastAsia="Arial Narrow" w:hAnsi="Arial Narrow" w:cs="Arial Narrow"/>
-          <w:kern w:val="0"/>
-          <ns2:ligatures ns2:val="none"/>
+          <w14:ligatures w14:val="none"/>
+        </w:rPr>
+      </w:pPr>
+      <w:r>
+        <w:rPr>
+          <w:rFonts w:ascii="Arial Narrow" w:eastAsia="Arial Narrow" w:hAnsi="Arial Narrow" w:cs="Arial Narrow"/>
+          <w:kern w:val="0"/>
+          <w14:ligatures w14:val="none"/>
         </w:rPr>
         <w:t xml:space="preserve">Además, la Secretaría Técnica, en ejercicio de sus facultades, </w:t>
       </w:r>
@@ -3103,7 +3007,7 @@
           <w:color w:val="000000"/>
           <w:kern w:val="0"/>
           <w:lang w:eastAsia="es-PE"/>
-          <ns2:ligatures ns2:val="none"/>
+          <w14:ligatures w14:val="none"/>
         </w:rPr>
         <w:t xml:space="preserve">considera </w:t>
       </w:r>
@@ -3111,7 +3015,7 @@
         <w:rPr>
           <w:rFonts w:ascii="Arial Narrow" w:eastAsia="Arial Narrow" w:hAnsi="Arial Narrow" w:cs="Arial Narrow"/>
           <w:kern w:val="0"/>
-          <ns2:ligatures ns2:val="none"/>
+          <w14:ligatures w14:val="none"/>
         </w:rPr>
         <w:t>que el hecho denunciado</w:t>
       </w:r>
@@ -3121,7 +3025,7 @@
           <w:color w:val="000000"/>
           <w:kern w:val="0"/>
           <w:lang w:eastAsia="es-PE"/>
-          <ns2:ligatures ns2:val="none"/>
+          <w14:ligatures w14:val="none"/>
         </w:rPr>
         <w:t xml:space="preserve">, consistente en que </w:t>
       </w:r>
@@ -3129,7 +3033,7 @@
         <w:rPr>
           <w:rFonts w:ascii="Arial Narrow" w:eastAsia="Arial Narrow" w:hAnsi="Arial Narrow" w:cs="Arial Narrow"/>
           <w:kern w:val="0"/>
-          <ns2:ligatures ns2:val="none"/>
+          <w14:ligatures w14:val="none"/>
         </w:rPr>
         <w:t>el proveedor denunciado habría brindado una respuesta inadecuada al reclamo presentado por el denunciante el 4 de junio de 2025</w:t>
       </w:r>
@@ -3139,7 +3043,7 @@
           <w:color w:val="000000"/>
           <w:kern w:val="0"/>
           <w:lang w:eastAsia="es-PE"/>
-          <ns2:ligatures ns2:val="none"/>
+          <w14:ligatures w14:val="none"/>
         </w:rPr>
         <w:t>. Por consiguiente, corresponde calificar el hecho materia de denuncia como una presunta infracción al</w:t>
       </w:r>
@@ -3147,23 +3051,23 @@
         <w:rPr>
           <w:rFonts w:ascii="Arial Narrow" w:eastAsia="Arial Narrow" w:hAnsi="Arial Narrow" w:cs="Arial Narrow"/>
           <w:kern w:val="0"/>
-          <ns2:ligatures ns2:val="none"/>
+          <w14:ligatures w14:val="none"/>
         </w:rPr>
         <w:t xml:space="preserve"> numeral 88.1 del artículo 88 del Código.</w:t>
       </w:r>
     </w:p>
-    <w:p ns2:paraId="3B53B094" ns2:textId="77777777">
+    <w:p>
       <w:pPr>
         <w:pStyle w:val="Prrafodelista"/>
         <w:spacing w:line="240" w:lineRule="auto"/>
         <w:rPr>
           <w:rFonts w:ascii="Arial Narrow" w:eastAsia="Arial Narrow" w:hAnsi="Arial Narrow" w:cs="Arial Narrow"/>
           <w:kern w:val="0"/>
-          <ns2:ligatures ns2:val="none"/>
-        </w:rPr>
-      </w:pPr>
-    </w:p>
-    <w:p ns2:paraId="10FFAB1A" ns2:textId="2AFABFF5">
+          <w14:ligatures w14:val="none"/>
+        </w:rPr>
+      </w:pPr>
+    </w:p>
+    <w:p>
       <w:pPr>
         <w:pStyle w:val="Prrafodelista"/>
         <w:numPr>
@@ -3176,14 +3080,14 @@
         <w:rPr>
           <w:rFonts w:ascii="Arial Narrow" w:eastAsia="Arial Narrow" w:hAnsi="Arial Narrow" w:cs="Arial Narrow"/>
           <w:kern w:val="0"/>
-          <ns2:ligatures ns2:val="none"/>
-        </w:rPr>
-      </w:pPr>
-      <w:r>
-        <w:rPr>
-          <w:rFonts w:ascii="Arial Narrow" w:eastAsia="Arial Narrow" w:hAnsi="Arial Narrow" w:cs="Arial Narrow"/>
-          <w:kern w:val="0"/>
-          <ns2:ligatures ns2:val="none"/>
+          <w14:ligatures w14:val="none"/>
+        </w:rPr>
+      </w:pPr>
+      <w:r>
+        <w:rPr>
+          <w:rFonts w:ascii="Arial Narrow" w:eastAsia="Arial Narrow" w:hAnsi="Arial Narrow" w:cs="Arial Narrow"/>
+          <w:kern w:val="0"/>
+          <w14:ligatures w14:val="none"/>
         </w:rPr>
         <w:t>Adicionalmente</w:t>
       </w:r>
@@ -3191,7 +3095,7 @@
         <w:rPr>
           <w:rFonts w:ascii="Arial Narrow" w:eastAsia="Arial Narrow" w:hAnsi="Arial Narrow" w:cs="Arial Narrow"/>
           <w:kern w:val="0"/>
-          <ns2:ligatures ns2:val="none"/>
+          <w14:ligatures w14:val="none"/>
         </w:rPr>
         <w:t xml:space="preserve">, la Secretaría Técnica, en ejercicio de sus facultades, </w:t>
       </w:r>
@@ -3201,7 +3105,7 @@
           <w:color w:val="000000"/>
           <w:kern w:val="0"/>
           <w:lang w:eastAsia="es-PE"/>
-          <ns2:ligatures ns2:val="none"/>
+          <w14:ligatures w14:val="none"/>
         </w:rPr>
         <w:t xml:space="preserve">considera </w:t>
       </w:r>
@@ -3209,7 +3113,7 @@
         <w:rPr>
           <w:rFonts w:ascii="Arial Narrow" w:eastAsia="Arial Narrow" w:hAnsi="Arial Narrow" w:cs="Arial Narrow"/>
           <w:kern w:val="0"/>
-          <ns2:ligatures ns2:val="none"/>
+          <w14:ligatures w14:val="none"/>
         </w:rPr>
         <w:t>que el hecho denunciado</w:t>
       </w:r>
@@ -3219,7 +3123,7 @@
           <w:color w:val="000000"/>
           <w:kern w:val="0"/>
           <w:lang w:eastAsia="es-PE"/>
-          <ns2:ligatures ns2:val="none"/>
+          <w14:ligatures w14:val="none"/>
         </w:rPr>
         <w:t xml:space="preserve">, consistente en que </w:t>
       </w:r>
@@ -3227,7 +3131,7 @@
         <w:rPr>
           <w:rFonts w:ascii="Arial Narrow" w:eastAsia="Arial Narrow" w:hAnsi="Arial Narrow" w:cs="Arial Narrow"/>
           <w:kern w:val="0"/>
-          <ns2:ligatures ns2:val="none"/>
+          <w14:ligatures w14:val="none"/>
         </w:rPr>
         <w:t>el proveedor denunciado no habría brindado una respuesta oportuna al reclamo presentado por el denunciante el 9 de junio de 2025</w:t>
       </w:r>
@@ -3237,7 +3141,7 @@
           <w:color w:val="000000"/>
           <w:kern w:val="0"/>
           <w:lang w:eastAsia="es-PE"/>
-          <ns2:ligatures ns2:val="none"/>
+          <w14:ligatures w14:val="none"/>
         </w:rPr>
         <w:t>. Por consiguiente, corresponde calificar el hecho materia de denuncia como una presunta infracción al</w:t>
       </w:r>
@@ -3245,12 +3149,12 @@
         <w:rPr>
           <w:rFonts w:ascii="Arial Narrow" w:eastAsia="Arial Narrow" w:hAnsi="Arial Narrow" w:cs="Arial Narrow"/>
           <w:kern w:val="0"/>
-          <ns2:ligatures ns2:val="none"/>
+          <w14:ligatures w14:val="none"/>
         </w:rPr>
         <w:t xml:space="preserve"> numeral 88.1 del artículo 88 del Código.</w:t>
       </w:r>
     </w:p>
-    <w:p ns2:paraId="432038D6" ns2:textId="0A9F6D75">
+    <w:p>
       <w:pPr>
         <w:pStyle w:val="Prrafodelista"/>
         <w:spacing w:after="0" w:line="240" w:lineRule="auto"/>
@@ -3260,11 +3164,11 @@
           <w:rFonts w:ascii="Arial Narrow" w:eastAsia="Calibri" w:hAnsi="Arial Narrow" w:cs="Arial Narrow"/>
           <w:kern w:val="0"/>
           <w:lang w:eastAsia="es-PE"/>
-          <ns2:ligatures ns2:val="none"/>
-        </w:rPr>
-      </w:pPr>
-    </w:p>
-    <w:p ns2:paraId="463134E5" ns2:textId="77777777">
+          <w14:ligatures w14:val="none"/>
+        </w:rPr>
+      </w:pPr>
+    </w:p>
+    <w:p>
       <w:pPr>
         <w:pStyle w:val="Prrafodelista"/>
         <w:numPr>
@@ -3278,7 +3182,7 @@
           <w:rFonts w:ascii="Arial Narrow" w:eastAsia="Calibri" w:hAnsi="Arial Narrow" w:cs="Arial Narrow"/>
           <w:kern w:val="0"/>
           <w:lang w:eastAsia="es-PE"/>
-          <ns2:ligatures ns2:val="none"/>
+          <w14:ligatures w14:val="none"/>
         </w:rPr>
       </w:pPr>
       <w:r>
@@ -3287,7 +3191,7 @@
           <w:color w:val="000000"/>
           <w:kern w:val="0"/>
           <w:lang w:eastAsia="es-PE"/>
-          <ns2:ligatures ns2:val="none"/>
+          <w14:ligatures w14:val="none"/>
         </w:rPr>
         <w:t>En tanto la denuncia reúne los requisitos establecidos por la norma citada, corresponde admitirla a trámite</w:t>
       </w:r>
@@ -3297,7 +3201,7 @@
           <w:rFonts w:ascii="Arial Narrow" w:eastAsia="Arial Narrow" w:hAnsi="Arial Narrow" w:cs="Arial Narrow"/>
           <w:kern w:val="0"/>
           <w:vertAlign w:val="superscript"/>
-          <ns2:ligatures ns2:val="none"/>
+          <w14:ligatures w14:val="none"/>
         </w:rPr>
         <w:footnoteReference w:id="6"/>
       </w:r>
@@ -3307,12 +3211,12 @@
           <w:color w:val="000000"/>
           <w:kern w:val="0"/>
           <w:lang w:eastAsia="es-PE"/>
-          <ns2:ligatures ns2:val="none"/>
+          <w14:ligatures w14:val="none"/>
         </w:rPr>
         <w:t>.</w:t>
       </w:r>
     </w:p>
-    <w:p ns2:paraId="68C71625" ns2:textId="77777777">
+    <w:p>
       <w:pPr>
         <w:spacing w:after="0" w:line="240" w:lineRule="auto"/>
         <w:ind w:left="567"/>
@@ -3323,11 +3227,11 @@
           <w:color w:val="000000"/>
           <w:kern w:val="0"/>
           <w:lang w:eastAsia="es-PE"/>
-          <ns2:ligatures ns2:val="none"/>
-        </w:rPr>
-      </w:pPr>
-    </w:p>
-    <w:p ns2:paraId="38A98B4B" ns2:textId="77777777">
+          <w14:ligatures w14:val="none"/>
+        </w:rPr>
+      </w:pPr>
+    </w:p>
+    <w:p>
       <w:pPr>
         <w:pStyle w:val="Prrafodelista"/>
         <w:numPr>
@@ -3347,7 +3251,7 @@
           <w:color w:val="000000"/>
           <w:kern w:val="0"/>
           <w:lang w:eastAsia="es-PE"/>
-          <ns2:ligatures ns2:val="none"/>
+          <w14:ligatures w14:val="none"/>
         </w:rPr>
       </w:pPr>
       <w:r>
@@ -3357,7 +3261,7 @@
           <w:color w:val="000000"/>
           <w:kern w:val="0"/>
           <w:lang w:eastAsia="es-PE"/>
-          <ns2:ligatures ns2:val="none"/>
+          <w14:ligatures w14:val="none"/>
         </w:rPr>
         <w:t>REQUERIMIENTO DE INFORMACI</w:t>
       </w:r>
@@ -3368,7 +3272,7 @@
           <w:color w:val="000000"/>
           <w:kern w:val="0"/>
           <w:lang w:eastAsia="es-PE"/>
-          <ns2:ligatures ns2:val="none"/>
+          <w14:ligatures w14:val="none"/>
         </w:rPr>
         <w:t>Ó</w:t>
       </w:r>
@@ -3379,12 +3283,12 @@
           <w:color w:val="000000"/>
           <w:kern w:val="0"/>
           <w:lang w:eastAsia="es-PE"/>
-          <ns2:ligatures ns2:val="none"/>
+          <w14:ligatures w14:val="none"/>
         </w:rPr>
         <w:t>N</w:t>
       </w:r>
     </w:p>
-    <w:p ns2:paraId="5B518DC4" ns2:textId="77777777">
+    <w:p>
       <w:pPr>
         <w:spacing w:after="0" w:line="240" w:lineRule="auto"/>
         <w:jc w:val="both"/>
@@ -3393,11 +3297,11 @@
           <w:color w:val="000000"/>
           <w:kern w:val="0"/>
           <w:lang w:val="es-ES" w:eastAsia="es-ES"/>
-          <ns2:ligatures ns2:val="none"/>
-        </w:rPr>
-      </w:pPr>
-    </w:p>
-    <w:p ns2:paraId="62B88A04" ns2:textId="3B44870A">
+          <w14:ligatures w14:val="none"/>
+        </w:rPr>
+      </w:pPr>
+    </w:p>
+    <w:p>
       <w:pPr>
         <w:pStyle w:val="Prrafodelista"/>
         <w:numPr>
@@ -3412,7 +3316,7 @@
           <w:color w:val="000000"/>
           <w:kern w:val="0"/>
           <w:lang w:val="es-ES" w:eastAsia="es-ES"/>
-          <ns2:ligatures ns2:val="none"/>
+          <w14:ligatures w14:val="none"/>
         </w:rPr>
       </w:pPr>
       <w:r>
@@ -3421,7 +3325,7 @@
           <w:color w:val="000000"/>
           <w:kern w:val="0"/>
           <w:lang w:val="es-ES" w:eastAsia="es-ES"/>
-          <ns2:ligatures ns2:val="none"/>
+          <w14:ligatures w14:val="none"/>
         </w:rPr>
         <w:lastRenderedPageBreak/>
         <w:t xml:space="preserve">A efectos de tener mayores elementos que sirvan para la resolución definitiva del presente caso, la Secretaría Técnica, en ejercicio de las </w:t>
@@ -3432,7 +3336,7 @@
           <w:color w:val="000000"/>
           <w:kern w:val="0"/>
           <w:lang w:val="es-ES" w:eastAsia="es-ES"/>
-          <ns2:ligatures ns2:val="none"/>
+          <w14:ligatures w14:val="none"/>
         </w:rPr>
         <w:t>facultades que la ley le confiere, conviene requerir al proveedor denunciado que, en un plazo no m</w:t>
       </w:r>
@@ -3442,7 +3346,7 @@
           <w:color w:val="000000"/>
           <w:kern w:val="0"/>
           <w:lang w:val="es-ES" w:eastAsia="es-ES"/>
-          <ns2:ligatures ns2:val="none"/>
+          <w14:ligatures w14:val="none"/>
         </w:rPr>
         <w:t xml:space="preserve">ayor de cinco (5) días hábiles contado a partir del día siguiente de la notificación de la </w:t>
       </w:r>
@@ -3452,7 +3356,7 @@
           <w:color w:val="000000"/>
           <w:kern w:val="0"/>
           <w:lang w:val="es-ES" w:eastAsia="es-ES"/>
-          <ns2:ligatures ns2:val="none"/>
+          <w14:ligatures w14:val="none"/>
         </w:rPr>
         <w:t xml:space="preserve">presente resolución, cumpla con lo siguiente: </w:t>
       </w:r>
@@ -3462,7 +3366,7 @@
           <w:color w:val="000000"/>
           <w:kern w:val="0"/>
           <w:lang w:val="es-ES" w:eastAsia="es-ES"/>
-          <ns2:ligatures ns2:val="none"/>
+          <w14:ligatures w14:val="none"/>
         </w:rPr>
         <w:t xml:space="preserve">(i) presentar una copia completa, legible y debidamente suscrita del contrato de crédito por convenio </w:t>
       </w:r>
@@ -3473,7 +3377,7 @@
           <w:color w:val="000000"/>
           <w:kern w:val="0"/>
           <w:lang w:val="es-ES" w:eastAsia="es-ES"/>
-          <ns2:ligatures ns2:val="none"/>
+          <w14:ligatures w14:val="none"/>
         </w:rPr>
         <w:t/>
       </w:r>
@@ -3484,7 +3388,7 @@
           <w:color w:val="000000"/>
           <w:kern w:val="0"/>
           <w:lang w:val="es-ES" w:eastAsia="es-ES"/>
-          <ns2:ligatures ns2:val="none"/>
+          <w14:ligatures w14:val="none"/>
         </w:rPr>
         <w:t xml:space="preserve"> 01990479, así como el cargo de remisión del contrato; (</w:t>
       </w:r>
@@ -3495,7 +3399,7 @@
           <w:color w:val="000000"/>
           <w:kern w:val="0"/>
           <w:lang w:val="es-ES" w:eastAsia="es-ES"/>
-          <ns2:ligatures ns2:val="none"/>
+          <w14:ligatures w14:val="none"/>
         </w:rPr>
         <w:t>ii</w:t>
       </w:r>
@@ -3506,7 +3410,7 @@
           <w:color w:val="000000"/>
           <w:kern w:val="0"/>
           <w:lang w:val="es-ES" w:eastAsia="es-ES"/>
-          <ns2:ligatures ns2:val="none"/>
+          <w14:ligatures w14:val="none"/>
         </w:rPr>
         <w:t>) presentar los medios probatorios que acrediten que gestionó el abon</w:t>
       </w:r>
@@ -3516,7 +3420,7 @@
           <w:color w:val="000000"/>
           <w:kern w:val="0"/>
           <w:lang w:val="es-ES" w:eastAsia="es-ES"/>
-          <ns2:ligatures ns2:val="none"/>
+          <w14:ligatures w14:val="none"/>
         </w:rPr>
         <w:t xml:space="preserve">o </w:t>
       </w:r>
@@ -3526,7 +3430,7 @@
           <w:color w:val="000000"/>
           <w:kern w:val="0"/>
           <w:lang w:val="es-ES" w:eastAsia="es-ES"/>
-          <ns2:ligatures ns2:val="none"/>
+          <w14:ligatures w14:val="none"/>
         </w:rPr>
         <w:t xml:space="preserve">de </w:t>
       </w:r>
@@ -3537,7 +3441,7 @@
           <w:color w:val="000000"/>
           <w:kern w:val="0"/>
           <w:lang w:val="es-ES" w:eastAsia="es-ES"/>
-          <ns2:ligatures ns2:val="none"/>
+          <w14:ligatures w14:val="none"/>
         </w:rPr>
         <w:t>Interseguro</w:t>
       </w:r>
@@ -3548,7 +3452,7 @@
           <w:color w:val="000000"/>
           <w:kern w:val="0"/>
           <w:lang w:val="es-ES" w:eastAsia="es-ES"/>
-          <ns2:ligatures ns2:val="none"/>
+          <w14:ligatures w14:val="none"/>
         </w:rPr>
         <w:t xml:space="preserve"> Compañía de Seguros S.A. por el monto de S/. 5 360,94 a la cuenta corriente </w:t>
       </w:r>
@@ -3559,7 +3463,7 @@
           <w:color w:val="000000"/>
           <w:kern w:val="0"/>
           <w:lang w:val="es-ES" w:eastAsia="es-ES"/>
-          <ns2:ligatures ns2:val="none"/>
+          <w14:ligatures w14:val="none"/>
         </w:rPr>
         <w:t/>
       </w:r>
@@ -3570,7 +3474,7 @@
           <w:color w:val="000000"/>
           <w:kern w:val="0"/>
           <w:lang w:val="es-ES" w:eastAsia="es-ES"/>
-          <ns2:ligatures ns2:val="none"/>
+          <w14:ligatures w14:val="none"/>
         </w:rPr>
         <w:t xml:space="preserve"> 2003001***941 </w:t>
       </w:r>
@@ -3580,7 +3484,7 @@
           <w:color w:val="000000"/>
           <w:kern w:val="0"/>
           <w:lang w:val="es-ES" w:eastAsia="es-ES"/>
-          <ns2:ligatures ns2:val="none"/>
+          <w14:ligatures w14:val="none"/>
         </w:rPr>
         <w:t>para cubrir</w:t>
       </w:r>
@@ -3590,7 +3494,7 @@
           <w:color w:val="000000"/>
           <w:kern w:val="0"/>
           <w:lang w:val="es-ES" w:eastAsia="es-ES"/>
-          <ns2:ligatures ns2:val="none"/>
+          <w14:ligatures w14:val="none"/>
         </w:rPr>
         <w:t xml:space="preserve"> seis cuotas del pago del crédito por convenio </w:t>
       </w:r>
@@ -3601,7 +3505,7 @@
           <w:color w:val="000000"/>
           <w:kern w:val="0"/>
           <w:lang w:val="es-ES" w:eastAsia="es-ES"/>
-          <ns2:ligatures ns2:val="none"/>
+          <w14:ligatures w14:val="none"/>
         </w:rPr>
         <w:t/>
       </w:r>
@@ -3612,7 +3516,7 @@
           <w:color w:val="000000"/>
           <w:kern w:val="0"/>
           <w:lang w:val="es-ES" w:eastAsia="es-ES"/>
-          <ns2:ligatures ns2:val="none"/>
+          <w14:ligatures w14:val="none"/>
         </w:rPr>
         <w:t xml:space="preserve"> 01990479; y, (</w:t>
       </w:r>
@@ -3623,7 +3527,7 @@
           <w:color w:val="000000"/>
           <w:kern w:val="0"/>
           <w:lang w:val="es-ES" w:eastAsia="es-ES"/>
-          <ns2:ligatures ns2:val="none"/>
+          <w14:ligatures w14:val="none"/>
         </w:rPr>
         <w:t>iii</w:t>
       </w:r>
@@ -3634,7 +3538,7 @@
           <w:color w:val="000000"/>
           <w:kern w:val="0"/>
           <w:lang w:val="es-ES" w:eastAsia="es-ES"/>
-          <ns2:ligatures ns2:val="none"/>
+          <w14:ligatures w14:val="none"/>
         </w:rPr>
         <w:t>) presentar todas las comunicaciones cursadas con la parte denunciante en virtud del hecho materia de denuncia</w:t>
       </w:r>
@@ -3644,7 +3548,7 @@
           <w:color w:val="000000"/>
           <w:kern w:val="0"/>
           <w:lang w:val="es-ES" w:eastAsia="es-ES"/>
-          <ns2:ligatures ns2:val="none"/>
+          <w14:ligatures w14:val="none"/>
         </w:rPr>
         <w:t>.</w:t>
       </w:r>
@@ -3654,12 +3558,12 @@
           <w:color w:val="000000"/>
           <w:kern w:val="0"/>
           <w:lang w:eastAsia="es-ES"/>
-          <ns2:ligatures ns2:val="none"/>
+          <w14:ligatures w14:val="none"/>
         </w:rPr>
         <w:t xml:space="preserve"> </w:t>
       </w:r>
     </w:p>
-    <w:p ns2:paraId="5C93B848" ns2:textId="77777777">
+    <w:p>
       <w:pPr>
         <w:pStyle w:val="Prrafodelista"/>
         <w:spacing w:after="0" w:line="240" w:lineRule="auto"/>
@@ -3670,11 +3574,11 @@
           <w:color w:val="000000"/>
           <w:kern w:val="0"/>
           <w:lang w:val="es-ES" w:eastAsia="es-ES"/>
-          <ns2:ligatures ns2:val="none"/>
-        </w:rPr>
-      </w:pPr>
-    </w:p>
-    <w:p ns2:paraId="2A119386" ns2:textId="77777777">
+          <w14:ligatures w14:val="none"/>
+        </w:rPr>
+      </w:pPr>
+    </w:p>
+    <w:p>
       <w:pPr>
         <w:pStyle w:val="Prrafodelista"/>
         <w:numPr>
@@ -3694,7 +3598,7 @@
           <w:color w:val="000000"/>
           <w:kern w:val="0"/>
           <w:lang w:eastAsia="es-PE"/>
-          <ns2:ligatures ns2:val="none"/>
+          <w14:ligatures w14:val="none"/>
         </w:rPr>
       </w:pPr>
       <w:r>
@@ -3704,12 +3608,12 @@
           <w:color w:val="000000"/>
           <w:kern w:val="0"/>
           <w:lang w:eastAsia="es-PE"/>
-          <ns2:ligatures ns2:val="none"/>
+          <w14:ligatures w14:val="none"/>
         </w:rPr>
         <w:t xml:space="preserve">RESOLUCIÓN DE LA SECRETARÍA TÉCNICA </w:t>
       </w:r>
     </w:p>
-    <w:p ns2:paraId="7F554EB2" ns2:textId="77777777">
+    <w:p>
       <w:pPr>
         <w:spacing w:after="0" w:line="240" w:lineRule="auto"/>
         <w:jc w:val="both"/>
@@ -3719,11 +3623,11 @@
           <w:color w:val="000000"/>
           <w:kern w:val="0"/>
           <w:lang w:eastAsia="es-PE"/>
-          <ns2:ligatures ns2:val="none"/>
-        </w:rPr>
-      </w:pPr>
-    </w:p>
-    <w:p ns2:paraId="40BE44E6" ns2:textId="0CA785D6">
+          <w14:ligatures w14:val="none"/>
+        </w:rPr>
+      </w:pPr>
+    </w:p>
+    <w:p>
       <w:pPr>
         <w:spacing w:after="0" w:line="240" w:lineRule="auto"/>
         <w:jc w:val="both"/>
@@ -3732,7 +3636,7 @@
           <w:color w:val="000000"/>
           <w:kern w:val="0"/>
           <w:lang w:eastAsia="es-PE"/>
-          <ns2:ligatures ns2:val="none"/>
+          <w14:ligatures w14:val="none"/>
         </w:rPr>
       </w:pPr>
       <w:r>
@@ -3742,7 +3646,7 @@
           <w:color w:val="000000"/>
           <w:kern w:val="0"/>
           <w:lang w:eastAsia="es-PE"/>
-          <ns2:ligatures ns2:val="none"/>
+          <w14:ligatures w14:val="none"/>
         </w:rPr>
         <w:t xml:space="preserve">PRIMERO: admitir a trámite la denuncia del 18 de julio de 2025 interpuesta por el señor [DENUNCIANTE] contra el Banco Internacional del Perú - Interbank S.A.A., por lo siguiente:</w:t>
       </w:r>
@@ -3753,7 +3657,7 @@
           <w:kern w:val="0"/>
           <w:shd w:val="clear" w:color="auto" w:fill="FFFFFF"/>
           <w:lang w:eastAsia="es-PE"/>
-          <ns2:ligatures ns2:val="none"/>
+          <w14:ligatures w14:val="none"/>
         </w:rPr>
         <w:t xml:space="preserve"/>
       </w:r>
@@ -3763,7 +3667,7 @@
           <w:color w:val="000000"/>
           <w:kern w:val="0"/>
           <w:lang w:val="es-ES" w:eastAsia="es-ES"/>
-          <ns2:ligatures ns2:val="none"/>
+          <w14:ligatures w14:val="none"/>
         </w:rPr>
         <w:t xml:space="preserve"/>
       </w:r>
@@ -3773,7 +3677,7 @@
           <w:color w:val="000000"/>
           <w:kern w:val="0"/>
           <w:lang w:val="es-ES" w:eastAsia="es-ES"/>
-          <ns2:ligatures ns2:val="none"/>
+          <w14:ligatures w14:val="none"/>
         </w:rPr>
         <w:t/>
       </w:r>
@@ -3783,7 +3687,7 @@
           <w:color w:val="000000"/>
           <w:kern w:val="0"/>
           <w:lang w:val="es-ES" w:eastAsia="es-ES"/>
-          <ns2:ligatures ns2:val="none"/>
+          <w14:ligatures w14:val="none"/>
         </w:rPr>
         <w:t xml:space="preserve"/>
       </w:r>
@@ -3794,7 +3698,7 @@
           <w:kern w:val="0"/>
           <w:shd w:val="clear" w:color="auto" w:fill="FFFFFF"/>
           <w:lang w:eastAsia="es-PE"/>
-          <ns2:ligatures ns2:val="none"/>
+          <w14:ligatures w14:val="none"/>
         </w:rPr>
         <w:t xml:space="preserve"/>
       </w:r>
@@ -3804,7 +3708,7 @@
           <w:bCs/>
           <w:spacing w:val="-3"/>
           <w:kern w:val="0"/>
-          <ns2:ligatures ns2:val="none"/>
+          <w14:ligatures w14:val="none"/>
         </w:rPr>
         <w:t/>
       </w:r>
@@ -3815,7 +3719,7 @@
           <w:kern w:val="0"/>
           <w:shd w:val="clear" w:color="auto" w:fill="FFFFFF"/>
           <w:lang w:eastAsia="es-PE"/>
-          <ns2:ligatures ns2:val="none"/>
+          <w14:ligatures w14:val="none"/>
         </w:rPr>
         <w:t xml:space="preserve"/>
       </w:r>
@@ -3826,7 +3730,7 @@
           <w:kern w:val="0"/>
           <w:shd w:val="clear" w:color="auto" w:fill="FFFFFF"/>
           <w:lang w:eastAsia="es-PE"/>
-          <ns2:ligatures ns2:val="none"/>
+          <w14:ligatures w14:val="none"/>
         </w:rPr>
         <w:t xml:space="preserve"/>
       </w:r>
@@ -3837,7 +3741,7 @@
           <w:kern w:val="0"/>
           <w:shd w:val="clear" w:color="auto" w:fill="FFFFFF"/>
           <w:lang w:eastAsia="es-PE"/>
-          <ns2:ligatures ns2:val="none"/>
+          <w14:ligatures w14:val="none"/>
         </w:rPr>
         <w:t xml:space="preserve"/>
       </w:r>
@@ -3847,7 +3751,7 @@
           <w:bCs/>
           <w:spacing w:val="-3"/>
           <w:kern w:val="0"/>
-          <ns2:ligatures ns2:val="none"/>
+          <w14:ligatures w14:val="none"/>
         </w:rPr>
         <w:t xml:space="preserve"/>
       </w:r>
@@ -3857,7 +3761,7 @@
           <w:bCs/>
           <w:spacing w:val="-3"/>
           <w:kern w:val="0"/>
-          <ns2:ligatures ns2:val="none"/>
+          <w14:ligatures w14:val="none"/>
         </w:rPr>
         <w:t/>
       </w:r>
@@ -3868,7 +3772,7 @@
           <w:kern w:val="0"/>
           <w:shd w:val="clear" w:color="auto" w:fill="FFFFFF"/>
           <w:lang w:eastAsia="es-PE"/>
-          <ns2:ligatures ns2:val="none"/>
+          <w14:ligatures w14:val="none"/>
         </w:rPr>
         <w:t xml:space="preserve"/>
       </w:r>
@@ -3879,12 +3783,12 @@
           <w:kern w:val="0"/>
           <w:shd w:val="clear" w:color="auto" w:fill="FFFFFF"/>
           <w:lang w:eastAsia="es-PE"/>
-          <ns2:ligatures ns2:val="none"/>
+          <w14:ligatures w14:val="none"/>
         </w:rPr>
         <w:t/>
       </w:r>
     </w:p>
-    <w:p ns2:paraId="5E66126E" ns2:textId="77777777">
+    <w:p>
       <w:pPr>
         <w:spacing w:after="0" w:line="240" w:lineRule="auto"/>
         <w:jc w:val="both"/>
@@ -3893,11 +3797,11 @@
           <w:color w:val="000000"/>
           <w:kern w:val="0"/>
           <w:lang w:eastAsia="es-PE"/>
-          <ns2:ligatures ns2:val="none"/>
-        </w:rPr>
-      </w:pPr>
-    </w:p>
-    <w:p ns2:paraId="5677CE0B" ns2:textId="1FAD9003">
+          <w14:ligatures w14:val="none"/>
+        </w:rPr>
+      </w:pPr>
+    </w:p>
+    <w:p>
       <w:pPr>
         <w:pStyle w:val="Prrafodelista"/>
         <w:numPr>
@@ -3915,7 +3819,7 @@
           <w:rFonts w:ascii="Arial Narrow" w:eastAsia="Calibri" w:hAnsi="Arial Narrow" w:cs="Arial Narrow"/>
           <w:kern w:val="0"/>
           <w:lang w:eastAsia="es-PE"/>
-          <ns2:ligatures ns2:val="none"/>
+          <w14:ligatures w14:val="none"/>
         </w:rPr>
       </w:pPr>
       <w:r>
@@ -3924,7 +3828,7 @@
           <w:color w:val="000000"/>
           <w:kern w:val="0"/>
           <w:lang w:eastAsia="es-PE"/>
-          <ns2:ligatures ns2:val="none"/>
+          <w14:ligatures w14:val="none"/>
         </w:rPr>
         <w:t>Presunta</w:t>
       </w:r>
@@ -3934,7 +3838,7 @@
           <w:kern w:val="0"/>
           <w:shd w:val="clear" w:color="auto" w:fill="FFFFFF"/>
           <w:lang w:eastAsia="es-PE"/>
-          <ns2:ligatures ns2:val="none"/>
+          <w14:ligatures w14:val="none"/>
         </w:rPr>
         <w:t xml:space="preserve"> infracción a los artículos 18 y 19</w:t>
       </w:r>
@@ -3943,7 +3847,7 @@
           <w:rFonts w:ascii="Arial Narrow" w:eastAsia="Calibri" w:hAnsi="Arial Narrow" w:cs="Arial Narrow"/>
           <w:kern w:val="0"/>
           <w:lang w:eastAsia="es-PE"/>
-          <ns2:ligatures ns2:val="none"/>
+          <w14:ligatures w14:val="none"/>
         </w:rPr>
         <w:t xml:space="preserve"> de </w:t>
       </w:r>
@@ -3953,7 +3857,7 @@
           <w:kern w:val="0"/>
           <w:shd w:val="clear" w:color="auto" w:fill="FFFFFF"/>
           <w:lang w:eastAsia="es-PE"/>
-          <ns2:ligatures ns2:val="none"/>
+          <w14:ligatures w14:val="none"/>
         </w:rPr>
         <w:t xml:space="preserve">la Ley 29571, Código de Protección y Defensa del Consumidor, en tanto </w:t>
       </w:r>
@@ -3963,7 +3867,7 @@
           <w:kern w:val="0"/>
           <w:shd w:val="clear" w:color="auto" w:fill="FFFFFF"/>
           <w:lang w:eastAsia="es-PE"/>
-          <ns2:ligatures ns2:val="none"/>
+          <w14:ligatures w14:val="none"/>
         </w:rPr>
         <w:t xml:space="preserve">el proveedor denunciado no habría cumplido con gestionar </w:t>
       </w:r>
@@ -3973,7 +3877,7 @@
           <w:kern w:val="0"/>
           <w:shd w:val="clear" w:color="auto" w:fill="FFFFFF"/>
           <w:lang w:eastAsia="es-PE"/>
-          <ns2:ligatures ns2:val="none"/>
+          <w14:ligatures w14:val="none"/>
         </w:rPr>
         <w:t>debidamente la suma</w:t>
       </w:r>
@@ -3983,7 +3887,7 @@
           <w:kern w:val="0"/>
           <w:shd w:val="clear" w:color="auto" w:fill="FFFFFF"/>
           <w:lang w:eastAsia="es-PE"/>
-          <ns2:ligatures ns2:val="none"/>
+          <w14:ligatures w14:val="none"/>
         </w:rPr>
         <w:t xml:space="preserve"> de S/ 5 360,94</w:t>
       </w:r>
@@ -3993,7 +3897,7 @@
           <w:kern w:val="0"/>
           <w:shd w:val="clear" w:color="auto" w:fill="FFFFFF"/>
           <w:lang w:eastAsia="es-PE"/>
-          <ns2:ligatures ns2:val="none"/>
+          <w14:ligatures w14:val="none"/>
         </w:rPr>
         <w:t xml:space="preserve"> abonada por</w:t>
       </w:r>
@@ -4003,7 +3907,7 @@
           <w:kern w:val="0"/>
           <w:shd w:val="clear" w:color="auto" w:fill="FFFFFF"/>
           <w:lang w:eastAsia="es-PE"/>
-          <ns2:ligatures ns2:val="none"/>
+          <w14:ligatures w14:val="none"/>
         </w:rPr>
         <w:t xml:space="preserve"> </w:t>
       </w:r>
@@ -4014,7 +3918,7 @@
           <w:kern w:val="0"/>
           <w:shd w:val="clear" w:color="auto" w:fill="FFFFFF"/>
           <w:lang w:eastAsia="es-PE"/>
-          <ns2:ligatures ns2:val="none"/>
+          <w14:ligatures w14:val="none"/>
         </w:rPr>
         <w:t>Interseguro</w:t>
       </w:r>
@@ -4025,7 +3929,7 @@
           <w:kern w:val="0"/>
           <w:shd w:val="clear" w:color="auto" w:fill="FFFFFF"/>
           <w:lang w:eastAsia="es-PE"/>
-          <ns2:ligatures ns2:val="none"/>
+          <w14:ligatures w14:val="none"/>
         </w:rPr>
         <w:t xml:space="preserve"> Compañía de Seguros S.A. a la</w:t>
       </w:r>
@@ -4035,7 +3939,7 @@
           <w:kern w:val="0"/>
           <w:shd w:val="clear" w:color="auto" w:fill="FFFFFF"/>
           <w:lang w:eastAsia="es-PE"/>
-          <ns2:ligatures ns2:val="none"/>
+          <w14:ligatures w14:val="none"/>
         </w:rPr>
         <w:t xml:space="preserve">s cuotas del </w:t>
       </w:r>
@@ -4045,7 +3949,7 @@
           <w:kern w:val="0"/>
           <w:shd w:val="clear" w:color="auto" w:fill="FFFFFF"/>
           <w:lang w:eastAsia="es-PE"/>
-          <ns2:ligatures ns2:val="none"/>
+          <w14:ligatures w14:val="none"/>
         </w:rPr>
         <w:t>crédito por convenio 019xxxxxx479</w:t>
       </w:r>
@@ -4053,12 +3957,12 @@
         <w:rPr>
           <w:rFonts w:ascii="Arial Narrow" w:eastAsia="Arial Narrow" w:hAnsi="Arial Narrow" w:cs="Arial Narrow"/>
           <w:kern w:val="0"/>
-          <ns2:ligatures ns2:val="none"/>
+          <w14:ligatures w14:val="none"/>
         </w:rPr>
         <w:t>.</w:t>
       </w:r>
     </w:p>
-    <w:p ns2:paraId="55FDE085" ns2:textId="77777777">
+    <w:p>
       <w:pPr>
         <w:pStyle w:val="Prrafodelista"/>
         <w:spacing w:after="0" w:line="240" w:lineRule="auto"/>
@@ -4068,11 +3972,11 @@
           <w:rFonts w:ascii="Arial Narrow" w:eastAsia="Calibri" w:hAnsi="Arial Narrow" w:cs="Arial Narrow"/>
           <w:kern w:val="0"/>
           <w:lang w:eastAsia="es-PE"/>
-          <ns2:ligatures ns2:val="none"/>
-        </w:rPr>
-      </w:pPr>
-    </w:p>
-    <w:p ns2:paraId="7C9EE9C9" ns2:textId="4E041634">
+          <w14:ligatures w14:val="none"/>
+        </w:rPr>
+      </w:pPr>
+    </w:p>
+    <w:p>
       <w:pPr>
         <w:pStyle w:val="Prrafodelista"/>
         <w:numPr>
@@ -4090,7 +3994,7 @@
           <w:rFonts w:ascii="Arial Narrow" w:eastAsia="Calibri" w:hAnsi="Arial Narrow" w:cs="Arial Narrow"/>
           <w:kern w:val="0"/>
           <w:lang w:eastAsia="es-PE"/>
-          <ns2:ligatures ns2:val="none"/>
+          <w14:ligatures w14:val="none"/>
         </w:rPr>
       </w:pPr>
       <w:r>
@@ -4103,7 +4007,7 @@
         <w:rPr>
           <w:rFonts w:ascii="Arial Narrow" w:eastAsia="Arial Narrow" w:hAnsi="Arial Narrow" w:cs="Arial Narrow"/>
           <w:kern w:val="0"/>
-          <ns2:ligatures ns2:val="none"/>
+          <w14:ligatures w14:val="none"/>
         </w:rPr>
         <w:t xml:space="preserve">en tanto </w:t>
       </w:r>
@@ -4111,7 +4015,7 @@
         <w:rPr>
           <w:rFonts w:ascii="Arial Narrow" w:eastAsia="Arial Narrow" w:hAnsi="Arial Narrow" w:cs="Arial Narrow"/>
           <w:kern w:val="0"/>
-          <ns2:ligatures ns2:val="none"/>
+          <w14:ligatures w14:val="none"/>
         </w:rPr>
         <w:t xml:space="preserve">el proveedor denunciado habría brindado una respuesta inadecuada al reclamo presentado por el denunciante el </w:t>
       </w:r>
@@ -4119,7 +4023,7 @@
         <w:rPr>
           <w:rFonts w:ascii="Arial Narrow" w:eastAsia="Arial Narrow" w:hAnsi="Arial Narrow" w:cs="Arial Narrow"/>
           <w:kern w:val="0"/>
-          <ns2:ligatures ns2:val="none"/>
+          <w14:ligatures w14:val="none"/>
         </w:rPr>
         <w:t>29 de mayo de 2025</w:t>
       </w:r>
@@ -4127,12 +4031,12 @@
         <w:rPr>
           <w:rFonts w:ascii="Arial Narrow" w:eastAsia="Arial Narrow" w:hAnsi="Arial Narrow" w:cs="Arial Narrow"/>
           <w:kern w:val="0"/>
-          <ns2:ligatures ns2:val="none"/>
+          <w14:ligatures w14:val="none"/>
         </w:rPr>
         <w:t>.</w:t>
       </w:r>
     </w:p>
-    <w:p ns2:paraId="27B6F2B4" ns2:textId="77777777">
+    <w:p>
       <w:pPr>
         <w:pStyle w:val="Prrafodelista"/>
         <w:spacing w:line="240" w:lineRule="auto"/>
@@ -4140,11 +4044,11 @@
           <w:rFonts w:ascii="Arial Narrow" w:eastAsia="Calibri" w:hAnsi="Arial Narrow" w:cs="Arial Narrow"/>
           <w:kern w:val="0"/>
           <w:lang w:eastAsia="es-PE"/>
-          <ns2:ligatures ns2:val="none"/>
-        </w:rPr>
-      </w:pPr>
-    </w:p>
-    <w:p ns2:paraId="69C0E24F" ns2:textId="4E3D3081">
+          <w14:ligatures w14:val="none"/>
+        </w:rPr>
+      </w:pPr>
+    </w:p>
+    <w:p>
       <w:pPr>
         <w:pStyle w:val="Prrafodelista"/>
         <w:numPr>
@@ -4162,7 +4066,7 @@
           <w:rFonts w:ascii="Arial Narrow" w:eastAsia="Calibri" w:hAnsi="Arial Narrow" w:cs="Arial Narrow"/>
           <w:kern w:val="0"/>
           <w:lang w:eastAsia="es-PE"/>
-          <ns2:ligatures ns2:val="none"/>
+          <w14:ligatures w14:val="none"/>
         </w:rPr>
       </w:pPr>
       <w:r>
@@ -4175,7 +4079,7 @@
         <w:rPr>
           <w:rFonts w:ascii="Arial Narrow" w:eastAsia="Arial Narrow" w:hAnsi="Arial Narrow" w:cs="Arial Narrow"/>
           <w:kern w:val="0"/>
-          <ns2:ligatures ns2:val="none"/>
+          <w14:ligatures w14:val="none"/>
         </w:rPr>
         <w:t xml:space="preserve">en tanto </w:t>
       </w:r>
@@ -4183,7 +4087,7 @@
         <w:rPr>
           <w:rFonts w:ascii="Arial Narrow" w:eastAsia="Arial Narrow" w:hAnsi="Arial Narrow" w:cs="Arial Narrow"/>
           <w:kern w:val="0"/>
-          <ns2:ligatures ns2:val="none"/>
+          <w14:ligatures w14:val="none"/>
         </w:rPr>
         <w:t xml:space="preserve">el proveedor denunciado habría brindado una respuesta inadecuada al reclamo presentado por el denunciante el </w:t>
       </w:r>
@@ -4191,7 +4095,7 @@
         <w:rPr>
           <w:rFonts w:ascii="Arial Narrow" w:eastAsia="Arial Narrow" w:hAnsi="Arial Narrow" w:cs="Arial Narrow"/>
           <w:kern w:val="0"/>
-          <ns2:ligatures ns2:val="none"/>
+          <w14:ligatures w14:val="none"/>
         </w:rPr>
         <w:t>4 de junio de 2025</w:t>
       </w:r>
@@ -4199,12 +4103,12 @@
         <w:rPr>
           <w:rFonts w:ascii="Arial Narrow" w:eastAsia="Arial Narrow" w:hAnsi="Arial Narrow" w:cs="Arial Narrow"/>
           <w:kern w:val="0"/>
-          <ns2:ligatures ns2:val="none"/>
+          <w14:ligatures w14:val="none"/>
         </w:rPr>
         <w:t>.</w:t>
       </w:r>
     </w:p>
-    <w:p ns2:paraId="634B7371" ns2:textId="77777777">
+    <w:p>
       <w:pPr>
         <w:pStyle w:val="Prrafodelista"/>
         <w:spacing w:line="240" w:lineRule="auto"/>
@@ -4212,11 +4116,11 @@
           <w:rFonts w:ascii="Arial Narrow" w:eastAsia="Calibri" w:hAnsi="Arial Narrow" w:cs="Arial Narrow"/>
           <w:kern w:val="0"/>
           <w:lang w:eastAsia="es-PE"/>
-          <ns2:ligatures ns2:val="none"/>
-        </w:rPr>
-      </w:pPr>
-    </w:p>
-    <w:p ns2:paraId="32D2FD48" ns2:textId="1D20F165">
+          <w14:ligatures w14:val="none"/>
+        </w:rPr>
+      </w:pPr>
+    </w:p>
+    <w:p>
       <w:pPr>
         <w:pStyle w:val="Prrafodelista"/>
         <w:numPr>
@@ -4234,7 +4138,7 @@
           <w:rFonts w:ascii="Arial Narrow" w:eastAsia="Calibri" w:hAnsi="Arial Narrow" w:cs="Arial Narrow"/>
           <w:kern w:val="0"/>
           <w:lang w:eastAsia="es-PE"/>
-          <ns2:ligatures ns2:val="none"/>
+          <w14:ligatures w14:val="none"/>
         </w:rPr>
       </w:pPr>
       <w:r>
@@ -4247,7 +4151,7 @@
         <w:rPr>
           <w:rFonts w:ascii="Arial Narrow" w:eastAsia="Arial Narrow" w:hAnsi="Arial Narrow" w:cs="Arial Narrow"/>
           <w:kern w:val="0"/>
-          <ns2:ligatures ns2:val="none"/>
+          <w14:ligatures w14:val="none"/>
         </w:rPr>
         <w:t xml:space="preserve">en tanto </w:t>
       </w:r>
@@ -4255,7 +4159,7 @@
         <w:rPr>
           <w:rFonts w:ascii="Arial Narrow" w:eastAsia="Arial Narrow" w:hAnsi="Arial Narrow" w:cs="Arial Narrow"/>
           <w:kern w:val="0"/>
-          <ns2:ligatures ns2:val="none"/>
+          <w14:ligatures w14:val="none"/>
         </w:rPr>
         <w:t xml:space="preserve">el proveedor denunciado </w:t>
       </w:r>
@@ -4263,7 +4167,7 @@
         <w:rPr>
           <w:rFonts w:ascii="Arial Narrow" w:eastAsia="Arial Narrow" w:hAnsi="Arial Narrow" w:cs="Arial Narrow"/>
           <w:kern w:val="0"/>
-          <ns2:ligatures ns2:val="none"/>
+          <w14:ligatures w14:val="none"/>
         </w:rPr>
         <w:t xml:space="preserve">no </w:t>
       </w:r>
@@ -4271,7 +4175,7 @@
         <w:rPr>
           <w:rFonts w:ascii="Arial Narrow" w:eastAsia="Arial Narrow" w:hAnsi="Arial Narrow" w:cs="Arial Narrow"/>
           <w:kern w:val="0"/>
-          <ns2:ligatures ns2:val="none"/>
+          <w14:ligatures w14:val="none"/>
         </w:rPr>
         <w:t xml:space="preserve">habría brindado una respuesta </w:t>
       </w:r>
@@ -4279,7 +4183,7 @@
         <w:rPr>
           <w:rFonts w:ascii="Arial Narrow" w:eastAsia="Arial Narrow" w:hAnsi="Arial Narrow" w:cs="Arial Narrow"/>
           <w:kern w:val="0"/>
-          <ns2:ligatures ns2:val="none"/>
+          <w14:ligatures w14:val="none"/>
         </w:rPr>
         <w:t>oportuna</w:t>
       </w:r>
@@ -4287,7 +4191,7 @@
         <w:rPr>
           <w:rFonts w:ascii="Arial Narrow" w:eastAsia="Arial Narrow" w:hAnsi="Arial Narrow" w:cs="Arial Narrow"/>
           <w:kern w:val="0"/>
-          <ns2:ligatures ns2:val="none"/>
+          <w14:ligatures w14:val="none"/>
         </w:rPr>
         <w:t xml:space="preserve"> al reclamo presentado por el denunciante el </w:t>
       </w:r>
@@ -4295,7 +4199,7 @@
         <w:rPr>
           <w:rFonts w:ascii="Arial Narrow" w:eastAsia="Arial Narrow" w:hAnsi="Arial Narrow" w:cs="Arial Narrow"/>
           <w:kern w:val="0"/>
-          <ns2:ligatures ns2:val="none"/>
+          <w14:ligatures w14:val="none"/>
         </w:rPr>
         <w:t>9 de junio de 2025</w:t>
       </w:r>
@@ -4303,23 +4207,23 @@
         <w:rPr>
           <w:rFonts w:ascii="Arial Narrow" w:eastAsia="Arial Narrow" w:hAnsi="Arial Narrow" w:cs="Arial Narrow"/>
           <w:kern w:val="0"/>
-          <ns2:ligatures ns2:val="none"/>
+          <w14:ligatures w14:val="none"/>
         </w:rPr>
         <w:t>.</w:t>
       </w:r>
     </w:p>
-    <w:p ns2:paraId="042B3F54" ns2:textId="777BBF33">
-      <w:pPr>
-        <w:spacing w:after="0" w:line="240" w:lineRule="auto"/>
-        <w:jc w:val="both"/>
-        <w:rPr>
-          <w:rFonts w:ascii="Arial Narrow" w:eastAsia="Arial Narrow" w:hAnsi="Arial Narrow" w:cs="Arial Narrow"/>
-          <w:kern w:val="0"/>
-          <ns2:ligatures ns2:val="none"/>
-        </w:rPr>
-      </w:pPr>
-    </w:p>
-    <w:p ns2:paraId="0A292C9F" ns2:textId="77E4AD4A">
+    <w:p>
+      <w:pPr>
+        <w:spacing w:after="0" w:line="240" w:lineRule="auto"/>
+        <w:jc w:val="both"/>
+        <w:rPr>
+          <w:rFonts w:ascii="Arial Narrow" w:eastAsia="Arial Narrow" w:hAnsi="Arial Narrow" w:cs="Arial Narrow"/>
+          <w:kern w:val="0"/>
+          <w14:ligatures w14:val="none"/>
+        </w:rPr>
+      </w:pPr>
+    </w:p>
+    <w:p>
       <w:pPr>
         <w:spacing w:line="240" w:lineRule="auto"/>
         <w:contextualSpacing/>
@@ -4327,7 +4231,7 @@
         <w:rPr>
           <w:rFonts w:ascii="Arial Narrow" w:eastAsia="Calibri" w:hAnsi="Arial Narrow" w:cs="Arial"/>
           <w:kern w:val="0"/>
-          <ns2:ligatures ns2:val="none"/>
+          <w14:ligatures w14:val="none"/>
         </w:rPr>
       </w:pPr>
       <w:r>
@@ -4337,7 +4241,7 @@
           <w:color w:val="000000"/>
           <w:kern w:val="0"/>
           <w:lang w:eastAsia="es-PE"/>
-          <ns2:ligatures ns2:val="none"/>
+          <w14:ligatures w14:val="none"/>
         </w:rPr>
         <w:t>SEGUNDO:</w:t>
       </w:r>
@@ -4347,7 +4251,7 @@
           <w:color w:val="000000"/>
           <w:kern w:val="0"/>
           <w:lang w:eastAsia="es-PE"/>
-          <ns2:ligatures ns2:val="none"/>
+          <w14:ligatures w14:val="none"/>
         </w:rPr>
         <w:t xml:space="preserve"> tener por ofrecidos los medios probatorios presentados en el escrito de denuncia </w:t>
       </w:r>
@@ -4357,7 +4261,7 @@
           <w:color w:val="000000"/>
           <w:kern w:val="0"/>
           <w:lang w:val="es-ES" w:eastAsia="es-ES"/>
-          <ns2:ligatures ns2:val="none"/>
+          <w14:ligatures w14:val="none"/>
         </w:rPr>
         <w:t xml:space="preserve">del </w:t>
       </w:r>
@@ -4367,7 +4271,7 @@
           <w:color w:val="000000"/>
           <w:kern w:val="0"/>
           <w:lang w:val="es-ES" w:eastAsia="es-ES"/>
-          <ns2:ligatures ns2:val="none"/>
+          <w14:ligatures w14:val="none"/>
         </w:rPr>
         <w:t>18 de julio de 2025</w:t>
       </w:r>
@@ -4375,12 +4279,12 @@
         <w:rPr>
           <w:rFonts w:ascii="Arial Narrow" w:eastAsia="Calibri" w:hAnsi="Arial Narrow" w:cs="Arial"/>
           <w:kern w:val="0"/>
-          <ns2:ligatures ns2:val="none"/>
+          <w14:ligatures w14:val="none"/>
         </w:rPr>
         <w:t>.</w:t>
       </w:r>
     </w:p>
-    <w:p ns2:paraId="68A17E97" ns2:textId="77777777">
+    <w:p>
       <w:pPr>
         <w:spacing w:line="240" w:lineRule="auto"/>
         <w:contextualSpacing/>
@@ -4390,20 +4294,20 @@
           <w:color w:val="000000"/>
           <w:kern w:val="0"/>
           <w:lang w:eastAsia="es-PE"/>
-          <ns2:ligatures ns2:val="none"/>
-        </w:rPr>
-      </w:pPr>
-    </w:p>
-    <w:p ns2:paraId="168254DA" ns2:textId="55C0AA6C">
-      <w:pPr>
-        <w:spacing w:after="0" w:line="240" w:lineRule="auto"/>
-        <w:jc w:val="both"/>
-        <w:rPr>
-          <w:rFonts w:ascii="Arial Narrow" w:eastAsia="Arial Narrow" w:hAnsi="Arial Narrow" w:cs="Arial Narrow"/>
-          <w:color w:val="000000"/>
-          <w:kern w:val="0"/>
-          <w:lang w:eastAsia="es-PE"/>
-          <ns2:ligatures ns2:val="none"/>
+          <w14:ligatures w14:val="none"/>
+        </w:rPr>
+      </w:pPr>
+    </w:p>
+    <w:p>
+      <w:pPr>
+        <w:spacing w:after="0" w:line="240" w:lineRule="auto"/>
+        <w:jc w:val="both"/>
+        <w:rPr>
+          <w:rFonts w:ascii="Arial Narrow" w:eastAsia="Arial Narrow" w:hAnsi="Arial Narrow" w:cs="Arial Narrow"/>
+          <w:color w:val="000000"/>
+          <w:kern w:val="0"/>
+          <w:lang w:eastAsia="es-PE"/>
+          <w14:ligatures w14:val="none"/>
         </w:rPr>
       </w:pPr>
       <w:r>
@@ -4413,7 +4317,7 @@
           <w:color w:val="000000"/>
           <w:kern w:val="0"/>
           <w:lang w:eastAsia="es-PE"/>
-          <ns2:ligatures ns2:val="none"/>
+          <w14:ligatures w14:val="none"/>
         </w:rPr>
         <w:t xml:space="preserve">TERCERO: </w:t>
       </w:r>
@@ -4423,7 +4327,7 @@
           <w:color w:val="000000"/>
           <w:kern w:val="0"/>
           <w:lang w:eastAsia="es-PE"/>
-          <ns2:ligatures ns2:val="none"/>
+          <w14:ligatures w14:val="none"/>
         </w:rPr>
         <w:t>requerir a</w:t>
       </w:r>
@@ -4433,7 +4337,7 @@
           <w:color w:val="000000"/>
           <w:kern w:val="0"/>
           <w:lang w:eastAsia="es-PE"/>
-          <ns2:ligatures ns2:val="none"/>
+          <w14:ligatures w14:val="none"/>
         </w:rPr>
         <w:t xml:space="preserve">l </w:t>
       </w:r>
@@ -4443,7 +4347,7 @@
           <w:bCs/>
           <w:spacing w:val="-3"/>
           <w:kern w:val="0"/>
-          <ns2:ligatures ns2:val="none"/>
+          <w14:ligatures w14:val="none"/>
         </w:rPr>
         <w:t xml:space="preserve">Banco Internacional del Perú - Interbank S.A.A. </w:t>
       </w:r>
@@ -4453,12 +4357,12 @@
           <w:color w:val="000000"/>
           <w:kern w:val="0"/>
           <w:lang w:eastAsia="es-PE"/>
-          <ns2:ligatures ns2:val="none"/>
+          <w14:ligatures w14:val="none"/>
         </w:rPr>
         <w:t>que cumpla con lo siguiente:</w:t>
       </w:r>
     </w:p>
-    <w:p ns2:paraId="20FDFB8D" ns2:textId="77777777">
+    <w:p>
       <w:pPr>
         <w:spacing w:after="0" w:line="240" w:lineRule="auto"/>
         <w:jc w:val="both"/>
@@ -4467,11 +4371,11 @@
           <w:color w:val="000000"/>
           <w:kern w:val="0"/>
           <w:lang w:eastAsia="es-PE"/>
-          <ns2:ligatures ns2:val="none"/>
-        </w:rPr>
-      </w:pPr>
-    </w:p>
-    <w:p ns2:paraId="4AA80738" ns2:textId="77777777">
+          <w14:ligatures w14:val="none"/>
+        </w:rPr>
+      </w:pPr>
+    </w:p>
+    <w:p>
       <w:pPr>
         <w:numPr>
           <w:ilvl w:val="0"/>
@@ -4485,21 +4389,21 @@
           <w:color w:val="000000"/>
           <w:kern w:val="0"/>
           <w:lang w:eastAsia="es-PE"/>
-          <ns2:ligatures ns2:val="none"/>
-        </w:rPr>
-      </w:pPr>
-      <w:r>
-        <w:rPr>
-          <w:rFonts w:ascii="Arial Narrow" w:eastAsia="Arial Narrow" w:hAnsi="Arial Narrow" w:cs="Arial Narrow"/>
-          <w:color w:val="000000"/>
-          <w:kern w:val="0"/>
-          <w:lang w:eastAsia="es-PE"/>
-          <ns2:ligatures ns2:val="none"/>
+          <w14:ligatures w14:val="none"/>
+        </w:rPr>
+      </w:pPr>
+      <w:r>
+        <w:rPr>
+          <w:rFonts w:ascii="Arial Narrow" w:eastAsia="Arial Narrow" w:hAnsi="Arial Narrow" w:cs="Arial Narrow"/>
+          <w:color w:val="000000"/>
+          <w:kern w:val="0"/>
+          <w:lang w:eastAsia="es-PE"/>
+          <w14:ligatures w14:val="none"/>
         </w:rPr>
         <w:t>presentar documentos que acrediten su inscripción en los Registros Públicos o una declaración jurada que indique que cuenta con dicha inscripción;</w:t>
       </w:r>
     </w:p>
-    <w:p ns2:paraId="2B29D59F" ns2:textId="77777777">
+    <w:p>
       <w:pPr>
         <w:numPr>
           <w:ilvl w:val="0"/>
@@ -4513,21 +4417,21 @@
           <w:color w:val="000000"/>
           <w:kern w:val="0"/>
           <w:lang w:eastAsia="es-PE"/>
-          <ns2:ligatures ns2:val="none"/>
-        </w:rPr>
-      </w:pPr>
-      <w:r>
-        <w:rPr>
-          <w:rFonts w:ascii="Arial Narrow" w:eastAsia="Arial Narrow" w:hAnsi="Arial Narrow" w:cs="Arial Narrow"/>
-          <w:color w:val="000000"/>
-          <w:kern w:val="0"/>
-          <w:lang w:eastAsia="es-PE"/>
-          <ns2:ligatures ns2:val="none"/>
+          <w14:ligatures w14:val="none"/>
+        </w:rPr>
+      </w:pPr>
+      <w:r>
+        <w:rPr>
+          <w:rFonts w:ascii="Arial Narrow" w:eastAsia="Arial Narrow" w:hAnsi="Arial Narrow" w:cs="Arial Narrow"/>
+          <w:color w:val="000000"/>
+          <w:kern w:val="0"/>
+          <w:lang w:eastAsia="es-PE"/>
+          <w14:ligatures w14:val="none"/>
         </w:rPr>
         <w:t>presentar copia simple de las facultades de representación de su representante legal en el presente procedimiento o la declaración jurada que indique que cuenta con dichas facultades y que estas se encuentran vigentes;</w:t>
       </w:r>
     </w:p>
-    <w:p ns2:paraId="7EF50C46" ns2:textId="77777777">
+    <w:p>
       <w:pPr>
         <w:numPr>
           <w:ilvl w:val="0"/>
@@ -4541,21 +4445,21 @@
           <w:color w:val="000000"/>
           <w:kern w:val="0"/>
           <w:lang w:eastAsia="es-PE"/>
-          <ns2:ligatures ns2:val="none"/>
-        </w:rPr>
-      </w:pPr>
-      <w:r>
-        <w:rPr>
-          <w:rFonts w:ascii="Arial Narrow" w:eastAsia="Arial Narrow" w:hAnsi="Arial Narrow" w:cs="Arial Narrow"/>
-          <w:color w:val="000000"/>
-          <w:kern w:val="0"/>
-          <w:lang w:eastAsia="es-PE"/>
-          <ns2:ligatures ns2:val="none"/>
+          <w14:ligatures w14:val="none"/>
+        </w:rPr>
+      </w:pPr>
+      <w:r>
+        <w:rPr>
+          <w:rFonts w:ascii="Arial Narrow" w:eastAsia="Arial Narrow" w:hAnsi="Arial Narrow" w:cs="Arial Narrow"/>
+          <w:color w:val="000000"/>
+          <w:kern w:val="0"/>
+          <w:lang w:eastAsia="es-PE"/>
+          <w14:ligatures w14:val="none"/>
         </w:rPr>
         <w:t>consignar el Número de Registro Único de Contribuyentes (RUC); y,</w:t>
       </w:r>
     </w:p>
-    <w:p ns2:paraId="19E4DFA1" ns2:textId="77777777">
+    <w:p>
       <w:pPr>
         <w:numPr>
           <w:ilvl w:val="0"/>
@@ -4567,16 +4471,16 @@
         <w:rPr>
           <w:rFonts w:ascii="Arial Narrow" w:eastAsia="Calibri" w:hAnsi="Arial Narrow" w:cs="Arial"/>
           <w:kern w:val="0"/>
-          <ns2:ligatures ns2:val="none"/>
-        </w:rPr>
-      </w:pPr>
-      <w:r>
-        <w:rPr>
-          <w:rFonts w:ascii="Arial Narrow" w:eastAsia="Arial Narrow" w:hAnsi="Arial Narrow" w:cs="Arial Narrow"/>
-          <w:color w:val="000000"/>
-          <w:kern w:val="0"/>
-          <w:lang w:eastAsia="es-PE"/>
-          <ns2:ligatures ns2:val="none"/>
+          <w14:ligatures w14:val="none"/>
+        </w:rPr>
+      </w:pPr>
+      <w:r>
+        <w:rPr>
+          <w:rFonts w:ascii="Arial Narrow" w:eastAsia="Arial Narrow" w:hAnsi="Arial Narrow" w:cs="Arial Narrow"/>
+          <w:color w:val="000000"/>
+          <w:kern w:val="0"/>
+          <w:lang w:eastAsia="es-PE"/>
+          <w14:ligatures w14:val="none"/>
         </w:rPr>
         <w:t>fijar domicilio procesal para el procedimiento, de conformidad con el numeral 1 del artículo 442</w:t>
       </w:r>
@@ -4586,7 +4490,7 @@
           <w:color w:val="000000"/>
           <w:kern w:val="0"/>
           <w:lang w:eastAsia="es-PE"/>
-          <ns2:ligatures ns2:val="none"/>
+          <w14:ligatures w14:val="none"/>
         </w:rPr>
         <w:t/>
       </w:r>
@@ -4596,7 +4500,7 @@
           <w:color w:val="000000"/>
           <w:kern w:val="0"/>
           <w:lang w:eastAsia="es-PE"/>
-          <ns2:ligatures ns2:val="none"/>
+          <w14:ligatures w14:val="none"/>
         </w:rPr>
         <w:t xml:space="preserve"> del Código Procesal Civil. </w:t>
       </w:r>
@@ -4604,7 +4508,7 @@
         <w:rPr>
           <w:rFonts w:ascii="Arial Narrow" w:eastAsia="Calibri" w:hAnsi="Arial Narrow" w:cs="Arial"/>
           <w:kern w:val="0"/>
-          <ns2:ligatures ns2:val="none"/>
+          <w14:ligatures w14:val="none"/>
         </w:rPr>
         <w:t>Para ello podrá señalar domicilio físico o una dirección electrónica a la que pueda remitirse las notificaciones</w:t>
       </w:r>
@@ -4613,12 +4517,12 @@
           <w:rFonts w:ascii="Arial Narrow" w:eastAsia="Arial" w:hAnsi="Arial Narrow" w:cs="Arial"/>
           <w:kern w:val="0"/>
           <w:lang w:val="es"/>
-          <ns2:ligatures ns2:val="none"/>
+          <w14:ligatures w14:val="none"/>
         </w:rPr>
         <w:t>;</w:t>
       </w:r>
     </w:p>
-    <w:p ns2:paraId="7C63E340" ns2:textId="77777777">
+    <w:p>
       <w:pPr>
         <w:numPr>
           <w:ilvl w:val="0"/>
@@ -4630,14 +4534,14 @@
         <w:rPr>
           <w:rFonts w:ascii="Arial Narrow" w:eastAsia="Calibri" w:hAnsi="Arial Narrow" w:cs="Arial"/>
           <w:kern w:val="0"/>
-          <ns2:ligatures ns2:val="none"/>
+          <w14:ligatures w14:val="none"/>
         </w:rPr>
       </w:pPr>
       <w:r>
         <w:rPr>
           <w:rFonts w:ascii="Arial Narrow" w:eastAsia="Calibri" w:hAnsi="Arial Narrow" w:cs="Arial"/>
           <w:kern w:val="0"/>
-          <ns2:ligatures ns2:val="none"/>
+          <w14:ligatures w14:val="none"/>
         </w:rPr>
         <w:t xml:space="preserve">en caso califique como </w:t>
       </w:r>
@@ -4646,7 +4550,7 @@
         <w:rPr>
           <w:rFonts w:ascii="Arial Narrow" w:eastAsia="Calibri" w:hAnsi="Arial Narrow" w:cs="Arial"/>
           <w:kern w:val="0"/>
-          <ns2:ligatures ns2:val="none"/>
+          <w14:ligatures w14:val="none"/>
         </w:rPr>
         <w:t>micro empresa</w:t>
       </w:r>
@@ -4655,7 +4559,7 @@
         <w:rPr>
           <w:rFonts w:ascii="Arial Narrow" w:eastAsia="Calibri" w:hAnsi="Arial Narrow" w:cs="Arial"/>
           <w:kern w:val="0"/>
-          <ns2:ligatures ns2:val="none"/>
+          <w14:ligatures w14:val="none"/>
         </w:rPr>
         <w:t xml:space="preserve"> o pequeña empresa, presentar los documentos que acrediten su volumen de ventas o ingresos brutos percibidos el año anterior relativo a todas sus actividades </w:t>
       </w:r>
@@ -4663,7 +4567,7 @@
         <w:rPr>
           <w:rFonts w:ascii="Arial Narrow" w:eastAsia="Calibri" w:hAnsi="Arial Narrow" w:cs="Arial"/>
           <w:kern w:val="0"/>
-          <ns2:ligatures ns2:val="none"/>
+          <w14:ligatures w14:val="none"/>
         </w:rPr>
         <w:lastRenderedPageBreak/>
         <w:t>económicas y el número de trabajadores con el que cuenta</w:t>
@@ -4674,7 +4578,7 @@
           <w:rFonts w:ascii="Arial Narrow" w:eastAsia="Calibri" w:hAnsi="Arial Narrow" w:cs="Arial"/>
           <w:kern w:val="0"/>
           <w:vertAlign w:val="superscript"/>
-          <ns2:ligatures ns2:val="none"/>
+          <w14:ligatures w14:val="none"/>
         </w:rPr>
         <w:footnoteReference w:id="7"/>
       </w:r>
@@ -4682,7 +4586,7 @@
         <w:rPr>
           <w:rFonts w:ascii="Arial Narrow" w:eastAsia="Calibri" w:hAnsi="Arial Narrow" w:cs="Arial"/>
           <w:kern w:val="0"/>
-          <ns2:ligatures ns2:val="none"/>
+          <w14:ligatures w14:val="none"/>
         </w:rPr>
         <w:t>. Ello, a fin de que la Comisión pueda meritar dicha documentación, conforme lo establece el artículo 110</w:t>
       </w:r>
@@ -4692,7 +4596,7 @@
           <w:color w:val="000000"/>
           <w:kern w:val="0"/>
           <w:lang w:eastAsia="es-PE"/>
-          <ns2:ligatures ns2:val="none"/>
+          <w14:ligatures w14:val="none"/>
         </w:rPr>
         <w:t/>
       </w:r>
@@ -4700,7 +4604,7 @@
         <w:rPr>
           <w:rFonts w:ascii="Arial Narrow" w:eastAsia="Calibri" w:hAnsi="Arial Narrow" w:cs="Arial"/>
           <w:kern w:val="0"/>
-          <ns2:ligatures ns2:val="none"/>
+          <w14:ligatures w14:val="none"/>
         </w:rPr>
         <w:t xml:space="preserve"> del </w:t>
       </w:r>
@@ -4709,7 +4613,7 @@
           <w:rFonts w:ascii="Arial Narrow" w:eastAsia="Calibri" w:hAnsi="Arial Narrow" w:cs="Arial"/>
           <w:spacing w:val="-2"/>
           <w:kern w:val="0"/>
-          <ns2:ligatures ns2:val="none"/>
+          <w14:ligatures w14:val="none"/>
         </w:rPr>
         <w:t>Código</w:t>
       </w:r>
@@ -4720,7 +4624,7 @@
           <w:spacing w:val="-2"/>
           <w:kern w:val="0"/>
           <w:vertAlign w:val="superscript"/>
-          <ns2:ligatures ns2:val="none"/>
+          <w14:ligatures w14:val="none"/>
         </w:rPr>
         <w:footnoteReference w:id="8"/>
       </w:r>
@@ -4729,12 +4633,12 @@
           <w:rFonts w:ascii="Arial Narrow" w:eastAsia="Calibri" w:hAnsi="Arial Narrow" w:cs="Arial"/>
           <w:spacing w:val="-2"/>
           <w:kern w:val="0"/>
-          <ns2:ligatures ns2:val="none"/>
+          <w14:ligatures w14:val="none"/>
         </w:rPr>
         <w:t>.</w:t>
       </w:r>
     </w:p>
-    <w:p ns2:paraId="1F11FE32" ns2:textId="77777777">
+    <w:p>
       <w:pPr>
         <w:spacing w:after="0" w:line="240" w:lineRule="auto"/>
         <w:ind w:left="567"/>
@@ -4744,20 +4648,20 @@
           <w:color w:val="000000"/>
           <w:kern w:val="0"/>
           <w:lang w:eastAsia="es-PE"/>
-          <ns2:ligatures ns2:val="none"/>
-        </w:rPr>
-      </w:pPr>
-    </w:p>
-    <w:p>
-      <w:pPr>
-        <w:spacing w:after="0" w:line="240" w:lineRule="auto"/>
-        <w:jc w:val="both"/>
-        <w:rPr>
-          <w:rFonts w:ascii="Arial Narrow" w:eastAsia="Arial Narrow" w:hAnsi="Arial Narrow" w:cs="Arial Narrow"/>
-          <w:color w:val="000000"/>
-          <w:kern w:val="0"/>
-          <w:lang w:eastAsia="es-PE"/>
-          <ns2:ligatures ns2:val="none"/>
+          <w14:ligatures w14:val="none"/>
+        </w:rPr>
+      </w:pPr>
+    </w:p>
+    <w:p>
+      <w:pPr>
+        <w:spacing w:after="0" w:line="240" w:lineRule="auto"/>
+        <w:jc w:val="both"/>
+        <w:rPr>
+          <w:rFonts w:ascii="Arial Narrow" w:eastAsia="Arial Narrow" w:hAnsi="Arial Narrow" w:cs="Arial Narrow"/>
+          <w:color w:val="000000"/>
+          <w:kern w:val="0"/>
+          <w:lang w:eastAsia="es-PE"/>
+          <w14:ligatures w14:val="none"/>
         </w:rPr>
       </w:pPr>
       <w:r>
@@ -4776,32 +4680,72 @@
           <w:sz w:val="20"/>
           <w:szCs w:val="20"/>
         </w:rPr>
-        <w:t xml:space="preserve">correr traslado de la presente resolución a Banco Internacional del Perú - Interbank S.A.A. para que, de conformidad con lo dispuesto por el artículo 26 de la Ley sobre Facultades, Normas y Organización del Indecopi, aprobada por Decreto Legislativo 807, presente sus descargos sobre la imputación de cargos realizada en un plazo no mayor a cinco (5) días hábiles contado a partir del día siguiente de la notificación de la presente resolución, vencido el cual, el Secretario Técnico declarará en rebeldía al denunciado que no lo hubiera presentado. Debe precisarse que de conformidad con lo establecido por el artículo 223 del Texto Único Ordenado de la Ley 27444, Ley del Procedimiento Administrativo General, las alegaciones y los hechos relevantes de la reclamación, salvo que hayan sido específicamente negadas en la contestación, se tendrán por aceptadas o merituadas como ciertas.</w:t>
-      </w:r>
-    </w:p>
-    <w:p ns2:paraId="228F876C" ns2:textId="77777777">
-      <w:pPr>
-        <w:spacing w:after="0" w:line="240" w:lineRule="auto"/>
-        <w:jc w:val="both"/>
-        <w:rPr>
-          <w:rFonts w:ascii="Arial Narrow" w:eastAsia="Arial Narrow" w:hAnsi="Arial Narrow" w:cs="Arial Narrow"/>
-          <w:color w:val="000000"/>
-          <w:kern w:val="0"/>
-          <w:lang w:eastAsia="es-PE"/>
-          <ns2:ligatures ns2:val="none"/>
-        </w:rPr>
-      </w:pPr>
-    </w:p>
-    <w:p ns2:paraId="774AFBA5" ns2:textId="15E165C8">
-      <w:pPr>
-        <w:spacing w:after="0" w:line="240" w:lineRule="auto"/>
-        <w:jc w:val="both"/>
-        <w:rPr>
-          <w:rFonts w:ascii="Arial Narrow" w:eastAsia="Times New Roman" w:hAnsi="Arial Narrow" w:cs="Arial"/>
-          <w:color w:val="000000"/>
-          <w:kern w:val="0"/>
+        <w:t xml:space="preserve">correr traslado de la presente resolución a Banco Internacional del Perú - Interbank S.A.A. para que, de conformidad con lo dispuesto por el artículo 26 de la Ley sobre Facultades, Normas y Organización del Indecopi, aprobada por Decreto Legislativo 807</w:t>
+      </w:r>
+      <w:r>
+        <w:rPr>
+          <w:rStyle w:val="Refdenotaalpie"/>
+          <w:rFonts w:ascii="Arial Narrow" w:eastAsia="Times New Roman" w:hAnsi="Arial Narrow" w:cs="Times New Roman"/>
+          <w:color w:val="000000"/>
+          <w:kern w:val="0"/>
+          <w:vertAlign w:val="superscript"/>
           <w:lang w:val="es-ES" w:eastAsia="es-ES"/>
-          <ns2:ligatures ns2:val="none"/>
+          <w14:ligatures w14:val="none"/>
+        </w:rPr>
+        <w:footnoteReference w:id="14"/>
+      </w:r>
+      <w:r>
+        <w:rPr>
+          <w:rFonts w:ascii="Arial Narrow" w:hAnsi="Arial Narrow" w:cs="Arial Narrow"/>
+          <w:sz w:val="20"/>
+          <w:szCs w:val="20"/>
+        </w:rPr>
+        <w:t xml:space="preserve">, presente sus descargos sobre la imputación de cargos realizada en un plazo no mayor a cinco (5) días hábiles contado a partir del día siguiente de la notificación de la presente resolución, vencido el cual, el Secretario Técnico declarará en rebeldía al denunciado que no lo hubiera presentado. Debe precisarse que de conformidad con lo establecido por el artículo 223 del Texto Único Ordenado de la Ley 27444, Ley del Procedimiento Administrativo General</w:t>
+      </w:r>
+      <w:r>
+        <w:rPr>
+          <w:rStyle w:val="Refdenotaalpie"/>
+          <w:rFonts w:ascii="Arial Narrow" w:eastAsia="Times New Roman" w:hAnsi="Arial Narrow" w:cs="Times New Roman"/>
+          <w:color w:val="000000"/>
+          <w:kern w:val="0"/>
+          <w:vertAlign w:val="superscript"/>
+          <w:lang w:val="es-ES" w:eastAsia="es-ES"/>
+          <w14:ligatures w14:val="none"/>
+        </w:rPr>
+        <w:footnoteReference w:id="15"/>
+      </w:r>
+      <w:r>
+        <w:rPr>
+          <w:rFonts w:ascii="Arial Narrow" w:hAnsi="Arial Narrow" w:cs="Arial Narrow"/>
+          <w:sz w:val="20"/>
+          <w:szCs w:val="20"/>
+        </w:rPr>
+        <w:t xml:space="preserve">, las alegaciones y los hechos relevantes de la reclamación, salvo que hayan sido específicamente negadas en la contestación, se tendrán por aceptadas o merituadas como ciertas.</w:t>
+      </w:r>
+    </w:p>
+    <w:p>
+      <w:pPr>
+        <w:spacing w:after="0" w:line="240" w:lineRule="auto"/>
+        <w:jc w:val="both"/>
+        <w:rPr>
+          <w:rFonts w:ascii="Arial Narrow" w:eastAsia="Arial Narrow" w:hAnsi="Arial Narrow" w:cs="Arial Narrow"/>
+          <w:color w:val="000000"/>
+          <w:kern w:val="0"/>
+          <w:lang w:eastAsia="es-PE"/>
+          <w14:ligatures w14:val="none"/>
+        </w:rPr>
+      </w:pPr>
+    </w:p>
+    <w:p>
+      <w:pPr>
+        <w:spacing w:after="0" w:line="240" w:lineRule="auto"/>
+        <w:jc w:val="both"/>
+        <w:rPr>
+          <w:rFonts w:ascii="Arial Narrow" w:eastAsia="Times New Roman" w:hAnsi="Arial Narrow" w:cs="Arial"/>
+          <w:color w:val="000000"/>
+          <w:kern w:val="0"/>
+          <w:lang w:val="es-ES" w:eastAsia="es-ES"/>
+          <w14:ligatures w14:val="none"/>
         </w:rPr>
       </w:pPr>
       <w:r>
@@ -4811,7 +4755,7 @@
           <w:color w:val="000000"/>
           <w:kern w:val="0"/>
           <w:lang w:eastAsia="es-PE"/>
-          <ns2:ligatures ns2:val="none"/>
+          <w14:ligatures w14:val="none"/>
         </w:rPr>
         <w:t xml:space="preserve">QUINTO: </w:t>
       </w:r>
@@ -4822,7 +4766,7 @@
           <w:color w:val="000000"/>
           <w:kern w:val="0"/>
           <w:lang w:eastAsia="es-ES"/>
-          <ns2:ligatures ns2:val="none"/>
+          <w14:ligatures w14:val="none"/>
         </w:rPr>
         <w:t xml:space="preserve">requerir </w:t>
       </w:r>
@@ -4832,7 +4776,7 @@
           <w:color w:val="000000"/>
           <w:kern w:val="0"/>
           <w:lang w:val="es-ES" w:eastAsia="es-ES"/>
-          <ns2:ligatures ns2:val="none"/>
+          <w14:ligatures w14:val="none"/>
         </w:rPr>
         <w:t xml:space="preserve">que, en un </w:t>
       </w:r>
@@ -4842,7 +4786,7 @@
           <w:color w:val="000000"/>
           <w:kern w:val="0"/>
           <w:lang w:eastAsia="es-ES"/>
-          <ns2:ligatures ns2:val="none"/>
+          <w14:ligatures w14:val="none"/>
         </w:rPr>
         <w:t>plazo no mayor de cinco (5) días hábiles contado a partir del día siguiente de la notificación de la presente resolución</w:t>
       </w:r>
@@ -4853,7 +4797,7 @@
           <w:color w:val="000000"/>
           <w:kern w:val="0"/>
           <w:lang w:eastAsia="es-ES"/>
-          <ns2:ligatures ns2:val="none"/>
+          <w14:ligatures w14:val="none"/>
         </w:rPr>
         <w:t xml:space="preserve">, </w:t>
       </w:r>
@@ -4865,7 +4809,7 @@
           <w:kern w:val="0"/>
           <w:shd w:val="clear" w:color="auto" w:fill="FFFFFF"/>
           <w:lang w:eastAsia="es-PE"/>
-          <ns2:ligatures ns2:val="none"/>
+          <w14:ligatures w14:val="none"/>
         </w:rPr>
         <w:t>el proveedor denunciado</w:t>
       </w:r>
@@ -4875,7 +4819,7 @@
           <w:color w:val="000000"/>
           <w:kern w:val="0"/>
           <w:lang w:eastAsia="es-ES"/>
-          <ns2:ligatures ns2:val="none"/>
+          <w14:ligatures w14:val="none"/>
         </w:rPr>
         <w:t xml:space="preserve"> </w:t>
       </w:r>
@@ -4886,7 +4830,7 @@
           <w:color w:val="000000"/>
           <w:kern w:val="0"/>
           <w:lang w:val="es-ES" w:eastAsia="es-ES"/>
-          <ns2:ligatures ns2:val="none"/>
+          <w14:ligatures w14:val="none"/>
         </w:rPr>
         <w:t xml:space="preserve">cumpla con: </w:t>
       </w:r>
@@ -4896,7 +4840,7 @@
           <w:color w:val="000000"/>
           <w:kern w:val="0"/>
           <w:lang w:val="es-ES" w:eastAsia="es-ES"/>
-          <ns2:ligatures ns2:val="none"/>
+          <w14:ligatures w14:val="none"/>
         </w:rPr>
         <w:t>(i) presentar una copia completa, legible y debidamente suscrita del contrato de crédito por convenio 019xxxxxx479, así como el cargo de remisión del contrato; (</w:t>
       </w:r>
@@ -4907,7 +4851,7 @@
           <w:color w:val="000000"/>
           <w:kern w:val="0"/>
           <w:lang w:val="es-ES" w:eastAsia="es-ES"/>
-          <ns2:ligatures ns2:val="none"/>
+          <w14:ligatures w14:val="none"/>
         </w:rPr>
         <w:t>ii</w:t>
       </w:r>
@@ -4918,7 +4862,7 @@
           <w:color w:val="000000"/>
           <w:kern w:val="0"/>
           <w:lang w:val="es-ES" w:eastAsia="es-ES"/>
-          <ns2:ligatures ns2:val="none"/>
+          <w14:ligatures w14:val="none"/>
         </w:rPr>
         <w:t>) presentar los medios probatorios que acrediten que gestionó el abon</w:t>
       </w:r>
@@ -4928,7 +4872,7 @@
           <w:color w:val="000000"/>
           <w:kern w:val="0"/>
           <w:lang w:val="es-ES" w:eastAsia="es-ES"/>
-          <ns2:ligatures ns2:val="none"/>
+          <w14:ligatures w14:val="none"/>
         </w:rPr>
         <w:t xml:space="preserve">o </w:t>
       </w:r>
@@ -4938,7 +4882,7 @@
           <w:color w:val="000000"/>
           <w:kern w:val="0"/>
           <w:lang w:val="es-ES" w:eastAsia="es-ES"/>
-          <ns2:ligatures ns2:val="none"/>
+          <w14:ligatures w14:val="none"/>
         </w:rPr>
         <w:t xml:space="preserve">de </w:t>
       </w:r>
@@ -4949,7 +4893,7 @@
           <w:color w:val="000000"/>
           <w:kern w:val="0"/>
           <w:lang w:val="es-ES" w:eastAsia="es-ES"/>
-          <ns2:ligatures ns2:val="none"/>
+          <w14:ligatures w14:val="none"/>
         </w:rPr>
         <w:t>Interseguro</w:t>
       </w:r>
@@ -4960,7 +4904,7 @@
           <w:color w:val="000000"/>
           <w:kern w:val="0"/>
           <w:lang w:val="es-ES" w:eastAsia="es-ES"/>
-          <ns2:ligatures ns2:val="none"/>
+          <w14:ligatures w14:val="none"/>
         </w:rPr>
         <w:t xml:space="preserve"> Compañía de Seguros S.A. por el monto de S/. 5 360,94 a la cuenta corriente 200xxxxxx941 </w:t>
       </w:r>
@@ -4970,7 +4914,7 @@
           <w:color w:val="000000"/>
           <w:kern w:val="0"/>
           <w:lang w:val="es-ES" w:eastAsia="es-ES"/>
-          <ns2:ligatures ns2:val="none"/>
+          <w14:ligatures w14:val="none"/>
         </w:rPr>
         <w:t>para cubrir</w:t>
       </w:r>
@@ -4980,7 +4924,7 @@
           <w:color w:val="000000"/>
           <w:kern w:val="0"/>
           <w:lang w:val="es-ES" w:eastAsia="es-ES"/>
-          <ns2:ligatures ns2:val="none"/>
+          <w14:ligatures w14:val="none"/>
         </w:rPr>
         <w:t xml:space="preserve"> seis cuotas del pago del crédito por convenio 019xxxxxx479; y, (</w:t>
       </w:r>
@@ -4991,7 +4935,7 @@
           <w:color w:val="000000"/>
           <w:kern w:val="0"/>
           <w:lang w:val="es-ES" w:eastAsia="es-ES"/>
-          <ns2:ligatures ns2:val="none"/>
+          <w14:ligatures w14:val="none"/>
         </w:rPr>
         <w:t>iii</w:t>
       </w:r>
@@ -5002,7 +4946,7 @@
           <w:color w:val="000000"/>
           <w:kern w:val="0"/>
           <w:lang w:val="es-ES" w:eastAsia="es-ES"/>
-          <ns2:ligatures ns2:val="none"/>
+          <w14:ligatures w14:val="none"/>
         </w:rPr>
         <w:t>) presentar todas las comunicaciones cursadas con la parte denunciante en virtud del hecho materia de denuncia</w:t>
       </w:r>
@@ -5012,12 +4956,12 @@
           <w:color w:val="000000"/>
           <w:kern w:val="0"/>
           <w:lang w:val="es-ES" w:eastAsia="es-ES"/>
-          <ns2:ligatures ns2:val="none"/>
+          <w14:ligatures w14:val="none"/>
         </w:rPr>
         <w:t>.</w:t>
       </w:r>
     </w:p>
-    <w:p ns2:paraId="12A4D8BD" ns2:textId="77777777">
+    <w:p>
       <w:pPr>
         <w:spacing w:after="0" w:line="240" w:lineRule="auto"/>
         <w:jc w:val="both"/>
@@ -5027,20 +4971,20 @@
           <w:color w:val="000000"/>
           <w:kern w:val="0"/>
           <w:lang w:val="es-ES" w:eastAsia="es-PE"/>
-          <ns2:ligatures ns2:val="none"/>
-        </w:rPr>
-      </w:pPr>
-    </w:p>
-    <w:p ns2:paraId="591B7E6F" ns2:textId="77777777">
-      <w:pPr>
-        <w:spacing w:after="0" w:line="240" w:lineRule="auto"/>
-        <w:jc w:val="both"/>
-        <w:rPr>
-          <w:rFonts w:ascii="Arial Narrow" w:eastAsia="Arial Narrow" w:hAnsi="Arial Narrow" w:cs="Arial Narrow"/>
-          <w:color w:val="000000"/>
-          <w:kern w:val="0"/>
-          <w:lang w:eastAsia="es-PE"/>
-          <ns2:ligatures ns2:val="none"/>
+          <w14:ligatures w14:val="none"/>
+        </w:rPr>
+      </w:pPr>
+    </w:p>
+    <w:p>
+      <w:pPr>
+        <w:spacing w:after="0" w:line="240" w:lineRule="auto"/>
+        <w:jc w:val="both"/>
+        <w:rPr>
+          <w:rFonts w:ascii="Arial Narrow" w:eastAsia="Arial Narrow" w:hAnsi="Arial Narrow" w:cs="Arial Narrow"/>
+          <w:color w:val="000000"/>
+          <w:kern w:val="0"/>
+          <w:lang w:eastAsia="es-PE"/>
+          <w14:ligatures w14:val="none"/>
         </w:rPr>
       </w:pPr>
       <w:r>
@@ -5050,7 +4994,7 @@
           <w:color w:val="000000"/>
           <w:kern w:val="0"/>
           <w:lang w:eastAsia="es-PE"/>
-          <ns2:ligatures ns2:val="none"/>
+          <w14:ligatures w14:val="none"/>
         </w:rPr>
         <w:t>SEXTO:</w:t>
       </w:r>
@@ -5060,7 +5004,7 @@
           <w:color w:val="000000"/>
           <w:kern w:val="0"/>
           <w:lang w:eastAsia="es-PE"/>
-          <ns2:ligatures ns2:val="none"/>
+          <w14:ligatures w14:val="none"/>
         </w:rPr>
         <w:t xml:space="preserve"> </w:t>
       </w:r>
@@ -5071,7 +5015,7 @@
           <w:color w:val="000000"/>
           <w:kern w:val="0"/>
           <w:lang w:eastAsia="es-PE"/>
-          <ns2:ligatures ns2:val="none"/>
+          <w14:ligatures w14:val="none"/>
         </w:rPr>
         <w:t>informar a las partes que el artículo 110</w:t>
       </w:r>
@@ -5081,7 +5025,7 @@
           <w:color w:val="000000"/>
           <w:kern w:val="0"/>
           <w:lang w:eastAsia="es-PE"/>
-          <ns2:ligatures ns2:val="none"/>
+          <w14:ligatures w14:val="none"/>
         </w:rPr>
         <w:t/>
       </w:r>
@@ -5091,7 +5035,7 @@
           <w:color w:val="000000"/>
           <w:kern w:val="0"/>
           <w:lang w:eastAsia="es-PE"/>
-          <ns2:ligatures ns2:val="none"/>
+          <w14:ligatures w14:val="none"/>
         </w:rPr>
         <w:t xml:space="preserve"> de la Ley 29571, Código de Protección y Defensa del Consumidor</w:t>
       </w:r>
@@ -5103,7 +5047,7 @@
           <w:kern w:val="0"/>
           <w:vertAlign w:val="superscript"/>
           <w:lang w:eastAsia="es-PE"/>
-          <ns2:ligatures ns2:val="none"/>
+          <w14:ligatures w14:val="none"/>
         </w:rPr>
         <w:footnoteReference w:id="9"/>
       </w:r>
@@ -5113,7 +5057,7 @@
           <w:color w:val="000000"/>
           <w:kern w:val="0"/>
           <w:lang w:eastAsia="es-PE"/>
-          <ns2:ligatures ns2:val="none"/>
+          <w14:ligatures w14:val="none"/>
         </w:rPr>
         <w:t>, faculta a la Comisión a calificar las infracciones de la referida norma como leves, graves o muy graves e imponer sanciones que van desde una amonestación hasta una multa por un máximo de 450 Unidades Impositivas Tributarias, sin perjuicio de las medidas correctivas, reparadoras y complementarias, que puedan ordenarse de acuerdo a lo estipulado en los artículos 114</w:t>
       </w:r>
@@ -5123,7 +5067,7 @@
           <w:color w:val="000000"/>
           <w:kern w:val="0"/>
           <w:lang w:eastAsia="es-PE"/>
-          <ns2:ligatures ns2:val="none"/>
+          <w14:ligatures w14:val="none"/>
         </w:rPr>
         <w:t/>
       </w:r>
@@ -5133,7 +5077,7 @@
           <w:color w:val="000000"/>
           <w:kern w:val="0"/>
           <w:lang w:eastAsia="es-PE"/>
-          <ns2:ligatures ns2:val="none"/>
+          <w14:ligatures w14:val="none"/>
         </w:rPr>
         <w:t>, 115</w:t>
       </w:r>
@@ -5143,7 +5087,7 @@
           <w:color w:val="000000"/>
           <w:kern w:val="0"/>
           <w:lang w:eastAsia="es-PE"/>
-          <ns2:ligatures ns2:val="none"/>
+          <w14:ligatures w14:val="none"/>
         </w:rPr>
         <w:t/>
       </w:r>
@@ -5153,7 +5097,7 @@
           <w:color w:val="000000"/>
           <w:kern w:val="0"/>
           <w:lang w:eastAsia="es-PE"/>
-          <ns2:ligatures ns2:val="none"/>
+          <w14:ligatures w14:val="none"/>
         </w:rPr>
         <w:t xml:space="preserve"> y 116</w:t>
       </w:r>
@@ -5163,7 +5107,7 @@
           <w:color w:val="000000"/>
           <w:kern w:val="0"/>
           <w:lang w:eastAsia="es-PE"/>
-          <ns2:ligatures ns2:val="none"/>
+          <w14:ligatures w14:val="none"/>
         </w:rPr>
         <w:t/>
       </w:r>
@@ -5173,7 +5117,7 @@
           <w:color w:val="000000"/>
           <w:kern w:val="0"/>
           <w:lang w:eastAsia="es-PE"/>
-          <ns2:ligatures ns2:val="none"/>
+          <w14:ligatures w14:val="none"/>
         </w:rPr>
         <w:t xml:space="preserve"> de la referida norma</w:t>
       </w:r>
@@ -5185,7 +5129,7 @@
           <w:kern w:val="0"/>
           <w:vertAlign w:val="superscript"/>
           <w:lang w:eastAsia="es-PE"/>
-          <ns2:ligatures ns2:val="none"/>
+          <w14:ligatures w14:val="none"/>
         </w:rPr>
         <w:footnoteReference w:id="10"/>
       </w:r>
@@ -5195,7 +5139,7 @@
           <w:color w:val="000000"/>
           <w:kern w:val="0"/>
           <w:lang w:eastAsia="es-PE"/>
-          <ns2:ligatures ns2:val="none"/>
+          <w14:ligatures w14:val="none"/>
         </w:rPr>
         <w:t xml:space="preserve">. </w:t>
       </w:r>
@@ -5206,7 +5150,7 @@
           <w:color w:val="000000"/>
           <w:kern w:val="0"/>
           <w:lang w:eastAsia="es-PE"/>
-          <ns2:ligatures ns2:val="none"/>
+          <w14:ligatures w14:val="none"/>
         </w:rPr>
         <w:lastRenderedPageBreak/>
         <w:t>Asimismo, se consideran circunstancias atenuantes para la graduación de la sanción, el allanamiento de la denuncia o el reconocimiento de las pretensiones en ella contenidas, de acuerdo con el artículo 112</w:t>
@@ -5217,7 +5161,7 @@
           <w:color w:val="000000"/>
           <w:kern w:val="0"/>
           <w:lang w:eastAsia="es-PE"/>
-          <ns2:ligatures ns2:val="none"/>
+          <w14:ligatures w14:val="none"/>
         </w:rPr>
         <w:t/>
       </w:r>
@@ -5227,7 +5171,7 @@
           <w:color w:val="000000"/>
           <w:kern w:val="0"/>
           <w:lang w:eastAsia="es-PE"/>
-          <ns2:ligatures ns2:val="none"/>
+          <w14:ligatures w14:val="none"/>
         </w:rPr>
         <w:t xml:space="preserve"> del Código</w:t>
       </w:r>
@@ -5239,7 +5183,7 @@
           <w:kern w:val="0"/>
           <w:vertAlign w:val="superscript"/>
           <w:lang w:eastAsia="es-PE"/>
-          <ns2:ligatures ns2:val="none"/>
+          <w14:ligatures w14:val="none"/>
         </w:rPr>
         <w:footnoteReference w:id="11"/>
       </w:r>
@@ -5249,12 +5193,12 @@
           <w:color w:val="000000"/>
           <w:kern w:val="0"/>
           <w:lang w:eastAsia="es-PE"/>
-          <ns2:ligatures ns2:val="none"/>
+          <w14:ligatures w14:val="none"/>
         </w:rPr>
         <w:t>.</w:t>
       </w:r>
     </w:p>
-    <w:p ns2:paraId="0ECE55DF" ns2:textId="77777777">
+    <w:p>
       <w:pPr>
         <w:shd w:val="clear" w:color="auto" w:fill="FFFFFF"/>
         <w:spacing w:after="0" w:line="240" w:lineRule="auto"/>
@@ -5265,11 +5209,11 @@
           <w:color w:val="000000"/>
           <w:kern w:val="0"/>
           <w:lang w:eastAsia="es-PE"/>
-          <ns2:ligatures ns2:val="none"/>
-        </w:rPr>
-      </w:pPr>
-    </w:p>
-    <w:p ns2:paraId="1CC114EB" ns2:textId="77777777">
+          <w14:ligatures w14:val="none"/>
+        </w:rPr>
+      </w:pPr>
+    </w:p>
+    <w:p>
       <w:pPr>
         <w:shd w:val="clear" w:color="auto" w:fill="FFFFFF"/>
         <w:spacing w:after="0" w:line="240" w:lineRule="auto"/>
@@ -5279,7 +5223,7 @@
           <w:color w:val="000000"/>
           <w:kern w:val="0"/>
           <w:lang w:eastAsia="es-PE"/>
-          <ns2:ligatures ns2:val="none"/>
+          <w14:ligatures w14:val="none"/>
         </w:rPr>
       </w:pPr>
       <w:r>
@@ -5289,7 +5233,7 @@
           <w:color w:val="000000"/>
           <w:kern w:val="0"/>
           <w:lang w:eastAsia="es-PE"/>
-          <ns2:ligatures ns2:val="none"/>
+          <w14:ligatures w14:val="none"/>
         </w:rPr>
         <w:t>SÉTIMO:</w:t>
       </w:r>
@@ -5299,7 +5243,7 @@
           <w:color w:val="000000"/>
           <w:kern w:val="0"/>
           <w:lang w:eastAsia="es-PE"/>
-          <ns2:ligatures ns2:val="none"/>
+          <w14:ligatures w14:val="none"/>
         </w:rPr>
         <w:t xml:space="preserve"> informar a las partes que conforme a lo establecido en el artículo 39</w:t>
       </w:r>
@@ -5309,7 +5253,7 @@
           <w:color w:val="000000"/>
           <w:kern w:val="0"/>
           <w:lang w:eastAsia="es-PE"/>
-          <ns2:ligatures ns2:val="none"/>
+          <w14:ligatures w14:val="none"/>
         </w:rPr>
         <w:t/>
       </w:r>
@@ -5319,7 +5263,7 @@
           <w:color w:val="000000"/>
           <w:kern w:val="0"/>
           <w:lang w:eastAsia="es-PE"/>
-          <ns2:ligatures ns2:val="none"/>
+          <w14:ligatures w14:val="none"/>
         </w:rPr>
         <w:t xml:space="preserve"> de la Ley sobre Facultades, Normas y Organización del Indecopi, aprobada por Decreto Legislativo 807, los gastos por los peritajes realizados, actuación de pruebas, inspecciones y otros derivados de la tramitación del proceso serán de cargo de la parte que solicita la prueba, salvo pacto en contrario. En todos los casos, la resolución final </w:t>
       </w:r>
@@ -5329,13 +5273,13 @@
           <w:color w:val="000000"/>
           <w:kern w:val="0"/>
           <w:lang w:eastAsia="es-PE"/>
-          <ns2:ligatures ns2:val="none"/>
+          <w14:ligatures w14:val="none"/>
         </w:rPr>
         <w:lastRenderedPageBreak/>
         <w:t xml:space="preserve">determinará si los gastos deben ser asumidos por alguna de las partes, o reembolsados a la otra parte o al Indecopi, según sea el caso, de manera adicional a la sanción que haya podido imponerse. </w:t>
       </w:r>
     </w:p>
-    <w:p ns2:paraId="364C4B19" ns2:textId="77777777">
+    <w:p>
       <w:pPr>
         <w:shd w:val="clear" w:color="auto" w:fill="FFFFFF"/>
         <w:spacing w:after="0" w:line="240" w:lineRule="auto"/>
@@ -5345,11 +5289,11 @@
           <w:color w:val="000000"/>
           <w:kern w:val="0"/>
           <w:lang w:eastAsia="es-PE"/>
-          <ns2:ligatures ns2:val="none"/>
-        </w:rPr>
-      </w:pPr>
-    </w:p>
-    <w:p ns2:paraId="27E9BBC0" ns2:textId="77777777">
+          <w14:ligatures w14:val="none"/>
+        </w:rPr>
+      </w:pPr>
+    </w:p>
+    <w:p>
       <w:pPr>
         <w:suppressAutoHyphens/>
         <w:spacing w:after="0" w:line="240" w:lineRule="auto"/>
@@ -5358,7 +5302,7 @@
           <w:rFonts w:ascii="Arial Narrow" w:eastAsia="Calibri" w:hAnsi="Arial Narrow" w:cs="Arial"/>
           <w:kern w:val="0"/>
           <w:u w:val="single"/>
-          <ns2:ligatures ns2:val="none"/>
+          <w14:ligatures w14:val="none"/>
         </w:rPr>
       </w:pPr>
       <w:r>
@@ -5367,7 +5311,7 @@
           <w:b/>
           <w:bCs/>
           <w:kern w:val="0"/>
-          <ns2:ligatures ns2:val="none"/>
+          <w14:ligatures w14:val="none"/>
         </w:rPr>
         <w:t>OCTAVO</w:t>
       </w:r>
@@ -5376,7 +5320,7 @@
           <w:rFonts w:ascii="Arial Narrow" w:eastAsia="Calibri" w:hAnsi="Arial Narrow" w:cs="Arial"/>
           <w:b/>
           <w:kern w:val="0"/>
-          <ns2:ligatures ns2:val="none"/>
+          <w14:ligatures w14:val="none"/>
         </w:rPr>
         <w:t>:</w:t>
       </w:r>
@@ -5384,7 +5328,7 @@
         <w:rPr>
           <w:rFonts w:ascii="Arial Narrow" w:eastAsia="Calibri" w:hAnsi="Arial Narrow" w:cs="Arial"/>
           <w:kern w:val="0"/>
-          <ns2:ligatures ns2:val="none"/>
+          <w14:ligatures w14:val="none"/>
         </w:rPr>
         <w:t xml:space="preserve"> comunicar a las partes que, </w:t>
       </w:r>
@@ -5393,7 +5337,7 @@
         <w:rPr>
           <w:rFonts w:ascii="Arial Narrow" w:eastAsia="Calibri" w:hAnsi="Arial Narrow" w:cs="Arial"/>
           <w:kern w:val="0"/>
-          <ns2:ligatures ns2:val="none"/>
+          <w14:ligatures w14:val="none"/>
         </w:rPr>
         <w:t>de acuerdo a</w:t>
       </w:r>
@@ -5402,7 +5346,7 @@
         <w:rPr>
           <w:rFonts w:ascii="Arial Narrow" w:eastAsia="Calibri" w:hAnsi="Arial Narrow" w:cs="Arial"/>
           <w:kern w:val="0"/>
-          <ns2:ligatures ns2:val="none"/>
+          <w14:ligatures w14:val="none"/>
         </w:rPr>
         <w:t xml:space="preserve"> lo señalado por el artículo 29</w:t>
       </w:r>
@@ -5412,7 +5356,7 @@
           <w:color w:val="000000"/>
           <w:kern w:val="0"/>
           <w:lang w:eastAsia="es-PE"/>
-          <ns2:ligatures ns2:val="none"/>
+          <w14:ligatures w14:val="none"/>
         </w:rPr>
         <w:t/>
       </w:r>
@@ -5420,7 +5364,7 @@
         <w:rPr>
           <w:rFonts w:ascii="Arial Narrow" w:eastAsia="Calibri" w:hAnsi="Arial Narrow" w:cs="Arial"/>
           <w:kern w:val="0"/>
-          <ns2:ligatures ns2:val="none"/>
+          <w14:ligatures w14:val="none"/>
         </w:rPr>
         <w:t xml:space="preserve"> del Decreto Legislativo 807</w:t>
       </w:r>
@@ -5430,7 +5374,7 @@
           <w:rFonts w:ascii="Arial Narrow" w:eastAsia="Calibri" w:hAnsi="Arial Narrow" w:cs="Arial"/>
           <w:kern w:val="0"/>
           <w:vertAlign w:val="superscript"/>
-          <ns2:ligatures ns2:val="none"/>
+          <w14:ligatures w14:val="none"/>
         </w:rPr>
         <w:footnoteReference w:id="12"/>
       </w:r>
@@ -5438,7 +5382,7 @@
         <w:rPr>
           <w:rFonts w:ascii="Arial Narrow" w:eastAsia="Calibri" w:hAnsi="Arial Narrow" w:cs="Arial"/>
           <w:kern w:val="0"/>
-          <ns2:ligatures ns2:val="none"/>
+          <w14:ligatures w14:val="none"/>
         </w:rPr>
         <w:t xml:space="preserve">, hasta antes de la emisión de la Resolución Final tienen la posibilidad de solicitar una audiencia de conciliación. En caso deleguen a favor de una tercera persona su actuación en la diligencia programada, esta deberá presentar un poder especial con firma legalizada ante Notario Público, donde conste </w:t>
       </w:r>
@@ -5447,7 +5391,7 @@
           <w:rFonts w:ascii="Arial Narrow" w:eastAsia="Calibri" w:hAnsi="Arial Narrow" w:cs="Arial"/>
           <w:kern w:val="0"/>
           <w:u w:val="single"/>
-          <ns2:ligatures ns2:val="none"/>
+          <w14:ligatures w14:val="none"/>
         </w:rPr>
         <w:t>expresamente su facultad para asistir y conciliar en su representación</w:t>
       </w:r>
@@ -5456,7 +5400,7 @@
           <w:rFonts w:ascii="Arial Narrow" w:eastAsia="Calibri" w:hAnsi="Arial Narrow" w:cs="Arial"/>
           <w:bCs/>
           <w:kern w:val="0"/>
-          <ns2:ligatures ns2:val="none"/>
+          <w14:ligatures w14:val="none"/>
         </w:rPr>
         <w:t>.</w:t>
       </w:r>
@@ -5466,7 +5410,7 @@
           <w:b/>
           <w:bCs/>
           <w:kern w:val="0"/>
-          <ns2:ligatures ns2:val="none"/>
+          <w14:ligatures w14:val="none"/>
         </w:rPr>
         <w:t xml:space="preserve"> </w:t>
       </w:r>
@@ -5475,12 +5419,12 @@
           <w:rFonts w:ascii="Arial Narrow" w:eastAsia="Calibri" w:hAnsi="Arial Narrow" w:cs="Arial"/>
           <w:kern w:val="0"/>
           <w:u w:val="single"/>
-          <ns2:ligatures ns2:val="none"/>
+          <w14:ligatures w14:val="none"/>
         </w:rPr>
         <w:t xml:space="preserve">Ello bajo apercibimiento de no realizar la audiencia de conciliación y levantar el acta de inasistencia correspondiente. </w:t>
       </w:r>
     </w:p>
-    <w:p ns2:paraId="4CD47B08" ns2:textId="77777777">
+    <w:p>
       <w:pPr>
         <w:suppressAutoHyphens/>
         <w:spacing w:after="0" w:line="240" w:lineRule="auto"/>
@@ -5489,11 +5433,11 @@
           <w:rFonts w:ascii="Arial Narrow" w:eastAsia="Calibri" w:hAnsi="Arial Narrow" w:cs="Arial"/>
           <w:kern w:val="0"/>
           <w:u w:val="single"/>
-          <ns2:ligatures ns2:val="none"/>
-        </w:rPr>
-      </w:pPr>
-    </w:p>
-    <w:p ns2:paraId="0E80CA49" ns2:textId="77777777">
+          <w14:ligatures w14:val="none"/>
+        </w:rPr>
+      </w:pPr>
+    </w:p>
+    <w:p>
       <w:pPr>
         <w:suppressAutoHyphens/>
         <w:spacing w:after="0" w:line="240" w:lineRule="auto"/>
@@ -5503,7 +5447,7 @@
           <w:color w:val="000000"/>
           <w:kern w:val="0"/>
           <w:lang w:eastAsia="es-PE"/>
-          <ns2:ligatures ns2:val="none"/>
+          <w14:ligatures w14:val="none"/>
         </w:rPr>
       </w:pPr>
       <w:r>
@@ -5513,7 +5457,7 @@
           <w:color w:val="000000"/>
           <w:kern w:val="0"/>
           <w:lang w:eastAsia="es-PE"/>
-          <ns2:ligatures ns2:val="none"/>
+          <w14:ligatures w14:val="none"/>
         </w:rPr>
         <w:t>NOVENO:</w:t>
       </w:r>
@@ -5523,14 +5467,14 @@
           <w:color w:val="000000"/>
           <w:kern w:val="0"/>
           <w:lang w:eastAsia="es-PE"/>
-          <ns2:ligatures ns2:val="none"/>
+          <w14:ligatures w14:val="none"/>
         </w:rPr>
         <w:t xml:space="preserve"> poner en conocimiento de las partes que, antes de la emisión de la Resolución Final, tienen la posibilidad de formular su desistimiento o presentar el acuerdo arribado mediante la conciliación, mediación, transacción o cualquier otro que, de forma indubitable, deje constancia que se ha solucionado la controversia materia de denuncia.</w:t>
       </w:r>
       <w:bookmarkStart w:id="7" w:name="h.gjdgxs" w:colFirst="0" w:colLast="0"/>
       <w:bookmarkEnd w:id="7"/>
     </w:p>
-    <w:p ns2:paraId="7DDD06F7" ns2:textId="77777777">
+    <w:p>
       <w:pPr>
         <w:suppressAutoHyphens/>
         <w:spacing w:after="0" w:line="240" w:lineRule="auto"/>
@@ -5540,11 +5484,11 @@
           <w:color w:val="000000"/>
           <w:kern w:val="0"/>
           <w:lang w:eastAsia="es-PE"/>
-          <ns2:ligatures ns2:val="none"/>
-        </w:rPr>
-      </w:pPr>
-    </w:p>
-    <w:p ns2:paraId="236137A1" ns2:textId="3B65EECB">
+          <w14:ligatures w14:val="none"/>
+        </w:rPr>
+      </w:pPr>
+    </w:p>
+    <w:p>
       <w:pPr>
         <w:suppressAutoHyphens/>
         <w:spacing w:after="0" w:line="240" w:lineRule="auto"/>
@@ -5567,7 +5511,7 @@
           <w:b/>
           <w:spacing w:val="-3"/>
           <w:kern w:val="0"/>
-          <ns2:ligatures ns2:val="none"/>
+          <w14:ligatures w14:val="none"/>
         </w:rPr>
         <w:t/>
       </w:r>
@@ -5577,7 +5521,7 @@
           <w:bCs/>
           <w:spacing w:val="-3"/>
           <w:kern w:val="0"/>
-          <ns2:ligatures ns2:val="none"/>
+          <w14:ligatures w14:val="none"/>
         </w:rPr>
         <w:t xml:space="preserve"/>
       </w:r>
@@ -5587,7 +5531,7 @@
           <w:bCs/>
           <w:spacing w:val="-3"/>
           <w:kern w:val="0"/>
-          <ns2:ligatures ns2:val="none"/>
+          <w14:ligatures w14:val="none"/>
         </w:rPr>
         <w:t xml:space="preserve"/>
       </w:r>
@@ -5702,7 +5646,7 @@
           <w:color w:val="000000"/>
           <w:kern w:val="0"/>
           <w:lang w:eastAsia="es-PE"/>
-          <ns2:ligatures ns2:val="none"/>
+          <w14:ligatures w14:val="none"/>
         </w:rPr>
         <w:t/>
       </w:r>
@@ -5726,7 +5670,7 @@
           <w:color w:val="000000"/>
           <w:kern w:val="0"/>
           <w:lang w:eastAsia="es-PE"/>
-          <ns2:ligatures ns2:val="none"/>
+          <w14:ligatures w14:val="none"/>
         </w:rPr>
         <w:t/>
       </w:r>
@@ -5752,7 +5696,7 @@
         <w:t/>
       </w:r>
     </w:p>
-    <w:p ns2:paraId="639FE5BE" ns2:textId="77777777">
+    <w:p>
       <w:pPr>
         <w:suppressAutoHyphens/>
         <w:spacing w:after="0" w:line="240" w:lineRule="auto"/>
@@ -5762,7 +5706,7 @@
         </w:rPr>
       </w:pPr>
     </w:p>
-    <w:p ns2:paraId="36317C11" ns2:textId="77777777">
+    <w:p>
       <w:pPr>
         <w:suppressAutoHyphens/>
         <w:spacing w:after="0" w:line="240" w:lineRule="auto"/>
@@ -5775,7 +5719,7 @@
       <w:bookmarkStart w:id="8" w:name="_Hlk198890962"/>
     </w:p>
     <w:bookmarkEnd w:id="8"/>
-    <w:p ns2:paraId="23716787" ns2:textId="77777777">
+    <w:p>
       <w:pPr>
         <w:suppressAutoHyphens/>
         <w:spacing w:after="0" w:line="240" w:lineRule="auto"/>
@@ -5785,7 +5729,7 @@
         </w:rPr>
       </w:pPr>
     </w:p>
-    <w:p ns2:paraId="0407B94C" ns2:textId="77777777">
+    <w:p>
       <w:pPr>
         <w:spacing w:after="0" w:line="240" w:lineRule="auto"/>
         <w:jc w:val="both"/>
@@ -5795,11 +5739,11 @@
           <w:color w:val="000000"/>
           <w:kern w:val="0"/>
           <w:lang w:eastAsia="es-PE"/>
-          <ns2:ligatures ns2:val="none"/>
-        </w:rPr>
-      </w:pPr>
-    </w:p>
-    <w:p ns2:paraId="375C384E" ns2:textId="77777777">
+          <w14:ligatures w14:val="none"/>
+        </w:rPr>
+      </w:pPr>
+    </w:p>
+    <w:p>
       <w:pPr>
         <w:spacing w:after="0" w:line="240" w:lineRule="auto"/>
         <w:jc w:val="both"/>
@@ -5809,12 +5753,12 @@
           <w:color w:val="000000"/>
           <w:kern w:val="0"/>
           <w:lang w:eastAsia="es-PE"/>
-          <ns2:ligatures ns2:val="none"/>
+          <w14:ligatures w14:val="none"/>
         </w:rPr>
       </w:pPr>
     </w:p>
     <w:bookmarkEnd w:id="0"/>
-    <w:p ns2:paraId="7609987B" ns2:textId="77777777">
+    <w:p>
       <w:pPr>
         <w:shd w:val="clear" w:color="auto" w:fill="FFFFFF"/>
         <w:spacing w:after="0" w:line="240" w:lineRule="auto"/>
@@ -5823,7 +5767,7 @@
           <w:rFonts w:ascii="Arial Narrow" w:eastAsia="Calibri" w:hAnsi="Arial Narrow" w:cs="Times New Roman"/>
           <w:color w:val="000000"/>
           <w:kern w:val="0"/>
-          <ns2:ligatures ns2:val="none"/>
+          <w14:ligatures w14:val="none"/>
         </w:rPr>
       </w:pPr>
       <w:r>
@@ -5833,12 +5777,12 @@
           <w:bCs/>
           <w:color w:val="000000"/>
           <w:kern w:val="0"/>
-          <ns2:ligatures ns2:val="none"/>
+          <w14:ligatures w14:val="none"/>
         </w:rPr>
         <w:t>EVELING ROA QUISPE</w:t>
       </w:r>
     </w:p>
-    <w:p ns2:paraId="692BA8AF" ns2:textId="77777777">
+    <w:p>
       <w:pPr>
         <w:shd w:val="clear" w:color="auto" w:fill="FFFFFF"/>
         <w:spacing w:after="0" w:line="240" w:lineRule="auto"/>
@@ -5849,7 +5793,7 @@
           <w:bCs/>
           <w:color w:val="000000"/>
           <w:kern w:val="0"/>
-          <ns2:ligatures ns2:val="none"/>
+          <w14:ligatures w14:val="none"/>
         </w:rPr>
       </w:pPr>
       <w:r>
@@ -5859,12 +5803,12 @@
           <w:bCs/>
           <w:color w:val="000000"/>
           <w:kern w:val="0"/>
-          <ns2:ligatures ns2:val="none"/>
+          <w14:ligatures w14:val="none"/>
         </w:rPr>
         <w:t>Secretaria Técnica</w:t>
       </w:r>
     </w:p>
-    <w:p ns2:paraId="4AF3211C" ns2:textId="77777777">
+    <w:p>
       <w:pPr>
         <w:shd w:val="clear" w:color="auto" w:fill="FFFFFF"/>
         <w:spacing w:after="0" w:line="240" w:lineRule="auto"/>
@@ -5875,7 +5819,7 @@
           <w:bCs/>
           <w:color w:val="000000"/>
           <w:kern w:val="0"/>
-          <ns2:ligatures ns2:val="none"/>
+          <w14:ligatures w14:val="none"/>
         </w:rPr>
       </w:pPr>
       <w:r>
@@ -5885,7 +5829,7 @@
           <w:bCs/>
           <w:color w:val="000000"/>
           <w:kern w:val="0"/>
-          <ns2:ligatures ns2:val="none"/>
+          <w14:ligatures w14:val="none"/>
         </w:rPr>
         <w:t>Comisión </w:t>
       </w:r>
@@ -5897,7 +5841,7 @@
           <w:color w:val="000000"/>
           <w:kern w:val="0"/>
           <w:shd w:val="clear" w:color="auto" w:fill="FFFFFF"/>
-          <ns2:ligatures ns2:val="none"/>
+          <w14:ligatures w14:val="none"/>
         </w:rPr>
         <w:t>de</w:t>
       </w:r>
@@ -5908,12 +5852,12 @@
           <w:bCs/>
           <w:color w:val="000000"/>
           <w:kern w:val="0"/>
-          <ns2:ligatures ns2:val="none"/>
+          <w14:ligatures w14:val="none"/>
         </w:rPr>
         <w:t> Protección al Consumidor 1</w:t>
       </w:r>
     </w:p>
-    <w:p ns2:paraId="602C43F9" ns2:textId="77777777">
+    <w:p>
       <w:pPr>
         <w:spacing w:after="0" w:line="240" w:lineRule="auto"/>
         <w:jc w:val="both"/>
@@ -5923,11 +5867,11 @@
           <w:color w:val="000000"/>
           <w:kern w:val="0"/>
           <w:lang w:eastAsia="es-PE"/>
-          <ns2:ligatures ns2:val="none"/>
-        </w:rPr>
-      </w:pPr>
-    </w:p>
-    <w:p ns2:paraId="1D3884F8" ns2:textId="77777777">
+          <w14:ligatures w14:val="none"/>
+        </w:rPr>
+      </w:pPr>
+    </w:p>
+    <w:p>
       <w:pPr>
         <w:spacing w:after="0" w:line="240" w:lineRule="auto"/>
         <w:jc w:val="both"/>
@@ -5945,19 +5889,19 @@
           <w:sz w:val="16"/>
           <w:szCs w:val="16"/>
           <w:lang w:eastAsia="es-PE"/>
-          <ns2:ligatures ns2:val="none"/>
+          <w14:ligatures w14:val="none"/>
         </w:rPr>
         <w:t>LSM/JCQ</w:t>
       </w:r>
     </w:p>
-    <w:p ns2:paraId="74AAB5F4" ns2:textId="77777777">
+    <w:p>
       <w:pPr>
         <w:spacing w:line="240" w:lineRule="auto"/>
       </w:pPr>
     </w:p>
     <w:sectPr>
-      <w:headerReference w:type="default" ns3:id="rId8"/>
-      <w:footerReference w:type="default" ns3:id="rId9"/>
+      <w:headerReference w:type="default" r:id="rId8"/>
+      <w:footerReference w:type="default" r:id="rId9"/>
       <w:pgSz w:w="11906" w:h="16838"/>
       <w:pgMar w:top="1417" w:right="1701" w:bottom="1417" w:left="1701" w:header="708" w:footer="708" w:gutter="0"/>
       <w:cols w:space="708"/>
@@ -5968,7 +5912,7 @@
 </file>
 
 <file path=word/endnotes.xml><?xml version="1.0" encoding="utf-8"?>
-<w:endnotes xmlns:wpc="http://schemas.microsoft.com/office/word/2010/wordprocessingCanvas" xmlns:cx="http://schemas.microsoft.com/office/drawing/2014/chartex" xmlns:cx1="http://schemas.microsoft.com/office/drawing/2015/9/8/chartex" xmlns:cx2="http://schemas.microsoft.com/office/drawing/2015/10/21/chartex" xmlns:cx3="http://schemas.microsoft.com/office/drawing/2016/5/9/chartex" xmlns:cx4="http://schemas.microsoft.com/office/drawing/2016/5/10/chartex" xmlns:cx5="http://schemas.microsoft.com/office/drawing/2016/5/11/chartex" xmlns:cx6="http://schemas.microsoft.com/office/drawing/2016/5/12/chartex" xmlns:cx7="http://schemas.microsoft.com/office/drawing/2016/5/13/chartex" xmlns:cx8="http://schemas.microsoft.com/office/drawing/2016/5/14/chartex" xmlns:mc="http://schemas.openxmlformats.org/markup-compatibility/2006" xmlns:aink="http://schemas.microsoft.com/office/drawing/2016/ink" xmlns:am3d="http://schemas.microsoft.com/office/drawing/2017/model3d" xmlns:o="urn:schemas-microsoft-com:office:office" xmlns:oel="http://schemas.microsoft.com/office/2019/extlst" xmlns:r="http://schemas.openxmlformats.org/officeDocument/2006/relationships" xmlns:m="http://schemas.openxmlformats.org/officeDocument/2006/math" xmlns:v="urn:schemas-microsoft-com:vml" xmlns:wp14="http://schemas.microsoft.com/office/word/2010/wordprocessingDrawing" xmlns:wp="http://schemas.openxmlformats.org/drawingml/2006/wordprocessingDrawing" xmlns:w10="urn:schemas-microsoft-com:office:word" xmlns:w="http://schemas.openxmlformats.org/wordprocessingml/2006/main" xmlns:w14="http://schemas.microsoft.com/office/word/2010/wordml" xmlns:w15="http://schemas.microsoft.com/office/word/2012/wordml" xmlns:w16cex="http://schemas.microsoft.com/office/word/2018/wordml/cex" xmlns:w16cid="http://schemas.microsoft.com/office/word/2016/wordml/cid" xmlns:w16="http://schemas.microsoft.com/office/word/2018/wordml" xmlns:w16du="http://schemas.microsoft.com/office/word/2023/wordml/word16du" xmlns:w16sdtdh="http://schemas.microsoft.com/office/word/2020/wordml/sdtdatahash" xmlns:w16sdtfl="http://schemas.microsoft.com/office/word/2024/wordml/sdtformatlock" xmlns:w16se="http://schemas.microsoft.com/office/word/2015/wordml/symex" xmlns:wpg="http://schemas.microsoft.com/office/word/2010/wordprocessingGroup" xmlns:wpi="http://schemas.microsoft.com/office/word/2010/wordprocessingInk" xmlns:wne="http://schemas.microsoft.com/office/word/2006/wordml" xmlns:wps="http://schemas.microsoft.com/office/word/2010/wordprocessingShape" mc:Ignorable="w14 w15 w16se w16cid w16 w16cex w16sdtdh w16sdtfl w16du wp14">
+<w:endnotes xmlns:mc="http://schemas.openxmlformats.org/markup-compatibility/2006" xmlns:r="http://schemas.openxmlformats.org/officeDocument/2006/relationships" xmlns:w="http://schemas.openxmlformats.org/wordprocessingml/2006/main" xmlns:w14="http://schemas.microsoft.com/office/word/2010/wordml" xmlns:w15="http://schemas.microsoft.com/office/word/2012/wordml" xmlns:w16="http://schemas.microsoft.com/office/word/2018/wordml" xmlns:w16cex="http://schemas.microsoft.com/office/word/2018/wordml/cex" xmlns:w16cid="http://schemas.microsoft.com/office/word/2016/wordml/cid" xmlns:w16du="http://schemas.microsoft.com/office/word/2023/wordml/word16du" xmlns:w16sdtdh="http://schemas.microsoft.com/office/word/2020/wordml/sdtdatahash" xmlns:w16se="http://schemas.microsoft.com/office/word/2015/wordml/symex" xmlns:wp14="http://schemas.microsoft.com/office/word/2010/wordprocessingDrawing" mc:Ignorable="w14 w15 w16se w16cid w16 w16cex w16sdtdh w16du wp14">
   <w:endnote w:type="separator" w:id="-1">
     <w:p>
       <w:pPr>
@@ -5993,7 +5937,7 @@
 </file>
 
 <file path=word/footer1.xml><?xml version="1.0" encoding="utf-8"?>
-<w:ftr xmlns:wpc="http://schemas.microsoft.com/office/word/2010/wordprocessingCanvas" xmlns:cx="http://schemas.microsoft.com/office/drawing/2014/chartex" xmlns:cx1="http://schemas.microsoft.com/office/drawing/2015/9/8/chartex" xmlns:cx2="http://schemas.microsoft.com/office/drawing/2015/10/21/chartex" xmlns:cx3="http://schemas.microsoft.com/office/drawing/2016/5/9/chartex" xmlns:cx4="http://schemas.microsoft.com/office/drawing/2016/5/10/chartex" xmlns:cx5="http://schemas.microsoft.com/office/drawing/2016/5/11/chartex" xmlns:cx6="http://schemas.microsoft.com/office/drawing/2016/5/12/chartex" xmlns:cx7="http://schemas.microsoft.com/office/drawing/2016/5/13/chartex" xmlns:cx8="http://schemas.microsoft.com/office/drawing/2016/5/14/chartex" xmlns:mc="http://schemas.openxmlformats.org/markup-compatibility/2006" xmlns:aink="http://schemas.microsoft.com/office/drawing/2016/ink" xmlns:am3d="http://schemas.microsoft.com/office/drawing/2017/model3d" xmlns:o="urn:schemas-microsoft-com:office:office" xmlns:oel="http://schemas.microsoft.com/office/2019/extlst" xmlns:r="http://schemas.openxmlformats.org/officeDocument/2006/relationships" xmlns:m="http://schemas.openxmlformats.org/officeDocument/2006/math" xmlns:v="urn:schemas-microsoft-com:vml" xmlns:wp14="http://schemas.microsoft.com/office/word/2010/wordprocessingDrawing" xmlns:wp="http://schemas.openxmlformats.org/drawingml/2006/wordprocessingDrawing" xmlns:w10="urn:schemas-microsoft-com:office:word" xmlns:w="http://schemas.openxmlformats.org/wordprocessingml/2006/main" xmlns:w14="http://schemas.microsoft.com/office/word/2010/wordml" xmlns:w15="http://schemas.microsoft.com/office/word/2012/wordml" xmlns:w16cex="http://schemas.microsoft.com/office/word/2018/wordml/cex" xmlns:w16cid="http://schemas.microsoft.com/office/word/2016/wordml/cid" xmlns:w16="http://schemas.microsoft.com/office/word/2018/wordml" xmlns:w16du="http://schemas.microsoft.com/office/word/2023/wordml/word16du" xmlns:w16sdtdh="http://schemas.microsoft.com/office/word/2020/wordml/sdtdatahash" xmlns:w16sdtfl="http://schemas.microsoft.com/office/word/2024/wordml/sdtformatlock" xmlns:w16se="http://schemas.microsoft.com/office/word/2015/wordml/symex" xmlns:wpg="http://schemas.microsoft.com/office/word/2010/wordprocessingGroup" xmlns:wpi="http://schemas.microsoft.com/office/word/2010/wordprocessingInk" xmlns:wne="http://schemas.microsoft.com/office/word/2006/wordml" xmlns:wps="http://schemas.microsoft.com/office/word/2010/wordprocessingShape" mc:Ignorable="w14 w15 w16se w16cid w16 w16cex w16sdtdh w16sdtfl w16du wp14">
+<w:ftr xmlns:mc="http://schemas.openxmlformats.org/markup-compatibility/2006" xmlns:r="http://schemas.openxmlformats.org/officeDocument/2006/relationships" xmlns:w="http://schemas.openxmlformats.org/wordprocessingml/2006/main" xmlns:w14="http://schemas.microsoft.com/office/word/2010/wordml" xmlns:w15="http://schemas.microsoft.com/office/word/2012/wordml" xmlns:w16="http://schemas.microsoft.com/office/word/2018/wordml" xmlns:w16cex="http://schemas.microsoft.com/office/word/2018/wordml/cex" xmlns:w16cid="http://schemas.microsoft.com/office/word/2016/wordml/cid" xmlns:w16du="http://schemas.microsoft.com/office/word/2023/wordml/word16du" xmlns:w16sdtdh="http://schemas.microsoft.com/office/word/2020/wordml/sdtdatahash" xmlns:w16se="http://schemas.microsoft.com/office/word/2015/wordml/symex" xmlns:wp14="http://schemas.microsoft.com/office/word/2010/wordprocessingDrawing" mc:Ignorable="w14 w15 w16se w16cid w16 w16cex w16sdtdh w16du wp14">
   <w:p>
     <w:pPr>
       <w:pBdr>
@@ -6072,7 +6016,7 @@
 </file>
 
 <file path=word/footnotes.xml><?xml version="1.0" encoding="utf-8"?>
-<w:footnotes xmlns:wpc="http://schemas.microsoft.com/office/word/2010/wordprocessingCanvas" xmlns:cx="http://schemas.microsoft.com/office/drawing/2014/chartex" xmlns:cx1="http://schemas.microsoft.com/office/drawing/2015/9/8/chartex" xmlns:cx2="http://schemas.microsoft.com/office/drawing/2015/10/21/chartex" xmlns:cx3="http://schemas.microsoft.com/office/drawing/2016/5/9/chartex" xmlns:cx4="http://schemas.microsoft.com/office/drawing/2016/5/10/chartex" xmlns:cx5="http://schemas.microsoft.com/office/drawing/2016/5/11/chartex" xmlns:cx6="http://schemas.microsoft.com/office/drawing/2016/5/12/chartex" xmlns:cx7="http://schemas.microsoft.com/office/drawing/2016/5/13/chartex" xmlns:cx8="http://schemas.microsoft.com/office/drawing/2016/5/14/chartex" xmlns:mc="http://schemas.openxmlformats.org/markup-compatibility/2006" xmlns:aink="http://schemas.microsoft.com/office/drawing/2016/ink" xmlns:am3d="http://schemas.microsoft.com/office/drawing/2017/model3d" xmlns:o="urn:schemas-microsoft-com:office:office" xmlns:oel="http://schemas.microsoft.com/office/2019/extlst" xmlns:r="http://schemas.openxmlformats.org/officeDocument/2006/relationships" xmlns:m="http://schemas.openxmlformats.org/officeDocument/2006/math" xmlns:v="urn:schemas-microsoft-com:vml" xmlns:wp14="http://schemas.microsoft.com/office/word/2010/wordprocessingDrawing" xmlns:wp="http://schemas.openxmlformats.org/drawingml/2006/wordprocessingDrawing" xmlns:w10="urn:schemas-microsoft-com:office:word" xmlns:w="http://schemas.openxmlformats.org/wordprocessingml/2006/main" xmlns:w14="http://schemas.microsoft.com/office/word/2010/wordml" xmlns:w15="http://schemas.microsoft.com/office/word/2012/wordml" xmlns:w16cex="http://schemas.microsoft.com/office/word/2018/wordml/cex" xmlns:w16cid="http://schemas.microsoft.com/office/word/2016/wordml/cid" xmlns:w16="http://schemas.microsoft.com/office/word/2018/wordml" xmlns:w16du="http://schemas.microsoft.com/office/word/2023/wordml/word16du" xmlns:w16sdtdh="http://schemas.microsoft.com/office/word/2020/wordml/sdtdatahash" xmlns:w16sdtfl="http://schemas.microsoft.com/office/word/2024/wordml/sdtformatlock" xmlns:w16se="http://schemas.microsoft.com/office/word/2015/wordml/symex" xmlns:wpg="http://schemas.microsoft.com/office/word/2010/wordprocessingGroup" xmlns:wpi="http://schemas.microsoft.com/office/word/2010/wordprocessingInk" xmlns:wne="http://schemas.microsoft.com/office/word/2006/wordml" xmlns:wps="http://schemas.microsoft.com/office/word/2010/wordprocessingShape" mc:Ignorable="w14 w15 w16se w16cid w16 w16cex w16sdtdh w16sdtfl w16du wp14">
+<w:footnotes xmlns:mc="http://schemas.openxmlformats.org/markup-compatibility/2006" xmlns:r="http://schemas.openxmlformats.org/officeDocument/2006/relationships" xmlns:w="http://schemas.openxmlformats.org/wordprocessingml/2006/main" xmlns:w14="http://schemas.microsoft.com/office/word/2010/wordml" xmlns:w15="http://schemas.microsoft.com/office/word/2012/wordml" xmlns:w16="http://schemas.microsoft.com/office/word/2018/wordml" xmlns:w16cex="http://schemas.microsoft.com/office/word/2018/wordml/cex" xmlns:w16cid="http://schemas.microsoft.com/office/word/2016/wordml/cid" xmlns:w16du="http://schemas.microsoft.com/office/word/2023/wordml/word16du" xmlns:w16sdtdh="http://schemas.microsoft.com/office/word/2020/wordml/sdtdatahash" xmlns:w16se="http://schemas.microsoft.com/office/word/2015/wordml/symex" xmlns:wp14="http://schemas.microsoft.com/office/word/2010/wordprocessingDrawing" mc:Ignorable="w14 w15 w16se w16cid w16 w16cex w16sdtdh w16du wp14">
   <w:footnote w:type="separator" w:id="-1">
     <w:p>
       <w:pPr>
@@ -7349,6 +7293,161 @@
       </w:pPr>
     </w:p>
   </w:footnote>
+  <w:footnote w:id="14">
+    <w:p>
+      <w:pPr>
+        <w:pStyle w:val="Textonotapie"/>
+        <w:ind w:left="567" w:hanging="567"/>
+        <w:jc w:val="both"/>
+      </w:pPr>
+      <w:r>
+        <w:rPr>
+          <w:rStyle w:val="Refdenotaalpie"/>
+          <w:rFonts w:ascii="Arial Narrow" w:hAnsi="Arial Narrow" w:cs="Arial"/>
+          <w:sz w:val="16"/>
+          <w:szCs w:val="15"/>
+          <w:vertAlign w:val="superscript"/>
+        </w:rPr>
+        <w:footnoteRef/>
+      </w:r>
+      <w:r>
+        <w:rPr>
+          <w:rFonts w:ascii="Arial Narrow" w:hAnsi="Arial Narrow" w:cs="Arial"/>
+          <w:sz w:val="15"/>
+          <w:szCs w:val="15"/>
+        </w:rPr>
+        <w:tab/>
+      </w:r>
+      <w:r>
+        <w:rPr>
+          <w:rFonts w:ascii="Arial Narrow" w:hAnsi="Arial Narrow" w:cs="Arial"/>
+          <w:b/>
+          <w:bCs/>
+          <w:sz w:val="15"/>
+          <w:szCs w:val="15"/>
+        </w:rPr>
+        <w:t xml:space="preserve">DECRETO LEGISLATIVO 807, LEY SOBRE FACULTADES, NORMAS Y ORGANIZACIÓN DEL INDECOPI, publicado el 18 de abril de 1996</w:t>
+      </w:r>
+    </w:p>
+    <w:p>
+      <w:pPr>
+        <w:pStyle w:val="Textonotapie"/>
+        <w:ind w:left="567" w:hanging="567"/>
+        <w:jc w:val="both"/>
+      </w:pPr>
+      <w:r>
+        <w:rPr>
+          <w:rFonts w:ascii="Arial Narrow" w:hAnsi="Arial Narrow" w:cs="Arial"/>
+          <w:sz w:val="15"/>
+          <w:szCs w:val="15"/>
+        </w:rPr>
+        <w:tab/>
+      </w:r>
+      <w:r>
+        <w:rPr>
+          <w:rFonts w:ascii="Arial Narrow" w:hAnsi="Arial Narrow" w:cs="Arial"/>
+          <w:b/>
+          <w:bCs/>
+          <w:sz w:val="15"/>
+          <w:szCs w:val="15"/>
+        </w:rPr>
+        <w:t xml:space="preserve">Artículo 26.-</w:t>
+      </w:r>
+      <w:r>
+        <w:rPr>
+          <w:rFonts w:ascii="Arial Narrow" w:hAnsi="Arial Narrow" w:cs="Arial"/>
+          <w:sz w:val="15"/>
+          <w:szCs w:val="15"/>
+        </w:rPr>
+        <w:t xml:space="preserve"> Una vez admitida a trámite la denuncia, se correrá traslado de la misma al denunciado, a fin de que éste presente su descargo. El plazo para la presentación del descargo será de cinco (5) días contados desde la notificación, vencido el cual, el Secretario Técnico declarará en rebeldía al denunciado que no lo hubiera presentado.</w:t>
+      </w:r>
+    </w:p>
+  </w:footnote>
+  <w:footnote w:id="15">
+    <w:p>
+      <w:pPr>
+        <w:pStyle w:val="Textonotapie"/>
+        <w:ind w:left="567" w:hanging="567"/>
+        <w:jc w:val="both"/>
+      </w:pPr>
+      <w:r>
+        <w:rPr>
+          <w:rStyle w:val="Refdenotaalpie"/>
+          <w:rFonts w:ascii="Arial Narrow" w:hAnsi="Arial Narrow" w:cs="Arial"/>
+          <w:sz w:val="16"/>
+          <w:szCs w:val="15"/>
+          <w:vertAlign w:val="superscript"/>
+        </w:rPr>
+        <w:footnoteRef/>
+      </w:r>
+      <w:r>
+        <w:rPr>
+          <w:rFonts w:ascii="Arial Narrow" w:hAnsi="Arial Narrow" w:cs="Arial"/>
+          <w:sz w:val="15"/>
+          <w:szCs w:val="15"/>
+        </w:rPr>
+        <w:tab/>
+      </w:r>
+      <w:r>
+        <w:rPr>
+          <w:rFonts w:ascii="Arial Narrow" w:hAnsi="Arial Narrow" w:cs="Arial"/>
+          <w:b/>
+          <w:bCs/>
+          <w:sz w:val="15"/>
+          <w:szCs w:val="15"/>
+        </w:rPr>
+        <w:t xml:space="preserve">DECRETO SUPREMO 006-2026-JUS, TEXTO ÚNICO ORDENADO DE LA LEY 27444, LEY DEL PROCEDIMIENTO ADMINISTRATIVO GENERAL, publicado el 30 de abril de 2026</w:t>
+      </w:r>
+    </w:p>
+    <w:p>
+      <w:pPr>
+        <w:pStyle w:val="Textonotapie"/>
+        <w:ind w:left="567" w:hanging="567"/>
+        <w:jc w:val="both"/>
+      </w:pPr>
+      <w:r>
+        <w:rPr>
+          <w:rFonts w:ascii="Arial Narrow" w:hAnsi="Arial Narrow" w:cs="Arial"/>
+          <w:sz w:val="15"/>
+          <w:szCs w:val="15"/>
+        </w:rPr>
+        <w:tab/>
+      </w:r>
+      <w:r>
+        <w:rPr>
+          <w:rFonts w:ascii="Arial Narrow" w:hAnsi="Arial Narrow" w:cs="Arial"/>
+          <w:b/>
+          <w:bCs/>
+          <w:sz w:val="15"/>
+          <w:szCs w:val="15"/>
+        </w:rPr>
+        <w:t xml:space="preserve">Artículo 223.- Contestación de la reclamación</w:t>
+      </w:r>
+    </w:p>
+    <w:p>
+      <w:pPr>
+        <w:pStyle w:val="Textonotapie"/>
+        <w:ind w:left="567" w:hanging="567"/>
+        <w:jc w:val="both"/>
+      </w:pPr>
+      <w:r>
+        <w:rPr>
+          <w:rFonts w:ascii="Arial Narrow" w:hAnsi="Arial Narrow" w:cs="Arial"/>
+          <w:sz w:val="15"/>
+          <w:szCs w:val="15"/>
+        </w:rPr>
+        <w:tab/>
+      </w:r>
+      <w:r>
+        <w:rPr>
+          <w:rFonts w:ascii="Arial Narrow" w:hAnsi="Arial Narrow" w:cs="Arial"/>
+          <w:sz w:val="15"/>
+          <w:szCs w:val="15"/>
+        </w:rPr>
+        <w:t xml:space="preserve">223.1 El reclamado deberá presentar la contestación de la reclamación dentro de los quince (15) días posteriores a la notificación de ésta; vencido este plazo, la Administración declarará en rebeldía al reclamado que no la hubiera presentado. La contestación deberá contener los requisitos de los escritos previstos en el artículo 113 de la presente Ley, así como la absolución de todos los asuntos controvertidos de hecho y de derecho, Las alegaciones y los hechos relevantes de la reclamación, salvo que hayan sido específicamente negadas en la contestación, se tendrán por aceptadas o merituadas como ciertas.</w:t>
+      </w:r>
+    </w:p>
+  </w:footnote>
   <w:footnote w:id="9">
     <w:p>
       <w:pPr>
@@ -8911,7 +9010,7 @@
 </file>
 
 <file path=word/header1.xml><?xml version="1.0" encoding="utf-8"?>
-<w:hdr xmlns:wpc="http://schemas.microsoft.com/office/word/2010/wordprocessingCanvas" xmlns:cx="http://schemas.microsoft.com/office/drawing/2014/chartex" xmlns:cx1="http://schemas.microsoft.com/office/drawing/2015/9/8/chartex" xmlns:cx2="http://schemas.microsoft.com/office/drawing/2015/10/21/chartex" xmlns:cx3="http://schemas.microsoft.com/office/drawing/2016/5/9/chartex" xmlns:cx4="http://schemas.microsoft.com/office/drawing/2016/5/10/chartex" xmlns:cx5="http://schemas.microsoft.com/office/drawing/2016/5/11/chartex" xmlns:cx6="http://schemas.microsoft.com/office/drawing/2016/5/12/chartex" xmlns:cx7="http://schemas.microsoft.com/office/drawing/2016/5/13/chartex" xmlns:cx8="http://schemas.microsoft.com/office/drawing/2016/5/14/chartex" xmlns:mc="http://schemas.openxmlformats.org/markup-compatibility/2006" xmlns:aink="http://schemas.microsoft.com/office/drawing/2016/ink" xmlns:am3d="http://schemas.microsoft.com/office/drawing/2017/model3d" xmlns:o="urn:schemas-microsoft-com:office:office" xmlns:oel="http://schemas.microsoft.com/office/2019/extlst" xmlns:r="http://schemas.openxmlformats.org/officeDocument/2006/relationships" xmlns:m="http://schemas.openxmlformats.org/officeDocument/2006/math" xmlns:v="urn:schemas-microsoft-com:vml" xmlns:wp14="http://schemas.microsoft.com/office/word/2010/wordprocessingDrawing" xmlns:wp="http://schemas.openxmlformats.org/drawingml/2006/wordprocessingDrawing" xmlns:w10="urn:schemas-microsoft-com:office:word" xmlns:w="http://schemas.openxmlformats.org/wordprocessingml/2006/main" xmlns:w14="http://schemas.microsoft.com/office/word/2010/wordml" xmlns:w15="http://schemas.microsoft.com/office/word/2012/wordml" xmlns:w16cex="http://schemas.microsoft.com/office/word/2018/wordml/cex" xmlns:w16cid="http://schemas.microsoft.com/office/word/2016/wordml/cid" xmlns:w16="http://schemas.microsoft.com/office/word/2018/wordml" xmlns:w16du="http://schemas.microsoft.com/office/word/2023/wordml/word16du" xmlns:w16sdtdh="http://schemas.microsoft.com/office/word/2020/wordml/sdtdatahash" xmlns:w16sdtfl="http://schemas.microsoft.com/office/word/2024/wordml/sdtformatlock" xmlns:w16se="http://schemas.microsoft.com/office/word/2015/wordml/symex" xmlns:wpg="http://schemas.microsoft.com/office/word/2010/wordprocessingGroup" xmlns:wpi="http://schemas.microsoft.com/office/word/2010/wordprocessingInk" xmlns:wne="http://schemas.microsoft.com/office/word/2006/wordml" xmlns:wps="http://schemas.microsoft.com/office/word/2010/wordprocessingShape" mc:Ignorable="w14 w15 w16se w16cid w16 w16cex w16sdtdh w16sdtfl w16du wp14">
+<w:hdr xmlns:a="http://schemas.openxmlformats.org/drawingml/2006/main" xmlns:a14="http://schemas.microsoft.com/office/drawing/2010/main" xmlns:mc="http://schemas.openxmlformats.org/markup-compatibility/2006" xmlns:pic="http://schemas.openxmlformats.org/drawingml/2006/picture" xmlns:r="http://schemas.openxmlformats.org/officeDocument/2006/relationships" xmlns:w="http://schemas.openxmlformats.org/wordprocessingml/2006/main" xmlns:w14="http://schemas.microsoft.com/office/word/2010/wordml" xmlns:w15="http://schemas.microsoft.com/office/word/2012/wordml" xmlns:w16="http://schemas.microsoft.com/office/word/2018/wordml" xmlns:w16cex="http://schemas.microsoft.com/office/word/2018/wordml/cex" xmlns:w16cid="http://schemas.microsoft.com/office/word/2016/wordml/cid" xmlns:w16du="http://schemas.microsoft.com/office/word/2023/wordml/word16du" xmlns:w16sdtdh="http://schemas.microsoft.com/office/word/2020/wordml/sdtdatahash" xmlns:w16se="http://schemas.microsoft.com/office/word/2015/wordml/symex" xmlns:wp="http://schemas.openxmlformats.org/drawingml/2006/wordprocessingDrawing" xmlns:wp14="http://schemas.microsoft.com/office/word/2010/wordprocessingDrawing" mc:Ignorable="w14 w15 w16se w16cid w16 w16cex w16sdtdh w16du wp14">
   <w:tbl>
     <w:tblPr>
       <w:tblW w:w="8645" w:type="dxa"/>

--- a/plantillas_maestras/14_seguro_desempleo/negativa_cobertura/1_ddo_banco_o_financiera/varon/TPL_1791_2025_SEGURO_DESEMPLEO_NEGATIVA_COBERTURA_BANCO_VARON_R1.docx
+++ b/plantillas_maestras/14_seguro_desempleo/negativa_cobertura/1_ddo_banco_o_financiera/varon/TPL_1791_2025_SEGURO_DESEMPLEO_NEGATIVA_COBERTURA_BANCO_VARON_R1.docx
@@ -646,31 +646,7 @@
           <w:lang w:val="es-ES" w:eastAsia="es-ES"/>
           <w14:ligatures w14:val="none"/>
         </w:rPr>
-        <w:t xml:space="preserve">Mediante el escrito del 18 de julio de 2025, el señor [APELLIDO] denunció a Interbank por presuntas infracciones a la Ley 29571, Código de Protección y Defensa del Consumidor (en adelante, Código), señalando lo siguiente:</w:t>
-      </w:r>
-      <w:r>
-        <w:rPr>
-          <w:rFonts w:ascii="Arial Narrow" w:eastAsia="Arial Narrow" w:hAnsi="Arial Narrow" w:cs="Arial Narrow"/>
-          <w:color w:val="000000"/>
-          <w:kern w:val="0"/>
-          <w:sz w:val="22"/>
-          <w:szCs w:val="22"/>
-          <w:lang w:val="es-ES" w:eastAsia="es-ES"/>
-          <w14:ligatures w14:val="none"/>
-        </w:rPr>
-        <w:t xml:space="preserve"/>
-      </w:r>
-      <w:r>
-        <w:rPr>
-          <w:rFonts w:ascii="Arial Narrow" w:eastAsia="Arial Narrow" w:hAnsi="Arial Narrow" w:cs="Arial Narrow"/>
-          <w:color w:val="000000"/>
-          <w:kern w:val="0"/>
-          <w:sz w:val="22"/>
-          <w:szCs w:val="22"/>
-          <w:lang w:val="es-ES" w:eastAsia="es-ES"/>
-          <w14:ligatures w14:val="none"/>
-        </w:rPr>
-        <w:t/>
+        <w:t xml:space="preserve">Mediante el escrito del 18 de julio de 2025, el señor [APELLIDO] denunció a Interbank por presuntas infracciones a la Ley 29571, Código de Protección y Defensa del Consumidor</w:t>
       </w:r>
       <w:r>
         <w:rPr>
@@ -689,66 +665,6 @@
       <w:r>
         <w:rPr>
           <w:rFonts w:ascii="Arial Narrow" w:eastAsia="Arial Narrow" w:hAnsi="Arial Narrow" w:cs="Arial Narrow"/>
-          <w:kern w:val="0"/>
-          <w14:ligatures w14:val="none"/>
-          <w:sz w:val="22"/>
-          <w:szCs w:val="22"/>
-        </w:rPr>
-        <w:t/>
-      </w:r>
-      <w:r>
-        <w:rPr>
-          <w:rFonts w:ascii="Arial Narrow" w:eastAsia="Arial Narrow" w:hAnsi="Arial Narrow" w:cs="Arial Narrow"/>
-          <w:kern w:val="0"/>
-          <w14:ligatures w14:val="none"/>
-          <w:sz w:val="22"/>
-          <w:szCs w:val="22"/>
-        </w:rPr>
-        <w:t xml:space="preserve"/>
-      </w:r>
-      <w:r>
-        <w:rPr>
-          <w:rFonts w:ascii="Arial Narrow" w:eastAsia="Arial Narrow" w:hAnsi="Arial Narrow" w:cs="Arial Narrow"/>
-          <w:kern w:val="0"/>
-          <w14:ligatures w14:val="none"/>
-          <w:sz w:val="22"/>
-          <w:szCs w:val="22"/>
-        </w:rPr>
-        <w:t/>
-      </w:r>
-      <w:r>
-        <w:rPr>
-          <w:rFonts w:ascii="Arial Narrow" w:eastAsia="Arial Narrow" w:hAnsi="Arial Narrow" w:cs="Arial Narrow"/>
-          <w:kern w:val="0"/>
-          <w14:ligatures w14:val="none"/>
-          <w:sz w:val="22"/>
-          <w:szCs w:val="22"/>
-        </w:rPr>
-        <w:t xml:space="preserve"/>
-      </w:r>
-      <w:r>
-        <w:rPr>
-          <w:rFonts w:ascii="Arial Narrow" w:eastAsia="Arial Narrow" w:hAnsi="Arial Narrow" w:cs="Arial Narrow"/>
-          <w:kern w:val="0"/>
-          <w14:ligatures w14:val="none"/>
-          <w:sz w:val="22"/>
-          <w:szCs w:val="22"/>
-        </w:rPr>
-        <w:t xml:space="preserve"/>
-      </w:r>
-      <w:r>
-        <w:rPr>
-          <w:rFonts w:ascii="Arial Narrow" w:eastAsia="Arial Narrow" w:hAnsi="Arial Narrow" w:cs="Arial Narrow"/>
-          <w:kern w:val="0"/>
-          <w14:ligatures w14:val="none"/>
-          <w:sz w:val="22"/>
-          <w:szCs w:val="22"/>
-        </w:rPr>
-        <w:t/>
-      </w:r>
-      <w:r>
-        <w:rPr>
-          <w:rFonts w:ascii="Arial Narrow" w:eastAsia="Arial Narrow" w:hAnsi="Arial Narrow" w:cs="Arial Narrow"/>
           <w:color w:val="000000"/>
           <w:kern w:val="0"/>
           <w:sz w:val="22"/>
@@ -756,7 +672,7 @@
           <w:lang w:val="es-ES" w:eastAsia="es-ES"/>
           <w14:ligatures w14:val="none"/>
         </w:rPr>
-        <w:t xml:space="preserve"/>
+        <w:t xml:space="preserve"> (en adelante, Código), señalando lo siguiente:</w:t>
       </w:r>
       <w:r>
         <w:rPr>
@@ -795,6 +711,102 @@
           <w14:ligatures w14:val="none"/>
         </w:rPr>
         <w:footnoteReference w:id="2"/>
+      </w:r>
+      <w:r>
+        <w:rPr>
+          <w:rFonts w:ascii="Arial Narrow" w:eastAsia="Arial Narrow" w:hAnsi="Arial Narrow" w:cs="Arial Narrow"/>
+          <w:kern w:val="0"/>
+          <w14:ligatures w14:val="none"/>
+          <w:sz w:val="22"/>
+          <w:szCs w:val="22"/>
+        </w:rPr>
+        <w:t/>
+      </w:r>
+      <w:r>
+        <w:rPr>
+          <w:rFonts w:ascii="Arial Narrow" w:eastAsia="Arial Narrow" w:hAnsi="Arial Narrow" w:cs="Arial Narrow"/>
+          <w:kern w:val="0"/>
+          <w14:ligatures w14:val="none"/>
+          <w:sz w:val="22"/>
+          <w:szCs w:val="22"/>
+        </w:rPr>
+        <w:t xml:space="preserve"/>
+      </w:r>
+      <w:r>
+        <w:rPr>
+          <w:rFonts w:ascii="Arial Narrow" w:eastAsia="Arial Narrow" w:hAnsi="Arial Narrow" w:cs="Arial Narrow"/>
+          <w:kern w:val="0"/>
+          <w14:ligatures w14:val="none"/>
+          <w:sz w:val="22"/>
+          <w:szCs w:val="22"/>
+        </w:rPr>
+        <w:t/>
+      </w:r>
+      <w:r>
+        <w:rPr>
+          <w:rFonts w:ascii="Arial Narrow" w:eastAsia="Arial Narrow" w:hAnsi="Arial Narrow" w:cs="Arial Narrow"/>
+          <w:kern w:val="0"/>
+          <w14:ligatures w14:val="none"/>
+          <w:sz w:val="22"/>
+          <w:szCs w:val="22"/>
+        </w:rPr>
+        <w:t xml:space="preserve"/>
+      </w:r>
+      <w:r>
+        <w:rPr>
+          <w:rFonts w:ascii="Arial Narrow" w:eastAsia="Arial Narrow" w:hAnsi="Arial Narrow" w:cs="Arial Narrow"/>
+          <w:kern w:val="0"/>
+          <w14:ligatures w14:val="none"/>
+          <w:sz w:val="22"/>
+          <w:szCs w:val="22"/>
+        </w:rPr>
+        <w:t xml:space="preserve"/>
+      </w:r>
+      <w:r>
+        <w:rPr>
+          <w:rFonts w:ascii="Arial Narrow" w:eastAsia="Arial Narrow" w:hAnsi="Arial Narrow" w:cs="Arial Narrow"/>
+          <w:kern w:val="0"/>
+          <w14:ligatures w14:val="none"/>
+          <w:sz w:val="22"/>
+          <w:szCs w:val="22"/>
+        </w:rPr>
+        <w:t/>
+      </w:r>
+      <w:r>
+        <w:rPr>
+          <w:rFonts w:ascii="Arial Narrow" w:eastAsia="Arial Narrow" w:hAnsi="Arial Narrow" w:cs="Arial Narrow"/>
+          <w:color w:val="000000"/>
+          <w:kern w:val="0"/>
+          <w:sz w:val="22"/>
+          <w:szCs w:val="22"/>
+          <w:lang w:val="es-ES" w:eastAsia="es-ES"/>
+          <w14:ligatures w14:val="none"/>
+        </w:rPr>
+        <w:t xml:space="preserve"/>
+      </w:r>
+      <w:r>
+        <w:rPr>
+          <w:rFonts w:ascii="Arial Narrow" w:eastAsia="Arial Narrow" w:hAnsi="Arial Narrow" w:cs="Arial Narrow"/>
+          <w:color w:val="000000"/>
+          <w:kern w:val="0"/>
+          <w:sz w:val="22"/>
+          <w:szCs w:val="22"/>
+          <w:lang w:val="es-ES" w:eastAsia="es-ES"/>
+          <w14:ligatures w14:val="none"/>
+        </w:rPr>
+        <w:t xml:space="preserve"/>
+      </w:r>
+      <w:r>
+        <w:rPr>
+          <w:rFonts w:ascii="Arial Narrow" w:eastAsia="Arial Narrow" w:hAnsi="Arial Narrow" w:cs="Arial Narrow"/>
+          <w:color w:val="000000"/>
+          <w:kern w:val="0"/>
+          <w:sz w:val="22"/>
+          <w:szCs w:val="22"/>
+          <w:lang w:val="es-ES" w:eastAsia="es-ES"/>
+          <w14:ligatures w14:val="none"/>
+        </w:rPr>
+        <w:t/>
       </w:r>
       <w:r>
         <w:rPr>
@@ -4282,7 +4294,19 @@
           <w:lang w:eastAsia="es-PE"/>
           <w14:ligatures w14:val="none"/>
         </w:rPr>
-        <w:t xml:space="preserve">PRIMERO: admitir a trámite la denuncia del 18 de julio de 2025 interpuesta por el señor [DENUNCIANTE] contra el Banco Internacional del Perú - Interbank S.A.A., por lo siguiente:</w:t>
+        <w:t xml:space="preserve">PRIMERO:</w:t>
+      </w:r>
+      <w:r>
+        <w:rPr>
+          <w:rFonts w:ascii="Arial Narrow" w:eastAsia="Arial Narrow" w:hAnsi="Arial Narrow" w:cs="Arial Narrow"/>
+          <w:color w:val="000000"/>
+          <w:kern w:val="0"/>
+          <w:sz w:val="22"/>
+          <w:szCs w:val="22"/>
+          <w:lang w:eastAsia="es-PE"/>
+          <w14:ligatures w14:val="none"/>
+        </w:rPr>
+        <w:t xml:space="preserve"> admitir a trámite la denuncia del 18 de julio de 2025 interpuesta por el señor [DENUNCIANTE] contra el Banco Internacional del Perú - Interbank S.A.A., por lo siguiente:</w:t>
       </w:r>
       <w:r>
         <w:rPr>
@@ -4349,7 +4373,6 @@
       <w:r>
         <w:rPr>
           <w:rFonts w:ascii="Arial Narrow" w:eastAsia="Arial Narrow" w:hAnsi="Arial Narrow" w:cs="Arial Narrow"/>
-          <w:bCs/>
           <w:spacing w:val="-3"/>
           <w:kern w:val="0"/>
           <w14:ligatures w14:val="none"/>
@@ -4400,7 +4423,6 @@
       <w:r>
         <w:rPr>
           <w:rFonts w:ascii="Arial Narrow" w:eastAsia="Arial Narrow" w:hAnsi="Arial Narrow" w:cs="Arial Narrow"/>
-          <w:bCs/>
           <w:spacing w:val="-3"/>
           <w:kern w:val="0"/>
           <w14:ligatures w14:val="none"/>
@@ -4412,7 +4434,6 @@
       <w:r>
         <w:rPr>
           <w:rFonts w:ascii="Arial Narrow" w:eastAsia="Arial Narrow" w:hAnsi="Arial Narrow" w:cs="Arial Narrow"/>
-          <w:bCs/>
           <w:spacing w:val="-3"/>
           <w:kern w:val="0"/>
           <w14:ligatures w14:val="none"/>
@@ -5081,7 +5102,19 @@
           <w:lang w:eastAsia="es-PE"/>
           <w14:ligatures w14:val="none"/>
         </w:rPr>
-        <w:t xml:space="preserve">TERCERO: </w:t>
+        <w:t xml:space="preserve">TERCERO:</w:t>
+      </w:r>
+      <w:r>
+        <w:rPr>
+          <w:rFonts w:ascii="Arial Narrow" w:eastAsia="Arial Narrow" w:hAnsi="Arial Narrow" w:cs="Arial Narrow"/>
+          <w:color w:val="000000"/>
+          <w:kern w:val="0"/>
+          <w:sz w:val="22"/>
+          <w:szCs w:val="22"/>
+          <w:lang w:eastAsia="es-PE"/>
+          <w14:ligatures w14:val="none"/>
+        </w:rPr>
+        <w:t xml:space="preserve"> </w:t>
       </w:r>
       <w:r>
         <w:rPr>
@@ -5110,7 +5143,6 @@
       <w:r>
         <w:rPr>
           <w:rFonts w:ascii="Arial Narrow" w:eastAsia="Arial Narrow" w:hAnsi="Arial Narrow" w:cs="Arial Narrow"/>
-          <w:bCs/>
           <w:spacing w:val="-3"/>
           <w:kern w:val="0"/>
           <w14:ligatures w14:val="none"/>
@@ -5496,7 +5528,15 @@
           <w:sz w:val="22"/>
           <w:szCs w:val="22"/>
         </w:rPr>
-        <w:t xml:space="preserve">CUARTO: </w:t>
+        <w:t xml:space="preserve">CUARTO:</w:t>
+      </w:r>
+      <w:r>
+        <w:rPr>
+          <w:rFonts w:ascii="Arial Narrow" w:eastAsia="Arial Narrow" w:hAnsi="Arial Narrow" w:cs="Arial Narrow"/>
+          <w:sz w:val="22"/>
+          <w:szCs w:val="22"/>
+        </w:rPr>
+        <w:t xml:space="preserve"> </w:t>
       </w:r>
       <w:r>
         <w:rPr>
@@ -5518,7 +5558,7 @@
           <w:lang w:val="es-ES" w:eastAsia="es-ES"/>
           <w14:ligatures w14:val="none"/>
         </w:rPr>
-        <w:footnoteReference w:id="14"/>
+        <w:footnoteReference w:id="9"/>
       </w:r>
       <w:r>
         <w:rPr>
@@ -5540,7 +5580,7 @@
           <w:lang w:val="es-ES" w:eastAsia="es-ES"/>
           <w14:ligatures w14:val="none"/>
         </w:rPr>
-        <w:footnoteReference w:id="15"/>
+        <w:footnoteReference w:id="10"/>
       </w:r>
       <w:r>
         <w:rPr>
@@ -5591,7 +5631,19 @@
           <w:lang w:eastAsia="es-PE"/>
           <w14:ligatures w14:val="none"/>
         </w:rPr>
-        <w:t xml:space="preserve">QUINTO: </w:t>
+        <w:t xml:space="preserve">QUINTO:</w:t>
+      </w:r>
+      <w:r>
+        <w:rPr>
+          <w:rFonts w:ascii="Arial Narrow" w:eastAsia="Arial Narrow" w:hAnsi="Arial Narrow" w:cs="Arial Narrow"/>
+          <w:color w:val="000000"/>
+          <w:kern w:val="0"/>
+          <w:sz w:val="22"/>
+          <w:szCs w:val="22"/>
+          <w:lang w:eastAsia="es-PE"/>
+          <w14:ligatures w14:val="none"/>
+        </w:rPr>
+        <w:t xml:space="preserve"> </w:t>
       </w:r>
       <w:bookmarkStart w:id="4" w:name="_Hlk188286813"/>
       <w:r>
@@ -5937,7 +5989,7 @@
           <w:lang w:eastAsia="es-PE"/>
           <w14:ligatures w14:val="none"/>
         </w:rPr>
-        <w:footnoteReference w:id="9"/>
+        <w:footnoteReference w:id="11"/>
       </w:r>
       <w:r>
         <w:rPr>
@@ -6035,7 +6087,7 @@
           <w:lang w:eastAsia="es-PE"/>
           <w14:ligatures w14:val="none"/>
         </w:rPr>
-        <w:footnoteReference w:id="10"/>
+        <w:footnoteReference w:id="12"/>
       </w:r>
       <w:r>
         <w:rPr>
@@ -6099,7 +6151,7 @@
           <w:lang w:eastAsia="es-PE"/>
           <w14:ligatures w14:val="none"/>
         </w:rPr>
-        <w:footnoteReference w:id="11"/>
+        <w:footnoteReference w:id="13"/>
       </w:r>
       <w:r>
         <w:rPr>
@@ -6326,7 +6378,7 @@
           <w:vertAlign w:val="superscript"/>
           <w14:ligatures w14:val="none"/>
         </w:rPr>
-        <w:footnoteReference w:id="12"/>
+        <w:footnoteReference w:id="14"/>
       </w:r>
       <w:r>
         <w:rPr>
@@ -6344,29 +6396,139 @@
           <w:kern w:val="0"/>
           <w:sz w:val="22"/>
           <w:szCs w:val="22"/>
+          <w14:ligatures w14:val="none"/>
+        </w:rPr>
+        <w:t>expresamente su facultad para asistir y conciliar en su representación</w:t>
+      </w:r>
+      <w:r>
+        <w:rPr>
+          <w:rFonts w:ascii="Arial Narrow" w:eastAsia="Arial Narrow" w:hAnsi="Arial Narrow" w:cs="Arial Narrow"/>
+          <w:kern w:val="0"/>
+          <w14:ligatures w14:val="none"/>
+          <w:sz w:val="22"/>
+          <w:szCs w:val="22"/>
+        </w:rPr>
+        <w:t>.</w:t>
+      </w:r>
+      <w:r>
+        <w:rPr>
+          <w:rFonts w:ascii="Arial Narrow" w:eastAsia="Arial Narrow" w:hAnsi="Arial Narrow" w:cs="Arial Narrow"/>
+          <w:kern w:val="0"/>
+          <w14:ligatures w14:val="none"/>
+          <w:sz w:val="22"/>
+          <w:szCs w:val="22"/>
+        </w:rPr>
+        <w:t xml:space="preserve"> </w:t>
+      </w:r>
+      <w:r>
+        <w:rPr>
+          <w:rFonts w:ascii="Arial Narrow" w:eastAsia="Arial Narrow" w:hAnsi="Arial Narrow" w:cs="Arial Narrow"/>
+          <w:kern w:val="0"/>
+          <w:sz w:val="22"/>
+          <w:szCs w:val="22"/>
+          <w14:ligatures w14:val="none"/>
+        </w:rPr>
+        <w:t xml:space="preserve">Ello bajo apercibimiento de no realizar la audiencia de conciliación y levantar el acta de inasistencia correspondiente. </w:t>
+      </w:r>
+    </w:p>
+    <w:p>
+      <w:pPr>
+        <w:suppressAutoHyphens/>
+        <w:spacing w:after="0" w:line="240" w:lineRule="auto"/>
+        <w:jc w:val="both"/>
+        <w:rPr>
+          <w:rFonts w:ascii="Arial Narrow" w:eastAsia="Arial Narrow" w:hAnsi="Arial Narrow" w:cs="Arial Narrow"/>
+          <w:kern w:val="0"/>
+          <w:sz w:val="22"/>
+          <w:szCs w:val="22"/>
           <w:u w:val="single"/>
           <w14:ligatures w14:val="none"/>
         </w:rPr>
-        <w:t>expresamente su facultad para asistir y conciliar en su representación</w:t>
-      </w:r>
-      <w:r>
-        <w:rPr>
-          <w:rFonts w:ascii="Arial Narrow" w:eastAsia="Arial Narrow" w:hAnsi="Arial Narrow" w:cs="Arial Narrow"/>
-          <w:bCs/>
-          <w:kern w:val="0"/>
-          <w14:ligatures w14:val="none"/>
-          <w:sz w:val="22"/>
-          <w:szCs w:val="22"/>
-        </w:rPr>
-        <w:t>.</w:t>
-      </w:r>
+      </w:pPr>
+    </w:p>
+    <w:p>
+      <w:pPr>
+        <w:suppressAutoHyphens/>
+        <w:spacing w:after="0" w:line="240" w:lineRule="auto"/>
+        <w:jc w:val="both"/>
+        <w:rPr>
+          <w:rFonts w:ascii="Arial Narrow" w:eastAsia="Arial Narrow" w:hAnsi="Arial Narrow" w:cs="Arial Narrow"/>
+          <w:color w:val="000000"/>
+          <w:kern w:val="0"/>
+          <w:sz w:val="22"/>
+          <w:szCs w:val="22"/>
+          <w:lang w:eastAsia="es-PE"/>
+          <w14:ligatures w14:val="none"/>
+        </w:rPr>
+      </w:pPr>
+      <w:r>
+        <w:rPr>
+          <w:rFonts w:ascii="Arial Narrow" w:eastAsia="Arial Narrow" w:hAnsi="Arial Narrow" w:cs="Arial Narrow"/>
+          <w:b/>
+          <w:color w:val="000000"/>
+          <w:kern w:val="0"/>
+          <w:sz w:val="22"/>
+          <w:szCs w:val="22"/>
+          <w:lang w:eastAsia="es-PE"/>
+          <w14:ligatures w14:val="none"/>
+        </w:rPr>
+        <w:t>NOVENO:</w:t>
+      </w:r>
+      <w:r>
+        <w:rPr>
+          <w:rFonts w:ascii="Arial Narrow" w:eastAsia="Arial Narrow" w:hAnsi="Arial Narrow" w:cs="Arial Narrow"/>
+          <w:color w:val="000000"/>
+          <w:kern w:val="0"/>
+          <w:sz w:val="22"/>
+          <w:szCs w:val="22"/>
+          <w:lang w:eastAsia="es-PE"/>
+          <w14:ligatures w14:val="none"/>
+        </w:rPr>
+        <w:t xml:space="preserve"> poner en conocimiento de las partes que, antes de la emisión de la Resolución Final, tienen la posibilidad de formular su desistimiento o presentar el acuerdo arribado mediante la conciliación, mediación, transacción o cualquier otro que, de forma indubitable, deje constancia que se ha solucionado la controversia materia de denuncia.</w:t>
+      </w:r>
+      <w:bookmarkStart w:id="7" w:name="h.gjdgxs" w:colFirst="0" w:colLast="0"/>
+      <w:bookmarkEnd w:id="7"/>
+    </w:p>
+    <w:p>
+      <w:pPr>
+        <w:suppressAutoHyphens/>
+        <w:spacing w:after="0" w:line="240" w:lineRule="auto"/>
+        <w:jc w:val="both"/>
+        <w:rPr>
+          <w:rFonts w:ascii="Arial Narrow" w:eastAsia="Arial Narrow" w:hAnsi="Arial Narrow" w:cs="Arial Narrow"/>
+          <w:color w:val="000000"/>
+          <w:kern w:val="0"/>
+          <w:sz w:val="22"/>
+          <w:szCs w:val="22"/>
+          <w:lang w:eastAsia="es-PE"/>
+          <w14:ligatures w14:val="none"/>
+        </w:rPr>
+      </w:pPr>
+    </w:p>
+    <w:p>
+      <w:pPr>
+        <w:suppressAutoHyphens/>
+        <w:spacing w:after="0" w:line="240" w:lineRule="auto"/>
+        <w:jc w:val="both"/>
+        <w:rPr>
+          <w:rFonts w:ascii="Arial Narrow" w:eastAsia="Arial Narrow" w:hAnsi="Arial Narrow" w:cs="Arial Narrow"/>
+          <w:sz w:val="22"/>
+          <w:szCs w:val="22"/>
+        </w:rPr>
+      </w:pPr>
       <w:r>
         <w:rPr>
           <w:rFonts w:ascii="Arial Narrow" w:eastAsia="Arial Narrow" w:hAnsi="Arial Narrow" w:cs="Arial Narrow"/>
           <w:b/>
           <w:bCs/>
-          <w:kern w:val="0"/>
-          <w14:ligatures w14:val="none"/>
+          <w:sz w:val="22"/>
+          <w:szCs w:val="22"/>
+        </w:rPr>
+        <w:t xml:space="preserve">DÉCIMO:</w:t>
+      </w:r>
+      <w:r>
+        <w:rPr>
+          <w:rFonts w:ascii="Arial Narrow" w:eastAsia="Arial Narrow" w:hAnsi="Arial Narrow" w:cs="Arial Narrow"/>
           <w:sz w:val="22"/>
           <w:szCs w:val="22"/>
         </w:rPr>
@@ -6375,13 +6537,247 @@
       <w:r>
         <w:rPr>
           <w:rFonts w:ascii="Arial Narrow" w:eastAsia="Arial Narrow" w:hAnsi="Arial Narrow" w:cs="Arial Narrow"/>
-          <w:kern w:val="0"/>
-          <w:sz w:val="22"/>
-          <w:szCs w:val="22"/>
-          <w:u w:val="single"/>
-          <w14:ligatures w14:val="none"/>
-        </w:rPr>
-        <w:t xml:space="preserve">Ello bajo apercibimiento de no realizar la audiencia de conciliación y levantar el acta de inasistencia correspondiente. </w:t>
+          <w:sz w:val="22"/>
+          <w:szCs w:val="22"/>
+        </w:rPr>
+        <w:t xml:space="preserve">requerir al señor [DENUNCIANTE] y al Banco Internacional del Perú - Interbank S.A.A. para que, dentro del plazo de dos (2) días hábiles siguientes a la fecha en que reciban la notificación en sus bandejas de correo electrónico, efectúen la confirmación de recepción de la notificación remitida por este despacho a sus correos electrónicos, de conformidad con el segundo párrafo del numeral 4 del artículo 20 del Texto Único Ordenado de la Ley del Procedimiento Administrativo General, aprobado mediante Decreto Supremo 006-2026-JUS, bajo apercibimiento de rehacer el acto de notificación y notificarles conforme al numeral 1 del artículo 20 del citado cuerpo normativo.</w:t>
+      </w:r>
+      <w:r>
+        <w:rPr>
+          <w:rFonts w:ascii="Arial Narrow" w:eastAsia="Arial Narrow" w:hAnsi="Arial Narrow" w:cs="Arial Narrow"/>
+          <w:spacing w:val="-3"/>
+          <w:kern w:val="0"/>
+          <w14:ligatures w14:val="none"/>
+          <w:sz w:val="22"/>
+          <w:szCs w:val="22"/>
+        </w:rPr>
+        <w:t/>
+      </w:r>
+      <w:r>
+        <w:rPr>
+          <w:rFonts w:ascii="Arial Narrow" w:eastAsia="Arial Narrow" w:hAnsi="Arial Narrow" w:cs="Arial Narrow"/>
+          <w:spacing w:val="-3"/>
+          <w:kern w:val="0"/>
+          <w14:ligatures w14:val="none"/>
+          <w:sz w:val="22"/>
+          <w:szCs w:val="22"/>
+        </w:rPr>
+        <w:t xml:space="preserve"/>
+      </w:r>
+      <w:r>
+        <w:rPr>
+          <w:rFonts w:ascii="Arial Narrow" w:eastAsia="Arial Narrow" w:hAnsi="Arial Narrow" w:cs="Arial Narrow"/>
+          <w:spacing w:val="-3"/>
+          <w:kern w:val="0"/>
+          <w14:ligatures w14:val="none"/>
+          <w:sz w:val="22"/>
+          <w:szCs w:val="22"/>
+        </w:rPr>
+        <w:t xml:space="preserve"/>
+      </w:r>
+      <w:r>
+        <w:rPr>
+          <w:rFonts w:ascii="Arial Narrow" w:eastAsia="Arial Narrow" w:hAnsi="Arial Narrow" w:cs="Arial Narrow"/>
+          <w:color w:val="000000"/>
+          <w:sz w:val="22"/>
+          <w:szCs w:val="22"/>
+        </w:rPr>
+        <w:t/>
+      </w:r>
+      <w:r>
+        <w:rPr>
+          <w:rFonts w:ascii="Arial Narrow" w:eastAsia="Arial Narrow" w:hAnsi="Arial Narrow" w:cs="Arial Narrow"/>
+          <w:color w:val="000000"/>
+          <w:sz w:val="22"/>
+          <w:szCs w:val="22"/>
+        </w:rPr>
+        <w:t/>
+      </w:r>
+      <w:r>
+        <w:rPr>
+          <w:rFonts w:ascii="Arial Narrow" w:eastAsia="Arial Narrow" w:hAnsi="Arial Narrow" w:cs="Arial Narrow"/>
+          <w:color w:val="000000"/>
+          <w:sz w:val="22"/>
+          <w:szCs w:val="22"/>
+        </w:rPr>
+        <w:t xml:space="preserve"/>
+      </w:r>
+      <w:r>
+        <w:rPr>
+          <w:rFonts w:ascii="Arial Narrow" w:eastAsia="Arial Narrow" w:hAnsi="Arial Narrow" w:cs="Arial Narrow"/>
+          <w:color w:val="000000"/>
+          <w:sz w:val="22"/>
+          <w:szCs w:val="22"/>
+        </w:rPr>
+        <w:t/>
+      </w:r>
+      <w:r>
+        <w:rPr>
+          <w:rFonts w:ascii="Arial Narrow" w:eastAsia="Arial Narrow" w:hAnsi="Arial Narrow" w:cs="Arial Narrow"/>
+          <w:color w:val="000000"/>
+          <w:sz w:val="22"/>
+          <w:szCs w:val="22"/>
+        </w:rPr>
+        <w:t xml:space="preserve"/>
+      </w:r>
+      <w:r>
+        <w:rPr>
+          <w:rFonts w:ascii="Arial Narrow" w:eastAsia="Arial Narrow" w:hAnsi="Arial Narrow" w:cs="Arial Narrow"/>
+          <w:color w:val="000000"/>
+          <w:sz w:val="22"/>
+          <w:szCs w:val="22"/>
+        </w:rPr>
+        <w:t/>
+      </w:r>
+      <w:r>
+        <w:rPr>
+          <w:rFonts w:ascii="Arial Narrow" w:eastAsia="Arial Narrow" w:hAnsi="Arial Narrow" w:cs="Arial Narrow"/>
+          <w:color w:val="000000"/>
+          <w:sz w:val="22"/>
+          <w:szCs w:val="22"/>
+        </w:rPr>
+        <w:t xml:space="preserve"/>
+      </w:r>
+      <w:r>
+        <w:rPr>
+          <w:rFonts w:ascii="Arial Narrow" w:eastAsia="Arial Narrow" w:hAnsi="Arial Narrow" w:cs="Arial Narrow"/>
+          <w:color w:val="000000"/>
+          <w:sz w:val="22"/>
+          <w:szCs w:val="22"/>
+        </w:rPr>
+        <w:t xml:space="preserve"/>
+      </w:r>
+      <w:r>
+        <w:rPr>
+          <w:rFonts w:ascii="Arial Narrow" w:eastAsia="Arial Narrow" w:hAnsi="Arial Narrow" w:cs="Arial Narrow"/>
+          <w:color w:val="000000"/>
+          <w:sz w:val="22"/>
+          <w:szCs w:val="22"/>
+        </w:rPr>
+        <w:t/>
+      </w:r>
+      <w:r>
+        <w:rPr>
+          <w:rFonts w:ascii="Arial Narrow" w:eastAsia="Arial Narrow" w:hAnsi="Arial Narrow" w:cs="Arial Narrow"/>
+          <w:color w:val="000000"/>
+          <w:sz w:val="22"/>
+          <w:szCs w:val="22"/>
+        </w:rPr>
+        <w:t/>
+      </w:r>
+      <w:r>
+        <w:rPr>
+          <w:rFonts w:ascii="Arial Narrow" w:eastAsia="Arial Narrow" w:hAnsi="Arial Narrow" w:cs="Arial Narrow"/>
+          <w:color w:val="000000"/>
+          <w:sz w:val="22"/>
+          <w:szCs w:val="22"/>
+        </w:rPr>
+        <w:t xml:space="preserve"/>
+      </w:r>
+      <w:r>
+        <w:rPr>
+          <w:rFonts w:ascii="Arial Narrow" w:eastAsia="Arial Narrow" w:hAnsi="Arial Narrow" w:cs="Arial Narrow"/>
+          <w:color w:val="000000"/>
+          <w:sz w:val="22"/>
+          <w:szCs w:val="22"/>
+        </w:rPr>
+        <w:t/>
+      </w:r>
+      <w:r>
+        <w:rPr>
+          <w:rFonts w:ascii="Arial Narrow" w:eastAsia="Arial Narrow" w:hAnsi="Arial Narrow" w:cs="Arial Narrow"/>
+          <w:color w:val="000000"/>
+          <w:sz w:val="22"/>
+          <w:szCs w:val="22"/>
+        </w:rPr>
+        <w:t xml:space="preserve"/>
+      </w:r>
+      <w:r>
+        <w:rPr>
+          <w:rFonts w:ascii="Arial Narrow" w:eastAsia="Arial Narrow" w:hAnsi="Arial Narrow" w:cs="Arial Narrow"/>
+          <w:color w:val="000000"/>
+          <w:sz w:val="22"/>
+          <w:szCs w:val="22"/>
+        </w:rPr>
+        <w:t/>
+      </w:r>
+      <w:r>
+        <w:rPr>
+          <w:rFonts w:ascii="Arial Narrow" w:eastAsia="Arial Narrow" w:hAnsi="Arial Narrow" w:cs="Arial Narrow"/>
+          <w:color w:val="000000"/>
+          <w:sz w:val="22"/>
+          <w:szCs w:val="22"/>
+        </w:rPr>
+        <w:t/>
+      </w:r>
+      <w:r>
+        <w:rPr>
+          <w:rFonts w:ascii="Arial Narrow" w:eastAsia="Arial Narrow" w:hAnsi="Arial Narrow" w:cs="Arial Narrow"/>
+          <w:color w:val="000000"/>
+          <w:kern w:val="0"/>
+          <w:sz w:val="22"/>
+          <w:szCs w:val="22"/>
+          <w:lang w:eastAsia="es-PE"/>
+          <w14:ligatures w14:val="none"/>
+        </w:rPr>
+        <w:t/>
+      </w:r>
+      <w:r>
+        <w:rPr>
+          <w:rFonts w:ascii="Arial Narrow" w:eastAsia="Arial Narrow" w:hAnsi="Arial Narrow" w:cs="Arial Narrow"/>
+          <w:color w:val="000000"/>
+          <w:sz w:val="22"/>
+          <w:szCs w:val="22"/>
+        </w:rPr>
+        <w:t xml:space="preserve"/>
+      </w:r>
+      <w:r>
+        <w:rPr>
+          <w:rFonts w:ascii="Arial Narrow" w:eastAsia="Arial Narrow" w:hAnsi="Arial Narrow" w:cs="Arial Narrow"/>
+          <w:color w:val="000000"/>
+          <w:sz w:val="22"/>
+          <w:szCs w:val="22"/>
+        </w:rPr>
+        <w:t xml:space="preserve"/>
+      </w:r>
+      <w:r>
+        <w:rPr>
+          <w:rFonts w:ascii="Arial Narrow" w:eastAsia="Arial Narrow" w:hAnsi="Arial Narrow" w:cs="Arial Narrow"/>
+          <w:color w:val="000000"/>
+          <w:kern w:val="0"/>
+          <w:sz w:val="22"/>
+          <w:szCs w:val="22"/>
+          <w:lang w:eastAsia="es-PE"/>
+          <w14:ligatures w14:val="none"/>
+        </w:rPr>
+        <w:t/>
+      </w:r>
+      <w:r>
+        <w:rPr>
+          <w:rFonts w:ascii="Arial Narrow" w:eastAsia="Arial Narrow" w:hAnsi="Arial Narrow" w:cs="Arial Narrow"/>
+          <w:color w:val="000000"/>
+          <w:sz w:val="22"/>
+          <w:szCs w:val="22"/>
+        </w:rPr>
+        <w:t xml:space="preserve"/>
+      </w:r>
+      <w:r>
+        <w:rPr>
+          <w:rStyle w:val="Refdenotaalpie"/>
+          <w:rFonts w:ascii="Arial Narrow" w:eastAsia="Arial Narrow" w:hAnsi="Arial Narrow" w:cs="Arial Narrow"/>
+          <w:sz w:val="22"/>
+          <w:szCs w:val="22"/>
+          <w:vertAlign w:val="superscript"/>
+        </w:rPr>
+        <w:footnoteReference w:id="15"/>
+      </w:r>
+      <w:r>
+        <w:rPr>
+          <w:rFonts w:ascii="Arial Narrow" w:eastAsia="Arial Narrow" w:hAnsi="Arial Narrow" w:cs="Arial Narrow"/>
+          <w:sz w:val="22"/>
+          <w:szCs w:val="22"/>
+        </w:rPr>
+        <w:t/>
       </w:r>
     </w:p>
     <w:p>
@@ -6391,11 +6787,8 @@
         <w:jc w:val="both"/>
         <w:rPr>
           <w:rFonts w:ascii="Arial Narrow" w:eastAsia="Arial Narrow" w:hAnsi="Arial Narrow" w:cs="Arial Narrow"/>
-          <w:kern w:val="0"/>
-          <w:sz w:val="22"/>
-          <w:szCs w:val="22"/>
-          <w:u w:val="single"/>
-          <w14:ligatures w14:val="none"/>
+          <w:sz w:val="22"/>
+          <w:szCs w:val="22"/>
         </w:rPr>
       </w:pPr>
     </w:p>
@@ -6406,15 +6799,30 @@
         <w:jc w:val="both"/>
         <w:rPr>
           <w:rFonts w:ascii="Arial Narrow" w:eastAsia="Arial Narrow" w:hAnsi="Arial Narrow" w:cs="Arial Narrow"/>
-          <w:color w:val="000000"/>
-          <w:kern w:val="0"/>
-          <w:sz w:val="22"/>
-          <w:szCs w:val="22"/>
-          <w:lang w:eastAsia="es-PE"/>
-          <w14:ligatures w14:val="none"/>
-        </w:rPr>
-      </w:pPr>
-      <w:r>
+          <w:bCs/>
+          <w:sz w:val="22"/>
+          <w:szCs w:val="22"/>
+        </w:rPr>
+      </w:pPr>
+      <w:bookmarkStart w:id="8" w:name="_Hlk198890962"/>
+    </w:p>
+    <w:bookmarkEnd w:id="8"/>
+    <w:p>
+      <w:pPr>
+        <w:suppressAutoHyphens/>
+        <w:spacing w:after="0" w:line="240" w:lineRule="auto"/>
+        <w:jc w:val="both"/>
+        <w:rPr>
+          <w:rFonts w:ascii="Arial Narrow" w:eastAsia="Arial Narrow" w:hAnsi="Arial Narrow" w:cs="Arial Narrow"/>
+          <w:sz w:val="22"/>
+          <w:szCs w:val="22"/>
+        </w:rPr>
+      </w:pPr>
+    </w:p>
+    <w:p>
+      <w:pPr>
+        <w:spacing w:after="0" w:line="240" w:lineRule="auto"/>
+        <w:jc w:val="both"/>
         <w:rPr>
           <w:rFonts w:ascii="Arial Narrow" w:eastAsia="Arial Narrow" w:hAnsi="Arial Narrow" w:cs="Arial Narrow"/>
           <w:b/>
@@ -6425,46 +6833,35 @@
           <w:lang w:eastAsia="es-PE"/>
           <w14:ligatures w14:val="none"/>
         </w:rPr>
-        <w:t>NOVENO:</w:t>
-      </w:r>
-      <w:r>
-        <w:rPr>
-          <w:rFonts w:ascii="Arial Narrow" w:eastAsia="Arial Narrow" w:hAnsi="Arial Narrow" w:cs="Arial Narrow"/>
-          <w:color w:val="000000"/>
-          <w:kern w:val="0"/>
-          <w:sz w:val="22"/>
-          <w:szCs w:val="22"/>
-          <w:lang w:eastAsia="es-PE"/>
-          <w14:ligatures w14:val="none"/>
-        </w:rPr>
-        <w:t xml:space="preserve"> poner en conocimiento de las partes que, antes de la emisión de la Resolución Final, tienen la posibilidad de formular su desistimiento o presentar el acuerdo arribado mediante la conciliación, mediación, transacción o cualquier otro que, de forma indubitable, deje constancia que se ha solucionado la controversia materia de denuncia.</w:t>
-      </w:r>
-      <w:bookmarkStart w:id="7" w:name="h.gjdgxs" w:colFirst="0" w:colLast="0"/>
-      <w:bookmarkEnd w:id="7"/>
-    </w:p>
-    <w:p>
-      <w:pPr>
-        <w:suppressAutoHyphens/>
-        <w:spacing w:after="0" w:line="240" w:lineRule="auto"/>
-        <w:jc w:val="both"/>
-        <w:rPr>
-          <w:rFonts w:ascii="Arial Narrow" w:eastAsia="Arial Narrow" w:hAnsi="Arial Narrow" w:cs="Arial Narrow"/>
-          <w:color w:val="000000"/>
-          <w:kern w:val="0"/>
-          <w:sz w:val="22"/>
-          <w:szCs w:val="22"/>
-          <w:lang w:eastAsia="es-PE"/>
-          <w14:ligatures w14:val="none"/>
-        </w:rPr>
-      </w:pPr>
-    </w:p>
-    <w:p>
-      <w:pPr>
-        <w:suppressAutoHyphens/>
-        <w:spacing w:after="0" w:line="240" w:lineRule="auto"/>
-        <w:jc w:val="both"/>
-        <w:rPr>
-          <w:rFonts w:ascii="Arial Narrow" w:eastAsia="Arial Narrow" w:hAnsi="Arial Narrow" w:cs="Arial Narrow"/>
+      </w:pPr>
+    </w:p>
+    <w:p>
+      <w:pPr>
+        <w:spacing w:after="0" w:line="240" w:lineRule="auto"/>
+        <w:jc w:val="both"/>
+        <w:rPr>
+          <w:rFonts w:ascii="Arial Narrow" w:eastAsia="Arial Narrow" w:hAnsi="Arial Narrow" w:cs="Arial Narrow"/>
+          <w:b/>
+          <w:color w:val="000000"/>
+          <w:kern w:val="0"/>
+          <w:sz w:val="22"/>
+          <w:szCs w:val="22"/>
+          <w:lang w:eastAsia="es-PE"/>
+          <w14:ligatures w14:val="none"/>
+        </w:rPr>
+      </w:pPr>
+    </w:p>
+    <w:bookmarkEnd w:id="0"/>
+    <w:p>
+      <w:pPr>
+        <w:shd w:val="clear" w:color="auto" w:fill="FFFFFF"/>
+        <w:spacing w:after="0" w:line="240" w:lineRule="auto"/>
+        <w:jc w:val="center"/>
+        <w:rPr>
+          <w:rFonts w:ascii="Arial Narrow" w:eastAsia="Arial Narrow" w:hAnsi="Arial Narrow" w:cs="Arial Narrow"/>
+          <w:color w:val="000000"/>
+          <w:kern w:val="0"/>
+          <w14:ligatures w14:val="none"/>
           <w:sz w:val="22"/>
           <w:szCs w:val="22"/>
         </w:rPr>
@@ -6474,329 +6871,15 @@
           <w:rFonts w:ascii="Arial Narrow" w:eastAsia="Arial Narrow" w:hAnsi="Arial Narrow" w:cs="Arial Narrow"/>
           <w:b/>
           <w:bCs/>
-          <w:sz w:val="22"/>
-          <w:szCs w:val="22"/>
-        </w:rPr>
-        <w:t xml:space="preserve">DÉCIMO: </w:t>
-      </w:r>
-      <w:r>
-        <w:rPr>
-          <w:rFonts w:ascii="Arial Narrow" w:eastAsia="Arial Narrow" w:hAnsi="Arial Narrow" w:cs="Arial Narrow"/>
-          <w:sz w:val="22"/>
-          <w:szCs w:val="22"/>
-        </w:rPr>
-        <w:t xml:space="preserve">requerir al señor [DENUNCIANTE] y al Banco Internacional del Perú - Interbank S.A.A. para que, dentro del plazo de dos (2) días hábiles siguientes a la fecha en que reciban la notificación en sus bandejas de correo electrónico, efectúen la confirmación de recepción de la notificación remitida por este despacho a sus correos electrónicos, de conformidad con el segundo párrafo del numeral 4 del artículo 20 del Texto Único Ordenado de la Ley del Procedimiento Administrativo General, aprobado mediante Decreto Supremo 006-2026-JUS, bajo apercibimiento de rehacer el acto de notificación y notificarle conforme al numeral 1 del artículo 20 del citado cuerpo normativo.</w:t>
-      </w:r>
-      <w:r>
-        <w:rPr>
-          <w:rFonts w:ascii="Arial Narrow" w:eastAsia="Arial Narrow" w:hAnsi="Arial Narrow" w:cs="Arial Narrow"/>
-          <w:spacing w:val="-3"/>
-          <w:kern w:val="0"/>
-          <w14:ligatures w14:val="none"/>
-          <w:sz w:val="22"/>
-          <w:szCs w:val="22"/>
-        </w:rPr>
-        <w:t/>
-      </w:r>
-      <w:r>
-        <w:rPr>
-          <w:rFonts w:ascii="Arial Narrow" w:eastAsia="Arial Narrow" w:hAnsi="Arial Narrow" w:cs="Arial Narrow"/>
-          <w:spacing w:val="-3"/>
-          <w:kern w:val="0"/>
-          <w14:ligatures w14:val="none"/>
-          <w:sz w:val="22"/>
-          <w:szCs w:val="22"/>
-        </w:rPr>
-        <w:t xml:space="preserve"/>
-      </w:r>
-      <w:r>
-        <w:rPr>
-          <w:rFonts w:ascii="Arial Narrow" w:eastAsia="Arial Narrow" w:hAnsi="Arial Narrow" w:cs="Arial Narrow"/>
-          <w:spacing w:val="-3"/>
-          <w:kern w:val="0"/>
-          <w14:ligatures w14:val="none"/>
-          <w:sz w:val="22"/>
-          <w:szCs w:val="22"/>
-        </w:rPr>
-        <w:t xml:space="preserve"/>
-      </w:r>
-      <w:r>
-        <w:rPr>
-          <w:rFonts w:ascii="Arial Narrow" w:eastAsia="Arial Narrow" w:hAnsi="Arial Narrow" w:cs="Arial Narrow"/>
-          <w:color w:val="000000"/>
-          <w:sz w:val="22"/>
-          <w:szCs w:val="22"/>
-        </w:rPr>
-        <w:t/>
-      </w:r>
-      <w:r>
-        <w:rPr>
-          <w:rFonts w:ascii="Arial Narrow" w:eastAsia="Arial Narrow" w:hAnsi="Arial Narrow" w:cs="Arial Narrow"/>
-          <w:color w:val="000000"/>
-          <w:sz w:val="22"/>
-          <w:szCs w:val="22"/>
-        </w:rPr>
-        <w:t/>
-      </w:r>
-      <w:r>
-        <w:rPr>
-          <w:rFonts w:ascii="Arial Narrow" w:eastAsia="Arial Narrow" w:hAnsi="Arial Narrow" w:cs="Arial Narrow"/>
-          <w:color w:val="000000"/>
-          <w:sz w:val="22"/>
-          <w:szCs w:val="22"/>
-        </w:rPr>
-        <w:t xml:space="preserve"/>
-      </w:r>
-      <w:r>
-        <w:rPr>
-          <w:rFonts w:ascii="Arial Narrow" w:eastAsia="Arial Narrow" w:hAnsi="Arial Narrow" w:cs="Arial Narrow"/>
-          <w:color w:val="000000"/>
-          <w:sz w:val="22"/>
-          <w:szCs w:val="22"/>
-        </w:rPr>
-        <w:t/>
-      </w:r>
-      <w:r>
-        <w:rPr>
-          <w:rFonts w:ascii="Arial Narrow" w:eastAsia="Arial Narrow" w:hAnsi="Arial Narrow" w:cs="Arial Narrow"/>
-          <w:color w:val="000000"/>
-          <w:sz w:val="22"/>
-          <w:szCs w:val="22"/>
-        </w:rPr>
-        <w:t xml:space="preserve"/>
-      </w:r>
-      <w:r>
-        <w:rPr>
-          <w:rFonts w:ascii="Arial Narrow" w:eastAsia="Arial Narrow" w:hAnsi="Arial Narrow" w:cs="Arial Narrow"/>
-          <w:color w:val="000000"/>
-          <w:sz w:val="22"/>
-          <w:szCs w:val="22"/>
-        </w:rPr>
-        <w:t/>
-      </w:r>
-      <w:r>
-        <w:rPr>
-          <w:rFonts w:ascii="Arial Narrow" w:eastAsia="Arial Narrow" w:hAnsi="Arial Narrow" w:cs="Arial Narrow"/>
-          <w:color w:val="000000"/>
-          <w:sz w:val="22"/>
-          <w:szCs w:val="22"/>
-        </w:rPr>
-        <w:t xml:space="preserve"/>
-      </w:r>
-      <w:r>
-        <w:rPr>
-          <w:rFonts w:ascii="Arial Narrow" w:eastAsia="Arial Narrow" w:hAnsi="Arial Narrow" w:cs="Arial Narrow"/>
-          <w:color w:val="000000"/>
-          <w:sz w:val="22"/>
-          <w:szCs w:val="22"/>
-        </w:rPr>
-        <w:t xml:space="preserve"/>
-      </w:r>
-      <w:r>
-        <w:rPr>
-          <w:rFonts w:ascii="Arial Narrow" w:eastAsia="Arial Narrow" w:hAnsi="Arial Narrow" w:cs="Arial Narrow"/>
-          <w:color w:val="000000"/>
-          <w:sz w:val="22"/>
-          <w:szCs w:val="22"/>
-        </w:rPr>
-        <w:t/>
-      </w:r>
-      <w:r>
-        <w:rPr>
-          <w:rFonts w:ascii="Arial Narrow" w:eastAsia="Arial Narrow" w:hAnsi="Arial Narrow" w:cs="Arial Narrow"/>
-          <w:color w:val="000000"/>
-          <w:sz w:val="22"/>
-          <w:szCs w:val="22"/>
-        </w:rPr>
-        <w:t/>
-      </w:r>
-      <w:r>
-        <w:rPr>
-          <w:rFonts w:ascii="Arial Narrow" w:eastAsia="Arial Narrow" w:hAnsi="Arial Narrow" w:cs="Arial Narrow"/>
-          <w:color w:val="000000"/>
-          <w:sz w:val="22"/>
-          <w:szCs w:val="22"/>
-        </w:rPr>
-        <w:t xml:space="preserve"/>
-      </w:r>
-      <w:r>
-        <w:rPr>
-          <w:rFonts w:ascii="Arial Narrow" w:eastAsia="Arial Narrow" w:hAnsi="Arial Narrow" w:cs="Arial Narrow"/>
-          <w:color w:val="000000"/>
-          <w:sz w:val="22"/>
-          <w:szCs w:val="22"/>
-        </w:rPr>
-        <w:t/>
-      </w:r>
-      <w:r>
-        <w:rPr>
-          <w:rFonts w:ascii="Arial Narrow" w:eastAsia="Arial Narrow" w:hAnsi="Arial Narrow" w:cs="Arial Narrow"/>
-          <w:color w:val="000000"/>
-          <w:sz w:val="22"/>
-          <w:szCs w:val="22"/>
-        </w:rPr>
-        <w:t xml:space="preserve"/>
-      </w:r>
-      <w:r>
-        <w:rPr>
-          <w:rFonts w:ascii="Arial Narrow" w:eastAsia="Arial Narrow" w:hAnsi="Arial Narrow" w:cs="Arial Narrow"/>
-          <w:color w:val="000000"/>
-          <w:sz w:val="22"/>
-          <w:szCs w:val="22"/>
-        </w:rPr>
-        <w:t/>
-      </w:r>
-      <w:r>
-        <w:rPr>
-          <w:rFonts w:ascii="Arial Narrow" w:eastAsia="Arial Narrow" w:hAnsi="Arial Narrow" w:cs="Arial Narrow"/>
-          <w:color w:val="000000"/>
-          <w:sz w:val="22"/>
-          <w:szCs w:val="22"/>
-        </w:rPr>
-        <w:t/>
-      </w:r>
-      <w:r>
-        <w:rPr>
-          <w:rFonts w:ascii="Arial Narrow" w:eastAsia="Arial Narrow" w:hAnsi="Arial Narrow" w:cs="Arial Narrow"/>
-          <w:color w:val="000000"/>
-          <w:kern w:val="0"/>
-          <w:sz w:val="22"/>
-          <w:szCs w:val="22"/>
-          <w:lang w:eastAsia="es-PE"/>
-          <w14:ligatures w14:val="none"/>
-        </w:rPr>
-        <w:t/>
-      </w:r>
-      <w:r>
-        <w:rPr>
-          <w:rFonts w:ascii="Arial Narrow" w:eastAsia="Arial Narrow" w:hAnsi="Arial Narrow" w:cs="Arial Narrow"/>
-          <w:color w:val="000000"/>
-          <w:sz w:val="22"/>
-          <w:szCs w:val="22"/>
-        </w:rPr>
-        <w:t xml:space="preserve"/>
-      </w:r>
-      <w:r>
-        <w:rPr>
-          <w:rFonts w:ascii="Arial Narrow" w:eastAsia="Arial Narrow" w:hAnsi="Arial Narrow" w:cs="Arial Narrow"/>
-          <w:color w:val="000000"/>
-          <w:sz w:val="22"/>
-          <w:szCs w:val="22"/>
-        </w:rPr>
-        <w:t xml:space="preserve"/>
-      </w:r>
-      <w:r>
-        <w:rPr>
-          <w:rFonts w:ascii="Arial Narrow" w:eastAsia="Arial Narrow" w:hAnsi="Arial Narrow" w:cs="Arial Narrow"/>
-          <w:color w:val="000000"/>
-          <w:kern w:val="0"/>
-          <w:sz w:val="22"/>
-          <w:szCs w:val="22"/>
-          <w:lang w:eastAsia="es-PE"/>
-          <w14:ligatures w14:val="none"/>
-        </w:rPr>
-        <w:t/>
-      </w:r>
-      <w:r>
-        <w:rPr>
-          <w:rFonts w:ascii="Arial Narrow" w:eastAsia="Arial Narrow" w:hAnsi="Arial Narrow" w:cs="Arial Narrow"/>
-          <w:color w:val="000000"/>
-          <w:sz w:val="22"/>
-          <w:szCs w:val="22"/>
-        </w:rPr>
-        <w:t xml:space="preserve"/>
-      </w:r>
-      <w:r>
-        <w:rPr>
-          <w:rStyle w:val="Refdenotaalpie"/>
-          <w:rFonts w:ascii="Arial Narrow" w:eastAsia="Arial Narrow" w:hAnsi="Arial Narrow" w:cs="Arial Narrow"/>
-          <w:sz w:val="22"/>
-          <w:szCs w:val="22"/>
-          <w:vertAlign w:val="superscript"/>
-        </w:rPr>
-        <w:footnoteReference w:id="13"/>
-      </w:r>
-      <w:r>
-        <w:rPr>
-          <w:rFonts w:ascii="Arial Narrow" w:eastAsia="Arial Narrow" w:hAnsi="Arial Narrow" w:cs="Arial Narrow"/>
-          <w:sz w:val="22"/>
-          <w:szCs w:val="22"/>
-        </w:rPr>
-        <w:t/>
-      </w:r>
-    </w:p>
-    <w:p>
-      <w:pPr>
-        <w:suppressAutoHyphens/>
-        <w:spacing w:after="0" w:line="240" w:lineRule="auto"/>
-        <w:jc w:val="both"/>
-        <w:rPr>
-          <w:rFonts w:ascii="Arial Narrow" w:eastAsia="Arial Narrow" w:hAnsi="Arial Narrow" w:cs="Arial Narrow"/>
-          <w:sz w:val="22"/>
-          <w:szCs w:val="22"/>
-        </w:rPr>
-      </w:pPr>
-    </w:p>
-    <w:p>
-      <w:pPr>
-        <w:suppressAutoHyphens/>
-        <w:spacing w:after="0" w:line="240" w:lineRule="auto"/>
-        <w:jc w:val="both"/>
-        <w:rPr>
-          <w:rFonts w:ascii="Arial Narrow" w:eastAsia="Arial Narrow" w:hAnsi="Arial Narrow" w:cs="Arial Narrow"/>
-          <w:bCs/>
-          <w:sz w:val="22"/>
-          <w:szCs w:val="22"/>
-        </w:rPr>
-      </w:pPr>
-      <w:bookmarkStart w:id="8" w:name="_Hlk198890962"/>
-    </w:p>
-    <w:bookmarkEnd w:id="8"/>
-    <w:p>
-      <w:pPr>
-        <w:suppressAutoHyphens/>
-        <w:spacing w:after="0" w:line="240" w:lineRule="auto"/>
-        <w:jc w:val="both"/>
-        <w:rPr>
-          <w:rFonts w:ascii="Arial Narrow" w:eastAsia="Arial Narrow" w:hAnsi="Arial Narrow" w:cs="Arial Narrow"/>
-          <w:sz w:val="22"/>
-          <w:szCs w:val="22"/>
-        </w:rPr>
-      </w:pPr>
-    </w:p>
-    <w:p>
-      <w:pPr>
-        <w:spacing w:after="0" w:line="240" w:lineRule="auto"/>
-        <w:jc w:val="both"/>
-        <w:rPr>
-          <w:rFonts w:ascii="Arial Narrow" w:eastAsia="Arial Narrow" w:hAnsi="Arial Narrow" w:cs="Arial Narrow"/>
-          <w:b/>
-          <w:color w:val="000000"/>
-          <w:kern w:val="0"/>
-          <w:sz w:val="22"/>
-          <w:szCs w:val="22"/>
-          <w:lang w:eastAsia="es-PE"/>
-          <w14:ligatures w14:val="none"/>
-        </w:rPr>
-      </w:pPr>
-    </w:p>
-    <w:p>
-      <w:pPr>
-        <w:spacing w:after="0" w:line="240" w:lineRule="auto"/>
-        <w:jc w:val="both"/>
-        <w:rPr>
-          <w:rFonts w:ascii="Arial Narrow" w:eastAsia="Arial Narrow" w:hAnsi="Arial Narrow" w:cs="Arial Narrow"/>
-          <w:b/>
-          <w:color w:val="000000"/>
-          <w:kern w:val="0"/>
-          <w:sz w:val="22"/>
-          <w:szCs w:val="22"/>
-          <w:lang w:eastAsia="es-PE"/>
-          <w14:ligatures w14:val="none"/>
-        </w:rPr>
-      </w:pPr>
-    </w:p>
-    <w:bookmarkEnd w:id="0"/>
+          <w:color w:val="000000"/>
+          <w:kern w:val="0"/>
+          <w14:ligatures w14:val="none"/>
+          <w:sz w:val="22"/>
+          <w:szCs w:val="22"/>
+        </w:rPr>
+        <w:t xml:space="preserve">Firmado digitalmente por</w:t>
+      </w:r>
+    </w:p>
     <w:p>
       <w:pPr>
         <w:shd w:val="clear" w:color="auto" w:fill="FFFFFF"/>
@@ -7103,6 +7186,9 @@
     <w:p>
       <w:pPr>
         <w:pStyle w:val="Textonotapie"/>
+        <w:tabs>
+          <w:tab w:val="left" w:pos="567"/>
+        </w:tabs>
         <w:ind w:left="567" w:hanging="567"/>
         <w:jc w:val="both"/>
         <w:rPr>
@@ -7127,7 +7213,82 @@
           <w:sz w:val="16"/>
           <w:szCs w:val="16"/>
         </w:rPr>
+        <w:tab/>
+        <w:t xml:space="preserve"/>
+      </w:r>
+      <w:r>
+        <w:rPr>
+          <w:rFonts w:ascii="Arial Narrow" w:eastAsia="Arial Narrow" w:hAnsi="Arial Narrow" w:cs="Arial Narrow"/>
+          <w:sz w:val="16"/>
+          <w:szCs w:val="16"/>
+        </w:rPr>
+        <w:tab/>
+        <w:t>Publicado</w:t>
+      </w:r>
+      <w:r>
+        <w:rPr>
+          <w:rFonts w:ascii="Arial Narrow" w:eastAsia="Arial Narrow" w:hAnsi="Arial Narrow" w:cs="Arial Narrow"/>
+          <w:b/>
+          <w:sz w:val="16"/>
+          <w:szCs w:val="16"/>
+        </w:rPr>
         <w:t xml:space="preserve"> </w:t>
+      </w:r>
+      <w:r>
+        <w:rPr>
+          <w:rFonts w:ascii="Arial Narrow" w:eastAsia="Arial Narrow" w:hAnsi="Arial Narrow" w:cs="Arial Narrow"/>
+          <w:sz w:val="16"/>
+          <w:szCs w:val="16"/>
+        </w:rPr>
+        <w:t xml:space="preserve">el 2 de setiembre de 2010 en el Diario Oficial El Peruano, vigente desde el 2 de octubre de 2010 y modificado por Decreto Legislativo 1308.</w:t>
+      </w:r>
+    </w:p>
+    <w:p>
+      <w:pPr>
+        <w:pStyle w:val="Textonotapie"/>
+        <w:ind w:left="567" w:hanging="567"/>
+        <w:jc w:val="both"/>
+        <w:rPr>
+          <w:rFonts w:ascii="Arial Narrow" w:eastAsia="Arial Narrow" w:hAnsi="Arial Narrow" w:cs="Arial Narrow"/>
+          <w:sz w:val="16"/>
+          <w:szCs w:val="16"/>
+        </w:rPr>
+      </w:pPr>
+    </w:p>
+  </w:footnote>
+  <w:footnote w:id="2">
+    <w:p>
+      <w:pPr>
+        <w:pStyle w:val="Textonotapie"/>
+        <w:tabs>
+          <w:tab w:val="left" w:pos="567"/>
+        </w:tabs>
+        <w:ind w:left="567" w:hanging="567"/>
+        <w:jc w:val="both"/>
+        <w:rPr>
+          <w:rFonts w:ascii="Arial Narrow" w:eastAsia="Arial Narrow" w:hAnsi="Arial Narrow" w:cs="Arial Narrow"/>
+          <w:sz w:val="16"/>
+          <w:szCs w:val="16"/>
+        </w:rPr>
+      </w:pPr>
+      <w:r>
+        <w:rPr>
+          <w:rStyle w:val="Refdenotaalpie"/>
+          <w:rFonts w:ascii="Arial Narrow" w:eastAsia="Arial Narrow" w:hAnsi="Arial Narrow" w:cs="Arial Narrow"/>
+          <w:sz w:val="16"/>
+          <w:szCs w:val="16"/>
+          <w:vertAlign w:val="superscript"/>
+        </w:rPr>
+        <w:footnoteRef/>
+      </w:r>
+      <w:r>
+        <w:rPr>
+          <w:rFonts w:ascii="Arial Narrow" w:eastAsia="Arial Narrow" w:hAnsi="Arial Narrow" w:cs="Arial Narrow"/>
+          <w:sz w:val="16"/>
+          <w:szCs w:val="16"/>
+        </w:rPr>
+        <w:tab/>
+        <w:t xml:space="preserve"/>
       </w:r>
       <w:r>
         <w:rPr>
@@ -7203,76 +7364,6 @@
           <w:szCs w:val="16"/>
         </w:rPr>
         <w:t>.</w:t>
-      </w:r>
-    </w:p>
-    <w:p>
-      <w:pPr>
-        <w:pStyle w:val="Textonotapie"/>
-        <w:ind w:left="567" w:hanging="567"/>
-        <w:jc w:val="both"/>
-        <w:rPr>
-          <w:rFonts w:ascii="Arial Narrow" w:eastAsia="Arial Narrow" w:hAnsi="Arial Narrow" w:cs="Arial Narrow"/>
-          <w:sz w:val="16"/>
-          <w:szCs w:val="16"/>
-        </w:rPr>
-      </w:pPr>
-    </w:p>
-  </w:footnote>
-  <w:footnote w:id="2">
-    <w:p>
-      <w:pPr>
-        <w:pStyle w:val="Textonotapie"/>
-        <w:ind w:left="567" w:hanging="567"/>
-        <w:jc w:val="both"/>
-        <w:rPr>
-          <w:rFonts w:ascii="Arial Narrow" w:eastAsia="Arial Narrow" w:hAnsi="Arial Narrow" w:cs="Arial Narrow"/>
-          <w:sz w:val="16"/>
-          <w:szCs w:val="16"/>
-        </w:rPr>
-      </w:pPr>
-      <w:r>
-        <w:rPr>
-          <w:rStyle w:val="Refdenotaalpie"/>
-          <w:rFonts w:ascii="Arial Narrow" w:eastAsia="Arial Narrow" w:hAnsi="Arial Narrow" w:cs="Arial Narrow"/>
-          <w:sz w:val="16"/>
-          <w:szCs w:val="16"/>
-          <w:vertAlign w:val="superscript"/>
-        </w:rPr>
-        <w:footnoteRef/>
-      </w:r>
-      <w:r>
-        <w:rPr>
-          <w:rFonts w:ascii="Arial Narrow" w:eastAsia="Arial Narrow" w:hAnsi="Arial Narrow" w:cs="Arial Narrow"/>
-          <w:sz w:val="16"/>
-          <w:szCs w:val="16"/>
-        </w:rPr>
-        <w:t xml:space="preserve"> </w:t>
-      </w:r>
-      <w:r>
-        <w:rPr>
-          <w:rFonts w:ascii="Arial Narrow" w:eastAsia="Arial Narrow" w:hAnsi="Arial Narrow" w:cs="Arial Narrow"/>
-          <w:sz w:val="16"/>
-          <w:szCs w:val="16"/>
-        </w:rPr>
-        <w:tab/>
-        <w:t>Publicado</w:t>
-      </w:r>
-      <w:r>
-        <w:rPr>
-          <w:rFonts w:ascii="Arial Narrow" w:eastAsia="Arial Narrow" w:hAnsi="Arial Narrow" w:cs="Arial Narrow"/>
-          <w:b/>
-          <w:sz w:val="16"/>
-          <w:szCs w:val="16"/>
-        </w:rPr>
-        <w:t xml:space="preserve"> </w:t>
-      </w:r>
-      <w:r>
-        <w:rPr>
-          <w:rFonts w:ascii="Arial Narrow" w:eastAsia="Arial Narrow" w:hAnsi="Arial Narrow" w:cs="Arial Narrow"/>
-          <w:sz w:val="16"/>
-          <w:szCs w:val="16"/>
-        </w:rPr>
-        <w:t xml:space="preserve">el 2 de setiembre de 2010 en el Diario Oficial El Peruano, vigente desde el 2 de octubre de 2010 y modificado por Decreto Legislativo 1308.</w:t>
       </w:r>
     </w:p>
     <w:p>
@@ -7321,7 +7412,8 @@
           <w:sz w:val="16"/>
           <w:szCs w:val="16"/>
         </w:rPr>
-        <w:t xml:space="preserve"> </w:t>
+        <w:tab/>
+        <w:t xml:space="preserve"/>
       </w:r>
       <w:r>
         <w:rPr>
@@ -7428,10 +7520,30 @@
         <w:jc w:val="both"/>
         <w:rPr>
           <w:rFonts w:ascii="Arial Narrow" w:eastAsia="Arial Narrow" w:hAnsi="Arial Narrow" w:cs="Arial Narrow"/>
-          <w:sz w:val="16"/>
-          <w:szCs w:val="16"/>
-        </w:rPr>
-      </w:pPr>
+          <w:b/>
+          <w:bCs/>
+          <w:sz w:val="16"/>
+          <w:szCs w:val="16"/>
+        </w:rPr>
+      </w:pPr>
+      <w:r>
+        <w:rPr>
+          <w:rFonts w:ascii="Arial Narrow" w:eastAsia="Arial Narrow" w:hAnsi="Arial Narrow" w:cs="Arial Narrow"/>
+          <w:sz w:val="16"/>
+          <w:szCs w:val="16"/>
+        </w:rPr>
+        <w:tab/>
+      </w:r>
+      <w:r>
+        <w:rPr>
+          <w:rFonts w:ascii="Arial Narrow" w:eastAsia="Arial Narrow" w:hAnsi="Arial Narrow" w:cs="Arial Narrow"/>
+          <w:b/>
+          <w:bCs/>
+          <w:sz w:val="16"/>
+          <w:szCs w:val="16"/>
+        </w:rPr>
+        <w:t xml:space="preserve">LEY DE ORGANIZACIÓN Y FUNCIONES DEL INDECOPI, APROBADA POR DECRETO LEGISLATIVO 1033 </w:t>
+      </w:r>
     </w:p>
     <w:p>
       <w:pPr>
@@ -7443,29 +7555,46 @@
         <w:jc w:val="both"/>
         <w:rPr>
           <w:rFonts w:ascii="Arial Narrow" w:eastAsia="Arial Narrow" w:hAnsi="Arial Narrow" w:cs="Arial Narrow"/>
+          <w:sz w:val="16"/>
+          <w:szCs w:val="16"/>
+        </w:rPr>
+      </w:pPr>
+      <w:r>
+        <w:rPr>
+          <w:rFonts w:ascii="Arial Narrow" w:eastAsia="Arial Narrow" w:hAnsi="Arial Narrow" w:cs="Arial Narrow"/>
           <w:b/>
           <w:bCs/>
           <w:sz w:val="16"/>
           <w:szCs w:val="16"/>
         </w:rPr>
-      </w:pPr>
-      <w:r>
-        <w:rPr>
-          <w:rFonts w:ascii="Arial Narrow" w:eastAsia="Arial Narrow" w:hAnsi="Arial Narrow" w:cs="Arial Narrow"/>
-          <w:sz w:val="16"/>
-          <w:szCs w:val="16"/>
-        </w:rPr>
         <w:tab/>
-      </w:r>
-      <w:r>
-        <w:rPr>
-          <w:rFonts w:ascii="Arial Narrow" w:eastAsia="Arial Narrow" w:hAnsi="Arial Narrow" w:cs="Arial Narrow"/>
-          <w:b/>
-          <w:bCs/>
-          <w:sz w:val="16"/>
-          <w:szCs w:val="16"/>
-        </w:rPr>
-        <w:t xml:space="preserve">LEY DE ORGANIZACIÓN Y FUNCIONES DEL INDECOPI, APROBADA POR DECRETO LEGISLATIVO 1033 </w:t>
+        <w:t>Artículo 27.-</w:t>
+      </w:r>
+      <w:r>
+        <w:rPr>
+          <w:rFonts w:ascii="Arial Narrow" w:eastAsia="Arial Narrow" w:hAnsi="Arial Narrow" w:cs="Arial Narrow"/>
+          <w:sz w:val="16"/>
+          <w:szCs w:val="16"/>
+        </w:rPr>
+        <w:t xml:space="preserve"> De la Comisión de Protección al </w:t>
+      </w:r>
+      <w:proofErr w:type="gramStart"/>
+      <w:r>
+        <w:rPr>
+          <w:rFonts w:ascii="Arial Narrow" w:eastAsia="Arial Narrow" w:hAnsi="Arial Narrow" w:cs="Arial Narrow"/>
+          <w:sz w:val="16"/>
+          <w:szCs w:val="16"/>
+        </w:rPr>
+        <w:t>Consumidor.-</w:t>
+      </w:r>
+      <w:proofErr w:type="gramEnd"/>
+      <w:r>
+        <w:rPr>
+          <w:rFonts w:ascii="Arial Narrow" w:eastAsia="Arial Narrow" w:hAnsi="Arial Narrow" w:cs="Arial Narrow"/>
+          <w:sz w:val="16"/>
+          <w:szCs w:val="16"/>
+        </w:rPr>
+        <w:t xml:space="preserve"> </w:t>
       </w:r>
     </w:p>
     <w:p>
@@ -7485,39 +7614,11 @@
       <w:r>
         <w:rPr>
           <w:rFonts w:ascii="Arial Narrow" w:eastAsia="Arial Narrow" w:hAnsi="Arial Narrow" w:cs="Arial Narrow"/>
-          <w:b/>
-          <w:bCs/>
           <w:sz w:val="16"/>
           <w:szCs w:val="16"/>
         </w:rPr>
         <w:tab/>
-        <w:t>Artículo 27.-</w:t>
-      </w:r>
-      <w:r>
-        <w:rPr>
-          <w:rFonts w:ascii="Arial Narrow" w:eastAsia="Arial Narrow" w:hAnsi="Arial Narrow" w:cs="Arial Narrow"/>
-          <w:sz w:val="16"/>
-          <w:szCs w:val="16"/>
-        </w:rPr>
-        <w:t xml:space="preserve"> De la Comisión de Protección al </w:t>
-      </w:r>
-      <w:proofErr w:type="gramStart"/>
-      <w:r>
-        <w:rPr>
-          <w:rFonts w:ascii="Arial Narrow" w:eastAsia="Arial Narrow" w:hAnsi="Arial Narrow" w:cs="Arial Narrow"/>
-          <w:sz w:val="16"/>
-          <w:szCs w:val="16"/>
-        </w:rPr>
-        <w:t>Consumidor.-</w:t>
-      </w:r>
-      <w:proofErr w:type="gramEnd"/>
-      <w:r>
-        <w:rPr>
-          <w:rFonts w:ascii="Arial Narrow" w:eastAsia="Arial Narrow" w:hAnsi="Arial Narrow" w:cs="Arial Narrow"/>
-          <w:sz w:val="16"/>
-          <w:szCs w:val="16"/>
-        </w:rPr>
-        <w:t xml:space="preserve"> </w:t>
+        <w:t>Corresponde a la Comisión de Protección al Consumidor velar por el cumplimiento de la Ley de Protección al Consumidor y de las leyes que, en general, protegen a los consumidores de la falta de idoneidad de los bienes y servicios en función de la información brindada, de las omisiones de información y de la discriminación en el consumo, así como de aquellas que complementen o sustituyan a las anteriores.</w:t>
       </w:r>
     </w:p>
     <w:p>
@@ -7530,20 +7631,15 @@
         <w:jc w:val="both"/>
         <w:rPr>
           <w:rFonts w:ascii="Arial Narrow" w:eastAsia="Arial Narrow" w:hAnsi="Arial Narrow" w:cs="Arial Narrow"/>
-          <w:sz w:val="16"/>
-          <w:szCs w:val="16"/>
-        </w:rPr>
-      </w:pPr>
-      <w:r>
-        <w:rPr>
-          <w:rFonts w:ascii="Arial Narrow" w:eastAsia="Arial Narrow" w:hAnsi="Arial Narrow" w:cs="Arial Narrow"/>
-          <w:sz w:val="16"/>
-          <w:szCs w:val="16"/>
-        </w:rPr>
-        <w:tab/>
-        <w:t>Corresponde a la Comisión de Protección al Consumidor velar por el cumplimiento de la Ley de Protección al Consumidor y de las leyes que, en general, protegen a los consumidores de la falta de idoneidad de los bienes y servicios en función de la información brindada, de las omisiones de información y de la discriminación en el consumo, así como de aquellas que complementen o sustituyan a las anteriores.</w:t>
-      </w:r>
-    </w:p>
+          <w:b/>
+          <w:bCs/>
+          <w:sz w:val="16"/>
+          <w:szCs w:val="16"/>
+        </w:rPr>
+      </w:pPr>
+    </w:p>
+  </w:footnote>
+  <w:footnote w:id="4">
     <w:p>
       <w:pPr>
         <w:pStyle w:val="Textonotapie"/>
@@ -7560,9 +7656,150 @@
           <w:szCs w:val="16"/>
         </w:rPr>
       </w:pPr>
-    </w:p>
-  </w:footnote>
-  <w:footnote w:id="4">
+      <w:r>
+        <w:rPr>
+          <w:rStyle w:val="Refdenotaalpie"/>
+          <w:rFonts w:ascii="Arial Narrow" w:eastAsia="Arial Narrow" w:hAnsi="Arial Narrow" w:cs="Arial Narrow"/>
+          <w:sz w:val="16"/>
+          <w:szCs w:val="16"/>
+          <w:vertAlign w:val="superscript"/>
+        </w:rPr>
+        <w:footnoteRef/>
+      </w:r>
+      <w:r>
+        <w:rPr>
+          <w:rFonts w:ascii="Arial Narrow" w:eastAsia="Arial Narrow" w:hAnsi="Arial Narrow" w:cs="Arial Narrow"/>
+          <w:sz w:val="16"/>
+          <w:szCs w:val="16"/>
+        </w:rPr>
+        <w:tab/>
+        <w:t xml:space="preserve"/>
+      </w:r>
+      <w:r>
+        <w:rPr>
+          <w:rFonts w:ascii="Arial Narrow" w:eastAsia="Arial Narrow" w:hAnsi="Arial Narrow" w:cs="Arial Narrow"/>
+          <w:sz w:val="16"/>
+          <w:szCs w:val="16"/>
+        </w:rPr>
+        <w:tab/>
+      </w:r>
+      <w:r>
+        <w:rPr>
+          <w:rFonts w:ascii="Arial Narrow" w:eastAsia="Arial Narrow" w:hAnsi="Arial Narrow" w:cs="Arial Narrow"/>
+          <w:b/>
+          <w:bCs/>
+          <w:sz w:val="16"/>
+          <w:szCs w:val="16"/>
+        </w:rPr>
+        <w:t xml:space="preserve">LEY 29571, CÓDIGO DE PROTECCIÓN Y DEFENSA DEL CONSUMIDOR, publicado el 2 de setiembre de 2010 y modificado por Decreto Legislativo 1308 </w:t>
+      </w:r>
+    </w:p>
+    <w:p>
+      <w:pPr>
+        <w:pStyle w:val="Textonotapie"/>
+        <w:ind w:left="567" w:right="-1"/>
+        <w:jc w:val="both"/>
+        <w:rPr>
+          <w:rFonts w:ascii="Arial Narrow" w:eastAsia="Arial Narrow" w:hAnsi="Arial Narrow" w:cs="Arial Narrow"/>
+          <w:b/>
+          <w:bCs/>
+          <w:sz w:val="16"/>
+          <w:szCs w:val="16"/>
+        </w:rPr>
+      </w:pPr>
+      <w:r>
+        <w:rPr>
+          <w:rFonts w:ascii="Arial Narrow" w:eastAsia="Arial Narrow" w:hAnsi="Arial Narrow" w:cs="Arial Narrow"/>
+          <w:b/>
+          <w:bCs/>
+          <w:sz w:val="16"/>
+          <w:szCs w:val="16"/>
+        </w:rPr>
+        <w:t xml:space="preserve">Artículo 18.- Idoneidad </w:t>
+      </w:r>
+    </w:p>
+    <w:p>
+      <w:pPr>
+        <w:pStyle w:val="Textonotapie"/>
+        <w:ind w:left="567" w:right="-1"/>
+        <w:jc w:val="both"/>
+        <w:rPr>
+          <w:rFonts w:ascii="Arial Narrow" w:eastAsia="Arial Narrow" w:hAnsi="Arial Narrow" w:cs="Arial Narrow"/>
+          <w:sz w:val="16"/>
+          <w:szCs w:val="16"/>
+        </w:rPr>
+      </w:pPr>
+      <w:r>
+        <w:rPr>
+          <w:rFonts w:ascii="Arial Narrow" w:eastAsia="Arial Narrow" w:hAnsi="Arial Narrow" w:cs="Arial Narrow"/>
+          <w:sz w:val="16"/>
+          <w:szCs w:val="16"/>
+        </w:rPr>
+        <w:t xml:space="preserve">Se entiende por idoneidad la correspondencia entre lo que un consumidor espera y lo que efectivamente recibe, en función a lo que se le hubiera ofrecido, la publicidad e información transmitida, las condiciones y circunstancias de la transacción, las características y naturaleza del producto o servicio, el precio, entre otros factores, atendiendo a las circunstancias del caso. </w:t>
+      </w:r>
+    </w:p>
+    <w:p>
+      <w:pPr>
+        <w:pStyle w:val="Textonotapie"/>
+        <w:ind w:left="567" w:right="-1"/>
+        <w:jc w:val="both"/>
+        <w:rPr>
+          <w:rFonts w:ascii="Arial Narrow" w:eastAsia="Arial Narrow" w:hAnsi="Arial Narrow" w:cs="Arial Narrow"/>
+          <w:sz w:val="16"/>
+          <w:szCs w:val="16"/>
+        </w:rPr>
+      </w:pPr>
+      <w:r>
+        <w:rPr>
+          <w:rFonts w:ascii="Arial Narrow" w:eastAsia="Arial Narrow" w:hAnsi="Arial Narrow" w:cs="Arial Narrow"/>
+          <w:sz w:val="16"/>
+          <w:szCs w:val="16"/>
+        </w:rPr>
+        <w:t xml:space="preserve">La idoneidad es evaluada en función a la propia naturaleza del producto o servicio y a su aptitud para satisfacer la finalidad para la cual ha sido puesto en el mercado. Las autorizaciones por parte de los organismos del Estado para la fabricación de un producto o la prestación de un servicio, en los casos que sea necesario, no eximen de responsabilidad al proveedor frente al consumidor. </w:t>
+      </w:r>
+    </w:p>
+    <w:p>
+      <w:pPr>
+        <w:pStyle w:val="Textonotapie"/>
+        <w:ind w:left="567" w:right="-1"/>
+        <w:jc w:val="both"/>
+        <w:rPr>
+          <w:rFonts w:ascii="Arial Narrow" w:eastAsia="Arial Narrow" w:hAnsi="Arial Narrow" w:cs="Arial Narrow"/>
+          <w:sz w:val="16"/>
+          <w:szCs w:val="16"/>
+        </w:rPr>
+      </w:pPr>
+      <w:r>
+        <w:rPr>
+          <w:rFonts w:ascii="Arial Narrow" w:eastAsia="Arial Narrow" w:hAnsi="Arial Narrow" w:cs="Arial Narrow"/>
+          <w:b/>
+          <w:bCs/>
+          <w:sz w:val="16"/>
+          <w:szCs w:val="16"/>
+        </w:rPr>
+        <w:t xml:space="preserve">Artículo 19.- Obligación de los proveedores </w:t>
+      </w:r>
+    </w:p>
+    <w:p>
+      <w:pPr>
+        <w:pStyle w:val="Textonotapie"/>
+        <w:ind w:left="567" w:right="-1"/>
+        <w:jc w:val="both"/>
+        <w:rPr>
+          <w:rFonts w:ascii="Arial Narrow" w:eastAsia="Arial Narrow" w:hAnsi="Arial Narrow" w:cs="Arial Narrow"/>
+          <w:sz w:val="16"/>
+          <w:szCs w:val="16"/>
+        </w:rPr>
+      </w:pPr>
+      <w:r>
+        <w:rPr>
+          <w:rFonts w:ascii="Arial Narrow" w:eastAsia="Arial Narrow" w:hAnsi="Arial Narrow" w:cs="Arial Narrow"/>
+          <w:sz w:val="16"/>
+          <w:szCs w:val="16"/>
+        </w:rPr>
+        <w:t>El proveedor responde por la idoneidad y calidad de los productos y servicios ofrecidos; por la autenticidad de las marcas y leyendas que exhiben sus productos o del signo que respalda al prestador del servicio, por la falta de conformidad entre la publicidad comercial de los productos y servicios y estos, así como por el contenido y la vida útil del producto indicado en el envase, en lo que corresponda.</w:t>
+      </w:r>
+    </w:p>
     <w:p>
       <w:pPr>
         <w:pStyle w:val="Textonotapie"/>
@@ -7579,161 +7816,9 @@
           <w:szCs w:val="16"/>
         </w:rPr>
       </w:pPr>
-      <w:r>
-        <w:rPr>
-          <w:rStyle w:val="Refdenotaalpie"/>
-          <w:rFonts w:ascii="Arial Narrow" w:eastAsia="Arial Narrow" w:hAnsi="Arial Narrow" w:cs="Arial Narrow"/>
-          <w:sz w:val="16"/>
-          <w:szCs w:val="16"/>
-          <w:vertAlign w:val="superscript"/>
-        </w:rPr>
-        <w:footnoteRef/>
-      </w:r>
-      <w:r>
-        <w:rPr>
-          <w:rFonts w:ascii="Arial Narrow" w:eastAsia="Arial Narrow" w:hAnsi="Arial Narrow" w:cs="Arial Narrow"/>
-          <w:sz w:val="16"/>
-          <w:szCs w:val="16"/>
-        </w:rPr>
-        <w:t xml:space="preserve"> </w:t>
-      </w:r>
-      <w:r>
-        <w:rPr>
-          <w:rFonts w:ascii="Arial Narrow" w:eastAsia="Arial Narrow" w:hAnsi="Arial Narrow" w:cs="Arial Narrow"/>
-          <w:sz w:val="16"/>
-          <w:szCs w:val="16"/>
-        </w:rPr>
-        <w:tab/>
-      </w:r>
-      <w:r>
-        <w:rPr>
-          <w:rFonts w:ascii="Arial Narrow" w:eastAsia="Arial Narrow" w:hAnsi="Arial Narrow" w:cs="Arial Narrow"/>
-          <w:b/>
-          <w:bCs/>
-          <w:sz w:val="16"/>
-          <w:szCs w:val="16"/>
-        </w:rPr>
-        <w:t xml:space="preserve">LEY 29571, CÓDIGO DE PROTECCIÓN Y DEFENSA DEL CONSUMIDOR, publicado el 2 de setiembre de 2010 y modificado por Decreto Legislativo 1308 </w:t>
-      </w:r>
-    </w:p>
-    <w:p>
-      <w:pPr>
-        <w:pStyle w:val="Textonotapie"/>
-        <w:ind w:left="567" w:right="-1"/>
-        <w:jc w:val="both"/>
-        <w:rPr>
-          <w:rFonts w:ascii="Arial Narrow" w:eastAsia="Arial Narrow" w:hAnsi="Arial Narrow" w:cs="Arial Narrow"/>
-          <w:b/>
-          <w:bCs/>
-          <w:sz w:val="16"/>
-          <w:szCs w:val="16"/>
-        </w:rPr>
-      </w:pPr>
-      <w:r>
-        <w:rPr>
-          <w:rFonts w:ascii="Arial Narrow" w:eastAsia="Arial Narrow" w:hAnsi="Arial Narrow" w:cs="Arial Narrow"/>
-          <w:b/>
-          <w:bCs/>
-          <w:sz w:val="16"/>
-          <w:szCs w:val="16"/>
-        </w:rPr>
-        <w:t xml:space="preserve">Artículo 18.- Idoneidad </w:t>
-      </w:r>
-    </w:p>
-    <w:p>
-      <w:pPr>
-        <w:pStyle w:val="Textonotapie"/>
-        <w:ind w:left="567" w:right="-1"/>
-        <w:jc w:val="both"/>
-        <w:rPr>
-          <w:rFonts w:ascii="Arial Narrow" w:eastAsia="Arial Narrow" w:hAnsi="Arial Narrow" w:cs="Arial Narrow"/>
-          <w:sz w:val="16"/>
-          <w:szCs w:val="16"/>
-        </w:rPr>
-      </w:pPr>
-      <w:r>
-        <w:rPr>
-          <w:rFonts w:ascii="Arial Narrow" w:eastAsia="Arial Narrow" w:hAnsi="Arial Narrow" w:cs="Arial Narrow"/>
-          <w:sz w:val="16"/>
-          <w:szCs w:val="16"/>
-        </w:rPr>
-        <w:t xml:space="preserve">Se entiende por idoneidad la correspondencia entre lo que un consumidor espera y lo que efectivamente recibe, en función a lo que se le hubiera ofrecido, la publicidad e información transmitida, las condiciones y circunstancias de la transacción, las características y naturaleza del producto o servicio, el precio, entre otros factores, atendiendo a las circunstancias del caso. </w:t>
-      </w:r>
-    </w:p>
-    <w:p>
-      <w:pPr>
-        <w:pStyle w:val="Textonotapie"/>
-        <w:ind w:left="567" w:right="-1"/>
-        <w:jc w:val="both"/>
-        <w:rPr>
-          <w:rFonts w:ascii="Arial Narrow" w:eastAsia="Arial Narrow" w:hAnsi="Arial Narrow" w:cs="Arial Narrow"/>
-          <w:sz w:val="16"/>
-          <w:szCs w:val="16"/>
-        </w:rPr>
-      </w:pPr>
-      <w:r>
-        <w:rPr>
-          <w:rFonts w:ascii="Arial Narrow" w:eastAsia="Arial Narrow" w:hAnsi="Arial Narrow" w:cs="Arial Narrow"/>
-          <w:sz w:val="16"/>
-          <w:szCs w:val="16"/>
-        </w:rPr>
-        <w:t xml:space="preserve">La idoneidad es evaluada en función a la propia naturaleza del producto o servicio y a su aptitud para satisfacer la finalidad para la cual ha sido puesto en el mercado. Las autorizaciones por parte de los organismos del Estado para la fabricación de un producto o la prestación de un servicio, en los casos que sea necesario, no eximen de responsabilidad al proveedor frente al consumidor. </w:t>
-      </w:r>
-    </w:p>
-    <w:p>
-      <w:pPr>
-        <w:pStyle w:val="Textonotapie"/>
-        <w:ind w:left="567" w:right="-1"/>
-        <w:jc w:val="both"/>
-        <w:rPr>
-          <w:rFonts w:ascii="Arial Narrow" w:eastAsia="Arial Narrow" w:hAnsi="Arial Narrow" w:cs="Arial Narrow"/>
-          <w:sz w:val="16"/>
-          <w:szCs w:val="16"/>
-        </w:rPr>
-      </w:pPr>
-    </w:p>
-    <w:p>
-      <w:pPr>
-        <w:pStyle w:val="Textonotapie"/>
-        <w:ind w:left="567" w:right="-1"/>
-        <w:jc w:val="both"/>
-        <w:rPr>
-          <w:rFonts w:ascii="Arial Narrow" w:eastAsia="Arial Narrow" w:hAnsi="Arial Narrow" w:cs="Arial Narrow"/>
-          <w:sz w:val="16"/>
-          <w:szCs w:val="16"/>
-        </w:rPr>
-      </w:pPr>
-      <w:r>
-        <w:rPr>
-          <w:rFonts w:ascii="Arial Narrow" w:eastAsia="Arial Narrow" w:hAnsi="Arial Narrow" w:cs="Arial Narrow"/>
-          <w:b/>
-          <w:bCs/>
-          <w:sz w:val="16"/>
-          <w:szCs w:val="16"/>
-        </w:rPr>
-        <w:t xml:space="preserve">Artículo 19.- Obligación de los proveedores </w:t>
-      </w:r>
-    </w:p>
-    <w:p>
-      <w:pPr>
-        <w:pStyle w:val="Textonotapie"/>
-        <w:ind w:left="567" w:right="-1"/>
-        <w:jc w:val="both"/>
-        <w:rPr>
-          <w:rFonts w:ascii="Arial Narrow" w:eastAsia="Arial Narrow" w:hAnsi="Arial Narrow" w:cs="Arial Narrow"/>
-          <w:sz w:val="16"/>
-          <w:szCs w:val="16"/>
-        </w:rPr>
-      </w:pPr>
-      <w:r>
-        <w:rPr>
-          <w:rFonts w:ascii="Arial Narrow" w:eastAsia="Arial Narrow" w:hAnsi="Arial Narrow" w:cs="Arial Narrow"/>
-          <w:sz w:val="16"/>
-          <w:szCs w:val="16"/>
-        </w:rPr>
-        <w:t>El proveedor responde por la idoneidad y calidad de los productos y servicios ofrecidos; por la autenticidad de las marcas y leyendas que exhiben sus productos o del signo que respalda al prestador del servicio, por la falta de conformidad entre la publicidad comercial de los productos y servicios y estos, así como por el contenido y la vida útil del producto indicado en el envase, en lo que corresponda.</w:t>
-      </w:r>
-    </w:p>
+    </w:p>
+  </w:footnote>
+  <w:footnote w:id="5">
     <w:p>
       <w:pPr>
         <w:pStyle w:val="Textonotapie"/>
@@ -7750,9 +7835,88 @@
           <w:szCs w:val="16"/>
         </w:rPr>
       </w:pPr>
-    </w:p>
-  </w:footnote>
-  <w:footnote w:id="5">
+      <w:r>
+        <w:rPr>
+          <w:rStyle w:val="Refdenotaalpie"/>
+          <w:rFonts w:ascii="Arial Narrow" w:eastAsia="Arial Narrow" w:hAnsi="Arial Narrow" w:cs="Arial Narrow"/>
+          <w:sz w:val="16"/>
+          <w:szCs w:val="16"/>
+          <w:vertAlign w:val="superscript"/>
+        </w:rPr>
+        <w:footnoteRef/>
+      </w:r>
+      <w:r>
+        <w:rPr>
+          <w:rFonts w:ascii="Arial Narrow" w:eastAsia="Arial Narrow" w:hAnsi="Arial Narrow" w:cs="Arial Narrow"/>
+          <w:sz w:val="16"/>
+          <w:szCs w:val="16"/>
+        </w:rPr>
+        <w:tab/>
+        <w:t xml:space="preserve"/>
+      </w:r>
+      <w:r>
+        <w:rPr>
+          <w:rFonts w:ascii="Arial Narrow" w:eastAsia="Arial Narrow" w:hAnsi="Arial Narrow" w:cs="Arial Narrow"/>
+          <w:sz w:val="16"/>
+          <w:szCs w:val="16"/>
+        </w:rPr>
+        <w:tab/>
+      </w:r>
+      <w:r>
+        <w:rPr>
+          <w:rFonts w:ascii="Arial Narrow" w:eastAsia="Arial Narrow" w:hAnsi="Arial Narrow" w:cs="Arial Narrow"/>
+          <w:b/>
+          <w:bCs/>
+          <w:sz w:val="16"/>
+          <w:szCs w:val="16"/>
+        </w:rPr>
+        <w:t xml:space="preserve">LEY 29571, CÓDIGO DE PROTECCIÓN Y DEFENSA DEL CONSUMIDOR, publicado el 2 de setiembre de 2010 y modificado por Decreto Legislativo 1308 </w:t>
+      </w:r>
+    </w:p>
+    <w:p>
+      <w:pPr>
+        <w:pStyle w:val="Textonotapie"/>
+        <w:ind w:left="567" w:right="-1"/>
+        <w:jc w:val="both"/>
+        <w:rPr>
+          <w:rFonts w:ascii="Arial Narrow" w:eastAsia="Arial Narrow" w:hAnsi="Arial Narrow" w:cs="Arial Narrow"/>
+          <w:b/>
+          <w:bCs/>
+          <w:sz w:val="16"/>
+          <w:szCs w:val="16"/>
+        </w:rPr>
+      </w:pPr>
+      <w:r>
+        <w:rPr>
+          <w:rFonts w:ascii="Arial Narrow" w:eastAsia="Arial Narrow" w:hAnsi="Arial Narrow" w:cs="Arial Narrow"/>
+          <w:b/>
+          <w:bCs/>
+          <w:sz w:val="16"/>
+          <w:szCs w:val="16"/>
+        </w:rPr>
+        <w:t>Artículo 88.- Reclamo de productos o servicios financieros y de seguros</w:t>
+      </w:r>
+    </w:p>
+    <w:p>
+      <w:pPr>
+        <w:pStyle w:val="Textonotapie"/>
+        <w:ind w:left="567" w:right="-1"/>
+        <w:jc w:val="both"/>
+        <w:rPr>
+          <w:rFonts w:ascii="Arial Narrow" w:eastAsia="Arial Narrow" w:hAnsi="Arial Narrow" w:cs="Arial Narrow"/>
+          <w:sz w:val="16"/>
+          <w:szCs w:val="16"/>
+        </w:rPr>
+      </w:pPr>
+      <w:r>
+        <w:rPr>
+          <w:rFonts w:ascii="Arial Narrow" w:eastAsia="Arial Narrow" w:hAnsi="Arial Narrow" w:cs="Arial Narrow"/>
+          <w:sz w:val="16"/>
+          <w:szCs w:val="16"/>
+        </w:rPr>
+        <w:t xml:space="preserve">88.1 Las entidades del sistema financiero y de seguros, en todas sus oficinas en la República, deben resolver los reclamos en un plazo no mayor de quince días hábiles. Excepcionalmente, la Superintendencia de Banca, Seguros y Administradoras Privadas de Fondos de Pensiones podrá establecer un plazo ampliatorio cuando la naturaleza y complejidad de la operación, producto o servicio materia del reclamo o requerimiento lo justifique, situación que debe ponerse en conocimiento del consumidor antes de la culminación del plazo inicial, sin perjuicio del derecho del consumidor de recurrir directamente ante la Autoridad de Consumo. </w:t>
+      </w:r>
+    </w:p>
     <w:p>
       <w:pPr>
         <w:pStyle w:val="Textonotapie"/>
@@ -7769,87 +7933,9 @@
           <w:szCs w:val="16"/>
         </w:rPr>
       </w:pPr>
-      <w:r>
-        <w:rPr>
-          <w:rStyle w:val="Refdenotaalpie"/>
-          <w:rFonts w:ascii="Arial Narrow" w:eastAsia="Arial Narrow" w:hAnsi="Arial Narrow" w:cs="Arial Narrow"/>
-          <w:sz w:val="16"/>
-          <w:szCs w:val="16"/>
-          <w:vertAlign w:val="superscript"/>
-        </w:rPr>
-        <w:footnoteRef/>
-      </w:r>
-      <w:r>
-        <w:rPr>
-          <w:rFonts w:ascii="Arial Narrow" w:eastAsia="Arial Narrow" w:hAnsi="Arial Narrow" w:cs="Arial Narrow"/>
-          <w:sz w:val="16"/>
-          <w:szCs w:val="16"/>
-        </w:rPr>
-        <w:t xml:space="preserve"> </w:t>
-      </w:r>
-      <w:r>
-        <w:rPr>
-          <w:rFonts w:ascii="Arial Narrow" w:eastAsia="Arial Narrow" w:hAnsi="Arial Narrow" w:cs="Arial Narrow"/>
-          <w:sz w:val="16"/>
-          <w:szCs w:val="16"/>
-        </w:rPr>
-        <w:tab/>
-      </w:r>
-      <w:r>
-        <w:rPr>
-          <w:rFonts w:ascii="Arial Narrow" w:eastAsia="Arial Narrow" w:hAnsi="Arial Narrow" w:cs="Arial Narrow"/>
-          <w:b/>
-          <w:bCs/>
-          <w:sz w:val="16"/>
-          <w:szCs w:val="16"/>
-        </w:rPr>
-        <w:t xml:space="preserve">LEY 29571, CÓDIGO DE PROTECCIÓN Y DEFENSA DEL CONSUMIDOR, publicado el 2 de setiembre de 2010 y modificado por Decreto Legislativo 1308 </w:t>
-      </w:r>
-    </w:p>
-    <w:p>
-      <w:pPr>
-        <w:pStyle w:val="Textonotapie"/>
-        <w:ind w:left="567" w:right="-1"/>
-        <w:jc w:val="both"/>
-        <w:rPr>
-          <w:rFonts w:ascii="Arial Narrow" w:eastAsia="Arial Narrow" w:hAnsi="Arial Narrow" w:cs="Arial Narrow"/>
-          <w:b/>
-          <w:bCs/>
-          <w:sz w:val="16"/>
-          <w:szCs w:val="16"/>
-        </w:rPr>
-      </w:pPr>
-      <w:r>
-        <w:rPr>
-          <w:rFonts w:ascii="Arial Narrow" w:eastAsia="Arial Narrow" w:hAnsi="Arial Narrow" w:cs="Arial Narrow"/>
-          <w:b/>
-          <w:bCs/>
-          <w:sz w:val="16"/>
-          <w:szCs w:val="16"/>
-        </w:rPr>
-        <w:t>Artículo 88.- Reclamo de productos o servicios financieros y de seguros</w:t>
-      </w:r>
-    </w:p>
-    <w:p>
-      <w:pPr>
-        <w:pStyle w:val="Textonotapie"/>
-        <w:ind w:left="567" w:right="-1"/>
-        <w:jc w:val="both"/>
-        <w:rPr>
-          <w:rFonts w:ascii="Arial Narrow" w:eastAsia="Arial Narrow" w:hAnsi="Arial Narrow" w:cs="Arial Narrow"/>
-          <w:sz w:val="16"/>
-          <w:szCs w:val="16"/>
-        </w:rPr>
-      </w:pPr>
-      <w:r>
-        <w:rPr>
-          <w:rFonts w:ascii="Arial Narrow" w:eastAsia="Arial Narrow" w:hAnsi="Arial Narrow" w:cs="Arial Narrow"/>
-          <w:sz w:val="16"/>
-          <w:szCs w:val="16"/>
-        </w:rPr>
-        <w:t xml:space="preserve">88.1 Las entidades del sistema financiero y de seguros, en todas sus oficinas en la República, deben resolver los reclamos en un plazo no mayor de quince días hábiles. Excepcionalmente, la Superintendencia de Banca, Seguros y Administradoras Privadas de Fondos de Pensiones podrá establecer un plazo ampliatorio cuando la naturaleza y complejidad de la operación, producto o servicio materia del reclamo o requerimiento lo justifique, situación que debe ponerse en conocimiento del consumidor antes de la culminación del plazo inicial, sin perjuicio del derecho del consumidor de recurrir directamente ante la Autoridad de Consumo. </w:t>
-      </w:r>
-    </w:p>
+    </w:p>
+  </w:footnote>
+  <w:footnote w:id="6">
     <w:p>
       <w:pPr>
         <w:pStyle w:val="Textonotapie"/>
@@ -7860,15 +7946,74 @@
         <w:jc w:val="both"/>
         <w:rPr>
           <w:rFonts w:ascii="Arial Narrow" w:eastAsia="Arial Narrow" w:hAnsi="Arial Narrow" w:cs="Arial Narrow"/>
+          <w:sz w:val="16"/>
+          <w:szCs w:val="16"/>
+        </w:rPr>
+      </w:pPr>
+      <w:r>
+        <w:rPr>
+          <w:rStyle w:val="Refdenotaalpie"/>
+          <w:rFonts w:ascii="Arial Narrow" w:eastAsia="Arial Narrow" w:hAnsi="Arial Narrow" w:cs="Arial Narrow"/>
+          <w:sz w:val="16"/>
+          <w:szCs w:val="16"/>
+          <w:vertAlign w:val="superscript"/>
+        </w:rPr>
+        <w:footnoteRef/>
+      </w:r>
+      <w:r>
+        <w:rPr>
+          <w:rFonts w:ascii="Arial Narrow" w:eastAsia="Arial Narrow" w:hAnsi="Arial Narrow" w:cs="Arial Narrow"/>
+          <w:sz w:val="16"/>
+          <w:szCs w:val="16"/>
+        </w:rPr>
+        <w:tab/>
+        <w:t xml:space="preserve"/>
+      </w:r>
+      <w:r>
+        <w:rPr>
+          <w:rFonts w:ascii="Arial Narrow" w:eastAsia="Arial Narrow" w:hAnsi="Arial Narrow" w:cs="Arial Narrow"/>
+          <w:sz w:val="16"/>
+          <w:szCs w:val="16"/>
+        </w:rPr>
+        <w:tab/>
+      </w:r>
+      <w:r>
+        <w:rPr>
+          <w:rFonts w:ascii="Arial Narrow" w:eastAsia="Arial Narrow" w:hAnsi="Arial Narrow" w:cs="Arial Narrow"/>
           <w:b/>
           <w:bCs/>
           <w:sz w:val="16"/>
           <w:szCs w:val="16"/>
         </w:rPr>
-      </w:pPr>
-    </w:p>
-  </w:footnote>
-  <w:footnote w:id="6">
+        <w:t>LEY SOBRE FACULTADES, NORMAS Y ORGANIZACIÓN DEL INDECOPI, APROBADA POR DECRETO LEGISLATIVO 807 Artículo 24.-</w:t>
+      </w:r>
+      <w:r>
+        <w:rPr>
+          <w:rFonts w:ascii="Arial Narrow" w:eastAsia="Arial Narrow" w:hAnsi="Arial Narrow" w:cs="Arial Narrow"/>
+          <w:sz w:val="16"/>
+          <w:szCs w:val="16"/>
+        </w:rPr>
+        <w:t xml:space="preserve"> El </w:t>
+      </w:r>
+      <w:proofErr w:type="gramStart"/>
+      <w:r>
+        <w:rPr>
+          <w:rFonts w:ascii="Arial Narrow" w:eastAsia="Arial Narrow" w:hAnsi="Arial Narrow" w:cs="Arial Narrow"/>
+          <w:sz w:val="16"/>
+          <w:szCs w:val="16"/>
+        </w:rPr>
+        <w:t>Secretario Técnico</w:t>
+      </w:r>
+      <w:proofErr w:type="gramEnd"/>
+      <w:r>
+        <w:rPr>
+          <w:rFonts w:ascii="Arial Narrow" w:eastAsia="Arial Narrow" w:hAnsi="Arial Narrow" w:cs="Arial Narrow"/>
+          <w:sz w:val="16"/>
+          <w:szCs w:val="16"/>
+        </w:rPr>
+        <w:t xml:space="preserve"> se encargará de la tramitación del procedimiento. Para ello, cuenta con las siguientes facultades:</w:t>
+      </w:r>
+    </w:p>
     <w:p>
       <w:pPr>
         <w:pStyle w:val="Textonotapie"/>
@@ -7885,65 +8030,12 @@
       </w:pPr>
       <w:r>
         <w:rPr>
-          <w:rStyle w:val="Refdenotaalpie"/>
-          <w:rFonts w:ascii="Arial Narrow" w:eastAsia="Arial Narrow" w:hAnsi="Arial Narrow" w:cs="Arial Narrow"/>
-          <w:sz w:val="16"/>
-          <w:szCs w:val="16"/>
-          <w:vertAlign w:val="superscript"/>
-        </w:rPr>
-        <w:footnoteRef/>
-      </w:r>
-      <w:r>
-        <w:rPr>
-          <w:rFonts w:ascii="Arial Narrow" w:eastAsia="Arial Narrow" w:hAnsi="Arial Narrow" w:cs="Arial Narrow"/>
-          <w:sz w:val="16"/>
-          <w:szCs w:val="16"/>
-        </w:rPr>
-        <w:t xml:space="preserve"> </w:t>
-      </w:r>
-      <w:r>
-        <w:rPr>
           <w:rFonts w:ascii="Arial Narrow" w:eastAsia="Arial Narrow" w:hAnsi="Arial Narrow" w:cs="Arial Narrow"/>
           <w:sz w:val="16"/>
           <w:szCs w:val="16"/>
         </w:rPr>
         <w:tab/>
-      </w:r>
-      <w:r>
-        <w:rPr>
-          <w:rFonts w:ascii="Arial Narrow" w:eastAsia="Arial Narrow" w:hAnsi="Arial Narrow" w:cs="Arial Narrow"/>
-          <w:b/>
-          <w:bCs/>
-          <w:sz w:val="16"/>
-          <w:szCs w:val="16"/>
-        </w:rPr>
-        <w:t>LEY SOBRE FACULTADES, NORMAS Y ORGANIZACIÓN DEL INDECOPI, APROBADA POR DECRETO LEGISLATIVO 807 Artículo 24.-</w:t>
-      </w:r>
-      <w:r>
-        <w:rPr>
-          <w:rFonts w:ascii="Arial Narrow" w:eastAsia="Arial Narrow" w:hAnsi="Arial Narrow" w:cs="Arial Narrow"/>
-          <w:sz w:val="16"/>
-          <w:szCs w:val="16"/>
-        </w:rPr>
-        <w:t xml:space="preserve"> El </w:t>
-      </w:r>
-      <w:proofErr w:type="gramStart"/>
-      <w:r>
-        <w:rPr>
-          <w:rFonts w:ascii="Arial Narrow" w:eastAsia="Arial Narrow" w:hAnsi="Arial Narrow" w:cs="Arial Narrow"/>
-          <w:sz w:val="16"/>
-          <w:szCs w:val="16"/>
-        </w:rPr>
-        <w:t>Secretario Técnico</w:t>
-      </w:r>
-      <w:proofErr w:type="gramEnd"/>
-      <w:r>
-        <w:rPr>
-          <w:rFonts w:ascii="Arial Narrow" w:eastAsia="Arial Narrow" w:hAnsi="Arial Narrow" w:cs="Arial Narrow"/>
-          <w:sz w:val="16"/>
-          <w:szCs w:val="16"/>
-        </w:rPr>
-        <w:t xml:space="preserve"> se encargará de la tramitación del procedimiento. Para ello, cuenta con las siguientes facultades:</w:t>
+        <w:t xml:space="preserve">(...) </w:t>
       </w:r>
     </w:p>
     <w:p>
@@ -7967,7 +8059,7 @@
           <w:szCs w:val="16"/>
         </w:rPr>
         <w:tab/>
-        <w:t xml:space="preserve">(...) </w:t>
+        <w:t xml:space="preserve">c) Admitir denuncias a trámite, en aquellos casos en que la Comisión le haya delegado esta facultad. </w:t>
       </w:r>
     </w:p>
     <w:p>
@@ -7991,7 +8083,7 @@
           <w:szCs w:val="16"/>
         </w:rPr>
         <w:tab/>
-        <w:t xml:space="preserve">c) Admitir denuncias a trámite, en aquellos casos en que la Comisión le haya delegado esta facultad. </w:t>
+        <w:t>(...).</w:t>
       </w:r>
     </w:p>
     <w:p>
@@ -8008,6 +8100,33 @@
           <w:szCs w:val="16"/>
         </w:rPr>
       </w:pPr>
+    </w:p>
+  </w:footnote>
+  <w:footnote w:id="7">
+    <w:p>
+      <w:pPr>
+        <w:pStyle w:val="Textonotapie"/>
+        <w:tabs>
+          <w:tab w:val="left" w:pos="567"/>
+        </w:tabs>
+        <w:ind w:left="567" w:hanging="567"/>
+        <w:jc w:val="both"/>
+        <w:rPr>
+          <w:rFonts w:ascii="Arial Narrow" w:eastAsia="Arial Narrow" w:hAnsi="Arial Narrow" w:cs="Arial Narrow"/>
+          <w:sz w:val="16"/>
+          <w:szCs w:val="16"/>
+        </w:rPr>
+      </w:pPr>
+      <w:r>
+        <w:rPr>
+          <w:rStyle w:val="Refdenotaalpie"/>
+          <w:rFonts w:ascii="Arial Narrow" w:eastAsia="Arial Narrow" w:hAnsi="Arial Narrow" w:cs="Arial Narrow"/>
+          <w:sz w:val="16"/>
+          <w:szCs w:val="16"/>
+          <w:vertAlign w:val="superscript"/>
+        </w:rPr>
+        <w:footnoteRef/>
+      </w:r>
       <w:r>
         <w:rPr>
           <w:rFonts w:ascii="Arial Narrow" w:eastAsia="Arial Narrow" w:hAnsi="Arial Narrow" w:cs="Arial Narrow"/>
@@ -8015,9 +8134,697 @@
           <w:szCs w:val="16"/>
         </w:rPr>
         <w:tab/>
-        <w:t>(...).</w:t>
-      </w:r>
-    </w:p>
+        <w:t xml:space="preserve"/>
+      </w:r>
+      <w:r>
+        <w:rPr>
+          <w:rFonts w:ascii="Arial Narrow" w:eastAsia="Arial Narrow" w:hAnsi="Arial Narrow" w:cs="Arial Narrow"/>
+          <w:sz w:val="16"/>
+          <w:szCs w:val="16"/>
+        </w:rPr>
+        <w:tab/>
+        <w:t xml:space="preserve">El número de trabajadores se atenderá siempre que la empresa haya sido constituida antes de la vigencia de la Ley </w:t>
+      </w:r>
+      <w:proofErr w:type="spellStart"/>
+      <w:r>
+        <w:rPr>
+          <w:rFonts w:ascii="Arial Narrow" w:eastAsia="Arial Narrow" w:hAnsi="Arial Narrow" w:cs="Arial Narrow"/>
+          <w:sz w:val="16"/>
+          <w:szCs w:val="16"/>
+        </w:rPr>
+        <w:t/>
+      </w:r>
+      <w:proofErr w:type="spellEnd"/>
+      <w:r>
+        <w:rPr>
+          <w:rFonts w:ascii="Arial Narrow" w:eastAsia="Arial Narrow" w:hAnsi="Arial Narrow" w:cs="Arial Narrow"/>
+          <w:sz w:val="16"/>
+          <w:szCs w:val="16"/>
+        </w:rPr>
+        <w:t xml:space="preserve">30056, publicada el 2 de julio de 2013, que modificó el artículo 5 del Texto Único Ordenado de la Ley de Promoción de la Competitividad, Formalización y Desarrollo de la Micro y Pequeña Empresa y de Acceso al Empleo Decente (LEY MYPE). Ello, en la medida que la Tercera Disposición Complementaria Transitoria de la norma modificatoria precisa que las empresas constituidas antes de la </w:t>
+      </w:r>
+      <w:proofErr w:type="gramStart"/>
+      <w:r>
+        <w:rPr>
+          <w:rFonts w:ascii="Arial Narrow" w:eastAsia="Arial Narrow" w:hAnsi="Arial Narrow" w:cs="Arial Narrow"/>
+          <w:sz w:val="16"/>
+          <w:szCs w:val="16"/>
+        </w:rPr>
+        <w:t>entrada en vigencia</w:t>
+      </w:r>
+      <w:proofErr w:type="gramEnd"/>
+      <w:r>
+        <w:rPr>
+          <w:rFonts w:ascii="Arial Narrow" w:eastAsia="Arial Narrow" w:hAnsi="Arial Narrow" w:cs="Arial Narrow"/>
+          <w:sz w:val="16"/>
+          <w:szCs w:val="16"/>
+        </w:rPr>
+        <w:t xml:space="preserve"> de dicha Ley se rigen por los requisitos de acogimiento al régimen de las micro y pequeñas empresas regulados en el Decreto Legislativo 1086.</w:t>
+      </w:r>
+    </w:p>
+    <w:p>
+      <w:pPr>
+        <w:pStyle w:val="Textonotapie"/>
+        <w:ind w:left="567" w:hanging="567"/>
+        <w:jc w:val="both"/>
+        <w:rPr>
+          <w:rFonts w:ascii="Arial Narrow" w:eastAsia="Arial Narrow" w:hAnsi="Arial Narrow" w:cs="Arial Narrow"/>
+          <w:sz w:val="16"/>
+          <w:szCs w:val="16"/>
+        </w:rPr>
+      </w:pPr>
+    </w:p>
+  </w:footnote>
+  <w:footnote w:id="8">
+    <w:p>
+      <w:pPr>
+        <w:pStyle w:val="Textonotapie"/>
+        <w:tabs>
+          <w:tab w:val="left" w:pos="567"/>
+        </w:tabs>
+        <w:ind w:left="567" w:hanging="567"/>
+        <w:jc w:val="both"/>
+        <w:rPr>
+          <w:rFonts w:ascii="Arial Narrow" w:eastAsia="Arial Narrow" w:hAnsi="Arial Narrow" w:cs="Arial Narrow"/>
+          <w:sz w:val="16"/>
+          <w:szCs w:val="16"/>
+        </w:rPr>
+      </w:pPr>
+      <w:r>
+        <w:rPr>
+          <w:rStyle w:val="Refdenotaalpie"/>
+          <w:rFonts w:ascii="Arial Narrow" w:eastAsia="Arial Narrow" w:hAnsi="Arial Narrow" w:cs="Arial Narrow"/>
+          <w:sz w:val="16"/>
+          <w:szCs w:val="16"/>
+          <w:vertAlign w:val="superscript"/>
+        </w:rPr>
+        <w:footnoteRef/>
+      </w:r>
+      <w:r>
+        <w:rPr>
+          <w:rFonts w:ascii="Arial Narrow" w:eastAsia="Arial Narrow" w:hAnsi="Arial Narrow" w:cs="Arial Narrow"/>
+          <w:sz w:val="16"/>
+          <w:szCs w:val="16"/>
+        </w:rPr>
+        <w:tab/>
+        <w:t xml:space="preserve"/>
+      </w:r>
+      <w:r>
+        <w:rPr>
+          <w:rFonts w:ascii="Arial Narrow" w:eastAsia="Arial Narrow" w:hAnsi="Arial Narrow" w:cs="Arial Narrow"/>
+          <w:sz w:val="16"/>
+          <w:szCs w:val="16"/>
+        </w:rPr>
+        <w:tab/>
+      </w:r>
+      <w:r>
+        <w:rPr>
+          <w:rFonts w:ascii="Arial Narrow" w:eastAsia="Arial Narrow" w:hAnsi="Arial Narrow" w:cs="Arial Narrow"/>
+          <w:b/>
+          <w:sz w:val="16"/>
+          <w:szCs w:val="16"/>
+        </w:rPr>
+        <w:t>LEY 29571, CÓDIGO DE PROTECCIÓN Y DEFENSA DEL CONSUMIDOR</w:t>
+      </w:r>
+      <w:r>
+        <w:rPr>
+          <w:rFonts w:ascii="Arial Narrow" w:eastAsia="Arial Narrow" w:hAnsi="Arial Narrow" w:cs="Arial Narrow"/>
+          <w:b/>
+          <w:bCs/>
+          <w:sz w:val="16"/>
+          <w:szCs w:val="16"/>
+        </w:rPr>
+        <w:t xml:space="preserve">, </w:t>
+      </w:r>
+      <w:r>
+        <w:rPr>
+          <w:rFonts w:ascii="Arial Narrow" w:eastAsia="Arial Narrow" w:hAnsi="Arial Narrow" w:cs="Arial Narrow"/>
+          <w:b/>
+          <w:sz w:val="16"/>
+          <w:szCs w:val="16"/>
+        </w:rPr>
+        <w:t>publicado el 2 de setiembre de 2010 y modificado por Decreto Legislativo 1308</w:t>
+      </w:r>
+    </w:p>
+    <w:p>
+      <w:pPr>
+        <w:pStyle w:val="Textonotapie"/>
+        <w:ind w:left="567" w:hanging="567"/>
+        <w:jc w:val="both"/>
+        <w:rPr>
+          <w:rFonts w:ascii="Arial Narrow" w:eastAsia="Arial Narrow" w:hAnsi="Arial Narrow" w:cs="Arial Narrow"/>
+          <w:b/>
+          <w:bCs/>
+          <w:sz w:val="16"/>
+          <w:szCs w:val="16"/>
+        </w:rPr>
+      </w:pPr>
+      <w:r>
+        <w:rPr>
+          <w:rFonts w:ascii="Arial Narrow" w:eastAsia="Arial Narrow" w:hAnsi="Arial Narrow" w:cs="Arial Narrow"/>
+          <w:sz w:val="16"/>
+          <w:szCs w:val="16"/>
+        </w:rPr>
+        <w:tab/>
+      </w:r>
+      <w:r>
+        <w:rPr>
+          <w:rFonts w:ascii="Arial Narrow" w:eastAsia="Arial Narrow" w:hAnsi="Arial Narrow" w:cs="Arial Narrow"/>
+          <w:b/>
+          <w:bCs/>
+          <w:sz w:val="16"/>
+          <w:szCs w:val="16"/>
+        </w:rPr>
+        <w:t>Artículo 110.- Sanciones Administrativas</w:t>
+      </w:r>
+    </w:p>
+    <w:p>
+      <w:pPr>
+        <w:autoSpaceDE w:val="0"/>
+        <w:autoSpaceDN w:val="0"/>
+        <w:adjustRightInd w:val="0"/>
+        <w:spacing w:after="0" w:line="240" w:lineRule="auto"/>
+        <w:ind w:left="567"/>
+        <w:jc w:val="both"/>
+        <w:rPr>
+          <w:rFonts w:ascii="Arial Narrow" w:eastAsia="Arial Narrow" w:hAnsi="Arial Narrow" w:cs="Arial Narrow"/>
+          <w:sz w:val="16"/>
+          <w:szCs w:val="16"/>
+          <w:lang w:eastAsia="es-PE"/>
+        </w:rPr>
+      </w:pPr>
+      <w:r>
+        <w:rPr>
+          <w:rFonts w:ascii="Arial Narrow" w:eastAsia="Arial Narrow" w:hAnsi="Arial Narrow" w:cs="Arial Narrow"/>
+          <w:sz w:val="16"/>
+          <w:szCs w:val="16"/>
+          <w:lang w:eastAsia="es-PE"/>
+        </w:rPr>
+        <w:t>(…)</w:t>
+      </w:r>
+    </w:p>
+    <w:p>
+      <w:pPr>
+        <w:autoSpaceDE w:val="0"/>
+        <w:autoSpaceDN w:val="0"/>
+        <w:adjustRightInd w:val="0"/>
+        <w:spacing w:after="0" w:line="240" w:lineRule="auto"/>
+        <w:ind w:left="567"/>
+        <w:jc w:val="both"/>
+        <w:rPr>
+          <w:rFonts w:ascii="Arial Narrow" w:eastAsia="Arial Narrow" w:hAnsi="Arial Narrow" w:cs="Arial Narrow"/>
+          <w:sz w:val="16"/>
+          <w:szCs w:val="16"/>
+          <w:lang w:eastAsia="es-PE"/>
+        </w:rPr>
+      </w:pPr>
+      <w:r>
+        <w:rPr>
+          <w:rFonts w:ascii="Arial Narrow" w:eastAsia="Arial Narrow" w:hAnsi="Arial Narrow" w:cs="Arial Narrow"/>
+          <w:sz w:val="16"/>
+          <w:szCs w:val="16"/>
+          <w:lang w:eastAsia="es-PE"/>
+        </w:rPr>
+        <w:t>En el caso de las microempresas, la multa no puede superar el diez por ciento (10%) de las ventas o ingresos brutos percibidos por el infractor, relativos a todas sus actividades económicas, correspondientes al ejercicio inmediato anterior al de la expedición de la resolución de primera instancia, siempre que se haya acreditado dichos ingresos, no se encuentre en una situación de reincidencia y el caso no verse sobre la vida, salud o integridad de los consumidores. Para el caso de las pequeñas empresas, la multa no puede superar el veinte por ciento (20%) de las ventas o ingresos brutos percibidos por el infractor, conforme a los requisitos señalados anteriormente.</w:t>
+      </w:r>
+    </w:p>
+    <w:p>
+      <w:pPr>
+        <w:autoSpaceDE w:val="0"/>
+        <w:autoSpaceDN w:val="0"/>
+        <w:adjustRightInd w:val="0"/>
+        <w:spacing w:after="0" w:line="240" w:lineRule="auto"/>
+        <w:ind w:left="567"/>
+        <w:jc w:val="both"/>
+        <w:rPr>
+          <w:rFonts w:ascii="Arial Narrow" w:eastAsia="Arial Narrow" w:hAnsi="Arial Narrow" w:cs="Arial Narrow"/>
+          <w:sz w:val="16"/>
+          <w:szCs w:val="16"/>
+          <w:lang w:eastAsia="es-PE"/>
+        </w:rPr>
+      </w:pPr>
+      <w:r>
+        <w:rPr>
+          <w:rFonts w:ascii="Arial Narrow" w:eastAsia="Arial Narrow" w:hAnsi="Arial Narrow" w:cs="Arial Narrow"/>
+          <w:sz w:val="16"/>
+          <w:szCs w:val="16"/>
+          <w:lang w:eastAsia="es-PE"/>
+        </w:rPr>
+        <w:t>(…).</w:t>
+      </w:r>
+    </w:p>
+    <w:p>
+      <w:pPr>
+        <w:pStyle w:val="Textonotapie"/>
+        <w:ind w:left="567" w:hanging="567"/>
+        <w:jc w:val="both"/>
+        <w:rPr>
+          <w:rFonts w:ascii="Arial Narrow" w:eastAsia="Arial Narrow" w:hAnsi="Arial Narrow" w:cs="Arial Narrow"/>
+          <w:sz w:val="16"/>
+          <w:szCs w:val="16"/>
+        </w:rPr>
+      </w:pPr>
+    </w:p>
+  </w:footnote>
+  <w:footnote w:id="9">
+    <w:p>
+      <w:pPr>
+        <w:pStyle w:val="Textonotapie"/>
+        <w:tabs>
+          <w:tab w:val="left" w:pos="567"/>
+        </w:tabs>
+        <w:ind w:left="567" w:hanging="567"/>
+        <w:jc w:val="both"/>
+        <w:rPr>
+          <w:rFonts w:ascii="Arial Narrow" w:eastAsia="Arial Narrow" w:hAnsi="Arial Narrow" w:cs="Arial Narrow"/>
+          <w:sz w:val="16"/>
+          <w:szCs w:val="16"/>
+        </w:rPr>
+      </w:pPr>
+      <w:r>
+        <w:rPr>
+          <w:rStyle w:val="Refdenotaalpie"/>
+          <w:rFonts w:ascii="Arial Narrow" w:eastAsia="Arial Narrow" w:hAnsi="Arial Narrow" w:cs="Arial Narrow"/>
+          <w:sz w:val="16"/>
+          <w:szCs w:val="16"/>
+          <w:vertAlign w:val="superscript"/>
+        </w:rPr>
+        <w:footnoteRef/>
+      </w:r>
+      <w:r>
+        <w:rPr>
+          <w:rFonts w:ascii="Arial Narrow" w:eastAsia="Arial Narrow" w:hAnsi="Arial Narrow" w:cs="Arial Narrow"/>
+          <w:sz w:val="16"/>
+          <w:szCs w:val="16"/>
+        </w:rPr>
+        <w:tab/>
+      </w:r>
+      <w:r>
+        <w:rPr>
+          <w:rFonts w:ascii="Arial Narrow" w:eastAsia="Arial Narrow" w:hAnsi="Arial Narrow" w:cs="Arial Narrow"/>
+          <w:b/>
+          <w:bCs/>
+          <w:sz w:val="16"/>
+          <w:szCs w:val="16"/>
+        </w:rPr>
+        <w:t xml:space="preserve">DECRETO LEGISLATIVO 807, LEY SOBRE FACULTADES, NORMAS Y ORGANIZACIÓN DEL INDECOPI, publicado el 18 de abril de 1996</w:t>
+      </w:r>
+    </w:p>
+    <w:p>
+      <w:pPr>
+        <w:pStyle w:val="Textonotapie"/>
+        <w:ind w:left="567" w:hanging="567"/>
+        <w:jc w:val="both"/>
+        <w:rPr>
+          <w:rFonts w:ascii="Arial Narrow" w:eastAsia="Arial Narrow" w:hAnsi="Arial Narrow" w:cs="Arial Narrow"/>
+          <w:sz w:val="16"/>
+          <w:szCs w:val="16"/>
+        </w:rPr>
+      </w:pPr>
+      <w:r>
+        <w:rPr>
+          <w:rFonts w:ascii="Arial Narrow" w:eastAsia="Arial Narrow" w:hAnsi="Arial Narrow" w:cs="Arial Narrow"/>
+          <w:sz w:val="16"/>
+          <w:szCs w:val="16"/>
+        </w:rPr>
+        <w:tab/>
+      </w:r>
+      <w:r>
+        <w:rPr>
+          <w:rFonts w:ascii="Arial Narrow" w:eastAsia="Arial Narrow" w:hAnsi="Arial Narrow" w:cs="Arial Narrow"/>
+          <w:b/>
+          <w:bCs/>
+          <w:sz w:val="16"/>
+          <w:szCs w:val="16"/>
+        </w:rPr>
+        <w:t xml:space="preserve">Artículo 26.-</w:t>
+      </w:r>
+      <w:r>
+        <w:rPr>
+          <w:rFonts w:ascii="Arial Narrow" w:eastAsia="Arial Narrow" w:hAnsi="Arial Narrow" w:cs="Arial Narrow"/>
+          <w:sz w:val="16"/>
+          <w:szCs w:val="16"/>
+        </w:rPr>
+        <w:t xml:space="preserve"> Una vez admitida a trámite la denuncia, se correrá traslado de la misma al denunciado, a fin de que éste presente su descargo. El plazo para la presentación del descargo será de cinco (5) días contados desde la notificación, vencido el cual, el Secretario Técnico declarará en rebeldía al denunciado que no lo hubiera presentado.</w:t>
+      </w:r>
+    </w:p>
+    <w:p>
+      <w:pPr>
+        <w:pStyle w:val="Textonotapie"/>
+        <w:ind w:left="567" w:hanging="567"/>
+        <w:jc w:val="both"/>
+        <w:rPr>
+          <w:rFonts w:ascii="Arial Narrow" w:eastAsia="Arial Narrow" w:hAnsi="Arial Narrow" w:cs="Arial Narrow"/>
+          <w:sz w:val="16"/>
+          <w:szCs w:val="16"/>
+        </w:rPr>
+      </w:pPr>
+    </w:p>
+  </w:footnote>
+  <w:footnote w:id="10">
+    <w:p>
+      <w:pPr>
+        <w:pStyle w:val="Textonotapie"/>
+        <w:tabs>
+          <w:tab w:val="left" w:pos="567"/>
+        </w:tabs>
+        <w:ind w:left="567" w:hanging="567"/>
+        <w:jc w:val="both"/>
+        <w:rPr>
+          <w:rFonts w:ascii="Arial Narrow" w:eastAsia="Arial Narrow" w:hAnsi="Arial Narrow" w:cs="Arial Narrow"/>
+          <w:sz w:val="16"/>
+          <w:szCs w:val="16"/>
+        </w:rPr>
+      </w:pPr>
+      <w:r>
+        <w:rPr>
+          <w:rStyle w:val="Refdenotaalpie"/>
+          <w:rFonts w:ascii="Arial Narrow" w:eastAsia="Arial Narrow" w:hAnsi="Arial Narrow" w:cs="Arial Narrow"/>
+          <w:sz w:val="16"/>
+          <w:szCs w:val="16"/>
+          <w:vertAlign w:val="superscript"/>
+        </w:rPr>
+        <w:footnoteRef/>
+      </w:r>
+      <w:r>
+        <w:rPr>
+          <w:rFonts w:ascii="Arial Narrow" w:eastAsia="Arial Narrow" w:hAnsi="Arial Narrow" w:cs="Arial Narrow"/>
+          <w:sz w:val="16"/>
+          <w:szCs w:val="16"/>
+        </w:rPr>
+        <w:tab/>
+      </w:r>
+      <w:r>
+        <w:rPr>
+          <w:rFonts w:ascii="Arial Narrow" w:eastAsia="Arial Narrow" w:hAnsi="Arial Narrow" w:cs="Arial Narrow"/>
+          <w:b/>
+          <w:bCs/>
+          <w:sz w:val="16"/>
+          <w:szCs w:val="16"/>
+        </w:rPr>
+        <w:t xml:space="preserve">DECRETO SUPREMO 006-2026-JUS, TEXTO ÚNICO ORDENADO DE LA LEY 27444, LEY DEL PROCEDIMIENTO ADMINISTRATIVO GENERAL, publicado el 30 de abril de 2026</w:t>
+      </w:r>
+    </w:p>
+    <w:p>
+      <w:pPr>
+        <w:pStyle w:val="Textonotapie"/>
+        <w:ind w:left="567" w:hanging="567"/>
+        <w:jc w:val="both"/>
+        <w:rPr>
+          <w:rFonts w:ascii="Arial Narrow" w:eastAsia="Arial Narrow" w:hAnsi="Arial Narrow" w:cs="Arial Narrow"/>
+          <w:sz w:val="16"/>
+          <w:szCs w:val="16"/>
+        </w:rPr>
+      </w:pPr>
+      <w:r>
+        <w:rPr>
+          <w:rFonts w:ascii="Arial Narrow" w:eastAsia="Arial Narrow" w:hAnsi="Arial Narrow" w:cs="Arial Narrow"/>
+          <w:sz w:val="16"/>
+          <w:szCs w:val="16"/>
+        </w:rPr>
+        <w:tab/>
+      </w:r>
+      <w:r>
+        <w:rPr>
+          <w:rFonts w:ascii="Arial Narrow" w:eastAsia="Arial Narrow" w:hAnsi="Arial Narrow" w:cs="Arial Narrow"/>
+          <w:b/>
+          <w:bCs/>
+          <w:sz w:val="16"/>
+          <w:szCs w:val="16"/>
+        </w:rPr>
+        <w:t xml:space="preserve">Artículo 223.- Contestación de la reclamación</w:t>
+      </w:r>
+    </w:p>
+    <w:p>
+      <w:pPr>
+        <w:pStyle w:val="Textonotapie"/>
+        <w:ind w:left="567" w:hanging="567"/>
+        <w:jc w:val="both"/>
+        <w:rPr>
+          <w:rFonts w:ascii="Arial Narrow" w:eastAsia="Arial Narrow" w:hAnsi="Arial Narrow" w:cs="Arial Narrow"/>
+          <w:sz w:val="16"/>
+          <w:szCs w:val="16"/>
+        </w:rPr>
+      </w:pPr>
+      <w:r>
+        <w:rPr>
+          <w:rFonts w:ascii="Arial Narrow" w:eastAsia="Arial Narrow" w:hAnsi="Arial Narrow" w:cs="Arial Narrow"/>
+          <w:sz w:val="16"/>
+          <w:szCs w:val="16"/>
+        </w:rPr>
+        <w:tab/>
+      </w:r>
+      <w:r>
+        <w:rPr>
+          <w:rFonts w:ascii="Arial Narrow" w:eastAsia="Arial Narrow" w:hAnsi="Arial Narrow" w:cs="Arial Narrow"/>
+          <w:sz w:val="16"/>
+          <w:szCs w:val="16"/>
+        </w:rPr>
+        <w:t xml:space="preserve">223.1 El reclamado deberá presentar la contestación de la reclamación dentro de los quince (15) días posteriores a la notificación de ésta; vencido este plazo, la Administración declarará en rebeldía al reclamado que no la hubiera presentado. La contestación deberá contener los requisitos de los escritos previstos en el artículo 113 de la presente Ley, así como la absolución de todos los asuntos controvertidos de hecho y de derecho, Las alegaciones y los hechos relevantes de la reclamación, salvo que hayan sido específicamente negadas en la contestación, se tendrán por aceptadas o merituadas como ciertas.</w:t>
+      </w:r>
+    </w:p>
+    <w:p>
+      <w:pPr>
+        <w:pStyle w:val="Textonotapie"/>
+        <w:ind w:left="567" w:hanging="567"/>
+        <w:jc w:val="both"/>
+        <w:rPr>
+          <w:rFonts w:ascii="Arial Narrow" w:eastAsia="Arial Narrow" w:hAnsi="Arial Narrow" w:cs="Arial Narrow"/>
+          <w:sz w:val="16"/>
+          <w:szCs w:val="16"/>
+        </w:rPr>
+      </w:pPr>
+    </w:p>
+  </w:footnote>
+  <w:footnote w:id="11">
+    <w:p>
+      <w:pPr>
+        <w:tabs>
+          <w:tab w:val="left" w:pos="567"/>
+        </w:tabs>
+        <w:spacing w:after="0" w:line="240" w:lineRule="auto"/>
+        <w:ind w:left="567" w:hanging="567"/>
+        <w:jc w:val="both"/>
+        <w:rPr>
+          <w:rFonts w:ascii="Arial Narrow" w:eastAsia="Arial Narrow" w:hAnsi="Arial Narrow" w:cs="Arial Narrow"/>
+          <w:sz w:val="16"/>
+          <w:szCs w:val="16"/>
+        </w:rPr>
+      </w:pPr>
+      <w:r>
+        <w:rPr>
+          <w:rStyle w:val="Refdenotaalpie"/>
+          <w:rFonts w:ascii="Arial Narrow" w:eastAsia="Arial Narrow" w:hAnsi="Arial Narrow" w:cs="Arial Narrow"/>
+          <w:sz w:val="16"/>
+          <w:szCs w:val="16"/>
+          <w:vertAlign w:val="superscript"/>
+        </w:rPr>
+        <w:footnoteRef/>
+      </w:r>
+      <w:r>
+        <w:rPr>
+          <w:rFonts w:ascii="Arial Narrow" w:eastAsia="Arial Narrow" w:hAnsi="Arial Narrow" w:cs="Arial Narrow"/>
+          <w:sz w:val="16"/>
+          <w:szCs w:val="16"/>
+          <w:vertAlign w:val="superscript"/>
+        </w:rPr>
+        <w:tab/>
+        <w:t xml:space="preserve"/>
+      </w:r>
+      <w:r>
+        <w:rPr>
+          <w:rFonts w:ascii="Arial Narrow" w:eastAsia="Arial Narrow" w:hAnsi="Arial Narrow" w:cs="Arial Narrow"/>
+          <w:sz w:val="16"/>
+          <w:szCs w:val="16"/>
+        </w:rPr>
+        <w:t xml:space="preserve"> </w:t>
+      </w:r>
+      <w:r>
+        <w:rPr>
+          <w:rFonts w:ascii="Arial Narrow" w:eastAsia="Arial Narrow" w:hAnsi="Arial Narrow" w:cs="Arial Narrow"/>
+          <w:sz w:val="16"/>
+          <w:szCs w:val="16"/>
+        </w:rPr>
+        <w:tab/>
+      </w:r>
+      <w:r>
+        <w:rPr>
+          <w:rFonts w:ascii="Arial Narrow" w:eastAsia="Arial Narrow" w:hAnsi="Arial Narrow" w:cs="Arial Narrow"/>
+          <w:b/>
+          <w:sz w:val="16"/>
+          <w:szCs w:val="16"/>
+        </w:rPr>
+        <w:t>LEY 29571, CÓDIGO DE PROTECCIÓN Y DEFENSA DEL CONSUMIDOR</w:t>
+      </w:r>
+      <w:r>
+        <w:rPr>
+          <w:rFonts w:ascii="Arial Narrow" w:eastAsia="Arial Narrow" w:hAnsi="Arial Narrow" w:cs="Arial Narrow"/>
+          <w:b/>
+          <w:bCs/>
+          <w:sz w:val="16"/>
+          <w:szCs w:val="16"/>
+        </w:rPr>
+        <w:t xml:space="preserve">, </w:t>
+      </w:r>
+      <w:r>
+        <w:rPr>
+          <w:rFonts w:ascii="Arial Narrow" w:eastAsia="Arial Narrow" w:hAnsi="Arial Narrow" w:cs="Arial Narrow"/>
+          <w:b/>
+          <w:sz w:val="16"/>
+          <w:szCs w:val="16"/>
+        </w:rPr>
+        <w:t>publicado el 2 de setiembre de 2010 y modificado por Decreto Legislativo 1308</w:t>
+      </w:r>
+    </w:p>
+    <w:p>
+      <w:pPr>
+        <w:spacing w:after="0" w:line="240" w:lineRule="auto"/>
+        <w:ind w:left="567" w:hanging="567"/>
+        <w:jc w:val="both"/>
+        <w:rPr>
+          <w:rFonts w:ascii="Arial Narrow" w:eastAsia="Arial Narrow" w:hAnsi="Arial Narrow" w:cs="Arial Narrow"/>
+          <w:b/>
+          <w:sz w:val="16"/>
+          <w:szCs w:val="16"/>
+        </w:rPr>
+      </w:pPr>
+      <w:r>
+        <w:rPr>
+          <w:rFonts w:ascii="Arial Narrow" w:eastAsia="Arial Narrow" w:hAnsi="Arial Narrow" w:cs="Arial Narrow"/>
+          <w:b/>
+          <w:sz w:val="16"/>
+          <w:szCs w:val="16"/>
+        </w:rPr>
+        <w:tab/>
+        <w:t>Artículo 110.- Sanciones administrativas</w:t>
+      </w:r>
+    </w:p>
+    <w:p>
+      <w:pPr>
+        <w:spacing w:after="0" w:line="240" w:lineRule="auto"/>
+        <w:ind w:left="567"/>
+        <w:jc w:val="both"/>
+        <w:rPr>
+          <w:rFonts w:ascii="Arial Narrow" w:eastAsia="Arial Narrow" w:hAnsi="Arial Narrow" w:cs="Arial Narrow"/>
+          <w:sz w:val="16"/>
+          <w:szCs w:val="16"/>
+        </w:rPr>
+      </w:pPr>
+      <w:r>
+        <w:rPr>
+          <w:rFonts w:ascii="Arial Narrow" w:eastAsia="Arial Narrow" w:hAnsi="Arial Narrow" w:cs="Arial Narrow"/>
+          <w:sz w:val="16"/>
+          <w:szCs w:val="16"/>
+        </w:rPr>
+        <w:t>El órgano resolutivo puede sancionar las infracciones administrativas a que se refiere el artículo 108 con amonestación y multas de hasta cuatrocientos cincuenta (450) Unidades Impositivas Tributarias (UIT), las cuales son calificadas de la siguiente manera:</w:t>
+      </w:r>
+    </w:p>
+    <w:p>
+      <w:pPr>
+        <w:numPr>
+          <w:ilvl w:val="0"/>
+          <w:numId w:val="2"/>
+        </w:numPr>
+        <w:spacing w:after="0" w:line="240" w:lineRule="auto"/>
+        <w:ind w:left="426" w:firstLine="141"/>
+        <w:jc w:val="both"/>
+        <w:rPr>
+          <w:rFonts w:ascii="Arial Narrow" w:eastAsia="Arial Narrow" w:hAnsi="Arial Narrow" w:cs="Arial Narrow"/>
+          <w:sz w:val="16"/>
+          <w:szCs w:val="16"/>
+        </w:rPr>
+      </w:pPr>
+      <w:r>
+        <w:rPr>
+          <w:rFonts w:ascii="Arial Narrow" w:eastAsia="Arial Narrow" w:hAnsi="Arial Narrow" w:cs="Arial Narrow"/>
+          <w:sz w:val="16"/>
+          <w:szCs w:val="16"/>
+        </w:rPr>
+        <w:t>Infracciones leves, con una amonestación o con una multa de hasta cincuenta (50) UIT.</w:t>
+      </w:r>
+    </w:p>
+    <w:p>
+      <w:pPr>
+        <w:numPr>
+          <w:ilvl w:val="0"/>
+          <w:numId w:val="2"/>
+        </w:numPr>
+        <w:spacing w:after="0" w:line="240" w:lineRule="auto"/>
+        <w:ind w:left="426" w:firstLine="141"/>
+        <w:jc w:val="both"/>
+        <w:rPr>
+          <w:rFonts w:ascii="Arial Narrow" w:eastAsia="Arial Narrow" w:hAnsi="Arial Narrow" w:cs="Arial Narrow"/>
+          <w:sz w:val="16"/>
+          <w:szCs w:val="16"/>
+        </w:rPr>
+      </w:pPr>
+      <w:r>
+        <w:rPr>
+          <w:rFonts w:ascii="Arial Narrow" w:eastAsia="Arial Narrow" w:hAnsi="Arial Narrow" w:cs="Arial Narrow"/>
+          <w:sz w:val="16"/>
+          <w:szCs w:val="16"/>
+        </w:rPr>
+        <w:t>Infracciones graves, con una multa de hasta ciento cincuenta (150) UIT.</w:t>
+      </w:r>
+    </w:p>
+    <w:p>
+      <w:pPr>
+        <w:numPr>
+          <w:ilvl w:val="0"/>
+          <w:numId w:val="2"/>
+        </w:numPr>
+        <w:spacing w:after="0" w:line="240" w:lineRule="auto"/>
+        <w:ind w:left="426" w:firstLine="141"/>
+        <w:jc w:val="both"/>
+        <w:rPr>
+          <w:rFonts w:ascii="Arial Narrow" w:eastAsia="Arial Narrow" w:hAnsi="Arial Narrow" w:cs="Arial Narrow"/>
+          <w:sz w:val="16"/>
+          <w:szCs w:val="16"/>
+        </w:rPr>
+      </w:pPr>
+      <w:r>
+        <w:rPr>
+          <w:rFonts w:ascii="Arial Narrow" w:eastAsia="Arial Narrow" w:hAnsi="Arial Narrow" w:cs="Arial Narrow"/>
+          <w:sz w:val="16"/>
+          <w:szCs w:val="16"/>
+        </w:rPr>
+        <w:t>Infracciones muy graves, con una multa de hasta cuatrocientos cincuenta (450) UIT.</w:t>
+      </w:r>
+    </w:p>
+    <w:p>
+      <w:pPr>
+        <w:spacing w:after="0" w:line="240" w:lineRule="auto"/>
+        <w:ind w:left="567"/>
+        <w:jc w:val="both"/>
+        <w:rPr>
+          <w:rFonts w:ascii="Arial Narrow" w:eastAsia="Arial Narrow" w:hAnsi="Arial Narrow" w:cs="Arial Narrow"/>
+          <w:sz w:val="16"/>
+          <w:szCs w:val="16"/>
+        </w:rPr>
+      </w:pPr>
+      <w:r>
+        <w:rPr>
+          <w:rFonts w:ascii="Arial Narrow" w:eastAsia="Arial Narrow" w:hAnsi="Arial Narrow" w:cs="Arial Narrow"/>
+          <w:sz w:val="16"/>
+          <w:szCs w:val="16"/>
+        </w:rPr>
+        <w:t>(…).</w:t>
+      </w:r>
+    </w:p>
+    <w:p>
+      <w:pPr>
+        <w:spacing w:after="0" w:line="240" w:lineRule="auto"/>
+        <w:ind w:left="567" w:hanging="567"/>
+        <w:jc w:val="both"/>
+        <w:rPr>
+          <w:rFonts w:ascii="Arial Narrow" w:eastAsia="Arial Narrow" w:hAnsi="Arial Narrow" w:cs="Arial Narrow"/>
+          <w:sz w:val="16"/>
+          <w:szCs w:val="16"/>
+        </w:rPr>
+      </w:pPr>
+    </w:p>
+  </w:footnote>
+  <w:footnote w:id="12">
     <w:p>
       <w:pPr>
         <w:pStyle w:val="Textonotapie"/>
@@ -8028,39 +8835,56 @@
         <w:jc w:val="both"/>
         <w:rPr>
           <w:rFonts w:ascii="Arial Narrow" w:eastAsia="Arial Narrow" w:hAnsi="Arial Narrow" w:cs="Arial Narrow"/>
-          <w:sz w:val="16"/>
-          <w:szCs w:val="16"/>
-        </w:rPr>
-      </w:pPr>
-      <w:r>
-        <w:rPr>
-          <w:rFonts w:ascii="Arial Narrow" w:eastAsia="Arial Narrow" w:hAnsi="Arial Narrow" w:cs="Arial Narrow"/>
-          <w:sz w:val="16"/>
-          <w:szCs w:val="16"/>
-        </w:rPr>
-        <w:t xml:space="preserve">. </w:t>
-      </w:r>
-    </w:p>
-    <w:p>
-      <w:pPr>
-        <w:pStyle w:val="Textonotapie"/>
+          <w:b/>
+          <w:bCs/>
+          <w:sz w:val="16"/>
+          <w:szCs w:val="16"/>
+        </w:rPr>
+      </w:pPr>
+      <w:r>
+        <w:rPr>
+          <w:rStyle w:val="Refdenotaalpie"/>
+          <w:rFonts w:ascii="Arial Narrow" w:eastAsia="Arial Narrow" w:hAnsi="Arial Narrow" w:cs="Arial Narrow"/>
+          <w:sz w:val="16"/>
+          <w:szCs w:val="16"/>
+          <w:vertAlign w:val="superscript"/>
+        </w:rPr>
+        <w:footnoteRef/>
+      </w:r>
+      <w:r>
+        <w:rPr>
+          <w:rFonts w:ascii="Arial Narrow" w:eastAsia="Arial Narrow" w:hAnsi="Arial Narrow" w:cs="Arial Narrow"/>
+          <w:sz w:val="16"/>
+          <w:szCs w:val="16"/>
+        </w:rPr>
+        <w:tab/>
+        <w:t xml:space="preserve"/>
+      </w:r>
+      <w:r>
+        <w:rPr>
+          <w:rFonts w:ascii="Arial Narrow" w:eastAsia="Arial Narrow" w:hAnsi="Arial Narrow" w:cs="Arial Narrow"/>
+          <w:sz w:val="16"/>
+          <w:szCs w:val="16"/>
+        </w:rPr>
+        <w:tab/>
+      </w:r>
+      <w:r>
+        <w:rPr>
+          <w:rFonts w:ascii="Arial Narrow" w:eastAsia="Arial Narrow" w:hAnsi="Arial Narrow" w:cs="Arial Narrow"/>
+          <w:b/>
+          <w:bCs/>
+          <w:sz w:val="16"/>
+          <w:szCs w:val="16"/>
+        </w:rPr>
+        <w:t xml:space="preserve">LEY 29571, CÓDIGO DE PROTECCIÓN Y DEFENSA DEL CONSUMIDOR, publicado el 2 de setiembre de 2010 y modificado por Decreto Legislativo 1308 </w:t>
+      </w:r>
+    </w:p>
+    <w:p>
+      <w:pPr>
         <w:tabs>
           <w:tab w:val="left" w:pos="567"/>
         </w:tabs>
-        <w:ind w:left="567" w:right="-1" w:hanging="567"/>
-        <w:jc w:val="both"/>
-        <w:rPr>
-          <w:rFonts w:ascii="Arial Narrow" w:eastAsia="Arial Narrow" w:hAnsi="Arial Narrow" w:cs="Arial Narrow"/>
-          <w:sz w:val="16"/>
-          <w:szCs w:val="16"/>
-        </w:rPr>
-      </w:pPr>
-    </w:p>
-  </w:footnote>
-  <w:footnote w:id="7">
-    <w:p>
-      <w:pPr>
-        <w:pStyle w:val="Textonotapie"/>
+        <w:spacing w:after="0" w:line="240" w:lineRule="auto"/>
         <w:ind w:left="567" w:hanging="567"/>
         <w:jc w:val="both"/>
         <w:rPr>
@@ -8071,733 +8895,12 @@
       </w:pPr>
       <w:r>
         <w:rPr>
-          <w:rStyle w:val="Refdenotaalpie"/>
-          <w:rFonts w:ascii="Arial Narrow" w:eastAsia="Arial Narrow" w:hAnsi="Arial Narrow" w:cs="Arial Narrow"/>
-          <w:sz w:val="16"/>
-          <w:szCs w:val="16"/>
-          <w:vertAlign w:val="superscript"/>
-        </w:rPr>
-        <w:footnoteRef/>
-      </w:r>
-      <w:r>
-        <w:rPr>
-          <w:rFonts w:ascii="Arial Narrow" w:eastAsia="Arial Narrow" w:hAnsi="Arial Narrow" w:cs="Arial Narrow"/>
-          <w:sz w:val="16"/>
-          <w:szCs w:val="16"/>
-        </w:rPr>
-        <w:t xml:space="preserve"> </w:t>
-      </w:r>
-      <w:r>
-        <w:rPr>
           <w:rFonts w:ascii="Arial Narrow" w:eastAsia="Arial Narrow" w:hAnsi="Arial Narrow" w:cs="Arial Narrow"/>
           <w:sz w:val="16"/>
           <w:szCs w:val="16"/>
         </w:rPr>
         <w:tab/>
-        <w:t xml:space="preserve">El número de trabajadores se atenderá siempre que la empresa haya sido constituida antes de la vigencia de la Ley </w:t>
-      </w:r>
-      <w:proofErr w:type="spellStart"/>
-      <w:r>
-        <w:rPr>
-          <w:rFonts w:ascii="Arial Narrow" w:eastAsia="Arial Narrow" w:hAnsi="Arial Narrow" w:cs="Arial Narrow"/>
-          <w:sz w:val="16"/>
-          <w:szCs w:val="16"/>
-        </w:rPr>
-        <w:t/>
-      </w:r>
-      <w:proofErr w:type="spellEnd"/>
-      <w:r>
-        <w:rPr>
-          <w:rFonts w:ascii="Arial Narrow" w:eastAsia="Arial Narrow" w:hAnsi="Arial Narrow" w:cs="Arial Narrow"/>
-          <w:sz w:val="16"/>
-          <w:szCs w:val="16"/>
-        </w:rPr>
-        <w:t xml:space="preserve"> 30056, publicada el 2 de julio de 2013, que modificó el artículo 5 del Texto Único Ordenado de la Ley de Promoción de la Competitividad, Formalización y Desarrollo de la Micro y Pequeña Empresa y de Acceso al Empleo Decente (LEY MYPE). Ello, en la medida que la Tercera Disposición Complementaria Transitoria de la norma modificatoria precisa que las empresas constituidas antes de la </w:t>
-      </w:r>
-      <w:proofErr w:type="gramStart"/>
-      <w:r>
-        <w:rPr>
-          <w:rFonts w:ascii="Arial Narrow" w:eastAsia="Arial Narrow" w:hAnsi="Arial Narrow" w:cs="Arial Narrow"/>
-          <w:sz w:val="16"/>
-          <w:szCs w:val="16"/>
-        </w:rPr>
-        <w:t>entrada en vigencia</w:t>
-      </w:r>
-      <w:proofErr w:type="gramEnd"/>
-      <w:r>
-        <w:rPr>
-          <w:rFonts w:ascii="Arial Narrow" w:eastAsia="Arial Narrow" w:hAnsi="Arial Narrow" w:cs="Arial Narrow"/>
-          <w:sz w:val="16"/>
-          <w:szCs w:val="16"/>
-        </w:rPr>
-        <w:t xml:space="preserve"> de dicha Ley se rigen por los requisitos de acogimiento al régimen de las micro y pequeñas empresas regulados en el Decreto Legislativo 1086.</w:t>
-      </w:r>
-    </w:p>
-    <w:p>
-      <w:pPr>
-        <w:pStyle w:val="Textonotapie"/>
-        <w:ind w:left="567" w:hanging="567"/>
-        <w:jc w:val="both"/>
-        <w:rPr>
-          <w:rFonts w:ascii="Arial Narrow" w:eastAsia="Arial Narrow" w:hAnsi="Arial Narrow" w:cs="Arial Narrow"/>
-          <w:sz w:val="16"/>
-          <w:szCs w:val="16"/>
-        </w:rPr>
-      </w:pPr>
-    </w:p>
-  </w:footnote>
-  <w:footnote w:id="8">
-    <w:p>
-      <w:pPr>
-        <w:pStyle w:val="Textonotapie"/>
-        <w:ind w:left="567" w:hanging="567"/>
-        <w:jc w:val="both"/>
-        <w:rPr>
-          <w:rFonts w:ascii="Arial Narrow" w:eastAsia="Arial Narrow" w:hAnsi="Arial Narrow" w:cs="Arial Narrow"/>
-          <w:sz w:val="16"/>
-          <w:szCs w:val="16"/>
-        </w:rPr>
-      </w:pPr>
-      <w:r>
-        <w:rPr>
-          <w:rStyle w:val="Refdenotaalpie"/>
-          <w:rFonts w:ascii="Arial Narrow" w:eastAsia="Arial Narrow" w:hAnsi="Arial Narrow" w:cs="Arial Narrow"/>
-          <w:sz w:val="16"/>
-          <w:szCs w:val="16"/>
-          <w:vertAlign w:val="superscript"/>
-        </w:rPr>
-        <w:footnoteRef/>
-      </w:r>
-      <w:r>
-        <w:rPr>
-          <w:rFonts w:ascii="Arial Narrow" w:eastAsia="Arial Narrow" w:hAnsi="Arial Narrow" w:cs="Arial Narrow"/>
-          <w:sz w:val="16"/>
-          <w:szCs w:val="16"/>
-        </w:rPr>
-        <w:t xml:space="preserve"> </w:t>
-      </w:r>
-      <w:r>
-        <w:rPr>
-          <w:rFonts w:ascii="Arial Narrow" w:eastAsia="Arial Narrow" w:hAnsi="Arial Narrow" w:cs="Arial Narrow"/>
-          <w:sz w:val="16"/>
-          <w:szCs w:val="16"/>
-        </w:rPr>
-        <w:tab/>
-      </w:r>
-      <w:r>
-        <w:rPr>
-          <w:rFonts w:ascii="Arial Narrow" w:eastAsia="Arial Narrow" w:hAnsi="Arial Narrow" w:cs="Arial Narrow"/>
-          <w:b/>
-          <w:sz w:val="16"/>
-          <w:szCs w:val="16"/>
-        </w:rPr>
-        <w:t>LEY 29571, CÓDIGO DE PROTECCIÓN Y DEFENSA DEL CONSUMIDOR</w:t>
-      </w:r>
-      <w:r>
-        <w:rPr>
-          <w:rFonts w:ascii="Arial Narrow" w:eastAsia="Arial Narrow" w:hAnsi="Arial Narrow" w:cs="Arial Narrow"/>
-          <w:b/>
-          <w:bCs/>
-          <w:sz w:val="16"/>
-          <w:szCs w:val="16"/>
-        </w:rPr>
-        <w:t xml:space="preserve">, </w:t>
-      </w:r>
-      <w:r>
-        <w:rPr>
-          <w:rFonts w:ascii="Arial Narrow" w:eastAsia="Arial Narrow" w:hAnsi="Arial Narrow" w:cs="Arial Narrow"/>
-          <w:b/>
-          <w:sz w:val="16"/>
-          <w:szCs w:val="16"/>
-        </w:rPr>
-        <w:t>publicado el 2 de setiembre de 2010 y modificado por Decreto Legislativo 1308</w:t>
-      </w:r>
-    </w:p>
-    <w:p>
-      <w:pPr>
-        <w:pStyle w:val="Textonotapie"/>
-        <w:ind w:left="567" w:hanging="567"/>
-        <w:jc w:val="both"/>
-        <w:rPr>
-          <w:rFonts w:ascii="Arial Narrow" w:eastAsia="Arial Narrow" w:hAnsi="Arial Narrow" w:cs="Arial Narrow"/>
-          <w:b/>
-          <w:bCs/>
-          <w:sz w:val="16"/>
-          <w:szCs w:val="16"/>
-        </w:rPr>
-      </w:pPr>
-      <w:r>
-        <w:rPr>
-          <w:rFonts w:ascii="Arial Narrow" w:eastAsia="Arial Narrow" w:hAnsi="Arial Narrow" w:cs="Arial Narrow"/>
-          <w:sz w:val="16"/>
-          <w:szCs w:val="16"/>
-        </w:rPr>
-        <w:tab/>
-      </w:r>
-      <w:r>
-        <w:rPr>
-          <w:rFonts w:ascii="Arial Narrow" w:eastAsia="Arial Narrow" w:hAnsi="Arial Narrow" w:cs="Arial Narrow"/>
-          <w:b/>
-          <w:bCs/>
-          <w:sz w:val="16"/>
-          <w:szCs w:val="16"/>
-        </w:rPr>
-        <w:t>Artículo 110.- Sanciones Administrativas</w:t>
-      </w:r>
-    </w:p>
-    <w:p>
-      <w:pPr>
-        <w:autoSpaceDE w:val="0"/>
-        <w:autoSpaceDN w:val="0"/>
-        <w:adjustRightInd w:val="0"/>
-        <w:spacing w:after="0" w:line="240" w:lineRule="auto"/>
-        <w:ind w:left="567"/>
-        <w:jc w:val="both"/>
-        <w:rPr>
-          <w:rFonts w:ascii="Arial Narrow" w:eastAsia="Arial Narrow" w:hAnsi="Arial Narrow" w:cs="Arial Narrow"/>
-          <w:sz w:val="16"/>
-          <w:szCs w:val="16"/>
-          <w:lang w:eastAsia="es-PE"/>
-        </w:rPr>
-      </w:pPr>
-      <w:r>
-        <w:rPr>
-          <w:rFonts w:ascii="Arial Narrow" w:eastAsia="Arial Narrow" w:hAnsi="Arial Narrow" w:cs="Arial Narrow"/>
-          <w:sz w:val="16"/>
-          <w:szCs w:val="16"/>
-          <w:lang w:eastAsia="es-PE"/>
-        </w:rPr>
-        <w:t>(…)</w:t>
-      </w:r>
-    </w:p>
-    <w:p>
-      <w:pPr>
-        <w:autoSpaceDE w:val="0"/>
-        <w:autoSpaceDN w:val="0"/>
-        <w:adjustRightInd w:val="0"/>
-        <w:spacing w:after="0" w:line="240" w:lineRule="auto"/>
-        <w:ind w:left="567"/>
-        <w:jc w:val="both"/>
-        <w:rPr>
-          <w:rFonts w:ascii="Arial Narrow" w:eastAsia="Arial Narrow" w:hAnsi="Arial Narrow" w:cs="Arial Narrow"/>
-          <w:sz w:val="16"/>
-          <w:szCs w:val="16"/>
-          <w:lang w:eastAsia="es-PE"/>
-        </w:rPr>
-      </w:pPr>
-      <w:r>
-        <w:rPr>
-          <w:rFonts w:ascii="Arial Narrow" w:eastAsia="Arial Narrow" w:hAnsi="Arial Narrow" w:cs="Arial Narrow"/>
-          <w:sz w:val="16"/>
-          <w:szCs w:val="16"/>
-          <w:lang w:eastAsia="es-PE"/>
-        </w:rPr>
-        <w:t>En el caso de las microempresas, la multa no puede superar el diez por ciento (10%) de las ventas o ingresos brutos percibidos por el infractor, relativos a todas sus actividades económicas, correspondientes al ejercicio inmediato anterior al de la expedición de la resolución de primera instancia, siempre que se haya acreditado dichos ingresos, no se encuentre en una situación de reincidencia y el caso no verse sobre la vida, salud o integridad de los consumidores. Para el caso de las pequeñas empresas, la multa no puede superar el veinte por ciento (20%) de las ventas o ingresos brutos percibidos por el infractor, conforme a los requisitos señalados anteriormente.</w:t>
-      </w:r>
-    </w:p>
-    <w:p>
-      <w:pPr>
-        <w:autoSpaceDE w:val="0"/>
-        <w:autoSpaceDN w:val="0"/>
-        <w:adjustRightInd w:val="0"/>
-        <w:spacing w:after="0" w:line="240" w:lineRule="auto"/>
-        <w:ind w:left="567"/>
-        <w:jc w:val="both"/>
-        <w:rPr>
-          <w:rFonts w:ascii="Arial Narrow" w:eastAsia="Arial Narrow" w:hAnsi="Arial Narrow" w:cs="Arial Narrow"/>
-          <w:sz w:val="16"/>
-          <w:szCs w:val="16"/>
-          <w:lang w:eastAsia="es-PE"/>
-        </w:rPr>
-      </w:pPr>
-      <w:r>
-        <w:rPr>
-          <w:rFonts w:ascii="Arial Narrow" w:eastAsia="Arial Narrow" w:hAnsi="Arial Narrow" w:cs="Arial Narrow"/>
-          <w:sz w:val="16"/>
-          <w:szCs w:val="16"/>
-          <w:lang w:eastAsia="es-PE"/>
-        </w:rPr>
-        <w:t>(…).</w:t>
-      </w:r>
-    </w:p>
-    <w:p>
-      <w:pPr>
-        <w:pStyle w:val="Textonotapie"/>
-        <w:ind w:left="567" w:hanging="567"/>
-        <w:jc w:val="both"/>
-        <w:rPr>
-          <w:rFonts w:ascii="Arial Narrow" w:eastAsia="Arial Narrow" w:hAnsi="Arial Narrow" w:cs="Arial Narrow"/>
-          <w:sz w:val="16"/>
-          <w:szCs w:val="16"/>
-        </w:rPr>
-      </w:pPr>
-    </w:p>
-  </w:footnote>
-  <w:footnote w:id="14">
-    <w:p>
-      <w:pPr>
-        <w:pStyle w:val="Textonotapie"/>
-        <w:ind w:left="567" w:hanging="567"/>
-        <w:jc w:val="both"/>
-        <w:rPr>
-          <w:rFonts w:ascii="Arial Narrow" w:eastAsia="Arial Narrow" w:hAnsi="Arial Narrow" w:cs="Arial Narrow"/>
-          <w:sz w:val="16"/>
-          <w:szCs w:val="16"/>
-        </w:rPr>
-      </w:pPr>
-      <w:r>
-        <w:rPr>
-          <w:rStyle w:val="Refdenotaalpie"/>
-          <w:rFonts w:ascii="Arial Narrow" w:eastAsia="Arial Narrow" w:hAnsi="Arial Narrow" w:cs="Arial Narrow"/>
-          <w:sz w:val="16"/>
-          <w:szCs w:val="16"/>
-          <w:vertAlign w:val="superscript"/>
-        </w:rPr>
-        <w:footnoteRef/>
-      </w:r>
-      <w:r>
-        <w:rPr>
-          <w:rFonts w:ascii="Arial Narrow" w:eastAsia="Arial Narrow" w:hAnsi="Arial Narrow" w:cs="Arial Narrow"/>
-          <w:sz w:val="16"/>
-          <w:szCs w:val="16"/>
-        </w:rPr>
-        <w:tab/>
-      </w:r>
-      <w:r>
-        <w:rPr>
-          <w:rFonts w:ascii="Arial Narrow" w:eastAsia="Arial Narrow" w:hAnsi="Arial Narrow" w:cs="Arial Narrow"/>
-          <w:b/>
-          <w:bCs/>
-          <w:sz w:val="16"/>
-          <w:szCs w:val="16"/>
-        </w:rPr>
-        <w:t xml:space="preserve">DECRETO LEGISLATIVO 807, LEY SOBRE FACULTADES, NORMAS Y ORGANIZACIÓN DEL INDECOPI, publicado el 18 de abril de 1996</w:t>
-      </w:r>
-    </w:p>
-    <w:p>
-      <w:pPr>
-        <w:pStyle w:val="Textonotapie"/>
-        <w:ind w:left="567" w:hanging="567"/>
-        <w:jc w:val="both"/>
-        <w:rPr>
-          <w:rFonts w:ascii="Arial Narrow" w:eastAsia="Arial Narrow" w:hAnsi="Arial Narrow" w:cs="Arial Narrow"/>
-          <w:sz w:val="16"/>
-          <w:szCs w:val="16"/>
-        </w:rPr>
-      </w:pPr>
-      <w:r>
-        <w:rPr>
-          <w:rFonts w:ascii="Arial Narrow" w:eastAsia="Arial Narrow" w:hAnsi="Arial Narrow" w:cs="Arial Narrow"/>
-          <w:sz w:val="16"/>
-          <w:szCs w:val="16"/>
-        </w:rPr>
-        <w:tab/>
-      </w:r>
-      <w:r>
-        <w:rPr>
-          <w:rFonts w:ascii="Arial Narrow" w:eastAsia="Arial Narrow" w:hAnsi="Arial Narrow" w:cs="Arial Narrow"/>
-          <w:b/>
-          <w:bCs/>
-          <w:sz w:val="16"/>
-          <w:szCs w:val="16"/>
-        </w:rPr>
-        <w:t xml:space="preserve">Artículo 26.-</w:t>
-      </w:r>
-      <w:r>
-        <w:rPr>
-          <w:rFonts w:ascii="Arial Narrow" w:eastAsia="Arial Narrow" w:hAnsi="Arial Narrow" w:cs="Arial Narrow"/>
-          <w:sz w:val="16"/>
-          <w:szCs w:val="16"/>
-        </w:rPr>
-        <w:t xml:space="preserve"> Una vez admitida a trámite la denuncia, se correrá traslado de la misma al denunciado, a fin de que éste presente su descargo. El plazo para la presentación del descargo será de cinco (5) días contados desde la notificación, vencido el cual, el Secretario Técnico declarará en rebeldía al denunciado que no lo hubiera presentado.</w:t>
-      </w:r>
-    </w:p>
-    <w:p>
-      <w:pPr>
-        <w:pStyle w:val="Textonotapie"/>
-        <w:ind w:left="567" w:hanging="567"/>
-        <w:jc w:val="both"/>
-        <w:rPr>
-          <w:rFonts w:ascii="Arial Narrow" w:eastAsia="Arial Narrow" w:hAnsi="Arial Narrow" w:cs="Arial Narrow"/>
-          <w:sz w:val="16"/>
-          <w:szCs w:val="16"/>
-        </w:rPr>
-      </w:pPr>
-    </w:p>
-  </w:footnote>
-  <w:footnote w:id="15">
-    <w:p>
-      <w:pPr>
-        <w:pStyle w:val="Textonotapie"/>
-        <w:ind w:left="567" w:hanging="567"/>
-        <w:jc w:val="both"/>
-        <w:rPr>
-          <w:rFonts w:ascii="Arial Narrow" w:eastAsia="Arial Narrow" w:hAnsi="Arial Narrow" w:cs="Arial Narrow"/>
-          <w:sz w:val="16"/>
-          <w:szCs w:val="16"/>
-        </w:rPr>
-      </w:pPr>
-      <w:r>
-        <w:rPr>
-          <w:rStyle w:val="Refdenotaalpie"/>
-          <w:rFonts w:ascii="Arial Narrow" w:eastAsia="Arial Narrow" w:hAnsi="Arial Narrow" w:cs="Arial Narrow"/>
-          <w:sz w:val="16"/>
-          <w:szCs w:val="16"/>
-          <w:vertAlign w:val="superscript"/>
-        </w:rPr>
-        <w:footnoteRef/>
-      </w:r>
-      <w:r>
-        <w:rPr>
-          <w:rFonts w:ascii="Arial Narrow" w:eastAsia="Arial Narrow" w:hAnsi="Arial Narrow" w:cs="Arial Narrow"/>
-          <w:sz w:val="16"/>
-          <w:szCs w:val="16"/>
-        </w:rPr>
-        <w:tab/>
-      </w:r>
-      <w:r>
-        <w:rPr>
-          <w:rFonts w:ascii="Arial Narrow" w:eastAsia="Arial Narrow" w:hAnsi="Arial Narrow" w:cs="Arial Narrow"/>
-          <w:b/>
-          <w:bCs/>
-          <w:sz w:val="16"/>
-          <w:szCs w:val="16"/>
-        </w:rPr>
-        <w:t xml:space="preserve">DECRETO SUPREMO 006-2026-JUS, TEXTO ÚNICO ORDENADO DE LA LEY 27444, LEY DEL PROCEDIMIENTO ADMINISTRATIVO GENERAL, publicado el 30 de abril de 2026</w:t>
-      </w:r>
-    </w:p>
-    <w:p>
-      <w:pPr>
-        <w:pStyle w:val="Textonotapie"/>
-        <w:ind w:left="567" w:hanging="567"/>
-        <w:jc w:val="both"/>
-        <w:rPr>
-          <w:rFonts w:ascii="Arial Narrow" w:eastAsia="Arial Narrow" w:hAnsi="Arial Narrow" w:cs="Arial Narrow"/>
-          <w:sz w:val="16"/>
-          <w:szCs w:val="16"/>
-        </w:rPr>
-      </w:pPr>
-      <w:r>
-        <w:rPr>
-          <w:rFonts w:ascii="Arial Narrow" w:eastAsia="Arial Narrow" w:hAnsi="Arial Narrow" w:cs="Arial Narrow"/>
-          <w:sz w:val="16"/>
-          <w:szCs w:val="16"/>
-        </w:rPr>
-        <w:tab/>
-      </w:r>
-      <w:r>
-        <w:rPr>
-          <w:rFonts w:ascii="Arial Narrow" w:eastAsia="Arial Narrow" w:hAnsi="Arial Narrow" w:cs="Arial Narrow"/>
-          <w:b/>
-          <w:bCs/>
-          <w:sz w:val="16"/>
-          <w:szCs w:val="16"/>
-        </w:rPr>
-        <w:t xml:space="preserve">Artículo 223.- Contestación de la reclamación</w:t>
-      </w:r>
-    </w:p>
-    <w:p>
-      <w:pPr>
-        <w:pStyle w:val="Textonotapie"/>
-        <w:ind w:left="567" w:hanging="567"/>
-        <w:jc w:val="both"/>
-        <w:rPr>
-          <w:rFonts w:ascii="Arial Narrow" w:eastAsia="Arial Narrow" w:hAnsi="Arial Narrow" w:cs="Arial Narrow"/>
-          <w:sz w:val="16"/>
-          <w:szCs w:val="16"/>
-        </w:rPr>
-      </w:pPr>
-      <w:r>
-        <w:rPr>
-          <w:rFonts w:ascii="Arial Narrow" w:eastAsia="Arial Narrow" w:hAnsi="Arial Narrow" w:cs="Arial Narrow"/>
-          <w:sz w:val="16"/>
-          <w:szCs w:val="16"/>
-        </w:rPr>
-        <w:tab/>
-      </w:r>
-      <w:r>
-        <w:rPr>
-          <w:rFonts w:ascii="Arial Narrow" w:eastAsia="Arial Narrow" w:hAnsi="Arial Narrow" w:cs="Arial Narrow"/>
-          <w:sz w:val="16"/>
-          <w:szCs w:val="16"/>
-        </w:rPr>
-        <w:t xml:space="preserve">223.1 El reclamado deberá presentar la contestación de la reclamación dentro de los quince (15) días posteriores a la notificación de ésta; vencido este plazo, la Administración declarará en rebeldía al reclamado que no la hubiera presentado. La contestación deberá contener los requisitos de los escritos previstos en el artículo 113 de la presente Ley, así como la absolución de todos los asuntos controvertidos de hecho y de derecho, Las alegaciones y los hechos relevantes de la reclamación, salvo que hayan sido específicamente negadas en la contestación, se tendrán por aceptadas o merituadas como ciertas.</w:t>
-      </w:r>
-    </w:p>
-    <w:p>
-      <w:pPr>
-        <w:pStyle w:val="Textonotapie"/>
-        <w:ind w:left="567" w:hanging="567"/>
-        <w:jc w:val="both"/>
-        <w:rPr>
-          <w:rFonts w:ascii="Arial Narrow" w:eastAsia="Arial Narrow" w:hAnsi="Arial Narrow" w:cs="Arial Narrow"/>
-          <w:sz w:val="16"/>
-          <w:szCs w:val="16"/>
-        </w:rPr>
-      </w:pPr>
-    </w:p>
-  </w:footnote>
-  <w:footnote w:id="9">
-    <w:p>
-      <w:pPr>
-        <w:spacing w:after="0" w:line="240" w:lineRule="auto"/>
-        <w:ind w:left="567" w:hanging="567"/>
-        <w:jc w:val="both"/>
-        <w:rPr>
-          <w:rFonts w:ascii="Arial Narrow" w:eastAsia="Arial Narrow" w:hAnsi="Arial Narrow" w:cs="Arial Narrow"/>
-          <w:sz w:val="16"/>
-          <w:szCs w:val="16"/>
-        </w:rPr>
-      </w:pPr>
-      <w:r>
-        <w:rPr>
-          <w:rStyle w:val="Refdenotaalpie"/>
-          <w:rFonts w:ascii="Arial Narrow" w:eastAsia="Arial Narrow" w:hAnsi="Arial Narrow" w:cs="Arial Narrow"/>
-          <w:sz w:val="16"/>
-          <w:szCs w:val="16"/>
-          <w:vertAlign w:val="superscript"/>
-        </w:rPr>
-        <w:footnoteRef/>
-      </w:r>
-      <w:r>
-        <w:rPr>
-          <w:rFonts w:ascii="Arial Narrow" w:eastAsia="Arial Narrow" w:hAnsi="Arial Narrow" w:cs="Arial Narrow"/>
-          <w:sz w:val="16"/>
-          <w:szCs w:val="16"/>
-          <w:vertAlign w:val="superscript"/>
-        </w:rPr>
-        <w:t xml:space="preserve"> </w:t>
-      </w:r>
-      <w:r>
-        <w:rPr>
-          <w:rFonts w:ascii="Arial Narrow" w:eastAsia="Arial Narrow" w:hAnsi="Arial Narrow" w:cs="Arial Narrow"/>
-          <w:sz w:val="16"/>
-          <w:szCs w:val="16"/>
-        </w:rPr>
-        <w:t xml:space="preserve"> </w:t>
-      </w:r>
-      <w:r>
-        <w:rPr>
-          <w:rFonts w:ascii="Arial Narrow" w:eastAsia="Arial Narrow" w:hAnsi="Arial Narrow" w:cs="Arial Narrow"/>
-          <w:sz w:val="16"/>
-          <w:szCs w:val="16"/>
-        </w:rPr>
-        <w:tab/>
-      </w:r>
-      <w:r>
-        <w:rPr>
-          <w:rFonts w:ascii="Arial Narrow" w:eastAsia="Arial Narrow" w:hAnsi="Arial Narrow" w:cs="Arial Narrow"/>
-          <w:b/>
-          <w:sz w:val="16"/>
-          <w:szCs w:val="16"/>
-        </w:rPr>
-        <w:t>LEY 29571, CÓDIGO DE PROTECCIÓN Y DEFENSA DEL CONSUMIDOR</w:t>
-      </w:r>
-      <w:r>
-        <w:rPr>
-          <w:rFonts w:ascii="Arial Narrow" w:eastAsia="Arial Narrow" w:hAnsi="Arial Narrow" w:cs="Arial Narrow"/>
-          <w:b/>
-          <w:bCs/>
-          <w:sz w:val="16"/>
-          <w:szCs w:val="16"/>
-        </w:rPr>
-        <w:t xml:space="preserve">, </w:t>
-      </w:r>
-      <w:r>
-        <w:rPr>
-          <w:rFonts w:ascii="Arial Narrow" w:eastAsia="Arial Narrow" w:hAnsi="Arial Narrow" w:cs="Arial Narrow"/>
-          <w:b/>
-          <w:sz w:val="16"/>
-          <w:szCs w:val="16"/>
-        </w:rPr>
-        <w:t>publicado el 2 de setiembre de 2010 y modificado por Decreto Legislativo 1308</w:t>
-      </w:r>
-    </w:p>
-    <w:p>
-      <w:pPr>
-        <w:spacing w:after="0" w:line="240" w:lineRule="auto"/>
-        <w:ind w:left="567" w:hanging="567"/>
-        <w:jc w:val="both"/>
-        <w:rPr>
-          <w:rFonts w:ascii="Arial Narrow" w:eastAsia="Arial Narrow" w:hAnsi="Arial Narrow" w:cs="Arial Narrow"/>
-          <w:b/>
-          <w:sz w:val="16"/>
-          <w:szCs w:val="16"/>
-        </w:rPr>
-      </w:pPr>
-      <w:r>
-        <w:rPr>
-          <w:rFonts w:ascii="Arial Narrow" w:eastAsia="Arial Narrow" w:hAnsi="Arial Narrow" w:cs="Arial Narrow"/>
-          <w:b/>
-          <w:sz w:val="16"/>
-          <w:szCs w:val="16"/>
-        </w:rPr>
-        <w:tab/>
-        <w:t>Artículo 110.- Sanciones administrativas</w:t>
-      </w:r>
-    </w:p>
-    <w:p>
-      <w:pPr>
-        <w:spacing w:after="0" w:line="240" w:lineRule="auto"/>
-        <w:ind w:left="567"/>
-        <w:jc w:val="both"/>
-        <w:rPr>
-          <w:rFonts w:ascii="Arial Narrow" w:eastAsia="Arial Narrow" w:hAnsi="Arial Narrow" w:cs="Arial Narrow"/>
-          <w:sz w:val="16"/>
-          <w:szCs w:val="16"/>
-        </w:rPr>
-      </w:pPr>
-      <w:r>
-        <w:rPr>
-          <w:rFonts w:ascii="Arial Narrow" w:eastAsia="Arial Narrow" w:hAnsi="Arial Narrow" w:cs="Arial Narrow"/>
-          <w:sz w:val="16"/>
-          <w:szCs w:val="16"/>
-        </w:rPr>
-        <w:t>El órgano resolutivo puede sancionar las infracciones administrativas a que se refiere el artículo 108 con amonestación y multas de hasta cuatrocientos cincuenta (450) Unidades Impositivas Tributarias (UIT), las cuales son calificadas de la siguiente manera:</w:t>
-      </w:r>
-    </w:p>
-    <w:p>
-      <w:pPr>
-        <w:numPr>
-          <w:ilvl w:val="0"/>
-          <w:numId w:val="2"/>
-        </w:numPr>
-        <w:spacing w:after="0" w:line="240" w:lineRule="auto"/>
-        <w:ind w:left="426" w:firstLine="141"/>
-        <w:jc w:val="both"/>
-        <w:rPr>
-          <w:rFonts w:ascii="Arial Narrow" w:eastAsia="Arial Narrow" w:hAnsi="Arial Narrow" w:cs="Arial Narrow"/>
-          <w:sz w:val="16"/>
-          <w:szCs w:val="16"/>
-        </w:rPr>
-      </w:pPr>
-      <w:r>
-        <w:rPr>
-          <w:rFonts w:ascii="Arial Narrow" w:eastAsia="Arial Narrow" w:hAnsi="Arial Narrow" w:cs="Arial Narrow"/>
-          <w:sz w:val="16"/>
-          <w:szCs w:val="16"/>
-        </w:rPr>
-        <w:t>Infracciones leves, con una amonestación o con una multa de hasta cincuenta (50) UIT.</w:t>
-      </w:r>
-    </w:p>
-    <w:p>
-      <w:pPr>
-        <w:numPr>
-          <w:ilvl w:val="0"/>
-          <w:numId w:val="2"/>
-        </w:numPr>
-        <w:spacing w:after="0" w:line="240" w:lineRule="auto"/>
-        <w:ind w:left="426" w:firstLine="141"/>
-        <w:jc w:val="both"/>
-        <w:rPr>
-          <w:rFonts w:ascii="Arial Narrow" w:eastAsia="Arial Narrow" w:hAnsi="Arial Narrow" w:cs="Arial Narrow"/>
-          <w:sz w:val="16"/>
-          <w:szCs w:val="16"/>
-        </w:rPr>
-      </w:pPr>
-      <w:r>
-        <w:rPr>
-          <w:rFonts w:ascii="Arial Narrow" w:eastAsia="Arial Narrow" w:hAnsi="Arial Narrow" w:cs="Arial Narrow"/>
-          <w:sz w:val="16"/>
-          <w:szCs w:val="16"/>
-        </w:rPr>
-        <w:t>Infracciones graves, con una multa de hasta ciento cincuenta (150) UIT.</w:t>
-      </w:r>
-    </w:p>
-    <w:p>
-      <w:pPr>
-        <w:numPr>
-          <w:ilvl w:val="0"/>
-          <w:numId w:val="2"/>
-        </w:numPr>
-        <w:spacing w:after="0" w:line="240" w:lineRule="auto"/>
-        <w:ind w:left="426" w:firstLine="141"/>
-        <w:jc w:val="both"/>
-        <w:rPr>
-          <w:rFonts w:ascii="Arial Narrow" w:eastAsia="Arial Narrow" w:hAnsi="Arial Narrow" w:cs="Arial Narrow"/>
-          <w:sz w:val="16"/>
-          <w:szCs w:val="16"/>
-        </w:rPr>
-      </w:pPr>
-      <w:r>
-        <w:rPr>
-          <w:rFonts w:ascii="Arial Narrow" w:eastAsia="Arial Narrow" w:hAnsi="Arial Narrow" w:cs="Arial Narrow"/>
-          <w:sz w:val="16"/>
-          <w:szCs w:val="16"/>
-        </w:rPr>
-        <w:t>Infracciones muy graves, con una multa de hasta cuatrocientos cincuenta (450) UIT.</w:t>
-      </w:r>
-    </w:p>
-    <w:p>
-      <w:pPr>
-        <w:spacing w:after="0" w:line="240" w:lineRule="auto"/>
-        <w:ind w:left="567"/>
-        <w:jc w:val="both"/>
-        <w:rPr>
-          <w:rFonts w:ascii="Arial Narrow" w:eastAsia="Arial Narrow" w:hAnsi="Arial Narrow" w:cs="Arial Narrow"/>
-          <w:sz w:val="16"/>
-          <w:szCs w:val="16"/>
-        </w:rPr>
-      </w:pPr>
-      <w:r>
-        <w:rPr>
-          <w:rFonts w:ascii="Arial Narrow" w:eastAsia="Arial Narrow" w:hAnsi="Arial Narrow" w:cs="Arial Narrow"/>
-          <w:sz w:val="16"/>
-          <w:szCs w:val="16"/>
-        </w:rPr>
-        <w:t>(…).</w:t>
-      </w:r>
-    </w:p>
-    <w:p>
-      <w:pPr>
-        <w:spacing w:after="0" w:line="240" w:lineRule="auto"/>
-        <w:ind w:left="567" w:hanging="567"/>
-        <w:jc w:val="both"/>
-        <w:rPr>
-          <w:rFonts w:ascii="Arial Narrow" w:eastAsia="Arial Narrow" w:hAnsi="Arial Narrow" w:cs="Arial Narrow"/>
-          <w:sz w:val="16"/>
-          <w:szCs w:val="16"/>
-        </w:rPr>
-      </w:pPr>
-    </w:p>
-  </w:footnote>
-  <w:footnote w:id="10">
-    <w:p>
-      <w:pPr>
-        <w:spacing w:after="0" w:line="240" w:lineRule="auto"/>
-        <w:ind w:left="567" w:hanging="567"/>
-        <w:jc w:val="both"/>
-        <w:rPr>
-          <w:rFonts w:ascii="Arial Narrow" w:eastAsia="Arial Narrow" w:hAnsi="Arial Narrow" w:cs="Arial Narrow"/>
-          <w:sz w:val="16"/>
-          <w:szCs w:val="16"/>
-        </w:rPr>
-      </w:pPr>
-      <w:r>
-        <w:rPr>
-          <w:rStyle w:val="Refdenotaalpie"/>
-          <w:rFonts w:ascii="Arial Narrow" w:eastAsia="Arial Narrow" w:hAnsi="Arial Narrow" w:cs="Arial Narrow"/>
-          <w:sz w:val="16"/>
-          <w:szCs w:val="16"/>
-          <w:vertAlign w:val="superscript"/>
-        </w:rPr>
-        <w:footnoteRef/>
-      </w:r>
-      <w:r>
-        <w:rPr>
-          <w:rFonts w:ascii="Arial Narrow" w:eastAsia="Arial Narrow" w:hAnsi="Arial Narrow" w:cs="Arial Narrow"/>
-          <w:sz w:val="16"/>
-          <w:szCs w:val="16"/>
-        </w:rPr>
-        <w:t xml:space="preserve"> </w:t>
-      </w:r>
-      <w:r>
-        <w:rPr>
-          <w:rFonts w:ascii="Arial Narrow" w:eastAsia="Arial Narrow" w:hAnsi="Arial Narrow" w:cs="Arial Narrow"/>
-          <w:sz w:val="16"/>
-          <w:szCs w:val="16"/>
-        </w:rPr>
-        <w:tab/>
+        <w:t xml:space="preserve"/>
       </w:r>
       <w:r>
         <w:rPr>
@@ -8870,18 +8973,6 @@
         <w:tab/>
         <w:t>Las medidas correctivas complementarias pueden dictarse de oficio o a pedido de parte.</w:t>
       </w:r>
-    </w:p>
-    <w:p>
-      <w:pPr>
-        <w:spacing w:after="0" w:line="240" w:lineRule="auto"/>
-        <w:ind w:left="567" w:hanging="567"/>
-        <w:jc w:val="both"/>
-        <w:rPr>
-          <w:rFonts w:ascii="Arial Narrow" w:eastAsia="Arial Narrow" w:hAnsi="Arial Narrow" w:cs="Arial Narrow"/>
-          <w:sz w:val="16"/>
-          <w:szCs w:val="16"/>
-        </w:rPr>
-      </w:pPr>
     </w:p>
     <w:p>
       <w:pPr>
@@ -9096,8 +9187,12 @@
     </w:p>
     <w:p>
       <w:pPr>
-        <w:pStyle w:val="Sinespaciado"/>
-        <w:ind w:firstLine="567"/>
+        <w:numPr>
+          <w:ilvl w:val="0"/>
+          <w:numId w:val="1"/>
+        </w:numPr>
+        <w:spacing w:after="0" w:line="240" w:lineRule="auto"/>
+        <w:ind w:left="567" w:firstLine="0"/>
         <w:jc w:val="both"/>
         <w:rPr>
           <w:rFonts w:ascii="Arial Narrow" w:eastAsia="Arial Narrow" w:hAnsi="Arial Narrow" w:cs="Arial Narrow"/>
@@ -9116,8 +9211,12 @@
     </w:p>
     <w:p>
       <w:pPr>
-        <w:pStyle w:val="Sinespaciado"/>
-        <w:ind w:firstLine="567"/>
+        <w:numPr>
+          <w:ilvl w:val="0"/>
+          <w:numId w:val="1"/>
+        </w:numPr>
+        <w:spacing w:after="0" w:line="240" w:lineRule="auto"/>
+        <w:ind w:left="567" w:firstLine="0"/>
         <w:jc w:val="both"/>
         <w:rPr>
           <w:rFonts w:ascii="Arial Narrow" w:eastAsia="Arial Narrow" w:hAnsi="Arial Narrow" w:cs="Arial Narrow"/>
@@ -9279,18 +9378,6 @@
         <w:jc w:val="both"/>
         <w:rPr>
           <w:rFonts w:ascii="Arial Narrow" w:eastAsia="Arial Narrow" w:hAnsi="Arial Narrow" w:cs="Arial Narrow"/>
-          <w:sz w:val="16"/>
-          <w:szCs w:val="16"/>
-        </w:rPr>
-      </w:pPr>
-    </w:p>
-    <w:p>
-      <w:pPr>
-        <w:spacing w:after="0" w:line="240" w:lineRule="auto"/>
-        <w:ind w:left="567"/>
-        <w:jc w:val="both"/>
-        <w:rPr>
-          <w:rFonts w:ascii="Arial Narrow" w:eastAsia="Arial Narrow" w:hAnsi="Arial Narrow" w:cs="Arial Narrow"/>
           <w:b/>
           <w:bCs/>
           <w:sz w:val="16"/>
@@ -9575,7 +9662,7 @@
       </w:pPr>
     </w:p>
   </w:footnote>
-  <w:footnote w:id="11">
+  <w:footnote w:id="13">
     <w:p>
       <w:pPr>
         <w:pStyle w:val="Textonotapie"/>
@@ -9607,7 +9694,8 @@
           <w:sz w:val="16"/>
           <w:szCs w:val="16"/>
         </w:rPr>
-        <w:t xml:space="preserve"> </w:t>
+        <w:tab/>
+        <w:t xml:space="preserve"/>
       </w:r>
       <w:r>
         <w:rPr>
@@ -9798,12 +9886,15 @@
       </w:pPr>
     </w:p>
   </w:footnote>
-  <w:footnote w:id="12">
+  <w:footnote w:id="14">
     <w:p>
       <w:pPr>
         <w:autoSpaceDE w:val="0"/>
         <w:autoSpaceDN w:val="0"/>
         <w:adjustRightInd w:val="0"/>
+        <w:tabs>
+          <w:tab w:val="left" w:pos="567"/>
+        </w:tabs>
         <w:spacing w:after="0" w:line="240" w:lineRule="auto"/>
         <w:ind w:left="567" w:hanging="567"/>
         <w:jc w:val="both"/>
@@ -9835,7 +9926,8 @@
           <w:sz w:val="16"/>
           <w:szCs w:val="16"/>
         </w:rPr>
-        <w:t xml:space="preserve"> </w:t>
+        <w:tab/>
+        <w:t xml:space="preserve"/>
       </w:r>
       <w:r>
         <w:rPr>
@@ -9868,7 +9960,7 @@
           <w:sz w:val="16"/>
           <w:szCs w:val="16"/>
         </w:rPr>
-        <w:t xml:space="preserve"> 807, LEY SOBRE FACULTADES, NORMAS Y ORGANIZACIÓN DEL INDECOPI FACULTADES DE LAS COMISIONES Y OFICINAS DEL INDECOPI</w:t>
+        <w:t xml:space="preserve">807, LEY SOBRE FACULTADES, NORMAS Y ORGANIZACIÓN DEL INDECOPI FACULTADES DE LAS COMISIONES Y OFICINAS DEL INDECOPI</w:t>
       </w:r>
     </w:p>
     <w:p>
@@ -9961,10 +10053,13 @@
       </w:pPr>
     </w:p>
   </w:footnote>
-  <w:footnote w:id="13">
+  <w:footnote w:id="15">
     <w:p>
       <w:pPr>
         <w:pStyle w:val="Textonotapie"/>
+        <w:tabs>
+          <w:tab w:val="left" w:pos="567"/>
+        </w:tabs>
         <w:ind w:left="567" w:hanging="567"/>
         <w:jc w:val="both"/>
         <w:rPr>
@@ -9989,7 +10084,8 @@
           <w:sz w:val="16"/>
           <w:szCs w:val="16"/>
         </w:rPr>
-        <w:t xml:space="preserve"> </w:t>
+        <w:tab/>
+        <w:t xml:space="preserve"/>
       </w:r>
       <w:r>
         <w:rPr>

--- a/plantillas_maestras/14_seguro_desempleo/negativa_cobertura/1_ddo_banco_o_financiera/varon/TPL_1791_2025_SEGURO_DESEMPLEO_NEGATIVA_COBERTURA_BANCO_VARON_R1.docx
+++ b/plantillas_maestras/14_seguro_desempleo/negativa_cobertura/1_ddo_banco_o_financiera/varon/TPL_1791_2025_SEGURO_DESEMPLEO_NEGATIVA_COBERTURA_BANCO_VARON_R1.docx
@@ -604,7 +604,7 @@
     </w:p>
     <w:p>
       <w:pPr>
-        <w:spacing w:after="0" w:line="240" w:lineRule="auto"/>
+        <w:spacing w:before="0" w:after="0" w:line="240" w:lineRule="auto"/>
         <w:jc w:val="both"/>
         <w:rPr>
           <w:rFonts w:ascii="Arial Narrow" w:eastAsia="Arial Narrow" w:hAnsi="Arial Narrow" w:cs="Arial Narrow"/>
@@ -646,7 +646,7 @@
           <w:lang w:val="es-ES" w:eastAsia="es-ES"/>
           <w14:ligatures w14:val="none"/>
         </w:rPr>
-        <w:t xml:space="preserve">Mediante el escrito del 18 de julio de 2025, el señor [APELLIDO] denunció a Interbank por presuntas infracciones a la Ley 29571, Código de Protección y Defensa del Consumidor</w:t>
+        <w:t xml:space="preserve">Mediante el escrito del 18 de julio de 2025</w:t>
       </w:r>
       <w:r>
         <w:rPr>
@@ -672,31 +672,7 @@
           <w:lang w:val="es-ES" w:eastAsia="es-ES"/>
           <w14:ligatures w14:val="none"/>
         </w:rPr>
-        <w:t xml:space="preserve"> (en adelante, Código), señalando lo siguiente:</w:t>
-      </w:r>
-      <w:r>
-        <w:rPr>
-          <w:rFonts w:ascii="Arial Narrow" w:eastAsia="Arial Narrow" w:hAnsi="Arial Narrow" w:cs="Arial Narrow"/>
-          <w:color w:val="000000"/>
-          <w:kern w:val="0"/>
-          <w:sz w:val="22"/>
-          <w:szCs w:val="22"/>
-          <w:lang w:val="es-ES" w:eastAsia="es-ES"/>
-          <w14:ligatures w14:val="none"/>
-        </w:rPr>
-        <w:t xml:space="preserve"/>
-      </w:r>
-      <w:r>
-        <w:rPr>
-          <w:rFonts w:ascii="Arial Narrow" w:eastAsia="Arial Narrow" w:hAnsi="Arial Narrow" w:cs="Arial Narrow"/>
-          <w:color w:val="000000"/>
-          <w:kern w:val="0"/>
-          <w:sz w:val="22"/>
-          <w:szCs w:val="22"/>
-          <w:lang w:val="es-ES" w:eastAsia="es-ES"/>
-          <w14:ligatures w14:val="none"/>
-        </w:rPr>
-        <w:t/>
+        <w:t xml:space="preserve">, el señor [APELLIDO] denunció a Interbank por presuntas infracciones a la Ley 29571, Código de Protección y Defensa del Consumidor</w:t>
       </w:r>
       <w:r>
         <w:rPr>
@@ -715,10 +691,36 @@
       <w:r>
         <w:rPr>
           <w:rFonts w:ascii="Arial Narrow" w:eastAsia="Arial Narrow" w:hAnsi="Arial Narrow" w:cs="Arial Narrow"/>
-          <w:kern w:val="0"/>
-          <w14:ligatures w14:val="none"/>
-          <w:sz w:val="22"/>
-          <w:szCs w:val="22"/>
+          <w:color w:val="000000"/>
+          <w:kern w:val="0"/>
+          <w:sz w:val="22"/>
+          <w:szCs w:val="22"/>
+          <w:lang w:val="es-ES" w:eastAsia="es-ES"/>
+          <w14:ligatures w14:val="none"/>
+        </w:rPr>
+        <w:t xml:space="preserve"> (en adelante, Código), señalando lo siguiente:</w:t>
+      </w:r>
+      <w:r>
+        <w:rPr>
+          <w:rFonts w:ascii="Arial Narrow" w:eastAsia="Arial Narrow" w:hAnsi="Arial Narrow" w:cs="Arial Narrow"/>
+          <w:color w:val="000000"/>
+          <w:kern w:val="0"/>
+          <w:sz w:val="22"/>
+          <w:szCs w:val="22"/>
+          <w:lang w:val="es-ES" w:eastAsia="es-ES"/>
+          <w14:ligatures w14:val="none"/>
+        </w:rPr>
+        <w:t xml:space="preserve"/>
+      </w:r>
+      <w:r>
+        <w:rPr>
+          <w:rFonts w:ascii="Arial Narrow" w:eastAsia="Arial Narrow" w:hAnsi="Arial Narrow" w:cs="Arial Narrow"/>
+          <w:color w:val="000000"/>
+          <w:kern w:val="0"/>
+          <w:sz w:val="22"/>
+          <w:szCs w:val="22"/>
+          <w:lang w:val="es-ES" w:eastAsia="es-ES"/>
+          <w14:ligatures w14:val="none"/>
         </w:rPr>
         <w:t/>
       </w:r>
@@ -730,6 +732,16 @@
           <w:sz w:val="22"/>
           <w:szCs w:val="22"/>
         </w:rPr>
+        <w:t/>
+      </w:r>
+      <w:r>
+        <w:rPr>
+          <w:rFonts w:ascii="Arial Narrow" w:eastAsia="Arial Narrow" w:hAnsi="Arial Narrow" w:cs="Arial Narrow"/>
+          <w:kern w:val="0"/>
+          <w14:ligatures w14:val="none"/>
+          <w:sz w:val="22"/>
+          <w:szCs w:val="22"/>
+        </w:rPr>
         <w:t xml:space="preserve"/>
       </w:r>
       <w:r>
@@ -836,10 +848,10 @@
     </w:p>
     <w:p>
       <w:pPr>
+        <w:spacing w:before="0" w:after="0" w:line="240" w:lineRule="auto"/>
         <w:tabs>
           <w:tab w:val="left" w:pos="1134"/>
         </w:tabs>
-        <w:spacing w:after="0" w:line="240" w:lineRule="auto"/>
         <w:jc w:val="both"/>
         <w:rPr>
           <w:rFonts w:ascii="Arial Narrow" w:eastAsia="Arial Narrow" w:hAnsi="Arial Narrow" w:cs="Arial Narrow"/>
@@ -1075,7 +1087,7 @@
     <w:p>
       <w:pPr>
         <w:pStyle w:val="Prrafodelista"/>
-        <w:spacing w:after="0" w:line="240" w:lineRule="auto"/>
+        <w:spacing w:before="0" w:after="0" w:line="240" w:lineRule="auto"/>
         <w:ind w:left="1134"/>
         <w:jc w:val="both"/>
         <w:rPr>
@@ -1189,7 +1201,7 @@
     </w:p>
     <w:p>
       <w:pPr>
-        <w:spacing w:after="0" w:line="240" w:lineRule="auto"/>
+        <w:spacing w:before="0" w:after="0" w:line="240" w:lineRule="auto"/>
         <w:jc w:val="both"/>
         <w:rPr>
           <w:rFonts w:ascii="Arial Narrow" w:eastAsia="Arial Narrow" w:hAnsi="Arial Narrow" w:cs="Arial Narrow"/>
@@ -1291,7 +1303,7 @@
     <w:p>
       <w:pPr>
         <w:pStyle w:val="Prrafodelista"/>
-        <w:spacing w:after="0" w:line="240" w:lineRule="auto"/>
+        <w:spacing w:before="0" w:after="0" w:line="240" w:lineRule="auto"/>
         <w:ind w:left="1134"/>
         <w:jc w:val="both"/>
         <w:rPr>
@@ -1500,7 +1512,7 @@
     <w:p>
       <w:pPr>
         <w:pStyle w:val="Prrafodelista"/>
-        <w:spacing w:after="0" w:line="240" w:lineRule="auto"/>
+        <w:spacing w:before="0" w:after="0" w:line="240" w:lineRule="auto"/>
         <w:ind w:left="1134"/>
         <w:jc w:val="both"/>
         <w:rPr>
@@ -1589,7 +1601,7 @@
     <w:p>
       <w:pPr>
         <w:pStyle w:val="Prrafodelista"/>
-        <w:spacing w:after="0" w:line="240" w:lineRule="auto"/>
+        <w:spacing w:before="0" w:after="0" w:line="240" w:lineRule="auto"/>
         <w:ind w:left="1134"/>
         <w:jc w:val="both"/>
         <w:rPr>
@@ -1678,7 +1690,7 @@
     <w:p>
       <w:pPr>
         <w:pStyle w:val="Prrafodelista"/>
-        <w:spacing w:after="0" w:line="240" w:lineRule="auto"/>
+        <w:spacing w:before="0" w:after="0" w:line="240" w:lineRule="auto"/>
         <w:ind w:left="1134"/>
         <w:jc w:val="both"/>
         <w:rPr>
@@ -1803,7 +1815,7 @@
     <w:p>
       <w:pPr>
         <w:pStyle w:val="Prrafodelista"/>
-        <w:spacing w:after="0" w:line="240" w:lineRule="auto"/>
+        <w:spacing w:before="0" w:after="0" w:line="240" w:lineRule="auto"/>
         <w:ind w:left="1134"/>
         <w:jc w:val="both"/>
         <w:rPr>
@@ -1954,7 +1966,7 @@
     <w:p>
       <w:pPr>
         <w:pStyle w:val="Prrafodelista"/>
-        <w:spacing w:after="0" w:line="240" w:lineRule="auto"/>
+        <w:spacing w:before="0" w:after="0" w:line="240" w:lineRule="auto"/>
         <w:ind w:left="1134"/>
         <w:jc w:val="both"/>
         <w:rPr>
@@ -2056,7 +2068,7 @@
     </w:p>
     <w:p>
       <w:pPr>
-        <w:spacing w:after="0" w:line="240" w:lineRule="auto"/>
+        <w:spacing w:before="0" w:after="0" w:line="240" w:lineRule="auto"/>
         <w:jc w:val="both"/>
         <w:rPr>
           <w:rFonts w:ascii="Arial Narrow" w:eastAsia="Arial Narrow" w:hAnsi="Arial Narrow" w:cs="Arial Narrow"/>
@@ -2180,7 +2192,7 @@
     <w:p>
       <w:pPr>
         <w:pStyle w:val="Prrafodelista"/>
-        <w:spacing w:line="240" w:lineRule="auto"/>
+        <w:spacing w:before="0" w:after="0" w:line="240" w:lineRule="auto"/>
         <w:rPr>
           <w:rFonts w:ascii="Arial Narrow" w:eastAsia="Arial Narrow" w:hAnsi="Arial Narrow" w:cs="Arial Narrow"/>
           <w:color w:val="000000"/>
@@ -2326,7 +2338,7 @@
     </w:p>
     <w:p>
       <w:pPr>
-        <w:spacing w:after="0" w:line="240" w:lineRule="auto"/>
+        <w:spacing w:before="0" w:after="0" w:line="240" w:lineRule="auto"/>
         <w:jc w:val="both"/>
         <w:rPr>
           <w:rFonts w:ascii="Arial Narrow" w:eastAsia="Arial Narrow" w:hAnsi="Arial Narrow" w:cs="Arial Narrow"/>
@@ -2511,10 +2523,10 @@
     </w:p>
     <w:p>
       <w:pPr>
+        <w:spacing w:before="0" w:after="0" w:line="240" w:lineRule="auto"/>
         <w:tabs>
           <w:tab w:val="left" w:pos="1134"/>
         </w:tabs>
-        <w:spacing w:after="0" w:line="240" w:lineRule="auto"/>
         <w:jc w:val="both"/>
         <w:rPr>
           <w:rFonts w:ascii="Arial Narrow" w:eastAsia="Arial Narrow" w:hAnsi="Arial Narrow" w:cs="Arial Narrow"/>
@@ -3029,7 +3041,7 @@
     </w:p>
     <w:p>
       <w:pPr>
-        <w:spacing w:after="0" w:line="240" w:lineRule="auto"/>
+        <w:spacing w:before="0" w:after="0" w:line="240" w:lineRule="auto"/>
         <w:contextualSpacing/>
         <w:jc w:val="both"/>
         <w:rPr>
@@ -3085,7 +3097,7 @@
     </w:p>
     <w:p>
       <w:pPr>
-        <w:spacing w:after="0" w:line="240" w:lineRule="auto"/>
+        <w:spacing w:before="0" w:after="0" w:line="240" w:lineRule="auto"/>
         <w:ind w:left="567"/>
         <w:contextualSpacing/>
         <w:jc w:val="both"/>
@@ -3350,7 +3362,7 @@
     <w:p>
       <w:pPr>
         <w:pStyle w:val="Prrafodelista"/>
-        <w:spacing w:line="240" w:lineRule="auto"/>
+        <w:spacing w:before="0" w:after="0" w:line="240" w:lineRule="auto"/>
         <w:rPr>
           <w:rFonts w:ascii="Arial Narrow" w:eastAsia="Arial Narrow" w:hAnsi="Arial Narrow" w:cs="Arial Narrow"/>
           <w:bCs/>
@@ -3495,7 +3507,7 @@
     <w:p>
       <w:pPr>
         <w:pStyle w:val="Prrafodelista"/>
-        <w:spacing w:line="240" w:lineRule="auto"/>
+        <w:spacing w:before="0" w:after="0" w:line="240" w:lineRule="auto"/>
         <w:rPr>
           <w:rFonts w:ascii="Arial Narrow" w:eastAsia="Arial Narrow" w:hAnsi="Arial Narrow" w:cs="Arial Narrow"/>
           <w:kern w:val="0"/>
@@ -3603,7 +3615,7 @@
     <w:p>
       <w:pPr>
         <w:pStyle w:val="Prrafodelista"/>
-        <w:spacing w:line="240" w:lineRule="auto"/>
+        <w:spacing w:before="0" w:after="0" w:line="240" w:lineRule="auto"/>
         <w:rPr>
           <w:rFonts w:ascii="Arial Narrow" w:eastAsia="Arial Narrow" w:hAnsi="Arial Narrow" w:cs="Arial Narrow"/>
           <w:kern w:val="0"/>
@@ -3721,7 +3733,7 @@
     <w:p>
       <w:pPr>
         <w:pStyle w:val="Prrafodelista"/>
-        <w:spacing w:after="0" w:line="240" w:lineRule="auto"/>
+        <w:spacing w:before="0" w:after="0" w:line="240" w:lineRule="auto"/>
         <w:ind w:left="567"/>
         <w:jc w:val="both"/>
         <w:rPr>
@@ -3792,7 +3804,7 @@
     </w:p>
     <w:p>
       <w:pPr>
-        <w:spacing w:after="0" w:line="240" w:lineRule="auto"/>
+        <w:spacing w:before="0" w:after="0" w:line="240" w:lineRule="auto"/>
         <w:ind w:left="567"/>
         <w:contextualSpacing/>
         <w:jc w:val="both"/>
@@ -3874,7 +3886,7 @@
     </w:p>
     <w:p>
       <w:pPr>
-        <w:spacing w:after="0" w:line="240" w:lineRule="auto"/>
+        <w:spacing w:before="0" w:after="0" w:line="240" w:lineRule="auto"/>
         <w:jc w:val="both"/>
         <w:rPr>
           <w:rFonts w:ascii="Arial Narrow" w:eastAsia="Arial Narrow" w:hAnsi="Arial Narrow" w:cs="Arial Narrow"/>
@@ -4200,7 +4212,7 @@
     <w:p>
       <w:pPr>
         <w:pStyle w:val="Prrafodelista"/>
-        <w:spacing w:after="0" w:line="240" w:lineRule="auto"/>
+        <w:spacing w:before="0" w:after="0" w:line="240" w:lineRule="auto"/>
         <w:ind w:left="567"/>
         <w:jc w:val="both"/>
         <w:rPr>
@@ -4255,10 +4267,37 @@
     </w:p>
     <w:p>
       <w:pPr>
+        <w:spacing w:before="0" w:after="0" w:line="240" w:lineRule="auto"/>
+        <w:jc w:val="both"/>
+        <w:rPr>
+          <w:rFonts w:ascii="Arial Narrow" w:eastAsia="Arial Narrow" w:hAnsi="Arial Narrow" w:cs="Arial Narrow"/>
+          <w:b/>
+          <w:color w:val="000000"/>
+          <w:kern w:val="0"/>
+          <w:sz w:val="22"/>
+          <w:szCs w:val="22"/>
+          <w:lang w:eastAsia="es-PE"/>
+          <w14:ligatures w14:val="none"/>
+        </w:rPr>
+      </w:pPr>
+    </w:p>
+    <w:p>
+      <w:pPr>
         <w:spacing w:after="0" w:line="240" w:lineRule="auto"/>
         <w:jc w:val="both"/>
         <w:rPr>
           <w:rFonts w:ascii="Arial Narrow" w:eastAsia="Arial Narrow" w:hAnsi="Arial Narrow" w:cs="Arial Narrow"/>
+          <w:color w:val="000000"/>
+          <w:kern w:val="0"/>
+          <w:sz w:val="22"/>
+          <w:szCs w:val="22"/>
+          <w:lang w:eastAsia="es-PE"/>
+          <w14:ligatures w14:val="none"/>
+        </w:rPr>
+      </w:pPr>
+      <w:r>
+        <w:rPr>
+          <w:rFonts w:ascii="Arial Narrow" w:eastAsia="Arial Narrow" w:hAnsi="Arial Narrow" w:cs="Arial Narrow"/>
           <w:b/>
           <w:color w:val="000000"/>
           <w:kern w:val="0"/>
@@ -4267,33 +4306,6 @@
           <w:lang w:eastAsia="es-PE"/>
           <w14:ligatures w14:val="none"/>
         </w:rPr>
-      </w:pPr>
-    </w:p>
-    <w:p>
-      <w:pPr>
-        <w:spacing w:after="0" w:line="240" w:lineRule="auto"/>
-        <w:jc w:val="both"/>
-        <w:rPr>
-          <w:rFonts w:ascii="Arial Narrow" w:eastAsia="Arial Narrow" w:hAnsi="Arial Narrow" w:cs="Arial Narrow"/>
-          <w:color w:val="000000"/>
-          <w:kern w:val="0"/>
-          <w:sz w:val="22"/>
-          <w:szCs w:val="22"/>
-          <w:lang w:eastAsia="es-PE"/>
-          <w14:ligatures w14:val="none"/>
-        </w:rPr>
-      </w:pPr>
-      <w:r>
-        <w:rPr>
-          <w:rFonts w:ascii="Arial Narrow" w:eastAsia="Arial Narrow" w:hAnsi="Arial Narrow" w:cs="Arial Narrow"/>
-          <w:b/>
-          <w:color w:val="000000"/>
-          <w:kern w:val="0"/>
-          <w:sz w:val="22"/>
-          <w:szCs w:val="22"/>
-          <w:lang w:eastAsia="es-PE"/>
-          <w14:ligatures w14:val="none"/>
-        </w:rPr>
         <w:t xml:space="preserve">PRIMERO:</w:t>
       </w:r>
       <w:r>
@@ -4471,7 +4483,7 @@
     </w:p>
     <w:p>
       <w:pPr>
-        <w:spacing w:after="0" w:line="240" w:lineRule="auto"/>
+        <w:spacing w:before="0" w:after="0" w:line="240" w:lineRule="auto"/>
         <w:jc w:val="both"/>
         <w:rPr>
           <w:rFonts w:ascii="Arial Narrow" w:eastAsia="Arial Narrow" w:hAnsi="Arial Narrow" w:cs="Arial Narrow"/>
@@ -4678,7 +4690,7 @@
     <w:p>
       <w:pPr>
         <w:pStyle w:val="Prrafodelista"/>
-        <w:spacing w:after="0" w:line="240" w:lineRule="auto"/>
+        <w:spacing w:before="0" w:after="0" w:line="240" w:lineRule="auto"/>
         <w:ind w:left="567"/>
         <w:jc w:val="both"/>
         <w:rPr>
@@ -4766,7 +4778,7 @@
     <w:p>
       <w:pPr>
         <w:pStyle w:val="Prrafodelista"/>
-        <w:spacing w:line="240" w:lineRule="auto"/>
+        <w:spacing w:before="0" w:after="0" w:line="240" w:lineRule="auto"/>
         <w:rPr>
           <w:rFonts w:ascii="Arial Narrow" w:eastAsia="Arial Narrow" w:hAnsi="Arial Narrow" w:cs="Arial Narrow"/>
           <w:kern w:val="0"/>
@@ -4852,7 +4864,7 @@
     <w:p>
       <w:pPr>
         <w:pStyle w:val="Prrafodelista"/>
-        <w:spacing w:line="240" w:lineRule="auto"/>
+        <w:spacing w:before="0" w:after="0" w:line="240" w:lineRule="auto"/>
         <w:rPr>
           <w:rFonts w:ascii="Arial Narrow" w:eastAsia="Arial Narrow" w:hAnsi="Arial Narrow" w:cs="Arial Narrow"/>
           <w:kern w:val="0"/>
@@ -4977,7 +4989,7 @@
     </w:p>
     <w:p>
       <w:pPr>
-        <w:spacing w:after="0" w:line="240" w:lineRule="auto"/>
+        <w:spacing w:before="0" w:after="0" w:line="240" w:lineRule="auto"/>
         <w:jc w:val="both"/>
         <w:rPr>
           <w:rFonts w:ascii="Arial Narrow" w:eastAsia="Arial Narrow" w:hAnsi="Arial Narrow" w:cs="Arial Narrow"/>
@@ -5063,7 +5075,7 @@
     </w:p>
     <w:p>
       <w:pPr>
-        <w:spacing w:line="240" w:lineRule="auto"/>
+        <w:spacing w:before="0" w:after="0" w:line="240" w:lineRule="auto"/>
         <w:contextualSpacing/>
         <w:jc w:val="both"/>
         <w:rPr>
@@ -5166,7 +5178,7 @@
     </w:p>
     <w:p>
       <w:pPr>
-        <w:spacing w:after="0" w:line="240" w:lineRule="auto"/>
+        <w:spacing w:before="0" w:after="0" w:line="240" w:lineRule="auto"/>
         <w:jc w:val="both"/>
         <w:rPr>
           <w:rFonts w:ascii="Arial Narrow" w:eastAsia="Arial Narrow" w:hAnsi="Arial Narrow" w:cs="Arial Narrow"/>
@@ -5492,7 +5504,7 @@
     </w:p>
     <w:p>
       <w:pPr>
-        <w:spacing w:after="0" w:line="240" w:lineRule="auto"/>
+        <w:spacing w:before="0" w:after="0" w:line="240" w:lineRule="auto"/>
         <w:ind w:left="567"/>
         <w:jc w:val="both"/>
         <w:rPr>
@@ -5593,6 +5605,21 @@
     </w:p>
     <w:p>
       <w:pPr>
+        <w:spacing w:before="0" w:after="0" w:line="240" w:lineRule="auto"/>
+        <w:jc w:val="both"/>
+        <w:rPr>
+          <w:rFonts w:ascii="Arial Narrow" w:eastAsia="Arial Narrow" w:hAnsi="Arial Narrow" w:cs="Arial Narrow"/>
+          <w:color w:val="000000"/>
+          <w:kern w:val="0"/>
+          <w:sz w:val="22"/>
+          <w:szCs w:val="22"/>
+          <w:lang w:eastAsia="es-PE"/>
+          <w14:ligatures w14:val="none"/>
+        </w:rPr>
+      </w:pPr>
+    </w:p>
+    <w:p>
+      <w:pPr>
         <w:spacing w:after="0" w:line="240" w:lineRule="auto"/>
         <w:jc w:val="both"/>
         <w:rPr>
@@ -5601,21 +5628,6 @@
           <w:kern w:val="0"/>
           <w:sz w:val="22"/>
           <w:szCs w:val="22"/>
-          <w:lang w:eastAsia="es-PE"/>
-          <w14:ligatures w14:val="none"/>
-        </w:rPr>
-      </w:pPr>
-    </w:p>
-    <w:p>
-      <w:pPr>
-        <w:spacing w:after="0" w:line="240" w:lineRule="auto"/>
-        <w:jc w:val="both"/>
-        <w:rPr>
-          <w:rFonts w:ascii="Arial Narrow" w:eastAsia="Arial Narrow" w:hAnsi="Arial Narrow" w:cs="Arial Narrow"/>
-          <w:color w:val="000000"/>
-          <w:kern w:val="0"/>
-          <w:sz w:val="22"/>
-          <w:szCs w:val="22"/>
           <w:lang w:val="es-ES" w:eastAsia="es-ES"/>
           <w14:ligatures w14:val="none"/>
         </w:rPr>
@@ -5887,7 +5899,7 @@
     </w:p>
     <w:p>
       <w:pPr>
-        <w:spacing w:after="0" w:line="240" w:lineRule="auto"/>
+        <w:spacing w:before="0" w:after="0" w:line="240" w:lineRule="auto"/>
         <w:jc w:val="both"/>
         <w:rPr>
           <w:rFonts w:ascii="Arial Narrow" w:eastAsia="Arial Narrow" w:hAnsi="Arial Narrow" w:cs="Arial Narrow"/>
@@ -6168,28 +6180,28 @@
     </w:p>
     <w:p>
       <w:pPr>
+        <w:spacing w:before="0" w:after="0" w:line="240" w:lineRule="auto"/>
+        <w:shd w:val="clear" w:color="auto" w:fill="FFFFFF"/>
+        <w:jc w:val="both"/>
+        <w:rPr>
+          <w:rFonts w:ascii="Arial Narrow" w:eastAsia="Arial Narrow" w:hAnsi="Arial Narrow" w:cs="Arial Narrow"/>
+          <w:b/>
+          <w:color w:val="000000"/>
+          <w:kern w:val="0"/>
+          <w:sz w:val="22"/>
+          <w:szCs w:val="22"/>
+          <w:lang w:eastAsia="es-PE"/>
+          <w14:ligatures w14:val="none"/>
+        </w:rPr>
+      </w:pPr>
+    </w:p>
+    <w:p>
+      <w:pPr>
         <w:shd w:val="clear" w:color="auto" w:fill="FFFFFF"/>
         <w:spacing w:after="0" w:line="240" w:lineRule="auto"/>
         <w:jc w:val="both"/>
         <w:rPr>
           <w:rFonts w:ascii="Arial Narrow" w:eastAsia="Arial Narrow" w:hAnsi="Arial Narrow" w:cs="Arial Narrow"/>
-          <w:b/>
-          <w:color w:val="000000"/>
-          <w:kern w:val="0"/>
-          <w:sz w:val="22"/>
-          <w:szCs w:val="22"/>
-          <w:lang w:eastAsia="es-PE"/>
-          <w14:ligatures w14:val="none"/>
-        </w:rPr>
-      </w:pPr>
-    </w:p>
-    <w:p>
-      <w:pPr>
-        <w:shd w:val="clear" w:color="auto" w:fill="FFFFFF"/>
-        <w:spacing w:after="0" w:line="240" w:lineRule="auto"/>
-        <w:jc w:val="both"/>
-        <w:rPr>
-          <w:rFonts w:ascii="Arial Narrow" w:eastAsia="Arial Narrow" w:hAnsi="Arial Narrow" w:cs="Arial Narrow"/>
           <w:color w:val="000000"/>
           <w:kern w:val="0"/>
           <w:sz w:val="22"/>
@@ -6263,8 +6275,8 @@
     </w:p>
     <w:p>
       <w:pPr>
+        <w:spacing w:before="0" w:after="0" w:line="240" w:lineRule="auto"/>
         <w:shd w:val="clear" w:color="auto" w:fill="FFFFFF"/>
-        <w:spacing w:after="0" w:line="240" w:lineRule="auto"/>
         <w:jc w:val="both"/>
         <w:rPr>
           <w:rFonts w:ascii="Arial Narrow" w:eastAsia="Arial Narrow" w:hAnsi="Arial Narrow" w:cs="Arial Narrow"/>
@@ -6433,26 +6445,26 @@
     </w:p>
     <w:p>
       <w:pPr>
+        <w:spacing w:before="0" w:after="0" w:line="240" w:lineRule="auto"/>
+        <w:suppressAutoHyphens/>
+        <w:jc w:val="both"/>
+        <w:rPr>
+          <w:rFonts w:ascii="Arial Narrow" w:eastAsia="Arial Narrow" w:hAnsi="Arial Narrow" w:cs="Arial Narrow"/>
+          <w:kern w:val="0"/>
+          <w:sz w:val="22"/>
+          <w:szCs w:val="22"/>
+          <w:u w:val="single"/>
+          <w14:ligatures w14:val="none"/>
+        </w:rPr>
+      </w:pPr>
+    </w:p>
+    <w:p>
+      <w:pPr>
         <w:suppressAutoHyphens/>
         <w:spacing w:after="0" w:line="240" w:lineRule="auto"/>
         <w:jc w:val="both"/>
         <w:rPr>
           <w:rFonts w:ascii="Arial Narrow" w:eastAsia="Arial Narrow" w:hAnsi="Arial Narrow" w:cs="Arial Narrow"/>
-          <w:kern w:val="0"/>
-          <w:sz w:val="22"/>
-          <w:szCs w:val="22"/>
-          <w:u w:val="single"/>
-          <w14:ligatures w14:val="none"/>
-        </w:rPr>
-      </w:pPr>
-    </w:p>
-    <w:p>
-      <w:pPr>
-        <w:suppressAutoHyphens/>
-        <w:spacing w:after="0" w:line="240" w:lineRule="auto"/>
-        <w:jc w:val="both"/>
-        <w:rPr>
-          <w:rFonts w:ascii="Arial Narrow" w:eastAsia="Arial Narrow" w:hAnsi="Arial Narrow" w:cs="Arial Narrow"/>
           <w:color w:val="000000"/>
           <w:kern w:val="0"/>
           <w:sz w:val="22"/>
@@ -6491,8 +6503,8 @@
     </w:p>
     <w:p>
       <w:pPr>
+        <w:spacing w:before="0" w:after="0" w:line="240" w:lineRule="auto"/>
         <w:suppressAutoHyphens/>
-        <w:spacing w:after="0" w:line="240" w:lineRule="auto"/>
         <w:jc w:val="both"/>
         <w:rPr>
           <w:rFonts w:ascii="Arial Narrow" w:eastAsia="Arial Narrow" w:hAnsi="Arial Narrow" w:cs="Arial Narrow"/>
@@ -7213,34 +7225,82 @@
           <w:sz w:val="16"/>
           <w:szCs w:val="16"/>
         </w:rPr>
+        <w:t xml:space="preserve"/>
+      </w:r>
+      <w:r>
+        <w:rPr>
+          <w:rFonts w:ascii="Arial Narrow" w:eastAsia="Arial Narrow" w:hAnsi="Arial Narrow" w:cs="Arial Narrow"/>
+          <w:sz w:val="16"/>
+          <w:szCs w:val="16"/>
+        </w:rPr>
         <w:tab/>
-        <w:t xml:space="preserve"/>
-      </w:r>
-      <w:r>
-        <w:rPr>
-          <w:rFonts w:ascii="Arial Narrow" w:eastAsia="Arial Narrow" w:hAnsi="Arial Narrow" w:cs="Arial Narrow"/>
-          <w:sz w:val="16"/>
-          <w:szCs w:val="16"/>
-        </w:rPr>
-        <w:tab/>
-        <w:t>Publicado</w:t>
-      </w:r>
-      <w:r>
-        <w:rPr>
-          <w:rFonts w:ascii="Arial Narrow" w:eastAsia="Arial Narrow" w:hAnsi="Arial Narrow" w:cs="Arial Narrow"/>
-          <w:b/>
-          <w:sz w:val="16"/>
-          <w:szCs w:val="16"/>
-        </w:rPr>
-        <w:t xml:space="preserve"> </w:t>
-      </w:r>
-      <w:r>
-        <w:rPr>
-          <w:rFonts w:ascii="Arial Narrow" w:eastAsia="Arial Narrow" w:hAnsi="Arial Narrow" w:cs="Arial Narrow"/>
-          <w:sz w:val="16"/>
-          <w:szCs w:val="16"/>
-        </w:rPr>
-        <w:t xml:space="preserve">el 2 de setiembre de 2010 en el Diario Oficial El Peruano, vigente desde el 2 de octubre de 2010 y modificado por Decreto Legislativo 1308.</w:t>
+        <w:t xml:space="preserve">Denuncia remitida a esta Comisión mediante MEMORANDUM </w:t>
+      </w:r>
+      <w:r>
+        <w:rPr>
+          <w:rFonts w:ascii="Arial Narrow" w:eastAsia="Arial Narrow" w:hAnsi="Arial Narrow" w:cs="Arial Narrow"/>
+          <w:sz w:val="16"/>
+          <w:szCs w:val="16"/>
+        </w:rPr>
+        <w:t xml:space="preserve">001310-2025-PS2/INDECOPI </w:t>
+      </w:r>
+      <w:r>
+        <w:rPr>
+          <w:rFonts w:ascii="Arial Narrow" w:eastAsia="Arial Narrow" w:hAnsi="Arial Narrow" w:cs="Arial Narrow"/>
+          <w:sz w:val="16"/>
+          <w:szCs w:val="16"/>
+        </w:rPr>
+        <w:t xml:space="preserve">de fecha </w:t>
+      </w:r>
+      <w:r>
+        <w:rPr>
+          <w:rFonts w:ascii="Arial Narrow" w:eastAsia="Arial Narrow" w:hAnsi="Arial Narrow" w:cs="Arial Narrow"/>
+          <w:sz w:val="16"/>
+          <w:szCs w:val="16"/>
+        </w:rPr>
+        <w:t xml:space="preserve">25 de julio de 2025</w:t>
+      </w:r>
+      <w:r>
+        <w:rPr>
+          <w:rFonts w:ascii="Arial Narrow" w:eastAsia="Arial Narrow" w:hAnsi="Arial Narrow" w:cs="Arial Narrow"/>
+          <w:sz w:val="16"/>
+          <w:szCs w:val="16"/>
+        </w:rPr>
+        <w:t xml:space="preserve">, </w:t>
+      </w:r>
+      <w:proofErr w:type="spellStart"/>
+      <w:r>
+        <w:rPr>
+          <w:rFonts w:ascii="Arial Narrow" w:eastAsia="Arial Narrow" w:hAnsi="Arial Narrow" w:cs="Arial Narrow"/>
+          <w:sz w:val="16"/>
+          <w:szCs w:val="16"/>
+        </w:rPr>
+        <w:t xml:space="preserve">recibida</w:t>
+      </w:r>
+      <w:proofErr w:type="spellEnd"/>
+      <w:r>
+        <w:rPr>
+          <w:rFonts w:ascii="Arial Narrow" w:eastAsia="Arial Narrow" w:hAnsi="Arial Narrow" w:cs="Arial Narrow"/>
+          <w:sz w:val="16"/>
+          <w:szCs w:val="16"/>
+        </w:rPr>
+        <w:t xml:space="preserve"> el </w:t>
+      </w:r>
+      <w:r>
+        <w:rPr>
+          <w:rFonts w:ascii="Arial Narrow" w:eastAsia="Arial Narrow" w:hAnsi="Arial Narrow" w:cs="Arial Narrow"/>
+          <w:sz w:val="16"/>
+          <w:szCs w:val="16"/>
+        </w:rPr>
+        <w:t>30 de julio de 2025</w:t>
+      </w:r>
+      <w:r>
+        <w:rPr>
+          <w:rFonts w:ascii="Arial Narrow" w:eastAsia="Arial Narrow" w:hAnsi="Arial Narrow" w:cs="Arial Narrow"/>
+          <w:sz w:val="16"/>
+          <w:szCs w:val="16"/>
+        </w:rPr>
+        <w:t>.</w:t>
       </w:r>
     </w:p>
     <w:p>
@@ -7287,83 +7347,33 @@
           <w:sz w:val="16"/>
           <w:szCs w:val="16"/>
         </w:rPr>
+        <w:t xml:space="preserve"/>
+      </w:r>
+      <w:r>
+        <w:rPr>
+          <w:rFonts w:ascii="Arial Narrow" w:eastAsia="Arial Narrow" w:hAnsi="Arial Narrow" w:cs="Arial Narrow"/>
+          <w:sz w:val="16"/>
+          <w:szCs w:val="16"/>
+        </w:rPr>
         <w:tab/>
-        <w:t xml:space="preserve"/>
-      </w:r>
-      <w:r>
-        <w:rPr>
-          <w:rFonts w:ascii="Arial Narrow" w:eastAsia="Arial Narrow" w:hAnsi="Arial Narrow" w:cs="Arial Narrow"/>
-          <w:sz w:val="16"/>
-          <w:szCs w:val="16"/>
-        </w:rPr>
-        <w:tab/>
-        <w:t xml:space="preserve">Denuncia remitida a esta Comisión mediante MEMORANDUM </w:t>
-      </w:r>
-      <w:r>
-        <w:rPr>
-          <w:rFonts w:ascii="Arial Narrow" w:eastAsia="Arial Narrow" w:hAnsi="Arial Narrow" w:cs="Arial Narrow"/>
-          <w:sz w:val="16"/>
-          <w:szCs w:val="16"/>
-        </w:rPr>
-        <w:t xml:space="preserve">001310-2025-PS2/INDECOPI </w:t>
-      </w:r>
-      <w:r>
-        <w:rPr>
-          <w:rFonts w:ascii="Arial Narrow" w:eastAsia="Arial Narrow" w:hAnsi="Arial Narrow" w:cs="Arial Narrow"/>
-          <w:sz w:val="16"/>
-          <w:szCs w:val="16"/>
-        </w:rPr>
-        <w:t xml:space="preserve">de fecha </w:t>
-      </w:r>
-      <w:r>
-        <w:rPr>
-          <w:rFonts w:ascii="Arial Narrow" w:eastAsia="Arial Narrow" w:hAnsi="Arial Narrow" w:cs="Arial Narrow"/>
-          <w:sz w:val="16"/>
-          <w:szCs w:val="16"/>
-        </w:rPr>
-        <w:t xml:space="preserve">25 de julio de 2025</w:t>
-      </w:r>
-      <w:r>
-        <w:rPr>
-          <w:rFonts w:ascii="Arial Narrow" w:eastAsia="Arial Narrow" w:hAnsi="Arial Narrow" w:cs="Arial Narrow"/>
-          <w:sz w:val="16"/>
-          <w:szCs w:val="16"/>
-        </w:rPr>
-        <w:t xml:space="preserve">, </w:t>
-      </w:r>
-      <w:proofErr w:type="spellStart"/>
-      <w:r>
-        <w:rPr>
-          <w:rFonts w:ascii="Arial Narrow" w:eastAsia="Arial Narrow" w:hAnsi="Arial Narrow" w:cs="Arial Narrow"/>
-          <w:sz w:val="16"/>
-          <w:szCs w:val="16"/>
-        </w:rPr>
-        <w:t xml:space="preserve">recibida</w:t>
-      </w:r>
-      <w:proofErr w:type="spellEnd"/>
-      <w:r>
-        <w:rPr>
-          <w:rFonts w:ascii="Arial Narrow" w:eastAsia="Arial Narrow" w:hAnsi="Arial Narrow" w:cs="Arial Narrow"/>
-          <w:sz w:val="16"/>
-          <w:szCs w:val="16"/>
-        </w:rPr>
-        <w:t xml:space="preserve"> el </w:t>
-      </w:r>
-      <w:r>
-        <w:rPr>
-          <w:rFonts w:ascii="Arial Narrow" w:eastAsia="Arial Narrow" w:hAnsi="Arial Narrow" w:cs="Arial Narrow"/>
-          <w:sz w:val="16"/>
-          <w:szCs w:val="16"/>
-        </w:rPr>
-        <w:t>30 de julio de 2025</w:t>
-      </w:r>
-      <w:r>
-        <w:rPr>
-          <w:rFonts w:ascii="Arial Narrow" w:eastAsia="Arial Narrow" w:hAnsi="Arial Narrow" w:cs="Arial Narrow"/>
-          <w:sz w:val="16"/>
-          <w:szCs w:val="16"/>
-        </w:rPr>
-        <w:t>.</w:t>
+        <w:t>Publicado</w:t>
+      </w:r>
+      <w:r>
+        <w:rPr>
+          <w:rFonts w:ascii="Arial Narrow" w:eastAsia="Arial Narrow" w:hAnsi="Arial Narrow" w:cs="Arial Narrow"/>
+          <w:b/>
+          <w:sz w:val="16"/>
+          <w:szCs w:val="16"/>
+        </w:rPr>
+        <w:t xml:space="preserve"> </w:t>
+      </w:r>
+      <w:r>
+        <w:rPr>
+          <w:rFonts w:ascii="Arial Narrow" w:eastAsia="Arial Narrow" w:hAnsi="Arial Narrow" w:cs="Arial Narrow"/>
+          <w:sz w:val="16"/>
+          <w:szCs w:val="16"/>
+        </w:rPr>
+        <w:t xml:space="preserve">el 2 de setiembre de 2010 en el Diario Oficial El Peruano, vigente desde el 2 de octubre de 2010 y modificado por Decreto Legislativo 1308.</w:t>
       </w:r>
     </w:p>
     <w:p>
@@ -7412,7 +7422,6 @@
           <w:sz w:val="16"/>
           <w:szCs w:val="16"/>
         </w:rPr>
-        <w:tab/>
         <w:t xml:space="preserve"/>
       </w:r>
       <w:r>
@@ -7421,7 +7430,6 @@
           <w:sz w:val="16"/>
           <w:szCs w:val="16"/>
         </w:rPr>
-        <w:tab/>
       </w:r>
       <w:r>
         <w:rPr>
@@ -7431,6 +7439,7 @@
           <w:sz w:val="16"/>
           <w:szCs w:val="16"/>
         </w:rPr>
+        <w:tab/>
         <w:t xml:space="preserve">LEY 29571, CÓDIGO DE PROTECCIÓN Y DEFENSA DEL CONSUMIDOR, publicado el 2 de setiembre de 2010 y modificado por Decreto Legislativo 1308 </w:t>
       </w:r>
     </w:p>
@@ -7672,7 +7681,6 @@
           <w:sz w:val="16"/>
           <w:szCs w:val="16"/>
         </w:rPr>
-        <w:tab/>
         <w:t xml:space="preserve"/>
       </w:r>
       <w:r>
@@ -7681,7 +7689,6 @@
           <w:sz w:val="16"/>
           <w:szCs w:val="16"/>
         </w:rPr>
-        <w:tab/>
       </w:r>
       <w:r>
         <w:rPr>
@@ -7691,6 +7698,7 @@
           <w:sz w:val="16"/>
           <w:szCs w:val="16"/>
         </w:rPr>
+        <w:tab/>
         <w:t xml:space="preserve">LEY 29571, CÓDIGO DE PROTECCIÓN Y DEFENSA DEL CONSUMIDOR, publicado el 2 de setiembre de 2010 y modificado por Decreto Legislativo 1308 </w:t>
       </w:r>
     </w:p>
@@ -7851,7 +7859,6 @@
           <w:sz w:val="16"/>
           <w:szCs w:val="16"/>
         </w:rPr>
-        <w:tab/>
         <w:t xml:space="preserve"/>
       </w:r>
       <w:r>
@@ -7860,7 +7867,6 @@
           <w:sz w:val="16"/>
           <w:szCs w:val="16"/>
         </w:rPr>
-        <w:tab/>
       </w:r>
       <w:r>
         <w:rPr>
@@ -7870,6 +7876,7 @@
           <w:sz w:val="16"/>
           <w:szCs w:val="16"/>
         </w:rPr>
+        <w:tab/>
         <w:t xml:space="preserve">LEY 29571, CÓDIGO DE PROTECCIÓN Y DEFENSA DEL CONSUMIDOR, publicado el 2 de setiembre de 2010 y modificado por Decreto Legislativo 1308 </w:t>
       </w:r>
     </w:p>
@@ -7966,7 +7973,6 @@
           <w:sz w:val="16"/>
           <w:szCs w:val="16"/>
         </w:rPr>
-        <w:tab/>
         <w:t xml:space="preserve"/>
       </w:r>
       <w:r>
@@ -7975,7 +7981,6 @@
           <w:sz w:val="16"/>
           <w:szCs w:val="16"/>
         </w:rPr>
-        <w:tab/>
       </w:r>
       <w:r>
         <w:rPr>
@@ -7985,6 +7990,7 @@
           <w:sz w:val="16"/>
           <w:szCs w:val="16"/>
         </w:rPr>
+        <w:tab/>
         <w:t>LEY SOBRE FACULTADES, NORMAS Y ORGANIZACIÓN DEL INDECOPI, APROBADA POR DECRETO LEGISLATIVO 807 Artículo 24.-</w:t>
       </w:r>
       <w:r>
@@ -8133,7 +8139,6 @@
           <w:sz w:val="16"/>
           <w:szCs w:val="16"/>
         </w:rPr>
-        <w:tab/>
         <w:t xml:space="preserve"/>
       </w:r>
       <w:r>
@@ -8226,24 +8231,23 @@
           <w:sz w:val="16"/>
           <w:szCs w:val="16"/>
         </w:rPr>
+        <w:t xml:space="preserve"/>
+      </w:r>
+      <w:r>
+        <w:rPr>
+          <w:rFonts w:ascii="Arial Narrow" w:eastAsia="Arial Narrow" w:hAnsi="Arial Narrow" w:cs="Arial Narrow"/>
+          <w:sz w:val="16"/>
+          <w:szCs w:val="16"/>
+        </w:rPr>
+      </w:r>
+      <w:r>
+        <w:rPr>
+          <w:rFonts w:ascii="Arial Narrow" w:eastAsia="Arial Narrow" w:hAnsi="Arial Narrow" w:cs="Arial Narrow"/>
+          <w:b/>
+          <w:sz w:val="16"/>
+          <w:szCs w:val="16"/>
+        </w:rPr>
         <w:tab/>
-        <w:t xml:space="preserve"/>
-      </w:r>
-      <w:r>
-        <w:rPr>
-          <w:rFonts w:ascii="Arial Narrow" w:eastAsia="Arial Narrow" w:hAnsi="Arial Narrow" w:cs="Arial Narrow"/>
-          <w:sz w:val="16"/>
-          <w:szCs w:val="16"/>
-        </w:rPr>
-        <w:tab/>
-      </w:r>
-      <w:r>
-        <w:rPr>
-          <w:rFonts w:ascii="Arial Narrow" w:eastAsia="Arial Narrow" w:hAnsi="Arial Narrow" w:cs="Arial Narrow"/>
-          <w:b/>
-          <w:sz w:val="16"/>
-          <w:szCs w:val="16"/>
-        </w:rPr>
         <w:t>LEY 29571, CÓDIGO DE PROTECCIÓN Y DEFENSA DEL CONSUMIDOR</w:t>
       </w:r>
       <w:r>
@@ -8628,32 +8632,31 @@
           <w:szCs w:val="16"/>
           <w:vertAlign w:val="superscript"/>
         </w:rPr>
+        <w:t xml:space="preserve"/>
+      </w:r>
+      <w:r>
+        <w:rPr>
+          <w:rFonts w:ascii="Arial Narrow" w:eastAsia="Arial Narrow" w:hAnsi="Arial Narrow" w:cs="Arial Narrow"/>
+          <w:sz w:val="16"/>
+          <w:szCs w:val="16"/>
+        </w:rPr>
+        <w:t xml:space="preserve"/>
+      </w:r>
+      <w:r>
+        <w:rPr>
+          <w:rFonts w:ascii="Arial Narrow" w:eastAsia="Arial Narrow" w:hAnsi="Arial Narrow" w:cs="Arial Narrow"/>
+          <w:sz w:val="16"/>
+          <w:szCs w:val="16"/>
+        </w:rPr>
+      </w:r>
+      <w:r>
+        <w:rPr>
+          <w:rFonts w:ascii="Arial Narrow" w:eastAsia="Arial Narrow" w:hAnsi="Arial Narrow" w:cs="Arial Narrow"/>
+          <w:b/>
+          <w:sz w:val="16"/>
+          <w:szCs w:val="16"/>
+        </w:rPr>
         <w:tab/>
-        <w:t xml:space="preserve"/>
-      </w:r>
-      <w:r>
-        <w:rPr>
-          <w:rFonts w:ascii="Arial Narrow" w:eastAsia="Arial Narrow" w:hAnsi="Arial Narrow" w:cs="Arial Narrow"/>
-          <w:sz w:val="16"/>
-          <w:szCs w:val="16"/>
-        </w:rPr>
-        <w:t xml:space="preserve"> </w:t>
-      </w:r>
-      <w:r>
-        <w:rPr>
-          <w:rFonts w:ascii="Arial Narrow" w:eastAsia="Arial Narrow" w:hAnsi="Arial Narrow" w:cs="Arial Narrow"/>
-          <w:sz w:val="16"/>
-          <w:szCs w:val="16"/>
-        </w:rPr>
-        <w:tab/>
-      </w:r>
-      <w:r>
-        <w:rPr>
-          <w:rFonts w:ascii="Arial Narrow" w:eastAsia="Arial Narrow" w:hAnsi="Arial Narrow" w:cs="Arial Narrow"/>
-          <w:b/>
-          <w:sz w:val="16"/>
-          <w:szCs w:val="16"/>
-        </w:rPr>
         <w:t>LEY 29571, CÓDIGO DE PROTECCIÓN Y DEFENSA DEL CONSUMIDOR</w:t>
       </w:r>
       <w:r>
@@ -8857,7 +8860,6 @@
           <w:sz w:val="16"/>
           <w:szCs w:val="16"/>
         </w:rPr>
-        <w:tab/>
         <w:t xml:space="preserve"/>
       </w:r>
       <w:r>
@@ -8866,7 +8868,6 @@
           <w:sz w:val="16"/>
           <w:szCs w:val="16"/>
         </w:rPr>
-        <w:tab/>
       </w:r>
       <w:r>
         <w:rPr>
@@ -8876,6 +8877,7 @@
           <w:sz w:val="16"/>
           <w:szCs w:val="16"/>
         </w:rPr>
+        <w:tab/>
         <w:t xml:space="preserve">LEY 29571, CÓDIGO DE PROTECCIÓN Y DEFENSA DEL CONSUMIDOR, publicado el 2 de setiembre de 2010 y modificado por Decreto Legislativo 1308 </w:t>
       </w:r>
     </w:p>
@@ -9694,24 +9696,23 @@
           <w:sz w:val="16"/>
           <w:szCs w:val="16"/>
         </w:rPr>
+        <w:t xml:space="preserve"/>
+      </w:r>
+      <w:r>
+        <w:rPr>
+          <w:rFonts w:ascii="Arial Narrow" w:eastAsia="Arial Narrow" w:hAnsi="Arial Narrow" w:cs="Arial Narrow"/>
+          <w:sz w:val="16"/>
+          <w:szCs w:val="16"/>
+        </w:rPr>
+      </w:r>
+      <w:r>
+        <w:rPr>
+          <w:rFonts w:ascii="Arial Narrow" w:eastAsia="Arial Narrow" w:hAnsi="Arial Narrow" w:cs="Arial Narrow"/>
+          <w:b/>
+          <w:sz w:val="16"/>
+          <w:szCs w:val="16"/>
+        </w:rPr>
         <w:tab/>
-        <w:t xml:space="preserve"/>
-      </w:r>
-      <w:r>
-        <w:rPr>
-          <w:rFonts w:ascii="Arial Narrow" w:eastAsia="Arial Narrow" w:hAnsi="Arial Narrow" w:cs="Arial Narrow"/>
-          <w:sz w:val="16"/>
-          <w:szCs w:val="16"/>
-        </w:rPr>
-        <w:tab/>
-      </w:r>
-      <w:r>
-        <w:rPr>
-          <w:rFonts w:ascii="Arial Narrow" w:eastAsia="Arial Narrow" w:hAnsi="Arial Narrow" w:cs="Arial Narrow"/>
-          <w:b/>
-          <w:sz w:val="16"/>
-          <w:szCs w:val="16"/>
-        </w:rPr>
         <w:t>LEY 29571, CÓDIGO DE PROTECCIÓN Y DEFENSA DEL CONSUMIDOR</w:t>
       </w:r>
       <w:r>
@@ -9926,7 +9927,6 @@
           <w:sz w:val="16"/>
           <w:szCs w:val="16"/>
         </w:rPr>
-        <w:tab/>
         <w:t xml:space="preserve"/>
       </w:r>
       <w:r>
@@ -10084,31 +10084,30 @@
           <w:sz w:val="16"/>
           <w:szCs w:val="16"/>
         </w:rPr>
+        <w:t xml:space="preserve"/>
+      </w:r>
+      <w:r>
+        <w:rPr>
+          <w:rFonts w:ascii="Arial Narrow" w:eastAsia="Arial Narrow" w:hAnsi="Arial Narrow" w:cs="Arial Narrow"/>
+          <w:sz w:val="16"/>
+          <w:szCs w:val="16"/>
+        </w:rPr>
+      </w:r>
+      <w:r>
+        <w:rPr>
+          <w:rFonts w:ascii="Arial Narrow" w:eastAsia="Arial Narrow" w:hAnsi="Arial Narrow" w:cs="Arial Narrow"/>
+          <w:b/>
+          <w:sz w:val="16"/>
+          <w:szCs w:val="16"/>
+        </w:rPr>
         <w:tab/>
-        <w:t xml:space="preserve"/>
-      </w:r>
-      <w:r>
-        <w:rPr>
-          <w:rFonts w:ascii="Arial Narrow" w:eastAsia="Arial Narrow" w:hAnsi="Arial Narrow" w:cs="Arial Narrow"/>
-          <w:sz w:val="16"/>
-          <w:szCs w:val="16"/>
-        </w:rPr>
-        <w:tab/>
-      </w:r>
-      <w:r>
-        <w:rPr>
-          <w:rFonts w:ascii="Arial Narrow" w:eastAsia="Arial Narrow" w:hAnsi="Arial Narrow" w:cs="Arial Narrow"/>
-          <w:b/>
-          <w:sz w:val="16"/>
-          <w:szCs w:val="16"/>
-        </w:rPr>
         <w:t>TEXTO ÚNICO ORDENADO DE LA LEY DEL PROCEDIMIENTO ADMINISTRATIVO GENERAL, aprobado mediante Decreto Supremo 006-2026-JUS y publicado el 30 de abril de 2026</w:t>
       </w:r>
     </w:p>
     <w:p>
       <w:pPr>
         <w:pStyle w:val="Textonotapie"/>
-        <w:ind w:left="1134" w:hanging="567"/>
+        <w:ind w:left="1134"/>
         <w:jc w:val="both"/>
         <w:rPr>
           <w:rFonts w:ascii="Arial Narrow" w:eastAsia="Arial Narrow" w:hAnsi="Arial Narrow" w:cs="Arial Narrow"/>
@@ -10132,7 +10131,7 @@
     <w:p>
       <w:pPr>
         <w:pStyle w:val="Textonotapie"/>
-        <w:ind w:left="1134" w:hanging="567"/>
+        <w:ind w:left="1134" w:hanging="1134"/>
         <w:jc w:val="both"/>
         <w:rPr>
           <w:rFonts w:ascii="Arial Narrow" w:eastAsia="Arial Narrow" w:hAnsi="Arial Narrow" w:cs="Arial Narrow"/>

--- a/plantillas_maestras/14_seguro_desempleo/negativa_cobertura/1_ddo_banco_o_financiera/varon/TPL_1791_2025_SEGURO_DESEMPLEO_NEGATIVA_COBERTURA_BANCO_VARON_R1.docx
+++ b/plantillas_maestras/14_seguro_desempleo/negativa_cobertura/1_ddo_banco_o_financiera/varon/TPL_1791_2025_SEGURO_DESEMPLEO_NEGATIVA_COBERTURA_BANCO_VARON_R1.docx
@@ -3423,7 +3423,7 @@
           <w:sz w:val="22"/>
           <w:szCs w:val="22"/>
         </w:rPr>
-        <w:t>que el hecho denunciado</w:t>
+        <w:t xml:space="preserve">que el hecho denunciado</w:t>
       </w:r>
       <w:r>
         <w:rPr>
@@ -3445,19 +3445,19 @@
           <w:sz w:val="22"/>
           <w:szCs w:val="22"/>
         </w:rPr>
-        <w:t>el proveedor denunciado habría brindado una respuesta inadecuada al reclamo presentado por el denunciante el 29 de mayo de 2025</w:t>
-      </w:r>
-      <w:r>
-        <w:rPr>
-          <w:rFonts w:ascii="Arial Narrow" w:eastAsia="Arial Narrow" w:hAnsi="Arial Narrow" w:cs="Arial Narrow"/>
-          <w:color w:val="000000"/>
-          <w:kern w:val="0"/>
-          <w:sz w:val="22"/>
-          <w:szCs w:val="22"/>
-          <w:lang w:eastAsia="es-PE"/>
-          <w14:ligatures w14:val="none"/>
-        </w:rPr>
-        <w:t>. Por consiguiente, corresponde calificar el hecho materia de denuncia</w:t>
+        <w:t xml:space="preserve">el proveedor denunciado habría brindado una respuesta inadecuada al reclamo presentado por el denunciante el 29 de mayo de 2025</w:t>
+      </w:r>
+      <w:r>
+        <w:rPr>
+          <w:rFonts w:ascii="Arial Narrow" w:eastAsia="Arial Narrow" w:hAnsi="Arial Narrow" w:cs="Arial Narrow"/>
+          <w:color w:val="000000"/>
+          <w:kern w:val="0"/>
+          <w:sz w:val="22"/>
+          <w:szCs w:val="22"/>
+          <w:lang w:eastAsia="es-PE"/>
+          <w14:ligatures w14:val="none"/>
+        </w:rPr>
+        <w:t xml:space="preserve">; involucraría una presunta afectación a su derecho de recibir respuestas adecuadas a los reclamos formulados. Por consiguiente, corresponde calificar el hecho materia de denuncia</w:t>
       </w:r>
       <w:r>
         <w:rPr>
@@ -3501,7 +3501,7 @@
           <w:sz w:val="22"/>
           <w:szCs w:val="22"/>
         </w:rPr>
-        <w:t>.</w:t>
+        <w:t xml:space="preserve">.</w:t>
       </w:r>
     </w:p>
     <w:p>
@@ -3565,7 +3565,7 @@
           <w:sz w:val="22"/>
           <w:szCs w:val="22"/>
         </w:rPr>
-        <w:t>que el hecho denunciado</w:t>
+        <w:t xml:space="preserve">que el hecho denunciado</w:t>
       </w:r>
       <w:r>
         <w:rPr>
@@ -3587,19 +3587,19 @@
           <w:sz w:val="22"/>
           <w:szCs w:val="22"/>
         </w:rPr>
-        <w:t>el proveedor denunciado habría brindado una respuesta inadecuada al reclamo presentado por el denunciante el 4 de junio de 2025</w:t>
-      </w:r>
-      <w:r>
-        <w:rPr>
-          <w:rFonts w:ascii="Arial Narrow" w:eastAsia="Arial Narrow" w:hAnsi="Arial Narrow" w:cs="Arial Narrow"/>
-          <w:color w:val="000000"/>
-          <w:kern w:val="0"/>
-          <w:sz w:val="22"/>
-          <w:szCs w:val="22"/>
-          <w:lang w:eastAsia="es-PE"/>
-          <w14:ligatures w14:val="none"/>
-        </w:rPr>
-        <w:t>. Por consiguiente, corresponde calificar el hecho materia de denuncia como una presunta infracción al</w:t>
+        <w:t xml:space="preserve">el proveedor denunciado habría brindado una respuesta inadecuada al reclamo presentado por el denunciante el 4 de junio de 2025</w:t>
+      </w:r>
+      <w:r>
+        <w:rPr>
+          <w:rFonts w:ascii="Arial Narrow" w:eastAsia="Arial Narrow" w:hAnsi="Arial Narrow" w:cs="Arial Narrow"/>
+          <w:color w:val="000000"/>
+          <w:kern w:val="0"/>
+          <w:sz w:val="22"/>
+          <w:szCs w:val="22"/>
+          <w:lang w:eastAsia="es-PE"/>
+          <w14:ligatures w14:val="none"/>
+        </w:rPr>
+        <w:t xml:space="preserve">; involucraría una presunta afectación a su derecho de recibir respuestas adecuadas a los reclamos formulados. Por consiguiente, corresponde calificar el hecho materia de denuncia como una presunta infracción al</w:t>
       </w:r>
       <w:r>
         <w:rPr>
@@ -3651,7 +3651,7 @@
           <w:sz w:val="22"/>
           <w:szCs w:val="22"/>
         </w:rPr>
-        <w:t>Adicionalmente</w:t>
+        <w:t xml:space="preserve">Adicionalmente</w:t>
       </w:r>
       <w:r>
         <w:rPr>
@@ -3683,7 +3683,7 @@
           <w:sz w:val="22"/>
           <w:szCs w:val="22"/>
         </w:rPr>
-        <w:t>que el hecho denunciado</w:t>
+        <w:t xml:space="preserve">que el hecho denunciado</w:t>
       </w:r>
       <w:r>
         <w:rPr>
@@ -3705,19 +3705,19 @@
           <w:sz w:val="22"/>
           <w:szCs w:val="22"/>
         </w:rPr>
-        <w:t>el proveedor denunciado no habría brindado una respuesta oportuna al reclamo presentado por el denunciante el 9 de junio de 2025</w:t>
-      </w:r>
-      <w:r>
-        <w:rPr>
-          <w:rFonts w:ascii="Arial Narrow" w:eastAsia="Arial Narrow" w:hAnsi="Arial Narrow" w:cs="Arial Narrow"/>
-          <w:color w:val="000000"/>
-          <w:kern w:val="0"/>
-          <w:sz w:val="22"/>
-          <w:szCs w:val="22"/>
-          <w:lang w:eastAsia="es-PE"/>
-          <w14:ligatures w14:val="none"/>
-        </w:rPr>
-        <w:t>. Por consiguiente, corresponde calificar el hecho materia de denuncia como una presunta infracción al</w:t>
+        <w:t xml:space="preserve">el proveedor denunciado no habría brindado una respuesta oportuna al reclamo presentado por el denunciante el 9 de junio de 2025</w:t>
+      </w:r>
+      <w:r>
+        <w:rPr>
+          <w:rFonts w:ascii="Arial Narrow" w:eastAsia="Arial Narrow" w:hAnsi="Arial Narrow" w:cs="Arial Narrow"/>
+          <w:color w:val="000000"/>
+          <w:kern w:val="0"/>
+          <w:sz w:val="22"/>
+          <w:szCs w:val="22"/>
+          <w:lang w:eastAsia="es-PE"/>
+          <w14:ligatures w14:val="none"/>
+        </w:rPr>
+        <w:t xml:space="preserve">; involucraría una presunta afectación a su derecho de recibir respuestas adecuadas a los reclamos formulados. Por consiguiente, corresponde calificar el hecho materia de denuncia como una presunta infracción al</w:t>
       </w:r>
       <w:r>
         <w:rPr>
@@ -5556,7 +5556,7 @@
           <w:sz w:val="22"/>
           <w:szCs w:val="22"/>
         </w:rPr>
-        <w:t xml:space="preserve">correr traslado de la presente resolución a Banco Internacional del Perú - Interbank S.A.A. para que, de conformidad con lo dispuesto por el artículo 26 de la Ley sobre Facultades, Normas y Organización del Indecopi, aprobada por Decreto Legislativo 807</w:t>
+        <w:t xml:space="preserve">correr traslado de la denuncia del 18 de julio de 2025 a Banco Internacional del Perú - Interbank S.A.A. para que, de conformidad con lo dispuesto por el artículo 26 de la Ley sobre Facultades, Normas y Organización del Indecopi, aprobada por Decreto Legislativo 807</w:t>
       </w:r>
       <w:r>
         <w:rPr>
